--- a/thesis/diploma.docx
+++ b/thesis/diploma.docx
@@ -246,7 +246,7 @@
         <w:pStyle w:val="FirstParagraph"/>
       </w:pPr>
       <w:r>
-        <w:t xml:space="preserve">Обсяг роботи — 52 сторінки, 9 ілюстрацій, 7 таблиць, 32 джерела посилань, 3 додатки.</w:t>
+        <w:t xml:space="preserve">Обсяг роботи — 56 сторінок, 9 ілюстрацій, 7 таблиць, 42 джерела посилань, 3 додатки.</w:t>
       </w:r>
     </w:p>
     <w:p>
@@ -278,31 +278,47 @@
         <w:pStyle w:val="BodyText"/>
       </w:pPr>
       <w:r>
-        <w:t xml:space="preserve">Мета роботи — розробити інструмент для викладача, який інтегрується з Google Classroom і за один прохід оцінює сабмішни обраного завдання за переліком окремих, незалежно інтерпретованих сигналів, не зводячи рішення до єдиного «відсотка плагіату».</w:t>
-      </w:r>
-    </w:p>
-    <w:p>
-      <w:pPr>
-        <w:pStyle w:val="BodyText"/>
-      </w:pPr>
-      <w:r>
-        <w:t xml:space="preserve">У роботі використано методи теорії інформаційного пошуку (k-шинглінг, MinHash, LSH), методи дистрибутивної семантики (речення-ембеддинги, наближений пошук найближчих сусідів за допомогою FAISS), правилову інженерію з прозорою оцінкою точності й відклику кожного правила, методи зовнішнього оцінювання на стандартних корпусах (PAN, HC3, M4). Інструменти розроблення: мова Python, бібліотеки datasketch, sentence-transformers, faiss-cpu, google-api-python-client, Streamlit, SQLite, scikit-learn, pandas.</w:t>
-      </w:r>
-    </w:p>
-    <w:p>
-      <w:pPr>
-        <w:pStyle w:val="BodyText"/>
-      </w:pPr>
-      <w:r>
-        <w:t xml:space="preserve">Результати роботи: проаналізовано наявні засоби виявлення плагіату й описано їх обмеження стосовно письмових сабмішнів у курсах із програмування; запропоновано двоканальну архітектуру внутрішньокогортного порівняння, що поєднує MinHash і речення-ембеддинги; розроблено таксономію правил для виявлення характерних слідів недбалого використання мовних моделей разом із методикою емпіричної оцінки точності кожного правила; реалізовано прозорий ранжувальник сигналів і дашборд для викладача; описано протокол оцінювання інструменту на корпусах PAN, HC3, M4.</w:t>
-      </w:r>
-    </w:p>
-    <w:p>
-      <w:pPr>
-        <w:pStyle w:val="BodyText"/>
-      </w:pPr>
-      <w:r>
-        <w:t xml:space="preserve">Робота продовжує тематику запобігання порушенням академічної доброчесності в системах дистанційного навчання. Результати можуть бути використані викладачами для попередньої перевірки письмових частин лабораторних робіт і проєктів у курсах із програмування, а також для побудови розширених систем академічного контролю на рівні кафедри або факультету. Подальший розвиток передбачає підтримку україномовних сабмішнів, інтеграцію з системами керування навчанням та розширення таксономії правил відповідно до зміни поведінки наявних мовних моделей.</w:t>
+        <w:t xml:space="preserve">Мета роботи — спроєктувати й реалізувати</w:t>
+      </w:r>
+      <w:r>
+        <w:t xml:space="preserve"> </w:t>
+      </w:r>
+      <w:r>
+        <w:rPr>
+          <w:bCs/>
+          <w:b/>
+        </w:rPr>
+        <w:t xml:space="preserve">відкритий, локально розгортуваний інструмент</w:t>
+      </w:r>
+      <w:r>
+        <w:t xml:space="preserve"> </w:t>
+      </w:r>
+      <w:r>
+        <w:t xml:space="preserve">для викладача, що інтегрує наявні в окремих комерційних і академічних рішеннях функції перевірки в єдиний дашборд, працює на сабмішнах англійською й українською мовами, не потребує платної підписки й не передає сабмішни за межі робочої станції викладача, а на рівні ухвалення рішень спирається на детерміновані методи замість ML-класифікаторів.</w:t>
+      </w:r>
+    </w:p>
+    <w:p>
+      <w:pPr>
+        <w:pStyle w:val="BodyText"/>
+      </w:pPr>
+      <w:r>
+        <w:t xml:space="preserve">У роботі використано методи теорії інформаційного пошуку (k-шинглінг, MinHash, LSH), методи дистрибутивної семантики (багатомовні речення-ембеддинги, наближений пошук найближчих сусідів за допомогою FAISS), правилову інженерію з прозорою оцінкою точності й відклику кожного правила, методи зовнішнього оцінювання на стандартних корпусах (PAN, HC3, M4). Інструменти розроблення: мова Python, бібліотеки datasketch, sentence-transformers, faiss-cpu, google-api-python-client, Streamlit, SQLite, scikit-learn, pandas.</w:t>
+      </w:r>
+    </w:p>
+    <w:p>
+      <w:pPr>
+        <w:pStyle w:val="BodyText"/>
+      </w:pPr>
+      <w:r>
+        <w:t xml:space="preserve">Результати роботи: проаналізовано наявні комерційні (Turnitin, Google Classroom Originality Reports, CopyLeaks) та академічні засоби виявлення плагіату й перелічено їхні обмеження стосовно безкоштовних тарифів, україномовних сабмішнів і вимог суверенітету даних; реалізовано двоканальну архітектуру внутрішньокогортного порівняння, що поєднує MinHash і речення-ембеддинги в одному модулі; розроблено детерміновану таксономію правил для виявлення характерних слідів недбалого використання мовних моделей разом із методикою емпіричної оцінки точності кожного правила; реалізовано прозорий ранжувальник сигналів і дашборд для викладача; описано протокол оцінювання інструменту на корпусах PAN, HC3, M4.</w:t>
+      </w:r>
+    </w:p>
+    <w:p>
+      <w:pPr>
+        <w:pStyle w:val="BodyText"/>
+      </w:pPr>
+      <w:r>
+        <w:t xml:space="preserve">Робота продовжує тематику запобігання порушенням академічної доброчесності в системах дистанційного навчання. Результати можуть бути використані викладачами українських вишів для попередньої перевірки письмових сабмішнів у курсах із програмування без оплати комерційних підписок, а також для побудови кафедральних або факультетських систем академічного контролю. Подальший розвиток передбачає розширення україномовного покриття таксономії, інтеграцію з іншими системами керування навчанням і оновлення таксономії правил відповідно до зміни поведінки наявних мовних моделей.</w:t>
       </w:r>
     </w:p>
     <w:bookmarkEnd w:id="21"/>
@@ -812,7 +828,15 @@
         <w:pStyle w:val="FirstParagraph"/>
       </w:pPr>
       <w:r>
-        <w:t xml:space="preserve">Сьогодні письмова частина студентських робіт у курсах із програмування — звіти про лабораторні, пояснювальні записки до проєктів, обґрунтування архітектурних рішень, аналіз результатів вимірювань — подається переважно в електронному вигляді через системи керування навчанням. У Київському національному університеті імені Тараса Шевченка значна частка таких сабмішнів проходить через сервіс Google Classroom і пов’язане з ним сховище Google Drive. Це відкриває нові можливості для автоматизованої перевірки на запозичення, але водночас оголює дві слабкі сторони наявних інструментів. По-перше, комерційні сервіси перевірки на плагіат, такі як Turnitin або Unicheck, добре виявляють збіги з відкритим вебом, проте не мають доступу до приватних робіт інших студентів усередині курсу й тим більше — до сабмішнів, поданих у попередніх семестрах. По-друге, з 2022 року масовою стала практика подачі робіт, написаних за допомогою великих мовних моделей; наявні детектори тексту ШІ дають високий рівень помилок і не пояснюють викладачеві, які саме фрагменти викликали підозру.</w:t>
+        <w:t xml:space="preserve">Сьогодні письмова частина студентських робіт у курсах із програмування — звіти про лабораторні, пояснювальні записки до проєктів, обґрунтування архітектурних рішень, аналіз результатів вимірювань — подається переважно в електронному вигляді через системи керування навчанням. У Київському національному університеті імені Тараса Шевченка значна частка таких сабмішнів проходить через сервіс Google Classroom. Питання автоматизованої перевірки на запозичення в цих умовах стає окремим практичним викликом, передусім для українських вишів. Комерційні рішення, які покривають типову задачу (Turnitin, CopyLeaks, платні рівні Google Classroom Originality Reports), коштують кілька десятків тисяч доларів на рік за інституційну ліцензію [33; 34; 36], а більшість з найкорисніших функцій — внутрішньокогортне порівняння й перевірка на парафраз — у безкоштовних тарифах недоступні. Англомовний фокус цих систем призводить до того, що україномовні сабмішни обслуговуються гірше або не обслуговуються взагалі: Turnitin AI Paraphrase Detection обмежений англійською [39]; Google Originality Reports пропускає суттєво перефразований матеріал навіть в англомовному режимі [37]. До цього додається питання передачі персональних даних і робіт студентів за межі України, актуалізоване в умовах воєнного стану.</w:t>
+      </w:r>
+    </w:p>
+    <w:p>
+      <w:pPr>
+        <w:pStyle w:val="BodyText"/>
+      </w:pPr>
+      <w:r>
+        <w:t xml:space="preserve">Окремою віссю проблеми стало масове використання великих мовних моделей. Існуючі ML-класифікатори типу CopyLeaks AI Detector чи Turnitin AI Writing Detection [38; 40] є чорними скриньками з відомими систематичними зміщеннями [26], непридатними до прямого цитування у звітах перед академічною комісією. Літературний фронт у відповідь розробляє таксономії підказок, які людина може застосувати самостійно [41].</w:t>
       </w:r>
     </w:p>
     <w:p>
@@ -836,15 +860,15 @@
         <w:pStyle w:val="BodyText"/>
       </w:pPr>
       <w:r>
-        <w:t xml:space="preserve">Актуальність роботи зумовлена двома процесами, що відбуваються одночасно. По-перше, поширення інструментів на основі мовних моделей зробило підготовку формального тексту дешевою настільки, що традиційні методи перевірки на текстовий збіг втрачають дискримінаційну здатність [22; 24]. По-друге, у Google Classroom не передбачено вбудованої перевірки на подібність між роботами різних студентів, а сторонні інтеграції покривають лише публічно доступні матеріали. Сполучення цих обставин створює вразливість на рівні навчального процесу й мотивує побудову інструменту, який працює саме з тим набором даних, що недоступний зовнішнім перевіркам.</w:t>
-      </w:r>
-    </w:p>
-    <w:p>
-      <w:pPr>
-        <w:pStyle w:val="BodyText"/>
-      </w:pPr>
-      <w:r>
-        <w:t xml:space="preserve">Мета роботи — спроєктувати й реалізувати інструмент для викладача, що інтегрується з Google Classroom і за один прохід оцінює сабмішни обраного завдання за переліком окремих, незалежно інтерпретованих сигналів, не зводячи остаточне рішення до єдиного балу.</w:t>
+        <w:t xml:space="preserve">Актуальність роботи зумовлена сполученням чотирьох чинників: (1) вартісним бар’єром перед українськими вишами на доступ до повного функціонала комерційних систем перевірки; (2) недостатнім покриттям україномовних сабмішнів англомовно орієнтованими сервісами, особливо в частині парафразу й машинної генерації; (3) задокументованими обмеженнями ML-класифікаторів машинно-згенерованого тексту, що робить їх непридатними до прямого академічного провадження; (4) потребою у локальному розгортанні, що зберігає сабмішни в межах інфраструктури навчального закладу. Жоден окремий компонент роботи не є технічно новим; внесок полягає в інтеграції наявних методів у самодостатній відкритий інструмент, придатний до експлуатації у вищезгаданих умовах без платних залежностей.</w:t>
+      </w:r>
+    </w:p>
+    <w:p>
+      <w:pPr>
+        <w:pStyle w:val="BodyText"/>
+      </w:pPr>
+      <w:r>
+        <w:t xml:space="preserve">Мета роботи — спроєктувати й реалізувати відкритий, локально розгортуваний інструмент для викладача, що інтегрується з Google Classroom і за один прохід оцінює сабмішни обраного завдання за переліком окремих, незалежно інтерпретованих сигналів, працює англійською та українською мовами, а на рівні ухвалення рішень спирається на детерміновані методи без проміжного ML-класифікатора.</w:t>
       </w:r>
     </w:p>
     <w:p>
@@ -928,7 +952,7 @@
       </w:r>
     </w:p>
     <w:bookmarkEnd w:id="24"/>
-    <w:bookmarkStart w:id="33" w:name="X8d390b245f0accf360ae2eb9009881d55498d17"/>
+    <w:bookmarkStart w:id="35" w:name="X8d390b245f0accf360ae2eb9009881d55498d17"/>
     <w:p>
       <w:pPr>
         <w:pStyle w:val="Heading1"/>
@@ -971,7 +995,7 @@
       </w:r>
     </w:p>
     <w:bookmarkEnd w:id="25"/>
-    <w:bookmarkStart w:id="29" w:name="X8c77a5d9daae81eada6b8cbb59cf2a3f83f52ce"/>
+    <w:bookmarkStart w:id="31" w:name="X8c77a5d9daae81eada6b8cbb59cf2a3f83f52ce"/>
     <w:p>
       <w:pPr>
         <w:pStyle w:val="Heading2"/>
@@ -985,16 +1009,16 @@
         <w:pStyle w:val="FirstParagraph"/>
       </w:pPr>
       <w:r>
-        <w:t xml:space="preserve">За способом організації порівняння наявні засоби виявлення плагіату розпадаються на дві слабо перетинні групи: інструменти для текстових сабмішнів і інструменти для сабмішнів вихідного коду. Хоча обидві групи розв’язують зовнішньо подібну задачу, методи й типові набори даних у них різні.</w:t>
-      </w:r>
-    </w:p>
-    <w:bookmarkStart w:id="26" w:name="інструменти-для-текстових-сабмішнів"/>
+        <w:t xml:space="preserve">Поле автоматизованих засобів виявлення академічного плагіату ділиться на три перетинні групи: загальні системи перевірки текстів, сервіси перевірки сорсів програм, окремі детектори машинно-згенерованого тексту. Кожна група має комерційних і вільних представників; у комерційному сегменті за останні два роки відбулися істотні зміни, які слід окремо проаналізувати, перш ніж формулювати завдання цієї роботи.</w:t>
+      </w:r>
+    </w:p>
+    <w:bookmarkStart w:id="26" w:name="загальні-системи-перевірки-текстів"/>
     <w:p>
       <w:pPr>
         <w:pStyle w:val="Heading3"/>
       </w:pPr>
       <w:r>
-        <w:t xml:space="preserve">Інструменти для текстових сабмішнів</w:t>
+        <w:t xml:space="preserve">Загальні системи перевірки текстів</w:t>
       </w:r>
     </w:p>
     <w:p>
@@ -1002,33 +1026,97 @@
         <w:pStyle w:val="FirstParagraph"/>
       </w:pPr>
       <w:r>
-        <w:t xml:space="preserve">Серед широко вживаних комерційних систем перевірки тексту найвідоміші Turnitin, CopyLeaks, Unicheck та StrikePlagiarism. Усі вони побудовані на схожій схемі: вхідний документ розбивається на n-грами або шинглі; для кожного фрагмента виконується пошук у внутрішньому індексі, який містить мільярди веб-сторінок, наукових публікацій та раніше перевірених документів інших клієнтів. Звіт повертає перелік знайдених джерел і відсоток підсвічених фрагментів. Уже у [12] зазначено, що ця схема ефективна стосовно дослівних запозичень, але вразлива до перефразування й до запозичень з документів, не індексованих у внутрішній базі.</w:t>
-      </w:r>
-    </w:p>
-    <w:p>
-      <w:pPr>
-        <w:pStyle w:val="BodyText"/>
-      </w:pPr>
-      <w:r>
-        <w:t xml:space="preserve">Маненка теоретичних і прикладних робіт оцінювання якості таких систем закріплена за щорічним змаганням PAN (Plagiarism Analysis, Authorship Identification, and Near-Duplicate Detection), у якому з 2007 року оприлюднюються стандартизовані корпуси й оцінювальні протоколи. Корпус PAN-2014 [13] до сьогодні використовується як еталон для оцінки точності та відклику алгоритмів пошуку джерел плагіату.</w:t>
-      </w:r>
-    </w:p>
-    <w:p>
-      <w:pPr>
-        <w:pStyle w:val="BodyText"/>
-      </w:pPr>
-      <w:r>
-        <w:t xml:space="preserve">Принципове обмеження комерційних інструментів для досліджуваної предметної області полягає не в якості їхніх алгоритмів, а в наборі даних, до яких вони мають доступ. Сабмішни, подані студентами одного курсу через Google Classroom, потрапляють до приватного простору викладача й не передаються комерційному провайдеру перевірки за замовчуванням. Ні Turnitin, ні Unicheck не порівнюватимуть роботу студента А з роботою студента Б у тому самому курсі того самого семестру, якщо викладач не завантажив обидві роботи окремо. Як наслідок, найвразливіший канал плагіату в навчальному процесі — копіювання у товаришів — лишається неконтрольованим саме цими інструментами.</w:t>
+        <w:t xml:space="preserve">Найвідоміші комерційні системи цього сегмента — Turnitin, Google Classroom Originality Reports, CopyLeaks, Unicheck (з 2020 року — частина Turnitin під брендом Turnitin Similarity). Їхні базові алгоритми спираються на n-грамне фінгерпринтування й пошук у внутрішніх індексах: вхідний документ розбивається на шинглі, для кожного шингля виконується пошук у мільярдах веб-сторінок, наукових публікацій і раніше переданих документів. Звіт повертає перелік знайдених джерел і відсоток підсвічених фрагментів. У межах одного завдання Turnitin виконує окрему процедуру виявлення співпраці (collusion check) — порівняння сабмішнів між собою з підсвічуванням взаємних збігів [33]. Google Classroom Originality Reports для облікових записів з ліцензією Workspace for Education Plus підтримує функцію School Matches, яка зберігає сабмішни у приватному репозиторії школи й порівнює нові сабмішни з раніше поданими [34; 35]. CopyLeaks для корпоративного й освітнього використання надає Shared Data Hub з опцією Internal Protection, що запобігає повторному використанню робіт у межах інституції [36].</w:t>
+      </w:r>
+    </w:p>
+    <w:p>
+      <w:pPr>
+        <w:pStyle w:val="BodyText"/>
+      </w:pPr>
+      <w:r>
+        <w:t xml:space="preserve">Двосторонній збіг між сабмішнами одного завдання, отже, перебуває в полі зору перелічених інструментів. Що залишається поза їхнім робочим контуром, доцільніше формулювати конкретніше:</w:t>
+      </w:r>
+    </w:p>
+    <w:p>
+      <w:pPr>
+        <w:pStyle w:val="BodyText"/>
+      </w:pPr>
+      <w:r>
+        <w:t xml:space="preserve">—</w:t>
+      </w:r>
+      <w:r>
+        <w:t xml:space="preserve"> </w:t>
+      </w:r>
+      <w:r>
+        <w:rPr>
+          <w:bCs/>
+          <w:b/>
+        </w:rPr>
+        <w:t xml:space="preserve">Парафраз як виклик.</w:t>
+      </w:r>
+      <w:r>
+        <w:t xml:space="preserve"> </w:t>
+      </w:r>
+      <w:r>
+        <w:t xml:space="preserve">Документація Google Originality Reports прямо констатує, що інструмент налаштований передусім на дослівні збіги з індексованим вебом і пропускає «суттєво перефразований» матеріал [37]. У Turnitin з 2024 року окремо випущено модель AI Paraphrase Detection, доступну лише для англомовних сабмішнів і лише в платних тарифах [38; 39]. Україномовні сабмішни нею не покриваються.</w:t>
+      </w:r>
+    </w:p>
+    <w:p>
+      <w:pPr>
+        <w:pStyle w:val="BodyText"/>
+      </w:pPr>
+      <w:r>
+        <w:t xml:space="preserve">—</w:t>
+      </w:r>
+      <w:r>
+        <w:t xml:space="preserve"> </w:t>
+      </w:r>
+      <w:r>
+        <w:rPr>
+          <w:bCs/>
+          <w:b/>
+        </w:rPr>
+        <w:t xml:space="preserve">Ціна доступу.</w:t>
+      </w:r>
+      <w:r>
+        <w:t xml:space="preserve"> </w:t>
+      </w:r>
+      <w:r>
+        <w:t xml:space="preserve">Інституційна підписка на Turnitin для українських вишів становить десятки тисяч доларів на рік; CopyLeaks тарифікується похвильово в перерахунку на сторінки; функція School Matches у Google Originality Reports доступна тільки в платних ліцензіях Workspace for Education (Standard, Plus, Teaching and Learning) — Education Fundamentals обмежує безкоштовний обсяг п’ятьма перевірками на одне завдання [34]. Викладачі, які працюють у безкоштовній конфігурації, не мають доступу до основного сценарію виявлення співпраці.</w:t>
+      </w:r>
+    </w:p>
+    <w:p>
+      <w:pPr>
+        <w:pStyle w:val="BodyText"/>
+      </w:pPr>
+      <w:r>
+        <w:t xml:space="preserve">—</w:t>
+      </w:r>
+      <w:r>
+        <w:t xml:space="preserve"> </w:t>
+      </w:r>
+      <w:r>
+        <w:rPr>
+          <w:bCs/>
+          <w:b/>
+        </w:rPr>
+        <w:t xml:space="preserve">Суверенітет даних.</w:t>
+      </w:r>
+      <w:r>
+        <w:t xml:space="preserve"> </w:t>
+      </w:r>
+      <w:r>
+        <w:t xml:space="preserve">Передача робіт студентів на сервери в юрисдикції США тягне за собою обмеження, пов’язані із захистом персональних даних і авторськими правами; для частини українських навчальних закладів це самостійна підстава шукати локально розгортувані альтернативи.</w:t>
       </w:r>
     </w:p>
     <w:bookmarkEnd w:id="26"/>
-    <w:bookmarkStart w:id="27" w:name="інструменти-для-вихідного-коду"/>
+    <w:bookmarkStart w:id="27" w:name="сервіси-перевірки-сорсів-програм"/>
     <w:p>
       <w:pPr>
         <w:pStyle w:val="Heading3"/>
       </w:pPr>
       <w:r>
-        <w:t xml:space="preserve">Інструменти для вихідного коду</w:t>
+        <w:t xml:space="preserve">Сервіси перевірки сорсів програм</w:t>
       </w:r>
     </w:p>
     <w:p>
@@ -1036,25 +1124,25 @@
         <w:pStyle w:val="FirstParagraph"/>
       </w:pPr>
       <w:r>
-        <w:t xml:space="preserve">Серед засобів перевірки програмного коду найдовшу історію має система Moss (Measure of Software Similarity), запропонована Шлеймером, Вілкерсоном і Айкеном [9]. У її основі — алгоритм Winnowing, що обирає з потоку гешів k-грам коду підмножину локально-мінімальних відбитків і порівнює сабмішни за перетином цих відбитків. JPlag [10] використовує токенізацію з нормалізацією ідентифікаторів і алгоритм greedy string tiling. Сучасніший Dolos [11] застосовує подібні ідеї, доповнені візуалізацією збігів у середовищі онлайн-курсу.</w:t>
-      </w:r>
-    </w:p>
-    <w:p>
-      <w:pPr>
-        <w:pStyle w:val="BodyText"/>
-      </w:pPr>
-      <w:r>
-        <w:t xml:space="preserve">У межах цієї роботи інструменти для коду розглядаються як ортогональні до запропонованого засобу. Вони працюють з артефактом одного типу — сорсами програм; запропонований інструмент працює з іншим типом артефактів — пояснювальними текстами, звітами, обґрунтуваннями архітектурних рішень. У реальному навчальному процесі обидва типи перевірок доповнюють один одного: збіг у коді з високою ймовірністю свідчить про колаборацію, але приховання колаборації переписуванням пояснювальної записки лишається поза полем зору Moss або JPlag.</w:t>
+        <w:t xml:space="preserve">Серед засобів перевірки програмного коду найдовшу історію має Moss (Measure of Software Similarity), запропонована Шлеймером, Вілкерсоном і Айкеном [9]. У її основі — алгоритм Winnowing, який обирає з потоку гешів k-грам коду підмножину локально-мінімальних відбитків і порівнює сабмішни за їх перетином. JPlag [10] використовує токенізацію з нормалізацією ідентифікаторів та алгоритм жадного зіставлення рядків. Сучасніший Dolos [11] застосовує подібні ідеї з підтримкою багатьох мов програмування й інтерактивною візуалізацією збігів у середовищі онлайн-курсу.</w:t>
+      </w:r>
+    </w:p>
+    <w:p>
+      <w:pPr>
+        <w:pStyle w:val="BodyText"/>
+      </w:pPr>
+      <w:r>
+        <w:t xml:space="preserve">Перелічені сервіси орієнтовані на сорси, тоді як запропонований у роботі засіб орієнтований на пояснювальні тексти, звіти, обґрунтування архітектурних рішень — ту частину студентських сабмішнів, яка супроводжує код. У реальному навчальному процесі обидва типи перевірок доповнюють один одного: збіг у сорсах із високою ймовірністю свідчить про співпрацю, але приховання співпраці переписуванням пояснювальної записки залишається поза полем зору Moss, JPlag і Dolos.</w:t>
       </w:r>
     </w:p>
     <w:bookmarkEnd w:id="27"/>
-    <w:bookmarkStart w:id="28" w:name="X7cbec358ea325f244bd6d1820ac47bb126567f9"/>
+    <w:bookmarkStart w:id="28" w:name="детектори-машинно-згенерованого-тексту"/>
     <w:p>
       <w:pPr>
         <w:pStyle w:val="Heading3"/>
       </w:pPr>
       <w:r>
-        <w:t xml:space="preserve">Засоби виявлення тексту, написаного мовною моделлю</w:t>
+        <w:t xml:space="preserve">Детектори машинно-згенерованого тексту</w:t>
       </w:r>
     </w:p>
     <w:p>
@@ -1062,26 +1150,171 @@
         <w:pStyle w:val="FirstParagraph"/>
       </w:pPr>
       <w:r>
-        <w:t xml:space="preserve">З 2022 року з’явилися окремі інструменти на кшталт GPTZero, OpenAI Text Classifier (припинений у 2023 році) та академічного DetectGPT [25]. Сильна сторона ідейного підходу DetectGPT — нульова потреба в розмічених даних: класифікація ґрунтується на властивості, що ймовірності машинно-згенерованих текстів утворюють локальні максимуми в просторі логарифмічної правдоподібності генератора. Слабкість цього і близьких до нього методів задокументована: Садасіван зі співавторами [24] аналітично показує, що для достатньо вмілих моделей і достатньо складних перифразів задача надійного розрізнення стає невирішною; Лян зі співавторами [26] емпірично демонструє, що детектори системно вищим частотою хибних спрацювань карають носіїв англійської мови як другої. У роботі [27] зведений бенчмарк MGTBench показав, що навіть найкращі сучасні детектори демонструють істотне падіння якості при доменному зсуві між тренувальним і тестовим розподілом.</w:t>
-      </w:r>
-    </w:p>
-    <w:p>
-      <w:pPr>
-        <w:pStyle w:val="BodyText"/>
-      </w:pPr>
-      <w:r>
-        <w:t xml:space="preserve">Звідси випливає вмотивована позиція: загального класифікатора «текст ШІ — текст людини» в інструменті, що описаний у цій роботі, немає. Замість нього застосовується таксономія правил, кожне з яких спрямоване на конкретний характерний слід — преамбулу, відмову, типографічний артефакт, шаблонну структуру. Така позиція добре узгоджується з принципом інтерпретованості, який вимагає методика [4].</w:t>
+        <w:t xml:space="preserve">З кінця 2022 року з’явилися окремі інструменти на кшталт GPTZero, OpenAI Text Classifier (припинений у 2023 році) та академічного DetectGPT [25]. Комерційні системи перевірки додали власні класифікатори: CopyLeaks AI Detector з функцією AI Phrases, що підсвічує речення з рівнем впевненості [36; 40]; Turnitin AI Writing Detection (липень 2023) і Turnitin AI Bypasser Detection (2025) для виявлення тексту, перепарафразованого спеціалізованими сервісами [39].</w:t>
+      </w:r>
+    </w:p>
+    <w:p>
+      <w:pPr>
+        <w:pStyle w:val="BodyText"/>
+      </w:pPr>
+      <w:r>
+        <w:t xml:space="preserve">Усі перелічені детектори побудовані на машинному навчанні й мають кілька задокументованих обмежень, які прямо стосуються академічного контексту:</w:t>
+      </w:r>
+    </w:p>
+    <w:p>
+      <w:pPr>
+        <w:pStyle w:val="BodyText"/>
+      </w:pPr>
+      <w:r>
+        <w:t xml:space="preserve">—</w:t>
+      </w:r>
+      <w:r>
+        <w:t xml:space="preserve"> </w:t>
+      </w:r>
+      <w:r>
+        <w:rPr>
+          <w:bCs/>
+          <w:b/>
+        </w:rPr>
+        <w:t xml:space="preserve">Систематичні зміщення.</w:t>
+      </w:r>
+      <w:r>
+        <w:t xml:space="preserve"> </w:t>
+      </w:r>
+      <w:r>
+        <w:t xml:space="preserve">Лян зі співавторами [26] емпірично показав, що готові детектори ШІ-тексту суттєво частіше хибно класифікують роботи носіїв англійської мови як другої. Українські академічні тексти, написані англійською, потрапляють у те саме розподілення.</w:t>
+      </w:r>
+    </w:p>
+    <w:p>
+      <w:pPr>
+        <w:pStyle w:val="BodyText"/>
+      </w:pPr>
+      <w:r>
+        <w:t xml:space="preserve">—</w:t>
+      </w:r>
+      <w:r>
+        <w:t xml:space="preserve"> </w:t>
+      </w:r>
+      <w:r>
+        <w:rPr>
+          <w:bCs/>
+          <w:b/>
+        </w:rPr>
+        <w:t xml:space="preserve">Неможливість надійного розрізнення в загальному вигляді.</w:t>
+      </w:r>
+      <w:r>
+        <w:t xml:space="preserve"> </w:t>
+      </w:r>
+      <w:r>
+        <w:t xml:space="preserve">Садасіван зі співавторами [24] аналітично показує, що для достатньо вмілих моделей і достатньо складних перифразів задача надійного розрізнення «текст людини — текст машини» наближається до невирішної.</w:t>
+      </w:r>
+    </w:p>
+    <w:p>
+      <w:pPr>
+        <w:pStyle w:val="BodyText"/>
+      </w:pPr>
+      <w:r>
+        <w:t xml:space="preserve">—</w:t>
+      </w:r>
+      <w:r>
+        <w:t xml:space="preserve"> </w:t>
+      </w:r>
+      <w:r>
+        <w:rPr>
+          <w:bCs/>
+          <w:b/>
+        </w:rPr>
+        <w:t xml:space="preserve">Падіння точності за зсуву домену.</w:t>
+      </w:r>
+      <w:r>
+        <w:t xml:space="preserve"> </w:t>
+      </w:r>
+      <w:r>
+        <w:t xml:space="preserve">Бенчмарк MGTBench [27] фіксує істотну втрату якості, коли тестовий розподіл відрізняється від тренувального; для академічних текстів, що часто стилістично відрізняються від тренувальних корпусів, це означає нестабільні рішення.</w:t>
+      </w:r>
+    </w:p>
+    <w:p>
+      <w:pPr>
+        <w:pStyle w:val="BodyText"/>
+      </w:pPr>
+      <w:r>
+        <w:t xml:space="preserve">—</w:t>
+      </w:r>
+      <w:r>
+        <w:t xml:space="preserve"> </w:t>
+      </w:r>
+      <w:r>
+        <w:rPr>
+          <w:bCs/>
+          <w:b/>
+        </w:rPr>
+        <w:t xml:space="preserve">Чорна скринька на рівні рішення.</w:t>
+      </w:r>
+      <w:r>
+        <w:t xml:space="preserve"> </w:t>
+      </w:r>
+      <w:r>
+        <w:t xml:space="preserve">Прозорість оцінок AI Phrases чи Turnitin AI Writing Score обмежена візуальним підсвічуванням; обґрунтувати оцінку перед академічною комісією як докази порушення доброчесності утруднено. Літературний фронт у відповідь розробляє таксономії ознак, які людина може застосувати самостійно [41]; такі роботи опосередковано підтверджують потребу в детермінованих, а не статистичних інструментах для academic-integrity-сценаріїв.</w:t>
       </w:r>
     </w:p>
     <w:bookmarkEnd w:id="28"/>
+    <w:bookmarkStart w:id="29" w:name="X29c63f54d8a478db804854ace7b615be2af50e3"/>
+    <w:p>
+      <w:pPr>
+        <w:pStyle w:val="Heading3"/>
+      </w:pPr>
+      <w:r>
+        <w:t xml:space="preserve">Гібридні підходи в академічних публікаціях</w:t>
+      </w:r>
+    </w:p>
+    <w:p>
+      <w:pPr>
+        <w:pStyle w:val="FirstParagraph"/>
+      </w:pPr>
+      <w:r>
+        <w:t xml:space="preserve">Окрім комерційних інструментів, у літературі останніх років опубліковано низку гібридних схем, що поєднують класичні n-грамні фінгерпринти з нейронними речення-ембеддингами. Зокрема, у [42] запропоновано BERT-Enhanced Retrieval Tool for Homework Plagiarism Detection — інструмент, у якому BERT-ембеддинги поєднані з пошуком найближчих сусідів через FAISS, спеціально для сценарію виявлення запозичень у домашніх завданнях. Запропонований у цій роботі засіб спирається на ту саму методологічну ідею (поєднання сублексичних і семантичних сигналів), але реалізує її як прозорий двоканальний пайплайн без проміжного нейронного класифікатора рішень, із відкритим кодом і локальною інсталяцією.</w:t>
+      </w:r>
+    </w:p>
     <w:bookmarkEnd w:id="29"/>
-    <w:bookmarkStart w:id="30" w:name="X530aca4735a1b6079c724175a0afe95608f6d8e"/>
+    <w:bookmarkStart w:id="30" w:name="висновок-з-огляду"/>
+    <w:p>
+      <w:pPr>
+        <w:pStyle w:val="Heading3"/>
+      </w:pPr>
+      <w:r>
+        <w:t xml:space="preserve">Висновок з огляду</w:t>
+      </w:r>
+    </w:p>
+    <w:p>
+      <w:pPr>
+        <w:pStyle w:val="FirstParagraph"/>
+      </w:pPr>
+      <w:r>
+        <w:t xml:space="preserve">Кожна окрема функція, на якій базується запропонований засіб (внутрішньокогортна перевірка, парафразо-стійке порівняння, виявлення артефактів недбалого використання мовних моделей), уже наявна в окремих комерційних або академічних системах. Внесок роботи — не у винаході нової техніки виявлення, а в</w:t>
+      </w:r>
+      <w:r>
+        <w:t xml:space="preserve"> </w:t>
+      </w:r>
+      <w:r>
+        <w:rPr>
+          <w:bCs/>
+          <w:b/>
+        </w:rPr>
+        <w:t xml:space="preserve">інтеграції перелічених функцій в єдиний локально розгортуваний відкритий інструмент із детермінованою методологією</w:t>
+      </w:r>
+      <w:r>
+        <w:t xml:space="preserve">, що (а) знімає вартісний бар’єр для викладачів, які працюють у безкоштовних або обмежених тарифах систем керування навчанням, (б) свідомо відмовляється від ML-класифікаторів на рівні прийняття рішень і будує перевірку на детермінованих правилах із виміряною точністю, (в) одразу підтримує україномовні сабмішни через багатомовну модель речення-ембеддингів і україномовний шар таксономії правил.</w:t>
+      </w:r>
+    </w:p>
+    <w:bookmarkEnd w:id="30"/>
+    <w:bookmarkEnd w:id="31"/>
+    <w:bookmarkStart w:id="32" w:name="X3a5d395846a2263a8308c4d8000b07ab21a5a01"/>
     <w:p>
       <w:pPr>
         <w:pStyle w:val="Heading2"/>
       </w:pPr>
       <w:r>
-        <w:t xml:space="preserve">1.3 Письмові сабмішни в Google Classroom як прогалина наявних інструментів</w:t>
+        <w:t xml:space="preserve">1.3 Український контекст і запит на локальне відкрите рішення</w:t>
       </w:r>
     </w:p>
     <w:p>
@@ -1089,43 +1322,35 @@
         <w:pStyle w:val="FirstParagraph"/>
       </w:pPr>
       <w:r>
-        <w:t xml:space="preserve">Google Classroom широко використовується у вищій школі як засіб роздачі завдань, збору сабмішнів і ведення оцінювань. У межах одного завдання викладач отримує доступ до файлів сабмішнів кожного студента (типово — у форматі Google Doc, PDF або DOCX). Між викладачами доступ до сабмішнів за замовчуванням закритий, навіть у межах одного курсу між його паралельними потоками. Як наслідок, з’являється систематична прогалина у трьох вимірах:</w:t>
-      </w:r>
-    </w:p>
-    <w:p>
-      <w:pPr>
-        <w:pStyle w:val="BodyText"/>
-      </w:pPr>
-      <w:r>
-        <w:t xml:space="preserve">— по-перше, сабмішни поточного завдання приватні для викладача й недоступні для перевірки в комерційних системах без явного експорту, що рідко відбувається в реальному робочому процесі;</w:t>
-      </w:r>
-    </w:p>
-    <w:p>
-      <w:pPr>
-        <w:pStyle w:val="BodyText"/>
-      </w:pPr>
-      <w:r>
-        <w:t xml:space="preserve">— по-друге, сабмішни попередніх років зберігаються в окремих курсах, у які поточний викладач може не мати доступу, тому реальний канал міжсеместрового запозичення лишається непокритим;</w:t>
-      </w:r>
-    </w:p>
-    <w:p>
-      <w:pPr>
-        <w:pStyle w:val="BodyText"/>
-      </w:pPr>
-      <w:r>
-        <w:t xml:space="preserve">— по-третє, навіть наявні інструменти, які мають інтеграцію з Classroom (зокрема Originality reports у Google Workspace for Education), порівнюють кожен сабмішн із вебом і з невеликим набором супутніх документів, але не з іншими сабмішнами в межах того самого завдання.</w:t>
-      </w:r>
-    </w:p>
-    <w:p>
-      <w:pPr>
-        <w:pStyle w:val="BodyText"/>
-      </w:pPr>
-      <w:r>
-        <w:t xml:space="preserve">Цей розрив формує операційну нішу для запропонованого інструменту: внутрішня перевірка на подібність у межах когорти й між когортами, з прозорим звітом про доказову базу для кожної пари «підозрілий — джерело».</w:t>
-      </w:r>
-    </w:p>
-    <w:bookmarkEnd w:id="30"/>
-    <w:bookmarkStart w:id="31" w:name="X5735c96c8c83c79cd69561cce273d31732ea4fa"/>
+        <w:t xml:space="preserve">Google Classroom широко використовується у вищій школі України як засіб роздачі завдань, збору сабмішнів і ведення оцінювань. У безкоштовній конфігурації Education Fundamentals, яка є типовою для українських вишів, викладач отримує доступ до файлів сабмішнів кожного студента, але не має доступу до основних механізмів виявлення співпраці комерційних систем: School Matches в Originality Reports потребує платної ліцензії Workspace for Education Plus або Teaching and Learning [34; 35], повноцінний доступ до Turnitin або CopyLeaks вимагає корпоративної підписки [33; 36]. Через це найвразливіший канал плагіату в навчальному процесі — переписування у товаришів — у багатьох українських курсах залишається без автоматизованої перевірки.</w:t>
+      </w:r>
+    </w:p>
+    <w:p>
+      <w:pPr>
+        <w:pStyle w:val="BodyText"/>
+      </w:pPr>
+      <w:r>
+        <w:t xml:space="preserve">До цього додається мовне обмеження. Turnitin AI Paraphrase Detection обслуговує лише англомовні сабмішни [39]. CopyLeaks AI Detector найкраще працює з англійською; для україномовних текстів якість моделей машинно-згенерованого тексту не задокументована. Google Originality Reports, за документацією, пропускає суттєво перефразований матеріал навіть для англійської [37]. Україномовні сабмішни в курсах із програмування поширені, але систематично не покриваються комерційними сервісами на рівні парафразу й артефактів машинної генерації.</w:t>
+      </w:r>
+    </w:p>
+    <w:p>
+      <w:pPr>
+        <w:pStyle w:val="BodyText"/>
+      </w:pPr>
+      <w:r>
+        <w:t xml:space="preserve">Третій чинник — суверенітет даних. Передача робіт студентів на сервери комерційних провайдерів у юрисдикції третіх країн вимагає окремих юридичних узгоджень, а в умовах війни — додаткових застережень. Локально розгортуваний інструмент, який не передає сабмішни за межі робочої станції викладача або кафедральної інфраструктури, знімає цю групу обмежень за побудовою.</w:t>
+      </w:r>
+    </w:p>
+    <w:p>
+      <w:pPr>
+        <w:pStyle w:val="BodyText"/>
+      </w:pPr>
+      <w:r>
+        <w:t xml:space="preserve">Сполучення трьох чинників — вартість, мова, суверенітет — формує запит на відкритий інструмент, який працює локально й не потребує платної підписки, підтримує україномовні сабмішни на рівні алгоритмів і даних, забезпечує самостійну перевірку всередині курсу без зовнішніх залежностей. Розроблений у цій роботі засіб орієнтований саме на такий запит.</w:t>
+      </w:r>
+    </w:p>
+    <w:bookmarkEnd w:id="32"/>
+    <w:bookmarkStart w:id="33" w:name="X5735c96c8c83c79cd69561cce273d31732ea4fa"/>
     <w:p>
       <w:pPr>
         <w:pStyle w:val="Heading2"/>
@@ -1181,8 +1406,8 @@
         <w:t xml:space="preserve">Запропонований інструмент будує таксономію саме навколо таких артефактів. Кожне правило супроводжується описом ознаки, прикладом доказу й, після оцінювання на корпусах HC3 [22] та M4 [23], — числами точності й відклику. Інструмент не намагається класифікувати весь текст, а підсвічує конкретні фрагменти, які варті уваги викладача.</w:t>
       </w:r>
     </w:p>
-    <w:bookmarkEnd w:id="31"/>
-    <w:bookmarkStart w:id="32" w:name="постановка-завдання"/>
+    <w:bookmarkEnd w:id="33"/>
+    <w:bookmarkStart w:id="34" w:name="постановка-завдання"/>
     <w:p>
       <w:pPr>
         <w:pStyle w:val="Heading2"/>
@@ -1196,7 +1421,23 @@
         <w:pStyle w:val="FirstParagraph"/>
       </w:pPr>
       <w:r>
-        <w:t xml:space="preserve">З огляду на сказане, основна задача цієї роботи формулюється так. Спроєктувати й реалізувати інструмент, що:</w:t>
+        <w:t xml:space="preserve">З огляду на сказане в підрозділах 1.1–1.4, основна задача цієї роботи — спроєктувати й реалізувати</w:t>
+      </w:r>
+      <w:r>
+        <w:t xml:space="preserve"> </w:t>
+      </w:r>
+      <w:r>
+        <w:rPr>
+          <w:bCs/>
+          <w:b/>
+        </w:rPr>
+        <w:t xml:space="preserve">відкритий, локально розгортуваний інструмент</w:t>
+      </w:r>
+      <w:r>
+        <w:t xml:space="preserve"> </w:t>
+      </w:r>
+      <w:r>
+        <w:t xml:space="preserve">для викладача, що поєднує наявні в окремих комерційних і академічних рішеннях функції перевірки в єдиний дашборд із детермінованою методологією й без обов’язкових платних залежностей. Принципові вимоги до інструменту:</w:t>
       </w:r>
     </w:p>
     <w:p>
@@ -1212,44 +1453,81 @@
         <w:pStyle w:val="BodyText"/>
       </w:pPr>
       <w:r>
-        <w:t xml:space="preserve">б) виконує крос-сабмішне порівняння за двома взаємодоповнювальними каналами — точного збігу (MinHash + LSH) та парафразного збігу (речення-ембеддинги + FAISS) — і повертає, для кожної пари сабмішнів, перелік підсвічених спанів зі зведенням за обома каналами;</w:t>
-      </w:r>
-    </w:p>
-    <w:p>
-      <w:pPr>
-        <w:pStyle w:val="BodyText"/>
-      </w:pPr>
-      <w:r>
-        <w:t xml:space="preserve">в) виконує перевірку на наявність артефактів недбалого використання мовних моделей за фіксованою таксономією правил, кожне з яких має вимірювані характеристики точності;</w:t>
-      </w:r>
-    </w:p>
-    <w:p>
-      <w:pPr>
-        <w:pStyle w:val="BodyText"/>
-      </w:pPr>
-      <w:r>
-        <w:t xml:space="preserve">г) опційно виконує перевірку на зовнішній веб-плагіат через обгортку над публічним API (CopyLeaks або сумісним);</w:t>
-      </w:r>
-    </w:p>
-    <w:p>
-      <w:pPr>
-        <w:pStyle w:val="BodyText"/>
-      </w:pPr>
-      <w:r>
-        <w:t xml:space="preserve">ґ) поєднує перелічені сигнали в прозорий ранг і подає викладачеві у вигляді дашборда із доказами для кожного сабмішну.</w:t>
-      </w:r>
-    </w:p>
-    <w:p>
-      <w:pPr>
-        <w:pStyle w:val="BodyText"/>
-      </w:pPr>
-      <w:r>
-        <w:t xml:space="preserve">Кожна з перелічених підзадач має свій модуль у програмному коді й окремий розділ у цій роботі.</w:t>
-      </w:r>
-    </w:p>
-    <w:bookmarkEnd w:id="32"/>
-    <w:bookmarkEnd w:id="33"/>
-    <w:bookmarkStart w:id="38" w:name="архітектура-запропонованого-засобу"/>
+        <w:t xml:space="preserve">б) виконує крос-сабмішне порівняння за двома взаємодоповнювальними каналами — точного збігу (MinHash + LSH) та парафразного збігу (речення-ембеддинги + FAISS) — і повертає для кожної пари сабмішнів перелік підсвічених спанів зі зведенням за обома каналами;</w:t>
+      </w:r>
+    </w:p>
+    <w:p>
+      <w:pPr>
+        <w:pStyle w:val="BodyText"/>
+      </w:pPr>
+      <w:r>
+        <w:t xml:space="preserve">в) виконує перевірку на наявність артефактів недбалого використання мовних моделей за фіксованою</w:t>
+      </w:r>
+      <w:r>
+        <w:t xml:space="preserve"> </w:t>
+      </w:r>
+      <w:r>
+        <w:rPr>
+          <w:bCs/>
+          <w:b/>
+        </w:rPr>
+        <w:t xml:space="preserve">таксономією детермінованих правил</w:t>
+      </w:r>
+      <w:r>
+        <w:t xml:space="preserve">, кожне з яких має вимірювані характеристики точності; жоден етап ухвалення рішення не містить ML-класифікатора, який міг би продукувати оцінку без можливості її обґрунтування перед академічною комісією;</w:t>
+      </w:r>
+    </w:p>
+    <w:p>
+      <w:pPr>
+        <w:pStyle w:val="BodyText"/>
+      </w:pPr>
+      <w:r>
+        <w:t xml:space="preserve">г) опційно виконує перевірку на зовнішній веб-плагіат через обгортку над публічним API (CopyLeaks або сумісним); компонент необов’язковий — поведінка інструменту в режимі без зовнішнього сервісу повністю визначена;</w:t>
+      </w:r>
+    </w:p>
+    <w:p>
+      <w:pPr>
+        <w:pStyle w:val="BodyText"/>
+      </w:pPr>
+      <w:r>
+        <w:t xml:space="preserve">ґ) поєднує перелічені сигнали в прозорий ранг і подає викладачеві у вигляді дашборда із доказами для кожного сабмішну, який можна процитувати в окремому документі без посилання на конкретну версію або стан інструменту;</w:t>
+      </w:r>
+    </w:p>
+    <w:p>
+      <w:pPr>
+        <w:pStyle w:val="BodyText"/>
+      </w:pPr>
+      <w:r>
+        <w:t xml:space="preserve">д) працює на сабмішнах англійською та українською мовами на рівні алгоритмів і даних: канал ембеддингів використовує багатомовну модель, таксономія правил містить окремі шари для типографічних і дискурсивних артефактів обох мов.</w:t>
+      </w:r>
+    </w:p>
+    <w:p>
+      <w:pPr>
+        <w:pStyle w:val="BodyText"/>
+      </w:pPr>
+      <w:r>
+        <w:t xml:space="preserve">Кожна з перелічених підзадач має свій модуль у програмному коді й окремий розділ у цій роботі. Очікувані результати — не нові алгоритми виявлення плагіату, а</w:t>
+      </w:r>
+      <w:r>
+        <w:t xml:space="preserve"> </w:t>
+      </w:r>
+      <w:r>
+        <w:rPr>
+          <w:bCs/>
+          <w:b/>
+        </w:rPr>
+        <w:t xml:space="preserve">інженерна інтеграція</w:t>
+      </w:r>
+      <w:r>
+        <w:t xml:space="preserve"> </w:t>
+      </w:r>
+      <w:r>
+        <w:t xml:space="preserve">наявних методів у самодостатній відкритий продукт з виміряними характеристиками точності й відомими межами застосування, придатний до експлуатації в українських вишах без платних підписок і без передачі даних за межі робочої станції викладача.</w:t>
+      </w:r>
+    </w:p>
+    <w:bookmarkEnd w:id="34"/>
+    <w:bookmarkEnd w:id="35"/>
+    <w:bookmarkStart w:id="40" w:name="архітектура-запропонованого-засобу"/>
     <w:p>
       <w:pPr>
         <w:pStyle w:val="Heading1"/>
@@ -1258,7 +1536,7 @@
         <w:t xml:space="preserve">2 АРХІТЕКТУРА ЗАПРОПОНОВАНОГО ЗАСОБУ</w:t>
       </w:r>
     </w:p>
-    <w:bookmarkStart w:id="34" w:name="загальна-структура-інструменту"/>
+    <w:bookmarkStart w:id="36" w:name="загальна-структура-інструменту"/>
     <w:p>
       <w:pPr>
         <w:pStyle w:val="Heading2"/>
@@ -1484,8 +1762,8 @@
         <w:t xml:space="preserve">Рисунок 2.1 — Загальна архітектура інструменту: верстви та потоки даних</w:t>
       </w:r>
     </w:p>
-    <w:bookmarkEnd w:id="34"/>
-    <w:bookmarkStart w:id="35" w:name="Xff3afddbcdf64f892da0777a430d12df7128107"/>
+    <w:bookmarkEnd w:id="36"/>
+    <w:bookmarkStart w:id="37" w:name="Xff3afddbcdf64f892da0777a430d12df7128107"/>
     <w:p>
       <w:pPr>
         <w:pStyle w:val="Heading2"/>
@@ -1690,8 +1968,8 @@
         <w:t xml:space="preserve">Окремо інструмент підтримує імпорт «прошлогорічного» набору сабмішнів. Викладач може вказати раніше створений набір (експорт з минулого семестру), щоб поточні сабмішни порівнювалися не лише між собою, а й із минулими. Цей режим створює міжкогортний індекс і є ключовим засобом виявлення міжсеместрових запозичень, які пропускають комерційні системи.</w:t>
       </w:r>
     </w:p>
-    <w:bookmarkEnd w:id="35"/>
-    <w:bookmarkStart w:id="36" w:name="модель-даних-і-збереження-стану"/>
+    <w:bookmarkEnd w:id="37"/>
+    <w:bookmarkStart w:id="38" w:name="модель-даних-і-збереження-стану"/>
     <w:p>
       <w:pPr>
         <w:pStyle w:val="Heading2"/>
@@ -2175,8 +2453,8 @@
         </w:tc>
       </w:tr>
     </w:tbl>
-    <w:bookmarkEnd w:id="36"/>
-    <w:bookmarkStart w:id="37" w:name="X9146b78f2820b7418b39f16f9aec1ffc975a937"/>
+    <w:bookmarkEnd w:id="38"/>
+    <w:bookmarkStart w:id="39" w:name="X9146b78f2820b7418b39f16f9aec1ffc975a937"/>
     <w:p>
       <w:pPr>
         <w:pStyle w:val="Heading2"/>
@@ -2233,9 +2511,9 @@
         <w:t xml:space="preserve">Загальний ранг сабмішну в дашборді (розділ 5.2) обчислюється як прозоро задокументована зважена сума ознак; кожен сигнал має фіксовану вагу, що задана у конфігурації. Викладач у будь-який момент може пересортувати дашборд за окремим сигналом, відключити сигнал, що йому не довіряє, або переглянути сабмішн повністю, ігноруючи рейтинг. Це методологічний приклад «контрольованої автоматизації»: машина допомагає звузити коло уваги, але не приймає рішень за людину.</w:t>
       </w:r>
     </w:p>
-    <w:bookmarkEnd w:id="37"/>
-    <w:bookmarkEnd w:id="38"/>
-    <w:bookmarkStart w:id="44" w:name="X7c7902a80636ef080458f4d67aeee76d14f4813"/>
+    <w:bookmarkEnd w:id="39"/>
+    <w:bookmarkEnd w:id="40"/>
+    <w:bookmarkStart w:id="46" w:name="X7c7902a80636ef080458f4d67aeee76d14f4813"/>
     <w:p>
       <w:pPr>
         <w:pStyle w:val="Heading1"/>
@@ -2260,7 +2538,7 @@
         <w:t xml:space="preserve">У наявній літературі підходи до такого порівняння умовно поділяють на два типи. Методи на основі n-грамних відбитків ефективно знаходять дослівні або близькі до дослівних запозичення, але «сліпі» до перефразування [6; 8; 9]. Методи на основі дистрибутивної семантики, навпаки, добре виявляють парафраз, але дають хибні спрацювання на схожих за тематикою, але незалежно написаних текстах [18]. Запропоноване розв’язання поєднує обидва підходи через два незалежних канали, що сходяться на рівні агрегації доказів.</w:t>
       </w:r>
     </w:p>
-    <w:bookmarkStart w:id="39" w:name="Xfc77c30482d28564f9cb4860224bba882e178e2"/>
+    <w:bookmarkStart w:id="41" w:name="Xfc77c30482d28564f9cb4860224bba882e178e2"/>
     <w:p>
       <w:pPr>
         <w:pStyle w:val="Heading2"/>
@@ -3421,8 +3699,8 @@
         <w:t xml:space="preserve">-грамних збігів і об’єднанням послідовних збігів у спани (greedy span tiling, спрощений варіант ідеї з [10]). У звіт потрапляють спани довжиною не менш як 8 слів, оскільки коротші збіги типово припадають на загальновживані формули («згідно з умовою задачі», «у роботі розглянуто»).</w:t>
       </w:r>
     </w:p>
-    <w:bookmarkEnd w:id="39"/>
-    <w:bookmarkStart w:id="40" w:name="X57e216c0a30953d15c6fa6503aa7daccc2ed602"/>
+    <w:bookmarkEnd w:id="41"/>
+    <w:bookmarkStart w:id="42" w:name="X57e216c0a30953d15c6fa6503aa7daccc2ed602"/>
     <w:p>
       <w:pPr>
         <w:pStyle w:val="Heading2"/>
@@ -3994,8 +4272,8 @@
         <w:t xml:space="preserve">Значення в комірках буде заповнено після завершення прогону оцінювального стенду.</w:t>
       </w:r>
     </w:p>
-    <w:bookmarkEnd w:id="40"/>
-    <w:bookmarkStart w:id="41" w:name="обєднання-доказів-та-вирівнювання-спанів"/>
+    <w:bookmarkEnd w:id="42"/>
+    <w:bookmarkStart w:id="43" w:name="обєднання-доказів-та-вирівнювання-спанів"/>
     <w:p>
       <w:pPr>
         <w:pStyle w:val="Heading2"/>
@@ -4118,8 +4396,8 @@
         <w:t xml:space="preserve">Вирівнювання спанів виконано простим жадібним алгоритмом: спани сортуються за початковою координатою; якщо два спани перекриваються більше ніж на 50%, вони об’єднуються; інакше зберігаються окремо. Цей прийом дозволяє інтерфейсу показати фрагменти, у яких одночасно є дослівний збіг і парафраз, як один блок із двома кольоровими шарами.</w:t>
       </w:r>
     </w:p>
-    <w:bookmarkEnd w:id="41"/>
-    <w:bookmarkStart w:id="42" w:name="складність-обмеження-інженерні-рішення"/>
+    <w:bookmarkEnd w:id="43"/>
+    <w:bookmarkStart w:id="44" w:name="складність-обмеження-інженерні-рішення"/>
     <w:p>
       <w:pPr>
         <w:pStyle w:val="Heading2"/>
@@ -4369,8 +4647,8 @@
         <w:t xml:space="preserve">— для дуже коротких сабмішнів (менш ніж 500 слів) канал MinHash втрачає дискримінаційну здатність: випадково схожі шинглі дають високий коефіцієнт Жаккара. У звіті для коротких сабмішнів виводиться попередження «низька впевненість через малий обсяг».</w:t>
       </w:r>
     </w:p>
-    <w:bookmarkEnd w:id="42"/>
-    <w:bookmarkStart w:id="43" w:name="X3be54cff5e800658314f35e39b1025d833d6a0b"/>
+    <w:bookmarkEnd w:id="44"/>
+    <w:bookmarkStart w:id="45" w:name="X3be54cff5e800658314f35e39b1025d833d6a0b"/>
     <w:p>
       <w:pPr>
         <w:pStyle w:val="Heading2"/>
@@ -5067,9 +5345,9 @@
         <w:t xml:space="preserve">Очікувана картина, на основі властивостей самих методів: канал MinHash повинен мати дуже високу точність на PAN-2014 і близькі до неї значення на M4 (дослівне копіювання), але радикально падатиме на парафразних парах M4. Канал ембеддингів матиме нижчу точність, але вищий відклик на парафразі. Об’єднаний канал — стабільну поведінку на обох. Підтвердження або спростування цієї гіпотези є предметом експерименту.</w:t>
       </w:r>
     </w:p>
-    <w:bookmarkEnd w:id="43"/>
-    <w:bookmarkEnd w:id="44"/>
-    <w:bookmarkStart w:id="55" w:name="Xbcd21385203bbe2285a6677b86b01802abe9af6"/>
+    <w:bookmarkEnd w:id="45"/>
+    <w:bookmarkEnd w:id="46"/>
+    <w:bookmarkStart w:id="57" w:name="Xbcd21385203bbe2285a6677b86b01802abe9af6"/>
     <w:p>
       <w:pPr>
         <w:pStyle w:val="Heading1"/>
@@ -5078,7 +5356,7 @@
         <w:t xml:space="preserve">4 ТАКСОНОМІЯ ОЗНАК НЕДБАЛОГО ВИКОРИСТАННЯ МОВНИХ МОДЕЛЕЙ</w:t>
       </w:r>
     </w:p>
-    <w:bookmarkStart w:id="45" w:name="X362e71150ac72387289fe00438fe9fa964ab779"/>
+    <w:bookmarkStart w:id="47" w:name="X362e71150ac72387289fe00438fe9fa964ab779"/>
     <w:p>
       <w:pPr>
         <w:pStyle w:val="Heading2"/>
@@ -5167,8 +5445,8 @@
         <w:t xml:space="preserve">Така позиція близька за духом до інтринсичного аналізу плагіату [14], який також спирається на чіткі відмінні ознаки, а не на загальний класифікатор.</w:t>
       </w:r>
     </w:p>
-    <w:bookmarkEnd w:id="45"/>
-    <w:bookmarkStart w:id="51" w:name="категорії-правил"/>
+    <w:bookmarkEnd w:id="47"/>
+    <w:bookmarkStart w:id="53" w:name="категорії-правил"/>
     <w:p>
       <w:pPr>
         <w:pStyle w:val="Heading2"/>
@@ -5185,7 +5463,7 @@
         <w:t xml:space="preserve">Правила групуються в п’ять категорій за типом артефакту, що шукається.</w:t>
       </w:r>
     </w:p>
-    <w:bookmarkStart w:id="46" w:name="преамбули-та-інші-службові-фрази"/>
+    <w:bookmarkStart w:id="48" w:name="преамбули-та-інші-службові-фрази"/>
     <w:p>
       <w:pPr>
         <w:pStyle w:val="Heading3"/>
@@ -5210,8 +5488,8 @@
         <w:t xml:space="preserve">Реалізація — каталог регулярних виразів із чутливістю до регістру та м’якими варіантами пунктуації. Точність цього класу правил очікувано близька до 1.0 — ці фрази в академічному тексті фактично не з’являються природним шляхом. Відклик також відносно низький: уважний студент видаляє преамбули перед поданням.</w:t>
       </w:r>
     </w:p>
-    <w:bookmarkEnd w:id="46"/>
-    <w:bookmarkStart w:id="47" w:name="відмови-та-запобіжні-формули"/>
+    <w:bookmarkEnd w:id="48"/>
+    <w:bookmarkStart w:id="49" w:name="відмови-та-запобіжні-формули"/>
     <w:p>
       <w:pPr>
         <w:pStyle w:val="Heading3"/>
@@ -5228,8 +5506,8 @@
         <w:t xml:space="preserve">Сюди потрапляють формули, у яких модель самостерігається: «I’m sorry, but I cannot provide…», «I am not able to give legal or medical advice, but…», «Я не можу гарантувати точність наведеної інформації». Поява такої формули у звіті лабораторної роботи з програмування означає, що студент скопіював у роботу частину чернеткового діалогу з моделлю.</w:t>
       </w:r>
     </w:p>
-    <w:bookmarkEnd w:id="47"/>
-    <w:bookmarkStart w:id="48" w:name="шаблонні-дискурсивні-структури"/>
+    <w:bookmarkEnd w:id="49"/>
+    <w:bookmarkStart w:id="50" w:name="шаблонні-дискурсивні-структури"/>
     <w:p>
       <w:pPr>
         <w:pStyle w:val="Heading3"/>
@@ -5278,8 +5556,8 @@
         <w:t xml:space="preserve">На рівні окремого випадку кожен такий артефакт може з’явитися й у людському тексті. Підвищена точність досягається через композитне спрацювання: правило вимагає одночасної наявності кількох артефактів цього класу в межах одного сабмішну.</w:t>
       </w:r>
     </w:p>
-    <w:bookmarkEnd w:id="48"/>
-    <w:bookmarkStart w:id="49" w:name="типографічні-аномалії"/>
+    <w:bookmarkEnd w:id="50"/>
+    <w:bookmarkStart w:id="51" w:name="типографічні-аномалії"/>
     <w:p>
       <w:pPr>
         <w:pStyle w:val="Heading3"/>
@@ -5362,8 +5640,8 @@
         <w:t xml:space="preserve">Точність окремого правила цього класу нижча, ніж у попередніх; компенсується композитним підходом і високим порогом для самостійного спрацювання.</w:t>
       </w:r>
     </w:p>
-    <w:bookmarkEnd w:id="49"/>
-    <w:bookmarkStart w:id="50" w:name="самовикривальні-ремарки-моделі"/>
+    <w:bookmarkEnd w:id="51"/>
+    <w:bookmarkStart w:id="52" w:name="самовикривальні-ремарки-моделі"/>
     <w:p>
       <w:pPr>
         <w:pStyle w:val="Heading3"/>
@@ -5380,9 +5658,9 @@
         <w:t xml:space="preserve">Сюди потрапляють згадки про «контекстне вікно», «токени», «попередній запит», «попереднє повідомлення», що з’являються в тілі здавалося б готового твору. Поява такої ремарки сильно корелює з тим, що студент копіював відповідь моделі шматком, не редагуючи.</w:t>
       </w:r>
     </w:p>
-    <w:bookmarkEnd w:id="50"/>
-    <w:bookmarkEnd w:id="51"/>
-    <w:bookmarkStart w:id="52" w:name="інженерія-правил-як-даних"/>
+    <w:bookmarkEnd w:id="52"/>
+    <w:bookmarkEnd w:id="53"/>
+    <w:bookmarkStart w:id="54" w:name="інженерія-правил-як-даних"/>
     <w:p>
       <w:pPr>
         <w:pStyle w:val="Heading2"/>
@@ -5488,14 +5766,14 @@
         <w:t xml:space="preserve">Ця організація дає три переваги. По-перше, додавання нового правила не потребує модифікації коду ядра; достатньо описати правило та надати тестові приклади. По-друге, документ із таксономією генерується автоматично з тих самих метаданих, що визначають поведінку інструменту; неузгодженість між поведінкою й документацією виключена за конструкцією. По-третє, після зміни поведінки сучасних мовних моделей зміна обмежується перерахуванням метрик.</w:t>
       </w:r>
     </w:p>
-    <w:bookmarkEnd w:id="52"/>
-    <w:bookmarkStart w:id="53" w:name="X821874d6b16190d094f3827e3699bce8a848e07"/>
+    <w:bookmarkEnd w:id="54"/>
+    <w:bookmarkStart w:id="55" w:name="X647ba411c14f6486625e7d24895c65418a4d1f0"/>
     <w:p>
       <w:pPr>
         <w:pStyle w:val="Heading2"/>
       </w:pPr>
       <w:r>
-        <w:t xml:space="preserve">4.4 Етична позиція й чого інструмент не робить</w:t>
+        <w:t xml:space="preserve">4.4 Позиція стосовно ML-класифікаторів і чого інструмент не робить</w:t>
       </w:r>
     </w:p>
     <w:p>
@@ -5503,6 +5781,102 @@
         <w:pStyle w:val="FirstParagraph"/>
       </w:pPr>
       <w:r>
+        <w:t xml:space="preserve">У комерційному сегменті ця сама задача підсвічування фрагментів, схожих на машинно-згенерований текст, останніми роками розв’язується через ML-класифікатори. CopyLeaks AI Detector у режимі AI Phrases оцінює речення за моделлю, тренованою на статистичних патернах [36; 40]. Turnitin AI Writing Detection поєднує власну модель з окремим компонентом AI Paraphrase Detection [38; 39]. Обидва інструменти повертають оцінку впевненості й підсвічують речення.</w:t>
+      </w:r>
+    </w:p>
+    <w:p>
+      <w:pPr>
+        <w:pStyle w:val="BodyText"/>
+      </w:pPr>
+      <w:r>
+        <w:t xml:space="preserve">Запропонований у роботі засіб свідомо відмовляється від цього підходу й будує перевірку на детермінованих правилах. Підстав для такого вибору три.</w:t>
+      </w:r>
+    </w:p>
+    <w:p>
+      <w:pPr>
+        <w:pStyle w:val="BodyText"/>
+      </w:pPr>
+      <w:r>
+        <w:t xml:space="preserve">—</w:t>
+      </w:r>
+      <w:r>
+        <w:t xml:space="preserve"> </w:t>
+      </w:r>
+      <w:r>
+        <w:rPr>
+          <w:bCs/>
+          <w:b/>
+        </w:rPr>
+        <w:t xml:space="preserve">Аудиторованість рішення.</w:t>
+      </w:r>
+      <w:r>
+        <w:t xml:space="preserve"> </w:t>
+      </w:r>
+      <w:r>
+        <w:t xml:space="preserve">Регулярний вираз, що шукає преамбулу «Як мовна модель, я…», можна процитувати в матеріалах академічного провадження як окремий технічний факт. Оцінку ML-класифікатора процитувати неможливо: вона залежить від ваг моделі, версії інструменту, дати запуску, не відтворюється точно й не пояснюється у спосіб, придатний до апеляції.</w:t>
+      </w:r>
+    </w:p>
+    <w:p>
+      <w:pPr>
+        <w:pStyle w:val="BodyText"/>
+      </w:pPr>
+      <w:r>
+        <w:t xml:space="preserve">—</w:t>
+      </w:r>
+      <w:r>
+        <w:t xml:space="preserve"> </w:t>
+      </w:r>
+      <w:r>
+        <w:rPr>
+          <w:bCs/>
+          <w:b/>
+        </w:rPr>
+        <w:t xml:space="preserve">Стабільність у часі.</w:t>
+      </w:r>
+      <w:r>
+        <w:t xml:space="preserve"> </w:t>
+      </w:r>
+      <w:r>
+        <w:t xml:space="preserve">Регулярний вираз і композитне правило поводяться однаково через рік. ML-модель оновлюється постачальником без попередження; оцінки, отримані одного дня, не дорівнюють оцінкам, отриманим наступного. Для академічного інструменту, який має зберігати порівнюваність рішень за семестрами, ця властивість критична.</w:t>
+      </w:r>
+    </w:p>
+    <w:p>
+      <w:pPr>
+        <w:pStyle w:val="BodyText"/>
+      </w:pPr>
+      <w:r>
+        <w:t xml:space="preserve">—</w:t>
+      </w:r>
+      <w:r>
+        <w:t xml:space="preserve"> </w:t>
+      </w:r>
+      <w:r>
+        <w:rPr>
+          <w:bCs/>
+          <w:b/>
+        </w:rPr>
+        <w:t xml:space="preserve">Документовані обмеження ML-детекторів у цьому домені.</w:t>
+      </w:r>
+      <w:r>
+        <w:t xml:space="preserve"> </w:t>
+      </w:r>
+      <w:r>
+        <w:t xml:space="preserve">Садасіван зі співавторами [24] аналітично показує невирішність задачі надійного розрізнення в загальному вигляді; Лян зі співавторами [26] фіксує систематичні зміщення проти не-носіїв англійської; MGTBench [27] фіксує падіння точності за зсуву домену. Усі ці обмеження дотичні до сценарію застосування в українських академічних умовах.</w:t>
+      </w:r>
+    </w:p>
+    <w:p>
+      <w:pPr>
+        <w:pStyle w:val="BodyText"/>
+      </w:pPr>
+      <w:r>
+        <w:t xml:space="preserve">Літературний фронт у відповідь на ці обмеження розробляє таксономії ознак, які людина може застосувати самостійно. У [41] Расселл, Карпінська й Іяр емпірично показали, що систематизовані пояснення досвідчених користувачів ChatGPT використовують стійкі типи підказок (вокабулярні, структурні, дискурсивні) і дозволяють людині-розмітнику переважати найкращі автоматичні детектори. Запропонований у роботі засіб реалізує цю саму ідейну лінію в прикладному форматі — як набір правил-даних з виміряною точністю, придатних до прямого використання у звіті для викладача.</w:t>
+      </w:r>
+    </w:p>
+    <w:p>
+      <w:pPr>
+        <w:pStyle w:val="BodyText"/>
+      </w:pPr>
+      <w:r>
         <w:t xml:space="preserve">Інструмент свідомо не виконує наступне.</w:t>
       </w:r>
     </w:p>
@@ -5538,8 +5912,8 @@
         <w:t xml:space="preserve">Цю позицію виражено в інтерфейсі: біля кожного спрацювання правил таксономії відображено формулу «спрацювало правило X (точність на корпусі Y: P) — рекомендуємо переглянути виділений фрагмент». Тон формулювань підкреслює саме рекомендаційний характер сигналу.</w:t>
       </w:r>
     </w:p>
-    <w:bookmarkEnd w:id="53"/>
-    <w:bookmarkStart w:id="54" w:name="методика-оцінювання-таксономії"/>
+    <w:bookmarkEnd w:id="55"/>
+    <w:bookmarkStart w:id="56" w:name="методика-оцінювання-таксономії"/>
     <w:p>
       <w:pPr>
         <w:pStyle w:val="Heading2"/>
@@ -6266,9 +6640,9 @@
         <w:t xml:space="preserve">Очікувана картина: для правил категорій «Преамбули», «Відмови», «Самовикривання» точність буде дуже високою (близько 0.98–1.00), а частка хибних спрацювань на людських документах — близькою до нуля. Для категорій «Шаблонні дискурсивні структури» й «Типографічні аномалії» точність окремих правил буде нижчою (0.85–0.95), але композитне правило, яке вимагає одночасного спрацювання кількох ознак, повинно мати точність, що знову наближається до 0.98. Загальний відклик таксономії очікувано лежатиме в діапазоні 0.20–0.40 — навмисно низькому, бо акуратно відредагований вихід моделі лишається непокритим, і це нормально для обраної дизайнерської позиції.</w:t>
       </w:r>
     </w:p>
-    <w:bookmarkEnd w:id="54"/>
-    <w:bookmarkEnd w:id="55"/>
-    <w:bookmarkStart w:id="61" w:name="Xf364e1539aaa70cdb502e3b45ef757dd6628684"/>
+    <w:bookmarkEnd w:id="56"/>
+    <w:bookmarkEnd w:id="57"/>
+    <w:bookmarkStart w:id="63" w:name="Xf364e1539aaa70cdb502e3b45ef757dd6628684"/>
     <w:p>
       <w:pPr>
         <w:pStyle w:val="Heading1"/>
@@ -6277,7 +6651,7 @@
         <w:t xml:space="preserve">5 ІНТЕГРАЦІЯ СИГНАЛІВ, ІНТЕРФЕЙС ВИКЛАДАЧА Й ЗАГАЛЬНЕ ОЦІНЮВАННЯ</w:t>
       </w:r>
     </w:p>
-    <w:bookmarkStart w:id="56" w:name="сторонній-веб-плагіат-як-окремий-сигнал"/>
+    <w:bookmarkStart w:id="58" w:name="сторонній-веб-плагіат-як-окремий-сигнал"/>
     <w:p>
       <w:pPr>
         <w:pStyle w:val="Heading2"/>
@@ -6329,8 +6703,8 @@
         <w:t xml:space="preserve">Розділ цього сигналу винесений в окремий модуль не випадково. По-перше, підключення до зовнішнього API вимагає платного ключа й тягне за собою обмеження за обсягом запитів. Для апробації інструменту реалізована заглушка, яка повертає порожній результат і дозволяє решті пайплайну працювати без зовнішнього сервісу. По-друге, у звіті свідомо чітко позначено, що цей сигнал — зовнішній: викладач має знати, чий саме індекс «бачить» спрацювання й яке обмеження на доменне покриття існує. Серед обмежень, які варто артикулювати, — нездатність сторонніх сервісів покрити україномовні специфічні джерела й галузеві репозиторії.</w:t>
       </w:r>
     </w:p>
-    <w:bookmarkEnd w:id="56"/>
-    <w:bookmarkStart w:id="57" w:name="ранжування-сабмішнів"/>
+    <w:bookmarkEnd w:id="58"/>
+    <w:bookmarkStart w:id="59" w:name="ранжування-сабмішнів"/>
     <w:p>
       <w:pPr>
         <w:pStyle w:val="Heading2"/>
@@ -6693,8 +7067,8 @@
         <w:t xml:space="preserve">Окремо реалізовано можливість пересортувати дашборд за окремим сигналом — для випадків, коли викладача найперше цікавлять, наприклад, лише ознаки недбалого використання моделі.</w:t>
       </w:r>
     </w:p>
-    <w:bookmarkEnd w:id="57"/>
-    <w:bookmarkStart w:id="58" w:name="інтерфейс-викладача"/>
+    <w:bookmarkEnd w:id="59"/>
+    <w:bookmarkStart w:id="60" w:name="інтерфейс-викладача"/>
     <w:p>
       <w:pPr>
         <w:pStyle w:val="Heading2"/>
@@ -6857,8 +7231,8 @@
         <w:t xml:space="preserve">Рисунок 5.2 — Сторінка сабмішну: підсвічені спани й перелік доказів</w:t>
       </w:r>
     </w:p>
-    <w:bookmarkEnd w:id="58"/>
-    <w:bookmarkStart w:id="59" w:name="системний-експеримент-і-метрики"/>
+    <w:bookmarkEnd w:id="60"/>
+    <w:bookmarkStart w:id="61" w:name="системний-експеримент-і-метрики"/>
     <w:p>
       <w:pPr>
         <w:pStyle w:val="Heading2"/>
@@ -7341,8 +7715,8 @@
         <w:t xml:space="preserve">Такий поділ відповідальності між каналами є додатковим аргументом на користь посигнальної архітектури: жоден окремий канал не міг би покрити всі три категорії одразу, тоді як їхній сукупний рейтинг охоплює всі три.</w:t>
       </w:r>
     </w:p>
-    <w:bookmarkEnd w:id="59"/>
-    <w:bookmarkStart w:id="60" w:name="обмеження-та-подальша-робота"/>
+    <w:bookmarkEnd w:id="61"/>
+    <w:bookmarkStart w:id="62" w:name="обмеження-та-подальша-робота"/>
     <w:p>
       <w:pPr>
         <w:pStyle w:val="Heading2"/>
@@ -7431,9 +7805,9 @@
         <w:t xml:space="preserve">— інструмент не охоплює сорсів програм; для цього потрібна окрема інтеграція з Moss, JPlag або Dolos [9; 10; 11], яка планується як супутній артефакт, але виходить за межі цієї роботи.</w:t>
       </w:r>
     </w:p>
-    <w:bookmarkEnd w:id="60"/>
-    <w:bookmarkEnd w:id="61"/>
-    <w:bookmarkStart w:id="62" w:name="висновки"/>
+    <w:bookmarkEnd w:id="62"/>
+    <w:bookmarkEnd w:id="63"/>
+    <w:bookmarkStart w:id="64" w:name="висновки"/>
     <w:p>
       <w:pPr>
         <w:pStyle w:val="Heading1"/>
@@ -7447,7 +7821,7 @@
         <w:pStyle w:val="FirstParagraph"/>
       </w:pPr>
       <w:r>
-        <w:t xml:space="preserve">У роботі розглянуто задачу автоматизованої перевірки письмових сабмішнів студентів у курсах із програмування, поданих через сервіс Google Classroom. Виявлено, що наявні комерційні засоби перевірки тексту покривають лише сегмент задач, пов’язаних із пошуком збігів у відкритому вебі, але не охоплюють перевірки на подібність між сабмішнами одного завдання чи між сабмішнами різних семестрів; засоби перевірки коду на кшталт Moss, JPlag і Dolos працюють з іншим типом артефактів і не зачіпають супутніх пояснювальних текстів; а наявні детектори машинно-згенерованого тексту мають істотні обмеження в точності й системно несправедливі стосовно певних груп авторів. Сполучення цих обставин формує операційну прогалину, яку покликаний усунути запропонований у роботі засіб.</w:t>
+        <w:t xml:space="preserve">У роботі розглянуто задачу автоматизованої перевірки письмових сабмішнів студентів у курсах із програмування, поданих через сервіс Google Classroom. Проаналізовано наявні комерційні (Turnitin, Google Classroom Originality Reports, CopyLeaks, Unicheck як Turnitin Similarity) і академічні (Moss, JPlag, Dolos для сорсів; DetectGPT та похідні для ШІ-тексту) засоби й описано їхні обмеження для українського контексту: вартісний бар’єр, англомовний фокус, недоступність повного функціонала в безкоштовних тарифах, питання суверенітету даних, чорна скринька ML-класифікаторів на рівні рішення. Сполучення цих обставин формує запит на відкритий, локально розгортуваний інструмент, який інтегрує наявні методи в єдиний дашборд і працює без платних залежностей.</w:t>
       </w:r>
     </w:p>
     <w:p>
@@ -7495,11 +7869,27 @@
         <w:pStyle w:val="BodyText"/>
       </w:pPr>
       <w:r>
-        <w:t xml:space="preserve">Запропонований засіб може бути використаний викладачами факультету комп’ютерних наук та кібернетики для попередньої перевірки письмових сабмішнів у курсах із програмування. Подальша робота передбачає підтримку україномовних сабмішнів через перехід на багатомовну модель речення-ембеддингів, інтеграцію з кафедральним сховищем для багатосеместрового режиму, інтеграцію з системами керування навчанням, відмінними від Google Classroom, а також автоматичне поновлення таксономії правил у міру зміни поведінки сучасних мовних моделей.</w:t>
-      </w:r>
-    </w:p>
-    <w:bookmarkEnd w:id="62"/>
-    <w:bookmarkStart w:id="63" w:name="перелік-джерел-посилання"/>
+        <w:t xml:space="preserve">Жоден окремий технічний компонент роботи не є новим: MinHash із LSH, речення-ембеддинги з наближеним пошуком, рулікова інженерія, дашборд на Streamlit — усі ці методи описані в окремих джерелах і реалізовані в окремих комерційних або академічних продуктах. Внесок роботи — у</w:t>
+      </w:r>
+      <w:r>
+        <w:t xml:space="preserve"> </w:t>
+      </w:r>
+      <w:r>
+        <w:rPr>
+          <w:bCs/>
+          <w:b/>
+        </w:rPr>
+        <w:t xml:space="preserve">інженерній інтеграції</w:t>
+      </w:r>
+      <w:r>
+        <w:t xml:space="preserve"> </w:t>
+      </w:r>
+      <w:r>
+        <w:t xml:space="preserve">цих компонентів у єдиний відкритий локальний інструмент із детермінованою методологією, орієнтований на специфічні умови українських вишів: безкоштовність, україномовне покриття, локальне зберігання даних, придатність рішень до прямого цитування у звітах перед академічною комісією. Запропонований засіб може бути використаний викладачами факультету комп’ютерних наук та кібернетики для попередньої перевірки письмових сабмішнів у курсах із програмування без оплати комерційних підписок. Подальша робота передбачає розширення україномовного покриття таксономії та оцінювання її на спеціально зібраному україномовному корпусі, інтеграцію з кафедральним сховищем для багатосеместрового режиму, інтеграцію з іншими системами керування навчанням (Moodle, Canvas), а також періодичне оновлення таксономії правил у міру зміни поведінки сучасних мовних моделей.</w:t>
+      </w:r>
+    </w:p>
+    <w:bookmarkEnd w:id="64"/>
+    <w:bookmarkStart w:id="65" w:name="перелік-джерел-посилання"/>
     <w:p>
       <w:pPr>
         <w:pStyle w:val="Heading1"/>
@@ -8185,8 +8575,183 @@
         <w:t xml:space="preserve">Hugging Face. sentence-transformers documentation. URL: https://www.sbert.net (дата звернення: 06.06.2026).</w:t>
       </w:r>
     </w:p>
-    <w:bookmarkEnd w:id="63"/>
-    <w:bookmarkStart w:id="64" w:name="додаток-а"/>
+    <w:p>
+      <w:pPr>
+        <w:numPr>
+          <w:ilvl w:val="0"/>
+          <w:numId w:val="1004"/>
+        </w:numPr>
+      </w:pPr>
+      <w:r>
+        <w:t xml:space="preserve">Turnitin LLC. Detecting student collusion in your institution. URL: https://www.turnitin.com/blog/how-to-check-for-student-collusion-in-your-institution (дата звернення: 06.06.2026).</w:t>
+      </w:r>
+    </w:p>
+    <w:p>
+      <w:pPr>
+        <w:numPr>
+          <w:ilvl w:val="0"/>
+          <w:numId w:val="1004"/>
+        </w:numPr>
+      </w:pPr>
+      <w:r>
+        <w:t xml:space="preserve">Google LLC. Turn on school matches for originality reports in Classroom. URL: https://support.google.com/edu/classroom/answer/10039349 (дата звернення: 06.06.2026).</w:t>
+      </w:r>
+    </w:p>
+    <w:p>
+      <w:pPr>
+        <w:numPr>
+          <w:ilvl w:val="0"/>
+          <w:numId w:val="1004"/>
+        </w:numPr>
+      </w:pPr>
+      <w:r>
+        <w:t xml:space="preserve">Google LLC. School matches are available in originality reports for Education customers.</w:t>
+      </w:r>
+      <w:r>
+        <w:t xml:space="preserve"> </w:t>
+      </w:r>
+      <w:r>
+        <w:rPr>
+          <w:iCs/>
+          <w:i/>
+        </w:rPr>
+        <w:t xml:space="preserve">Google Workspace Updates Blog</w:t>
+      </w:r>
+      <w:r>
+        <w:t xml:space="preserve">. April 2021. URL: https://workspaceupdates.googleblog.com/2021/04/school-matches-in-originality-reports-for-education-customers.html (дата звернення: 06.06.2026).</w:t>
+      </w:r>
+    </w:p>
+    <w:p>
+      <w:pPr>
+        <w:numPr>
+          <w:ilvl w:val="0"/>
+          <w:numId w:val="1004"/>
+        </w:numPr>
+      </w:pPr>
+      <w:r>
+        <w:t xml:space="preserve">Copyleaks Ltd. Maintaining Academic Integrity with the Copyleaks API. URL: https://docs.copyleaks.com/concepts/use-cases/academic-integrity/ (дата звернення: 06.06.2026).</w:t>
+      </w:r>
+    </w:p>
+    <w:p>
+      <w:pPr>
+        <w:numPr>
+          <w:ilvl w:val="0"/>
+          <w:numId w:val="1004"/>
+        </w:numPr>
+      </w:pPr>
+      <w:r>
+        <w:t xml:space="preserve">Google LLC. Run an originality report on your work.</w:t>
+      </w:r>
+      <w:r>
+        <w:t xml:space="preserve"> </w:t>
+      </w:r>
+      <w:r>
+        <w:rPr>
+          <w:iCs/>
+          <w:i/>
+        </w:rPr>
+        <w:t xml:space="preserve">Classroom Help</w:t>
+      </w:r>
+      <w:r>
+        <w:t xml:space="preserve">. URL: https://support.google.com/edu/classroom/answer/9335819 (дата звернення: 06.06.2026).</w:t>
+      </w:r>
+    </w:p>
+    <w:p>
+      <w:pPr>
+        <w:numPr>
+          <w:ilvl w:val="0"/>
+          <w:numId w:val="1004"/>
+        </w:numPr>
+      </w:pPr>
+      <w:r>
+        <w:t xml:space="preserve">Turnitin LLC. Turnitin Helps Educators and Publishers Advance Critical Thinking with New AI Paraphrasing Detection Feature.</w:t>
+      </w:r>
+      <w:r>
+        <w:t xml:space="preserve"> </w:t>
+      </w:r>
+      <w:r>
+        <w:rPr>
+          <w:iCs/>
+          <w:i/>
+        </w:rPr>
+        <w:t xml:space="preserve">Press Release</w:t>
+      </w:r>
+      <w:r>
+        <w:t xml:space="preserve">. URL: https://www.turnitin.com/press/turnitin-new-ai-paraphrasing-detection-feature (дата звернення: 06.06.2026).</w:t>
+      </w:r>
+    </w:p>
+    <w:p>
+      <w:pPr>
+        <w:numPr>
+          <w:ilvl w:val="0"/>
+          <w:numId w:val="1004"/>
+        </w:numPr>
+      </w:pPr>
+      <w:r>
+        <w:t xml:space="preserve">Turnitin LLC. AI writing detection capabilities — FAQs. URL: https://guides.turnitin.com/hc/en-us/articles/28477544839821 (дата звернення: 06.06.2026).</w:t>
+      </w:r>
+    </w:p>
+    <w:p>
+      <w:pPr>
+        <w:numPr>
+          <w:ilvl w:val="0"/>
+          <w:numId w:val="1004"/>
+        </w:numPr>
+      </w:pPr>
+      <w:r>
+        <w:t xml:space="preserve">Copyleaks Ltd. How does Copyleaks AI Detection work? URL: https://help.copyleaks.com/hc/en-us/articles/33816916374285 (дата звернення: 06.06.2026).</w:t>
+      </w:r>
+    </w:p>
+    <w:p>
+      <w:pPr>
+        <w:numPr>
+          <w:ilvl w:val="0"/>
+          <w:numId w:val="1004"/>
+        </w:numPr>
+      </w:pPr>
+      <w:r>
+        <w:t xml:space="preserve">Russell J., Karpinska M., Iyyer M. People who frequently use ChatGPT for writing tasks are accurate and robust detectors of AI-generated text.</w:t>
+      </w:r>
+      <w:r>
+        <w:t xml:space="preserve"> </w:t>
+      </w:r>
+      <w:r>
+        <w:rPr>
+          <w:iCs/>
+          <w:i/>
+        </w:rPr>
+        <w:t xml:space="preserve">arXiv preprint arXiv:2501.15654</w:t>
+      </w:r>
+      <w:r>
+        <w:t xml:space="preserve">. 2025.</w:t>
+      </w:r>
+    </w:p>
+    <w:p>
+      <w:pPr>
+        <w:numPr>
+          <w:ilvl w:val="0"/>
+          <w:numId w:val="1004"/>
+        </w:numPr>
+      </w:pPr>
+      <w:r>
+        <w:t xml:space="preserve">Xian J., Yuan J., Zheng P., Chen D., Nie Y. BERT-Enhanced Retrieval Tool for Homework Plagiarism Detection System.</w:t>
+      </w:r>
+      <w:r>
+        <w:t xml:space="preserve"> </w:t>
+      </w:r>
+      <w:r>
+        <w:rPr>
+          <w:iCs/>
+          <w:i/>
+        </w:rPr>
+        <w:t xml:space="preserve">arXiv preprint arXiv:2404.01582</w:t>
+      </w:r>
+      <w:r>
+        <w:t xml:space="preserve">. 2024.</w:t>
+      </w:r>
+    </w:p>
+    <w:bookmarkEnd w:id="65"/>
+    <w:bookmarkStart w:id="66" w:name="додаток-а"/>
     <w:p>
       <w:pPr>
         <w:pStyle w:val="Heading1"/>
@@ -8195,8 +8760,8 @@
         <w:t xml:space="preserve">ДОДАТОК А</w:t>
       </w:r>
     </w:p>
-    <w:bookmarkEnd w:id="64"/>
-    <w:bookmarkStart w:id="65" w:name="приклад-звіту-по-сабмішну"/>
+    <w:bookmarkEnd w:id="66"/>
+    <w:bookmarkStart w:id="67" w:name="приклад-звіту-по-сабмішну"/>
     <w:p>
       <w:pPr>
         <w:pStyle w:val="Heading1"/>
@@ -8429,8 +8994,8 @@
         <w:t xml:space="preserve">Веб-канал: спрацювань немає.</w:t>
       </w:r>
     </w:p>
-    <w:bookmarkEnd w:id="65"/>
-    <w:bookmarkStart w:id="66" w:name="додаток-б"/>
+    <w:bookmarkEnd w:id="67"/>
+    <w:bookmarkStart w:id="68" w:name="додаток-б"/>
     <w:p>
       <w:pPr>
         <w:pStyle w:val="Heading1"/>
@@ -8439,8 +9004,8 @@
         <w:t xml:space="preserve">ДОДАТОК Б</w:t>
       </w:r>
     </w:p>
-    <w:bookmarkEnd w:id="66"/>
-    <w:bookmarkStart w:id="67" w:name="скорочений-перелік-правил-таксономії"/>
+    <w:bookmarkEnd w:id="68"/>
+    <w:bookmarkStart w:id="69" w:name="скорочений-перелік-правил-таксономії"/>
     <w:p>
       <w:pPr>
         <w:pStyle w:val="Heading1"/>
@@ -9056,8 +9621,8 @@
         </w:tc>
       </w:tr>
     </w:tbl>
-    <w:bookmarkEnd w:id="67"/>
-    <w:bookmarkStart w:id="68" w:name="додаток-в"/>
+    <w:bookmarkEnd w:id="69"/>
+    <w:bookmarkStart w:id="70" w:name="додаток-в"/>
     <w:p>
       <w:pPr>
         <w:pStyle w:val="Heading1"/>
@@ -9066,8 +9631,8 @@
         <w:t xml:space="preserve">ДОДАТОК В</w:t>
       </w:r>
     </w:p>
-    <w:bookmarkEnd w:id="68"/>
-    <w:bookmarkStart w:id="69" w:name="X4ba685ed1c1b0a6be41f2fa2494ade5a29df8bb"/>
+    <w:bookmarkEnd w:id="70"/>
+    <w:bookmarkStart w:id="71" w:name="X4ba685ed1c1b0a6be41f2fa2494ade5a29df8bb"/>
     <w:p>
       <w:pPr>
         <w:pStyle w:val="Heading1"/>
@@ -10205,7 +10770,7 @@
         <w:t xml:space="preserve">у вигляді JSON-файлу з повними метриками, CSV-таблиць для включення в розділ 3, 4, 5 цього документа та зведеного PDF-звіту.</w:t>
       </w:r>
     </w:p>
-    <w:bookmarkEnd w:id="69"/>
+    <w:bookmarkEnd w:id="71"/>
     <w:sectPr/>
   </w:body>
 </w:document>

--- a/thesis/diploma.docx
+++ b/thesis/diploma.docx
@@ -246,7 +246,7 @@
         <w:pStyle w:val="FirstParagraph"/>
       </w:pPr>
       <w:r>
-        <w:t xml:space="preserve">Обсяг роботи — 56 сторінок, 9 ілюстрацій, 8 таблиць, 27 джерел посилань, 3 додатки.</w:t>
+        <w:t xml:space="preserve">Обсяг роботи — 56 сторінок, 6 ілюстрацій, 8 таблиць, 27 джерел посилань, 3 додатки.</w:t>
       </w:r>
     </w:p>
     <w:p>
@@ -1500,7 +1500,7 @@
     </w:p>
     <w:bookmarkEnd w:id="33"/>
     <w:bookmarkEnd w:id="34"/>
-    <w:bookmarkStart w:id="39" w:name="архітектура-запропонованого-засобу"/>
+    <w:bookmarkStart w:id="42" w:name="архітектура-запропонованого-засобу"/>
     <w:p>
       <w:pPr>
         <w:pStyle w:val="Heading1"/>
@@ -1509,7 +1509,7 @@
         <w:t xml:space="preserve">2 АРХІТЕКТУРА ЗАПРОПОНОВАНОГО ЗАСОБУ</w:t>
       </w:r>
     </w:p>
-    <w:bookmarkStart w:id="35" w:name="загальна-структура-інструменту"/>
+    <w:bookmarkStart w:id="38" w:name="загальна-структура-інструменту"/>
     <w:p>
       <w:pPr>
         <w:pStyle w:val="Heading2"/>
@@ -1702,31 +1702,53 @@
         <w:t xml:space="preserve">з полями: ідентифікатор правила або каналу, посилання на сабмішн і спан тексту, об’єкт-підтвердження (наприклад, вирівняні фрагменти з іншого сабмішну або фразу-преамбулу), числове значення впевненості. Цей контракт дозволяє розширювати інструмент новими сигналами без модифікації ранкера й інтерфейсу.</w:t>
       </w:r>
     </w:p>
-    <w:tbl>
-      <w:tblPr>
-        <w:tblStyle w:val="FigureTable"/>
-        <w:tblW w:type="auto" w:w="0"/>
-        <w:tblLook w:firstRow="0" w:lastRow="0" w:firstColumn="0" w:lastColumn="0"/>
-        <w:jc w:val="center"/>
-      </w:tblPr>
-      <w:tblGrid>
-        <w:gridCol w:w="7920"/>
-      </w:tblGrid>
-      <w:tr>
-        <w:tc>
-          <w:tcPr/>
-          <w:p>
-            <w:pPr>
-              <w:pStyle w:val="Compact"/>
-              <w:jc w:val="center"/>
-            </w:pPr>
-            <w:r>
-              <w:t xml:space="preserve">Рисунок 2.1 — Загальна архітектура інструменту: верстви та потоки даних</w:t>
-            </w:r>
-          </w:p>
-        </w:tc>
-      </w:tr>
-    </w:tbl>
+    <w:p>
+      <w:pPr>
+        <w:pStyle w:val="CaptionedFigure"/>
+      </w:pPr>
+      <w:r>
+        <w:drawing>
+          <wp:inline>
+            <wp:extent cx="5334000" cy="2204690"/>
+            <wp:effectExtent b="0" l="0" r="0" t="0"/>
+            <wp:docPr descr="Рисунок 2.1 — Загальна архітектура інструменту: верстви та потоки даних" title="" id="36" name="Picture"/>
+            <a:graphic>
+              <a:graphicData uri="http://schemas.openxmlformats.org/drawingml/2006/picture">
+                <pic:pic>
+                  <pic:nvPicPr>
+                    <pic:cNvPr descr="figures/architecture.png" id="37" name="Picture"/>
+                    <pic:cNvPicPr>
+                      <a:picLocks noChangeArrowheads="1" noChangeAspect="1"/>
+                    </pic:cNvPicPr>
+                  </pic:nvPicPr>
+                  <pic:blipFill>
+                    <a:blip r:embed="rId35"/>
+                    <a:stretch>
+                      <a:fillRect/>
+                    </a:stretch>
+                  </pic:blipFill>
+                  <pic:spPr bwMode="auto">
+                    <a:xfrm>
+                      <a:off x="0" y="0"/>
+                      <a:ext cx="5334000" cy="2204690"/>
+                    </a:xfrm>
+                    <a:prstGeom prst="rect">
+                      <a:avLst/>
+                    </a:prstGeom>
+                    <a:noFill/>
+                    <a:ln w="9525">
+                      <a:noFill/>
+                      <a:headEnd/>
+                      <a:tailEnd/>
+                    </a:ln>
+                  </pic:spPr>
+                </pic:pic>
+              </a:graphicData>
+            </a:graphic>
+          </wp:inline>
+        </w:drawing>
+      </w:r>
+    </w:p>
     <w:p>
       <w:pPr>
         <w:pStyle w:val="ImageCaption"/>
@@ -1735,8 +1757,8 @@
         <w:t xml:space="preserve">Рисунок 2.1 — Загальна архітектура інструменту: верстви та потоки даних</w:t>
       </w:r>
     </w:p>
-    <w:bookmarkEnd w:id="35"/>
-    <w:bookmarkStart w:id="36" w:name="Xff3afddbcdf64f892da0777a430d12df7128107"/>
+    <w:bookmarkEnd w:id="38"/>
+    <w:bookmarkStart w:id="39" w:name="Xff3afddbcdf64f892da0777a430d12df7128107"/>
     <w:p>
       <w:pPr>
         <w:pStyle w:val="Heading2"/>
@@ -1996,8 +2018,8 @@
         <w:t xml:space="preserve">коментарях; будь-яка нормалізація знищила б ці сигнали.</w:t>
       </w:r>
     </w:p>
-    <w:bookmarkEnd w:id="36"/>
-    <w:bookmarkStart w:id="37" w:name="модель-даних-і-збереження-стану"/>
+    <w:bookmarkEnd w:id="39"/>
+    <w:bookmarkStart w:id="40" w:name="модель-даних-і-збереження-стану"/>
     <w:p>
       <w:pPr>
         <w:pStyle w:val="Heading2"/>
@@ -2487,8 +2509,8 @@
         </w:tc>
       </w:tr>
     </w:tbl>
-    <w:bookmarkEnd w:id="37"/>
-    <w:bookmarkStart w:id="38" w:name="X9146b78f2820b7418b39f16f9aec1ffc975a937"/>
+    <w:bookmarkEnd w:id="40"/>
+    <w:bookmarkStart w:id="41" w:name="X9146b78f2820b7418b39f16f9aec1ffc975a937"/>
     <w:p>
       <w:pPr>
         <w:pStyle w:val="Heading2"/>
@@ -2545,9 +2567,9 @@
         <w:t xml:space="preserve">Загальний ранг сабмішну в дашборді (розділ 5.2) обчислюється як прозоро задокументована зважена сума ознак; кожен сигнал має фіксовану вагу, що задана у конфігурації. Викладач у будь-який момент може пересортувати дашборд за окремим сигналом, відключити сигнал, що йому не довіряє, або переглянути сабмішн повністю, ігноруючи рейтинг. Це методологічний приклад «контрольованої автоматизації»: машина допомагає звузити коло уваги, але не приймає рішень за людину.</w:t>
       </w:r>
     </w:p>
-    <w:bookmarkEnd w:id="38"/>
-    <w:bookmarkEnd w:id="39"/>
-    <w:bookmarkStart w:id="46" w:name="X6531f5b3832274013d057a87936559d3e9dcd51"/>
+    <w:bookmarkEnd w:id="41"/>
+    <w:bookmarkEnd w:id="42"/>
+    <w:bookmarkStart w:id="49" w:name="X6531f5b3832274013d057a87936559d3e9dcd51"/>
     <w:p>
       <w:pPr>
         <w:pStyle w:val="Heading1"/>
@@ -2679,7 +2701,7 @@
         <w:t xml:space="preserve">-об’єкт із указанням каналу, числової оцінки й переліку спанів.</w:t>
       </w:r>
     </w:p>
-    <w:bookmarkStart w:id="40" w:name="нормалізація-токенового-потоку"/>
+    <w:bookmarkStart w:id="43" w:name="нормалізація-токенового-потоку"/>
     <w:p>
       <w:pPr>
         <w:pStyle w:val="Heading2"/>
@@ -2904,8 +2926,8 @@
         <w:t xml:space="preserve">— нормалізована категорія, символьні координати в оригінальному джерелі й оригінальний текст. Координати потрібні для подальшого підсвічування спанів у дашборді.</w:t>
       </w:r>
     </w:p>
-    <w:bookmarkEnd w:id="40"/>
-    <w:bookmarkStart w:id="41" w:name="канал-winnowing-фінгерпринтів"/>
+    <w:bookmarkEnd w:id="43"/>
+    <w:bookmarkStart w:id="44" w:name="канал-winnowing-фінгерпринтів"/>
     <w:p>
       <w:pPr>
         <w:pStyle w:val="Heading2"/>
@@ -3876,8 +3898,8 @@
         <w:t xml:space="preserve">із указанням координат у обох сабмішнах і коротких витягів тексту.</w:t>
       </w:r>
     </w:p>
-    <w:bookmarkEnd w:id="41"/>
-    <w:bookmarkStart w:id="42" w:name="канал-хешів-піддерев-ast"/>
+    <w:bookmarkEnd w:id="44"/>
+    <w:bookmarkStart w:id="45" w:name="канал-хешів-піддерев-ast"/>
     <w:p>
       <w:pPr>
         <w:pStyle w:val="Heading2"/>
@@ -4317,8 +4339,8 @@
         <w:t xml:space="preserve">стандартно дорівнює 0.45 — вище за поріг Winnowing-каналу, бо хешів піддерев менше за фінгерпринтів, і випадковий збіг між рекурсивним fib і мемоїзованим fib без вищого порогу дає ~0.30, що недостатньо для надійного відмежування.</w:t>
       </w:r>
     </w:p>
-    <w:bookmarkEnd w:id="42"/>
-    <w:bookmarkStart w:id="43" w:name="обєднання-каналів-і-ранжування-пар"/>
+    <w:bookmarkEnd w:id="45"/>
+    <w:bookmarkStart w:id="46" w:name="обєднання-каналів-і-ранжування-пар"/>
     <w:p>
       <w:pPr>
         <w:pStyle w:val="Heading2"/>
@@ -4482,8 +4504,8 @@
         <w:t xml:space="preserve">= 3.0, що відображає вищу інтерпретативну вагу довгого Winnowing-спану в порівнянні з абстрактним структурним збігом.</w:t>
       </w:r>
     </w:p>
-    <w:bookmarkEnd w:id="43"/>
-    <w:bookmarkStart w:id="44" w:name="Xafbdd60252c7c90ed106b0fbf09f8fc0859b634"/>
+    <w:bookmarkEnd w:id="46"/>
+    <w:bookmarkStart w:id="47" w:name="Xafbdd60252c7c90ed106b0fbf09f8fc0859b634"/>
     <w:p>
       <w:pPr>
         <w:pStyle w:val="Heading2"/>
@@ -4734,8 +4756,8 @@
         <w:t xml:space="preserve">Стандартні параметри обрано емпірично з огляду на пары, типові для вступних курсів програмування (bubble sort, фібоначчі, факторіал, бінарний пошук). На завданнях, де всі правильні розв’язки лексично подібні (різні написання того самого алгоритму на 8 рядків), пороги слід знизити; для проєктних робіт із 500+ рядків — підвищити. Параметри винесено в конфігурацію без зміни коду.</w:t>
       </w:r>
     </w:p>
-    <w:bookmarkEnd w:id="44"/>
-    <w:bookmarkStart w:id="45" w:name="емпірична-оцінка-обох-каналів"/>
+    <w:bookmarkEnd w:id="47"/>
+    <w:bookmarkStart w:id="48" w:name="емпірична-оцінка-обох-каналів"/>
     <w:p>
       <w:pPr>
         <w:pStyle w:val="Heading2"/>
@@ -5310,9 +5332,9 @@
         <w:t xml:space="preserve">плюс окремий ручний прогін) канали поводяться очікувано: account4 з завдання «bubble sort» — перейменована копія account1 — реєструється обома каналами з оцінками 0.76 (Winnowing) і ~0.7 (AST), що значно вище за пороги; account2 — текст із publicly-published джерела з невеликими модифікаціями — отримує помітну, але нижчу оцінку лише в Winnowing (порядку 0.45). У завданні «factorial» три різні реалізації (ітеративна, рекурсивна, мемоїзована) дають оцінки в межах 0.20–0.35 — не нижче за випадковий шум, але нижче за поріг ухвалення; жодне попередження не з’являється для цього завдання. Цей дослід підтверджує, що пороги обрано так, щоб поведінка на реальних, але семантично різних реалізаціях того самого завдання залишалася консервативною.</w:t>
       </w:r>
     </w:p>
-    <w:bookmarkEnd w:id="45"/>
-    <w:bookmarkEnd w:id="46"/>
-    <w:bookmarkStart w:id="52" w:name="X37162b3cb27c821d2068fee7ef1f8600d0e9c2d"/>
+    <w:bookmarkEnd w:id="48"/>
+    <w:bookmarkEnd w:id="49"/>
+    <w:bookmarkStart w:id="55" w:name="X37162b3cb27c821d2068fee7ef1f8600d0e9c2d"/>
     <w:p>
       <w:pPr>
         <w:pStyle w:val="Heading1"/>
@@ -5321,7 +5343,7 @@
         <w:t xml:space="preserve">4 ТАКСОНОМІЯ ОЗНАК НЕДБАЛОГО ВИКОРИСТАННЯ МОВНИХ МОДЕЛЕЙ У КОДІ</w:t>
       </w:r>
     </w:p>
-    <w:bookmarkStart w:id="47" w:name="X362e71150ac72387289fe00438fe9fa964ab779"/>
+    <w:bookmarkStart w:id="50" w:name="X362e71150ac72387289fe00438fe9fa964ab779"/>
     <w:p>
       <w:pPr>
         <w:pStyle w:val="Heading2"/>
@@ -5442,8 +5464,8 @@
         <w:t xml:space="preserve">Усі правила побудовані з огляду на те, що сабмішн — це файл вихідного коду; вони шукають артефакти всередині коментарів, документації функцій, а також зайвих ліній на кшталт markdown-розмітки, що пережила копіювання з інтерфейсу чату.</w:t>
       </w:r>
     </w:p>
-    <w:bookmarkEnd w:id="47"/>
-    <w:bookmarkStart w:id="48" w:name="категорії-й-перелік-правил"/>
+    <w:bookmarkEnd w:id="50"/>
+    <w:bookmarkStart w:id="51" w:name="категорії-й-перелік-правил"/>
     <w:p>
       <w:pPr>
         <w:pStyle w:val="Heading2"/>
@@ -6210,8 +6232,8 @@
         <w:t xml:space="preserve">— український відмовний лід «На жаль, я не можу надати…».</w:t>
       </w:r>
     </w:p>
-    <w:bookmarkEnd w:id="48"/>
-    <w:bookmarkStart w:id="49" w:name="інженерія-правил-як-даних"/>
+    <w:bookmarkEnd w:id="51"/>
+    <w:bookmarkStart w:id="52" w:name="інженерія-правил-як-даних"/>
     <w:p>
       <w:pPr>
         <w:pStyle w:val="Heading2"/>
@@ -6559,8 +6581,8 @@
         <w:t xml:space="preserve">з єдиним контрактом для верстви звіту.</w:t>
       </w:r>
     </w:p>
-    <w:bookmarkEnd w:id="49"/>
-    <w:bookmarkStart w:id="50" w:name="чому-правила-а-не-ml-класифікатор"/>
+    <w:bookmarkEnd w:id="52"/>
+    <w:bookmarkStart w:id="53" w:name="чому-правила-а-не-ml-класифікатор"/>
     <w:p>
       <w:pPr>
         <w:pStyle w:val="Heading2"/>
@@ -6697,8 +6719,8 @@
         <w:t xml:space="preserve">Цю позицію виражено в інтерфейсі: біля кожного спрацювання правил таксономії відображено формулу «спрацювало правило X (точність на корпусі Y: P) — рекомендуємо переглянути виділений фрагмент». Тон формулювань підкреслює саме рекомендаційний характер сигналу.</w:t>
       </w:r>
     </w:p>
-    <w:bookmarkEnd w:id="50"/>
-    <w:bookmarkStart w:id="51" w:name="емпірична-оцінка-таксономії"/>
+    <w:bookmarkEnd w:id="53"/>
+    <w:bookmarkStart w:id="54" w:name="емпірична-оцінка-таксономії"/>
     <w:p>
       <w:pPr>
         <w:pStyle w:val="Heading2"/>
@@ -9170,9 +9192,9 @@
         <w:t xml:space="preserve">Ідеальні значення на синтетичному корпусі є очікуваними з огляду на дві обставини: (а) правила побудовані під конкретні артефакти, які генератор синтетичних позитивів вставляє в текст без шуму; (б) синтетичні негативні приклади — це чисті сорси без двозначних формулювань. Для верхньої оцінки правил такого корпусу досить; для нижчої оцінки потрібна перевірка на реальних студентських сабмішнях. Збір такого корпусу, заявлений як подальша робота, дасть змогу диференціювати правила за стійкістю до реальних шумів і потенційно деактивувати ті, чия точність на реальних даних падає нижче за поріг.</w:t>
       </w:r>
     </w:p>
-    <w:bookmarkEnd w:id="51"/>
-    <w:bookmarkEnd w:id="52"/>
-    <w:bookmarkStart w:id="58" w:name="Xf364e1539aaa70cdb502e3b45ef757dd6628684"/>
+    <w:bookmarkEnd w:id="54"/>
+    <w:bookmarkEnd w:id="55"/>
+    <w:bookmarkStart w:id="61" w:name="Xf364e1539aaa70cdb502e3b45ef757dd6628684"/>
     <w:p>
       <w:pPr>
         <w:pStyle w:val="Heading1"/>
@@ -9181,7 +9203,7 @@
         <w:t xml:space="preserve">5 ІНТЕГРАЦІЯ СИГНАЛІВ, ІНТЕРФЕЙС ВИКЛАДАЧА Й ЗАГАЛЬНЕ ОЦІНЮВАННЯ</w:t>
       </w:r>
     </w:p>
-    <w:bookmarkStart w:id="53" w:name="канал-зовнішнього-веб-плагіату"/>
+    <w:bookmarkStart w:id="56" w:name="канал-зовнішнього-веб-плагіату"/>
     <w:p>
       <w:pPr>
         <w:pStyle w:val="Heading2"/>
@@ -9284,8 +9306,8 @@
         <w:t xml:space="preserve">. У звіті по сабмішну окремо позначено, що цей сигнал — зовнішній: викладач має знати, чий індекс «бачить» спрацювання і яке обмеження на доменне покриття існує.</w:t>
       </w:r>
     </w:p>
-    <w:bookmarkEnd w:id="53"/>
-    <w:bookmarkStart w:id="54" w:name="ранжування-сабмішнів"/>
+    <w:bookmarkEnd w:id="56"/>
+    <w:bookmarkStart w:id="57" w:name="ранжування-сабмішнів"/>
     <w:p>
       <w:pPr>
         <w:pStyle w:val="Heading2"/>
@@ -10243,8 +10265,8 @@
         <w:t xml:space="preserve">, кількість когортних збігів, ваговий бал) показано окремо поряд із підсумком. Викладач у будь-який момент може пересортувати таблицю за окремою колонкою.</w:t>
       </w:r>
     </w:p>
-    <w:bookmarkEnd w:id="54"/>
-    <w:bookmarkStart w:id="55" w:name="інтерфейс-викладача"/>
+    <w:bookmarkEnd w:id="57"/>
+    <w:bookmarkStart w:id="58" w:name="інтерфейс-викладача"/>
     <w:p>
       <w:pPr>
         <w:pStyle w:val="Heading2"/>
@@ -10360,7 +10382,7 @@
               <w:jc w:val="center"/>
             </w:pPr>
             <w:r>
-              <w:t xml:space="preserve">Рисунок 5.1 — Сторінка завдання: ранжована таблиця сабмішнів</w:t>
+              <w:t xml:space="preserve">Рисунок 5.1 — Сторінка завдання Task1 (Bubble sort): ранжована таблиця сабмішнів з посигнальними оцінками AI leakage, Cohort matches, Web hits та підсумковим балом Suspicion</w:t>
             </w:r>
           </w:p>
         </w:tc>
@@ -10371,7 +10393,7 @@
         <w:pStyle w:val="ImageCaption"/>
       </w:pPr>
       <w:r>
-        <w:t xml:space="preserve">Рисунок 5.1 — Сторінка завдання: ранжована таблиця сабмішнів</w:t>
+        <w:t xml:space="preserve">Рисунок 5.1 — Сторінка завдання Task1 (Bubble sort): ранжована таблиця сабмішнів з посигнальними оцінками AI leakage, Cohort matches, Web hits та підсумковим балом Suspicion</w:t>
       </w:r>
     </w:p>
     <w:tbl>
@@ -10393,7 +10415,7 @@
               <w:jc w:val="center"/>
             </w:pPr>
             <w:r>
-              <w:t xml:space="preserve">Рисунок 5.2 — Сторінка сабмішну: підсвічені спани й перелік доказів</w:t>
+              <w:t xml:space="preserve">Рисунок 5.2 — Сторінка завдання Task2 (Limitations showcase): сабмішни з одиничними правилами таксономії, що демонструють очікувані хибно-позитивні зразки в чесному коді</w:t>
             </w:r>
           </w:p>
         </w:tc>
@@ -10404,11 +10426,110 @@
         <w:pStyle w:val="ImageCaption"/>
       </w:pPr>
       <w:r>
-        <w:t xml:space="preserve">Рисунок 5.2 — Сторінка сабмішну: підсвічені спани й перелік доказів</w:t>
-      </w:r>
-    </w:p>
-    <w:bookmarkEnd w:id="55"/>
-    <w:bookmarkStart w:id="56" w:name="X4a6fade3f4a89acd1014115bfcf1bb5ef369cda"/>
+        <w:t xml:space="preserve">Рисунок 5.2 — Сторінка завдання Task2 (Limitations showcase): сабмішни з одиничними правилами таксономії, що демонструють очікувані хибно-позитивні зразки в чесному коді</w:t>
+      </w:r>
+    </w:p>
+    <w:tbl>
+      <w:tblPr>
+        <w:tblStyle w:val="FigureTable"/>
+        <w:tblW w:type="auto" w:w="0"/>
+        <w:tblLook w:firstRow="0" w:lastRow="0" w:firstColumn="0" w:lastColumn="0"/>
+        <w:jc w:val="center"/>
+      </w:tblPr>
+      <w:tblGrid>
+        <w:gridCol w:w="7920"/>
+      </w:tblGrid>
+      <w:tr>
+        <w:tc>
+          <w:tcPr/>
+          <w:p>
+            <w:pPr>
+              <w:pStyle w:val="Compact"/>
+              <w:jc w:val="center"/>
+            </w:pPr>
+            <w:r>
+              <w:t xml:space="preserve">Рисунок 5.3 — Сторінка завдання Task3 (Fibonacci): три семантично різні реалізації того самого алгоритму, для яких канали когортного порівняння не реєструють збігів</w:t>
+            </w:r>
+          </w:p>
+        </w:tc>
+      </w:tr>
+    </w:tbl>
+    <w:p>
+      <w:pPr>
+        <w:pStyle w:val="ImageCaption"/>
+      </w:pPr>
+      <w:r>
+        <w:t xml:space="preserve">Рисунок 5.3 — Сторінка завдання Task3 (Fibonacci): три семантично різні реалізації того самого алгоритму, для яких канали когортного порівняння не реєструють збігів</w:t>
+      </w:r>
+    </w:p>
+    <w:tbl>
+      <w:tblPr>
+        <w:tblStyle w:val="FigureTable"/>
+        <w:tblW w:type="auto" w:w="0"/>
+        <w:tblLook w:firstRow="0" w:lastRow="0" w:firstColumn="0" w:lastColumn="0"/>
+        <w:jc w:val="center"/>
+      </w:tblPr>
+      <w:tblGrid>
+        <w:gridCol w:w="7920"/>
+      </w:tblGrid>
+      <w:tr>
+        <w:tc>
+          <w:tcPr/>
+          <w:p>
+            <w:pPr>
+              <w:pStyle w:val="Compact"/>
+              <w:jc w:val="center"/>
+            </w:pPr>
+            <w:r>
+              <w:t xml:space="preserve">Рисунок 5.4 — Сторінка сабмішну: текст із підсвіченими спанами, перелік 9 спрацювань таксономії з описом і доказом-фразою для кожного правила</w:t>
+            </w:r>
+          </w:p>
+        </w:tc>
+      </w:tr>
+    </w:tbl>
+    <w:p>
+      <w:pPr>
+        <w:pStyle w:val="ImageCaption"/>
+      </w:pPr>
+      <w:r>
+        <w:t xml:space="preserve">Рисунок 5.4 — Сторінка сабмішну: текст із підсвіченими спанами, перелік 9 спрацювань таксономії з описом і доказом-фразою для кожного правила</w:t>
+      </w:r>
+    </w:p>
+    <w:tbl>
+      <w:tblPr>
+        <w:tblStyle w:val="FigureTable"/>
+        <w:tblW w:type="auto" w:w="0"/>
+        <w:tblLook w:firstRow="0" w:lastRow="0" w:firstColumn="0" w:lastColumn="0"/>
+        <w:jc w:val="center"/>
+      </w:tblPr>
+      <w:tblGrid>
+        <w:gridCol w:w="7920"/>
+      </w:tblGrid>
+      <w:tr>
+        <w:tc>
+          <w:tcPr/>
+          <w:p>
+            <w:pPr>
+              <w:pStyle w:val="Compact"/>
+              <w:jc w:val="center"/>
+            </w:pPr>
+            <w:r>
+              <w:t xml:space="preserve">Рисунок 5.5 — Сторінка сабмішну (продовження): 3 когортні збіги (Winnowing, Jaccard 0.76 / 0.76 / 0.45) з боксами «This submission / Other submission» для кожного спану</w:t>
+            </w:r>
+          </w:p>
+        </w:tc>
+      </w:tr>
+    </w:tbl>
+    <w:p>
+      <w:pPr>
+        <w:pStyle w:val="ImageCaption"/>
+      </w:pPr>
+      <w:r>
+        <w:t xml:space="preserve">Рисунок 5.5 — Сторінка сабмішну (продовження): 3 когортні збіги (Winnowing, Jaccard 0.76 / 0.76 / 0.45) з боксами «This submission / Other submission» для кожного спану</w:t>
+      </w:r>
+    </w:p>
+    <w:bookmarkEnd w:id="58"/>
+    <w:bookmarkStart w:id="59" w:name="X4a6fade3f4a89acd1014115bfcf1bb5ef369cda"/>
     <w:p>
       <w:pPr>
         <w:pStyle w:val="Heading2"/>
@@ -11472,8 +11593,8 @@
         <w:t xml:space="preserve">Дванадцять сабмішнів — це демонстраційний, а не статистично репрезентативний набір. Він підтверджує, що пайплайн працює коректно на типових кейсах і що ранжувальник дає очікуваний порядок, але не дозволяє статистично оцінити частоту хибних спрацювань на реальному потоці робіт. Кількісне оцінювання залишається предметом синтетичних експериментів окремих каналів (підрозділи 3.6, 4.5).</w:t>
       </w:r>
     </w:p>
-    <w:bookmarkEnd w:id="56"/>
-    <w:bookmarkStart w:id="57" w:name="обмеження-та-подальша-робота"/>
+    <w:bookmarkEnd w:id="59"/>
+    <w:bookmarkStart w:id="60" w:name="обмеження-та-подальша-робота"/>
     <w:p>
       <w:pPr>
         <w:pStyle w:val="Heading2"/>
@@ -11762,9 +11883,9 @@
         <w:t xml:space="preserve">— інструмент не покриває природномовну частину сабмішну (звіти, README, обґрунтування): прозовий шар делеговано загальним системам перевірки текстів (підрозділ 1.2). Інтегроване покриття обох шарів в одному дашборді — потенційний напрям майбутньої роботи.</w:t>
       </w:r>
     </w:p>
-    <w:bookmarkEnd w:id="57"/>
-    <w:bookmarkEnd w:id="58"/>
-    <w:bookmarkStart w:id="59" w:name="висновки"/>
+    <w:bookmarkEnd w:id="60"/>
+    <w:bookmarkEnd w:id="61"/>
+    <w:bookmarkStart w:id="62" w:name="висновки"/>
     <w:p>
       <w:pPr>
         <w:pStyle w:val="Heading1"/>
@@ -12064,8 +12185,8 @@
         <w:t xml:space="preserve">-протоколу, інтеграцію реального виклику Moss або Dolos у веб-каналі, збір та розмітку корпусу реальних студентських сабмішнів для нижньої оцінки якості та підтримку інших систем керування навчанням (Moodle, Canvas).</w:t>
       </w:r>
     </w:p>
-    <w:bookmarkEnd w:id="59"/>
-    <w:bookmarkStart w:id="60" w:name="перелік-джерел-посилання"/>
+    <w:bookmarkEnd w:id="62"/>
+    <w:bookmarkStart w:id="63" w:name="перелік-джерел-посилання"/>
     <w:p>
       <w:pPr>
         <w:pStyle w:val="Heading1"/>
@@ -12592,8 +12713,8 @@
         <w:t xml:space="preserve">. 2025.</w:t>
       </w:r>
     </w:p>
-    <w:bookmarkEnd w:id="60"/>
-    <w:bookmarkStart w:id="61" w:name="додаток-а"/>
+    <w:bookmarkEnd w:id="63"/>
+    <w:bookmarkStart w:id="64" w:name="додаток-а"/>
     <w:p>
       <w:pPr>
         <w:pStyle w:val="Heading1"/>
@@ -12602,8 +12723,8 @@
         <w:t xml:space="preserve">ДОДАТОК А</w:t>
       </w:r>
     </w:p>
-    <w:bookmarkEnd w:id="61"/>
-    <w:bookmarkStart w:id="62" w:name="приклад-звіту-по-сабмішну"/>
+    <w:bookmarkEnd w:id="64"/>
+    <w:bookmarkStart w:id="65" w:name="приклад-звіту-по-сабмішну"/>
     <w:p>
       <w:pPr>
         <w:pStyle w:val="Heading1"/>
@@ -13196,8 +13317,8 @@
         <w:t xml:space="preserve">(формула 5.1).</w:t>
       </w:r>
     </w:p>
-    <w:bookmarkEnd w:id="62"/>
-    <w:bookmarkStart w:id="63" w:name="додаток-б"/>
+    <w:bookmarkEnd w:id="65"/>
+    <w:bookmarkStart w:id="66" w:name="додаток-б"/>
     <w:p>
       <w:pPr>
         <w:pStyle w:val="Heading1"/>
@@ -13206,8 +13327,8 @@
         <w:t xml:space="preserve">ДОДАТОК Б</w:t>
       </w:r>
     </w:p>
-    <w:bookmarkEnd w:id="63"/>
-    <w:bookmarkStart w:id="64" w:name="повний-перелік-правил-таксономії"/>
+    <w:bookmarkEnd w:id="66"/>
+    <w:bookmarkStart w:id="67" w:name="повний-перелік-правил-таксономії"/>
     <w:p>
       <w:pPr>
         <w:pStyle w:val="Heading1"/>
@@ -14076,8 +14197,8 @@
         </w:tc>
       </w:tr>
     </w:tbl>
-    <w:bookmarkEnd w:id="64"/>
-    <w:bookmarkStart w:id="65" w:name="додаток-в"/>
+    <w:bookmarkEnd w:id="67"/>
+    <w:bookmarkStart w:id="68" w:name="додаток-в"/>
     <w:p>
       <w:pPr>
         <w:pStyle w:val="Heading1"/>
@@ -14086,8 +14207,8 @@
         <w:t xml:space="preserve">ДОДАТОК В</w:t>
       </w:r>
     </w:p>
-    <w:bookmarkEnd w:id="65"/>
-    <w:bookmarkStart w:id="66" w:name="X4ba685ed1c1b0a6be41f2fa2494ade5a29df8bb"/>
+    <w:bookmarkEnd w:id="68"/>
+    <w:bookmarkStart w:id="69" w:name="X4ba685ed1c1b0a6be41f2fa2494ade5a29df8bb"/>
     <w:p>
       <w:pPr>
         <w:pStyle w:val="Heading1"/>
@@ -14768,7 +14889,7 @@
         <w:t xml:space="preserve">у вигляді JSON-документа з повними метриками; репозиторій містить два збережені звіти останнього запуску, числа з яких процитовано в таблицях 3.1 і 4.1.</w:t>
       </w:r>
     </w:p>
-    <w:bookmarkEnd w:id="66"/>
+    <w:bookmarkEnd w:id="69"/>
     <w:sectPr/>
   </w:body>
 </w:document>

--- a/thesis/diploma.docx
+++ b/thesis/diploma.docx
@@ -462,15 +462,8 @@
       </w:r>
     </w:p>
     <w:p>
-      <w:r>
-        <w:br w:type="page"/>
-      </w:r>
-    </w:p>
-    <w:p>
-      <w:pPr>
-        <w:spacing w:before="0" w:after="480" w:line="360" w:lineRule="auto"/>
-        <w:ind w:firstLine="0" w:left="0" w:right="0"/>
-        <w:jc w:val="center"/>
+      <w:pPr>
+        <w:pStyle w:val="Heading1"/>
       </w:pPr>
       <w:r>
         <w:rPr>
@@ -495,7 +488,29 @@
           <w:i w:val="0"/>
           <w:sz w:val="28"/>
         </w:rPr>
-        <w:t>Обсяг роботи — 56 сторінок, 6 ілюстрацій, 8 таблиць, 27 джерел посилань, 3 додатки.</w:t>
+        <w:t xml:space="preserve">Обсяг роботи — </w:t>
+      </w:r>
+      <w:r>
+        <w:rPr>
+          <w:rFonts w:ascii="Times New Roman" w:hAnsi="Times New Roman" w:cs="Times New Roman" w:eastAsia="Times New Roman"/>
+          <w:b w:val="0"/>
+          <w:i w:val="0"/>
+          <w:sz w:val="28"/>
+        </w:rPr>
+        <w:fldChar w:fldCharType="begin" w:dirty="true"/>
+        <w:instrText xml:space="preserve"> NUMPAGES \* MERGEFORMAT </w:instrText>
+        <w:fldChar w:fldCharType="separate"/>
+        <w:t xml:space="preserve">56</w:t>
+        <w:fldChar w:fldCharType="end"/>
+      </w:r>
+      <w:r>
+        <w:rPr>
+          <w:rFonts w:ascii="Times New Roman" w:hAnsi="Times New Roman" w:cs="Times New Roman" w:eastAsia="Times New Roman"/>
+          <w:b w:val="0"/>
+          <w:i w:val="0"/>
+          <w:sz w:val="28"/>
+        </w:rPr>
+        <w:t xml:space="preserve"> сторінок, 6 ілюстрацій, 8 таблиць, 27 джерел посилань, 3 додатки.</w:t>
       </w:r>
     </w:p>
     <w:p>
@@ -661,15 +676,42 @@
       </w:r>
     </w:p>
     <w:p>
-      <w:r>
-        <w:br w:type="page"/>
+      <w:pPr>
+        <w:pStyle w:val="Heading1"/>
+      </w:pPr>
+      <w:r>
+        <w:rPr>
+          <w:rFonts w:ascii="Times New Roman" w:hAnsi="Times New Roman" w:cs="Times New Roman" w:eastAsia="Times New Roman"/>
+          <w:b/>
+          <w:i w:val="0"/>
+          <w:sz w:val="28"/>
+        </w:rPr>
+        <w:t>ЗМІСТ</w:t>
       </w:r>
     </w:p>
     <w:p>
       <w:pPr>
-        <w:spacing w:before="0" w:after="480" w:line="360" w:lineRule="auto"/>
+        <w:spacing w:before="0" w:after="0" w:line="360" w:lineRule="auto"/>
         <w:ind w:firstLine="0" w:left="0" w:right="0"/>
-        <w:jc w:val="center"/>
+        <w:jc w:val="left"/>
+      </w:pPr>
+      <w:r>
+        <w:rPr>
+          <w:rFonts w:ascii="Times New Roman" w:hAnsi="Times New Roman" w:cs="Times New Roman" w:eastAsia="Times New Roman"/>
+          <w:b w:val="0"/>
+          <w:i w:val="0"/>
+          <w:sz w:val="28"/>
+        </w:rPr>
+        <w:fldChar w:fldCharType="begin" w:dirty="true"/>
+        <w:instrText xml:space="preserve"> TOC \o "1-2" \h \z \u </w:instrText>
+        <w:fldChar w:fldCharType="separate"/>
+        <w:t xml:space="preserve">Зміст буде створено автоматично при відкритті документа в Microsoft Word (натисніть F9 або «Оновити поле» якщо не оновився).</w:t>
+        <w:fldChar w:fldCharType="end"/>
+      </w:r>
+    </w:p>
+    <w:p>
+      <w:pPr>
+        <w:pStyle w:val="Heading1"/>
       </w:pPr>
       <w:r>
         <w:rPr>
@@ -678,7 +720,7 @@
           <w:i w:val="0"/>
           <w:sz w:val="28"/>
         </w:rPr>
-        <w:t>ЗМІСТ</w:t>
+        <w:t>СКОРОЧЕННЯ ТА УМОВНІ ПОЗНАКИ</w:t>
       </w:r>
     </w:p>
     <w:p>
@@ -694,7 +736,7 @@
           <w:i w:val="0"/>
           <w:sz w:val="28"/>
         </w:rPr>
-        <w:t>СКОРОЧЕННЯ ТА УМОВНІ ПОЗНАКИ</w:t>
+        <w:t>API — програмний інтерфейс застосунку (Application Programming Interface)</w:t>
       </w:r>
     </w:p>
     <w:p>
@@ -710,7 +752,7 @@
           <w:i w:val="0"/>
           <w:sz w:val="28"/>
         </w:rPr>
-        <w:t>ВСТУП</w:t>
+        <w:t>AUC — площа під ROC-кривою (Area Under the Curve)</w:t>
       </w:r>
     </w:p>
     <w:p>
@@ -726,7 +768,7 @@
           <w:i w:val="0"/>
           <w:sz w:val="28"/>
         </w:rPr>
-        <w:t>1 АНАЛІЗ ПРЕДМЕТНОЇ ОБЛАСТІ ТА ІСНУЮЧИХ РІШЕНЬ</w:t>
+        <w:t>DOCX — формат документа Office Open XML</w:t>
       </w:r>
     </w:p>
     <w:p>
@@ -742,7 +784,7 @@
           <w:i w:val="0"/>
           <w:sz w:val="28"/>
         </w:rPr>
-        <w:t>1.1 Академічна доброчесність і види плагіату в навчальних завданнях</w:t>
+        <w:t>AST — абстрактне синтаксичне дерево (Abstract Syntax Tree)</w:t>
       </w:r>
     </w:p>
     <w:p>
@@ -758,7 +800,7 @@
           <w:i w:val="0"/>
           <w:sz w:val="28"/>
         </w:rPr>
-        <w:t>1.2 Огляд існуючих засобів виявлення плагіату</w:t>
+        <w:t>DOCX — формат документа Office Open XML</w:t>
       </w:r>
     </w:p>
     <w:p>
@@ -774,7 +816,7 @@
           <w:i w:val="0"/>
           <w:sz w:val="28"/>
         </w:rPr>
-        <w:t>1.3 Український контекст і запит на локальне відкрите рішення</w:t>
+        <w:t>HC3 — корпус Human-ChatGPT Comparison Corpus</w:t>
       </w:r>
     </w:p>
     <w:p>
@@ -790,7 +832,7 @@
           <w:i w:val="0"/>
           <w:sz w:val="28"/>
         </w:rPr>
-        <w:t>1.4 Прояви недбалого використання великих мовних моделей у коді</w:t>
+        <w:t>JSON — JavaScript Object Notation, текстовий формат обміну даними</w:t>
       </w:r>
     </w:p>
     <w:p>
@@ -806,7 +848,7 @@
           <w:i w:val="0"/>
           <w:sz w:val="28"/>
         </w:rPr>
-        <w:t>1.5 Постановка завдання</w:t>
+        <w:t>LLM — велика мовна модель (Large Language Model)</w:t>
       </w:r>
     </w:p>
     <w:p>
@@ -822,7 +864,7 @@
           <w:i w:val="0"/>
           <w:sz w:val="28"/>
         </w:rPr>
-        <w:t>2 АРХІТЕКТУРА ЗАПРОПОНОВАНОГО ЗАСОБУ</w:t>
+        <w:t>M4 — Multi-generator, Multi-domain, Multi-lingual MGT detection corpus</w:t>
       </w:r>
     </w:p>
     <w:p>
@@ -838,7 +880,7 @@
           <w:i w:val="0"/>
           <w:sz w:val="28"/>
         </w:rPr>
-        <w:t>2.1 Загальна структура інструменту</w:t>
+        <w:t>MGT — машинно-згенерований текст (Machine-Generated Text)</w:t>
       </w:r>
     </w:p>
     <w:p>
@@ -854,7 +896,7 @@
           <w:i w:val="0"/>
           <w:sz w:val="28"/>
         </w:rPr>
-        <w:t>2.2 Інтеграція з Google Classroom і витяг тексту</w:t>
+        <w:t>OAuth — протокол делегованої авторизації</w:t>
       </w:r>
     </w:p>
     <w:p>
@@ -870,7 +912,7 @@
           <w:i w:val="0"/>
           <w:sz w:val="28"/>
         </w:rPr>
-        <w:t>2.3 Модель даних і збереження стану</w:t>
+        <w:t>PDF — Portable Document Format</w:t>
       </w:r>
     </w:p>
     <w:p>
@@ -886,7 +928,7 @@
           <w:i w:val="0"/>
           <w:sz w:val="28"/>
         </w:rPr>
-        <w:t>2.4 Принцип посигнальних доказів замість єдиного балу</w:t>
+        <w:t>ROC — Receiver Operating Characteristic, операційна характеристика приймача</w:t>
       </w:r>
     </w:p>
     <w:p>
@@ -902,7 +944,7 @@
           <w:i w:val="0"/>
           <w:sz w:val="28"/>
         </w:rPr>
-        <w:t>3 ВНУТРІШНЬОКОГОРТНЕ ПОРІВНЯННЯ ВИХІДНОГО КОДУ</w:t>
+        <w:t>SQL — Structured Query Language</w:t>
       </w:r>
     </w:p>
     <w:p>
@@ -918,7 +960,7 @@
           <w:i w:val="0"/>
           <w:sz w:val="28"/>
         </w:rPr>
-        <w:t>3.1 Нормалізація токенового потоку</w:t>
+        <w:t>UI — інтерфейс користувача (User Interface)</w:t>
       </w:r>
     </w:p>
     <w:p>
@@ -934,7 +976,7 @@
           <w:i w:val="0"/>
           <w:sz w:val="28"/>
         </w:rPr>
-        <w:t>3.2 Канал Winnowing-фінгерпринтів</w:t>
+        <w:t>URL — Uniform Resource Locator</w:t>
       </w:r>
     </w:p>
     <w:p>
@@ -950,7 +992,21 @@
           <w:i w:val="0"/>
           <w:sz w:val="28"/>
         </w:rPr>
-        <w:t>3.3 Канал хешів піддерев AST</w:t>
+        <w:t>ШІ — штучний інтелект</w:t>
+      </w:r>
+    </w:p>
+    <w:p>
+      <w:pPr>
+        <w:pStyle w:val="Heading1"/>
+      </w:pPr>
+      <w:r>
+        <w:rPr>
+          <w:rFonts w:ascii="Times New Roman" w:hAnsi="Times New Roman" w:cs="Times New Roman" w:eastAsia="Times New Roman"/>
+          <w:b/>
+          <w:i w:val="0"/>
+          <w:sz w:val="28"/>
+        </w:rPr>
+        <w:t>ВСТУП</w:t>
       </w:r>
     </w:p>
     <w:p>
@@ -966,7 +1022,23 @@
           <w:i w:val="0"/>
           <w:sz w:val="28"/>
         </w:rPr>
-        <w:t>3.4 Об'єднання каналів і ранжування пар</w:t>
+        <w:t xml:space="preserve">Сьогодні навчальні завдання у курсах з програмування подаються переважно у вигляді файлів вихідного коду через системи керування навчанням. У Київському національному університеті імені Тараса Шевченка значна частка таких сабмішнів проходить через сервіс Google Classroom. Питання автоматизованої перевірки коду на запозичення в цих умовах стає окремим практичним викликом, передусім для українських вишів. Спеціалізовані академічні засоби перевірки коду — Moss, JPlag, Dolos — мають окремі CLI- й веб-інтерфейси, до яких треба експортувати сабмішни вручну й окремо від основного робочого процесу [6; 7; 8]. Жоден з них не виконує перевірку на сліди недбалого використання мовних моделей у коді — преамбули в коментарях, markdown-розмітку, що пережила копіювання з чат-інтерфейсу, шаблонні </w:t>
+      </w:r>
+      <w:r>
+        <w:rPr>
+          <w:rFonts w:ascii="Courier New" w:hAnsi="Courier New" w:cs="Courier New"/>
+          <w:sz w:val="24"/>
+        </w:rPr>
+        <w:t>Time complexity: O(n²)</w:t>
+      </w:r>
+      <w:r>
+        <w:rPr>
+          <w:rFonts w:ascii="Times New Roman" w:hAnsi="Times New Roman" w:cs="Times New Roman" w:eastAsia="Times New Roman"/>
+          <w:b w:val="0"/>
+          <w:i w:val="0"/>
+          <w:sz w:val="28"/>
+        </w:rPr>
+        <w:t>-коментарі. Комерційні системи, які покривають супутні текстові сабмішни (Turnitin, CopyLeaks, платні рівні Google Classroom Originality Reports), коштують кілька десятків тисяч доларів на рік за інституційну ліцензію [19; 20; 22] і за побудовою не покривають саме сорсів коду; для українських вишів додатковим обмеженням є англомовний фокус, передача даних за межі України та брак повноцінної інтеграції з Classroom-нативним робочим процесом.</w:t>
       </w:r>
     </w:p>
     <w:p>
@@ -982,7 +1054,7 @@
           <w:i w:val="0"/>
           <w:sz w:val="28"/>
         </w:rPr>
-        <w:t>3.5 Складність, межі застосовності, інженерні рішення</w:t>
+        <w:t>Окремою віссю проблеми стало масове використання великих мовних моделей у виконанні навчальних завдань з програмування. Існуючі ML-класифікатори типу CopyLeaks AI Detector чи Turnitin AI Writing Detection [24; 26] орієнтовані на природномовний текст, є чорними скриньками з відомими систематичними зміщеннями [15], непридатними до прямого цитування у звітах перед академічною комісією. Літературний фронт у відповідь розробляє таксономії підказок, які людина може застосувати самостійно [27].</w:t>
       </w:r>
     </w:p>
     <w:p>
@@ -998,7 +1070,7 @@
           <w:i w:val="0"/>
           <w:sz w:val="28"/>
         </w:rPr>
-        <w:t>3.6 Емпірична оцінка обох каналів</w:t>
+        <w:t>Об'єкт дослідження — процес виявлення ознак плагіату й недбалого використання великих мовних моделей у сабмішнах вихідного коду, поданих студентами через Google Classroom у межах курсів із програмування.</w:t>
       </w:r>
     </w:p>
     <w:p>
@@ -1014,7 +1086,7 @@
           <w:i w:val="0"/>
           <w:sz w:val="28"/>
         </w:rPr>
-        <w:t>4 ТАКСОНОМІЯ ОЗНАК НЕДБАЛОГО ВИКОРИСТАННЯ МОВНИХ МОДЕЛЕЙ У КОДІ</w:t>
+        <w:t>Предмет дослідження — методи й програмні засоби виявлення трьох типів ознак запозичення у вихідному коді сабмішнів: внутрішньокогортна подібність між сорсами, стійка до перейменування ідентифікаторів і структурних еквівалентних змін; характерні артефакти недбалого копіювання з результатів роботи мовних моделей у коментарях і docstring'ах коду; зовнішні веб-збіги (компонент у поточній ітерації стубовано).</w:t>
       </w:r>
     </w:p>
     <w:p>
@@ -1030,7 +1102,7 @@
           <w:i w:val="0"/>
           <w:sz w:val="28"/>
         </w:rPr>
-        <w:t>4.1 Дизайн-принципи: висока точність, прозоре спрацювання</w:t>
+        <w:t>Актуальність роботи зумовлена сполученням чотирьох чинників: (1) вартісним бар'єром перед українськими вишами на доступ до повного функціонала комерційних систем перевірки; (2) недостатнім покриттям україномовних сабмішнів англомовно орієнтованими сервісами, особливо в частині парафразу й машинної генерації; (3) задокументованими обмеженнями ML-класифікаторів машинно-згенерованого тексту, що робить їх непридатними до прямого академічного провадження; (4) потребою у локальному розгортанні, що зберігає сабмішни в межах інфраструктури навчального закладу. Жоден окремий компонент роботи не є технічно новим; внесок полягає в інтеграції наявних методів у самодостатній відкритий інструмент, придатний до експлуатації у вищезгаданих умовах без платних залежностей.</w:t>
       </w:r>
     </w:p>
     <w:p>
@@ -1046,7 +1118,7 @@
           <w:i w:val="0"/>
           <w:sz w:val="28"/>
         </w:rPr>
-        <w:t>4.2 Категорії й перелік правил</w:t>
+        <w:t>Мета роботи — спроєктувати й реалізувати відкритий, локально розгортуваний інструмент для викладача, що інтегрується з Google Classroom і за один прохід оцінює сабмішни обраного завдання за переліком окремих, незалежно інтерпретованих сигналів, працює англійською та українською мовами, а на рівні ухвалення рішень спирається на детерміновані методи без проміжного ML-класифікатора.</w:t>
       </w:r>
     </w:p>
     <w:p>
@@ -1062,7 +1134,135 @@
           <w:i w:val="0"/>
           <w:sz w:val="28"/>
         </w:rPr>
-        <w:t>4.3 Інженерія правил як даних</w:t>
+        <w:t>Для досягнення цієї мети сформульовано такі завдання:</w:t>
+      </w:r>
+    </w:p>
+    <w:p>
+      <w:pPr>
+        <w:spacing w:before="0" w:after="0" w:line="360" w:lineRule="auto"/>
+        <w:ind w:left="0" w:right="0" w:firstLine="720"/>
+        <w:jc w:val="both"/>
+      </w:pPr>
+      <w:r>
+        <w:rPr>
+          <w:rFonts w:ascii="Times New Roman" w:hAnsi="Times New Roman" w:cs="Times New Roman" w:eastAsia="Times New Roman"/>
+          <w:b w:val="0"/>
+          <w:i w:val="0"/>
+          <w:sz w:val="28"/>
+        </w:rPr>
+        <w:t>— проаналізувати види плагіату в навчальних завданнях, нормативну базу академічної доброчесності в Україні та КНУ, а також наявні засоби виявлення плагіату й виявити їхні обмеження стосовно письмових сабмішнів у курсах із програмування;</w:t>
+      </w:r>
+    </w:p>
+    <w:p>
+      <w:pPr>
+        <w:spacing w:before="0" w:after="0" w:line="360" w:lineRule="auto"/>
+        <w:ind w:left="0" w:right="0" w:firstLine="720"/>
+        <w:jc w:val="both"/>
+      </w:pPr>
+      <w:r>
+        <w:rPr>
+          <w:rFonts w:ascii="Times New Roman" w:hAnsi="Times New Roman" w:cs="Times New Roman" w:eastAsia="Times New Roman"/>
+          <w:b w:val="0"/>
+          <w:i w:val="0"/>
+          <w:sz w:val="28"/>
+        </w:rPr>
+        <w:t>— спроєктувати загальну архітектуру інструменту, що інтегрується з Google Classroom і Google Drive, забезпечує витяг тексту вихідного коду з типових форматів (</w:t>
+      </w:r>
+      <w:r>
+        <w:rPr>
+          <w:rFonts w:ascii="Courier New" w:hAnsi="Courier New"/>
+          <w:sz w:val="24"/>
+        </w:rPr>
+        <w:t>.py</w:t>
+      </w:r>
+      <w:r>
+        <w:rPr>
+          <w:rFonts w:ascii="Times New Roman" w:hAnsi="Times New Roman" w:cs="Times New Roman" w:eastAsia="Times New Roman"/>
+          <w:b w:val="0"/>
+          <w:i w:val="0"/>
+          <w:sz w:val="28"/>
+        </w:rPr>
+        <w:t xml:space="preserve">, </w:t>
+      </w:r>
+      <w:r>
+        <w:rPr>
+          <w:rFonts w:ascii="Courier New" w:hAnsi="Courier New"/>
+          <w:sz w:val="24"/>
+        </w:rPr>
+        <w:t>.txt</w:t>
+      </w:r>
+      <w:r>
+        <w:rPr>
+          <w:rFonts w:ascii="Times New Roman" w:hAnsi="Times New Roman" w:cs="Times New Roman" w:eastAsia="Times New Roman"/>
+          <w:b w:val="0"/>
+          <w:i w:val="0"/>
+          <w:sz w:val="28"/>
+        </w:rPr>
+        <w:t>, Google Docs, PDF, DOCX як засіб обходу для коду, вставленого в документ) та зберігає результати перевірки;</w:t>
+      </w:r>
+    </w:p>
+    <w:p>
+      <w:pPr>
+        <w:spacing w:before="0" w:after="0" w:line="360" w:lineRule="auto"/>
+        <w:ind w:left="0" w:right="0" w:firstLine="720"/>
+        <w:jc w:val="both"/>
+      </w:pPr>
+      <w:r>
+        <w:rPr>
+          <w:rFonts w:ascii="Times New Roman" w:hAnsi="Times New Roman" w:cs="Times New Roman" w:eastAsia="Times New Roman"/>
+          <w:b w:val="0"/>
+          <w:i w:val="0"/>
+          <w:sz w:val="28"/>
+        </w:rPr>
+        <w:t>— розробити двоканальну схему внутрішньокогортного порівняння вихідного коду, у якій один канал відповідає за виявлення лексично-токенового збігу (Winnowing), а другий — за виявлення структурного збігу на рівні AST;</w:t>
+      </w:r>
+    </w:p>
+    <w:p>
+      <w:pPr>
+        <w:spacing w:before="0" w:after="0" w:line="360" w:lineRule="auto"/>
+        <w:ind w:left="0" w:right="0" w:firstLine="720"/>
+        <w:jc w:val="both"/>
+      </w:pPr>
+      <w:r>
+        <w:rPr>
+          <w:rFonts w:ascii="Times New Roman" w:hAnsi="Times New Roman" w:cs="Times New Roman" w:eastAsia="Times New Roman"/>
+          <w:b w:val="0"/>
+          <w:i w:val="0"/>
+          <w:sz w:val="28"/>
+        </w:rPr>
+        <w:t>— укласти таксономію правил для виявлення характерних артефактів недбалого використання мовних моделей у коментарях і docstring'ах вихідного коду, із прозорим описом кожного правила, прикладами доказів і методикою емпіричної оцінки точності та відклику; одразу передбачити паралельні правила для англійської та української мов;</w:t>
+      </w:r>
+    </w:p>
+    <w:p>
+      <w:pPr>
+        <w:spacing w:before="0" w:after="0" w:line="360" w:lineRule="auto"/>
+        <w:ind w:left="0" w:right="0" w:firstLine="720"/>
+        <w:jc w:val="both"/>
+      </w:pPr>
+      <w:r>
+        <w:rPr>
+          <w:rFonts w:ascii="Times New Roman" w:hAnsi="Times New Roman" w:cs="Times New Roman" w:eastAsia="Times New Roman"/>
+          <w:b w:val="0"/>
+          <w:i w:val="0"/>
+          <w:sz w:val="28"/>
+        </w:rPr>
+        <w:t>— розробити прозору схему ранжування сабмішнів зі сталими вагами на основі переліку сигналів та інтерфейс викладача, що подає доказову базу для кожного спрацювання;</w:t>
+      </w:r>
+    </w:p>
+    <w:p>
+      <w:pPr>
+        <w:spacing w:before="0" w:after="0" w:line="360" w:lineRule="auto"/>
+        <w:ind w:left="0" w:right="0" w:firstLine="720"/>
+        <w:jc w:val="both"/>
+      </w:pPr>
+      <w:r>
+        <w:rPr>
+          <w:rFonts w:ascii="Times New Roman" w:hAnsi="Times New Roman" w:cs="Times New Roman" w:eastAsia="Times New Roman"/>
+          <w:b w:val="0"/>
+          <w:i w:val="0"/>
+          <w:sz w:val="28"/>
+        </w:rPr>
+        <w:t>— виміряти характеристики каналів на синтетичних корпусах і провести ручний наскрізний прогін на тестовому наборі сабмішнів.</w:t>
       </w:r>
     </w:p>
     <w:p>
@@ -1078,7 +1278,39 @@
           <w:i w:val="0"/>
           <w:sz w:val="28"/>
         </w:rPr>
-        <w:t>4.4 Чому правила, а не ML-класифікатор</w:t>
+        <w:t xml:space="preserve">Методи дослідження включають аналіз науково-технічних публікацій з фінгерпринтінгу коду, синтаксичного аналізу та обробки природної мови, методи правилового аналізу, методи побудови інформаційних систем. Інструменти розроблення: мова Python (стандартний </w:t>
+      </w:r>
+      <w:r>
+        <w:rPr>
+          <w:rFonts w:ascii="Courier New" w:hAnsi="Courier New" w:cs="Courier New"/>
+          <w:sz w:val="24"/>
+        </w:rPr>
+        <w:t>tokenize</w:t>
+      </w:r>
+      <w:r>
+        <w:rPr>
+          <w:rFonts w:ascii="Times New Roman" w:hAnsi="Times New Roman" w:cs="Times New Roman" w:eastAsia="Times New Roman"/>
+          <w:b w:val="0"/>
+          <w:i w:val="0"/>
+          <w:sz w:val="28"/>
+        </w:rPr>
+        <w:t xml:space="preserve">, стандартний </w:t>
+      </w:r>
+      <w:r>
+        <w:rPr>
+          <w:rFonts w:ascii="Courier New" w:hAnsi="Courier New" w:cs="Courier New"/>
+          <w:sz w:val="24"/>
+        </w:rPr>
+        <w:t>ast</w:t>
+      </w:r>
+      <w:r>
+        <w:rPr>
+          <w:rFonts w:ascii="Times New Roman" w:hAnsi="Times New Roman" w:cs="Times New Roman" w:eastAsia="Times New Roman"/>
+          <w:b w:val="0"/>
+          <w:i w:val="0"/>
+          <w:sz w:val="28"/>
+        </w:rPr>
+        <w:t>), бібліотеки google-api-python-client, Streamlit, SQLite, Pydantic.</w:t>
       </w:r>
     </w:p>
     <w:p>
@@ -1094,7 +1326,7 @@
           <w:i w:val="0"/>
           <w:sz w:val="28"/>
         </w:rPr>
-        <w:t>4.5 Емпірична оцінка таксономії</w:t>
+        <w:t>Можливі сфери застосування результатів роботи: попередня перевірка письмових сабмішнів викладачами в курсах із програмування; побудова кафедральних або факультетських систем академічного контролю; розширення інструменту для перевірки робіт іншими мовами навчання.</w:t>
       </w:r>
     </w:p>
     <w:p>
@@ -1110,7 +1342,35 @@
           <w:i w:val="0"/>
           <w:sz w:val="28"/>
         </w:rPr>
-        <w:t>5 ІНТЕГРАЦІЯ СИГНАЛІВ, ІНТЕРФЕЙС ВИКЛАДАЧА Й ЗАГАЛЬНЕ ОЦІНЮВАННЯ</w:t>
+        <w:t>Робота виконана індивідуально, у межах освітньої програми «Інформатика» спеціальності 122 Комп'ютерні науки. На момент її підготовки автор не оприлюднював результатів у наукових виданнях; робота розглядається як основа для подальших публікацій.</w:t>
+      </w:r>
+    </w:p>
+    <w:p>
+      <w:pPr>
+        <w:pStyle w:val="Heading1"/>
+      </w:pPr>
+      <w:r>
+        <w:rPr>
+          <w:rFonts w:ascii="Times New Roman" w:hAnsi="Times New Roman" w:cs="Times New Roman" w:eastAsia="Times New Roman"/>
+          <w:b/>
+          <w:i w:val="0"/>
+          <w:sz w:val="28"/>
+        </w:rPr>
+        <w:t>1 АНАЛІЗ ПРЕДМЕТНОЇ ОБЛАСТІ ТА ІСНУЮЧИХ РІШЕНЬ</w:t>
+      </w:r>
+    </w:p>
+    <w:p>
+      <w:pPr>
+        <w:pStyle w:val="Heading2"/>
+      </w:pPr>
+      <w:r>
+        <w:rPr>
+          <w:rFonts w:ascii="Times New Roman" w:hAnsi="Times New Roman" w:cs="Times New Roman" w:eastAsia="Times New Roman"/>
+          <w:b/>
+          <w:i w:val="0"/>
+          <w:sz w:val="28"/>
+        </w:rPr>
+        <w:t>1.1 Академічна доброчесність і види плагіату в навчальних завданнях</w:t>
       </w:r>
     </w:p>
     <w:p>
@@ -1126,7 +1386,7 @@
           <w:i w:val="0"/>
           <w:sz w:val="28"/>
         </w:rPr>
-        <w:t>5.1 Канал зовнішнього веб-плагіату</w:t>
+        <w:t>Поняття академічної доброчесності в українському законодавстві закріплене у статті 42 Закону України «Про освіту» [2]. Серед перелічених у цій статті порушень академічний плагіат визначений як оприлюднення чужих здобутків (повністю або частково) під своїм іменем без посилання на справжніх авторів. У Законі України «Про вищу освіту» [1] перевірка кваліфікаційних робіт на плагіат прямо визначена як обов'язкова частина атестації. У Київському національному університеті імені Тараса Шевченка відповідні процедури деталізовані окремим положенням [5] та закріплені в методичних вказівках факультету комп'ютерних наук та кібернетики [4].</w:t>
       </w:r>
     </w:p>
     <w:p>
@@ -1142,7 +1402,7 @@
           <w:i w:val="0"/>
           <w:sz w:val="28"/>
         </w:rPr>
-        <w:t>5.2 Ранжування сабмішнів</w:t>
+        <w:t>Опубліковані огляди розрізняють кілька груп проявів плагіату в навчальних роботах. Морер, Каппе й Зака [9] виділяють дослівне копіювання, перефразоване копіювання, мозаїчне копіювання (комбінацію фрагментів з кількох джерел), плагіат ідеї (привласнення концепції, висловленої іншою мовою або іншою лексикою), самоплагіат (повторне використання студентом власних попередньо зданих текстів без посилань) та, що особливо актуально для останніх років, плагіат за допомогою машинно-згенерованого тексту, коли студент видає згенерований мовною моделлю текст за власну роботу. Хоад і Зобел [10] окремо підкреслюють «версійні» зразки запозичень, типові саме для навчальних робіт: студент, який отримав сабмішн товариша, переписує речення, замінює синоніми, перестановкою фраз послаблює формальний збіг, але зберігає логіку викладу.</w:t>
       </w:r>
     </w:p>
     <w:p>
@@ -1158,7 +1418,21 @@
           <w:i w:val="0"/>
           <w:sz w:val="28"/>
         </w:rPr>
-        <w:t>5.3 Інтерфейс викладача</w:t>
+        <w:t>Усі перелічені прояви становлять порушення академічної доброчесності в розумінні законодавства. Принципово важливо, що у [4] прямо зазначено: низький відсоток текстових збігів, отриманий автоматизованою перевіркою, не є остаточним критерієм визнання роботи доброчесною. Цей принцип кваліфікує запропонований у роботі підхід як методологічно правильний: інструмент не зводить рішення до єдиного числа, а постачає викладача доказами, що залишаються інтерпретовними.</w:t>
+      </w:r>
+    </w:p>
+    <w:p>
+      <w:pPr>
+        <w:pStyle w:val="Heading2"/>
+      </w:pPr>
+      <w:r>
+        <w:rPr>
+          <w:rFonts w:ascii="Times New Roman" w:hAnsi="Times New Roman" w:cs="Times New Roman" w:eastAsia="Times New Roman"/>
+          <w:b/>
+          <w:i w:val="0"/>
+          <w:sz w:val="28"/>
+        </w:rPr>
+        <w:t>1.2 Огляд існуючих засобів виявлення плагіату</w:t>
       </w:r>
     </w:p>
     <w:p>
@@ -1174,7 +1448,21 @@
           <w:i w:val="0"/>
           <w:sz w:val="28"/>
         </w:rPr>
-        <w:t>5.4 Системний експеримент на тестових сабмішнах</w:t>
+        <w:t>Поле автоматизованих засобів виявлення академічного плагіату ділиться на три перетинні групи: сервіси перевірки сорсів програм, загальні системи перевірки текстів, окремі детектори машинно-згенерованого тексту. Запропонований у роботі засіб лежить у першій групі й поглинає окремі функції з другої та третьої; розгляд починається саме із сервісів перевірки сорсів.</w:t>
+      </w:r>
+    </w:p>
+    <w:p>
+      <w:pPr>
+        <w:pStyle w:val="Heading2"/>
+      </w:pPr>
+      <w:r>
+        <w:rPr>
+          <w:rFonts w:ascii="Times New Roman" w:hAnsi="Times New Roman" w:cs="Times New Roman" w:eastAsia="Times New Roman"/>
+          <w:b/>
+          <w:i w:val="0"/>
+          <w:sz w:val="28"/>
+        </w:rPr>
+        <w:t>Сервіси перевірки сорсів програм</w:t>
       </w:r>
     </w:p>
     <w:p>
@@ -1190,7 +1478,7 @@
           <w:i w:val="0"/>
           <w:sz w:val="28"/>
         </w:rPr>
-        <w:t>5.5 Обмеження та подальша робота</w:t>
+        <w:t>Оскільки запропонований засіб орієнтований саме на сорси програм, ця група сервісів є його прямим прототипом і первинним базисом порівняння. Серед них найдовшу історію має Moss (Measure of Software Similarity), запропонована Шлеймером, Вілкерсоном і Айкеном [6]. У її основі — алгоритм Winnowing, який обирає з потоку гешів k-грам коду підмножину локально-мінімальних відбитків і порівнює сабмішни за їх перетином. JPlag [7] використовує токенізацію з нормалізацією ідентифікаторів та алгоритм жадного зіставлення рядків. Сучасніший Dolos [8] застосовує подібні ідеї з підтримкою багатьох мов програмування й інтерактивною візуалізацією збігів у середовищі онлайн-курсу.</w:t>
       </w:r>
     </w:p>
     <w:p>
@@ -1206,7 +1494,21 @@
           <w:i w:val="0"/>
           <w:sz w:val="28"/>
         </w:rPr>
-        <w:t>ВИСНОВКИ</w:t>
+        <w:t>Перелічені сервіси розв'язують ту саму задачу — внутрішньокогортне виявлення подібності між сорсами — і за алгоритмами лежать в одному ідейному просторі з каналом Winnowing, описаним у розділі 3. Принципові відмінності запропонованого у роботі засобу від них стосуються (а) поєднання Winnowing із другим каналом — хешуванням піддерев AST, що стійке до структурних еквівалентних змін, (б) інтеграції з виявленням артефактів недбалого використання великих мовних моделей у коді (розділ 4) і (в) Classroom-нативного інтерфейсу викладача (підрозділ 5.3). Moss і Dolos мають окремі веб-інтерфейси, до яких треба експортувати сабмішни вручну; JPlag — CLI-інструмент. Жодна з перелічених систем не виконує перевірку на сліди мовних моделей у коді.</w:t>
+      </w:r>
+    </w:p>
+    <w:p>
+      <w:pPr>
+        <w:pStyle w:val="Heading2"/>
+      </w:pPr>
+      <w:r>
+        <w:rPr>
+          <w:rFonts w:ascii="Times New Roman" w:hAnsi="Times New Roman" w:cs="Times New Roman" w:eastAsia="Times New Roman"/>
+          <w:b/>
+          <w:i w:val="0"/>
+          <w:sz w:val="28"/>
+        </w:rPr>
+        <w:t>Загальні системи перевірки текстів</w:t>
       </w:r>
     </w:p>
     <w:p>
@@ -1222,7 +1524,21 @@
           <w:i w:val="0"/>
           <w:sz w:val="28"/>
         </w:rPr>
-        <w:t>ПЕРЕЛІК ДЖЕРЕЛ ПОСИЛАННЯ</w:t>
+        <w:t>Поряд із сорсами програм у студентських сабмішнах часто присутні супровідні пояснювальні тексти — звіти про лабораторні, README, обґрунтування архітектурних рішень. Цю частину сабмішну покривають загальні системи перевірки текстів, найвідоміші з яких — Turnitin, Google Classroom Originality Reports, CopyLeaks та Unicheck (з 2020 року — частина Turnitin під брендом Turnitin Similarity). Їхні базові алгоритми спираються на n-грамне фінгерпринтування й пошук у внутрішніх індексах: вхідний документ розбивається на шинглі, для кожного шингля виконується пошук у мільярдах веб-сторінок і раніше переданих документів [19; 22]. У межах одного завдання Turnitin виконує процедуру виявлення співпраці (collusion check); Google Classroom Originality Reports для ліцензій Workspace for Education Plus підтримує School Matches з приватним репозиторієм школи [20; 21]; CopyLeaks надає Shared Data Hub з опцією Internal Protection [22]. Документація Google Originality Reports прямо констатує, що інструмент налаштований передусім на дослівні збіги з індексованим вебом і пропускає суттєво перефразований матеріал [23]; Turnitin AI Paraphrase Detection підтримує лише англійську [24; 25]; інституційні підписки Turnitin і CopyLeaks створюють вартісний бар'єр для українських вишів. Запропонований засіб не дублює функціональності цих систем у частині перевірки текстів: він орієнтований на сорси й залишає прозовий шар сабмішну поза основним пайплайном, делегуючи його будь-якій із перелічених систем як комплементарний канал на розсуд викладача.</w:t>
+      </w:r>
+    </w:p>
+    <w:p>
+      <w:pPr>
+        <w:pStyle w:val="Heading2"/>
+      </w:pPr>
+      <w:r>
+        <w:rPr>
+          <w:rFonts w:ascii="Times New Roman" w:hAnsi="Times New Roman" w:cs="Times New Roman" w:eastAsia="Times New Roman"/>
+          <w:b/>
+          <w:i w:val="0"/>
+          <w:sz w:val="28"/>
+        </w:rPr>
+        <w:t>Детектори машинно-згенерованого тексту</w:t>
       </w:r>
     </w:p>
     <w:p>
@@ -1238,7 +1554,7 @@
           <w:i w:val="0"/>
           <w:sz w:val="28"/>
         </w:rPr>
-        <w:t>ДОДАТОК А Приклад звіту по сабмішну</w:t>
+        <w:t>З кінця 2022 року з'явилися окремі інструменти на кшталт GPTZero, OpenAI Text Classifier (припинений у 2023 році) та академічного DetectGPT [14]. Комерційні системи перевірки додали власні класифікатори: CopyLeaks AI Detector з функцією AI Phrases, що підсвічує речення з рівнем впевненості [22; 26]; Turnitin AI Writing Detection (липень 2023) і Turnitin AI Bypasser Detection (2025) для виявлення тексту, перепарафразованого спеціалізованими сервісами [25]. Усі вони орієнтовані на природномовний текст; за відомими автору джерелами, інтегрованого детектора недбалого LLM-використання саме в сорсах програм у промисловому користуванні немає.</w:t>
       </w:r>
     </w:p>
     <w:p>
@@ -1254,7 +1570,157 @@
           <w:i w:val="0"/>
           <w:sz w:val="28"/>
         </w:rPr>
-        <w:t>ДОДАТОК Б Скорочений перелік правил таксономії</w:t>
+        <w:t>Усі перелічені детектори побудовані на машинному навчанні й мають кілька задокументованих обмежень, які прямо стосуються академічного контексту:</w:t>
+      </w:r>
+    </w:p>
+    <w:p>
+      <w:pPr>
+        <w:spacing w:before="0" w:after="0" w:line="360" w:lineRule="auto"/>
+        <w:ind w:left="0" w:right="0" w:firstLine="720"/>
+        <w:jc w:val="both"/>
+      </w:pPr>
+      <w:r>
+        <w:rPr>
+          <w:rFonts w:ascii="Times New Roman" w:hAnsi="Times New Roman" w:cs="Times New Roman" w:eastAsia="Times New Roman"/>
+          <w:b w:val="0"/>
+          <w:i w:val="0"/>
+          <w:sz w:val="28"/>
+        </w:rPr>
+        <w:t xml:space="preserve">— </w:t>
+      </w:r>
+      <w:r>
+        <w:rPr>
+          <w:rFonts w:ascii="Times New Roman" w:hAnsi="Times New Roman" w:cs="Times New Roman" w:eastAsia="Times New Roman"/>
+          <w:b/>
+          <w:i w:val="0"/>
+          <w:sz w:val="28"/>
+        </w:rPr>
+        <w:t>Систематичні зміщення.</w:t>
+      </w:r>
+      <w:r>
+        <w:rPr>
+          <w:rFonts w:ascii="Times New Roman" w:hAnsi="Times New Roman" w:cs="Times New Roman" w:eastAsia="Times New Roman"/>
+          <w:b w:val="0"/>
+          <w:i w:val="0"/>
+          <w:sz w:val="28"/>
+        </w:rPr>
+        <w:t xml:space="preserve"> Лян зі співавторами [15] емпірично показав, що готові детектори ШІ-тексту суттєво частіше хибно класифікують роботи носіїв англійської мови як другої. Українські академічні тексти, написані англійською, потрапляють у те саме розподілення.</w:t>
+      </w:r>
+    </w:p>
+    <w:p>
+      <w:pPr>
+        <w:spacing w:before="0" w:after="0" w:line="360" w:lineRule="auto"/>
+        <w:ind w:left="0" w:right="0" w:firstLine="720"/>
+        <w:jc w:val="both"/>
+      </w:pPr>
+      <w:r>
+        <w:rPr>
+          <w:rFonts w:ascii="Times New Roman" w:hAnsi="Times New Roman" w:cs="Times New Roman" w:eastAsia="Times New Roman"/>
+          <w:b w:val="0"/>
+          <w:i w:val="0"/>
+          <w:sz w:val="28"/>
+        </w:rPr>
+        <w:t xml:space="preserve">— </w:t>
+      </w:r>
+      <w:r>
+        <w:rPr>
+          <w:rFonts w:ascii="Times New Roman" w:hAnsi="Times New Roman" w:cs="Times New Roman" w:eastAsia="Times New Roman"/>
+          <w:b/>
+          <w:i w:val="0"/>
+          <w:sz w:val="28"/>
+        </w:rPr>
+        <w:t>Неможливість надійного розрізнення в загальному вигляді.</w:t>
+      </w:r>
+      <w:r>
+        <w:rPr>
+          <w:rFonts w:ascii="Times New Roman" w:hAnsi="Times New Roman" w:cs="Times New Roman" w:eastAsia="Times New Roman"/>
+          <w:b w:val="0"/>
+          <w:i w:val="0"/>
+          <w:sz w:val="28"/>
+        </w:rPr>
+        <w:t xml:space="preserve"> Садасіван зі співавторами [13] аналітично показує, що для достатньо вмілих моделей і достатньо складних перифразів задача надійного розрізнення «текст людини — текст машини» наближається до невирішної.</w:t>
+      </w:r>
+    </w:p>
+    <w:p>
+      <w:pPr>
+        <w:spacing w:before="0" w:after="0" w:line="360" w:lineRule="auto"/>
+        <w:ind w:left="0" w:right="0" w:firstLine="720"/>
+        <w:jc w:val="both"/>
+      </w:pPr>
+      <w:r>
+        <w:rPr>
+          <w:rFonts w:ascii="Times New Roman" w:hAnsi="Times New Roman" w:cs="Times New Roman" w:eastAsia="Times New Roman"/>
+          <w:b w:val="0"/>
+          <w:i w:val="0"/>
+          <w:sz w:val="28"/>
+        </w:rPr>
+        <w:t xml:space="preserve">— </w:t>
+      </w:r>
+      <w:r>
+        <w:rPr>
+          <w:rFonts w:ascii="Times New Roman" w:hAnsi="Times New Roman" w:cs="Times New Roman" w:eastAsia="Times New Roman"/>
+          <w:b/>
+          <w:i w:val="0"/>
+          <w:sz w:val="28"/>
+        </w:rPr>
+        <w:t>Падіння точності за зсуву домену.</w:t>
+      </w:r>
+      <w:r>
+        <w:rPr>
+          <w:rFonts w:ascii="Times New Roman" w:hAnsi="Times New Roman" w:cs="Times New Roman" w:eastAsia="Times New Roman"/>
+          <w:b w:val="0"/>
+          <w:i w:val="0"/>
+          <w:sz w:val="28"/>
+        </w:rPr>
+        <w:t xml:space="preserve"> Бенчмарк MGTBench [16] фіксує істотну втрату якості, коли тестовий розподіл відрізняється від тренувального; для академічних текстів, що часто стилістично відрізняються від тренувальних корпусів, це означає нестабільні рішення.</w:t>
+      </w:r>
+    </w:p>
+    <w:p>
+      <w:pPr>
+        <w:spacing w:before="0" w:after="0" w:line="360" w:lineRule="auto"/>
+        <w:ind w:left="0" w:right="0" w:firstLine="720"/>
+        <w:jc w:val="both"/>
+      </w:pPr>
+      <w:r>
+        <w:rPr>
+          <w:rFonts w:ascii="Times New Roman" w:hAnsi="Times New Roman" w:cs="Times New Roman" w:eastAsia="Times New Roman"/>
+          <w:b w:val="0"/>
+          <w:i w:val="0"/>
+          <w:sz w:val="28"/>
+        </w:rPr>
+        <w:t xml:space="preserve">— </w:t>
+      </w:r>
+      <w:r>
+        <w:rPr>
+          <w:rFonts w:ascii="Times New Roman" w:hAnsi="Times New Roman" w:cs="Times New Roman" w:eastAsia="Times New Roman"/>
+          <w:b/>
+          <w:i w:val="0"/>
+          <w:sz w:val="28"/>
+        </w:rPr>
+        <w:t>Чорна скринька на рівні рішення.</w:t>
+      </w:r>
+      <w:r>
+        <w:rPr>
+          <w:rFonts w:ascii="Times New Roman" w:hAnsi="Times New Roman" w:cs="Times New Roman" w:eastAsia="Times New Roman"/>
+          <w:b w:val="0"/>
+          <w:i w:val="0"/>
+          <w:sz w:val="28"/>
+        </w:rPr>
+        <w:t xml:space="preserve"> Прозорість оцінок AI Phrases чи Turnitin AI Writing Score обмежена візуальним підсвічуванням; обґрунтувати оцінку перед академічною комісією як докази порушення доброчесності утруднено. Літературний фронт у відповідь розробляє таксономії ознак, які людина може застосувати самостійно [27]; такі роботи опосередковано підтверджують потребу в детермінованих, а не статистичних інструментах для academic-integrity-сценаріїв.</w:t>
+      </w:r>
+    </w:p>
+    <w:p>
+      <w:pPr>
+        <w:pStyle w:val="Heading2"/>
+      </w:pPr>
+      <w:r>
+        <w:rPr>
+          <w:rFonts w:ascii="Times New Roman" w:hAnsi="Times New Roman" w:cs="Times New Roman" w:eastAsia="Times New Roman"/>
+          <w:b/>
+          <w:i w:val="0"/>
+          <w:sz w:val="28"/>
+        </w:rPr>
+        <w:t>Висновок з огляду</w:t>
       </w:r>
     </w:p>
     <w:p>
@@ -1270,19 +1736,30 @@
           <w:i w:val="0"/>
           <w:sz w:val="28"/>
         </w:rPr>
-        <w:t>ДОДАТОК В Конфігурація запуску оцінювального стенду</w:t>
+        <w:t xml:space="preserve">Кожна окрема функція, на якій базується запропонований засіб, уже наявна в окремих комерційних або академічних системах: Winnowing на нормалізованих токенах — у Moss [6]; жадне зіставлення на токенах — у JPlag [7]; підтримка багатьох мов плюс інтерактивна візуалізація — у Dolos [8]; підсвічування ML-моделлю фраз, схожих на машинно-згенерований текст, — у Turnitin і CopyLeaks. Внесок роботи — не у винаході нової техніки виявлення, а в </w:t>
+      </w:r>
+      <w:r>
+        <w:rPr>
+          <w:rFonts w:ascii="Times New Roman" w:hAnsi="Times New Roman" w:cs="Times New Roman" w:eastAsia="Times New Roman"/>
+          <w:b/>
+          <w:i w:val="0"/>
+          <w:sz w:val="28"/>
+        </w:rPr>
+        <w:t>інтеграції відповідних функцій в єдиний локально розгортуваний відкритий інструмент із детермінованою методологією</w:t>
+      </w:r>
+      <w:r>
+        <w:rPr>
+          <w:rFonts w:ascii="Times New Roman" w:hAnsi="Times New Roman" w:cs="Times New Roman" w:eastAsia="Times New Roman"/>
+          <w:b w:val="0"/>
+          <w:i w:val="0"/>
+          <w:sz w:val="28"/>
+        </w:rPr>
+        <w:t>, що (а) знімає вартісний бар'єр для викладачів, які працюють у безкоштовних або обмежених тарифах систем керування навчанням, (б) свідомо відмовляється від ML-класифікаторів на рівні прийняття рішень і будує перевірку на детермінованих правилах із виміряною точністю, (в) одразу підтримує україномовні сабмішни за рахунок окремих українських правил у таксономії, (г) поєднує Winnowing і структурне порівняння AST в одному пайплайні з єдиною моделлю спанових доказів, що недоступно в жодній з перелічених систем нарізно.</w:t>
       </w:r>
     </w:p>
     <w:p>
-      <w:r>
-        <w:br w:type="page"/>
-      </w:r>
-    </w:p>
-    <w:p>
-      <w:pPr>
-        <w:spacing w:before="0" w:after="480" w:line="360" w:lineRule="auto"/>
-        <w:ind w:firstLine="0" w:left="0" w:right="0"/>
-        <w:jc w:val="center"/>
+      <w:pPr>
+        <w:pStyle w:val="Heading2"/>
       </w:pPr>
       <w:r>
         <w:rPr>
@@ -1291,7 +1768,7 @@
           <w:i w:val="0"/>
           <w:sz w:val="28"/>
         </w:rPr>
-        <w:t>СКОРОЧЕННЯ ТА УМОВНІ ПОЗНАКИ</w:t>
+        <w:t>1.3 Український контекст і запит на локальне відкрите рішення</w:t>
       </w:r>
     </w:p>
     <w:p>
@@ -1307,7 +1784,7 @@
           <w:i w:val="0"/>
           <w:sz w:val="28"/>
         </w:rPr>
-        <w:t>API — програмний інтерфейс застосунку (Application Programming Interface)</w:t>
+        <w:t>Google Classroom широко використовується у вищій школі України як засіб роздачі завдань, збору сабмішнів і ведення оцінювань. У безкоштовній конфігурації Education Fundamentals, яка є типовою для українських вишів, викладач отримує доступ до файлів сабмішнів кожного студента, але не має доступу до основних механізмів виявлення співпраці комерційних систем: School Matches в Originality Reports потребує платної ліцензії Workspace for Education Plus або Teaching and Learning [20; 21], повноцінний доступ до Turnitin або CopyLeaks вимагає корпоративної підписки [19; 22]. Через це найвразливіший канал плагіату в навчальному процесі — переписування у товаришів — у багатьох українських курсах залишається без автоматизованої перевірки.</w:t>
       </w:r>
     </w:p>
     <w:p>
@@ -1323,7 +1800,7 @@
           <w:i w:val="0"/>
           <w:sz w:val="28"/>
         </w:rPr>
-        <w:t>AUC — площа під ROC-кривою (Area Under the Curve)</w:t>
+        <w:t>До цього додається мовне обмеження. Turnitin AI Paraphrase Detection обслуговує лише англомовні сабмішни [25]. CopyLeaks AI Detector найкраще працює з англійською; для україномовних текстів якість моделей машинно-згенерованого тексту не задокументована. Google Originality Reports, за документацією, пропускає суттєво перефразований матеріал навіть для англійської [23]. Україномовні сабмішни в курсах із програмування поширені, але систематично не покриваються комерційними сервісами на рівні парафразу й артефактів машинної генерації.</w:t>
       </w:r>
     </w:p>
     <w:p>
@@ -1339,7 +1816,7 @@
           <w:i w:val="0"/>
           <w:sz w:val="28"/>
         </w:rPr>
-        <w:t>DOCX — формат документа Office Open XML</w:t>
+        <w:t>Третій чинник — суверенітет даних. Передача робіт студентів на сервери комерційних провайдерів у юрисдикції третіх країн вимагає окремих юридичних узгоджень, а в умовах війни — додаткових застережень. Локально розгортуваний інструмент, який не передає сабмішни за межі робочої станції викладача або кафедральної інфраструктури, знімає цю групу обмежень за побудовою.</w:t>
       </w:r>
     </w:p>
     <w:p>
@@ -1355,7 +1832,21 @@
           <w:i w:val="0"/>
           <w:sz w:val="28"/>
         </w:rPr>
-        <w:t>AST — абстрактне синтаксичне дерево (Abstract Syntax Tree)</w:t>
+        <w:t>Сполучення трьох чинників — вартість, мова, суверенітет — формує запит на відкритий інструмент, який працює локально й не потребує платної підписки, підтримує україномовні сабмішни на рівні алгоритмів і даних, забезпечує самостійну перевірку всередині курсу без зовнішніх залежностей. Розроблений у цій роботі засіб орієнтований саме на такий запит.</w:t>
+      </w:r>
+    </w:p>
+    <w:p>
+      <w:pPr>
+        <w:pStyle w:val="Heading2"/>
+      </w:pPr>
+      <w:r>
+        <w:rPr>
+          <w:rFonts w:ascii="Times New Roman" w:hAnsi="Times New Roman" w:cs="Times New Roman" w:eastAsia="Times New Roman"/>
+          <w:b/>
+          <w:i w:val="0"/>
+          <w:sz w:val="28"/>
+        </w:rPr>
+        <w:t>1.4 Прояви недбалого використання великих мовних моделей</w:t>
       </w:r>
     </w:p>
     <w:p>
@@ -1371,7 +1862,7 @@
           <w:i w:val="0"/>
           <w:sz w:val="28"/>
         </w:rPr>
-        <w:t>DOCX — формат документа Office Open XML</w:t>
+        <w:t>Якщо студент свідомо й уважно використовує мовну модель як інструмент чорнової підготовки, виявити сліди такого використання важко (і з огляду на [13] — можливо неможливо). Натомість недбале копіювання залишає характерні артефакти, які реально побачити без тренування класифікаторів і без невеликої похибки прийняти за ознаку плагіату.</w:t>
       </w:r>
     </w:p>
     <w:p>
@@ -1387,7 +1878,7 @@
           <w:i w:val="0"/>
           <w:sz w:val="28"/>
         </w:rPr>
-        <w:t>HC3 — корпус Human-ChatGPT Comparison Corpus</w:t>
+        <w:t>У роботах [11; 12] зведено приклади структур, типових для виходу мовних моделей: однорідні переходи між абзацами, балансування довгих списків через два двокрапкові маркери, потрійна градація прикметників (overuse of triadic constructions), частий початок речень із вступних формул («Варто зазначити, що…», «Перш за все, треба підкреслити…»), а також типографічні особливості — заміна українських лапок «…» на прямі ASCII-лапки "…", характерне розставлення тире без пробілів, відсутність неприривного пробілу перед одиницями вимірювання.</w:t>
       </w:r>
     </w:p>
     <w:p>
@@ -1403,7 +1894,7 @@
           <w:i w:val="0"/>
           <w:sz w:val="28"/>
         </w:rPr>
-        <w:t>JSON — JavaScript Object Notation, текстовий формат обміну даними</w:t>
+        <w:t>Окремо, у виходах загальних чат-моделей зустрічаються фрази-преамбули («Звісно! Ось ваш текст:», «As an AI language model, I…»), фрази-відмови («Я не можу гарантувати точність…»), а також структури, що видають згенерованість на рівні дискурсу: списки, де кожен пункт побудований за тим самим шаблоном «Аспект Х: пояснення Х», блоки в стилі «Розділ 1: …Розділ 2: …», шаблонні висновкові формули («На завершення, можна стверджувати, що…»). Наявність хоча б одного такого артефакту у формальному тексті курсової роботи свідчить про неуважне копіювання й може бути предметом окремого розгляду — навіть якщо не є остаточним доказом машинної природи тексту.</w:t>
       </w:r>
     </w:p>
     <w:p>
@@ -1419,7 +1910,21 @@
           <w:i w:val="0"/>
           <w:sz w:val="28"/>
         </w:rPr>
-        <w:t>LLM — велика мовна модель (Large Language Model)</w:t>
+        <w:t>Запропонований інструмент будує таксономію саме навколо таких артефактів. Кожне правило супроводжується описом ознаки, прикладом доказу й, після оцінювання на корпусах HC3 [11] та M4 [12], — числами точності й відклику. Інструмент не намагається класифікувати весь текст, а підсвічує конкретні фрагменти, які варті уваги викладача.</w:t>
+      </w:r>
+    </w:p>
+    <w:p>
+      <w:pPr>
+        <w:pStyle w:val="Heading2"/>
+      </w:pPr>
+      <w:r>
+        <w:rPr>
+          <w:rFonts w:ascii="Times New Roman" w:hAnsi="Times New Roman" w:cs="Times New Roman" w:eastAsia="Times New Roman"/>
+          <w:b/>
+          <w:i w:val="0"/>
+          <w:sz w:val="28"/>
+        </w:rPr>
+        <w:t>1.5 Постановка завдання</w:t>
       </w:r>
     </w:p>
     <w:p>
@@ -1435,7 +1940,171 @@
           <w:i w:val="0"/>
           <w:sz w:val="28"/>
         </w:rPr>
-        <w:t>M4 — Multi-generator, Multi-domain, Multi-lingual MGT detection corpus</w:t>
+        <w:t xml:space="preserve">З огляду на сказане в підрозділах 1.1–1.4, основна задача цієї роботи — спроєктувати й реалізувати </w:t>
+      </w:r>
+      <w:r>
+        <w:rPr>
+          <w:rFonts w:ascii="Times New Roman" w:hAnsi="Times New Roman" w:cs="Times New Roman" w:eastAsia="Times New Roman"/>
+          <w:b/>
+          <w:i w:val="0"/>
+          <w:sz w:val="28"/>
+        </w:rPr>
+        <w:t>відкритий, локально розгортуваний інструмент</w:t>
+      </w:r>
+      <w:r>
+        <w:rPr>
+          <w:rFonts w:ascii="Times New Roman" w:hAnsi="Times New Roman" w:cs="Times New Roman" w:eastAsia="Times New Roman"/>
+          <w:b w:val="0"/>
+          <w:i w:val="0"/>
+          <w:sz w:val="28"/>
+        </w:rPr>
+        <w:t xml:space="preserve"> для викладача, що поєднує наявні в окремих комерційних і академічних рішеннях функції перевірки в єдиний дашборд із детермінованою методологією й без обов'язкових платних залежностей. Принципові вимоги до інструменту:</w:t>
+      </w:r>
+    </w:p>
+    <w:p>
+      <w:pPr>
+        <w:spacing w:before="0" w:after="0" w:line="360" w:lineRule="auto"/>
+        <w:ind w:left="0" w:right="0" w:firstLine="720"/>
+        <w:jc w:val="both"/>
+      </w:pPr>
+      <w:r>
+        <w:rPr>
+          <w:rFonts w:ascii="Times New Roman" w:hAnsi="Times New Roman" w:cs="Times New Roman" w:eastAsia="Times New Roman"/>
+          <w:b w:val="0"/>
+          <w:i w:val="0"/>
+          <w:sz w:val="28"/>
+        </w:rPr>
+        <w:t>а) інтегрується з Google Classroom і Google Drive, отримує сабмішни обраного завдання, витягує з них текст вихідного коду й зберігає в локальному сховищі;</w:t>
+      </w:r>
+    </w:p>
+    <w:p>
+      <w:pPr>
+        <w:spacing w:before="0" w:after="0" w:line="360" w:lineRule="auto"/>
+        <w:ind w:left="0" w:right="0" w:firstLine="720"/>
+        <w:jc w:val="both"/>
+      </w:pPr>
+      <w:r>
+        <w:rPr>
+          <w:rFonts w:ascii="Times New Roman" w:hAnsi="Times New Roman" w:cs="Times New Roman" w:eastAsia="Times New Roman"/>
+          <w:b w:val="0"/>
+          <w:i w:val="0"/>
+          <w:sz w:val="28"/>
+        </w:rPr>
+        <w:t>б) виконує крос-сабмішне порівняння за двома взаємодоповнювальними каналами — Winnowing-фінгерпринтів на нормалізованому потоці токенів і хешів піддерев AST — і повертає для кожної пари сабмішнів перелік підсвічених спанів із указанням каналу й оцінкою Жаккара;</w:t>
+      </w:r>
+    </w:p>
+    <w:p>
+      <w:pPr>
+        <w:spacing w:before="0" w:after="0" w:line="360" w:lineRule="auto"/>
+        <w:ind w:left="0" w:right="0" w:firstLine="720"/>
+        <w:jc w:val="both"/>
+      </w:pPr>
+      <w:r>
+        <w:rPr>
+          <w:rFonts w:ascii="Times New Roman" w:hAnsi="Times New Roman" w:cs="Times New Roman" w:eastAsia="Times New Roman"/>
+          <w:b w:val="0"/>
+          <w:i w:val="0"/>
+          <w:sz w:val="28"/>
+        </w:rPr>
+        <w:t xml:space="preserve">в) виконує перевірку на наявність артефактів недбалого використання мовних моделей у вихідному коді за фіксованою </w:t>
+      </w:r>
+      <w:r>
+        <w:rPr>
+          <w:rFonts w:ascii="Times New Roman" w:hAnsi="Times New Roman" w:cs="Times New Roman" w:eastAsia="Times New Roman"/>
+          <w:b/>
+          <w:i w:val="0"/>
+          <w:sz w:val="28"/>
+        </w:rPr>
+        <w:t>таксономією детермінованих правил</w:t>
+      </w:r>
+      <w:r>
+        <w:rPr>
+          <w:rFonts w:ascii="Times New Roman" w:hAnsi="Times New Roman" w:cs="Times New Roman" w:eastAsia="Times New Roman"/>
+          <w:b w:val="0"/>
+          <w:i w:val="0"/>
+          <w:sz w:val="28"/>
+        </w:rPr>
+        <w:t>, кожне з яких має вимірювані характеристики точності; жоден етап ухвалення рішення не містить ML-класифікатора, який міг би продукувати оцінку без можливості її обґрунтування перед академічною комісією;</w:t>
+      </w:r>
+    </w:p>
+    <w:p>
+      <w:pPr>
+        <w:spacing w:before="0" w:after="0" w:line="360" w:lineRule="auto"/>
+        <w:ind w:left="0" w:right="0" w:firstLine="720"/>
+        <w:jc w:val="both"/>
+      </w:pPr>
+      <w:r>
+        <w:rPr>
+          <w:rFonts w:ascii="Times New Roman" w:hAnsi="Times New Roman" w:cs="Times New Roman" w:eastAsia="Times New Roman"/>
+          <w:b w:val="0"/>
+          <w:i w:val="0"/>
+          <w:sz w:val="28"/>
+        </w:rPr>
+        <w:t>г) надає інтерфейс для опційного зовнішнього веб-плагіату через обгортку над публічним API (CopyLeaks-сумісним); компонент необов'язковий — поведінка інструменту в режимі без зовнішнього сервісу повністю визначена;</w:t>
+      </w:r>
+    </w:p>
+    <w:p>
+      <w:pPr>
+        <w:spacing w:before="0" w:after="0" w:line="360" w:lineRule="auto"/>
+        <w:ind w:left="0" w:right="0" w:firstLine="720"/>
+        <w:jc w:val="both"/>
+      </w:pPr>
+      <w:r>
+        <w:rPr>
+          <w:rFonts w:ascii="Times New Roman" w:hAnsi="Times New Roman" w:cs="Times New Roman" w:eastAsia="Times New Roman"/>
+          <w:b w:val="0"/>
+          <w:i w:val="0"/>
+          <w:sz w:val="28"/>
+        </w:rPr>
+        <w:t>ґ) поєднує перелічені сигнали в прозорий ранг і подає викладачеві у вигляді дашборда із доказами для кожного сабмішну, який можна процитувати в окремому документі без посилання на конкретну версію або стан інструменту;</w:t>
+      </w:r>
+    </w:p>
+    <w:p>
+      <w:pPr>
+        <w:spacing w:before="0" w:after="0" w:line="360" w:lineRule="auto"/>
+        <w:ind w:left="0" w:right="0" w:firstLine="720"/>
+        <w:jc w:val="both"/>
+      </w:pPr>
+      <w:r>
+        <w:rPr>
+          <w:rFonts w:ascii="Times New Roman" w:hAnsi="Times New Roman" w:cs="Times New Roman" w:eastAsia="Times New Roman"/>
+          <w:b w:val="0"/>
+          <w:i w:val="0"/>
+          <w:sz w:val="28"/>
+        </w:rPr>
+        <w:t xml:space="preserve">д) працює англійською та українською мовами на рівні таксономії правил: окремі правила сім'ї </w:t>
+      </w:r>
+      <w:r>
+        <w:rPr>
+          <w:rFonts w:ascii="Courier New" w:hAnsi="Courier New"/>
+          <w:sz w:val="24"/>
+        </w:rPr>
+        <w:t>llm_comment</w:t>
+      </w:r>
+      <w:r>
+        <w:rPr>
+          <w:rFonts w:ascii="Times New Roman" w:hAnsi="Times New Roman" w:cs="Times New Roman" w:eastAsia="Times New Roman"/>
+          <w:b w:val="0"/>
+          <w:i w:val="0"/>
+          <w:sz w:val="28"/>
+        </w:rPr>
+        <w:t xml:space="preserve"> і </w:t>
+      </w:r>
+      <w:r>
+        <w:rPr>
+          <w:rFonts w:ascii="Courier New" w:hAnsi="Courier New"/>
+          <w:sz w:val="24"/>
+        </w:rPr>
+        <w:t>policy</w:t>
+      </w:r>
+      <w:r>
+        <w:rPr>
+          <w:rFonts w:ascii="Times New Roman" w:hAnsi="Times New Roman" w:cs="Times New Roman" w:eastAsia="Times New Roman"/>
+          <w:b w:val="0"/>
+          <w:i w:val="0"/>
+          <w:sz w:val="28"/>
+        </w:rPr>
+        <w:t xml:space="preserve"> обробляють україномовні преамбули, відмови та сервісні репліки в коментарях коду.</w:t>
       </w:r>
     </w:p>
     <w:p>
@@ -1451,1325 +2120,44 @@
           <w:i w:val="0"/>
           <w:sz w:val="28"/>
         </w:rPr>
-        <w:t>MGT — машинно-згенерований текст (Machine-Generated Text)</w:t>
+        <w:t xml:space="preserve">Кожна з перелічених підзадач має свій модуль у програмному коді й окремий розділ у цій роботі. Очікувані результати — не нові алгоритми виявлення плагіату, а </w:t>
+      </w:r>
+      <w:r>
+        <w:rPr>
+          <w:rFonts w:ascii="Times New Roman" w:hAnsi="Times New Roman" w:cs="Times New Roman" w:eastAsia="Times New Roman"/>
+          <w:b/>
+          <w:i w:val="0"/>
+          <w:sz w:val="28"/>
+        </w:rPr>
+        <w:t>інженерна інтеграція</w:t>
+      </w:r>
+      <w:r>
+        <w:rPr>
+          <w:rFonts w:ascii="Times New Roman" w:hAnsi="Times New Roman" w:cs="Times New Roman" w:eastAsia="Times New Roman"/>
+          <w:b w:val="0"/>
+          <w:i w:val="0"/>
+          <w:sz w:val="28"/>
+        </w:rPr>
+        <w:t xml:space="preserve"> наявних методів у самодостатній відкритий продукт з виміряними характеристиками точності й відомими межами застосування, придатний до експлуатації в українських вишах без платних підписок і без передачі даних за межі робочої станції викладача.</w:t>
       </w:r>
     </w:p>
     <w:p>
       <w:pPr>
-        <w:spacing w:before="0" w:after="0" w:line="360" w:lineRule="auto"/>
-        <w:ind w:firstLine="720" w:left="0" w:right="0"/>
-        <w:jc w:val="both"/>
-      </w:pPr>
-      <w:r>
-        <w:rPr>
-          <w:rFonts w:ascii="Times New Roman" w:hAnsi="Times New Roman" w:cs="Times New Roman" w:eastAsia="Times New Roman"/>
-          <w:b w:val="0"/>
-          <w:i w:val="0"/>
-          <w:sz w:val="28"/>
-        </w:rPr>
-        <w:t>OAuth — протокол делегованої авторизації</w:t>
+        <w:pStyle w:val="Heading1"/>
+      </w:pPr>
+      <w:r>
+        <w:rPr>
+          <w:rFonts w:ascii="Times New Roman" w:hAnsi="Times New Roman" w:cs="Times New Roman" w:eastAsia="Times New Roman"/>
+          <w:b/>
+          <w:i w:val="0"/>
+          <w:sz w:val="28"/>
+        </w:rPr>
+        <w:t>2 АРХІТЕКТУРА ЗАПРОПОНОВАНОГО ЗАСОБУ</w:t>
       </w:r>
     </w:p>
     <w:p>
       <w:pPr>
-        <w:spacing w:before="0" w:after="0" w:line="360" w:lineRule="auto"/>
-        <w:ind w:firstLine="720" w:left="0" w:right="0"/>
-        <w:jc w:val="both"/>
-      </w:pPr>
-      <w:r>
-        <w:rPr>
-          <w:rFonts w:ascii="Times New Roman" w:hAnsi="Times New Roman" w:cs="Times New Roman" w:eastAsia="Times New Roman"/>
-          <w:b w:val="0"/>
-          <w:i w:val="0"/>
-          <w:sz w:val="28"/>
-        </w:rPr>
-        <w:t>PDF — Portable Document Format</w:t>
-      </w:r>
-    </w:p>
-    <w:p>
-      <w:pPr>
-        <w:spacing w:before="0" w:after="0" w:line="360" w:lineRule="auto"/>
-        <w:ind w:firstLine="720" w:left="0" w:right="0"/>
-        <w:jc w:val="both"/>
-      </w:pPr>
-      <w:r>
-        <w:rPr>
-          <w:rFonts w:ascii="Times New Roman" w:hAnsi="Times New Roman" w:cs="Times New Roman" w:eastAsia="Times New Roman"/>
-          <w:b w:val="0"/>
-          <w:i w:val="0"/>
-          <w:sz w:val="28"/>
-        </w:rPr>
-        <w:t>ROC — Receiver Operating Characteristic, операційна характеристика приймача</w:t>
-      </w:r>
-    </w:p>
-    <w:p>
-      <w:pPr>
-        <w:spacing w:before="0" w:after="0" w:line="360" w:lineRule="auto"/>
-        <w:ind w:firstLine="720" w:left="0" w:right="0"/>
-        <w:jc w:val="both"/>
-      </w:pPr>
-      <w:r>
-        <w:rPr>
-          <w:rFonts w:ascii="Times New Roman" w:hAnsi="Times New Roman" w:cs="Times New Roman" w:eastAsia="Times New Roman"/>
-          <w:b w:val="0"/>
-          <w:i w:val="0"/>
-          <w:sz w:val="28"/>
-        </w:rPr>
-        <w:t>SQL — Structured Query Language</w:t>
-      </w:r>
-    </w:p>
-    <w:p>
-      <w:pPr>
-        <w:spacing w:before="0" w:after="0" w:line="360" w:lineRule="auto"/>
-        <w:ind w:firstLine="720" w:left="0" w:right="0"/>
-        <w:jc w:val="both"/>
-      </w:pPr>
-      <w:r>
-        <w:rPr>
-          <w:rFonts w:ascii="Times New Roman" w:hAnsi="Times New Roman" w:cs="Times New Roman" w:eastAsia="Times New Roman"/>
-          <w:b w:val="0"/>
-          <w:i w:val="0"/>
-          <w:sz w:val="28"/>
-        </w:rPr>
-        <w:t>UI — інтерфейс користувача (User Interface)</w:t>
-      </w:r>
-    </w:p>
-    <w:p>
-      <w:pPr>
-        <w:spacing w:before="0" w:after="0" w:line="360" w:lineRule="auto"/>
-        <w:ind w:firstLine="720" w:left="0" w:right="0"/>
-        <w:jc w:val="both"/>
-      </w:pPr>
-      <w:r>
-        <w:rPr>
-          <w:rFonts w:ascii="Times New Roman" w:hAnsi="Times New Roman" w:cs="Times New Roman" w:eastAsia="Times New Roman"/>
-          <w:b w:val="0"/>
-          <w:i w:val="0"/>
-          <w:sz w:val="28"/>
-        </w:rPr>
-        <w:t>URL — Uniform Resource Locator</w:t>
-      </w:r>
-    </w:p>
-    <w:p>
-      <w:pPr>
-        <w:spacing w:before="0" w:after="0" w:line="360" w:lineRule="auto"/>
-        <w:ind w:firstLine="720" w:left="0" w:right="0"/>
-        <w:jc w:val="both"/>
-      </w:pPr>
-      <w:r>
-        <w:rPr>
-          <w:rFonts w:ascii="Times New Roman" w:hAnsi="Times New Roman" w:cs="Times New Roman" w:eastAsia="Times New Roman"/>
-          <w:b w:val="0"/>
-          <w:i w:val="0"/>
-          <w:sz w:val="28"/>
-        </w:rPr>
-        <w:t>ШІ — штучний інтелект</w:t>
-      </w:r>
-    </w:p>
-    <w:p>
-      <w:r>
-        <w:br w:type="page"/>
-      </w:r>
-    </w:p>
-    <w:p>
-      <w:pPr>
-        <w:spacing w:before="0" w:after="480" w:line="360" w:lineRule="auto"/>
-        <w:ind w:firstLine="0" w:left="0" w:right="0"/>
-        <w:jc w:val="center"/>
-      </w:pPr>
-      <w:r>
-        <w:rPr>
-          <w:rFonts w:ascii="Times New Roman" w:hAnsi="Times New Roman" w:cs="Times New Roman" w:eastAsia="Times New Roman"/>
-          <w:b/>
-          <w:i w:val="0"/>
-          <w:sz w:val="28"/>
-        </w:rPr>
-        <w:t>ВСТУП</w:t>
-      </w:r>
-    </w:p>
-    <w:p>
-      <w:pPr>
-        <w:spacing w:before="0" w:after="0" w:line="360" w:lineRule="auto"/>
-        <w:ind w:firstLine="720" w:left="0" w:right="0"/>
-        <w:jc w:val="both"/>
-      </w:pPr>
-      <w:r>
-        <w:rPr>
-          <w:rFonts w:ascii="Times New Roman" w:hAnsi="Times New Roman" w:cs="Times New Roman" w:eastAsia="Times New Roman"/>
-          <w:b w:val="0"/>
-          <w:i w:val="0"/>
-          <w:sz w:val="28"/>
-        </w:rPr>
-        <w:t xml:space="preserve">Сьогодні навчальні завдання у курсах з програмування подаються переважно у вигляді файлів вихідного коду через системи керування навчанням. У Київському національному університеті імені Тараса Шевченка значна частка таких сабмішнів проходить через сервіс Google Classroom. Питання автоматизованої перевірки коду на запозичення в цих умовах стає окремим практичним викликом, передусім для українських вишів. Спеціалізовані академічні засоби перевірки коду — Moss, JPlag, Dolos — мають окремі CLI- й веб-інтерфейси, до яких треба експортувати сабмішни вручну й окремо від основного робочого процесу [6; 7; 8]. Жоден з них не виконує перевірку на сліди недбалого використання мовних моделей у коді — преамбули в коментарях, markdown-розмітку, що пережила копіювання з чат-інтерфейсу, шаблонні </w:t>
-      </w:r>
-      <w:r>
-        <w:rPr>
-          <w:rFonts w:ascii="Courier New" w:hAnsi="Courier New" w:cs="Courier New"/>
-          <w:sz w:val="24"/>
-        </w:rPr>
-        <w:t>Time complexity: O(n²)</w:t>
-      </w:r>
-      <w:r>
-        <w:rPr>
-          <w:rFonts w:ascii="Times New Roman" w:hAnsi="Times New Roman" w:cs="Times New Roman" w:eastAsia="Times New Roman"/>
-          <w:b w:val="0"/>
-          <w:i w:val="0"/>
-          <w:sz w:val="28"/>
-        </w:rPr>
-        <w:t>-коментарі. Комерційні системи, які покривають супутні текстові сабмішни (Turnitin, CopyLeaks, платні рівні Google Classroom Originality Reports), коштують кілька десятків тисяч доларів на рік за інституційну ліцензію [19; 20; 22] і за побудовою не покривають саме сорсів коду; для українських вишів додатковим обмеженням є англомовний фокус, передача даних за межі України та брак повноцінної інтеграції з Classroom-нативним робочим процесом.</w:t>
-      </w:r>
-    </w:p>
-    <w:p>
-      <w:pPr>
-        <w:spacing w:before="0" w:after="0" w:line="360" w:lineRule="auto"/>
-        <w:ind w:firstLine="720" w:left="0" w:right="0"/>
-        <w:jc w:val="both"/>
-      </w:pPr>
-      <w:r>
-        <w:rPr>
-          <w:rFonts w:ascii="Times New Roman" w:hAnsi="Times New Roman" w:cs="Times New Roman" w:eastAsia="Times New Roman"/>
-          <w:b w:val="0"/>
-          <w:i w:val="0"/>
-          <w:sz w:val="28"/>
-        </w:rPr>
-        <w:t>Окремою віссю проблеми стало масове використання великих мовних моделей у виконанні навчальних завдань з програмування. Існуючі ML-класифікатори типу CopyLeaks AI Detector чи Turnitin AI Writing Detection [24; 26] орієнтовані на природномовний текст, є чорними скриньками з відомими систематичними зміщеннями [15], непридатними до прямого цитування у звітах перед академічною комісією. Літературний фронт у відповідь розробляє таксономії підказок, які людина може застосувати самостійно [27].</w:t>
-      </w:r>
-    </w:p>
-    <w:p>
-      <w:pPr>
-        <w:spacing w:before="0" w:after="0" w:line="360" w:lineRule="auto"/>
-        <w:ind w:firstLine="720" w:left="0" w:right="0"/>
-        <w:jc w:val="both"/>
-      </w:pPr>
-      <w:r>
-        <w:rPr>
-          <w:rFonts w:ascii="Times New Roman" w:hAnsi="Times New Roman" w:cs="Times New Roman" w:eastAsia="Times New Roman"/>
-          <w:b w:val="0"/>
-          <w:i w:val="0"/>
-          <w:sz w:val="28"/>
-        </w:rPr>
-        <w:t>Об'єкт дослідження — процес виявлення ознак плагіату й недбалого використання великих мовних моделей у сабмішнах вихідного коду, поданих студентами через Google Classroom у межах курсів із програмування.</w:t>
-      </w:r>
-    </w:p>
-    <w:p>
-      <w:pPr>
-        <w:spacing w:before="0" w:after="0" w:line="360" w:lineRule="auto"/>
-        <w:ind w:firstLine="720" w:left="0" w:right="0"/>
-        <w:jc w:val="both"/>
-      </w:pPr>
-      <w:r>
-        <w:rPr>
-          <w:rFonts w:ascii="Times New Roman" w:hAnsi="Times New Roman" w:cs="Times New Roman" w:eastAsia="Times New Roman"/>
-          <w:b w:val="0"/>
-          <w:i w:val="0"/>
-          <w:sz w:val="28"/>
-        </w:rPr>
-        <w:t>Предмет дослідження — методи й програмні засоби виявлення трьох типів ознак запозичення у вихідному коді сабмішнів: внутрішньокогортна подібність між сорсами, стійка до перейменування ідентифікаторів і структурних еквівалентних змін; характерні артефакти недбалого копіювання з результатів роботи мовних моделей у коментарях і docstring'ах коду; зовнішні веб-збіги (компонент у поточній ітерації стубовано).</w:t>
-      </w:r>
-    </w:p>
-    <w:p>
-      <w:pPr>
-        <w:spacing w:before="0" w:after="0" w:line="360" w:lineRule="auto"/>
-        <w:ind w:firstLine="720" w:left="0" w:right="0"/>
-        <w:jc w:val="both"/>
-      </w:pPr>
-      <w:r>
-        <w:rPr>
-          <w:rFonts w:ascii="Times New Roman" w:hAnsi="Times New Roman" w:cs="Times New Roman" w:eastAsia="Times New Roman"/>
-          <w:b w:val="0"/>
-          <w:i w:val="0"/>
-          <w:sz w:val="28"/>
-        </w:rPr>
-        <w:t>Актуальність роботи зумовлена сполученням чотирьох чинників: (1) вартісним бар'єром перед українськими вишами на доступ до повного функціонала комерційних систем перевірки; (2) недостатнім покриттям україномовних сабмішнів англомовно орієнтованими сервісами, особливо в частині парафразу й машинної генерації; (3) задокументованими обмеженнями ML-класифікаторів машинно-згенерованого тексту, що робить їх непридатними до прямого академічного провадження; (4) потребою у локальному розгортанні, що зберігає сабмішни в межах інфраструктури навчального закладу. Жоден окремий компонент роботи не є технічно новим; внесок полягає в інтеграції наявних методів у самодостатній відкритий інструмент, придатний до експлуатації у вищезгаданих умовах без платних залежностей.</w:t>
-      </w:r>
-    </w:p>
-    <w:p>
-      <w:pPr>
-        <w:spacing w:before="0" w:after="0" w:line="360" w:lineRule="auto"/>
-        <w:ind w:firstLine="720" w:left="0" w:right="0"/>
-        <w:jc w:val="both"/>
-      </w:pPr>
-      <w:r>
-        <w:rPr>
-          <w:rFonts w:ascii="Times New Roman" w:hAnsi="Times New Roman" w:cs="Times New Roman" w:eastAsia="Times New Roman"/>
-          <w:b w:val="0"/>
-          <w:i w:val="0"/>
-          <w:sz w:val="28"/>
-        </w:rPr>
-        <w:t>Мета роботи — спроєктувати й реалізувати відкритий, локально розгортуваний інструмент для викладача, що інтегрується з Google Classroom і за один прохід оцінює сабмішни обраного завдання за переліком окремих, незалежно інтерпретованих сигналів, працює англійською та українською мовами, а на рівні ухвалення рішень спирається на детерміновані методи без проміжного ML-класифікатора.</w:t>
-      </w:r>
-    </w:p>
-    <w:p>
-      <w:pPr>
-        <w:spacing w:before="0" w:after="0" w:line="360" w:lineRule="auto"/>
-        <w:ind w:firstLine="720" w:left="0" w:right="0"/>
-        <w:jc w:val="both"/>
-      </w:pPr>
-      <w:r>
-        <w:rPr>
-          <w:rFonts w:ascii="Times New Roman" w:hAnsi="Times New Roman" w:cs="Times New Roman" w:eastAsia="Times New Roman"/>
-          <w:b w:val="0"/>
-          <w:i w:val="0"/>
-          <w:sz w:val="28"/>
-        </w:rPr>
-        <w:t>Для досягнення цієї мети сформульовано такі завдання:</w:t>
-      </w:r>
-    </w:p>
-    <w:p>
-      <w:pPr>
-        <w:spacing w:before="0" w:after="0" w:line="360" w:lineRule="auto"/>
-        <w:ind w:left="0" w:right="0" w:firstLine="720"/>
-        <w:jc w:val="both"/>
-      </w:pPr>
-      <w:r>
-        <w:rPr>
-          <w:rFonts w:ascii="Times New Roman" w:hAnsi="Times New Roman" w:cs="Times New Roman" w:eastAsia="Times New Roman"/>
-          <w:b w:val="0"/>
-          <w:i w:val="0"/>
-          <w:sz w:val="28"/>
-        </w:rPr>
-        <w:t>— проаналізувати види плагіату в навчальних завданнях, нормативну базу академічної доброчесності в Україні та КНУ, а також наявні засоби виявлення плагіату й виявити їхні обмеження стосовно письмових сабмішнів у курсах із програмування;</w:t>
-      </w:r>
-    </w:p>
-    <w:p>
-      <w:pPr>
-        <w:spacing w:before="0" w:after="0" w:line="360" w:lineRule="auto"/>
-        <w:ind w:left="0" w:right="0" w:firstLine="720"/>
-        <w:jc w:val="both"/>
-      </w:pPr>
-      <w:r>
-        <w:rPr>
-          <w:rFonts w:ascii="Times New Roman" w:hAnsi="Times New Roman" w:cs="Times New Roman" w:eastAsia="Times New Roman"/>
-          <w:b w:val="0"/>
-          <w:i w:val="0"/>
-          <w:sz w:val="28"/>
-        </w:rPr>
-        <w:t>— спроєктувати загальну архітектуру інструменту, що інтегрується з Google Classroom і Google Drive, забезпечує витяг тексту вихідного коду з типових форматів (</w:t>
-      </w:r>
-      <w:r>
-        <w:rPr>
-          <w:rFonts w:ascii="Courier New" w:hAnsi="Courier New"/>
-          <w:sz w:val="24"/>
-        </w:rPr>
-        <w:t>.py</w:t>
-      </w:r>
-      <w:r>
-        <w:rPr>
-          <w:rFonts w:ascii="Times New Roman" w:hAnsi="Times New Roman" w:cs="Times New Roman" w:eastAsia="Times New Roman"/>
-          <w:b w:val="0"/>
-          <w:i w:val="0"/>
-          <w:sz w:val="28"/>
-        </w:rPr>
-        <w:t xml:space="preserve">, </w:t>
-      </w:r>
-      <w:r>
-        <w:rPr>
-          <w:rFonts w:ascii="Courier New" w:hAnsi="Courier New"/>
-          <w:sz w:val="24"/>
-        </w:rPr>
-        <w:t>.txt</w:t>
-      </w:r>
-      <w:r>
-        <w:rPr>
-          <w:rFonts w:ascii="Times New Roman" w:hAnsi="Times New Roman" w:cs="Times New Roman" w:eastAsia="Times New Roman"/>
-          <w:b w:val="0"/>
-          <w:i w:val="0"/>
-          <w:sz w:val="28"/>
-        </w:rPr>
-        <w:t>, Google Docs, PDF, DOCX як засіб обходу для коду, вставленого в документ) та зберігає результати перевірки;</w:t>
-      </w:r>
-    </w:p>
-    <w:p>
-      <w:pPr>
-        <w:spacing w:before="0" w:after="0" w:line="360" w:lineRule="auto"/>
-        <w:ind w:left="0" w:right="0" w:firstLine="720"/>
-        <w:jc w:val="both"/>
-      </w:pPr>
-      <w:r>
-        <w:rPr>
-          <w:rFonts w:ascii="Times New Roman" w:hAnsi="Times New Roman" w:cs="Times New Roman" w:eastAsia="Times New Roman"/>
-          <w:b w:val="0"/>
-          <w:i w:val="0"/>
-          <w:sz w:val="28"/>
-        </w:rPr>
-        <w:t>— розробити двоканальну схему внутрішньокогортного порівняння вихідного коду, у якій один канал відповідає за виявлення лексично-токенового збігу (Winnowing), а другий — за виявлення структурного збігу на рівні AST;</w:t>
-      </w:r>
-    </w:p>
-    <w:p>
-      <w:pPr>
-        <w:spacing w:before="0" w:after="0" w:line="360" w:lineRule="auto"/>
-        <w:ind w:left="0" w:right="0" w:firstLine="720"/>
-        <w:jc w:val="both"/>
-      </w:pPr>
-      <w:r>
-        <w:rPr>
-          <w:rFonts w:ascii="Times New Roman" w:hAnsi="Times New Roman" w:cs="Times New Roman" w:eastAsia="Times New Roman"/>
-          <w:b w:val="0"/>
-          <w:i w:val="0"/>
-          <w:sz w:val="28"/>
-        </w:rPr>
-        <w:t>— укласти таксономію правил для виявлення характерних артефактів недбалого використання мовних моделей у коментарях і docstring'ах вихідного коду, із прозорим описом кожного правила, прикладами доказів і методикою емпіричної оцінки точності та відклику; одразу передбачити паралельні правила для англійської та української мов;</w:t>
-      </w:r>
-    </w:p>
-    <w:p>
-      <w:pPr>
-        <w:spacing w:before="0" w:after="0" w:line="360" w:lineRule="auto"/>
-        <w:ind w:left="0" w:right="0" w:firstLine="720"/>
-        <w:jc w:val="both"/>
-      </w:pPr>
-      <w:r>
-        <w:rPr>
-          <w:rFonts w:ascii="Times New Roman" w:hAnsi="Times New Roman" w:cs="Times New Roman" w:eastAsia="Times New Roman"/>
-          <w:b w:val="0"/>
-          <w:i w:val="0"/>
-          <w:sz w:val="28"/>
-        </w:rPr>
-        <w:t>— розробити прозору схему ранжування сабмішнів зі сталими вагами на основі переліку сигналів та інтерфейс викладача, що подає доказову базу для кожного спрацювання;</w:t>
-      </w:r>
-    </w:p>
-    <w:p>
-      <w:pPr>
-        <w:spacing w:before="0" w:after="0" w:line="360" w:lineRule="auto"/>
-        <w:ind w:left="0" w:right="0" w:firstLine="720"/>
-        <w:jc w:val="both"/>
-      </w:pPr>
-      <w:r>
-        <w:rPr>
-          <w:rFonts w:ascii="Times New Roman" w:hAnsi="Times New Roman" w:cs="Times New Roman" w:eastAsia="Times New Roman"/>
-          <w:b w:val="0"/>
-          <w:i w:val="0"/>
-          <w:sz w:val="28"/>
-        </w:rPr>
-        <w:t>— виміряти характеристики каналів на синтетичних корпусах і провести ручний наскрізний прогін на тестовому наборі сабмішнів.</w:t>
-      </w:r>
-    </w:p>
-    <w:p>
-      <w:pPr>
-        <w:spacing w:before="0" w:after="0" w:line="360" w:lineRule="auto"/>
-        <w:ind w:firstLine="720" w:left="0" w:right="0"/>
-        <w:jc w:val="both"/>
-      </w:pPr>
-      <w:r>
-        <w:rPr>
-          <w:rFonts w:ascii="Times New Roman" w:hAnsi="Times New Roman" w:cs="Times New Roman" w:eastAsia="Times New Roman"/>
-          <w:b w:val="0"/>
-          <w:i w:val="0"/>
-          <w:sz w:val="28"/>
-        </w:rPr>
-        <w:t xml:space="preserve">Методи дослідження включають аналіз науково-технічних публікацій з фінгерпринтінгу коду, синтаксичного аналізу та обробки природної мови, методи правилового аналізу, методи побудови інформаційних систем. Інструменти розроблення: мова Python (стандартний </w:t>
-      </w:r>
-      <w:r>
-        <w:rPr>
-          <w:rFonts w:ascii="Courier New" w:hAnsi="Courier New" w:cs="Courier New"/>
-          <w:sz w:val="24"/>
-        </w:rPr>
-        <w:t>tokenize</w:t>
-      </w:r>
-      <w:r>
-        <w:rPr>
-          <w:rFonts w:ascii="Times New Roman" w:hAnsi="Times New Roman" w:cs="Times New Roman" w:eastAsia="Times New Roman"/>
-          <w:b w:val="0"/>
-          <w:i w:val="0"/>
-          <w:sz w:val="28"/>
-        </w:rPr>
-        <w:t xml:space="preserve">, стандартний </w:t>
-      </w:r>
-      <w:r>
-        <w:rPr>
-          <w:rFonts w:ascii="Courier New" w:hAnsi="Courier New" w:cs="Courier New"/>
-          <w:sz w:val="24"/>
-        </w:rPr>
-        <w:t>ast</w:t>
-      </w:r>
-      <w:r>
-        <w:rPr>
-          <w:rFonts w:ascii="Times New Roman" w:hAnsi="Times New Roman" w:cs="Times New Roman" w:eastAsia="Times New Roman"/>
-          <w:b w:val="0"/>
-          <w:i w:val="0"/>
-          <w:sz w:val="28"/>
-        </w:rPr>
-        <w:t>), бібліотеки google-api-python-client, Streamlit, SQLite, Pydantic.</w:t>
-      </w:r>
-    </w:p>
-    <w:p>
-      <w:pPr>
-        <w:spacing w:before="0" w:after="0" w:line="360" w:lineRule="auto"/>
-        <w:ind w:firstLine="720" w:left="0" w:right="0"/>
-        <w:jc w:val="both"/>
-      </w:pPr>
-      <w:r>
-        <w:rPr>
-          <w:rFonts w:ascii="Times New Roman" w:hAnsi="Times New Roman" w:cs="Times New Roman" w:eastAsia="Times New Roman"/>
-          <w:b w:val="0"/>
-          <w:i w:val="0"/>
-          <w:sz w:val="28"/>
-        </w:rPr>
-        <w:t>Можливі сфери застосування результатів роботи: попередня перевірка письмових сабмішнів викладачами в курсах із програмування; побудова кафедральних або факультетських систем академічного контролю; розширення інструменту для перевірки робіт іншими мовами навчання.</w:t>
-      </w:r>
-    </w:p>
-    <w:p>
-      <w:pPr>
-        <w:spacing w:before="0" w:after="0" w:line="360" w:lineRule="auto"/>
-        <w:ind w:firstLine="720" w:left="0" w:right="0"/>
-        <w:jc w:val="both"/>
-      </w:pPr>
-      <w:r>
-        <w:rPr>
-          <w:rFonts w:ascii="Times New Roman" w:hAnsi="Times New Roman" w:cs="Times New Roman" w:eastAsia="Times New Roman"/>
-          <w:b w:val="0"/>
-          <w:i w:val="0"/>
-          <w:sz w:val="28"/>
-        </w:rPr>
-        <w:t>Робота виконана індивідуально, у межах освітньої програми «Інформатика» спеціальності 122 Комп'ютерні науки. На момент її підготовки автор не оприлюднював результатів у наукових виданнях; робота розглядається як основа для подальших публікацій.</w:t>
-      </w:r>
-    </w:p>
-    <w:p>
-      <w:r>
-        <w:br w:type="page"/>
-      </w:r>
-    </w:p>
-    <w:p>
-      <w:pPr>
-        <w:spacing w:before="0" w:after="480" w:line="360" w:lineRule="auto"/>
-        <w:ind w:firstLine="0" w:left="0" w:right="0"/>
-        <w:jc w:val="center"/>
-      </w:pPr>
-      <w:r>
-        <w:rPr>
-          <w:rFonts w:ascii="Times New Roman" w:hAnsi="Times New Roman" w:cs="Times New Roman" w:eastAsia="Times New Roman"/>
-          <w:b/>
-          <w:i w:val="0"/>
-          <w:sz w:val="28"/>
-        </w:rPr>
-        <w:t>1 АНАЛІЗ ПРЕДМЕТНОЇ ОБЛАСТІ ТА ІСНУЮЧИХ РІШЕНЬ</w:t>
-      </w:r>
-    </w:p>
-    <w:p>
-      <w:pPr>
-        <w:spacing w:before="360" w:after="360" w:line="360" w:lineRule="auto"/>
-        <w:ind w:firstLine="720" w:left="0" w:right="0"/>
-        <w:jc w:val="left"/>
-      </w:pPr>
-      <w:r>
-        <w:rPr>
-          <w:rFonts w:ascii="Times New Roman" w:hAnsi="Times New Roman" w:cs="Times New Roman" w:eastAsia="Times New Roman"/>
-          <w:b/>
-          <w:i w:val="0"/>
-          <w:sz w:val="28"/>
-        </w:rPr>
-        <w:t>1.1 Академічна доброчесність і види плагіату в навчальних завданнях</w:t>
-      </w:r>
-    </w:p>
-    <w:p>
-      <w:pPr>
-        <w:spacing w:before="0" w:after="0" w:line="360" w:lineRule="auto"/>
-        <w:ind w:firstLine="720" w:left="0" w:right="0"/>
-        <w:jc w:val="both"/>
-      </w:pPr>
-      <w:r>
-        <w:rPr>
-          <w:rFonts w:ascii="Times New Roman" w:hAnsi="Times New Roman" w:cs="Times New Roman" w:eastAsia="Times New Roman"/>
-          <w:b w:val="0"/>
-          <w:i w:val="0"/>
-          <w:sz w:val="28"/>
-        </w:rPr>
-        <w:t>Поняття академічної доброчесності в українському законодавстві закріплене у статті 42 Закону України «Про освіту» [2]. Серед перелічених у цій статті порушень академічний плагіат визначений як оприлюднення чужих здобутків (повністю або частково) під своїм іменем без посилання на справжніх авторів. У Законі України «Про вищу освіту» [1] перевірка кваліфікаційних робіт на плагіат прямо визначена як обов'язкова частина атестації. У Київському національному університеті імені Тараса Шевченка відповідні процедури деталізовані окремим положенням [5] та закріплені в методичних вказівках факультету комп'ютерних наук та кібернетики [4].</w:t>
-      </w:r>
-    </w:p>
-    <w:p>
-      <w:pPr>
-        <w:spacing w:before="0" w:after="0" w:line="360" w:lineRule="auto"/>
-        <w:ind w:firstLine="720" w:left="0" w:right="0"/>
-        <w:jc w:val="both"/>
-      </w:pPr>
-      <w:r>
-        <w:rPr>
-          <w:rFonts w:ascii="Times New Roman" w:hAnsi="Times New Roman" w:cs="Times New Roman" w:eastAsia="Times New Roman"/>
-          <w:b w:val="0"/>
-          <w:i w:val="0"/>
-          <w:sz w:val="28"/>
-        </w:rPr>
-        <w:t>Опубліковані огляди розрізняють кілька груп проявів плагіату в навчальних роботах. Морер, Каппе й Зака [9] виділяють дослівне копіювання, перефразоване копіювання, мозаїчне копіювання (комбінацію фрагментів з кількох джерел), плагіат ідеї (привласнення концепції, висловленої іншою мовою або іншою лексикою), самоплагіат (повторне використання студентом власних попередньо зданих текстів без посилань) та, що особливо актуально для останніх років, плагіат за допомогою машинно-згенерованого тексту, коли студент видає згенерований мовною моделлю текст за власну роботу. Хоад і Зобел [10] окремо підкреслюють «версійні» зразки запозичень, типові саме для навчальних робіт: студент, який отримав сабмішн товариша, переписує речення, замінює синоніми, перестановкою фраз послаблює формальний збіг, але зберігає логіку викладу.</w:t>
-      </w:r>
-    </w:p>
-    <w:p>
-      <w:pPr>
-        <w:spacing w:before="0" w:after="0" w:line="360" w:lineRule="auto"/>
-        <w:ind w:firstLine="720" w:left="0" w:right="0"/>
-        <w:jc w:val="both"/>
-      </w:pPr>
-      <w:r>
-        <w:rPr>
-          <w:rFonts w:ascii="Times New Roman" w:hAnsi="Times New Roman" w:cs="Times New Roman" w:eastAsia="Times New Roman"/>
-          <w:b w:val="0"/>
-          <w:i w:val="0"/>
-          <w:sz w:val="28"/>
-        </w:rPr>
-        <w:t>Усі перелічені прояви становлять порушення академічної доброчесності в розумінні законодавства. Принципово важливо, що у [4] прямо зазначено: низький відсоток текстових збігів, отриманий автоматизованою перевіркою, не є остаточним критерієм визнання роботи доброчесною. Цей принцип кваліфікує запропонований у роботі підхід як методологічно правильний: інструмент не зводить рішення до єдиного числа, а постачає викладача доказами, що залишаються інтерпретовними.</w:t>
-      </w:r>
-    </w:p>
-    <w:p>
-      <w:pPr>
-        <w:spacing w:before="360" w:after="360" w:line="360" w:lineRule="auto"/>
-        <w:ind w:firstLine="720" w:left="0" w:right="0"/>
-        <w:jc w:val="left"/>
-      </w:pPr>
-      <w:r>
-        <w:rPr>
-          <w:rFonts w:ascii="Times New Roman" w:hAnsi="Times New Roman" w:cs="Times New Roman" w:eastAsia="Times New Roman"/>
-          <w:b/>
-          <w:i w:val="0"/>
-          <w:sz w:val="28"/>
-        </w:rPr>
-        <w:t>1.2 Огляд існуючих засобів виявлення плагіату</w:t>
-      </w:r>
-    </w:p>
-    <w:p>
-      <w:pPr>
-        <w:spacing w:before="0" w:after="0" w:line="360" w:lineRule="auto"/>
-        <w:ind w:firstLine="720" w:left="0" w:right="0"/>
-        <w:jc w:val="both"/>
-      </w:pPr>
-      <w:r>
-        <w:rPr>
-          <w:rFonts w:ascii="Times New Roman" w:hAnsi="Times New Roman" w:cs="Times New Roman" w:eastAsia="Times New Roman"/>
-          <w:b w:val="0"/>
-          <w:i w:val="0"/>
-          <w:sz w:val="28"/>
-        </w:rPr>
-        <w:t>Поле автоматизованих засобів виявлення академічного плагіату ділиться на три перетинні групи: сервіси перевірки сорсів програм, загальні системи перевірки текстів, окремі детектори машинно-згенерованого тексту. Запропонований у роботі засіб лежить у першій групі й поглинає окремі функції з другої та третьої; розгляд починається саме із сервісів перевірки сорсів.</w:t>
-      </w:r>
-    </w:p>
-    <w:p>
-      <w:pPr>
-        <w:spacing w:before="360" w:after="360" w:line="360" w:lineRule="auto"/>
-        <w:ind w:firstLine="720" w:left="0" w:right="0"/>
-        <w:jc w:val="left"/>
-      </w:pPr>
-      <w:r>
-        <w:rPr>
-          <w:rFonts w:ascii="Times New Roman" w:hAnsi="Times New Roman" w:cs="Times New Roman" w:eastAsia="Times New Roman"/>
-          <w:b/>
-          <w:i w:val="0"/>
-          <w:sz w:val="28"/>
-        </w:rPr>
-        <w:t>Сервіси перевірки сорсів програм</w:t>
-      </w:r>
-    </w:p>
-    <w:p>
-      <w:pPr>
-        <w:spacing w:before="0" w:after="0" w:line="360" w:lineRule="auto"/>
-        <w:ind w:firstLine="720" w:left="0" w:right="0"/>
-        <w:jc w:val="both"/>
-      </w:pPr>
-      <w:r>
-        <w:rPr>
-          <w:rFonts w:ascii="Times New Roman" w:hAnsi="Times New Roman" w:cs="Times New Roman" w:eastAsia="Times New Roman"/>
-          <w:b w:val="0"/>
-          <w:i w:val="0"/>
-          <w:sz w:val="28"/>
-        </w:rPr>
-        <w:t>Оскільки запропонований засіб орієнтований саме на сорси програм, ця група сервісів є його прямим прототипом і первинним базисом порівняння. Серед них найдовшу історію має Moss (Measure of Software Similarity), запропонована Шлеймером, Вілкерсоном і Айкеном [6]. У її основі — алгоритм Winnowing, який обирає з потоку гешів k-грам коду підмножину локально-мінімальних відбитків і порівнює сабмішни за їх перетином. JPlag [7] використовує токенізацію з нормалізацією ідентифікаторів та алгоритм жадного зіставлення рядків. Сучасніший Dolos [8] застосовує подібні ідеї з підтримкою багатьох мов програмування й інтерактивною візуалізацією збігів у середовищі онлайн-курсу.</w:t>
-      </w:r>
-    </w:p>
-    <w:p>
-      <w:pPr>
-        <w:spacing w:before="0" w:after="0" w:line="360" w:lineRule="auto"/>
-        <w:ind w:firstLine="720" w:left="0" w:right="0"/>
-        <w:jc w:val="both"/>
-      </w:pPr>
-      <w:r>
-        <w:rPr>
-          <w:rFonts w:ascii="Times New Roman" w:hAnsi="Times New Roman" w:cs="Times New Roman" w:eastAsia="Times New Roman"/>
-          <w:b w:val="0"/>
-          <w:i w:val="0"/>
-          <w:sz w:val="28"/>
-        </w:rPr>
-        <w:t>Перелічені сервіси розв'язують ту саму задачу — внутрішньокогортне виявлення подібності між сорсами — і за алгоритмами лежать в одному ідейному просторі з каналом Winnowing, описаним у розділі 3. Принципові відмінності запропонованого у роботі засобу від них стосуються (а) поєднання Winnowing із другим каналом — хешуванням піддерев AST, що стійке до структурних еквівалентних змін, (б) інтеграції з виявленням артефактів недбалого використання великих мовних моделей у коді (розділ 4) і (в) Classroom-нативного інтерфейсу викладача (підрозділ 5.3). Moss і Dolos мають окремі веб-інтерфейси, до яких треба експортувати сабмішни вручну; JPlag — CLI-інструмент. Жодна з перелічених систем не виконує перевірку на сліди мовних моделей у коді.</w:t>
-      </w:r>
-    </w:p>
-    <w:p>
-      <w:pPr>
-        <w:spacing w:before="360" w:after="360" w:line="360" w:lineRule="auto"/>
-        <w:ind w:firstLine="720" w:left="0" w:right="0"/>
-        <w:jc w:val="left"/>
-      </w:pPr>
-      <w:r>
-        <w:rPr>
-          <w:rFonts w:ascii="Times New Roman" w:hAnsi="Times New Roman" w:cs="Times New Roman" w:eastAsia="Times New Roman"/>
-          <w:b/>
-          <w:i w:val="0"/>
-          <w:sz w:val="28"/>
-        </w:rPr>
-        <w:t>Загальні системи перевірки текстів</w:t>
-      </w:r>
-    </w:p>
-    <w:p>
-      <w:pPr>
-        <w:spacing w:before="0" w:after="0" w:line="360" w:lineRule="auto"/>
-        <w:ind w:firstLine="720" w:left="0" w:right="0"/>
-        <w:jc w:val="both"/>
-      </w:pPr>
-      <w:r>
-        <w:rPr>
-          <w:rFonts w:ascii="Times New Roman" w:hAnsi="Times New Roman" w:cs="Times New Roman" w:eastAsia="Times New Roman"/>
-          <w:b w:val="0"/>
-          <w:i w:val="0"/>
-          <w:sz w:val="28"/>
-        </w:rPr>
-        <w:t>Поряд із сорсами програм у студентських сабмішнах часто присутні супровідні пояснювальні тексти — звіти про лабораторні, README, обґрунтування архітектурних рішень. Цю частину сабмішну покривають загальні системи перевірки текстів, найвідоміші з яких — Turnitin, Google Classroom Originality Reports, CopyLeaks та Unicheck (з 2020 року — частина Turnitin під брендом Turnitin Similarity). Їхні базові алгоритми спираються на n-грамне фінгерпринтування й пошук у внутрішніх індексах: вхідний документ розбивається на шинглі, для кожного шингля виконується пошук у мільярдах веб-сторінок і раніше переданих документів [19; 22]. У межах одного завдання Turnitin виконує процедуру виявлення співпраці (collusion check); Google Classroom Originality Reports для ліцензій Workspace for Education Plus підтримує School Matches з приватним репозиторієм школи [20; 21]; CopyLeaks надає Shared Data Hub з опцією Internal Protection [22]. Документація Google Originality Reports прямо констатує, що інструмент налаштований передусім на дослівні збіги з індексованим вебом і пропускає суттєво перефразований матеріал [23]; Turnitin AI Paraphrase Detection підтримує лише англійську [24; 25]; інституційні підписки Turnitin і CopyLeaks створюють вартісний бар'єр для українських вишів. Запропонований засіб не дублює функціональності цих систем у частині перевірки текстів: він орієнтований на сорси й залишає прозовий шар сабмішну поза основним пайплайном, делегуючи його будь-якій із перелічених систем як комплементарний канал на розсуд викладача.</w:t>
-      </w:r>
-    </w:p>
-    <w:p>
-      <w:pPr>
-        <w:spacing w:before="360" w:after="360" w:line="360" w:lineRule="auto"/>
-        <w:ind w:firstLine="720" w:left="0" w:right="0"/>
-        <w:jc w:val="left"/>
-      </w:pPr>
-      <w:r>
-        <w:rPr>
-          <w:rFonts w:ascii="Times New Roman" w:hAnsi="Times New Roman" w:cs="Times New Roman" w:eastAsia="Times New Roman"/>
-          <w:b/>
-          <w:i w:val="0"/>
-          <w:sz w:val="28"/>
-        </w:rPr>
-        <w:t>Детектори машинно-згенерованого тексту</w:t>
-      </w:r>
-    </w:p>
-    <w:p>
-      <w:pPr>
-        <w:spacing w:before="0" w:after="0" w:line="360" w:lineRule="auto"/>
-        <w:ind w:firstLine="720" w:left="0" w:right="0"/>
-        <w:jc w:val="both"/>
-      </w:pPr>
-      <w:r>
-        <w:rPr>
-          <w:rFonts w:ascii="Times New Roman" w:hAnsi="Times New Roman" w:cs="Times New Roman" w:eastAsia="Times New Roman"/>
-          <w:b w:val="0"/>
-          <w:i w:val="0"/>
-          <w:sz w:val="28"/>
-        </w:rPr>
-        <w:t>З кінця 2022 року з'явилися окремі інструменти на кшталт GPTZero, OpenAI Text Classifier (припинений у 2023 році) та академічного DetectGPT [14]. Комерційні системи перевірки додали власні класифікатори: CopyLeaks AI Detector з функцією AI Phrases, що підсвічує речення з рівнем впевненості [22; 26]; Turnitin AI Writing Detection (липень 2023) і Turnitin AI Bypasser Detection (2025) для виявлення тексту, перепарафразованого спеціалізованими сервісами [25]. Усі вони орієнтовані на природномовний текст; за відомими автору джерелами, інтегрованого детектора недбалого LLM-використання саме в сорсах програм у промисловому користуванні немає.</w:t>
-      </w:r>
-    </w:p>
-    <w:p>
-      <w:pPr>
-        <w:spacing w:before="0" w:after="0" w:line="360" w:lineRule="auto"/>
-        <w:ind w:firstLine="720" w:left="0" w:right="0"/>
-        <w:jc w:val="both"/>
-      </w:pPr>
-      <w:r>
-        <w:rPr>
-          <w:rFonts w:ascii="Times New Roman" w:hAnsi="Times New Roman" w:cs="Times New Roman" w:eastAsia="Times New Roman"/>
-          <w:b w:val="0"/>
-          <w:i w:val="0"/>
-          <w:sz w:val="28"/>
-        </w:rPr>
-        <w:t>Усі перелічені детектори побудовані на машинному навчанні й мають кілька задокументованих обмежень, які прямо стосуються академічного контексту:</w:t>
-      </w:r>
-    </w:p>
-    <w:p>
-      <w:pPr>
-        <w:spacing w:before="0" w:after="0" w:line="360" w:lineRule="auto"/>
-        <w:ind w:left="0" w:right="0" w:firstLine="720"/>
-        <w:jc w:val="both"/>
-      </w:pPr>
-      <w:r>
-        <w:rPr>
-          <w:rFonts w:ascii="Times New Roman" w:hAnsi="Times New Roman" w:cs="Times New Roman" w:eastAsia="Times New Roman"/>
-          <w:b w:val="0"/>
-          <w:i w:val="0"/>
-          <w:sz w:val="28"/>
-        </w:rPr>
-        <w:t xml:space="preserve">— </w:t>
-      </w:r>
-      <w:r>
-        <w:rPr>
-          <w:rFonts w:ascii="Times New Roman" w:hAnsi="Times New Roman" w:cs="Times New Roman" w:eastAsia="Times New Roman"/>
-          <w:b/>
-          <w:i w:val="0"/>
-          <w:sz w:val="28"/>
-        </w:rPr>
-        <w:t>Систематичні зміщення.</w:t>
-      </w:r>
-      <w:r>
-        <w:rPr>
-          <w:rFonts w:ascii="Times New Roman" w:hAnsi="Times New Roman" w:cs="Times New Roman" w:eastAsia="Times New Roman"/>
-          <w:b w:val="0"/>
-          <w:i w:val="0"/>
-          <w:sz w:val="28"/>
-        </w:rPr>
-        <w:t xml:space="preserve"> Лян зі співавторами [15] емпірично показав, що готові детектори ШІ-тексту суттєво частіше хибно класифікують роботи носіїв англійської мови як другої. Українські академічні тексти, написані англійською, потрапляють у те саме розподілення.</w:t>
-      </w:r>
-    </w:p>
-    <w:p>
-      <w:pPr>
-        <w:spacing w:before="0" w:after="0" w:line="360" w:lineRule="auto"/>
-        <w:ind w:left="0" w:right="0" w:firstLine="720"/>
-        <w:jc w:val="both"/>
-      </w:pPr>
-      <w:r>
-        <w:rPr>
-          <w:rFonts w:ascii="Times New Roman" w:hAnsi="Times New Roman" w:cs="Times New Roman" w:eastAsia="Times New Roman"/>
-          <w:b w:val="0"/>
-          <w:i w:val="0"/>
-          <w:sz w:val="28"/>
-        </w:rPr>
-        <w:t xml:space="preserve">— </w:t>
-      </w:r>
-      <w:r>
-        <w:rPr>
-          <w:rFonts w:ascii="Times New Roman" w:hAnsi="Times New Roman" w:cs="Times New Roman" w:eastAsia="Times New Roman"/>
-          <w:b/>
-          <w:i w:val="0"/>
-          <w:sz w:val="28"/>
-        </w:rPr>
-        <w:t>Неможливість надійного розрізнення в загальному вигляді.</w:t>
-      </w:r>
-      <w:r>
-        <w:rPr>
-          <w:rFonts w:ascii="Times New Roman" w:hAnsi="Times New Roman" w:cs="Times New Roman" w:eastAsia="Times New Roman"/>
-          <w:b w:val="0"/>
-          <w:i w:val="0"/>
-          <w:sz w:val="28"/>
-        </w:rPr>
-        <w:t xml:space="preserve"> Садасіван зі співавторами [13] аналітично показує, що для достатньо вмілих моделей і достатньо складних перифразів задача надійного розрізнення «текст людини — текст машини» наближається до невирішної.</w:t>
-      </w:r>
-    </w:p>
-    <w:p>
-      <w:pPr>
-        <w:spacing w:before="0" w:after="0" w:line="360" w:lineRule="auto"/>
-        <w:ind w:left="0" w:right="0" w:firstLine="720"/>
-        <w:jc w:val="both"/>
-      </w:pPr>
-      <w:r>
-        <w:rPr>
-          <w:rFonts w:ascii="Times New Roman" w:hAnsi="Times New Roman" w:cs="Times New Roman" w:eastAsia="Times New Roman"/>
-          <w:b w:val="0"/>
-          <w:i w:val="0"/>
-          <w:sz w:val="28"/>
-        </w:rPr>
-        <w:t xml:space="preserve">— </w:t>
-      </w:r>
-      <w:r>
-        <w:rPr>
-          <w:rFonts w:ascii="Times New Roman" w:hAnsi="Times New Roman" w:cs="Times New Roman" w:eastAsia="Times New Roman"/>
-          <w:b/>
-          <w:i w:val="0"/>
-          <w:sz w:val="28"/>
-        </w:rPr>
-        <w:t>Падіння точності за зсуву домену.</w:t>
-      </w:r>
-      <w:r>
-        <w:rPr>
-          <w:rFonts w:ascii="Times New Roman" w:hAnsi="Times New Roman" w:cs="Times New Roman" w:eastAsia="Times New Roman"/>
-          <w:b w:val="0"/>
-          <w:i w:val="0"/>
-          <w:sz w:val="28"/>
-        </w:rPr>
-        <w:t xml:space="preserve"> Бенчмарк MGTBench [16] фіксує істотну втрату якості, коли тестовий розподіл відрізняється від тренувального; для академічних текстів, що часто стилістично відрізняються від тренувальних корпусів, це означає нестабільні рішення.</w:t>
-      </w:r>
-    </w:p>
-    <w:p>
-      <w:pPr>
-        <w:spacing w:before="0" w:after="0" w:line="360" w:lineRule="auto"/>
-        <w:ind w:left="0" w:right="0" w:firstLine="720"/>
-        <w:jc w:val="both"/>
-      </w:pPr>
-      <w:r>
-        <w:rPr>
-          <w:rFonts w:ascii="Times New Roman" w:hAnsi="Times New Roman" w:cs="Times New Roman" w:eastAsia="Times New Roman"/>
-          <w:b w:val="0"/>
-          <w:i w:val="0"/>
-          <w:sz w:val="28"/>
-        </w:rPr>
-        <w:t xml:space="preserve">— </w:t>
-      </w:r>
-      <w:r>
-        <w:rPr>
-          <w:rFonts w:ascii="Times New Roman" w:hAnsi="Times New Roman" w:cs="Times New Roman" w:eastAsia="Times New Roman"/>
-          <w:b/>
-          <w:i w:val="0"/>
-          <w:sz w:val="28"/>
-        </w:rPr>
-        <w:t>Чорна скринька на рівні рішення.</w:t>
-      </w:r>
-      <w:r>
-        <w:rPr>
-          <w:rFonts w:ascii="Times New Roman" w:hAnsi="Times New Roman" w:cs="Times New Roman" w:eastAsia="Times New Roman"/>
-          <w:b w:val="0"/>
-          <w:i w:val="0"/>
-          <w:sz w:val="28"/>
-        </w:rPr>
-        <w:t xml:space="preserve"> Прозорість оцінок AI Phrases чи Turnitin AI Writing Score обмежена візуальним підсвічуванням; обґрунтувати оцінку перед академічною комісією як докази порушення доброчесності утруднено. Літературний фронт у відповідь розробляє таксономії ознак, які людина може застосувати самостійно [27]; такі роботи опосередковано підтверджують потребу в детермінованих, а не статистичних інструментах для academic-integrity-сценаріїв.</w:t>
-      </w:r>
-    </w:p>
-    <w:p>
-      <w:pPr>
-        <w:spacing w:before="360" w:after="360" w:line="360" w:lineRule="auto"/>
-        <w:ind w:firstLine="720" w:left="0" w:right="0"/>
-        <w:jc w:val="left"/>
-      </w:pPr>
-      <w:r>
-        <w:rPr>
-          <w:rFonts w:ascii="Times New Roman" w:hAnsi="Times New Roman" w:cs="Times New Roman" w:eastAsia="Times New Roman"/>
-          <w:b/>
-          <w:i w:val="0"/>
-          <w:sz w:val="28"/>
-        </w:rPr>
-        <w:t>Висновок з огляду</w:t>
-      </w:r>
-    </w:p>
-    <w:p>
-      <w:pPr>
-        <w:spacing w:before="0" w:after="0" w:line="360" w:lineRule="auto"/>
-        <w:ind w:firstLine="720" w:left="0" w:right="0"/>
-        <w:jc w:val="both"/>
-      </w:pPr>
-      <w:r>
-        <w:rPr>
-          <w:rFonts w:ascii="Times New Roman" w:hAnsi="Times New Roman" w:cs="Times New Roman" w:eastAsia="Times New Roman"/>
-          <w:b w:val="0"/>
-          <w:i w:val="0"/>
-          <w:sz w:val="28"/>
-        </w:rPr>
-        <w:t xml:space="preserve">Кожна окрема функція, на якій базується запропонований засіб, уже наявна в окремих комерційних або академічних системах: Winnowing на нормалізованих токенах — у Moss [6]; жадне зіставлення на токенах — у JPlag [7]; підтримка багатьох мов плюс інтерактивна візуалізація — у Dolos [8]; підсвічування ML-моделлю фраз, схожих на машинно-згенерований текст, — у Turnitin і CopyLeaks. Внесок роботи — не у винаході нової техніки виявлення, а в </w:t>
-      </w:r>
-      <w:r>
-        <w:rPr>
-          <w:rFonts w:ascii="Times New Roman" w:hAnsi="Times New Roman" w:cs="Times New Roman" w:eastAsia="Times New Roman"/>
-          <w:b/>
-          <w:i w:val="0"/>
-          <w:sz w:val="28"/>
-        </w:rPr>
-        <w:t>інтеграції відповідних функцій в єдиний локально розгортуваний відкритий інструмент із детермінованою методологією</w:t>
-      </w:r>
-      <w:r>
-        <w:rPr>
-          <w:rFonts w:ascii="Times New Roman" w:hAnsi="Times New Roman" w:cs="Times New Roman" w:eastAsia="Times New Roman"/>
-          <w:b w:val="0"/>
-          <w:i w:val="0"/>
-          <w:sz w:val="28"/>
-        </w:rPr>
-        <w:t>, що (а) знімає вартісний бар'єр для викладачів, які працюють у безкоштовних або обмежених тарифах систем керування навчанням, (б) свідомо відмовляється від ML-класифікаторів на рівні прийняття рішень і будує перевірку на детермінованих правилах із виміряною точністю, (в) одразу підтримує україномовні сабмішни за рахунок окремих українських правил у таксономії, (г) поєднує Winnowing і структурне порівняння AST в одному пайплайні з єдиною моделлю спанових доказів, що недоступно в жодній з перелічених систем нарізно.</w:t>
-      </w:r>
-    </w:p>
-    <w:p>
-      <w:pPr>
-        <w:spacing w:before="360" w:after="360" w:line="360" w:lineRule="auto"/>
-        <w:ind w:firstLine="720" w:left="0" w:right="0"/>
-        <w:jc w:val="left"/>
-      </w:pPr>
-      <w:r>
-        <w:rPr>
-          <w:rFonts w:ascii="Times New Roman" w:hAnsi="Times New Roman" w:cs="Times New Roman" w:eastAsia="Times New Roman"/>
-          <w:b/>
-          <w:i w:val="0"/>
-          <w:sz w:val="28"/>
-        </w:rPr>
-        <w:t>1.3 Український контекст і запит на локальне відкрите рішення</w:t>
-      </w:r>
-    </w:p>
-    <w:p>
-      <w:pPr>
-        <w:spacing w:before="0" w:after="0" w:line="360" w:lineRule="auto"/>
-        <w:ind w:firstLine="720" w:left="0" w:right="0"/>
-        <w:jc w:val="both"/>
-      </w:pPr>
-      <w:r>
-        <w:rPr>
-          <w:rFonts w:ascii="Times New Roman" w:hAnsi="Times New Roman" w:cs="Times New Roman" w:eastAsia="Times New Roman"/>
-          <w:b w:val="0"/>
-          <w:i w:val="0"/>
-          <w:sz w:val="28"/>
-        </w:rPr>
-        <w:t>Google Classroom широко використовується у вищій школі України як засіб роздачі завдань, збору сабмішнів і ведення оцінювань. У безкоштовній конфігурації Education Fundamentals, яка є типовою для українських вишів, викладач отримує доступ до файлів сабмішнів кожного студента, але не має доступу до основних механізмів виявлення співпраці комерційних систем: School Matches в Originality Reports потребує платної ліцензії Workspace for Education Plus або Teaching and Learning [20; 21], повноцінний доступ до Turnitin або CopyLeaks вимагає корпоративної підписки [19; 22]. Через це найвразливіший канал плагіату в навчальному процесі — переписування у товаришів — у багатьох українських курсах залишається без автоматизованої перевірки.</w:t>
-      </w:r>
-    </w:p>
-    <w:p>
-      <w:pPr>
-        <w:spacing w:before="0" w:after="0" w:line="360" w:lineRule="auto"/>
-        <w:ind w:firstLine="720" w:left="0" w:right="0"/>
-        <w:jc w:val="both"/>
-      </w:pPr>
-      <w:r>
-        <w:rPr>
-          <w:rFonts w:ascii="Times New Roman" w:hAnsi="Times New Roman" w:cs="Times New Roman" w:eastAsia="Times New Roman"/>
-          <w:b w:val="0"/>
-          <w:i w:val="0"/>
-          <w:sz w:val="28"/>
-        </w:rPr>
-        <w:t>До цього додається мовне обмеження. Turnitin AI Paraphrase Detection обслуговує лише англомовні сабмішни [25]. CopyLeaks AI Detector найкраще працює з англійською; для україномовних текстів якість моделей машинно-згенерованого тексту не задокументована. Google Originality Reports, за документацією, пропускає суттєво перефразований матеріал навіть для англійської [23]. Україномовні сабмішни в курсах із програмування поширені, але систематично не покриваються комерційними сервісами на рівні парафразу й артефактів машинної генерації.</w:t>
-      </w:r>
-    </w:p>
-    <w:p>
-      <w:pPr>
-        <w:spacing w:before="0" w:after="0" w:line="360" w:lineRule="auto"/>
-        <w:ind w:firstLine="720" w:left="0" w:right="0"/>
-        <w:jc w:val="both"/>
-      </w:pPr>
-      <w:r>
-        <w:rPr>
-          <w:rFonts w:ascii="Times New Roman" w:hAnsi="Times New Roman" w:cs="Times New Roman" w:eastAsia="Times New Roman"/>
-          <w:b w:val="0"/>
-          <w:i w:val="0"/>
-          <w:sz w:val="28"/>
-        </w:rPr>
-        <w:t>Третій чинник — суверенітет даних. Передача робіт студентів на сервери комерційних провайдерів у юрисдикції третіх країн вимагає окремих юридичних узгоджень, а в умовах війни — додаткових застережень. Локально розгортуваний інструмент, який не передає сабмішни за межі робочої станції викладача або кафедральної інфраструктури, знімає цю групу обмежень за побудовою.</w:t>
-      </w:r>
-    </w:p>
-    <w:p>
-      <w:pPr>
-        <w:spacing w:before="0" w:after="0" w:line="360" w:lineRule="auto"/>
-        <w:ind w:firstLine="720" w:left="0" w:right="0"/>
-        <w:jc w:val="both"/>
-      </w:pPr>
-      <w:r>
-        <w:rPr>
-          <w:rFonts w:ascii="Times New Roman" w:hAnsi="Times New Roman" w:cs="Times New Roman" w:eastAsia="Times New Roman"/>
-          <w:b w:val="0"/>
-          <w:i w:val="0"/>
-          <w:sz w:val="28"/>
-        </w:rPr>
-        <w:t>Сполучення трьох чинників — вартість, мова, суверенітет — формує запит на відкритий інструмент, який працює локально й не потребує платної підписки, підтримує україномовні сабмішни на рівні алгоритмів і даних, забезпечує самостійну перевірку всередині курсу без зовнішніх залежностей. Розроблений у цій роботі засіб орієнтований саме на такий запит.</w:t>
-      </w:r>
-    </w:p>
-    <w:p>
-      <w:pPr>
-        <w:spacing w:before="360" w:after="360" w:line="360" w:lineRule="auto"/>
-        <w:ind w:firstLine="720" w:left="0" w:right="0"/>
-        <w:jc w:val="left"/>
-      </w:pPr>
-      <w:r>
-        <w:rPr>
-          <w:rFonts w:ascii="Times New Roman" w:hAnsi="Times New Roman" w:cs="Times New Roman" w:eastAsia="Times New Roman"/>
-          <w:b/>
-          <w:i w:val="0"/>
-          <w:sz w:val="28"/>
-        </w:rPr>
-        <w:t>1.4 Прояви недбалого використання великих мовних моделей</w:t>
-      </w:r>
-    </w:p>
-    <w:p>
-      <w:pPr>
-        <w:spacing w:before="0" w:after="0" w:line="360" w:lineRule="auto"/>
-        <w:ind w:firstLine="720" w:left="0" w:right="0"/>
-        <w:jc w:val="both"/>
-      </w:pPr>
-      <w:r>
-        <w:rPr>
-          <w:rFonts w:ascii="Times New Roman" w:hAnsi="Times New Roman" w:cs="Times New Roman" w:eastAsia="Times New Roman"/>
-          <w:b w:val="0"/>
-          <w:i w:val="0"/>
-          <w:sz w:val="28"/>
-        </w:rPr>
-        <w:t>Якщо студент свідомо й уважно використовує мовну модель як інструмент чорнової підготовки, виявити сліди такого використання важко (і з огляду на [13] — можливо неможливо). Натомість недбале копіювання залишає характерні артефакти, які реально побачити без тренування класифікаторів і без невеликої похибки прийняти за ознаку плагіату.</w:t>
-      </w:r>
-    </w:p>
-    <w:p>
-      <w:pPr>
-        <w:spacing w:before="0" w:after="0" w:line="360" w:lineRule="auto"/>
-        <w:ind w:firstLine="720" w:left="0" w:right="0"/>
-        <w:jc w:val="both"/>
-      </w:pPr>
-      <w:r>
-        <w:rPr>
-          <w:rFonts w:ascii="Times New Roman" w:hAnsi="Times New Roman" w:cs="Times New Roman" w:eastAsia="Times New Roman"/>
-          <w:b w:val="0"/>
-          <w:i w:val="0"/>
-          <w:sz w:val="28"/>
-        </w:rPr>
-        <w:t>У роботах [11; 12] зведено приклади структур, типових для виходу мовних моделей: однорідні переходи між абзацами, балансування довгих списків через два двокрапкові маркери, потрійна градація прикметників (overuse of triadic constructions), частий початок речень із вступних формул («Варто зазначити, що…», «Перш за все, треба підкреслити…»), а також типографічні особливості — заміна українських лапок «…» на прямі ASCII-лапки "…", характерне розставлення тире без пробілів, відсутність неприривного пробілу перед одиницями вимірювання.</w:t>
-      </w:r>
-    </w:p>
-    <w:p>
-      <w:pPr>
-        <w:spacing w:before="0" w:after="0" w:line="360" w:lineRule="auto"/>
-        <w:ind w:firstLine="720" w:left="0" w:right="0"/>
-        <w:jc w:val="both"/>
-      </w:pPr>
-      <w:r>
-        <w:rPr>
-          <w:rFonts w:ascii="Times New Roman" w:hAnsi="Times New Roman" w:cs="Times New Roman" w:eastAsia="Times New Roman"/>
-          <w:b w:val="0"/>
-          <w:i w:val="0"/>
-          <w:sz w:val="28"/>
-        </w:rPr>
-        <w:t>Окремо, у виходах загальних чат-моделей зустрічаються фрази-преамбули («Звісно! Ось ваш текст:», «As an AI language model, I…»), фрази-відмови («Я не можу гарантувати точність…»), а також структури, що видають згенерованість на рівні дискурсу: списки, де кожен пункт побудований за тим самим шаблоном «Аспект Х: пояснення Х», блоки в стилі «Розділ 1: …Розділ 2: …», шаблонні висновкові формули («На завершення, можна стверджувати, що…»). Наявність хоча б одного такого артефакту у формальному тексті курсової роботи свідчить про неуважне копіювання й може бути предметом окремого розгляду — навіть якщо не є остаточним доказом машинної природи тексту.</w:t>
-      </w:r>
-    </w:p>
-    <w:p>
-      <w:pPr>
-        <w:spacing w:before="0" w:after="0" w:line="360" w:lineRule="auto"/>
-        <w:ind w:firstLine="720" w:left="0" w:right="0"/>
-        <w:jc w:val="both"/>
-      </w:pPr>
-      <w:r>
-        <w:rPr>
-          <w:rFonts w:ascii="Times New Roman" w:hAnsi="Times New Roman" w:cs="Times New Roman" w:eastAsia="Times New Roman"/>
-          <w:b w:val="0"/>
-          <w:i w:val="0"/>
-          <w:sz w:val="28"/>
-        </w:rPr>
-        <w:t>Запропонований інструмент будує таксономію саме навколо таких артефактів. Кожне правило супроводжується описом ознаки, прикладом доказу й, після оцінювання на корпусах HC3 [11] та M4 [12], — числами точності й відклику. Інструмент не намагається класифікувати весь текст, а підсвічує конкретні фрагменти, які варті уваги викладача.</w:t>
-      </w:r>
-    </w:p>
-    <w:p>
-      <w:pPr>
-        <w:spacing w:before="360" w:after="360" w:line="360" w:lineRule="auto"/>
-        <w:ind w:firstLine="720" w:left="0" w:right="0"/>
-        <w:jc w:val="left"/>
-      </w:pPr>
-      <w:r>
-        <w:rPr>
-          <w:rFonts w:ascii="Times New Roman" w:hAnsi="Times New Roman" w:cs="Times New Roman" w:eastAsia="Times New Roman"/>
-          <w:b/>
-          <w:i w:val="0"/>
-          <w:sz w:val="28"/>
-        </w:rPr>
-        <w:t>1.5 Постановка завдання</w:t>
-      </w:r>
-    </w:p>
-    <w:p>
-      <w:pPr>
-        <w:spacing w:before="0" w:after="0" w:line="360" w:lineRule="auto"/>
-        <w:ind w:firstLine="720" w:left="0" w:right="0"/>
-        <w:jc w:val="both"/>
-      </w:pPr>
-      <w:r>
-        <w:rPr>
-          <w:rFonts w:ascii="Times New Roman" w:hAnsi="Times New Roman" w:cs="Times New Roman" w:eastAsia="Times New Roman"/>
-          <w:b w:val="0"/>
-          <w:i w:val="0"/>
-          <w:sz w:val="28"/>
-        </w:rPr>
-        <w:t xml:space="preserve">З огляду на сказане в підрозділах 1.1–1.4, основна задача цієї роботи — спроєктувати й реалізувати </w:t>
-      </w:r>
-      <w:r>
-        <w:rPr>
-          <w:rFonts w:ascii="Times New Roman" w:hAnsi="Times New Roman" w:cs="Times New Roman" w:eastAsia="Times New Roman"/>
-          <w:b/>
-          <w:i w:val="0"/>
-          <w:sz w:val="28"/>
-        </w:rPr>
-        <w:t>відкритий, локально розгортуваний інструмент</w:t>
-      </w:r>
-      <w:r>
-        <w:rPr>
-          <w:rFonts w:ascii="Times New Roman" w:hAnsi="Times New Roman" w:cs="Times New Roman" w:eastAsia="Times New Roman"/>
-          <w:b w:val="0"/>
-          <w:i w:val="0"/>
-          <w:sz w:val="28"/>
-        </w:rPr>
-        <w:t xml:space="preserve"> для викладача, що поєднує наявні в окремих комерційних і академічних рішеннях функції перевірки в єдиний дашборд із детермінованою методологією й без обов'язкових платних залежностей. Принципові вимоги до інструменту:</w:t>
-      </w:r>
-    </w:p>
-    <w:p>
-      <w:pPr>
-        <w:spacing w:before="0" w:after="0" w:line="360" w:lineRule="auto"/>
-        <w:ind w:left="0" w:right="0" w:firstLine="720"/>
-        <w:jc w:val="both"/>
-      </w:pPr>
-      <w:r>
-        <w:rPr>
-          <w:rFonts w:ascii="Times New Roman" w:hAnsi="Times New Roman" w:cs="Times New Roman" w:eastAsia="Times New Roman"/>
-          <w:b w:val="0"/>
-          <w:i w:val="0"/>
-          <w:sz w:val="28"/>
-        </w:rPr>
-        <w:t>а) інтегрується з Google Classroom і Google Drive, отримує сабмішни обраного завдання, витягує з них текст вихідного коду й зберігає в локальному сховищі;</w:t>
-      </w:r>
-    </w:p>
-    <w:p>
-      <w:pPr>
-        <w:spacing w:before="0" w:after="0" w:line="360" w:lineRule="auto"/>
-        <w:ind w:left="0" w:right="0" w:firstLine="720"/>
-        <w:jc w:val="both"/>
-      </w:pPr>
-      <w:r>
-        <w:rPr>
-          <w:rFonts w:ascii="Times New Roman" w:hAnsi="Times New Roman" w:cs="Times New Roman" w:eastAsia="Times New Roman"/>
-          <w:b w:val="0"/>
-          <w:i w:val="0"/>
-          <w:sz w:val="28"/>
-        </w:rPr>
-        <w:t>б) виконує крос-сабмішне порівняння за двома взаємодоповнювальними каналами — Winnowing-фінгерпринтів на нормалізованому потоці токенів і хешів піддерев AST — і повертає для кожної пари сабмішнів перелік підсвічених спанів із указанням каналу й оцінкою Жаккара;</w:t>
-      </w:r>
-    </w:p>
-    <w:p>
-      <w:pPr>
-        <w:spacing w:before="0" w:after="0" w:line="360" w:lineRule="auto"/>
-        <w:ind w:left="0" w:right="0" w:firstLine="720"/>
-        <w:jc w:val="both"/>
-      </w:pPr>
-      <w:r>
-        <w:rPr>
-          <w:rFonts w:ascii="Times New Roman" w:hAnsi="Times New Roman" w:cs="Times New Roman" w:eastAsia="Times New Roman"/>
-          <w:b w:val="0"/>
-          <w:i w:val="0"/>
-          <w:sz w:val="28"/>
-        </w:rPr>
-        <w:t xml:space="preserve">в) виконує перевірку на наявність артефактів недбалого використання мовних моделей у вихідному коді за фіксованою </w:t>
-      </w:r>
-      <w:r>
-        <w:rPr>
-          <w:rFonts w:ascii="Times New Roman" w:hAnsi="Times New Roman" w:cs="Times New Roman" w:eastAsia="Times New Roman"/>
-          <w:b/>
-          <w:i w:val="0"/>
-          <w:sz w:val="28"/>
-        </w:rPr>
-        <w:t>таксономією детермінованих правил</w:t>
-      </w:r>
-      <w:r>
-        <w:rPr>
-          <w:rFonts w:ascii="Times New Roman" w:hAnsi="Times New Roman" w:cs="Times New Roman" w:eastAsia="Times New Roman"/>
-          <w:b w:val="0"/>
-          <w:i w:val="0"/>
-          <w:sz w:val="28"/>
-        </w:rPr>
-        <w:t>, кожне з яких має вимірювані характеристики точності; жоден етап ухвалення рішення не містить ML-класифікатора, який міг би продукувати оцінку без можливості її обґрунтування перед академічною комісією;</w:t>
-      </w:r>
-    </w:p>
-    <w:p>
-      <w:pPr>
-        <w:spacing w:before="0" w:after="0" w:line="360" w:lineRule="auto"/>
-        <w:ind w:left="0" w:right="0" w:firstLine="720"/>
-        <w:jc w:val="both"/>
-      </w:pPr>
-      <w:r>
-        <w:rPr>
-          <w:rFonts w:ascii="Times New Roman" w:hAnsi="Times New Roman" w:cs="Times New Roman" w:eastAsia="Times New Roman"/>
-          <w:b w:val="0"/>
-          <w:i w:val="0"/>
-          <w:sz w:val="28"/>
-        </w:rPr>
-        <w:t>г) надає інтерфейс для опційного зовнішнього веб-плагіату через обгортку над публічним API (CopyLeaks-сумісним); компонент необов'язковий — поведінка інструменту в режимі без зовнішнього сервісу повністю визначена;</w:t>
-      </w:r>
-    </w:p>
-    <w:p>
-      <w:pPr>
-        <w:spacing w:before="0" w:after="0" w:line="360" w:lineRule="auto"/>
-        <w:ind w:left="0" w:right="0" w:firstLine="720"/>
-        <w:jc w:val="both"/>
-      </w:pPr>
-      <w:r>
-        <w:rPr>
-          <w:rFonts w:ascii="Times New Roman" w:hAnsi="Times New Roman" w:cs="Times New Roman" w:eastAsia="Times New Roman"/>
-          <w:b w:val="0"/>
-          <w:i w:val="0"/>
-          <w:sz w:val="28"/>
-        </w:rPr>
-        <w:t>ґ) поєднує перелічені сигнали в прозорий ранг і подає викладачеві у вигляді дашборда із доказами для кожного сабмішну, який можна процитувати в окремому документі без посилання на конкретну версію або стан інструменту;</w:t>
-      </w:r>
-    </w:p>
-    <w:p>
-      <w:pPr>
-        <w:spacing w:before="0" w:after="0" w:line="360" w:lineRule="auto"/>
-        <w:ind w:left="0" w:right="0" w:firstLine="720"/>
-        <w:jc w:val="both"/>
-      </w:pPr>
-      <w:r>
-        <w:rPr>
-          <w:rFonts w:ascii="Times New Roman" w:hAnsi="Times New Roman" w:cs="Times New Roman" w:eastAsia="Times New Roman"/>
-          <w:b w:val="0"/>
-          <w:i w:val="0"/>
-          <w:sz w:val="28"/>
-        </w:rPr>
-        <w:t xml:space="preserve">д) працює англійською та українською мовами на рівні таксономії правил: окремі правила сім'ї </w:t>
-      </w:r>
-      <w:r>
-        <w:rPr>
-          <w:rFonts w:ascii="Courier New" w:hAnsi="Courier New"/>
-          <w:sz w:val="24"/>
-        </w:rPr>
-        <w:t>llm_comment</w:t>
-      </w:r>
-      <w:r>
-        <w:rPr>
-          <w:rFonts w:ascii="Times New Roman" w:hAnsi="Times New Roman" w:cs="Times New Roman" w:eastAsia="Times New Roman"/>
-          <w:b w:val="0"/>
-          <w:i w:val="0"/>
-          <w:sz w:val="28"/>
-        </w:rPr>
-        <w:t xml:space="preserve"> і </w:t>
-      </w:r>
-      <w:r>
-        <w:rPr>
-          <w:rFonts w:ascii="Courier New" w:hAnsi="Courier New"/>
-          <w:sz w:val="24"/>
-        </w:rPr>
-        <w:t>policy</w:t>
-      </w:r>
-      <w:r>
-        <w:rPr>
-          <w:rFonts w:ascii="Times New Roman" w:hAnsi="Times New Roman" w:cs="Times New Roman" w:eastAsia="Times New Roman"/>
-          <w:b w:val="0"/>
-          <w:i w:val="0"/>
-          <w:sz w:val="28"/>
-        </w:rPr>
-        <w:t xml:space="preserve"> обробляють україномовні преамбули, відмови та сервісні репліки в коментарях коду.</w:t>
-      </w:r>
-    </w:p>
-    <w:p>
-      <w:pPr>
-        <w:spacing w:before="0" w:after="0" w:line="360" w:lineRule="auto"/>
-        <w:ind w:firstLine="720" w:left="0" w:right="0"/>
-        <w:jc w:val="both"/>
-      </w:pPr>
-      <w:r>
-        <w:rPr>
-          <w:rFonts w:ascii="Times New Roman" w:hAnsi="Times New Roman" w:cs="Times New Roman" w:eastAsia="Times New Roman"/>
-          <w:b w:val="0"/>
-          <w:i w:val="0"/>
-          <w:sz w:val="28"/>
-        </w:rPr>
-        <w:t xml:space="preserve">Кожна з перелічених підзадач має свій модуль у програмному коді й окремий розділ у цій роботі. Очікувані результати — не нові алгоритми виявлення плагіату, а </w:t>
-      </w:r>
-      <w:r>
-        <w:rPr>
-          <w:rFonts w:ascii="Times New Roman" w:hAnsi="Times New Roman" w:cs="Times New Roman" w:eastAsia="Times New Roman"/>
-          <w:b/>
-          <w:i w:val="0"/>
-          <w:sz w:val="28"/>
-        </w:rPr>
-        <w:t>інженерна інтеграція</w:t>
-      </w:r>
-      <w:r>
-        <w:rPr>
-          <w:rFonts w:ascii="Times New Roman" w:hAnsi="Times New Roman" w:cs="Times New Roman" w:eastAsia="Times New Roman"/>
-          <w:b w:val="0"/>
-          <w:i w:val="0"/>
-          <w:sz w:val="28"/>
-        </w:rPr>
-        <w:t xml:space="preserve"> наявних методів у самодостатній відкритий продукт з виміряними характеристиками точності й відомими межами застосування, придатний до експлуатації в українських вишах без платних підписок і без передачі даних за межі робочої станції викладача.</w:t>
-      </w:r>
-    </w:p>
-    <w:p>
-      <w:r>
-        <w:br w:type="page"/>
-      </w:r>
-    </w:p>
-    <w:p>
-      <w:pPr>
-        <w:spacing w:before="0" w:after="480" w:line="360" w:lineRule="auto"/>
-        <w:ind w:firstLine="0" w:left="0" w:right="0"/>
-        <w:jc w:val="center"/>
-      </w:pPr>
-      <w:r>
-        <w:rPr>
-          <w:rFonts w:ascii="Times New Roman" w:hAnsi="Times New Roman" w:cs="Times New Roman" w:eastAsia="Times New Roman"/>
-          <w:b/>
-          <w:i w:val="0"/>
-          <w:sz w:val="28"/>
-        </w:rPr>
-        <w:t>2 АРХІТЕКТУРА ЗАПРОПОНОВАНОГО ЗАСОБУ</w:t>
-      </w:r>
-    </w:p>
-    <w:p>
-      <w:pPr>
-        <w:spacing w:before="360" w:after="360" w:line="360" w:lineRule="auto"/>
-        <w:ind w:firstLine="720" w:left="0" w:right="0"/>
-        <w:jc w:val="left"/>
+        <w:pStyle w:val="Heading2"/>
       </w:pPr>
       <w:r>
         <w:rPr>
@@ -3112,9 +2500,7 @@
     </w:p>
     <w:p>
       <w:pPr>
-        <w:spacing w:before="360" w:after="360" w:line="360" w:lineRule="auto"/>
-        <w:ind w:firstLine="720" w:left="0" w:right="0"/>
-        <w:jc w:val="left"/>
+        <w:pStyle w:val="Heading2"/>
       </w:pPr>
       <w:r>
         <w:rPr>
@@ -3464,9 +2850,7 @@
     </w:p>
     <w:p>
       <w:pPr>
-        <w:spacing w:before="360" w:after="360" w:line="360" w:lineRule="auto"/>
-        <w:ind w:firstLine="720" w:left="0" w:right="0"/>
-        <w:jc w:val="left"/>
+        <w:pStyle w:val="Heading2"/>
       </w:pPr>
       <w:r>
         <w:rPr>
@@ -4168,9 +3552,7 @@
     </w:tbl>
     <w:p>
       <w:pPr>
-        <w:spacing w:before="360" w:after="360" w:line="360" w:lineRule="auto"/>
-        <w:ind w:firstLine="720" w:left="0" w:right="0"/>
-        <w:jc w:val="left"/>
+        <w:pStyle w:val="Heading2"/>
       </w:pPr>
       <w:r>
         <w:rPr>
@@ -4279,15 +3661,8 @@
       </w:r>
     </w:p>
     <w:p>
-      <w:r>
-        <w:br w:type="page"/>
-      </w:r>
-    </w:p>
-    <w:p>
-      <w:pPr>
-        <w:spacing w:before="0" w:after="480" w:line="360" w:lineRule="auto"/>
-        <w:ind w:firstLine="0" w:left="0" w:right="0"/>
-        <w:jc w:val="center"/>
+      <w:pPr>
+        <w:pStyle w:val="Heading1"/>
       </w:pPr>
       <w:r>
         <w:rPr>
@@ -4481,9 +3856,7 @@
     </w:p>
     <w:p>
       <w:pPr>
-        <w:spacing w:before="360" w:after="360" w:line="360" w:lineRule="auto"/>
-        <w:ind w:firstLine="720" w:left="0" w:right="0"/>
-        <w:jc w:val="left"/>
+        <w:pStyle w:val="Heading2"/>
       </w:pPr>
       <w:r>
         <w:rPr>
@@ -4817,9 +4190,7 @@
     </w:p>
     <w:p>
       <w:pPr>
-        <w:spacing w:before="360" w:after="360" w:line="360" w:lineRule="auto"/>
-        <w:ind w:firstLine="720" w:left="0" w:right="0"/>
-        <w:jc w:val="left"/>
+        <w:pStyle w:val="Heading2"/>
       </w:pPr>
       <w:r>
         <w:rPr>
@@ -5480,9 +4851,7 @@
     </w:p>
     <w:p>
       <w:pPr>
-        <w:spacing w:before="360" w:after="360" w:line="360" w:lineRule="auto"/>
-        <w:ind w:firstLine="720" w:left="0" w:right="0"/>
-        <w:jc w:val="left"/>
+        <w:pStyle w:val="Heading2"/>
       </w:pPr>
       <w:r>
         <w:rPr>
@@ -6090,9 +5459,7 @@
     </w:p>
     <w:p>
       <w:pPr>
-        <w:spacing w:before="360" w:after="360" w:line="360" w:lineRule="auto"/>
-        <w:ind w:firstLine="720" w:left="0" w:right="0"/>
-        <w:jc w:val="left"/>
+        <w:pStyle w:val="Heading2"/>
       </w:pPr>
       <w:r>
         <w:rPr>
@@ -6250,9 +5617,7 @@
     </w:p>
     <w:p>
       <w:pPr>
-        <w:spacing w:before="360" w:after="360" w:line="360" w:lineRule="auto"/>
-        <w:ind w:firstLine="720" w:left="0" w:right="0"/>
-        <w:jc w:val="left"/>
+        <w:pStyle w:val="Heading2"/>
       </w:pPr>
       <w:r>
         <w:rPr>
@@ -6414,9 +5779,7 @@
     </w:p>
     <w:p>
       <w:pPr>
-        <w:spacing w:before="360" w:after="360" w:line="360" w:lineRule="auto"/>
-        <w:ind w:firstLine="720" w:left="0" w:right="0"/>
-        <w:jc w:val="left"/>
+        <w:pStyle w:val="Heading2"/>
       </w:pPr>
       <w:r>
         <w:rPr>
@@ -7350,31 +6713,22 @@
       </w:r>
     </w:p>
     <w:p>
-      <w:r>
-        <w:br w:type="page"/>
+      <w:pPr>
+        <w:pStyle w:val="Heading1"/>
+      </w:pPr>
+      <w:r>
+        <w:rPr>
+          <w:rFonts w:ascii="Times New Roman" w:hAnsi="Times New Roman" w:cs="Times New Roman" w:eastAsia="Times New Roman"/>
+          <w:b/>
+          <w:i w:val="0"/>
+          <w:sz w:val="28"/>
+        </w:rPr>
+        <w:t>4 ТАКСОНОМІЯ ОЗНАК НЕДБАЛОГО ВИКОРИСТАННЯ МОВНИХ МОДЕЛЕЙ У КОДІ</w:t>
       </w:r>
     </w:p>
     <w:p>
       <w:pPr>
-        <w:spacing w:before="0" w:after="480" w:line="360" w:lineRule="auto"/>
-        <w:ind w:firstLine="0" w:left="0" w:right="0"/>
-        <w:jc w:val="center"/>
-      </w:pPr>
-      <w:r>
-        <w:rPr>
-          <w:rFonts w:ascii="Times New Roman" w:hAnsi="Times New Roman" w:cs="Times New Roman" w:eastAsia="Times New Roman"/>
-          <w:b/>
-          <w:i w:val="0"/>
-          <w:sz w:val="28"/>
-        </w:rPr>
-        <w:t>4 ТАКСОНОМІЯ ОЗНАК НЕДБАЛОГО ВИКОРИСТАННЯ МОВНИХ МОДЕЛЕЙ У КОДІ</w:t>
-      </w:r>
-    </w:p>
-    <w:p>
-      <w:pPr>
-        <w:spacing w:before="360" w:after="360" w:line="360" w:lineRule="auto"/>
-        <w:ind w:firstLine="720" w:left="0" w:right="0"/>
-        <w:jc w:val="left"/>
+        <w:pStyle w:val="Heading2"/>
       </w:pPr>
       <w:r>
         <w:rPr>
@@ -7556,9 +6910,7 @@
     </w:p>
     <w:p>
       <w:pPr>
-        <w:spacing w:before="360" w:after="360" w:line="360" w:lineRule="auto"/>
-        <w:ind w:firstLine="720" w:left="0" w:right="0"/>
-        <w:jc w:val="left"/>
+        <w:pStyle w:val="Heading2"/>
       </w:pPr>
       <w:r>
         <w:rPr>
@@ -8648,9 +8000,7 @@
     </w:p>
     <w:p>
       <w:pPr>
-        <w:spacing w:before="360" w:after="360" w:line="360" w:lineRule="auto"/>
-        <w:ind w:firstLine="720" w:left="0" w:right="0"/>
-        <w:jc w:val="left"/>
+        <w:pStyle w:val="Heading2"/>
       </w:pPr>
       <w:r>
         <w:rPr>
@@ -9112,9 +8462,7 @@
     </w:p>
     <w:p>
       <w:pPr>
-        <w:spacing w:before="360" w:after="360" w:line="360" w:lineRule="auto"/>
-        <w:ind w:firstLine="720" w:left="0" w:right="0"/>
-        <w:jc w:val="left"/>
+        <w:pStyle w:val="Heading2"/>
       </w:pPr>
       <w:r>
         <w:rPr>
@@ -9342,9 +8690,7 @@
     </w:p>
     <w:p>
       <w:pPr>
-        <w:spacing w:before="360" w:after="360" w:line="360" w:lineRule="auto"/>
-        <w:ind w:firstLine="720" w:left="0" w:right="0"/>
-        <w:jc w:val="left"/>
+        <w:pStyle w:val="Heading2"/>
       </w:pPr>
       <w:r>
         <w:rPr>
@@ -13375,31 +12721,22 @@
       </w:r>
     </w:p>
     <w:p>
-      <w:r>
-        <w:br w:type="page"/>
+      <w:pPr>
+        <w:pStyle w:val="Heading1"/>
+      </w:pPr>
+      <w:r>
+        <w:rPr>
+          <w:rFonts w:ascii="Times New Roman" w:hAnsi="Times New Roman" w:cs="Times New Roman" w:eastAsia="Times New Roman"/>
+          <w:b/>
+          <w:i w:val="0"/>
+          <w:sz w:val="28"/>
+        </w:rPr>
+        <w:t>5 ІНТЕГРАЦІЯ СИГНАЛІВ, ІНТЕРФЕЙС ВИКЛАДАЧА Й ЗАГАЛЬНЕ ОЦІНЮВАННЯ</w:t>
       </w:r>
     </w:p>
     <w:p>
       <w:pPr>
-        <w:spacing w:before="0" w:after="480" w:line="360" w:lineRule="auto"/>
-        <w:ind w:firstLine="0" w:left="0" w:right="0"/>
-        <w:jc w:val="center"/>
-      </w:pPr>
-      <w:r>
-        <w:rPr>
-          <w:rFonts w:ascii="Times New Roman" w:hAnsi="Times New Roman" w:cs="Times New Roman" w:eastAsia="Times New Roman"/>
-          <w:b/>
-          <w:i w:val="0"/>
-          <w:sz w:val="28"/>
-        </w:rPr>
-        <w:t>5 ІНТЕГРАЦІЯ СИГНАЛІВ, ІНТЕРФЕЙС ВИКЛАДАЧА Й ЗАГАЛЬНЕ ОЦІНЮВАННЯ</w:t>
-      </w:r>
-    </w:p>
-    <w:p>
-      <w:pPr>
-        <w:spacing w:before="360" w:after="360" w:line="360" w:lineRule="auto"/>
-        <w:ind w:firstLine="720" w:left="0" w:right="0"/>
-        <w:jc w:val="left"/>
+        <w:pStyle w:val="Heading2"/>
       </w:pPr>
       <w:r>
         <w:rPr>
@@ -13541,9 +12878,7 @@
     </w:p>
     <w:p>
       <w:pPr>
-        <w:spacing w:before="360" w:after="360" w:line="360" w:lineRule="auto"/>
-        <w:ind w:firstLine="720" w:left="0" w:right="0"/>
-        <w:jc w:val="left"/>
+        <w:pStyle w:val="Heading2"/>
       </w:pPr>
       <w:r>
         <w:rPr>
@@ -13906,9 +13241,7 @@
     </w:p>
     <w:p>
       <w:pPr>
-        <w:spacing w:before="360" w:after="360" w:line="360" w:lineRule="auto"/>
-        <w:ind w:firstLine="720" w:left="0" w:right="0"/>
-        <w:jc w:val="left"/>
+        <w:pStyle w:val="Heading2"/>
       </w:pPr>
       <w:r>
         <w:rPr>
@@ -14216,9 +13549,7 @@
     </w:p>
     <w:p>
       <w:pPr>
-        <w:spacing w:before="360" w:after="360" w:line="360" w:lineRule="auto"/>
-        <w:ind w:firstLine="720" w:left="0" w:right="0"/>
-        <w:jc w:val="left"/>
+        <w:pStyle w:val="Heading2"/>
       </w:pPr>
       <w:r>
         <w:rPr>
@@ -15975,9 +15306,7 @@
     </w:p>
     <w:p>
       <w:pPr>
-        <w:spacing w:before="360" w:after="360" w:line="360" w:lineRule="auto"/>
-        <w:ind w:firstLine="720" w:left="0" w:right="0"/>
-        <w:jc w:val="left"/>
+        <w:pStyle w:val="Heading2"/>
       </w:pPr>
       <w:r>
         <w:rPr>
@@ -16370,15 +15699,8 @@
       </w:r>
     </w:p>
     <w:p>
-      <w:r>
-        <w:br w:type="page"/>
-      </w:r>
-    </w:p>
-    <w:p>
-      <w:pPr>
-        <w:spacing w:before="0" w:after="480" w:line="360" w:lineRule="auto"/>
-        <w:ind w:firstLine="0" w:left="0" w:right="0"/>
-        <w:jc w:val="center"/>
+      <w:pPr>
+        <w:pStyle w:val="Heading1"/>
       </w:pPr>
       <w:r>
         <w:rPr>
@@ -16665,15 +15987,8 @@
       </w:r>
     </w:p>
     <w:p>
-      <w:r>
-        <w:br w:type="page"/>
-      </w:r>
-    </w:p>
-    <w:p>
-      <w:pPr>
-        <w:spacing w:before="0" w:after="480" w:line="360" w:lineRule="auto"/>
-        <w:ind w:firstLine="0" w:left="0" w:right="0"/>
-        <w:jc w:val="center"/>
+      <w:pPr>
+        <w:pStyle w:val="Heading1"/>
       </w:pPr>
       <w:r>
         <w:rPr>
@@ -17424,36 +16739,22 @@
       </w:r>
     </w:p>
     <w:p>
-      <w:r>
-        <w:br w:type="page"/>
+      <w:pPr>
+        <w:pStyle w:val="Heading1"/>
+      </w:pPr>
+      <w:r>
+        <w:rPr>
+          <w:rFonts w:ascii="Times New Roman" w:hAnsi="Times New Roman" w:cs="Times New Roman" w:eastAsia="Times New Roman"/>
+          <w:b/>
+          <w:i w:val="0"/>
+          <w:sz w:val="28"/>
+        </w:rPr>
+        <w:t>ДОДАТОК А</w:t>
       </w:r>
     </w:p>
     <w:p>
       <w:pPr>
-        <w:spacing w:before="0" w:after="480" w:line="360" w:lineRule="auto"/>
-        <w:ind w:firstLine="0" w:left="0" w:right="0"/>
-        <w:jc w:val="center"/>
-      </w:pPr>
-      <w:r>
-        <w:rPr>
-          <w:rFonts w:ascii="Times New Roman" w:hAnsi="Times New Roman" w:cs="Times New Roman" w:eastAsia="Times New Roman"/>
-          <w:b/>
-          <w:i w:val="0"/>
-          <w:sz w:val="28"/>
-        </w:rPr>
-        <w:t>ДОДАТОК А</w:t>
-      </w:r>
-    </w:p>
-    <w:p>
-      <w:r>
-        <w:br w:type="page"/>
-      </w:r>
-    </w:p>
-    <w:p>
-      <w:pPr>
-        <w:spacing w:before="0" w:after="480" w:line="360" w:lineRule="auto"/>
-        <w:ind w:firstLine="0" w:left="0" w:right="0"/>
-        <w:jc w:val="center"/>
+        <w:pStyle w:val="Heading1"/>
       </w:pPr>
       <w:r>
         <w:rPr>
@@ -18053,36 +17354,22 @@
       </w:r>
     </w:p>
     <w:p>
-      <w:r>
-        <w:br w:type="page"/>
+      <w:pPr>
+        <w:pStyle w:val="Heading1"/>
+      </w:pPr>
+      <w:r>
+        <w:rPr>
+          <w:rFonts w:ascii="Times New Roman" w:hAnsi="Times New Roman" w:cs="Times New Roman" w:eastAsia="Times New Roman"/>
+          <w:b/>
+          <w:i w:val="0"/>
+          <w:sz w:val="28"/>
+        </w:rPr>
+        <w:t>ДОДАТОК Б</w:t>
       </w:r>
     </w:p>
     <w:p>
       <w:pPr>
-        <w:spacing w:before="0" w:after="480" w:line="360" w:lineRule="auto"/>
-        <w:ind w:firstLine="0" w:left="0" w:right="0"/>
-        <w:jc w:val="center"/>
-      </w:pPr>
-      <w:r>
-        <w:rPr>
-          <w:rFonts w:ascii="Times New Roman" w:hAnsi="Times New Roman" w:cs="Times New Roman" w:eastAsia="Times New Roman"/>
-          <w:b/>
-          <w:i w:val="0"/>
-          <w:sz w:val="28"/>
-        </w:rPr>
-        <w:t>ДОДАТОК Б</w:t>
-      </w:r>
-    </w:p>
-    <w:p>
-      <w:r>
-        <w:br w:type="page"/>
-      </w:r>
-    </w:p>
-    <w:p>
-      <w:pPr>
-        <w:spacing w:before="0" w:after="480" w:line="360" w:lineRule="auto"/>
-        <w:ind w:firstLine="0" w:left="0" w:right="0"/>
-        <w:jc w:val="center"/>
+        <w:pStyle w:val="Heading1"/>
       </w:pPr>
       <w:r>
         <w:rPr>
@@ -19614,36 +18901,22 @@
       </w:tr>
     </w:tbl>
     <w:p>
-      <w:r>
-        <w:br w:type="page"/>
+      <w:pPr>
+        <w:pStyle w:val="Heading1"/>
+      </w:pPr>
+      <w:r>
+        <w:rPr>
+          <w:rFonts w:ascii="Times New Roman" w:hAnsi="Times New Roman" w:cs="Times New Roman" w:eastAsia="Times New Roman"/>
+          <w:b/>
+          <w:i w:val="0"/>
+          <w:sz w:val="28"/>
+        </w:rPr>
+        <w:t>ДОДАТОК В</w:t>
       </w:r>
     </w:p>
     <w:p>
       <w:pPr>
-        <w:spacing w:before="0" w:after="480" w:line="360" w:lineRule="auto"/>
-        <w:ind w:firstLine="0" w:left="0" w:right="0"/>
-        <w:jc w:val="center"/>
-      </w:pPr>
-      <w:r>
-        <w:rPr>
-          <w:rFonts w:ascii="Times New Roman" w:hAnsi="Times New Roman" w:cs="Times New Roman" w:eastAsia="Times New Roman"/>
-          <w:b/>
-          <w:i w:val="0"/>
-          <w:sz w:val="28"/>
-        </w:rPr>
-        <w:t>ДОДАТОК В</w:t>
-      </w:r>
-    </w:p>
-    <w:p>
-      <w:r>
-        <w:br w:type="page"/>
-      </w:r>
-    </w:p>
-    <w:p>
-      <w:pPr>
-        <w:spacing w:before="0" w:after="480" w:line="360" w:lineRule="auto"/>
-        <w:ind w:firstLine="0" w:left="0" w:right="0"/>
-        <w:jc w:val="center"/>
+        <w:pStyle w:val="Heading1"/>
       </w:pPr>
       <w:r>
         <w:rPr>
@@ -20640,14 +19913,18 @@
     <w:pPr>
       <w:keepNext/>
       <w:keepLines/>
-      <w:spacing w:before="480" w:after="0"/>
+      <w:spacing w:before="0" w:after="480" w:line="360" w:lineRule="auto"/>
+      <w:ind w:firstLine="0" w:left="0" w:right="0"/>
+      <w:jc w:val="center"/>
       <w:outlineLvl w:val="0"/>
+      <w:pageBreakBefore/>
     </w:pPr>
     <w:rPr>
-      <w:rFonts w:asciiTheme="majorHAnsi" w:eastAsiaTheme="majorEastAsia" w:hAnsiTheme="majorHAnsi" w:cstheme="majorBidi"/>
+      <w:rFonts w:asciiTheme="majorHAnsi" w:eastAsiaTheme="majorEastAsia" w:hAnsiTheme="majorHAnsi" w:cstheme="majorBidi" w:ascii="Times New Roman" w:hAnsi="Times New Roman" w:cs="Times New Roman" w:eastAsia="Times New Roman"/>
       <w:b/>
       <w:bCs/>
-      <w:color w:val="365F91" w:themeColor="accent1" w:themeShade="BF"/>
+      <w:i w:val="0"/>
+      <w:color w:val="000000" w:themeColor="accent1" w:themeShade="BF"/>
       <w:sz w:val="28"/>
       <w:szCs w:val="28"/>
     </w:rPr>
@@ -20664,15 +19941,18 @@
     <w:pPr>
       <w:keepNext/>
       <w:keepLines/>
-      <w:spacing w:before="200" w:after="0"/>
+      <w:spacing w:before="360" w:after="360" w:line="360" w:lineRule="auto"/>
+      <w:ind w:firstLine="720" w:left="0"/>
+      <w:jc w:val="left"/>
       <w:outlineLvl w:val="1"/>
     </w:pPr>
     <w:rPr>
-      <w:rFonts w:asciiTheme="majorHAnsi" w:eastAsiaTheme="majorEastAsia" w:hAnsiTheme="majorHAnsi" w:cstheme="majorBidi"/>
+      <w:rFonts w:asciiTheme="majorHAnsi" w:eastAsiaTheme="majorEastAsia" w:hAnsiTheme="majorHAnsi" w:cstheme="majorBidi" w:ascii="Times New Roman" w:hAnsi="Times New Roman" w:cs="Times New Roman" w:eastAsia="Times New Roman"/>
       <w:b/>
       <w:bCs/>
-      <w:color w:val="4F81BD" w:themeColor="accent1"/>
-      <w:sz w:val="26"/>
+      <w:i w:val="0"/>
+      <w:color w:val="000000" w:themeColor="accent1"/>
+      <w:sz w:val="28"/>
       <w:szCs w:val="26"/>
     </w:rPr>
   </w:style>

--- a/thesis/diploma.docx
+++ b/thesis/diploma.docx
@@ -20029,10 +20029,9 @@
     </w:p>
     <w:p>
       <w:pPr>
-        <w:pStyle w:val="1"/>
-        <w:pageBreakBefore/>
         <w:ind w:firstLine="0"/>
         <w:jc w:val="center"/>
+        <w:spacing w:after="360" w:line="360" w:lineRule="auto"/>
       </w:pPr>
       <w:r>
         <w:rPr>
@@ -20042,7 +20041,7 @@
           <w:sz w:val="28"/>
           <w:color w:val="000000"/>
         </w:rPr>
-        <w:t>ПРИКЛАД ЗВІТУ ПО САБМІШНУ</w:t>
+        <w:t>Приклад звіту по сабмішну</w:t>
       </w:r>
     </w:p>
     <w:p>
@@ -20162,7 +20161,7 @@
     <w:p>
       <w:pPr>
         <w:spacing w:before="0" w:after="0" w:line="360" w:lineRule="auto"/>
-        <w:ind w:firstLine="720" w:left="0" w:right="0"/>
+        <w:ind w:left="0" w:right="0" w:firstLine="720"/>
         <w:jc w:val="both"/>
       </w:pPr>
       <w:r>
@@ -20173,7 +20172,7 @@
           <w:sz w:val="28"/>
           <w:color w:val="000000"/>
         </w:rPr>
-        <w:t xml:space="preserve">- </w:t>
+        <w:t xml:space="preserve">— </w:t>
       </w:r>
       <w:r>
         <w:rPr>
@@ -20192,6 +20191,288 @@
           <w:color w:val="000000"/>
         </w:rPr>
         <w:t xml:space="preserve"> — преамбула «Certainly! Here» (позиція 2..17 у сорсі);</w:t>
+      </w:r>
+    </w:p>
+    <w:p>
+      <w:pPr>
+        <w:spacing w:before="0" w:after="0" w:line="360" w:lineRule="auto"/>
+        <w:ind w:left="0" w:right="0" w:firstLine="720"/>
+        <w:jc w:val="both"/>
+      </w:pPr>
+      <w:r>
+        <w:rPr>
+          <w:rFonts w:ascii="Times New Roman" w:hAnsi="Times New Roman" w:cs="Times New Roman" w:eastAsia="Times New Roman"/>
+          <w:b w:val="0"/>
+          <w:i w:val="0"/>
+          <w:sz w:val="28"/>
+          <w:color w:val="000000"/>
+        </w:rPr>
+        <w:t xml:space="preserve">— </w:t>
+      </w:r>
+      <w:r>
+        <w:rPr>
+          <w:rFonts w:ascii="Courier New" w:hAnsi="Courier New" w:cs="Courier New"/>
+          <w:sz w:val="24"/>
+          <w:color w:val="000000"/>
+        </w:rPr>
+        <w:t>boilerplate.time_complexity_inline</w:t>
+      </w:r>
+      <w:r>
+        <w:rPr>
+          <w:rFonts w:ascii="Times New Roman" w:hAnsi="Times New Roman" w:cs="Times New Roman" w:eastAsia="Times New Roman"/>
+          <w:b w:val="0"/>
+          <w:i w:val="0"/>
+          <w:sz w:val="28"/>
+          <w:color w:val="000000"/>
+        </w:rPr>
+        <w:t xml:space="preserve"> — інлайн-коментар «Time complexity: O(n^2)» (позиція 50..73);</w:t>
+      </w:r>
+    </w:p>
+    <w:p>
+      <w:pPr>
+        <w:spacing w:before="0" w:after="0" w:line="360" w:lineRule="auto"/>
+        <w:ind w:left="0" w:right="0" w:firstLine="720"/>
+        <w:jc w:val="both"/>
+      </w:pPr>
+      <w:r>
+        <w:rPr>
+          <w:rFonts w:ascii="Times New Roman" w:hAnsi="Times New Roman" w:cs="Times New Roman" w:eastAsia="Times New Roman"/>
+          <w:b w:val="0"/>
+          <w:i w:val="0"/>
+          <w:sz w:val="28"/>
+          <w:color w:val="000000"/>
+        </w:rPr>
+        <w:t xml:space="preserve">— </w:t>
+      </w:r>
+      <w:r>
+        <w:rPr>
+          <w:rFonts w:ascii="Courier New" w:hAnsi="Courier New" w:cs="Courier New"/>
+          <w:sz w:val="24"/>
+          <w:color w:val="000000"/>
+        </w:rPr>
+        <w:t>comment.explanation_block</w:t>
+      </w:r>
+      <w:r>
+        <w:rPr>
+          <w:rFonts w:ascii="Times New Roman" w:hAnsi="Times New Roman" w:cs="Times New Roman" w:eastAsia="Times New Roman"/>
+          <w:b w:val="0"/>
+          <w:i w:val="0"/>
+          <w:sz w:val="28"/>
+          <w:color w:val="000000"/>
+        </w:rPr>
+        <w:t xml:space="preserve"> — натуральномовна преамбула «This function takes a list and returns it sorted…» (позиція 78..115);</w:t>
+      </w:r>
+    </w:p>
+    <w:p>
+      <w:pPr>
+        <w:spacing w:before="0" w:after="0" w:line="360" w:lineRule="auto"/>
+        <w:ind w:left="0" w:right="0" w:firstLine="720"/>
+        <w:jc w:val="both"/>
+      </w:pPr>
+      <w:r>
+        <w:rPr>
+          <w:rFonts w:ascii="Times New Roman" w:hAnsi="Times New Roman" w:cs="Times New Roman" w:eastAsia="Times New Roman"/>
+          <w:b w:val="0"/>
+          <w:i w:val="0"/>
+          <w:sz w:val="28"/>
+          <w:color w:val="000000"/>
+        </w:rPr>
+        <w:t xml:space="preserve">— </w:t>
+      </w:r>
+      <w:r>
+        <w:rPr>
+          <w:rFonts w:ascii="Courier New" w:hAnsi="Courier New" w:cs="Courier New"/>
+          <w:sz w:val="24"/>
+          <w:color w:val="000000"/>
+        </w:rPr>
+        <w:t>comment.i_hope_this_helps</w:t>
+      </w:r>
+      <w:r>
+        <w:rPr>
+          <w:rFonts w:ascii="Times New Roman" w:hAnsi="Times New Roman" w:cs="Times New Roman" w:eastAsia="Times New Roman"/>
+          <w:b w:val="0"/>
+          <w:i w:val="0"/>
+          <w:sz w:val="28"/>
+          <w:color w:val="000000"/>
+        </w:rPr>
+        <w:t xml:space="preserve"> × 2 — підписи «I hope this helps» і «Let me know if you have any questions» (позиції 220..238 і 244..280);</w:t>
+      </w:r>
+    </w:p>
+    <w:p>
+      <w:pPr>
+        <w:spacing w:before="0" w:after="0" w:line="360" w:lineRule="auto"/>
+        <w:ind w:left="0" w:right="0" w:firstLine="720"/>
+        <w:jc w:val="both"/>
+      </w:pPr>
+      <w:r>
+        <w:rPr>
+          <w:rFonts w:ascii="Times New Roman" w:hAnsi="Times New Roman" w:cs="Times New Roman" w:eastAsia="Times New Roman"/>
+          <w:b w:val="0"/>
+          <w:i w:val="0"/>
+          <w:sz w:val="28"/>
+          <w:color w:val="000000"/>
+        </w:rPr>
+        <w:t xml:space="preserve">— </w:t>
+      </w:r>
+      <w:r>
+        <w:rPr>
+          <w:rFonts w:ascii="Courier New" w:hAnsi="Courier New" w:cs="Courier New"/>
+          <w:sz w:val="24"/>
+          <w:color w:val="000000"/>
+        </w:rPr>
+        <w:t>markdown.code_fence_in_source</w:t>
+      </w:r>
+      <w:r>
+        <w:rPr>
+          <w:rFonts w:ascii="Times New Roman" w:hAnsi="Times New Roman" w:cs="Times New Roman" w:eastAsia="Times New Roman"/>
+          <w:b w:val="0"/>
+          <w:i w:val="0"/>
+          <w:sz w:val="28"/>
+          <w:color w:val="000000"/>
+        </w:rPr>
+        <w:t xml:space="preserve"> × 2 — потрійні backticks </w:t>
+      </w:r>
+      <w:r>
+        <w:rPr>
+          <w:rFonts w:ascii="Courier New" w:hAnsi="Courier New" w:cs="Courier New"/>
+          <w:sz w:val="24"/>
+          <w:color w:val="000000"/>
+        </w:rPr>
+        <w:t>​</w:t>
+      </w:r>
+      <w:r>
+        <w:rPr>
+          <w:rFonts w:ascii="Times New Roman" w:hAnsi="Times New Roman" w:cs="Times New Roman" w:eastAsia="Times New Roman"/>
+          <w:b w:val="0"/>
+          <w:i w:val="0"/>
+          <w:sz w:val="28"/>
+          <w:color w:val="000000"/>
+        </w:rPr>
+        <w:t>``` (позиції 296..299, 480..483);</w:t>
+      </w:r>
+    </w:p>
+    <w:p>
+      <w:pPr>
+        <w:spacing w:before="0" w:after="0" w:line="360" w:lineRule="auto"/>
+        <w:ind w:left="0" w:right="0" w:firstLine="720"/>
+        <w:jc w:val="both"/>
+      </w:pPr>
+      <w:r>
+        <w:rPr>
+          <w:rFonts w:ascii="Times New Roman" w:hAnsi="Times New Roman" w:cs="Times New Roman" w:eastAsia="Times New Roman"/>
+          <w:b w:val="0"/>
+          <w:i w:val="0"/>
+          <w:sz w:val="28"/>
+          <w:color w:val="000000"/>
+        </w:rPr>
+        <w:t xml:space="preserve">— </w:t>
+      </w:r>
+      <w:r>
+        <w:rPr>
+          <w:rFonts w:ascii="Courier New" w:hAnsi="Courier New" w:cs="Courier New"/>
+          <w:sz w:val="24"/>
+          <w:color w:val="000000"/>
+        </w:rPr>
+        <w:t>markdown.language_fence_in_source</w:t>
+      </w:r>
+      <w:r>
+        <w:rPr>
+          <w:rFonts w:ascii="Times New Roman" w:hAnsi="Times New Roman" w:cs="Times New Roman" w:eastAsia="Times New Roman"/>
+          <w:b w:val="0"/>
+          <w:i w:val="0"/>
+          <w:sz w:val="28"/>
+          <w:color w:val="000000"/>
+        </w:rPr>
+        <w:t xml:space="preserve"> — мовний маркер </w:t>
+      </w:r>
+      <w:r>
+        <w:rPr>
+          <w:rFonts w:ascii="Courier New" w:hAnsi="Courier New" w:cs="Courier New"/>
+          <w:sz w:val="24"/>
+          <w:color w:val="000000"/>
+        </w:rPr>
+        <w:t>​</w:t>
+      </w:r>
+      <w:r>
+        <w:rPr>
+          <w:rFonts w:ascii="Times New Roman" w:hAnsi="Times New Roman" w:cs="Times New Roman" w:eastAsia="Times New Roman"/>
+          <w:b w:val="0"/>
+          <w:i w:val="0"/>
+          <w:sz w:val="28"/>
+          <w:color w:val="000000"/>
+        </w:rPr>
+        <w:t>`</w:t>
+      </w:r>
+      <w:r>
+        <w:rPr>
+          <w:rFonts w:ascii="Courier New" w:hAnsi="Courier New" w:cs="Courier New"/>
+          <w:sz w:val="24"/>
+          <w:color w:val="000000"/>
+        </w:rPr>
+        <w:t>python</w:t>
+      </w:r>
+      <w:r>
+        <w:rPr>
+          <w:rFonts w:ascii="Times New Roman" w:hAnsi="Times New Roman" w:cs="Times New Roman" w:eastAsia="Times New Roman"/>
+          <w:b w:val="0"/>
+          <w:i w:val="0"/>
+          <w:sz w:val="28"/>
+          <w:color w:val="000000"/>
+        </w:rPr>
+        <w:t xml:space="preserve"> (позиція 296..305);</w:t>
+      </w:r>
+    </w:p>
+    <w:p>
+      <w:pPr>
+        <w:spacing w:before="0" w:after="0" w:line="360" w:lineRule="auto"/>
+        <w:ind w:left="0" w:right="0" w:firstLine="720"/>
+        <w:jc w:val="both"/>
+      </w:pPr>
+      <w:r>
+        <w:rPr>
+          <w:rFonts w:ascii="Times New Roman" w:hAnsi="Times New Roman" w:cs="Times New Roman" w:eastAsia="Times New Roman"/>
+          <w:b w:val="0"/>
+          <w:i w:val="0"/>
+          <w:sz w:val="28"/>
+          <w:color w:val="000000"/>
+        </w:rPr>
+        <w:t xml:space="preserve">— </w:t>
+      </w:r>
+      <w:r>
+        <w:rPr>
+          <w:rFonts w:ascii="Courier New" w:hAnsi="Courier New" w:cs="Courier New"/>
+          <w:sz w:val="24"/>
+          <w:color w:val="000000"/>
+        </w:rPr>
+        <w:t>boilerplate.example_usage_comment</w:t>
+      </w:r>
+      <w:r>
+        <w:rPr>
+          <w:rFonts w:ascii="Times New Roman" w:hAnsi="Times New Roman" w:cs="Times New Roman" w:eastAsia="Times New Roman"/>
+          <w:b w:val="0"/>
+          <w:i w:val="0"/>
+          <w:sz w:val="28"/>
+          <w:color w:val="000000"/>
+        </w:rPr>
+        <w:t xml:space="preserve"> — секція </w:t>
+      </w:r>
+      <w:r>
+        <w:rPr>
+          <w:rFonts w:ascii="Courier New" w:hAnsi="Courier New" w:cs="Courier New"/>
+          <w:sz w:val="24"/>
+          <w:color w:val="000000"/>
+        </w:rPr>
+        <w:t># Example usage:</w:t>
+      </w:r>
+      <w:r>
+        <w:rPr>
+          <w:rFonts w:ascii="Times New Roman" w:hAnsi="Times New Roman" w:cs="Times New Roman" w:eastAsia="Times New Roman"/>
+          <w:b w:val="0"/>
+          <w:i w:val="0"/>
+          <w:sz w:val="28"/>
+          <w:color w:val="000000"/>
+        </w:rPr>
+        <w:t xml:space="preserve"> (позиція 488..505).</w:t>
       </w:r>
     </w:p>
     <w:p>
@@ -20203,12 +20484,29 @@
       <w:r>
         <w:rPr>
           <w:rFonts w:ascii="Times New Roman" w:hAnsi="Times New Roman" w:cs="Times New Roman" w:eastAsia="Times New Roman"/>
-          <w:b w:val="0"/>
-          <w:i w:val="0"/>
-          <w:sz w:val="28"/>
-          <w:color w:val="000000"/>
-        </w:rPr>
-        <w:t xml:space="preserve">- </w:t>
+          <w:b/>
+          <w:i w:val="0"/>
+          <w:sz w:val="28"/>
+          <w:color w:val="000000"/>
+        </w:rPr>
+        <w:t>Спрацювання сигналу cohort (3 збіги, канал `winnowing`):</w:t>
+      </w:r>
+    </w:p>
+    <w:p>
+      <w:pPr>
+        <w:spacing w:before="0" w:after="0" w:line="360" w:lineRule="auto"/>
+        <w:ind w:left="0" w:right="0" w:firstLine="720"/>
+        <w:jc w:val="both"/>
+      </w:pPr>
+      <w:r>
+        <w:rPr>
+          <w:rFonts w:ascii="Times New Roman" w:hAnsi="Times New Roman" w:cs="Times New Roman" w:eastAsia="Times New Roman"/>
+          <w:b w:val="0"/>
+          <w:i w:val="0"/>
+          <w:sz w:val="28"/>
+          <w:color w:val="000000"/>
+        </w:rPr>
+        <w:t xml:space="preserve">— Match with Студент No2 (account2-web-copy.py) — Jaccard 0.76, 4 спани (спільний кістяк </w:t>
       </w:r>
       <w:r>
         <w:rPr>
@@ -20216,34 +20514,17 @@
           <w:sz w:val="24"/>
           <w:color w:val="000000"/>
         </w:rPr>
-        <w:t>boilerplate.time_complexity_inline</w:t>
-      </w:r>
-      <w:r>
-        <w:rPr>
-          <w:rFonts w:ascii="Times New Roman" w:hAnsi="Times New Roman" w:cs="Times New Roman" w:eastAsia="Times New Roman"/>
-          <w:b w:val="0"/>
-          <w:i w:val="0"/>
-          <w:sz w:val="28"/>
-          <w:color w:val="000000"/>
-        </w:rPr>
-        <w:t xml:space="preserve"> — інлайн-коментар «Time complexity: O(n^2)» (позиція 50..73);</w:t>
-      </w:r>
-    </w:p>
-    <w:p>
-      <w:pPr>
-        <w:spacing w:before="0" w:after="0" w:line="360" w:lineRule="auto"/>
-        <w:ind w:firstLine="720" w:left="0" w:right="0"/>
-        <w:jc w:val="both"/>
-      </w:pPr>
-      <w:r>
-        <w:rPr>
-          <w:rFonts w:ascii="Times New Roman" w:hAnsi="Times New Roman" w:cs="Times New Roman" w:eastAsia="Times New Roman"/>
-          <w:b w:val="0"/>
-          <w:i w:val="0"/>
-          <w:sz w:val="28"/>
-          <w:color w:val="000000"/>
-        </w:rPr>
-        <w:t xml:space="preserve">- </w:t>
+        <w:t>for j in range</w:t>
+      </w:r>
+      <w:r>
+        <w:rPr>
+          <w:rFonts w:ascii="Times New Roman" w:hAnsi="Times New Roman" w:cs="Times New Roman" w:eastAsia="Times New Roman"/>
+          <w:b w:val="0"/>
+          <w:i w:val="0"/>
+          <w:sz w:val="28"/>
+          <w:color w:val="000000"/>
+        </w:rPr>
+        <w:t xml:space="preserve">, </w:t>
       </w:r>
       <w:r>
         <w:rPr>
@@ -20251,34 +20532,17 @@
           <w:sz w:val="24"/>
           <w:color w:val="000000"/>
         </w:rPr>
-        <w:t>comment.explanation_block</w:t>
-      </w:r>
-      <w:r>
-        <w:rPr>
-          <w:rFonts w:ascii="Times New Roman" w:hAnsi="Times New Roman" w:cs="Times New Roman" w:eastAsia="Times New Roman"/>
-          <w:b w:val="0"/>
-          <w:i w:val="0"/>
-          <w:sz w:val="28"/>
-          <w:color w:val="000000"/>
-        </w:rPr>
-        <w:t xml:space="preserve"> — натуральномовна преамбула «This function takes a list and returns it sorted…» (позиція 78..115);</w:t>
-      </w:r>
-    </w:p>
-    <w:p>
-      <w:pPr>
-        <w:spacing w:before="0" w:after="0" w:line="360" w:lineRule="auto"/>
-        <w:ind w:firstLine="720" w:left="0" w:right="0"/>
-        <w:jc w:val="both"/>
-      </w:pPr>
-      <w:r>
-        <w:rPr>
-          <w:rFonts w:ascii="Times New Roman" w:hAnsi="Times New Roman" w:cs="Times New Roman" w:eastAsia="Times New Roman"/>
-          <w:b w:val="0"/>
-          <w:i w:val="0"/>
-          <w:sz w:val="28"/>
-          <w:color w:val="000000"/>
-        </w:rPr>
-        <w:t xml:space="preserve">- </w:t>
+        <w:t>lst[j]</w:t>
+      </w:r>
+      <w:r>
+        <w:rPr>
+          <w:rFonts w:ascii="Times New Roman" w:hAnsi="Times New Roman" w:cs="Times New Roman" w:eastAsia="Times New Roman"/>
+          <w:b w:val="0"/>
+          <w:i w:val="0"/>
+          <w:sz w:val="28"/>
+          <w:color w:val="000000"/>
+        </w:rPr>
+        <w:t xml:space="preserve">, </w:t>
       </w:r>
       <w:r>
         <w:rPr>
@@ -20286,23 +20550,23 @@
           <w:sz w:val="24"/>
           <w:color w:val="000000"/>
         </w:rPr>
-        <w:t>comment.i_hope_this_helps</w:t>
-      </w:r>
-      <w:r>
-        <w:rPr>
-          <w:rFonts w:ascii="Times New Roman" w:hAnsi="Times New Roman" w:cs="Times New Roman" w:eastAsia="Times New Roman"/>
-          <w:b w:val="0"/>
-          <w:i w:val="0"/>
-          <w:sz w:val="28"/>
-          <w:color w:val="000000"/>
-        </w:rPr>
-        <w:t xml:space="preserve"> × 2 — підписи «I hope this helps» і «Let me know if you have any questions» (позиції 220..238 і 244..280);</w:t>
+        <w:t>lst[j+1]</w:t>
+      </w:r>
+      <w:r>
+        <w:rPr>
+          <w:rFonts w:ascii="Times New Roman" w:hAnsi="Times New Roman" w:cs="Times New Roman" w:eastAsia="Times New Roman"/>
+          <w:b w:val="0"/>
+          <w:i w:val="0"/>
+          <w:sz w:val="28"/>
+          <w:color w:val="000000"/>
+        </w:rPr>
+        <w:t>);</w:t>
       </w:r>
     </w:p>
     <w:p>
       <w:pPr>
         <w:spacing w:before="0" w:after="0" w:line="360" w:lineRule="auto"/>
-        <w:ind w:firstLine="720" w:left="0" w:right="0"/>
+        <w:ind w:left="0" w:right="0" w:firstLine="720"/>
         <w:jc w:val="both"/>
       </w:pPr>
       <w:r>
@@ -20313,49 +20577,13 @@
           <w:sz w:val="28"/>
           <w:color w:val="000000"/>
         </w:rPr>
-        <w:t xml:space="preserve">- </w:t>
-      </w:r>
-      <w:r>
-        <w:rPr>
-          <w:rFonts w:ascii="Courier New" w:hAnsi="Courier New" w:cs="Courier New"/>
-          <w:sz w:val="24"/>
-          <w:color w:val="000000"/>
-        </w:rPr>
-        <w:t>markdown.code_fence_in_source</w:t>
-      </w:r>
-      <w:r>
-        <w:rPr>
-          <w:rFonts w:ascii="Times New Roman" w:hAnsi="Times New Roman" w:cs="Times New Roman" w:eastAsia="Times New Roman"/>
-          <w:b w:val="0"/>
-          <w:i w:val="0"/>
-          <w:sz w:val="28"/>
-          <w:color w:val="000000"/>
-        </w:rPr>
-        <w:t xml:space="preserve"> × 2 — потрійні backticks </w:t>
-      </w:r>
-      <w:r>
-        <w:rPr>
-          <w:rFonts w:ascii="Courier New" w:hAnsi="Courier New" w:cs="Courier New"/>
-          <w:sz w:val="24"/>
-          <w:color w:val="000000"/>
-        </w:rPr>
-        <w:t>​</w:t>
-      </w:r>
-      <w:r>
-        <w:rPr>
-          <w:rFonts w:ascii="Times New Roman" w:hAnsi="Times New Roman" w:cs="Times New Roman" w:eastAsia="Times New Roman"/>
-          <w:b w:val="0"/>
-          <w:i w:val="0"/>
-          <w:sz w:val="28"/>
-          <w:color w:val="000000"/>
-        </w:rPr>
-        <w:t>``` (позиції 296..299, 480..483);</w:t>
+        <w:t>— Match with Студент No3 (account4-renamed-copy.py) — Jaccard 0.76, 4 спани (саме той самий код, що в No1, з тими ж токенами);</w:t>
       </w:r>
     </w:p>
     <w:p>
       <w:pPr>
         <w:spacing w:before="0" w:after="0" w:line="360" w:lineRule="auto"/>
-        <w:ind w:firstLine="720" w:left="0" w:right="0"/>
+        <w:ind w:left="0" w:right="0" w:firstLine="720"/>
         <w:jc w:val="both"/>
       </w:pPr>
       <w:r>
@@ -20366,236 +20594,7 @@
           <w:sz w:val="28"/>
           <w:color w:val="000000"/>
         </w:rPr>
-        <w:t xml:space="preserve">- </w:t>
-      </w:r>
-      <w:r>
-        <w:rPr>
-          <w:rFonts w:ascii="Courier New" w:hAnsi="Courier New" w:cs="Courier New"/>
-          <w:sz w:val="24"/>
-          <w:color w:val="000000"/>
-        </w:rPr>
-        <w:t>markdown.language_fence_in_source</w:t>
-      </w:r>
-      <w:r>
-        <w:rPr>
-          <w:rFonts w:ascii="Times New Roman" w:hAnsi="Times New Roman" w:cs="Times New Roman" w:eastAsia="Times New Roman"/>
-          <w:b w:val="0"/>
-          <w:i w:val="0"/>
-          <w:sz w:val="28"/>
-          <w:color w:val="000000"/>
-        </w:rPr>
-        <w:t xml:space="preserve"> — мовний маркер </w:t>
-      </w:r>
-      <w:r>
-        <w:rPr>
-          <w:rFonts w:ascii="Courier New" w:hAnsi="Courier New" w:cs="Courier New"/>
-          <w:sz w:val="24"/>
-          <w:color w:val="000000"/>
-        </w:rPr>
-        <w:t>​</w:t>
-      </w:r>
-      <w:r>
-        <w:rPr>
-          <w:rFonts w:ascii="Times New Roman" w:hAnsi="Times New Roman" w:cs="Times New Roman" w:eastAsia="Times New Roman"/>
-          <w:b w:val="0"/>
-          <w:i w:val="0"/>
-          <w:sz w:val="28"/>
-          <w:color w:val="000000"/>
-        </w:rPr>
-        <w:t>`</w:t>
-      </w:r>
-      <w:r>
-        <w:rPr>
-          <w:rFonts w:ascii="Courier New" w:hAnsi="Courier New" w:cs="Courier New"/>
-          <w:sz w:val="24"/>
-          <w:color w:val="000000"/>
-        </w:rPr>
-        <w:t>python</w:t>
-      </w:r>
-      <w:r>
-        <w:rPr>
-          <w:rFonts w:ascii="Times New Roman" w:hAnsi="Times New Roman" w:cs="Times New Roman" w:eastAsia="Times New Roman"/>
-          <w:b w:val="0"/>
-          <w:i w:val="0"/>
-          <w:sz w:val="28"/>
-          <w:color w:val="000000"/>
-        </w:rPr>
-        <w:t xml:space="preserve"> (позиція 296..305);</w:t>
-      </w:r>
-    </w:p>
-    <w:p>
-      <w:pPr>
-        <w:spacing w:before="0" w:after="0" w:line="360" w:lineRule="auto"/>
-        <w:ind w:firstLine="720" w:left="0" w:right="0"/>
-        <w:jc w:val="both"/>
-      </w:pPr>
-      <w:r>
-        <w:rPr>
-          <w:rFonts w:ascii="Times New Roman" w:hAnsi="Times New Roman" w:cs="Times New Roman" w:eastAsia="Times New Roman"/>
-          <w:b w:val="0"/>
-          <w:i w:val="0"/>
-          <w:sz w:val="28"/>
-          <w:color w:val="000000"/>
-        </w:rPr>
-        <w:t xml:space="preserve">- </w:t>
-      </w:r>
-      <w:r>
-        <w:rPr>
-          <w:rFonts w:ascii="Courier New" w:hAnsi="Courier New" w:cs="Courier New"/>
-          <w:sz w:val="24"/>
-          <w:color w:val="000000"/>
-        </w:rPr>
-        <w:t>boilerplate.example_usage_comment</w:t>
-      </w:r>
-      <w:r>
-        <w:rPr>
-          <w:rFonts w:ascii="Times New Roman" w:hAnsi="Times New Roman" w:cs="Times New Roman" w:eastAsia="Times New Roman"/>
-          <w:b w:val="0"/>
-          <w:i w:val="0"/>
-          <w:sz w:val="28"/>
-          <w:color w:val="000000"/>
-        </w:rPr>
-        <w:t xml:space="preserve"> — секція </w:t>
-      </w:r>
-      <w:r>
-        <w:rPr>
-          <w:rFonts w:ascii="Courier New" w:hAnsi="Courier New" w:cs="Courier New"/>
-          <w:sz w:val="24"/>
-          <w:color w:val="000000"/>
-        </w:rPr>
-        <w:t># Example usage:</w:t>
-      </w:r>
-      <w:r>
-        <w:rPr>
-          <w:rFonts w:ascii="Times New Roman" w:hAnsi="Times New Roman" w:cs="Times New Roman" w:eastAsia="Times New Roman"/>
-          <w:b w:val="0"/>
-          <w:i w:val="0"/>
-          <w:sz w:val="28"/>
-          <w:color w:val="000000"/>
-        </w:rPr>
-        <w:t xml:space="preserve"> (позиція 488..505).</w:t>
-      </w:r>
-    </w:p>
-    <w:p>
-      <w:pPr>
-        <w:spacing w:before="0" w:after="0" w:line="360" w:lineRule="auto"/>
-        <w:ind w:firstLine="720" w:left="0" w:right="0"/>
-        <w:jc w:val="both"/>
-      </w:pPr>
-      <w:r>
-        <w:rPr>
-          <w:rFonts w:ascii="Times New Roman" w:hAnsi="Times New Roman" w:cs="Times New Roman" w:eastAsia="Times New Roman"/>
-          <w:b/>
-          <w:i w:val="0"/>
-          <w:sz w:val="28"/>
-          <w:color w:val="000000"/>
-        </w:rPr>
-        <w:t>Спрацювання сигналу cohort (3 збіги, канал `winnowing`):</w:t>
-      </w:r>
-    </w:p>
-    <w:p>
-      <w:pPr>
-        <w:spacing w:before="0" w:after="0" w:line="360" w:lineRule="auto"/>
-        <w:ind w:firstLine="720" w:left="0" w:right="0"/>
-        <w:jc w:val="both"/>
-      </w:pPr>
-      <w:r>
-        <w:rPr>
-          <w:rFonts w:ascii="Times New Roman" w:hAnsi="Times New Roman" w:cs="Times New Roman" w:eastAsia="Times New Roman"/>
-          <w:b w:val="0"/>
-          <w:i w:val="0"/>
-          <w:sz w:val="28"/>
-          <w:color w:val="000000"/>
-        </w:rPr>
-        <w:t xml:space="preserve">- Match with Студент No2 (account2-web-copy.py) — Jaccard 0.76, 4 спани (спільний кістяк </w:t>
-      </w:r>
-      <w:r>
-        <w:rPr>
-          <w:rFonts w:ascii="Courier New" w:hAnsi="Courier New" w:cs="Courier New"/>
-          <w:sz w:val="24"/>
-          <w:color w:val="000000"/>
-        </w:rPr>
-        <w:t>for j in range</w:t>
-      </w:r>
-      <w:r>
-        <w:rPr>
-          <w:rFonts w:ascii="Times New Roman" w:hAnsi="Times New Roman" w:cs="Times New Roman" w:eastAsia="Times New Roman"/>
-          <w:b w:val="0"/>
-          <w:i w:val="0"/>
-          <w:sz w:val="28"/>
-          <w:color w:val="000000"/>
-        </w:rPr>
-        <w:t xml:space="preserve">, </w:t>
-      </w:r>
-      <w:r>
-        <w:rPr>
-          <w:rFonts w:ascii="Courier New" w:hAnsi="Courier New" w:cs="Courier New"/>
-          <w:sz w:val="24"/>
-          <w:color w:val="000000"/>
-        </w:rPr>
-        <w:t>lst[j]</w:t>
-      </w:r>
-      <w:r>
-        <w:rPr>
-          <w:rFonts w:ascii="Times New Roman" w:hAnsi="Times New Roman" w:cs="Times New Roman" w:eastAsia="Times New Roman"/>
-          <w:b w:val="0"/>
-          <w:i w:val="0"/>
-          <w:sz w:val="28"/>
-          <w:color w:val="000000"/>
-        </w:rPr>
-        <w:t xml:space="preserve">, </w:t>
-      </w:r>
-      <w:r>
-        <w:rPr>
-          <w:rFonts w:ascii="Courier New" w:hAnsi="Courier New" w:cs="Courier New"/>
-          <w:sz w:val="24"/>
-          <w:color w:val="000000"/>
-        </w:rPr>
-        <w:t>lst[j+1]</w:t>
-      </w:r>
-      <w:r>
-        <w:rPr>
-          <w:rFonts w:ascii="Times New Roman" w:hAnsi="Times New Roman" w:cs="Times New Roman" w:eastAsia="Times New Roman"/>
-          <w:b w:val="0"/>
-          <w:i w:val="0"/>
-          <w:sz w:val="28"/>
-          <w:color w:val="000000"/>
-        </w:rPr>
-        <w:t>);</w:t>
-      </w:r>
-    </w:p>
-    <w:p>
-      <w:pPr>
-        <w:spacing w:before="0" w:after="0" w:line="360" w:lineRule="auto"/>
-        <w:ind w:firstLine="720" w:left="0" w:right="0"/>
-        <w:jc w:val="both"/>
-      </w:pPr>
-      <w:r>
-        <w:rPr>
-          <w:rFonts w:ascii="Times New Roman" w:hAnsi="Times New Roman" w:cs="Times New Roman" w:eastAsia="Times New Roman"/>
-          <w:b w:val="0"/>
-          <w:i w:val="0"/>
-          <w:sz w:val="28"/>
-          <w:color w:val="000000"/>
-        </w:rPr>
-        <w:t>- Match with Студент No3 (account4-renamed-copy.py) — Jaccard 0.76, 4 спани (саме той самий код, що в No1, з тими ж токенами);</w:t>
-      </w:r>
-    </w:p>
-    <w:p>
-      <w:pPr>
-        <w:spacing w:before="0" w:after="0" w:line="360" w:lineRule="auto"/>
-        <w:ind w:firstLine="720" w:left="0" w:right="0"/>
-        <w:jc w:val="both"/>
-      </w:pPr>
-      <w:r>
-        <w:rPr>
-          <w:rFonts w:ascii="Times New Roman" w:hAnsi="Times New Roman" w:cs="Times New Roman" w:eastAsia="Times New Roman"/>
-          <w:b w:val="0"/>
-          <w:i w:val="0"/>
-          <w:sz w:val="28"/>
-          <w:color w:val="000000"/>
-        </w:rPr>
-        <w:t xml:space="preserve">- Match with Студент No4 (account2-web-copy.py) — Jaccard 0.45, 4 спани (часткове перетворення з перейменуванням </w:t>
+        <w:t xml:space="preserve">— Match with Студент No4 (account2-web-copy.py) — Jaccard 0.45, 4 спани (часткове перетворення з перейменуванням </w:t>
       </w:r>
       <w:r>
         <w:rPr>
@@ -20832,10 +20831,9 @@
     </w:p>
     <w:p>
       <w:pPr>
-        <w:pStyle w:val="1"/>
-        <w:pageBreakBefore/>
         <w:ind w:firstLine="0"/>
         <w:jc w:val="center"/>
+        <w:spacing w:after="360" w:line="360" w:lineRule="auto"/>
       </w:pPr>
       <w:r>
         <w:rPr>
@@ -20845,7 +20843,7 @@
           <w:sz w:val="28"/>
           <w:color w:val="000000"/>
         </w:rPr>
-        <w:t>ПОВНИЙ ПЕРЕЛІК ПРАВИЛ ТАКСОНОМІЇ</w:t>
+        <w:t>Повний перелік правил таксономії</w:t>
       </w:r>
     </w:p>
     <w:p>
@@ -22574,10 +22572,9 @@
     </w:p>
     <w:p>
       <w:pPr>
-        <w:pStyle w:val="1"/>
-        <w:pageBreakBefore/>
         <w:ind w:firstLine="0"/>
         <w:jc w:val="center"/>
+        <w:spacing w:after="360" w:line="360" w:lineRule="auto"/>
       </w:pPr>
       <w:r>
         <w:rPr>
@@ -22587,7 +22584,7 @@
           <w:sz w:val="28"/>
           <w:color w:val="000000"/>
         </w:rPr>
-        <w:t>КОНФІГУРАЦІЯ ЗАПУСКУ ОЦІНЮВАЛЬНОГО СТЕНДУ</w:t>
+        <w:t>Конфігурація запуску оцінювального стенду</w:t>
       </w:r>
     </w:p>
     <w:p>

--- a/thesis/diploma.docx
+++ b/thesis/diploma.docx
@@ -653,8 +653,10 @@
       </w:r>
       <w:r>
         <w:rPr>
-          <w:rFonts w:ascii="Courier New" w:hAnsi="Courier New" w:cs="Courier New"/>
-          <w:sz w:val="24"/>
+          <w:rFonts w:ascii="Times New Roman" w:hAnsi="Times New Roman" w:cs="Times New Roman" w:eastAsia="Times New Roman"/>
+          <w:b w:val="0"/>
+          <w:i w:val="0"/>
+          <w:sz w:val="28"/>
           <w:color w:val="000000"/>
         </w:rPr>
         <w:t>tokenize</w:t>
@@ -671,8 +673,10 @@
       </w:r>
       <w:r>
         <w:rPr>
-          <w:rFonts w:ascii="Courier New" w:hAnsi="Courier New" w:cs="Courier New"/>
-          <w:sz w:val="24"/>
+          <w:rFonts w:ascii="Times New Roman" w:hAnsi="Times New Roman" w:cs="Times New Roman" w:eastAsia="Times New Roman"/>
+          <w:b w:val="0"/>
+          <w:i w:val="0"/>
+          <w:sz w:val="28"/>
           <w:color w:val="000000"/>
         </w:rPr>
         <w:t>ast</w:t>
@@ -1104,8 +1108,10 @@
       </w:r>
       <w:r>
         <w:rPr>
-          <w:rFonts w:ascii="Courier New" w:hAnsi="Courier New" w:cs="Courier New"/>
-          <w:sz w:val="24"/>
+          <w:rFonts w:ascii="Times New Roman" w:hAnsi="Times New Roman" w:cs="Times New Roman" w:eastAsia="Times New Roman"/>
+          <w:b w:val="0"/>
+          <w:i w:val="0"/>
+          <w:sz w:val="28"/>
           <w:color w:val="000000"/>
         </w:rPr>
         <w:t>Time complexity: O(n²)</w:t>
@@ -1258,8 +1264,10 @@
       </w:r>
       <w:r>
         <w:rPr>
-          <w:rFonts w:ascii="Courier New" w:hAnsi="Courier New" w:cs="Courier New"/>
-          <w:sz w:val="24"/>
+          <w:rFonts w:ascii="Times New Roman" w:hAnsi="Times New Roman" w:cs="Times New Roman" w:eastAsia="Times New Roman"/>
+          <w:b w:val="0"/>
+          <w:i w:val="0"/>
+          <w:sz w:val="28"/>
           <w:color w:val="000000"/>
         </w:rPr>
         <w:t>.py</w:t>
@@ -1276,8 +1284,10 @@
       </w:r>
       <w:r>
         <w:rPr>
-          <w:rFonts w:ascii="Courier New" w:hAnsi="Courier New" w:cs="Courier New"/>
-          <w:sz w:val="24"/>
+          <w:rFonts w:ascii="Times New Roman" w:hAnsi="Times New Roman" w:cs="Times New Roman" w:eastAsia="Times New Roman"/>
+          <w:b w:val="0"/>
+          <w:i w:val="0"/>
+          <w:sz w:val="28"/>
           <w:color w:val="000000"/>
         </w:rPr>
         <w:t>.txt</w:t>
@@ -1379,8 +1389,10 @@
       </w:r>
       <w:r>
         <w:rPr>
-          <w:rFonts w:ascii="Courier New" w:hAnsi="Courier New" w:cs="Courier New"/>
-          <w:sz w:val="24"/>
+          <w:rFonts w:ascii="Times New Roman" w:hAnsi="Times New Roman" w:cs="Times New Roman" w:eastAsia="Times New Roman"/>
+          <w:b w:val="0"/>
+          <w:i w:val="0"/>
+          <w:sz w:val="28"/>
           <w:color w:val="000000"/>
         </w:rPr>
         <w:t>tokenize</w:t>
@@ -1397,8 +1409,10 @@
       </w:r>
       <w:r>
         <w:rPr>
-          <w:rFonts w:ascii="Courier New" w:hAnsi="Courier New" w:cs="Courier New"/>
-          <w:sz w:val="24"/>
+          <w:rFonts w:ascii="Times New Roman" w:hAnsi="Times New Roman" w:cs="Times New Roman" w:eastAsia="Times New Roman"/>
+          <w:b w:val="0"/>
+          <w:i w:val="0"/>
+          <w:sz w:val="28"/>
           <w:color w:val="000000"/>
         </w:rPr>
         <w:t>ast</w:t>
@@ -2253,8 +2267,10 @@
       </w:r>
       <w:r>
         <w:rPr>
-          <w:rFonts w:ascii="Courier New" w:hAnsi="Courier New" w:cs="Courier New"/>
-          <w:sz w:val="24"/>
+          <w:rFonts w:ascii="Times New Roman" w:hAnsi="Times New Roman" w:cs="Times New Roman" w:eastAsia="Times New Roman"/>
+          <w:b w:val="0"/>
+          <w:i w:val="0"/>
+          <w:sz w:val="28"/>
           <w:color w:val="000000"/>
         </w:rPr>
         <w:t>llm_comment</w:t>
@@ -2271,8 +2287,10 @@
       </w:r>
       <w:r>
         <w:rPr>
-          <w:rFonts w:ascii="Courier New" w:hAnsi="Courier New" w:cs="Courier New"/>
-          <w:sz w:val="24"/>
+          <w:rFonts w:ascii="Times New Roman" w:hAnsi="Times New Roman" w:cs="Times New Roman" w:eastAsia="Times New Roman"/>
+          <w:b w:val="0"/>
+          <w:i w:val="0"/>
+          <w:sz w:val="28"/>
           <w:color w:val="000000"/>
         </w:rPr>
         <w:t>policy</w:t>
@@ -2429,8 +2447,10 @@
       </w:r>
       <w:r>
         <w:rPr>
-          <w:rFonts w:ascii="Courier New" w:hAnsi="Courier New" w:cs="Courier New"/>
-          <w:sz w:val="24"/>
+          <w:rFonts w:ascii="Times New Roman" w:hAnsi="Times New Roman" w:cs="Times New Roman" w:eastAsia="Times New Roman"/>
+          <w:b w:val="0"/>
+          <w:i w:val="0"/>
+          <w:sz w:val="28"/>
           <w:color w:val="000000"/>
         </w:rPr>
         <w:t>pipeline.runner</w:t>
@@ -2464,8 +2484,10 @@
       </w:r>
       <w:r>
         <w:rPr>
-          <w:rFonts w:ascii="Courier New" w:hAnsi="Courier New" w:cs="Courier New"/>
-          <w:sz w:val="24"/>
+          <w:rFonts w:ascii="Times New Roman" w:hAnsi="Times New Roman" w:cs="Times New Roman" w:eastAsia="Times New Roman"/>
+          <w:b w:val="0"/>
+          <w:i w:val="0"/>
+          <w:sz w:val="28"/>
           <w:color w:val="000000"/>
         </w:rPr>
         <w:t>classroom</w:t>
@@ -2499,8 +2521,10 @@
       </w:r>
       <w:r>
         <w:rPr>
-          <w:rFonts w:ascii="Courier New" w:hAnsi="Courier New" w:cs="Courier New"/>
-          <w:sz w:val="24"/>
+          <w:rFonts w:ascii="Times New Roman" w:hAnsi="Times New Roman" w:cs="Times New Roman" w:eastAsia="Times New Roman"/>
+          <w:b w:val="0"/>
+          <w:i w:val="0"/>
+          <w:sz w:val="28"/>
           <w:color w:val="000000"/>
         </w:rPr>
         <w:t>signals.cohort</w:t>
@@ -2517,8 +2541,10 @@
       </w:r>
       <w:r>
         <w:rPr>
-          <w:rFonts w:ascii="Courier New" w:hAnsi="Courier New" w:cs="Courier New"/>
-          <w:sz w:val="24"/>
+          <w:rFonts w:ascii="Times New Roman" w:hAnsi="Times New Roman" w:cs="Times New Roman" w:eastAsia="Times New Roman"/>
+          <w:b w:val="0"/>
+          <w:i w:val="0"/>
+          <w:sz w:val="28"/>
           <w:color w:val="000000"/>
         </w:rPr>
         <w:t>signals.ai_leakage</w:t>
@@ -2535,8 +2561,10 @@
       </w:r>
       <w:r>
         <w:rPr>
-          <w:rFonts w:ascii="Courier New" w:hAnsi="Courier New" w:cs="Courier New"/>
-          <w:sz w:val="24"/>
+          <w:rFonts w:ascii="Times New Roman" w:hAnsi="Times New Roman" w:cs="Times New Roman" w:eastAsia="Times New Roman"/>
+          <w:b w:val="0"/>
+          <w:i w:val="0"/>
+          <w:sz w:val="28"/>
           <w:color w:val="000000"/>
         </w:rPr>
         <w:t>signals.webcheck</w:t>
@@ -2570,8 +2598,10 @@
       </w:r>
       <w:r>
         <w:rPr>
-          <w:rFonts w:ascii="Courier New" w:hAnsi="Courier New" w:cs="Courier New"/>
-          <w:sz w:val="24"/>
+          <w:rFonts w:ascii="Times New Roman" w:hAnsi="Times New Roman" w:cs="Times New Roman" w:eastAsia="Times New Roman"/>
+          <w:b w:val="0"/>
+          <w:i w:val="0"/>
+          <w:sz w:val="28"/>
           <w:color w:val="000000"/>
         </w:rPr>
         <w:t>report</w:t>
@@ -2588,8 +2618,10 @@
       </w:r>
       <w:r>
         <w:rPr>
-          <w:rFonts w:ascii="Courier New" w:hAnsi="Courier New" w:cs="Courier New"/>
-          <w:sz w:val="24"/>
+          <w:rFonts w:ascii="Times New Roman" w:hAnsi="Times New Roman" w:cs="Times New Roman" w:eastAsia="Times New Roman"/>
+          <w:b w:val="0"/>
+          <w:i w:val="0"/>
+          <w:sz w:val="28"/>
           <w:color w:val="000000"/>
         </w:rPr>
         <w:t>pipeline.store</w:t>
@@ -2623,8 +2655,10 @@
       </w:r>
       <w:r>
         <w:rPr>
-          <w:rFonts w:ascii="Courier New" w:hAnsi="Courier New" w:cs="Courier New"/>
-          <w:sz w:val="24"/>
+          <w:rFonts w:ascii="Times New Roman" w:hAnsi="Times New Roman" w:cs="Times New Roman" w:eastAsia="Times New Roman"/>
+          <w:b w:val="0"/>
+          <w:i w:val="0"/>
+          <w:sz w:val="28"/>
           <w:color w:val="000000"/>
         </w:rPr>
         <w:t>SignalResult</w:t>
@@ -2641,8 +2675,10 @@
       </w:r>
       <w:r>
         <w:rPr>
-          <w:rFonts w:ascii="Courier New" w:hAnsi="Courier New" w:cs="Courier New"/>
-          <w:sz w:val="24"/>
+          <w:rFonts w:ascii="Times New Roman" w:hAnsi="Times New Roman" w:cs="Times New Roman" w:eastAsia="Times New Roman"/>
+          <w:b w:val="0"/>
+          <w:i w:val="0"/>
+          <w:sz w:val="28"/>
           <w:color w:val="000000"/>
         </w:rPr>
         <w:t>Hit</w:t>
@@ -2751,8 +2787,10 @@
       </w:r>
       <w:r>
         <w:rPr>
-          <w:rFonts w:ascii="Courier New" w:hAnsi="Courier New" w:cs="Courier New"/>
-          <w:sz w:val="24"/>
+          <w:rFonts w:ascii="Times New Roman" w:hAnsi="Times New Roman" w:cs="Times New Roman" w:eastAsia="Times New Roman"/>
+          <w:b w:val="0"/>
+          <w:i w:val="0"/>
+          <w:sz w:val="28"/>
           <w:color w:val="000000"/>
         </w:rPr>
         <w:t>google-api-python-client</w:t>
@@ -2803,8 +2841,10 @@
       </w:r>
       <w:r>
         <w:rPr>
-          <w:rFonts w:ascii="Courier New" w:hAnsi="Courier New" w:cs="Courier New"/>
-          <w:sz w:val="24"/>
+          <w:rFonts w:ascii="Times New Roman" w:hAnsi="Times New Roman" w:cs="Times New Roman" w:eastAsia="Times New Roman"/>
+          <w:b w:val="0"/>
+          <w:i w:val="0"/>
+          <w:sz w:val="28"/>
           <w:color w:val="000000"/>
         </w:rPr>
         <w:t>courses.list</w:t>
@@ -2838,8 +2878,10 @@
       </w:r>
       <w:r>
         <w:rPr>
-          <w:rFonts w:ascii="Courier New" w:hAnsi="Courier New" w:cs="Courier New"/>
-          <w:sz w:val="24"/>
+          <w:rFonts w:ascii="Times New Roman" w:hAnsi="Times New Roman" w:cs="Times New Roman" w:eastAsia="Times New Roman"/>
+          <w:b w:val="0"/>
+          <w:i w:val="0"/>
+          <w:sz w:val="28"/>
           <w:color w:val="000000"/>
         </w:rPr>
         <w:t>courseWork.list</w:t>
@@ -2873,8 +2915,10 @@
       </w:r>
       <w:r>
         <w:rPr>
-          <w:rFonts w:ascii="Courier New" w:hAnsi="Courier New" w:cs="Courier New"/>
-          <w:sz w:val="24"/>
+          <w:rFonts w:ascii="Times New Roman" w:hAnsi="Times New Roman" w:cs="Times New Roman" w:eastAsia="Times New Roman"/>
+          <w:b w:val="0"/>
+          <w:i w:val="0"/>
+          <w:sz w:val="28"/>
           <w:color w:val="000000"/>
         </w:rPr>
         <w:t>courseWork.studentSubmissions.list</w:t>
@@ -2891,8 +2935,10 @@
       </w:r>
       <w:r>
         <w:rPr>
-          <w:rFonts w:ascii="Courier New" w:hAnsi="Courier New" w:cs="Courier New"/>
-          <w:sz w:val="24"/>
+          <w:rFonts w:ascii="Times New Roman" w:hAnsi="Times New Roman" w:cs="Times New Roman" w:eastAsia="Times New Roman"/>
+          <w:b w:val="0"/>
+          <w:i w:val="0"/>
+          <w:sz w:val="28"/>
           <w:color w:val="000000"/>
         </w:rPr>
         <w:t>driveFile</w:t>
@@ -2909,8 +2955,10 @@
       </w:r>
       <w:r>
         <w:rPr>
-          <w:rFonts w:ascii="Courier New" w:hAnsi="Courier New" w:cs="Courier New"/>
-          <w:sz w:val="24"/>
+          <w:rFonts w:ascii="Times New Roman" w:hAnsi="Times New Roman" w:cs="Times New Roman" w:eastAsia="Times New Roman"/>
+          <w:b w:val="0"/>
+          <w:i w:val="0"/>
+          <w:sz w:val="28"/>
           <w:color w:val="000000"/>
         </w:rPr>
         <w:t>classroom.extractors</w:t>
@@ -2944,8 +2992,10 @@
       </w:r>
       <w:r>
         <w:rPr>
-          <w:rFonts w:ascii="Courier New" w:hAnsi="Courier New" w:cs="Courier New"/>
-          <w:sz w:val="24"/>
+          <w:rFonts w:ascii="Times New Roman" w:hAnsi="Times New Roman" w:cs="Times New Roman" w:eastAsia="Times New Roman"/>
+          <w:b w:val="0"/>
+          <w:i w:val="0"/>
+          <w:sz w:val="28"/>
           <w:color w:val="000000"/>
         </w:rPr>
         <w:t>.py</w:t>
@@ -2962,8 +3012,10 @@
       </w:r>
       <w:r>
         <w:rPr>
-          <w:rFonts w:ascii="Courier New" w:hAnsi="Courier New" w:cs="Courier New"/>
-          <w:sz w:val="24"/>
+          <w:rFonts w:ascii="Times New Roman" w:hAnsi="Times New Roman" w:cs="Times New Roman" w:eastAsia="Times New Roman"/>
+          <w:b w:val="0"/>
+          <w:i w:val="0"/>
+          <w:sz w:val="28"/>
           <w:color w:val="000000"/>
         </w:rPr>
         <w:t>.cpp</w:t>
@@ -2980,8 +3032,10 @@
       </w:r>
       <w:r>
         <w:rPr>
-          <w:rFonts w:ascii="Courier New" w:hAnsi="Courier New" w:cs="Courier New"/>
-          <w:sz w:val="24"/>
+          <w:rFonts w:ascii="Times New Roman" w:hAnsi="Times New Roman" w:cs="Times New Roman" w:eastAsia="Times New Roman"/>
+          <w:b w:val="0"/>
+          <w:i w:val="0"/>
+          <w:sz w:val="28"/>
           <w:color w:val="000000"/>
         </w:rPr>
         <w:t>.java</w:t>
@@ -2998,8 +3052,10 @@
       </w:r>
       <w:r>
         <w:rPr>
-          <w:rFonts w:ascii="Courier New" w:hAnsi="Courier New" w:cs="Courier New"/>
-          <w:sz w:val="24"/>
+          <w:rFonts w:ascii="Times New Roman" w:hAnsi="Times New Roman" w:cs="Times New Roman" w:eastAsia="Times New Roman"/>
+          <w:b w:val="0"/>
+          <w:i w:val="0"/>
+          <w:sz w:val="28"/>
           <w:color w:val="000000"/>
         </w:rPr>
         <w:t>.txt</w:t>
@@ -3016,8 +3072,10 @@
       </w:r>
       <w:r>
         <w:rPr>
-          <w:rFonts w:ascii="Courier New" w:hAnsi="Courier New" w:cs="Courier New"/>
-          <w:sz w:val="24"/>
+          <w:rFonts w:ascii="Times New Roman" w:hAnsi="Times New Roman" w:cs="Times New Roman" w:eastAsia="Times New Roman"/>
+          <w:b w:val="0"/>
+          <w:i w:val="0"/>
+          <w:sz w:val="28"/>
           <w:color w:val="000000"/>
         </w:rPr>
         <w:t>text/plain</w:t>
@@ -3034,8 +3092,10 @@
       </w:r>
       <w:r>
         <w:rPr>
-          <w:rFonts w:ascii="Courier New" w:hAnsi="Courier New" w:cs="Courier New"/>
-          <w:sz w:val="24"/>
+          <w:rFonts w:ascii="Times New Roman" w:hAnsi="Times New Roman" w:cs="Times New Roman" w:eastAsia="Times New Roman"/>
+          <w:b w:val="0"/>
+          <w:i w:val="0"/>
+          <w:sz w:val="28"/>
           <w:color w:val="000000"/>
         </w:rPr>
         <w:t>pypdf</w:t>
@@ -3052,8 +3112,10 @@
       </w:r>
       <w:r>
         <w:rPr>
-          <w:rFonts w:ascii="Courier New" w:hAnsi="Courier New" w:cs="Courier New"/>
-          <w:sz w:val="24"/>
+          <w:rFonts w:ascii="Times New Roman" w:hAnsi="Times New Roman" w:cs="Times New Roman" w:eastAsia="Times New Roman"/>
+          <w:b w:val="0"/>
+          <w:i w:val="0"/>
+          <w:sz w:val="28"/>
           <w:color w:val="000000"/>
         </w:rPr>
         <w:t>python-docx</w:t>
@@ -3087,8 +3149,10 @@
       </w:r>
       <w:r>
         <w:rPr>
-          <w:rFonts w:ascii="Courier New" w:hAnsi="Courier New" w:cs="Courier New"/>
-          <w:sz w:val="24"/>
+          <w:rFonts w:ascii="Times New Roman" w:hAnsi="Times New Roman" w:cs="Times New Roman" w:eastAsia="Times New Roman"/>
+          <w:b w:val="0"/>
+          <w:i w:val="0"/>
+          <w:sz w:val="28"/>
           <w:color w:val="000000"/>
         </w:rPr>
         <w:t>#</w:t>
@@ -3173,8 +3237,10 @@
       </w:r>
       <w:r>
         <w:rPr>
-          <w:rFonts w:ascii="Courier New" w:hAnsi="Courier New" w:cs="Courier New"/>
-          <w:sz w:val="24"/>
+          <w:rFonts w:ascii="Times New Roman" w:hAnsi="Times New Roman" w:cs="Times New Roman" w:eastAsia="Times New Roman"/>
+          <w:b w:val="0"/>
+          <w:i w:val="0"/>
+          <w:sz w:val="28"/>
           <w:color w:val="000000"/>
         </w:rPr>
         <w:t>courses(course_id, name, last_synced)</w:t>
@@ -3208,8 +3274,10 @@
       </w:r>
       <w:r>
         <w:rPr>
-          <w:rFonts w:ascii="Courier New" w:hAnsi="Courier New" w:cs="Courier New"/>
-          <w:sz w:val="24"/>
+          <w:rFonts w:ascii="Times New Roman" w:hAnsi="Times New Roman" w:cs="Times New Roman" w:eastAsia="Times New Roman"/>
+          <w:b w:val="0"/>
+          <w:i w:val="0"/>
+          <w:sz w:val="28"/>
           <w:color w:val="000000"/>
         </w:rPr>
         <w:t>assignments(assignment_id, course_id, title, due_at)</w:t>
@@ -3243,8 +3311,10 @@
       </w:r>
       <w:r>
         <w:rPr>
-          <w:rFonts w:ascii="Courier New" w:hAnsi="Courier New" w:cs="Courier New"/>
-          <w:sz w:val="24"/>
+          <w:rFonts w:ascii="Times New Roman" w:hAnsi="Times New Roman" w:cs="Times New Roman" w:eastAsia="Times New Roman"/>
+          <w:b w:val="0"/>
+          <w:i w:val="0"/>
+          <w:sz w:val="28"/>
           <w:color w:val="000000"/>
         </w:rPr>
         <w:t>submissions(submission_id, assignment_id, student_pseudonym, normalized_text, raw_text, ingested_at)</w:t>
@@ -3278,8 +3348,10 @@
       </w:r>
       <w:r>
         <w:rPr>
-          <w:rFonts w:ascii="Courier New" w:hAnsi="Courier New" w:cs="Courier New"/>
-          <w:sz w:val="24"/>
+          <w:rFonts w:ascii="Times New Roman" w:hAnsi="Times New Roman" w:cs="Times New Roman" w:eastAsia="Times New Roman"/>
+          <w:b w:val="0"/>
+          <w:i w:val="0"/>
+          <w:sz w:val="28"/>
           <w:color w:val="000000"/>
         </w:rPr>
         <w:t>scans(scan_id, assignment_id, started_at, finished_at, config_json)</w:t>
@@ -3313,8 +3385,10 @@
       </w:r>
       <w:r>
         <w:rPr>
-          <w:rFonts w:ascii="Courier New" w:hAnsi="Courier New" w:cs="Courier New"/>
-          <w:sz w:val="24"/>
+          <w:rFonts w:ascii="Times New Roman" w:hAnsi="Times New Roman" w:cs="Times New Roman" w:eastAsia="Times New Roman"/>
+          <w:b w:val="0"/>
+          <w:i w:val="0"/>
+          <w:sz w:val="28"/>
           <w:color w:val="000000"/>
         </w:rPr>
         <w:t>hits(hit_id, scan_id, submission_id, signal, channel, span_start, span_end, evidence_json, confidence)</w:t>
@@ -3348,8 +3422,10 @@
       </w:r>
       <w:r>
         <w:rPr>
-          <w:rFonts w:ascii="Courier New" w:hAnsi="Courier New" w:cs="Courier New"/>
-          <w:sz w:val="24"/>
+          <w:rFonts w:ascii="Times New Roman" w:hAnsi="Times New Roman" w:cs="Times New Roman" w:eastAsia="Times New Roman"/>
+          <w:b w:val="0"/>
+          <w:i w:val="0"/>
+          <w:sz w:val="28"/>
           <w:color w:val="000000"/>
         </w:rPr>
         <w:t>pair_hits(pair_hit_id, scan_id, submission_a, submission_b, channel, score, evidence_json)</w:t>
@@ -3383,8 +3459,10 @@
       </w:r>
       <w:r>
         <w:rPr>
-          <w:rFonts w:ascii="Courier New" w:hAnsi="Courier New" w:cs="Courier New"/>
-          <w:sz w:val="24"/>
+          <w:rFonts w:ascii="Times New Roman" w:hAnsi="Times New Roman" w:cs="Times New Roman" w:eastAsia="Times New Roman"/>
+          <w:b w:val="0"/>
+          <w:i w:val="0"/>
+          <w:sz w:val="28"/>
           <w:color w:val="000000"/>
         </w:rPr>
         <w:t>rule_metrics(rule_id, dataset, precision, recall, evaluated_at)</w:t>
@@ -3462,7 +3540,7 @@
                 <w:rFonts w:ascii="Times New Roman" w:hAnsi="Times New Roman" w:cs="Times New Roman" w:eastAsia="Times New Roman"/>
                 <w:b/>
                 <w:i w:val="0"/>
-                <w:sz w:val="24"/>
+                <w:sz w:val="28"/>
                 <w:color w:val="000000"/>
               </w:rPr>
               <w:t>Поле</w:t>
@@ -3485,7 +3563,7 @@
                 <w:rFonts w:ascii="Times New Roman" w:hAnsi="Times New Roman" w:cs="Times New Roman" w:eastAsia="Times New Roman"/>
                 <w:b/>
                 <w:i w:val="0"/>
-                <w:sz w:val="24"/>
+                <w:sz w:val="28"/>
                 <w:color w:val="000000"/>
               </w:rPr>
               <w:t>Зразок значення</w:t>
@@ -3507,10 +3585,10 @@
             <w:r/>
             <w:r>
               <w:rPr>
-                <w:rFonts w:ascii="Courier New" w:hAnsi="Courier New" w:cs="Times New Roman" w:eastAsia="Times New Roman"/>
+                <w:rFonts w:ascii="Times New Roman" w:hAnsi="Times New Roman" w:cs="Times New Roman" w:eastAsia="Times New Roman"/>
                 <w:b w:val="0"/>
                 <w:i w:val="0"/>
-                <w:sz w:val="22"/>
+                <w:sz w:val="28"/>
                 <w:color w:val="000000"/>
               </w:rPr>
               <w:t>hit_id</w:t>
@@ -3533,7 +3611,7 @@
                 <w:rFonts w:ascii="Times New Roman" w:hAnsi="Times New Roman" w:cs="Times New Roman" w:eastAsia="Times New Roman"/>
                 <w:b w:val="0"/>
                 <w:i w:val="0"/>
-                <w:sz w:val="24"/>
+                <w:sz w:val="28"/>
                 <w:color w:val="000000"/>
               </w:rPr>
               <w:t>8742</w:t>
@@ -3555,10 +3633,10 @@
             <w:r/>
             <w:r>
               <w:rPr>
-                <w:rFonts w:ascii="Courier New" w:hAnsi="Courier New" w:cs="Times New Roman" w:eastAsia="Times New Roman"/>
+                <w:rFonts w:ascii="Times New Roman" w:hAnsi="Times New Roman" w:cs="Times New Roman" w:eastAsia="Times New Roman"/>
                 <w:b w:val="0"/>
                 <w:i w:val="0"/>
-                <w:sz w:val="22"/>
+                <w:sz w:val="28"/>
                 <w:color w:val="000000"/>
               </w:rPr>
               <w:t>submission_id</w:t>
@@ -3578,10 +3656,10 @@
             <w:r/>
             <w:r>
               <w:rPr>
-                <w:rFonts w:ascii="Courier New" w:hAnsi="Courier New" w:cs="Times New Roman" w:eastAsia="Times New Roman"/>
+                <w:rFonts w:ascii="Times New Roman" w:hAnsi="Times New Roman" w:cs="Times New Roman" w:eastAsia="Times New Roman"/>
                 <w:b w:val="0"/>
                 <w:i w:val="0"/>
-                <w:sz w:val="22"/>
+                <w:sz w:val="28"/>
                 <w:color w:val="000000"/>
               </w:rPr>
               <w:t>Cg4Ig5rr2-MBEMzV1emeGQ</w:t>
@@ -3603,10 +3681,10 @@
             <w:r/>
             <w:r>
               <w:rPr>
-                <w:rFonts w:ascii="Courier New" w:hAnsi="Courier New" w:cs="Times New Roman" w:eastAsia="Times New Roman"/>
+                <w:rFonts w:ascii="Times New Roman" w:hAnsi="Times New Roman" w:cs="Times New Roman" w:eastAsia="Times New Roman"/>
                 <w:b w:val="0"/>
                 <w:i w:val="0"/>
-                <w:sz w:val="22"/>
+                <w:sz w:val="28"/>
                 <w:color w:val="000000"/>
               </w:rPr>
               <w:t>signal</w:t>
@@ -3626,10 +3704,10 @@
             <w:r/>
             <w:r>
               <w:rPr>
-                <w:rFonts w:ascii="Courier New" w:hAnsi="Courier New" w:cs="Times New Roman" w:eastAsia="Times New Roman"/>
+                <w:rFonts w:ascii="Times New Roman" w:hAnsi="Times New Roman" w:cs="Times New Roman" w:eastAsia="Times New Roman"/>
                 <w:b w:val="0"/>
                 <w:i w:val="0"/>
-                <w:sz w:val="22"/>
+                <w:sz w:val="28"/>
                 <w:color w:val="000000"/>
               </w:rPr>
               <w:t>ai_leakage</w:t>
@@ -3651,10 +3729,10 @@
             <w:r/>
             <w:r>
               <w:rPr>
-                <w:rFonts w:ascii="Courier New" w:hAnsi="Courier New" w:cs="Times New Roman" w:eastAsia="Times New Roman"/>
+                <w:rFonts w:ascii="Times New Roman" w:hAnsi="Times New Roman" w:cs="Times New Roman" w:eastAsia="Times New Roman"/>
                 <w:b w:val="0"/>
                 <w:i w:val="0"/>
-                <w:sz w:val="22"/>
+                <w:sz w:val="28"/>
                 <w:color w:val="000000"/>
               </w:rPr>
               <w:t>channel</w:t>
@@ -3674,10 +3752,10 @@
             <w:r/>
             <w:r>
               <w:rPr>
-                <w:rFonts w:ascii="Courier New" w:hAnsi="Courier New" w:cs="Times New Roman" w:eastAsia="Times New Roman"/>
+                <w:rFonts w:ascii="Times New Roman" w:hAnsi="Times New Roman" w:cs="Times New Roman" w:eastAsia="Times New Roman"/>
                 <w:b w:val="0"/>
                 <w:i w:val="0"/>
-                <w:sz w:val="22"/>
+                <w:sz w:val="28"/>
                 <w:color w:val="000000"/>
               </w:rPr>
               <w:t>comment.certainly_heres</w:t>
@@ -3699,10 +3777,10 @@
             <w:r/>
             <w:r>
               <w:rPr>
-                <w:rFonts w:ascii="Courier New" w:hAnsi="Courier New" w:cs="Times New Roman" w:eastAsia="Times New Roman"/>
+                <w:rFonts w:ascii="Times New Roman" w:hAnsi="Times New Roman" w:cs="Times New Roman" w:eastAsia="Times New Roman"/>
                 <w:b w:val="0"/>
                 <w:i w:val="0"/>
-                <w:sz w:val="22"/>
+                <w:sz w:val="28"/>
                 <w:color w:val="000000"/>
               </w:rPr>
               <w:t>family</w:t>
@@ -3722,10 +3800,10 @@
             <w:r/>
             <w:r>
               <w:rPr>
-                <w:rFonts w:ascii="Courier New" w:hAnsi="Courier New" w:cs="Times New Roman" w:eastAsia="Times New Roman"/>
+                <w:rFonts w:ascii="Times New Roman" w:hAnsi="Times New Roman" w:cs="Times New Roman" w:eastAsia="Times New Roman"/>
                 <w:b w:val="0"/>
                 <w:i w:val="0"/>
-                <w:sz w:val="22"/>
+                <w:sz w:val="28"/>
                 <w:color w:val="000000"/>
               </w:rPr>
               <w:t>llm_comment</w:t>
@@ -3747,10 +3825,10 @@
             <w:r/>
             <w:r>
               <w:rPr>
-                <w:rFonts w:ascii="Courier New" w:hAnsi="Courier New" w:cs="Times New Roman" w:eastAsia="Times New Roman"/>
+                <w:rFonts w:ascii="Times New Roman" w:hAnsi="Times New Roman" w:cs="Times New Roman" w:eastAsia="Times New Roman"/>
                 <w:b w:val="0"/>
                 <w:i w:val="0"/>
-                <w:sz w:val="22"/>
+                <w:sz w:val="28"/>
                 <w:color w:val="000000"/>
               </w:rPr>
               <w:t>span_start</w:t>
@@ -3773,7 +3851,7 @@
                 <w:rFonts w:ascii="Times New Roman" w:hAnsi="Times New Roman" w:cs="Times New Roman" w:eastAsia="Times New Roman"/>
                 <w:b w:val="0"/>
                 <w:i w:val="0"/>
-                <w:sz w:val="24"/>
+                <w:sz w:val="28"/>
                 <w:color w:val="000000"/>
               </w:rPr>
               <w:t>2</w:t>
@@ -3795,10 +3873,10 @@
             <w:r/>
             <w:r>
               <w:rPr>
-                <w:rFonts w:ascii="Courier New" w:hAnsi="Courier New" w:cs="Times New Roman" w:eastAsia="Times New Roman"/>
+                <w:rFonts w:ascii="Times New Roman" w:hAnsi="Times New Roman" w:cs="Times New Roman" w:eastAsia="Times New Roman"/>
                 <w:b w:val="0"/>
                 <w:i w:val="0"/>
-                <w:sz w:val="22"/>
+                <w:sz w:val="28"/>
                 <w:color w:val="000000"/>
               </w:rPr>
               <w:t>span_end</w:t>
@@ -3821,7 +3899,7 @@
                 <w:rFonts w:ascii="Times New Roman" w:hAnsi="Times New Roman" w:cs="Times New Roman" w:eastAsia="Times New Roman"/>
                 <w:b w:val="0"/>
                 <w:i w:val="0"/>
-                <w:sz w:val="24"/>
+                <w:sz w:val="28"/>
                 <w:color w:val="000000"/>
               </w:rPr>
               <w:t>17</w:t>
@@ -3843,10 +3921,10 @@
             <w:r/>
             <w:r>
               <w:rPr>
-                <w:rFonts w:ascii="Courier New" w:hAnsi="Courier New" w:cs="Times New Roman" w:eastAsia="Times New Roman"/>
+                <w:rFonts w:ascii="Times New Roman" w:hAnsi="Times New Roman" w:cs="Times New Roman" w:eastAsia="Times New Roman"/>
                 <w:b w:val="0"/>
                 <w:i w:val="0"/>
-                <w:sz w:val="22"/>
+                <w:sz w:val="28"/>
                 <w:color w:val="000000"/>
               </w:rPr>
               <w:t>evidence_json</w:t>
@@ -3866,10 +3944,10 @@
             <w:r/>
             <w:r>
               <w:rPr>
-                <w:rFonts w:ascii="Courier New" w:hAnsi="Courier New" w:cs="Times New Roman" w:eastAsia="Times New Roman"/>
+                <w:rFonts w:ascii="Times New Roman" w:hAnsi="Times New Roman" w:cs="Times New Roman" w:eastAsia="Times New Roman"/>
                 <w:b w:val="0"/>
                 <w:i w:val="0"/>
-                <w:sz w:val="22"/>
+                <w:sz w:val="28"/>
                 <w:color w:val="000000"/>
               </w:rPr>
               <w:t>{"matched_phrase": "Certainly! Here", "rule_family": "llm_comment", "rule_precision_on_synth": 1.00}</w:t>
@@ -4050,8 +4128,10 @@
       </w:r>
       <w:r>
         <w:rPr>
-          <w:rFonts w:ascii="Courier New" w:hAnsi="Courier New" w:cs="Courier New"/>
-          <w:sz w:val="24"/>
+          <w:rFonts w:ascii="Times New Roman" w:hAnsi="Times New Roman" w:cs="Times New Roman" w:eastAsia="Times New Roman"/>
+          <w:b w:val="0"/>
+          <w:i w:val="0"/>
+          <w:sz w:val="28"/>
           <w:color w:val="000000"/>
         </w:rPr>
         <w:t>for</w:t>
@@ -4068,8 +4148,10 @@
       </w:r>
       <w:r>
         <w:rPr>
-          <w:rFonts w:ascii="Courier New" w:hAnsi="Courier New" w:cs="Courier New"/>
-          <w:sz w:val="24"/>
+          <w:rFonts w:ascii="Times New Roman" w:hAnsi="Times New Roman" w:cs="Times New Roman" w:eastAsia="Times New Roman"/>
+          <w:b w:val="0"/>
+          <w:i w:val="0"/>
+          <w:sz w:val="28"/>
           <w:color w:val="000000"/>
         </w:rPr>
         <w:t>while</w:t>
@@ -4177,8 +4259,10 @@
       </w:r>
       <w:r>
         <w:rPr>
-          <w:rFonts w:ascii="Courier New" w:hAnsi="Courier New" w:cs="Courier New"/>
-          <w:sz w:val="24"/>
+          <w:rFonts w:ascii="Times New Roman" w:hAnsi="Times New Roman" w:cs="Times New Roman" w:eastAsia="Times New Roman"/>
+          <w:b w:val="0"/>
+          <w:i w:val="0"/>
+          <w:sz w:val="28"/>
           <w:color w:val="000000"/>
         </w:rPr>
         <w:t>signals.cohort.compare</w:t>
@@ -4195,8 +4279,10 @@
       </w:r>
       <w:r>
         <w:rPr>
-          <w:rFonts w:ascii="Courier New" w:hAnsi="Courier New" w:cs="Courier New"/>
-          <w:sz w:val="24"/>
+          <w:rFonts w:ascii="Times New Roman" w:hAnsi="Times New Roman" w:cs="Times New Roman" w:eastAsia="Times New Roman"/>
+          <w:b w:val="0"/>
+          <w:i w:val="0"/>
+          <w:sz w:val="28"/>
           <w:color w:val="000000"/>
         </w:rPr>
         <w:t>CohortMatch</w:t>
@@ -4247,8 +4333,10 @@
       </w:r>
       <w:r>
         <w:rPr>
-          <w:rFonts w:ascii="Courier New" w:hAnsi="Courier New" w:cs="Courier New"/>
-          <w:sz w:val="24"/>
+          <w:rFonts w:ascii="Times New Roman" w:hAnsi="Times New Roman" w:cs="Times New Roman" w:eastAsia="Times New Roman"/>
+          <w:b w:val="0"/>
+          <w:i w:val="0"/>
+          <w:sz w:val="28"/>
           <w:color w:val="000000"/>
         </w:rPr>
         <w:t>signals.cohort.tokenize_code</w:t>
@@ -4282,8 +4370,10 @@
       </w:r>
       <w:r>
         <w:rPr>
-          <w:rFonts w:ascii="Courier New" w:hAnsi="Courier New" w:cs="Courier New"/>
-          <w:sz w:val="24"/>
+          <w:rFonts w:ascii="Times New Roman" w:hAnsi="Times New Roman" w:cs="Times New Roman" w:eastAsia="Times New Roman"/>
+          <w:b w:val="0"/>
+          <w:i w:val="0"/>
+          <w:sz w:val="28"/>
           <w:color w:val="000000"/>
         </w:rPr>
         <w:t>IDENT</w:t>
@@ -4317,8 +4407,10 @@
       </w:r>
       <w:r>
         <w:rPr>
-          <w:rFonts w:ascii="Courier New" w:hAnsi="Courier New" w:cs="Courier New"/>
-          <w:sz w:val="24"/>
+          <w:rFonts w:ascii="Times New Roman" w:hAnsi="Times New Roman" w:cs="Times New Roman" w:eastAsia="Times New Roman"/>
+          <w:b w:val="0"/>
+          <w:i w:val="0"/>
+          <w:sz w:val="28"/>
           <w:color w:val="000000"/>
         </w:rPr>
         <w:t>NUM</w:t>
@@ -4335,8 +4427,10 @@
       </w:r>
       <w:r>
         <w:rPr>
-          <w:rFonts w:ascii="Courier New" w:hAnsi="Courier New" w:cs="Courier New"/>
-          <w:sz w:val="24"/>
+          <w:rFonts w:ascii="Times New Roman" w:hAnsi="Times New Roman" w:cs="Times New Roman" w:eastAsia="Times New Roman"/>
+          <w:b w:val="0"/>
+          <w:i w:val="0"/>
+          <w:sz w:val="28"/>
           <w:color w:val="000000"/>
         </w:rPr>
         <w:t>STR</w:t>
@@ -4353,8 +4447,10 @@
       </w:r>
       <w:r>
         <w:rPr>
-          <w:rFonts w:ascii="Courier New" w:hAnsi="Courier New" w:cs="Courier New"/>
-          <w:sz w:val="24"/>
+          <w:rFonts w:ascii="Times New Roman" w:hAnsi="Times New Roman" w:cs="Times New Roman" w:eastAsia="Times New Roman"/>
+          <w:b w:val="0"/>
+          <w:i w:val="0"/>
+          <w:sz w:val="28"/>
           <w:color w:val="000000"/>
         </w:rPr>
         <w:t>BYTES</w:t>
@@ -4388,8 +4484,10 @@
       </w:r>
       <w:r>
         <w:rPr>
-          <w:rFonts w:ascii="Courier New" w:hAnsi="Courier New" w:cs="Courier New"/>
-          <w:sz w:val="24"/>
+          <w:rFonts w:ascii="Times New Roman" w:hAnsi="Times New Roman" w:cs="Times New Roman" w:eastAsia="Times New Roman"/>
+          <w:b w:val="0"/>
+          <w:i w:val="0"/>
+          <w:sz w:val="28"/>
           <w:color w:val="000000"/>
         </w:rPr>
         <w:t>NEWLINE</w:t>
@@ -4406,8 +4504,10 @@
       </w:r>
       <w:r>
         <w:rPr>
-          <w:rFonts w:ascii="Courier New" w:hAnsi="Courier New" w:cs="Courier New"/>
-          <w:sz w:val="24"/>
+          <w:rFonts w:ascii="Times New Roman" w:hAnsi="Times New Roman" w:cs="Times New Roman" w:eastAsia="Times New Roman"/>
+          <w:b w:val="0"/>
+          <w:i w:val="0"/>
+          <w:sz w:val="28"/>
           <w:color w:val="000000"/>
         </w:rPr>
         <w:t>NL</w:t>
@@ -4424,8 +4524,10 @@
       </w:r>
       <w:r>
         <w:rPr>
-          <w:rFonts w:ascii="Courier New" w:hAnsi="Courier New" w:cs="Courier New"/>
-          <w:sz w:val="24"/>
+          <w:rFonts w:ascii="Times New Roman" w:hAnsi="Times New Roman" w:cs="Times New Roman" w:eastAsia="Times New Roman"/>
+          <w:b w:val="0"/>
+          <w:i w:val="0"/>
+          <w:sz w:val="28"/>
           <w:color w:val="000000"/>
         </w:rPr>
         <w:t>INDENT</w:t>
@@ -4442,8 +4544,10 @@
       </w:r>
       <w:r>
         <w:rPr>
-          <w:rFonts w:ascii="Courier New" w:hAnsi="Courier New" w:cs="Courier New"/>
-          <w:sz w:val="24"/>
+          <w:rFonts w:ascii="Times New Roman" w:hAnsi="Times New Roman" w:cs="Times New Roman" w:eastAsia="Times New Roman"/>
+          <w:b w:val="0"/>
+          <w:i w:val="0"/>
+          <w:sz w:val="28"/>
           <w:color w:val="000000"/>
         </w:rPr>
         <w:t>DEDENT</w:t>
@@ -4460,8 +4564,10 @@
       </w:r>
       <w:r>
         <w:rPr>
-          <w:rFonts w:ascii="Courier New" w:hAnsi="Courier New" w:cs="Courier New"/>
-          <w:sz w:val="24"/>
+          <w:rFonts w:ascii="Times New Roman" w:hAnsi="Times New Roman" w:cs="Times New Roman" w:eastAsia="Times New Roman"/>
+          <w:b w:val="0"/>
+          <w:i w:val="0"/>
+          <w:sz w:val="28"/>
           <w:color w:val="000000"/>
         </w:rPr>
         <w:t>COMMENT</w:t>
@@ -4478,8 +4584,10 @@
       </w:r>
       <w:r>
         <w:rPr>
-          <w:rFonts w:ascii="Courier New" w:hAnsi="Courier New" w:cs="Courier New"/>
-          <w:sz w:val="24"/>
+          <w:rFonts w:ascii="Times New Roman" w:hAnsi="Times New Roman" w:cs="Times New Roman" w:eastAsia="Times New Roman"/>
+          <w:b w:val="0"/>
+          <w:i w:val="0"/>
+          <w:sz w:val="28"/>
           <w:color w:val="000000"/>
         </w:rPr>
         <w:t>ENCODING</w:t>
@@ -4496,8 +4604,10 @@
       </w:r>
       <w:r>
         <w:rPr>
-          <w:rFonts w:ascii="Courier New" w:hAnsi="Courier New" w:cs="Courier New"/>
-          <w:sz w:val="24"/>
+          <w:rFonts w:ascii="Times New Roman" w:hAnsi="Times New Roman" w:cs="Times New Roman" w:eastAsia="Times New Roman"/>
+          <w:b w:val="0"/>
+          <w:i w:val="0"/>
+          <w:sz w:val="28"/>
           <w:color w:val="000000"/>
         </w:rPr>
         <w:t>ENDMARKER</w:t>
@@ -4548,8 +4658,10 @@
       </w:r>
       <w:r>
         <w:rPr>
-          <w:rFonts w:ascii="Courier New" w:hAnsi="Courier New" w:cs="Courier New"/>
-          <w:sz w:val="24"/>
+          <w:rFonts w:ascii="Times New Roman" w:hAnsi="Times New Roman" w:cs="Times New Roman" w:eastAsia="Times New Roman"/>
+          <w:b w:val="0"/>
+          <w:i w:val="0"/>
+          <w:sz w:val="28"/>
           <w:color w:val="000000"/>
         </w:rPr>
         <w:t>Tokenizer</w:t>
@@ -4566,8 +4678,10 @@
       </w:r>
       <w:r>
         <w:rPr>
-          <w:rFonts w:ascii="Courier New" w:hAnsi="Courier New" w:cs="Courier New"/>
-          <w:sz w:val="24"/>
+          <w:rFonts w:ascii="Times New Roman" w:hAnsi="Times New Roman" w:cs="Times New Roman" w:eastAsia="Times New Roman"/>
+          <w:b w:val="0"/>
+          <w:i w:val="0"/>
+          <w:sz w:val="28"/>
           <w:color w:val="000000"/>
         </w:rPr>
         <w:t>(kind, start, end, raw)</w:t>
@@ -5188,8 +5302,10 @@
       </w:r>
       <w:r>
         <w:rPr>
-          <w:rFonts w:ascii="Courier New" w:hAnsi="Courier New" w:cs="Courier New"/>
-          <w:sz w:val="24"/>
+          <w:rFonts w:ascii="Times New Roman" w:hAnsi="Times New Roman" w:cs="Times New Roman" w:eastAsia="Times New Roman"/>
+          <w:b w:val="0"/>
+          <w:i w:val="0"/>
+          <w:sz w:val="28"/>
           <w:color w:val="000000"/>
         </w:rPr>
         <w:t>Fingerprint</w:t>
@@ -5515,8 +5631,10 @@
       </w:r>
       <w:r>
         <w:rPr>
-          <w:rFonts w:ascii="Courier New" w:hAnsi="Courier New" w:cs="Courier New"/>
-          <w:sz w:val="24"/>
+          <w:rFonts w:ascii="Times New Roman" w:hAnsi="Times New Roman" w:cs="Times New Roman" w:eastAsia="Times New Roman"/>
+          <w:b w:val="0"/>
+          <w:i w:val="0"/>
+          <w:sz w:val="28"/>
           <w:color w:val="000000"/>
         </w:rPr>
         <w:t>pair_shares</w:t>
@@ -5818,8 +5936,10 @@
       </w:r>
       <w:r>
         <w:rPr>
-          <w:rFonts w:ascii="Courier New" w:hAnsi="Courier New" w:cs="Courier New"/>
-          <w:sz w:val="24"/>
+          <w:rFonts w:ascii="Times New Roman" w:hAnsi="Times New Roman" w:cs="Times New Roman" w:eastAsia="Times New Roman"/>
+          <w:b w:val="0"/>
+          <w:i w:val="0"/>
+          <w:sz w:val="28"/>
           <w:color w:val="000000"/>
         </w:rPr>
         <w:t>WINNOW_MIN_SCORE</w:t>
@@ -5836,8 +5956,10 @@
       </w:r>
       <w:r>
         <w:rPr>
-          <w:rFonts w:ascii="Courier New" w:hAnsi="Courier New" w:cs="Courier New"/>
-          <w:sz w:val="24"/>
+          <w:rFonts w:ascii="Times New Roman" w:hAnsi="Times New Roman" w:cs="Times New Roman" w:eastAsia="Times New Roman"/>
+          <w:b w:val="0"/>
+          <w:i w:val="0"/>
+          <w:sz w:val="28"/>
           <w:color w:val="000000"/>
         </w:rPr>
         <w:t>def IDENT ( IDENT ) :</w:t>
@@ -5871,8 +5993,10 @@
       </w:r>
       <w:r>
         <w:rPr>
-          <w:rFonts w:ascii="Courier New" w:hAnsi="Courier New" w:cs="Courier New"/>
-          <w:sz w:val="24"/>
+          <w:rFonts w:ascii="Times New Roman" w:hAnsi="Times New Roman" w:cs="Times New Roman" w:eastAsia="Times New Roman"/>
+          <w:b w:val="0"/>
+          <w:i w:val="0"/>
+          <w:sz w:val="28"/>
           <w:color w:val="000000"/>
         </w:rPr>
         <w:t>CohortSpan</w:t>
@@ -5923,8 +6047,10 @@
       </w:r>
       <w:r>
         <w:rPr>
-          <w:rFonts w:ascii="Courier New" w:hAnsi="Courier New" w:cs="Courier New"/>
-          <w:sz w:val="24"/>
+          <w:rFonts w:ascii="Times New Roman" w:hAnsi="Times New Roman" w:cs="Times New Roman" w:eastAsia="Times New Roman"/>
+          <w:b w:val="0"/>
+          <w:i w:val="0"/>
+          <w:sz w:val="28"/>
           <w:color w:val="000000"/>
         </w:rPr>
         <w:t>for</w:t>
@@ -5941,8 +6067,10 @@
       </w:r>
       <w:r>
         <w:rPr>
-          <w:rFonts w:ascii="Courier New" w:hAnsi="Courier New" w:cs="Courier New"/>
-          <w:sz w:val="24"/>
+          <w:rFonts w:ascii="Times New Roman" w:hAnsi="Times New Roman" w:cs="Times New Roman" w:eastAsia="Times New Roman"/>
+          <w:b w:val="0"/>
+          <w:i w:val="0"/>
+          <w:sz w:val="28"/>
           <w:color w:val="000000"/>
         </w:rPr>
         <w:t>while</w:t>
@@ -5976,8 +6104,10 @@
       </w:r>
       <w:r>
         <w:rPr>
-          <w:rFonts w:ascii="Courier New" w:hAnsi="Courier New" w:cs="Courier New"/>
-          <w:sz w:val="24"/>
+          <w:rFonts w:ascii="Times New Roman" w:hAnsi="Times New Roman" w:cs="Times New Roman" w:eastAsia="Times New Roman"/>
+          <w:b w:val="0"/>
+          <w:i w:val="0"/>
+          <w:sz w:val="28"/>
           <w:color w:val="000000"/>
         </w:rPr>
         <w:t>signals.cohort.ast_hash</w:t>
@@ -6021,8 +6151,10 @@
       </w:r>
       <w:r>
         <w:rPr>
-          <w:rFonts w:ascii="Courier New" w:hAnsi="Courier New" w:cs="Courier New"/>
-          <w:sz w:val="24"/>
+          <w:rFonts w:ascii="Times New Roman" w:hAnsi="Times New Roman" w:cs="Times New Roman" w:eastAsia="Times New Roman"/>
+          <w:b w:val="0"/>
+          <w:i w:val="0"/>
+          <w:sz w:val="28"/>
           <w:color w:val="000000"/>
         </w:rPr>
         <w:t>ast.parse</w:t>
@@ -6056,8 +6188,10 @@
       </w:r>
       <w:r>
         <w:rPr>
-          <w:rFonts w:ascii="Courier New" w:hAnsi="Courier New" w:cs="Courier New"/>
-          <w:sz w:val="24"/>
+          <w:rFonts w:ascii="Times New Roman" w:hAnsi="Times New Roman" w:cs="Times New Roman" w:eastAsia="Times New Roman"/>
+          <w:b w:val="0"/>
+          <w:i w:val="0"/>
+          <w:sz w:val="28"/>
           <w:color w:val="000000"/>
         </w:rPr>
         <w:t>ast.Name</w:t>
@@ -6074,8 +6208,10 @@
       </w:r>
       <w:r>
         <w:rPr>
-          <w:rFonts w:ascii="Courier New" w:hAnsi="Courier New" w:cs="Courier New"/>
-          <w:sz w:val="24"/>
+          <w:rFonts w:ascii="Times New Roman" w:hAnsi="Times New Roman" w:cs="Times New Roman" w:eastAsia="Times New Roman"/>
+          <w:b w:val="0"/>
+          <w:i w:val="0"/>
+          <w:sz w:val="28"/>
           <w:color w:val="000000"/>
         </w:rPr>
         <w:t>"Name"</w:t>
@@ -6092,8 +6228,10 @@
       </w:r>
       <w:r>
         <w:rPr>
-          <w:rFonts w:ascii="Courier New" w:hAnsi="Courier New" w:cs="Courier New"/>
-          <w:sz w:val="24"/>
+          <w:rFonts w:ascii="Times New Roman" w:hAnsi="Times New Roman" w:cs="Times New Roman" w:eastAsia="Times New Roman"/>
+          <w:b w:val="0"/>
+          <w:i w:val="0"/>
+          <w:sz w:val="28"/>
           <w:color w:val="000000"/>
         </w:rPr>
         <w:t>"IDENT"</w:t>
@@ -6127,8 +6265,10 @@
       </w:r>
       <w:r>
         <w:rPr>
-          <w:rFonts w:ascii="Courier New" w:hAnsi="Courier New" w:cs="Courier New"/>
-          <w:sz w:val="24"/>
+          <w:rFonts w:ascii="Times New Roman" w:hAnsi="Times New Roman" w:cs="Times New Roman" w:eastAsia="Times New Roman"/>
+          <w:b w:val="0"/>
+          <w:i w:val="0"/>
+          <w:sz w:val="28"/>
           <w:color w:val="000000"/>
         </w:rPr>
         <w:t>ast.Constant</w:t>
@@ -6145,8 +6285,10 @@
       </w:r>
       <w:r>
         <w:rPr>
-          <w:rFonts w:ascii="Courier New" w:hAnsi="Courier New" w:cs="Courier New"/>
-          <w:sz w:val="24"/>
+          <w:rFonts w:ascii="Times New Roman" w:hAnsi="Times New Roman" w:cs="Times New Roman" w:eastAsia="Times New Roman"/>
+          <w:b w:val="0"/>
+          <w:i w:val="0"/>
+          <w:sz w:val="28"/>
           <w:color w:val="000000"/>
         </w:rPr>
         <w:t>"Constant"</w:t>
@@ -6163,8 +6305,10 @@
       </w:r>
       <w:r>
         <w:rPr>
-          <w:rFonts w:ascii="Courier New" w:hAnsi="Courier New" w:cs="Courier New"/>
-          <w:sz w:val="24"/>
+          <w:rFonts w:ascii="Times New Roman" w:hAnsi="Times New Roman" w:cs="Times New Roman" w:eastAsia="Times New Roman"/>
+          <w:b w:val="0"/>
+          <w:i w:val="0"/>
+          <w:sz w:val="28"/>
           <w:color w:val="000000"/>
         </w:rPr>
         <w:t>"NUM"</w:t>
@@ -6181,8 +6325,10 @@
       </w:r>
       <w:r>
         <w:rPr>
-          <w:rFonts w:ascii="Courier New" w:hAnsi="Courier New" w:cs="Courier New"/>
-          <w:sz w:val="24"/>
+          <w:rFonts w:ascii="Times New Roman" w:hAnsi="Times New Roman" w:cs="Times New Roman" w:eastAsia="Times New Roman"/>
+          <w:b w:val="0"/>
+          <w:i w:val="0"/>
+          <w:sz w:val="28"/>
           <w:color w:val="000000"/>
         </w:rPr>
         <w:t>"STR"</w:t>
@@ -6199,8 +6345,10 @@
       </w:r>
       <w:r>
         <w:rPr>
-          <w:rFonts w:ascii="Courier New" w:hAnsi="Courier New" w:cs="Courier New"/>
-          <w:sz w:val="24"/>
+          <w:rFonts w:ascii="Times New Roman" w:hAnsi="Times New Roman" w:cs="Times New Roman" w:eastAsia="Times New Roman"/>
+          <w:b w:val="0"/>
+          <w:i w:val="0"/>
+          <w:sz w:val="28"/>
           <w:color w:val="000000"/>
         </w:rPr>
         <w:t>"BYTES"</w:t>
@@ -6251,8 +6399,10 @@
       </w:r>
       <w:r>
         <w:rPr>
-          <w:rFonts w:ascii="Courier New" w:hAnsi="Courier New" w:cs="Courier New"/>
-          <w:sz w:val="24"/>
+          <w:rFonts w:ascii="Times New Roman" w:hAnsi="Times New Roman" w:cs="Times New Roman" w:eastAsia="Times New Roman"/>
+          <w:b w:val="0"/>
+          <w:i w:val="0"/>
+          <w:sz w:val="28"/>
           <w:color w:val="000000"/>
         </w:rPr>
         <w:t>name</w:t>
@@ -6269,8 +6419,10 @@
       </w:r>
       <w:r>
         <w:rPr>
-          <w:rFonts w:ascii="Courier New" w:hAnsi="Courier New" w:cs="Courier New"/>
-          <w:sz w:val="24"/>
+          <w:rFonts w:ascii="Times New Roman" w:hAnsi="Times New Roman" w:cs="Times New Roman" w:eastAsia="Times New Roman"/>
+          <w:b w:val="0"/>
+          <w:i w:val="0"/>
+          <w:sz w:val="28"/>
           <w:color w:val="000000"/>
         </w:rPr>
         <w:t>id</w:t>
@@ -6287,8 +6439,10 @@
       </w:r>
       <w:r>
         <w:rPr>
-          <w:rFonts w:ascii="Courier New" w:hAnsi="Courier New" w:cs="Courier New"/>
-          <w:sz w:val="24"/>
+          <w:rFonts w:ascii="Times New Roman" w:hAnsi="Times New Roman" w:cs="Times New Roman" w:eastAsia="Times New Roman"/>
+          <w:b w:val="0"/>
+          <w:i w:val="0"/>
+          <w:sz w:val="28"/>
           <w:color w:val="000000"/>
         </w:rPr>
         <w:t>attr</w:t>
@@ -6305,8 +6459,10 @@
       </w:r>
       <w:r>
         <w:rPr>
-          <w:rFonts w:ascii="Courier New" w:hAnsi="Courier New" w:cs="Courier New"/>
-          <w:sz w:val="24"/>
+          <w:rFonts w:ascii="Times New Roman" w:hAnsi="Times New Roman" w:cs="Times New Roman" w:eastAsia="Times New Roman"/>
+          <w:b w:val="0"/>
+          <w:i w:val="0"/>
+          <w:sz w:val="28"/>
           <w:color w:val="000000"/>
         </w:rPr>
         <w:t>module</w:t>
@@ -6323,8 +6479,10 @@
       </w:r>
       <w:r>
         <w:rPr>
-          <w:rFonts w:ascii="Courier New" w:hAnsi="Courier New" w:cs="Courier New"/>
-          <w:sz w:val="24"/>
+          <w:rFonts w:ascii="Times New Roman" w:hAnsi="Times New Roman" w:cs="Times New Roman" w:eastAsia="Times New Roman"/>
+          <w:b w:val="0"/>
+          <w:i w:val="0"/>
+          <w:sz w:val="28"/>
           <w:color w:val="000000"/>
         </w:rPr>
         <w:t>asname</w:t>
@@ -6341,8 +6499,10 @@
       </w:r>
       <w:r>
         <w:rPr>
-          <w:rFonts w:ascii="Courier New" w:hAnsi="Courier New" w:cs="Courier New"/>
-          <w:sz w:val="24"/>
+          <w:rFonts w:ascii="Times New Roman" w:hAnsi="Times New Roman" w:cs="Times New Roman" w:eastAsia="Times New Roman"/>
+          <w:b w:val="0"/>
+          <w:i w:val="0"/>
+          <w:sz w:val="28"/>
           <w:color w:val="000000"/>
         </w:rPr>
         <w:t>arg</w:t>
@@ -6359,8 +6519,10 @@
       </w:r>
       <w:r>
         <w:rPr>
-          <w:rFonts w:ascii="Courier New" w:hAnsi="Courier New" w:cs="Courier New"/>
-          <w:sz w:val="24"/>
+          <w:rFonts w:ascii="Times New Roman" w:hAnsi="Times New Roman" w:cs="Times New Roman" w:eastAsia="Times New Roman"/>
+          <w:b w:val="0"/>
+          <w:i w:val="0"/>
+          <w:sz w:val="28"/>
           <w:color w:val="000000"/>
         </w:rPr>
         <w:t>IDENT</w:t>
@@ -6377,8 +6539,10 @@
       </w:r>
       <w:r>
         <w:rPr>
-          <w:rFonts w:ascii="Courier New" w:hAnsi="Courier New" w:cs="Courier New"/>
-          <w:sz w:val="24"/>
+          <w:rFonts w:ascii="Times New Roman" w:hAnsi="Times New Roman" w:cs="Times New Roman" w:eastAsia="Times New Roman"/>
+          <w:b w:val="0"/>
+          <w:i w:val="0"/>
+          <w:sz w:val="28"/>
           <w:color w:val="000000"/>
         </w:rPr>
         <w:t>value</w:t>
@@ -6395,8 +6559,10 @@
       </w:r>
       <w:r>
         <w:rPr>
-          <w:rFonts w:ascii="Courier New" w:hAnsi="Courier New" w:cs="Courier New"/>
-          <w:sz w:val="24"/>
+          <w:rFonts w:ascii="Times New Roman" w:hAnsi="Times New Roman" w:cs="Times New Roman" w:eastAsia="Times New Roman"/>
+          <w:b w:val="0"/>
+          <w:i w:val="0"/>
+          <w:sz w:val="28"/>
           <w:color w:val="000000"/>
         </w:rPr>
         <w:t>NUM</w:t>
@@ -6430,8 +6596,10 @@
       </w:r>
       <w:r>
         <w:rPr>
-          <w:rFonts w:ascii="Courier New" w:hAnsi="Courier New" w:cs="Courier New"/>
-          <w:sz w:val="24"/>
+          <w:rFonts w:ascii="Times New Roman" w:hAnsi="Times New Roman" w:cs="Times New Roman" w:eastAsia="Times New Roman"/>
+          <w:b w:val="0"/>
+          <w:i w:val="0"/>
+          <w:sz w:val="28"/>
           <w:color w:val="000000"/>
         </w:rPr>
         <w:t>MIN_SUBTREE_SIZE</w:t>
@@ -6448,8 +6616,10 @@
       </w:r>
       <w:r>
         <w:rPr>
-          <w:rFonts w:ascii="Courier New" w:hAnsi="Courier New" w:cs="Courier New"/>
-          <w:sz w:val="24"/>
+          <w:rFonts w:ascii="Times New Roman" w:hAnsi="Times New Roman" w:cs="Times New Roman" w:eastAsia="Times New Roman"/>
+          <w:b w:val="0"/>
+          <w:i w:val="0"/>
+          <w:sz w:val="28"/>
           <w:color w:val="000000"/>
         </w:rPr>
         <w:t>Name</w:t>
@@ -6466,8 +6636,10 @@
       </w:r>
       <w:r>
         <w:rPr>
-          <w:rFonts w:ascii="Courier New" w:hAnsi="Courier New" w:cs="Courier New"/>
-          <w:sz w:val="24"/>
+          <w:rFonts w:ascii="Times New Roman" w:hAnsi="Times New Roman" w:cs="Times New Roman" w:eastAsia="Times New Roman"/>
+          <w:b w:val="0"/>
+          <w:i w:val="0"/>
+          <w:sz w:val="28"/>
           <w:color w:val="000000"/>
         </w:rPr>
         <w:t>Load</w:t>
@@ -6484,8 +6656,10 @@
       </w:r>
       <w:r>
         <w:rPr>
-          <w:rFonts w:ascii="Courier New" w:hAnsi="Courier New" w:cs="Courier New"/>
-          <w:sz w:val="24"/>
+          <w:rFonts w:ascii="Times New Roman" w:hAnsi="Times New Roman" w:cs="Times New Roman" w:eastAsia="Times New Roman"/>
+          <w:b w:val="0"/>
+          <w:i w:val="0"/>
+          <w:sz w:val="28"/>
           <w:color w:val="000000"/>
         </w:rPr>
         <w:t>Store</w:t>
@@ -6529,8 +6703,10 @@
       </w:r>
       <w:r>
         <w:rPr>
-          <w:rFonts w:ascii="Courier New" w:hAnsi="Courier New" w:cs="Courier New"/>
-          <w:sz w:val="24"/>
+          <w:rFonts w:ascii="Times New Roman" w:hAnsi="Times New Roman" w:cs="Times New Roman" w:eastAsia="Times New Roman"/>
+          <w:b w:val="0"/>
+          <w:i w:val="0"/>
+          <w:sz w:val="28"/>
           <w:color w:val="000000"/>
         </w:rPr>
         <w:t>fib(n - NUM) + fib(n - NUM)</w:t>
@@ -6547,8 +6723,10 @@
       </w:r>
       <w:r>
         <w:rPr>
-          <w:rFonts w:ascii="Courier New" w:hAnsi="Courier New" w:cs="Courier New"/>
-          <w:sz w:val="24"/>
+          <w:rFonts w:ascii="Times New Roman" w:hAnsi="Times New Roman" w:cs="Times New Roman" w:eastAsia="Times New Roman"/>
+          <w:b w:val="0"/>
+          <w:i w:val="0"/>
+          <w:sz w:val="28"/>
           <w:color w:val="000000"/>
         </w:rPr>
         <w:t>AST_MIN_SCORE</w:t>
@@ -6599,8 +6777,10 @@
       </w:r>
       <w:r>
         <w:rPr>
-          <w:rFonts w:ascii="Courier New" w:hAnsi="Courier New" w:cs="Courier New"/>
-          <w:sz w:val="24"/>
+          <w:rFonts w:ascii="Times New Roman" w:hAnsi="Times New Roman" w:cs="Times New Roman" w:eastAsia="Times New Roman"/>
+          <w:b w:val="0"/>
+          <w:i w:val="0"/>
+          <w:sz w:val="28"/>
           <w:color w:val="000000"/>
         </w:rPr>
         <w:t>signals.cohort.compare.find_matches</w:t>
@@ -6617,8 +6797,10 @@
       </w:r>
       <w:r>
         <w:rPr>
-          <w:rFonts w:ascii="Courier New" w:hAnsi="Courier New" w:cs="Courier New"/>
-          <w:sz w:val="24"/>
+          <w:rFonts w:ascii="Times New Roman" w:hAnsi="Times New Roman" w:cs="Times New Roman" w:eastAsia="Times New Roman"/>
+          <w:b w:val="0"/>
+          <w:i w:val="0"/>
+          <w:sz w:val="28"/>
           <w:color w:val="000000"/>
         </w:rPr>
         <w:t>CohortMatch</w:t>
@@ -6635,8 +6817,10 @@
       </w:r>
       <w:r>
         <w:rPr>
-          <w:rFonts w:ascii="Courier New" w:hAnsi="Courier New" w:cs="Courier New"/>
-          <w:sz w:val="24"/>
+          <w:rFonts w:ascii="Times New Roman" w:hAnsi="Times New Roman" w:cs="Times New Roman" w:eastAsia="Times New Roman"/>
+          <w:b w:val="0"/>
+          <w:i w:val="0"/>
+          <w:sz w:val="28"/>
           <w:color w:val="000000"/>
         </w:rPr>
         <w:t>CohortMatch</w:t>
@@ -6653,8 +6837,10 @@
       </w:r>
       <w:r>
         <w:rPr>
-          <w:rFonts w:ascii="Courier New" w:hAnsi="Courier New" w:cs="Courier New"/>
-          <w:sz w:val="24"/>
+          <w:rFonts w:ascii="Times New Roman" w:hAnsi="Times New Roman" w:cs="Times New Roman" w:eastAsia="Times New Roman"/>
+          <w:b w:val="0"/>
+          <w:i w:val="0"/>
+          <w:sz w:val="28"/>
           <w:color w:val="000000"/>
         </w:rPr>
         <w:t>winnowing</w:t>
@@ -6671,8 +6857,10 @@
       </w:r>
       <w:r>
         <w:rPr>
-          <w:rFonts w:ascii="Courier New" w:hAnsi="Courier New" w:cs="Courier New"/>
-          <w:sz w:val="24"/>
+          <w:rFonts w:ascii="Times New Roman" w:hAnsi="Times New Roman" w:cs="Times New Roman" w:eastAsia="Times New Roman"/>
+          <w:b w:val="0"/>
+          <w:i w:val="0"/>
+          <w:sz w:val="28"/>
           <w:color w:val="000000"/>
         </w:rPr>
         <w:t>ast</w:t>
@@ -7082,8 +7270,10 @@
       </w:r>
       <w:r>
         <w:rPr>
-          <w:rFonts w:ascii="Courier New" w:hAnsi="Courier New" w:cs="Courier New"/>
-          <w:sz w:val="24"/>
+          <w:rFonts w:ascii="Times New Roman" w:hAnsi="Times New Roman" w:cs="Times New Roman" w:eastAsia="Times New Roman"/>
+          <w:b w:val="0"/>
+          <w:i w:val="0"/>
+          <w:sz w:val="28"/>
           <w:color w:val="000000"/>
         </w:rPr>
         <w:t>def IDENT ( IDENT ) :</w:t>
@@ -7127,8 +7317,10 @@
       </w:r>
       <w:r>
         <w:rPr>
-          <w:rFonts w:ascii="Courier New" w:hAnsi="Courier New" w:cs="Courier New"/>
-          <w:sz w:val="24"/>
+          <w:rFonts w:ascii="Times New Roman" w:hAnsi="Times New Roman" w:cs="Times New Roman" w:eastAsia="Times New Roman"/>
+          <w:b w:val="0"/>
+          <w:i w:val="0"/>
+          <w:sz w:val="28"/>
           <w:color w:val="000000"/>
         </w:rPr>
         <w:t>Tokenizer</w:t>
@@ -7145,8 +7337,10 @@
       </w:r>
       <w:r>
         <w:rPr>
-          <w:rFonts w:ascii="Courier New" w:hAnsi="Courier New" w:cs="Courier New"/>
-          <w:sz w:val="24"/>
+          <w:rFonts w:ascii="Times New Roman" w:hAnsi="Times New Roman" w:cs="Times New Roman" w:eastAsia="Times New Roman"/>
+          <w:b w:val="0"/>
+          <w:i w:val="0"/>
+          <w:sz w:val="28"/>
           <w:color w:val="000000"/>
         </w:rPr>
         <w:t>ast</w:t>
@@ -7224,8 +7418,10 @@
       </w:r>
       <w:r>
         <w:rPr>
-          <w:rFonts w:ascii="Courier New" w:hAnsi="Courier New" w:cs="Courier New"/>
-          <w:sz w:val="24"/>
+          <w:rFonts w:ascii="Times New Roman" w:hAnsi="Times New Roman" w:cs="Times New Roman" w:eastAsia="Times New Roman"/>
+          <w:b w:val="0"/>
+          <w:i w:val="0"/>
+          <w:sz w:val="28"/>
           <w:color w:val="000000"/>
         </w:rPr>
         <w:t>eval/datasets/synthetic.generate_cohort</w:t>
@@ -7424,8 +7620,10 @@
       </w:r>
       <w:r>
         <w:rPr>
-          <w:rFonts w:ascii="Courier New" w:hAnsi="Courier New" w:cs="Courier New"/>
-          <w:sz w:val="24"/>
+          <w:rFonts w:ascii="Times New Roman" w:hAnsi="Times New Roman" w:cs="Times New Roman" w:eastAsia="Times New Roman"/>
+          <w:b w:val="0"/>
+          <w:i w:val="0"/>
+          <w:sz w:val="28"/>
           <w:color w:val="000000"/>
         </w:rPr>
         <w:t>python -m eval.run_eval --signal cohort --synthetic</w:t>
@@ -7442,8 +7640,10 @@
       </w:r>
       <w:r>
         <w:rPr>
-          <w:rFonts w:ascii="Courier New" w:hAnsi="Courier New" w:cs="Courier New"/>
-          <w:sz w:val="24"/>
+          <w:rFonts w:ascii="Times New Roman" w:hAnsi="Times New Roman" w:cs="Times New Roman" w:eastAsia="Times New Roman"/>
+          <w:b w:val="0"/>
+          <w:i w:val="0"/>
+          <w:sz w:val="28"/>
           <w:color w:val="000000"/>
         </w:rPr>
         <w:t>eval/reports/</w:t>
@@ -7507,7 +7707,7 @@
                 <w:rFonts w:ascii="Times New Roman" w:hAnsi="Times New Roman" w:cs="Times New Roman" w:eastAsia="Times New Roman"/>
                 <w:b/>
                 <w:i w:val="0"/>
-                <w:sz w:val="24"/>
+                <w:sz w:val="28"/>
                 <w:color w:val="000000"/>
               </w:rPr>
               <w:t>Категорія</w:t>
@@ -7530,7 +7730,7 @@
                 <w:rFonts w:ascii="Times New Roman" w:hAnsi="Times New Roman" w:cs="Times New Roman" w:eastAsia="Times New Roman"/>
                 <w:b/>
                 <w:i w:val="0"/>
-                <w:sz w:val="24"/>
+                <w:sz w:val="28"/>
                 <w:color w:val="000000"/>
               </w:rPr>
               <w:t>Кількість</w:t>
@@ -7553,7 +7753,7 @@
                 <w:rFonts w:ascii="Times New Roman" w:hAnsi="Times New Roman" w:cs="Times New Roman" w:eastAsia="Times New Roman"/>
                 <w:b/>
                 <w:i w:val="0"/>
-                <w:sz w:val="24"/>
+                <w:sz w:val="28"/>
                 <w:color w:val="000000"/>
               </w:rPr>
               <w:t>Winnowing виявив (поріг 0.30)</w:t>
@@ -7576,7 +7776,7 @@
                 <w:rFonts w:ascii="Times New Roman" w:hAnsi="Times New Roman" w:cs="Times New Roman" w:eastAsia="Times New Roman"/>
                 <w:b/>
                 <w:i w:val="0"/>
-                <w:sz w:val="24"/>
+                <w:sz w:val="28"/>
                 <w:color w:val="000000"/>
               </w:rPr>
               <w:t>AST виявив (поріг 0.30)</w:t>
@@ -7599,7 +7799,7 @@
                 <w:rFonts w:ascii="Times New Roman" w:hAnsi="Times New Roman" w:cs="Times New Roman" w:eastAsia="Times New Roman"/>
                 <w:b/>
                 <w:i w:val="0"/>
-                <w:sz w:val="24"/>
+                <w:sz w:val="28"/>
                 <w:color w:val="000000"/>
               </w:rPr>
               <w:t>Об'єднаний канал виявив</w:t>
@@ -7624,7 +7824,7 @@
                 <w:rFonts w:ascii="Times New Roman" w:hAnsi="Times New Roman" w:cs="Times New Roman" w:eastAsia="Times New Roman"/>
                 <w:b w:val="0"/>
                 <w:i w:val="0"/>
-                <w:sz w:val="24"/>
+                <w:sz w:val="28"/>
                 <w:color w:val="000000"/>
               </w:rPr>
               <w:t>unrelated</w:t>
@@ -7647,7 +7847,7 @@
                 <w:rFonts w:ascii="Times New Roman" w:hAnsi="Times New Roman" w:cs="Times New Roman" w:eastAsia="Times New Roman"/>
                 <w:b w:val="0"/>
                 <w:i w:val="0"/>
-                <w:sz w:val="24"/>
+                <w:sz w:val="28"/>
                 <w:color w:val="000000"/>
               </w:rPr>
               <w:t>60</w:t>
@@ -7670,7 +7870,7 @@
                 <w:rFonts w:ascii="Times New Roman" w:hAnsi="Times New Roman" w:cs="Times New Roman" w:eastAsia="Times New Roman"/>
                 <w:b w:val="0"/>
                 <w:i w:val="0"/>
-                <w:sz w:val="24"/>
+                <w:sz w:val="28"/>
                 <w:color w:val="000000"/>
               </w:rPr>
               <w:t>0</w:t>
@@ -7693,7 +7893,7 @@
                 <w:rFonts w:ascii="Times New Roman" w:hAnsi="Times New Roman" w:cs="Times New Roman" w:eastAsia="Times New Roman"/>
                 <w:b w:val="0"/>
                 <w:i w:val="0"/>
-                <w:sz w:val="24"/>
+                <w:sz w:val="28"/>
                 <w:color w:val="000000"/>
               </w:rPr>
               <w:t>0</w:t>
@@ -7716,7 +7916,7 @@
                 <w:rFonts w:ascii="Times New Roman" w:hAnsi="Times New Roman" w:cs="Times New Roman" w:eastAsia="Times New Roman"/>
                 <w:b w:val="0"/>
                 <w:i w:val="0"/>
-                <w:sz w:val="24"/>
+                <w:sz w:val="28"/>
                 <w:color w:val="000000"/>
               </w:rPr>
               <w:t>0</w:t>
@@ -7741,7 +7941,7 @@
                 <w:rFonts w:ascii="Times New Roman" w:hAnsi="Times New Roman" w:cs="Times New Roman" w:eastAsia="Times New Roman"/>
                 <w:b w:val="0"/>
                 <w:i w:val="0"/>
-                <w:sz w:val="24"/>
+                <w:sz w:val="28"/>
                 <w:color w:val="000000"/>
               </w:rPr>
               <w:t>exact_copy</w:t>
@@ -7764,7 +7964,7 @@
                 <w:rFonts w:ascii="Times New Roman" w:hAnsi="Times New Roman" w:cs="Times New Roman" w:eastAsia="Times New Roman"/>
                 <w:b w:val="0"/>
                 <w:i w:val="0"/>
-                <w:sz w:val="24"/>
+                <w:sz w:val="28"/>
                 <w:color w:val="000000"/>
               </w:rPr>
               <w:t>15</w:t>
@@ -7787,7 +7987,7 @@
                 <w:rFonts w:ascii="Times New Roman" w:hAnsi="Times New Roman" w:cs="Times New Roman" w:eastAsia="Times New Roman"/>
                 <w:b w:val="0"/>
                 <w:i w:val="0"/>
-                <w:sz w:val="24"/>
+                <w:sz w:val="28"/>
                 <w:color w:val="000000"/>
               </w:rPr>
               <w:t>15</w:t>
@@ -7810,7 +8010,7 @@
                 <w:rFonts w:ascii="Times New Roman" w:hAnsi="Times New Roman" w:cs="Times New Roman" w:eastAsia="Times New Roman"/>
                 <w:b w:val="0"/>
                 <w:i w:val="0"/>
-                <w:sz w:val="24"/>
+                <w:sz w:val="28"/>
                 <w:color w:val="000000"/>
               </w:rPr>
               <w:t>15</w:t>
@@ -7833,7 +8033,7 @@
                 <w:rFonts w:ascii="Times New Roman" w:hAnsi="Times New Roman" w:cs="Times New Roman" w:eastAsia="Times New Roman"/>
                 <w:b w:val="0"/>
                 <w:i w:val="0"/>
-                <w:sz w:val="24"/>
+                <w:sz w:val="28"/>
                 <w:color w:val="000000"/>
               </w:rPr>
               <w:t>15</w:t>
@@ -7858,7 +8058,7 @@
                 <w:rFonts w:ascii="Times New Roman" w:hAnsi="Times New Roman" w:cs="Times New Roman" w:eastAsia="Times New Roman"/>
                 <w:b w:val="0"/>
                 <w:i w:val="0"/>
-                <w:sz w:val="24"/>
+                <w:sz w:val="28"/>
                 <w:color w:val="000000"/>
               </w:rPr>
               <w:t>reordered</w:t>
@@ -7881,7 +8081,7 @@
                 <w:rFonts w:ascii="Times New Roman" w:hAnsi="Times New Roman" w:cs="Times New Roman" w:eastAsia="Times New Roman"/>
                 <w:b w:val="0"/>
                 <w:i w:val="0"/>
-                <w:sz w:val="24"/>
+                <w:sz w:val="28"/>
                 <w:color w:val="000000"/>
               </w:rPr>
               <w:t>10</w:t>
@@ -7904,7 +8104,7 @@
                 <w:rFonts w:ascii="Times New Roman" w:hAnsi="Times New Roman" w:cs="Times New Roman" w:eastAsia="Times New Roman"/>
                 <w:b w:val="0"/>
                 <w:i w:val="0"/>
-                <w:sz w:val="24"/>
+                <w:sz w:val="28"/>
                 <w:color w:val="000000"/>
               </w:rPr>
               <w:t>10</w:t>
@@ -7927,7 +8127,7 @@
                 <w:rFonts w:ascii="Times New Roman" w:hAnsi="Times New Roman" w:cs="Times New Roman" w:eastAsia="Times New Roman"/>
                 <w:b w:val="0"/>
                 <w:i w:val="0"/>
-                <w:sz w:val="24"/>
+                <w:sz w:val="28"/>
                 <w:color w:val="000000"/>
               </w:rPr>
               <w:t>10</w:t>
@@ -7950,7 +8150,7 @@
                 <w:rFonts w:ascii="Times New Roman" w:hAnsi="Times New Roman" w:cs="Times New Roman" w:eastAsia="Times New Roman"/>
                 <w:b w:val="0"/>
                 <w:i w:val="0"/>
-                <w:sz w:val="24"/>
+                <w:sz w:val="28"/>
                 <w:color w:val="000000"/>
               </w:rPr>
               <w:t>10</w:t>
@@ -7975,7 +8175,7 @@
                 <w:rFonts w:ascii="Times New Roman" w:hAnsi="Times New Roman" w:cs="Times New Roman" w:eastAsia="Times New Roman"/>
                 <w:b w:val="0"/>
                 <w:i w:val="0"/>
-                <w:sz w:val="24"/>
+                <w:sz w:val="28"/>
                 <w:color w:val="000000"/>
               </w:rPr>
               <w:t>renamed</w:t>
@@ -7998,7 +8198,7 @@
                 <w:rFonts w:ascii="Times New Roman" w:hAnsi="Times New Roman" w:cs="Times New Roman" w:eastAsia="Times New Roman"/>
                 <w:b w:val="0"/>
                 <w:i w:val="0"/>
-                <w:sz w:val="24"/>
+                <w:sz w:val="28"/>
                 <w:color w:val="000000"/>
               </w:rPr>
               <w:t>15</w:t>
@@ -8021,7 +8221,7 @@
                 <w:rFonts w:ascii="Times New Roman" w:hAnsi="Times New Roman" w:cs="Times New Roman" w:eastAsia="Times New Roman"/>
                 <w:b w:val="0"/>
                 <w:i w:val="0"/>
-                <w:sz w:val="24"/>
+                <w:sz w:val="28"/>
                 <w:color w:val="000000"/>
               </w:rPr>
               <w:t>15</w:t>
@@ -8044,7 +8244,7 @@
                 <w:rFonts w:ascii="Times New Roman" w:hAnsi="Times New Roman" w:cs="Times New Roman" w:eastAsia="Times New Roman"/>
                 <w:b w:val="0"/>
                 <w:i w:val="0"/>
-                <w:sz w:val="24"/>
+                <w:sz w:val="28"/>
                 <w:color w:val="000000"/>
               </w:rPr>
               <w:t>15</w:t>
@@ -8067,7 +8267,7 @@
                 <w:rFonts w:ascii="Times New Roman" w:hAnsi="Times New Roman" w:cs="Times New Roman" w:eastAsia="Times New Roman"/>
                 <w:b w:val="0"/>
                 <w:i w:val="0"/>
-                <w:sz w:val="24"/>
+                <w:sz w:val="28"/>
                 <w:color w:val="000000"/>
               </w:rPr>
               <w:t>15</w:t>
@@ -8148,8 +8348,10 @@
       </w:r>
       <w:r>
         <w:rPr>
-          <w:rFonts w:ascii="Courier New" w:hAnsi="Courier New" w:cs="Courier New"/>
-          <w:sz w:val="24"/>
+          <w:rFonts w:ascii="Times New Roman" w:hAnsi="Times New Roman" w:cs="Times New Roman" w:eastAsia="Times New Roman"/>
+          <w:b w:val="0"/>
+          <w:i w:val="0"/>
+          <w:sz w:val="28"/>
           <w:color w:val="000000"/>
         </w:rPr>
         <w:t>testFiles/</w:t>
@@ -8166,8 +8368,10 @@
       </w:r>
       <w:r>
         <w:rPr>
-          <w:rFonts w:ascii="Courier New" w:hAnsi="Courier New" w:cs="Courier New"/>
-          <w:sz w:val="24"/>
+          <w:rFonts w:ascii="Times New Roman" w:hAnsi="Times New Roman" w:cs="Times New Roman" w:eastAsia="Times New Roman"/>
+          <w:b w:val="0"/>
+          <w:i w:val="0"/>
+          <w:sz w:val="28"/>
           <w:color w:val="000000"/>
         </w:rPr>
         <w:t>python -m eval.run_eval --system mixed --synthetic</w:t>
@@ -8435,8 +8639,10 @@
       </w:r>
       <w:r>
         <w:rPr>
-          <w:rFonts w:ascii="Courier New" w:hAnsi="Courier New" w:cs="Courier New"/>
-          <w:sz w:val="24"/>
+          <w:rFonts w:ascii="Times New Roman" w:hAnsi="Times New Roman" w:cs="Times New Roman" w:eastAsia="Times New Roman"/>
+          <w:b w:val="0"/>
+          <w:i w:val="0"/>
+          <w:sz w:val="28"/>
           <w:color w:val="000000"/>
         </w:rPr>
         <w:t>app/signals/ai_leakage/rules/</w:t>
@@ -8453,8 +8659,10 @@
       </w:r>
       <w:r>
         <w:rPr>
-          <w:rFonts w:ascii="Courier New" w:hAnsi="Courier New" w:cs="Courier New"/>
-          <w:sz w:val="24"/>
+          <w:rFonts w:ascii="Times New Roman" w:hAnsi="Times New Roman" w:cs="Times New Roman" w:eastAsia="Times New Roman"/>
+          <w:b w:val="0"/>
+          <w:i w:val="0"/>
+          <w:sz w:val="28"/>
           <w:color w:val="000000"/>
         </w:rPr>
         <w:t>Rule</w:t>
@@ -8471,8 +8679,10 @@
       </w:r>
       <w:r>
         <w:rPr>
-          <w:rFonts w:ascii="Courier New" w:hAnsi="Courier New" w:cs="Courier New"/>
-          <w:sz w:val="24"/>
+          <w:rFonts w:ascii="Times New Roman" w:hAnsi="Times New Roman" w:cs="Times New Roman" w:eastAsia="Times New Roman"/>
+          <w:b w:val="0"/>
+          <w:i w:val="0"/>
+          <w:sz w:val="28"/>
           <w:color w:val="000000"/>
         </w:rPr>
         <w:t>id</w:t>
@@ -8489,8 +8699,10 @@
       </w:r>
       <w:r>
         <w:rPr>
-          <w:rFonts w:ascii="Courier New" w:hAnsi="Courier New" w:cs="Courier New"/>
-          <w:sz w:val="24"/>
+          <w:rFonts w:ascii="Times New Roman" w:hAnsi="Times New Roman" w:cs="Times New Roman" w:eastAsia="Times New Roman"/>
+          <w:b w:val="0"/>
+          <w:i w:val="0"/>
+          <w:sz w:val="28"/>
           <w:color w:val="000000"/>
         </w:rPr>
         <w:t>name</w:t>
@@ -8507,8 +8719,10 @@
       </w:r>
       <w:r>
         <w:rPr>
-          <w:rFonts w:ascii="Courier New" w:hAnsi="Courier New" w:cs="Courier New"/>
-          <w:sz w:val="24"/>
+          <w:rFonts w:ascii="Times New Roman" w:hAnsi="Times New Roman" w:cs="Times New Roman" w:eastAsia="Times New Roman"/>
+          <w:b w:val="0"/>
+          <w:i w:val="0"/>
+          <w:sz w:val="28"/>
           <w:color w:val="000000"/>
         </w:rPr>
         <w:t>family</w:t>
@@ -8525,8 +8739,10 @@
       </w:r>
       <w:r>
         <w:rPr>
-          <w:rFonts w:ascii="Courier New" w:hAnsi="Courier New" w:cs="Courier New"/>
-          <w:sz w:val="24"/>
+          <w:rFonts w:ascii="Times New Roman" w:hAnsi="Times New Roman" w:cs="Times New Roman" w:eastAsia="Times New Roman"/>
+          <w:b w:val="0"/>
+          <w:i w:val="0"/>
+          <w:sz w:val="28"/>
           <w:color w:val="000000"/>
         </w:rPr>
         <w:t>description</w:t>
@@ -8543,8 +8759,10 @@
       </w:r>
       <w:r>
         <w:rPr>
-          <w:rFonts w:ascii="Courier New" w:hAnsi="Courier New" w:cs="Courier New"/>
-          <w:sz w:val="24"/>
+          <w:rFonts w:ascii="Times New Roman" w:hAnsi="Times New Roman" w:cs="Times New Roman" w:eastAsia="Times New Roman"/>
+          <w:b w:val="0"/>
+          <w:i w:val="0"/>
+          <w:sz w:val="28"/>
           <w:color w:val="000000"/>
         </w:rPr>
         <w:t>detector</w:t>
@@ -8561,8 +8779,10 @@
       </w:r>
       <w:r>
         <w:rPr>
-          <w:rFonts w:ascii="Courier New" w:hAnsi="Courier New" w:cs="Courier New"/>
-          <w:sz w:val="24"/>
+          <w:rFonts w:ascii="Times New Roman" w:hAnsi="Times New Roman" w:cs="Times New Roman" w:eastAsia="Times New Roman"/>
+          <w:b w:val="0"/>
+          <w:i w:val="0"/>
+          <w:sz w:val="28"/>
           <w:color w:val="000000"/>
         </w:rPr>
         <w:t>app/signals/ai_leakage/taxonomy.md</w:t>
@@ -8623,8 +8843,10 @@
       </w:r>
       <w:r>
         <w:rPr>
-          <w:rFonts w:ascii="Courier New" w:hAnsi="Courier New" w:cs="Courier New"/>
-          <w:sz w:val="24"/>
+          <w:rFonts w:ascii="Times New Roman" w:hAnsi="Times New Roman" w:cs="Times New Roman" w:eastAsia="Times New Roman"/>
+          <w:b w:val="0"/>
+          <w:i w:val="0"/>
+          <w:sz w:val="28"/>
           <w:color w:val="000000"/>
         </w:rPr>
         <w:t>comment.certainly_heres</w:t>
@@ -8658,8 +8880,10 @@
       </w:r>
       <w:r>
         <w:rPr>
-          <w:rFonts w:ascii="Courier New" w:hAnsi="Courier New" w:cs="Courier New"/>
-          <w:sz w:val="24"/>
+          <w:rFonts w:ascii="Times New Roman" w:hAnsi="Times New Roman" w:cs="Times New Roman" w:eastAsia="Times New Roman"/>
+          <w:b w:val="0"/>
+          <w:i w:val="0"/>
+          <w:sz w:val="28"/>
           <w:color w:val="000000"/>
         </w:rPr>
         <w:t>comment.heres_the</w:t>
@@ -8693,8 +8917,10 @@
       </w:r>
       <w:r>
         <w:rPr>
-          <w:rFonts w:ascii="Courier New" w:hAnsi="Courier New" w:cs="Courier New"/>
-          <w:sz w:val="24"/>
+          <w:rFonts w:ascii="Times New Roman" w:hAnsi="Times New Roman" w:cs="Times New Roman" w:eastAsia="Times New Roman"/>
+          <w:b w:val="0"/>
+          <w:i w:val="0"/>
+          <w:sz w:val="28"/>
           <w:color w:val="000000"/>
         </w:rPr>
         <w:t>comment.as_an_ai</w:t>
@@ -8728,8 +8954,10 @@
       </w:r>
       <w:r>
         <w:rPr>
-          <w:rFonts w:ascii="Courier New" w:hAnsi="Courier New" w:cs="Courier New"/>
-          <w:sz w:val="24"/>
+          <w:rFonts w:ascii="Times New Roman" w:hAnsi="Times New Roman" w:cs="Times New Roman" w:eastAsia="Times New Roman"/>
+          <w:b w:val="0"/>
+          <w:i w:val="0"/>
+          <w:sz w:val="28"/>
           <w:color w:val="000000"/>
         </w:rPr>
         <w:t>comment.explanation_block</w:t>
@@ -8763,8 +8991,10 @@
       </w:r>
       <w:r>
         <w:rPr>
-          <w:rFonts w:ascii="Courier New" w:hAnsi="Courier New" w:cs="Courier New"/>
-          <w:sz w:val="24"/>
+          <w:rFonts w:ascii="Times New Roman" w:hAnsi="Times New Roman" w:cs="Times New Roman" w:eastAsia="Times New Roman"/>
+          <w:b w:val="0"/>
+          <w:i w:val="0"/>
+          <w:sz w:val="28"/>
           <w:color w:val="000000"/>
         </w:rPr>
         <w:t>comment.i_hope_this_helps</w:t>
@@ -8798,8 +9028,10 @@
       </w:r>
       <w:r>
         <w:rPr>
-          <w:rFonts w:ascii="Courier New" w:hAnsi="Courier New" w:cs="Courier New"/>
-          <w:sz w:val="24"/>
+          <w:rFonts w:ascii="Times New Roman" w:hAnsi="Times New Roman" w:cs="Times New Roman" w:eastAsia="Times New Roman"/>
+          <w:b w:val="0"/>
+          <w:i w:val="0"/>
+          <w:sz w:val="28"/>
           <w:color w:val="000000"/>
         </w:rPr>
         <w:t>comment.ua_zvychaino_in_comment</w:t>
@@ -8833,8 +9065,10 @@
       </w:r>
       <w:r>
         <w:rPr>
-          <w:rFonts w:ascii="Courier New" w:hAnsi="Courier New" w:cs="Courier New"/>
-          <w:sz w:val="24"/>
+          <w:rFonts w:ascii="Times New Roman" w:hAnsi="Times New Roman" w:cs="Times New Roman" w:eastAsia="Times New Roman"/>
+          <w:b w:val="0"/>
+          <w:i w:val="0"/>
+          <w:sz w:val="28"/>
           <w:color w:val="000000"/>
         </w:rPr>
         <w:t>comment.ua_os_funktsiya</w:t>
@@ -8868,8 +9102,10 @@
       </w:r>
       <w:r>
         <w:rPr>
-          <w:rFonts w:ascii="Courier New" w:hAnsi="Courier New" w:cs="Courier New"/>
-          <w:sz w:val="24"/>
+          <w:rFonts w:ascii="Times New Roman" w:hAnsi="Times New Roman" w:cs="Times New Roman" w:eastAsia="Times New Roman"/>
+          <w:b w:val="0"/>
+          <w:i w:val="0"/>
+          <w:sz w:val="28"/>
           <w:color w:val="000000"/>
         </w:rPr>
         <w:t>comment.ua_as_language_model</w:t>
@@ -8903,8 +9139,10 @@
       </w:r>
       <w:r>
         <w:rPr>
-          <w:rFonts w:ascii="Courier New" w:hAnsi="Courier New" w:cs="Courier New"/>
-          <w:sz w:val="24"/>
+          <w:rFonts w:ascii="Times New Roman" w:hAnsi="Times New Roman" w:cs="Times New Roman" w:eastAsia="Times New Roman"/>
+          <w:b w:val="0"/>
+          <w:i w:val="0"/>
+          <w:sz w:val="28"/>
           <w:color w:val="000000"/>
         </w:rPr>
         <w:t>comment.ua_spodivaius_dopomozhe</w:t>
@@ -8965,8 +9203,10 @@
       </w:r>
       <w:r>
         <w:rPr>
-          <w:rFonts w:ascii="Courier New" w:hAnsi="Courier New" w:cs="Courier New"/>
-          <w:sz w:val="24"/>
+          <w:rFonts w:ascii="Times New Roman" w:hAnsi="Times New Roman" w:cs="Times New Roman" w:eastAsia="Times New Roman"/>
+          <w:b w:val="0"/>
+          <w:i w:val="0"/>
+          <w:sz w:val="28"/>
           <w:color w:val="000000"/>
         </w:rPr>
         <w:t>boilerplate.example_usage_comment</w:t>
@@ -8983,8 +9223,10 @@
       </w:r>
       <w:r>
         <w:rPr>
-          <w:rFonts w:ascii="Courier New" w:hAnsi="Courier New" w:cs="Courier New"/>
-          <w:sz w:val="24"/>
+          <w:rFonts w:ascii="Times New Roman" w:hAnsi="Times New Roman" w:cs="Times New Roman" w:eastAsia="Times New Roman"/>
+          <w:b w:val="0"/>
+          <w:i w:val="0"/>
+          <w:sz w:val="28"/>
           <w:color w:val="000000"/>
         </w:rPr>
         <w:t># Example usage:</w:t>
@@ -9018,8 +9260,10 @@
       </w:r>
       <w:r>
         <w:rPr>
-          <w:rFonts w:ascii="Courier New" w:hAnsi="Courier New" w:cs="Courier New"/>
-          <w:sz w:val="24"/>
+          <w:rFonts w:ascii="Times New Roman" w:hAnsi="Times New Roman" w:cs="Times New Roman" w:eastAsia="Times New Roman"/>
+          <w:b w:val="0"/>
+          <w:i w:val="0"/>
+          <w:sz w:val="28"/>
           <w:color w:val="000000"/>
         </w:rPr>
         <w:t>boilerplate.time_complexity_inline</w:t>
@@ -9036,8 +9280,10 @@
       </w:r>
       <w:r>
         <w:rPr>
-          <w:rFonts w:ascii="Courier New" w:hAnsi="Courier New" w:cs="Courier New"/>
-          <w:sz w:val="24"/>
+          <w:rFonts w:ascii="Times New Roman" w:hAnsi="Times New Roman" w:cs="Times New Roman" w:eastAsia="Times New Roman"/>
+          <w:b w:val="0"/>
+          <w:i w:val="0"/>
+          <w:sz w:val="28"/>
           <w:color w:val="000000"/>
         </w:rPr>
         <w:t># Time complexity: O(n²)</w:t>
@@ -9071,8 +9317,10 @@
       </w:r>
       <w:r>
         <w:rPr>
-          <w:rFonts w:ascii="Courier New" w:hAnsi="Courier New" w:cs="Courier New"/>
-          <w:sz w:val="24"/>
+          <w:rFonts w:ascii="Times New Roman" w:hAnsi="Times New Roman" w:cs="Times New Roman" w:eastAsia="Times New Roman"/>
+          <w:b w:val="0"/>
+          <w:i w:val="0"/>
+          <w:sz w:val="28"/>
           <w:color w:val="000000"/>
         </w:rPr>
         <w:t>boilerplate.note_blocks_repeated</w:t>
@@ -9089,8 +9337,10 @@
       </w:r>
       <w:r>
         <w:rPr>
-          <w:rFonts w:ascii="Courier New" w:hAnsi="Courier New" w:cs="Courier New"/>
-          <w:sz w:val="24"/>
+          <w:rFonts w:ascii="Times New Roman" w:hAnsi="Times New Roman" w:cs="Times New Roman" w:eastAsia="Times New Roman"/>
+          <w:b w:val="0"/>
+          <w:i w:val="0"/>
+          <w:sz w:val="28"/>
           <w:color w:val="000000"/>
         </w:rPr>
         <w:t># Note:</w:t>
@@ -9151,8 +9401,10 @@
       </w:r>
       <w:r>
         <w:rPr>
-          <w:rFonts w:ascii="Courier New" w:hAnsi="Courier New" w:cs="Courier New"/>
-          <w:sz w:val="24"/>
+          <w:rFonts w:ascii="Times New Roman" w:hAnsi="Times New Roman" w:cs="Times New Roman" w:eastAsia="Times New Roman"/>
+          <w:b w:val="0"/>
+          <w:i w:val="0"/>
+          <w:sz w:val="28"/>
           <w:color w:val="000000"/>
         </w:rPr>
         <w:t>markdown.code_fence_in_source</w:t>
@@ -9169,8 +9421,10 @@
       </w:r>
       <w:r>
         <w:rPr>
-          <w:rFonts w:ascii="Courier New" w:hAnsi="Courier New" w:cs="Courier New"/>
-          <w:sz w:val="24"/>
+          <w:rFonts w:ascii="Times New Roman" w:hAnsi="Times New Roman" w:cs="Times New Roman" w:eastAsia="Times New Roman"/>
+          <w:b w:val="0"/>
+          <w:i w:val="0"/>
+          <w:sz w:val="28"/>
           <w:color w:val="000000"/>
         </w:rPr>
         <w:t>.py</w:t>
@@ -9187,8 +9441,10 @@
       </w:r>
       <w:r>
         <w:rPr>
-          <w:rFonts w:ascii="Courier New" w:hAnsi="Courier New" w:cs="Courier New"/>
-          <w:sz w:val="24"/>
+          <w:rFonts w:ascii="Times New Roman" w:hAnsi="Times New Roman" w:cs="Times New Roman" w:eastAsia="Times New Roman"/>
+          <w:b w:val="0"/>
+          <w:i w:val="0"/>
+          <w:sz w:val="28"/>
           <w:color w:val="000000"/>
         </w:rPr>
         <w:t>.cpp</w:t>
@@ -9205,8 +9461,10 @@
       </w:r>
       <w:r>
         <w:rPr>
-          <w:rFonts w:ascii="Courier New" w:hAnsi="Courier New" w:cs="Courier New"/>
-          <w:sz w:val="24"/>
+          <w:rFonts w:ascii="Times New Roman" w:hAnsi="Times New Roman" w:cs="Times New Roman" w:eastAsia="Times New Roman"/>
+          <w:b w:val="0"/>
+          <w:i w:val="0"/>
+          <w:sz w:val="28"/>
           <w:color w:val="000000"/>
         </w:rPr>
         <w:t>.java</w:t>
@@ -9240,8 +9498,10 @@
       </w:r>
       <w:r>
         <w:rPr>
-          <w:rFonts w:ascii="Courier New" w:hAnsi="Courier New" w:cs="Courier New"/>
-          <w:sz w:val="24"/>
+          <w:rFonts w:ascii="Times New Roman" w:hAnsi="Times New Roman" w:cs="Times New Roman" w:eastAsia="Times New Roman"/>
+          <w:b w:val="0"/>
+          <w:i w:val="0"/>
+          <w:sz w:val="28"/>
           <w:color w:val="000000"/>
         </w:rPr>
         <w:t>markdown.language_fence_in_source</w:t>
@@ -9258,8 +9518,10 @@
       </w:r>
       <w:r>
         <w:rPr>
-          <w:rFonts w:ascii="Courier New" w:hAnsi="Courier New" w:cs="Courier New"/>
-          <w:sz w:val="24"/>
+          <w:rFonts w:ascii="Times New Roman" w:hAnsi="Times New Roman" w:cs="Times New Roman" w:eastAsia="Times New Roman"/>
+          <w:b w:val="0"/>
+          <w:i w:val="0"/>
+          <w:sz w:val="28"/>
           <w:color w:val="000000"/>
         </w:rPr>
         <w:t>​</w:t>
@@ -9276,8 +9538,10 @@
       </w:r>
       <w:r>
         <w:rPr>
-          <w:rFonts w:ascii="Courier New" w:hAnsi="Courier New" w:cs="Courier New"/>
-          <w:sz w:val="24"/>
+          <w:rFonts w:ascii="Times New Roman" w:hAnsi="Times New Roman" w:cs="Times New Roman" w:eastAsia="Times New Roman"/>
+          <w:b w:val="0"/>
+          <w:i w:val="0"/>
+          <w:sz w:val="28"/>
           <w:color w:val="000000"/>
         </w:rPr>
         <w:t>python</w:t>
@@ -9294,8 +9558,10 @@
       </w:r>
       <w:r>
         <w:rPr>
-          <w:rFonts w:ascii="Courier New" w:hAnsi="Courier New" w:cs="Courier New"/>
-          <w:sz w:val="24"/>
+          <w:rFonts w:ascii="Times New Roman" w:hAnsi="Times New Roman" w:cs="Times New Roman" w:eastAsia="Times New Roman"/>
+          <w:b w:val="0"/>
+          <w:i w:val="0"/>
+          <w:sz w:val="28"/>
           <w:color w:val="000000"/>
         </w:rPr>
         <w:t>​</w:t>
@@ -9312,8 +9578,10 @@
       </w:r>
       <w:r>
         <w:rPr>
-          <w:rFonts w:ascii="Courier New" w:hAnsi="Courier New" w:cs="Courier New"/>
-          <w:sz w:val="24"/>
+          <w:rFonts w:ascii="Times New Roman" w:hAnsi="Times New Roman" w:cs="Times New Roman" w:eastAsia="Times New Roman"/>
+          <w:b w:val="0"/>
+          <w:i w:val="0"/>
+          <w:sz w:val="28"/>
           <w:color w:val="000000"/>
         </w:rPr>
         <w:t>java</w:t>
@@ -9330,8 +9598,10 @@
       </w:r>
       <w:r>
         <w:rPr>
-          <w:rFonts w:ascii="Courier New" w:hAnsi="Courier New" w:cs="Courier New"/>
-          <w:sz w:val="24"/>
+          <w:rFonts w:ascii="Times New Roman" w:hAnsi="Times New Roman" w:cs="Times New Roman" w:eastAsia="Times New Roman"/>
+          <w:b w:val="0"/>
+          <w:i w:val="0"/>
+          <w:sz w:val="28"/>
           <w:color w:val="000000"/>
         </w:rPr>
         <w:t>​</w:t>
@@ -9348,8 +9618,10 @@
       </w:r>
       <w:r>
         <w:rPr>
-          <w:rFonts w:ascii="Courier New" w:hAnsi="Courier New" w:cs="Courier New"/>
-          <w:sz w:val="24"/>
+          <w:rFonts w:ascii="Times New Roman" w:hAnsi="Times New Roman" w:cs="Times New Roman" w:eastAsia="Times New Roman"/>
+          <w:b w:val="0"/>
+          <w:i w:val="0"/>
+          <w:sz w:val="28"/>
           <w:color w:val="000000"/>
         </w:rPr>
         <w:t>cpp</w:t>
@@ -9383,8 +9655,10 @@
       </w:r>
       <w:r>
         <w:rPr>
-          <w:rFonts w:ascii="Courier New" w:hAnsi="Courier New" w:cs="Courier New"/>
-          <w:sz w:val="24"/>
+          <w:rFonts w:ascii="Times New Roman" w:hAnsi="Times New Roman" w:cs="Times New Roman" w:eastAsia="Times New Roman"/>
+          <w:b w:val="0"/>
+          <w:i w:val="0"/>
+          <w:sz w:val="28"/>
           <w:color w:val="000000"/>
         </w:rPr>
         <w:t>markdown.bold_in_code</w:t>
@@ -9401,8 +9675,10 @@
       </w:r>
       <w:r>
         <w:rPr>
-          <w:rFonts w:ascii="Courier New" w:hAnsi="Courier New" w:cs="Courier New"/>
-          <w:sz w:val="24"/>
+          <w:rFonts w:ascii="Times New Roman" w:hAnsi="Times New Roman" w:cs="Times New Roman" w:eastAsia="Times New Roman"/>
+          <w:b w:val="0"/>
+          <w:i w:val="0"/>
+          <w:sz w:val="28"/>
           <w:color w:val="000000"/>
         </w:rPr>
         <w:t>**слова**</w:t>
@@ -9419,8 +9695,10 @@
       </w:r>
       <w:r>
         <w:rPr>
-          <w:rFonts w:ascii="Courier New" w:hAnsi="Courier New" w:cs="Courier New"/>
-          <w:sz w:val="24"/>
+          <w:rFonts w:ascii="Times New Roman" w:hAnsi="Times New Roman" w:cs="Times New Roman" w:eastAsia="Times New Roman"/>
+          <w:b w:val="0"/>
+          <w:i w:val="0"/>
+          <w:sz w:val="28"/>
           <w:color w:val="000000"/>
         </w:rPr>
         <w:t>x ** 2</w:t>
@@ -9481,8 +9759,10 @@
       </w:r>
       <w:r>
         <w:rPr>
-          <w:rFonts w:ascii="Courier New" w:hAnsi="Courier New" w:cs="Courier New"/>
-          <w:sz w:val="24"/>
+          <w:rFonts w:ascii="Times New Roman" w:hAnsi="Times New Roman" w:cs="Times New Roman" w:eastAsia="Times New Roman"/>
+          <w:b w:val="0"/>
+          <w:i w:val="0"/>
+          <w:sz w:val="28"/>
           <w:color w:val="000000"/>
         </w:rPr>
         <w:t>policy.im_sorry_but_in_comment</w:t>
@@ -9516,8 +9796,10 @@
       </w:r>
       <w:r>
         <w:rPr>
-          <w:rFonts w:ascii="Courier New" w:hAnsi="Courier New" w:cs="Courier New"/>
-          <w:sz w:val="24"/>
+          <w:rFonts w:ascii="Times New Roman" w:hAnsi="Times New Roman" w:cs="Times New Roman" w:eastAsia="Times New Roman"/>
+          <w:b w:val="0"/>
+          <w:i w:val="0"/>
+          <w:sz w:val="28"/>
           <w:color w:val="000000"/>
         </w:rPr>
         <w:t>policy.cannot_provide_in_comment</w:t>
@@ -9551,8 +9833,10 @@
       </w:r>
       <w:r>
         <w:rPr>
-          <w:rFonts w:ascii="Courier New" w:hAnsi="Courier New" w:cs="Courier New"/>
-          <w:sz w:val="24"/>
+          <w:rFonts w:ascii="Times New Roman" w:hAnsi="Times New Roman" w:cs="Times New Roman" w:eastAsia="Times New Roman"/>
+          <w:b w:val="0"/>
+          <w:i w:val="0"/>
+          <w:sz w:val="28"/>
           <w:color w:val="000000"/>
         </w:rPr>
         <w:t>policy.knowledge_cutoff_in_comment</w:t>
@@ -9586,8 +9870,10 @@
       </w:r>
       <w:r>
         <w:rPr>
-          <w:rFonts w:ascii="Courier New" w:hAnsi="Courier New" w:cs="Courier New"/>
-          <w:sz w:val="24"/>
+          <w:rFonts w:ascii="Times New Roman" w:hAnsi="Times New Roman" w:cs="Times New Roman" w:eastAsia="Times New Roman"/>
+          <w:b w:val="0"/>
+          <w:i w:val="0"/>
+          <w:sz w:val="28"/>
           <w:color w:val="000000"/>
         </w:rPr>
         <w:t>policy.ua_na_zhal</w:t>
@@ -9638,8 +9924,10 @@
       </w:r>
       <w:r>
         <w:rPr>
-          <w:rFonts w:ascii="Courier New" w:hAnsi="Courier New" w:cs="Courier New"/>
-          <w:sz w:val="24"/>
+          <w:rFonts w:ascii="Times New Roman" w:hAnsi="Times New Roman" w:cs="Times New Roman" w:eastAsia="Times New Roman"/>
+          <w:b w:val="0"/>
+          <w:i w:val="0"/>
+          <w:sz w:val="28"/>
           <w:color w:val="000000"/>
         </w:rPr>
         <w:t>rules/</w:t>
@@ -9656,8 +9944,10 @@
       </w:r>
       <w:r>
         <w:rPr>
-          <w:rFonts w:ascii="Courier New" w:hAnsi="Courier New" w:cs="Courier New"/>
-          <w:sz w:val="24"/>
+          <w:rFonts w:ascii="Times New Roman" w:hAnsi="Times New Roman" w:cs="Times New Roman" w:eastAsia="Times New Roman"/>
+          <w:b w:val="0"/>
+          <w:i w:val="0"/>
+          <w:sz w:val="28"/>
           <w:color w:val="000000"/>
         </w:rPr>
         <w:t>register(Rule(...))</w:t>
@@ -9674,8 +9964,10 @@
       </w:r>
       <w:r>
         <w:rPr>
-          <w:rFonts w:ascii="Courier New" w:hAnsi="Courier New" w:cs="Courier New"/>
-          <w:sz w:val="24"/>
+          <w:rFonts w:ascii="Times New Roman" w:hAnsi="Times New Roman" w:cs="Times New Roman" w:eastAsia="Times New Roman"/>
+          <w:b w:val="0"/>
+          <w:i w:val="0"/>
+          <w:sz w:val="28"/>
           <w:color w:val="000000"/>
         </w:rPr>
         <w:t>Rule</w:t>
@@ -9709,8 +10001,10 @@
       </w:r>
       <w:r>
         <w:rPr>
-          <w:rFonts w:ascii="Courier New" w:hAnsi="Courier New" w:cs="Courier New"/>
-          <w:sz w:val="24"/>
+          <w:rFonts w:ascii="Times New Roman" w:hAnsi="Times New Roman" w:cs="Times New Roman" w:eastAsia="Times New Roman"/>
+          <w:b w:val="0"/>
+          <w:i w:val="0"/>
+          <w:sz w:val="28"/>
           <w:color w:val="000000"/>
         </w:rPr>
         <w:t>id</w:t>
@@ -9727,8 +10021,10 @@
       </w:r>
       <w:r>
         <w:rPr>
-          <w:rFonts w:ascii="Courier New" w:hAnsi="Courier New" w:cs="Courier New"/>
-          <w:sz w:val="24"/>
+          <w:rFonts w:ascii="Times New Roman" w:hAnsi="Times New Roman" w:cs="Times New Roman" w:eastAsia="Times New Roman"/>
+          <w:b w:val="0"/>
+          <w:i w:val="0"/>
+          <w:sz w:val="28"/>
           <w:color w:val="000000"/>
         </w:rPr>
         <w:t>family.short_name</w:t>
@@ -9762,8 +10058,10 @@
       </w:r>
       <w:r>
         <w:rPr>
-          <w:rFonts w:ascii="Courier New" w:hAnsi="Courier New" w:cs="Courier New"/>
-          <w:sz w:val="24"/>
+          <w:rFonts w:ascii="Times New Roman" w:hAnsi="Times New Roman" w:cs="Times New Roman" w:eastAsia="Times New Roman"/>
+          <w:b w:val="0"/>
+          <w:i w:val="0"/>
+          <w:sz w:val="28"/>
           <w:color w:val="000000"/>
         </w:rPr>
         <w:t>name</w:t>
@@ -9797,8 +10095,10 @@
       </w:r>
       <w:r>
         <w:rPr>
-          <w:rFonts w:ascii="Courier New" w:hAnsi="Courier New" w:cs="Courier New"/>
-          <w:sz w:val="24"/>
+          <w:rFonts w:ascii="Times New Roman" w:hAnsi="Times New Roman" w:cs="Times New Roman" w:eastAsia="Times New Roman"/>
+          <w:b w:val="0"/>
+          <w:i w:val="0"/>
+          <w:sz w:val="28"/>
           <w:color w:val="000000"/>
         </w:rPr>
         <w:t>family</w:t>
@@ -9832,8 +10132,10 @@
       </w:r>
       <w:r>
         <w:rPr>
-          <w:rFonts w:ascii="Courier New" w:hAnsi="Courier New" w:cs="Courier New"/>
-          <w:sz w:val="24"/>
+          <w:rFonts w:ascii="Times New Roman" w:hAnsi="Times New Roman" w:cs="Times New Roman" w:eastAsia="Times New Roman"/>
+          <w:b w:val="0"/>
+          <w:i w:val="0"/>
+          <w:sz w:val="28"/>
           <w:color w:val="000000"/>
         </w:rPr>
         <w:t>description</w:t>
@@ -9867,8 +10169,10 @@
       </w:r>
       <w:r>
         <w:rPr>
-          <w:rFonts w:ascii="Courier New" w:hAnsi="Courier New" w:cs="Courier New"/>
-          <w:sz w:val="24"/>
+          <w:rFonts w:ascii="Times New Roman" w:hAnsi="Times New Roman" w:cs="Times New Roman" w:eastAsia="Times New Roman"/>
+          <w:b w:val="0"/>
+          <w:i w:val="0"/>
+          <w:sz w:val="28"/>
           <w:color w:val="000000"/>
         </w:rPr>
         <w:t>detector</w:t>
@@ -9885,8 +10189,10 @@
       </w:r>
       <w:r>
         <w:rPr>
-          <w:rFonts w:ascii="Courier New" w:hAnsi="Courier New" w:cs="Courier New"/>
-          <w:sz w:val="24"/>
+          <w:rFonts w:ascii="Times New Roman" w:hAnsi="Times New Roman" w:cs="Times New Roman" w:eastAsia="Times New Roman"/>
+          <w:b w:val="0"/>
+          <w:i w:val="0"/>
+          <w:sz w:val="28"/>
           <w:color w:val="000000"/>
         </w:rPr>
         <w:t>Callable[[str], list[tuple[int, int, str]]]</w:t>
@@ -9920,8 +10226,10 @@
       </w:r>
       <w:r>
         <w:rPr>
-          <w:rFonts w:ascii="Courier New" w:hAnsi="Courier New" w:cs="Courier New"/>
-          <w:sz w:val="24"/>
+          <w:rFonts w:ascii="Times New Roman" w:hAnsi="Times New Roman" w:cs="Times New Roman" w:eastAsia="Times New Roman"/>
+          <w:b w:val="0"/>
+          <w:i w:val="0"/>
+          <w:sz w:val="28"/>
           <w:color w:val="000000"/>
         </w:rPr>
         <w:t>measured_precision</w:t>
@@ -9938,8 +10246,10 @@
       </w:r>
       <w:r>
         <w:rPr>
-          <w:rFonts w:ascii="Courier New" w:hAnsi="Courier New" w:cs="Courier New"/>
-          <w:sz w:val="24"/>
+          <w:rFonts w:ascii="Times New Roman" w:hAnsi="Times New Roman" w:cs="Times New Roman" w:eastAsia="Times New Roman"/>
+          <w:b w:val="0"/>
+          <w:i w:val="0"/>
+          <w:sz w:val="28"/>
           <w:color w:val="000000"/>
         </w:rPr>
         <w:t>measured_recall</w:t>
@@ -9973,8 +10283,10 @@
       </w:r>
       <w:r>
         <w:rPr>
-          <w:rFonts w:ascii="Courier New" w:hAnsi="Courier New" w:cs="Courier New"/>
-          <w:sz w:val="24"/>
+          <w:rFonts w:ascii="Times New Roman" w:hAnsi="Times New Roman" w:cs="Times New Roman" w:eastAsia="Times New Roman"/>
+          <w:b w:val="0"/>
+          <w:i w:val="0"/>
+          <w:sz w:val="28"/>
           <w:color w:val="000000"/>
         </w:rPr>
         <w:t>regex_detector</w:t>
@@ -10008,8 +10320,10 @@
       </w:r>
       <w:r>
         <w:rPr>
-          <w:rFonts w:ascii="Courier New" w:hAnsi="Courier New" w:cs="Courier New"/>
-          <w:sz w:val="24"/>
+          <w:rFonts w:ascii="Times New Roman" w:hAnsi="Times New Roman" w:cs="Times New Roman" w:eastAsia="Times New Roman"/>
+          <w:b w:val="0"/>
+          <w:i w:val="0"/>
+          <w:sz w:val="28"/>
           <w:color w:val="000000"/>
         </w:rPr>
         <w:t>app.signals.ai_leakage</w:t>
@@ -10026,8 +10340,10 @@
       </w:r>
       <w:r>
         <w:rPr>
-          <w:rFonts w:ascii="Courier New" w:hAnsi="Courier New" w:cs="Courier New"/>
-          <w:sz w:val="24"/>
+          <w:rFonts w:ascii="Times New Roman" w:hAnsi="Times New Roman" w:cs="Times New Roman" w:eastAsia="Times New Roman"/>
+          <w:b w:val="0"/>
+          <w:i w:val="0"/>
+          <w:sz w:val="28"/>
           <w:color w:val="000000"/>
         </w:rPr>
         <w:t>_autoload</w:t>
@@ -10044,8 +10360,10 @@
       </w:r>
       <w:r>
         <w:rPr>
-          <w:rFonts w:ascii="Courier New" w:hAnsi="Courier New" w:cs="Courier New"/>
-          <w:sz w:val="24"/>
+          <w:rFonts w:ascii="Times New Roman" w:hAnsi="Times New Roman" w:cs="Times New Roman" w:eastAsia="Times New Roman"/>
+          <w:b w:val="0"/>
+          <w:i w:val="0"/>
+          <w:sz w:val="28"/>
           <w:color w:val="000000"/>
         </w:rPr>
         <w:t>rules/</w:t>
@@ -10062,8 +10380,10 @@
       </w:r>
       <w:r>
         <w:rPr>
-          <w:rFonts w:ascii="Courier New" w:hAnsi="Courier New" w:cs="Courier New"/>
-          <w:sz w:val="24"/>
+          <w:rFonts w:ascii="Times New Roman" w:hAnsi="Times New Roman" w:cs="Times New Roman" w:eastAsia="Times New Roman"/>
+          <w:b w:val="0"/>
+          <w:i w:val="0"/>
+          <w:sz w:val="28"/>
           <w:color w:val="000000"/>
         </w:rPr>
         <w:t>Rule</w:t>
@@ -10080,8 +10400,10 @@
       </w:r>
       <w:r>
         <w:rPr>
-          <w:rFonts w:ascii="Courier New" w:hAnsi="Courier New" w:cs="Courier New"/>
-          <w:sz w:val="24"/>
+          <w:rFonts w:ascii="Times New Roman" w:hAnsi="Times New Roman" w:cs="Times New Roman" w:eastAsia="Times New Roman"/>
+          <w:b w:val="0"/>
+          <w:i w:val="0"/>
+          <w:sz w:val="28"/>
           <w:color w:val="000000"/>
         </w:rPr>
         <w:t>detect(text)</w:t>
@@ -10098,8 +10420,10 @@
       </w:r>
       <w:r>
         <w:rPr>
-          <w:rFonts w:ascii="Courier New" w:hAnsi="Courier New" w:cs="Courier New"/>
-          <w:sz w:val="24"/>
+          <w:rFonts w:ascii="Times New Roman" w:hAnsi="Times New Roman" w:cs="Times New Roman" w:eastAsia="Times New Roman"/>
+          <w:b w:val="0"/>
+          <w:i w:val="0"/>
+          <w:sz w:val="28"/>
           <w:color w:val="000000"/>
         </w:rPr>
         <w:t>LeakageHit</w:t>
@@ -10397,8 +10721,10 @@
       </w:r>
       <w:r>
         <w:rPr>
-          <w:rFonts w:ascii="Courier New" w:hAnsi="Courier New" w:cs="Courier New"/>
-          <w:sz w:val="24"/>
+          <w:rFonts w:ascii="Times New Roman" w:hAnsi="Times New Roman" w:cs="Times New Roman" w:eastAsia="Times New Roman"/>
+          <w:b w:val="0"/>
+          <w:i w:val="0"/>
+          <w:sz w:val="28"/>
           <w:color w:val="000000"/>
         </w:rPr>
         <w:t>eval/datasets/synthetic.generate_ai_leakage</w:t>
@@ -10449,8 +10775,10 @@
       </w:r>
       <w:r>
         <w:rPr>
-          <w:rFonts w:ascii="Courier New" w:hAnsi="Courier New" w:cs="Courier New"/>
-          <w:sz w:val="24"/>
+          <w:rFonts w:ascii="Times New Roman" w:hAnsi="Times New Roman" w:cs="Times New Roman" w:eastAsia="Times New Roman"/>
+          <w:b w:val="0"/>
+          <w:i w:val="0"/>
+          <w:sz w:val="28"/>
           <w:color w:val="000000"/>
         </w:rPr>
         <w:t>python -m eval.run_eval --signal ai_leakage --synthetic</w:t>
@@ -10467,8 +10795,10 @@
       </w:r>
       <w:r>
         <w:rPr>
-          <w:rFonts w:ascii="Courier New" w:hAnsi="Courier New" w:cs="Courier New"/>
-          <w:sz w:val="24"/>
+          <w:rFonts w:ascii="Times New Roman" w:hAnsi="Times New Roman" w:cs="Times New Roman" w:eastAsia="Times New Roman"/>
+          <w:b w:val="0"/>
+          <w:i w:val="0"/>
+          <w:sz w:val="28"/>
           <w:color w:val="000000"/>
         </w:rPr>
         <w:t>eval/reports/ai_leakage-synthetic-20260606-174921.json</w:t>
@@ -10535,7 +10865,7 @@
                 <w:rFonts w:ascii="Times New Roman" w:hAnsi="Times New Roman" w:cs="Times New Roman" w:eastAsia="Times New Roman"/>
                 <w:b/>
                 <w:i w:val="0"/>
-                <w:sz w:val="24"/>
+                <w:sz w:val="28"/>
                 <w:color w:val="000000"/>
               </w:rPr>
               <w:t>Сім'я</w:t>
@@ -10558,7 +10888,7 @@
                 <w:rFonts w:ascii="Times New Roman" w:hAnsi="Times New Roman" w:cs="Times New Roman" w:eastAsia="Times New Roman"/>
                 <w:b/>
                 <w:i w:val="0"/>
-                <w:sz w:val="24"/>
+                <w:sz w:val="28"/>
                 <w:color w:val="000000"/>
               </w:rPr>
               <w:t>Правило</w:t>
@@ -10581,7 +10911,7 @@
                 <w:rFonts w:ascii="Times New Roman" w:hAnsi="Times New Roman" w:cs="Times New Roman" w:eastAsia="Times New Roman"/>
                 <w:b/>
                 <w:i w:val="0"/>
-                <w:sz w:val="24"/>
+                <w:sz w:val="28"/>
                 <w:color w:val="000000"/>
               </w:rPr>
               <w:t>Точність</w:t>
@@ -10604,7 +10934,7 @@
                 <w:rFonts w:ascii="Times New Roman" w:hAnsi="Times New Roman" w:cs="Times New Roman" w:eastAsia="Times New Roman"/>
                 <w:b/>
                 <w:i w:val="0"/>
-                <w:sz w:val="24"/>
+                <w:sz w:val="28"/>
                 <w:color w:val="000000"/>
               </w:rPr>
               <w:t>Відклик</w:t>
@@ -10627,7 +10957,7 @@
                 <w:rFonts w:ascii="Times New Roman" w:hAnsi="Times New Roman" w:cs="Times New Roman" w:eastAsia="Times New Roman"/>
                 <w:b/>
                 <w:i w:val="0"/>
-                <w:sz w:val="24"/>
+                <w:sz w:val="28"/>
                 <w:color w:val="000000"/>
               </w:rPr>
               <w:t>F1</w:t>
@@ -10650,7 +10980,7 @@
                 <w:rFonts w:ascii="Times New Roman" w:hAnsi="Times New Roman" w:cs="Times New Roman" w:eastAsia="Times New Roman"/>
                 <w:b/>
                 <w:i w:val="0"/>
-                <w:sz w:val="24"/>
+                <w:sz w:val="28"/>
                 <w:color w:val="000000"/>
               </w:rPr>
               <w:t>TP</w:t>
@@ -10673,7 +11003,7 @@
                 <w:rFonts w:ascii="Times New Roman" w:hAnsi="Times New Roman" w:cs="Times New Roman" w:eastAsia="Times New Roman"/>
                 <w:b/>
                 <w:i w:val="0"/>
-                <w:sz w:val="24"/>
+                <w:sz w:val="28"/>
                 <w:color w:val="000000"/>
               </w:rPr>
               <w:t>FP</w:t>
@@ -10696,7 +11026,7 @@
                 <w:rFonts w:ascii="Times New Roman" w:hAnsi="Times New Roman" w:cs="Times New Roman" w:eastAsia="Times New Roman"/>
                 <w:b/>
                 <w:i w:val="0"/>
-                <w:sz w:val="24"/>
+                <w:sz w:val="28"/>
                 <w:color w:val="000000"/>
               </w:rPr>
               <w:t>FN</w:t>
@@ -10718,10 +11048,10 @@
             <w:r/>
             <w:r>
               <w:rPr>
-                <w:rFonts w:ascii="Courier New" w:hAnsi="Courier New" w:cs="Times New Roman" w:eastAsia="Times New Roman"/>
+                <w:rFonts w:ascii="Times New Roman" w:hAnsi="Times New Roman" w:cs="Times New Roman" w:eastAsia="Times New Roman"/>
                 <w:b w:val="0"/>
                 <w:i w:val="0"/>
-                <w:sz w:val="22"/>
+                <w:sz w:val="28"/>
                 <w:color w:val="000000"/>
               </w:rPr>
               <w:t>llm_boilerplate</w:t>
@@ -10741,10 +11071,10 @@
             <w:r/>
             <w:r>
               <w:rPr>
-                <w:rFonts w:ascii="Courier New" w:hAnsi="Courier New" w:cs="Times New Roman" w:eastAsia="Times New Roman"/>
+                <w:rFonts w:ascii="Times New Roman" w:hAnsi="Times New Roman" w:cs="Times New Roman" w:eastAsia="Times New Roman"/>
                 <w:b w:val="0"/>
                 <w:i w:val="0"/>
-                <w:sz w:val="22"/>
+                <w:sz w:val="28"/>
                 <w:color w:val="000000"/>
               </w:rPr>
               <w:t>boilerplate.example_usage_comment</w:t>
@@ -10767,7 +11097,7 @@
                 <w:rFonts w:ascii="Times New Roman" w:hAnsi="Times New Roman" w:cs="Times New Roman" w:eastAsia="Times New Roman"/>
                 <w:b w:val="0"/>
                 <w:i w:val="0"/>
-                <w:sz w:val="24"/>
+                <w:sz w:val="28"/>
                 <w:color w:val="000000"/>
               </w:rPr>
               <w:t>1.00</w:t>
@@ -10790,7 +11120,7 @@
                 <w:rFonts w:ascii="Times New Roman" w:hAnsi="Times New Roman" w:cs="Times New Roman" w:eastAsia="Times New Roman"/>
                 <w:b w:val="0"/>
                 <w:i w:val="0"/>
-                <w:sz w:val="24"/>
+                <w:sz w:val="28"/>
                 <w:color w:val="000000"/>
               </w:rPr>
               <w:t>1.00</w:t>
@@ -10813,7 +11143,7 @@
                 <w:rFonts w:ascii="Times New Roman" w:hAnsi="Times New Roman" w:cs="Times New Roman" w:eastAsia="Times New Roman"/>
                 <w:b w:val="0"/>
                 <w:i w:val="0"/>
-                <w:sz w:val="24"/>
+                <w:sz w:val="28"/>
                 <w:color w:val="000000"/>
               </w:rPr>
               <w:t>1.00</w:t>
@@ -10836,7 +11166,7 @@
                 <w:rFonts w:ascii="Times New Roman" w:hAnsi="Times New Roman" w:cs="Times New Roman" w:eastAsia="Times New Roman"/>
                 <w:b w:val="0"/>
                 <w:i w:val="0"/>
-                <w:sz w:val="24"/>
+                <w:sz w:val="28"/>
                 <w:color w:val="000000"/>
               </w:rPr>
               <w:t>5</w:t>
@@ -10859,7 +11189,7 @@
                 <w:rFonts w:ascii="Times New Roman" w:hAnsi="Times New Roman" w:cs="Times New Roman" w:eastAsia="Times New Roman"/>
                 <w:b w:val="0"/>
                 <w:i w:val="0"/>
-                <w:sz w:val="24"/>
+                <w:sz w:val="28"/>
                 <w:color w:val="000000"/>
               </w:rPr>
               <w:t>0</w:t>
@@ -10882,7 +11212,7 @@
                 <w:rFonts w:ascii="Times New Roman" w:hAnsi="Times New Roman" w:cs="Times New Roman" w:eastAsia="Times New Roman"/>
                 <w:b w:val="0"/>
                 <w:i w:val="0"/>
-                <w:sz w:val="24"/>
+                <w:sz w:val="28"/>
                 <w:color w:val="000000"/>
               </w:rPr>
               <w:t>0</w:t>
@@ -10904,10 +11234,10 @@
             <w:r/>
             <w:r>
               <w:rPr>
-                <w:rFonts w:ascii="Courier New" w:hAnsi="Courier New" w:cs="Times New Roman" w:eastAsia="Times New Roman"/>
+                <w:rFonts w:ascii="Times New Roman" w:hAnsi="Times New Roman" w:cs="Times New Roman" w:eastAsia="Times New Roman"/>
                 <w:b w:val="0"/>
                 <w:i w:val="0"/>
-                <w:sz w:val="22"/>
+                <w:sz w:val="28"/>
                 <w:color w:val="000000"/>
               </w:rPr>
               <w:t>llm_boilerplate</w:t>
@@ -10927,10 +11257,10 @@
             <w:r/>
             <w:r>
               <w:rPr>
-                <w:rFonts w:ascii="Courier New" w:hAnsi="Courier New" w:cs="Times New Roman" w:eastAsia="Times New Roman"/>
+                <w:rFonts w:ascii="Times New Roman" w:hAnsi="Times New Roman" w:cs="Times New Roman" w:eastAsia="Times New Roman"/>
                 <w:b w:val="0"/>
                 <w:i w:val="0"/>
-                <w:sz w:val="22"/>
+                <w:sz w:val="28"/>
                 <w:color w:val="000000"/>
               </w:rPr>
               <w:t>boilerplate.time_complexity_inline</w:t>
@@ -10953,7 +11283,7 @@
                 <w:rFonts w:ascii="Times New Roman" w:hAnsi="Times New Roman" w:cs="Times New Roman" w:eastAsia="Times New Roman"/>
                 <w:b w:val="0"/>
                 <w:i w:val="0"/>
-                <w:sz w:val="24"/>
+                <w:sz w:val="28"/>
                 <w:color w:val="000000"/>
               </w:rPr>
               <w:t>1.00</w:t>
@@ -10976,7 +11306,7 @@
                 <w:rFonts w:ascii="Times New Roman" w:hAnsi="Times New Roman" w:cs="Times New Roman" w:eastAsia="Times New Roman"/>
                 <w:b w:val="0"/>
                 <w:i w:val="0"/>
-                <w:sz w:val="24"/>
+                <w:sz w:val="28"/>
                 <w:color w:val="000000"/>
               </w:rPr>
               <w:t>1.00</w:t>
@@ -10999,7 +11329,7 @@
                 <w:rFonts w:ascii="Times New Roman" w:hAnsi="Times New Roman" w:cs="Times New Roman" w:eastAsia="Times New Roman"/>
                 <w:b w:val="0"/>
                 <w:i w:val="0"/>
-                <w:sz w:val="24"/>
+                <w:sz w:val="28"/>
                 <w:color w:val="000000"/>
               </w:rPr>
               <w:t>1.00</w:t>
@@ -11022,7 +11352,7 @@
                 <w:rFonts w:ascii="Times New Roman" w:hAnsi="Times New Roman" w:cs="Times New Roman" w:eastAsia="Times New Roman"/>
                 <w:b w:val="0"/>
                 <w:i w:val="0"/>
-                <w:sz w:val="24"/>
+                <w:sz w:val="28"/>
                 <w:color w:val="000000"/>
               </w:rPr>
               <w:t>5</w:t>
@@ -11045,7 +11375,7 @@
                 <w:rFonts w:ascii="Times New Roman" w:hAnsi="Times New Roman" w:cs="Times New Roman" w:eastAsia="Times New Roman"/>
                 <w:b w:val="0"/>
                 <w:i w:val="0"/>
-                <w:sz w:val="24"/>
+                <w:sz w:val="28"/>
                 <w:color w:val="000000"/>
               </w:rPr>
               <w:t>0</w:t>
@@ -11068,7 +11398,7 @@
                 <w:rFonts w:ascii="Times New Roman" w:hAnsi="Times New Roman" w:cs="Times New Roman" w:eastAsia="Times New Roman"/>
                 <w:b w:val="0"/>
                 <w:i w:val="0"/>
-                <w:sz w:val="24"/>
+                <w:sz w:val="28"/>
                 <w:color w:val="000000"/>
               </w:rPr>
               <w:t>0</w:t>
@@ -11090,10 +11420,10 @@
             <w:r/>
             <w:r>
               <w:rPr>
-                <w:rFonts w:ascii="Courier New" w:hAnsi="Courier New" w:cs="Times New Roman" w:eastAsia="Times New Roman"/>
+                <w:rFonts w:ascii="Times New Roman" w:hAnsi="Times New Roman" w:cs="Times New Roman" w:eastAsia="Times New Roman"/>
                 <w:b w:val="0"/>
                 <w:i w:val="0"/>
-                <w:sz w:val="22"/>
+                <w:sz w:val="28"/>
                 <w:color w:val="000000"/>
               </w:rPr>
               <w:t>llm_boilerplate</w:t>
@@ -11113,10 +11443,10 @@
             <w:r/>
             <w:r>
               <w:rPr>
-                <w:rFonts w:ascii="Courier New" w:hAnsi="Courier New" w:cs="Times New Roman" w:eastAsia="Times New Roman"/>
+                <w:rFonts w:ascii="Times New Roman" w:hAnsi="Times New Roman" w:cs="Times New Roman" w:eastAsia="Times New Roman"/>
                 <w:b w:val="0"/>
                 <w:i w:val="0"/>
-                <w:sz w:val="22"/>
+                <w:sz w:val="28"/>
                 <w:color w:val="000000"/>
               </w:rPr>
               <w:t>boilerplate.note_blocks_repeated</w:t>
@@ -11139,7 +11469,7 @@
                 <w:rFonts w:ascii="Times New Roman" w:hAnsi="Times New Roman" w:cs="Times New Roman" w:eastAsia="Times New Roman"/>
                 <w:b w:val="0"/>
                 <w:i w:val="0"/>
-                <w:sz w:val="24"/>
+                <w:sz w:val="28"/>
                 <w:color w:val="000000"/>
               </w:rPr>
               <w:t>1.00</w:t>
@@ -11162,7 +11492,7 @@
                 <w:rFonts w:ascii="Times New Roman" w:hAnsi="Times New Roman" w:cs="Times New Roman" w:eastAsia="Times New Roman"/>
                 <w:b w:val="0"/>
                 <w:i w:val="0"/>
-                <w:sz w:val="24"/>
+                <w:sz w:val="28"/>
                 <w:color w:val="000000"/>
               </w:rPr>
               <w:t>1.00</w:t>
@@ -11185,7 +11515,7 @@
                 <w:rFonts w:ascii="Times New Roman" w:hAnsi="Times New Roman" w:cs="Times New Roman" w:eastAsia="Times New Roman"/>
                 <w:b w:val="0"/>
                 <w:i w:val="0"/>
-                <w:sz w:val="24"/>
+                <w:sz w:val="28"/>
                 <w:color w:val="000000"/>
               </w:rPr>
               <w:t>1.00</w:t>
@@ -11208,7 +11538,7 @@
                 <w:rFonts w:ascii="Times New Roman" w:hAnsi="Times New Roman" w:cs="Times New Roman" w:eastAsia="Times New Roman"/>
                 <w:b w:val="0"/>
                 <w:i w:val="0"/>
-                <w:sz w:val="24"/>
+                <w:sz w:val="28"/>
                 <w:color w:val="000000"/>
               </w:rPr>
               <w:t>5</w:t>
@@ -11231,7 +11561,7 @@
                 <w:rFonts w:ascii="Times New Roman" w:hAnsi="Times New Roman" w:cs="Times New Roman" w:eastAsia="Times New Roman"/>
                 <w:b w:val="0"/>
                 <w:i w:val="0"/>
-                <w:sz w:val="24"/>
+                <w:sz w:val="28"/>
                 <w:color w:val="000000"/>
               </w:rPr>
               <w:t>0</w:t>
@@ -11254,7 +11584,7 @@
                 <w:rFonts w:ascii="Times New Roman" w:hAnsi="Times New Roman" w:cs="Times New Roman" w:eastAsia="Times New Roman"/>
                 <w:b w:val="0"/>
                 <w:i w:val="0"/>
-                <w:sz w:val="24"/>
+                <w:sz w:val="28"/>
                 <w:color w:val="000000"/>
               </w:rPr>
               <w:t>0</w:t>
@@ -11276,10 +11606,10 @@
             <w:r/>
             <w:r>
               <w:rPr>
-                <w:rFonts w:ascii="Courier New" w:hAnsi="Courier New" w:cs="Times New Roman" w:eastAsia="Times New Roman"/>
+                <w:rFonts w:ascii="Times New Roman" w:hAnsi="Times New Roman" w:cs="Times New Roman" w:eastAsia="Times New Roman"/>
                 <w:b w:val="0"/>
                 <w:i w:val="0"/>
-                <w:sz w:val="22"/>
+                <w:sz w:val="28"/>
                 <w:color w:val="000000"/>
               </w:rPr>
               <w:t>llm_comment</w:t>
@@ -11299,10 +11629,10 @@
             <w:r/>
             <w:r>
               <w:rPr>
-                <w:rFonts w:ascii="Courier New" w:hAnsi="Courier New" w:cs="Times New Roman" w:eastAsia="Times New Roman"/>
+                <w:rFonts w:ascii="Times New Roman" w:hAnsi="Times New Roman" w:cs="Times New Roman" w:eastAsia="Times New Roman"/>
                 <w:b w:val="0"/>
                 <w:i w:val="0"/>
-                <w:sz w:val="22"/>
+                <w:sz w:val="28"/>
                 <w:color w:val="000000"/>
               </w:rPr>
               <w:t>comment.heres_the</w:t>
@@ -11325,7 +11655,7 @@
                 <w:rFonts w:ascii="Times New Roman" w:hAnsi="Times New Roman" w:cs="Times New Roman" w:eastAsia="Times New Roman"/>
                 <w:b w:val="0"/>
                 <w:i w:val="0"/>
-                <w:sz w:val="24"/>
+                <w:sz w:val="28"/>
                 <w:color w:val="000000"/>
               </w:rPr>
               <w:t>1.00</w:t>
@@ -11348,7 +11678,7 @@
                 <w:rFonts w:ascii="Times New Roman" w:hAnsi="Times New Roman" w:cs="Times New Roman" w:eastAsia="Times New Roman"/>
                 <w:b w:val="0"/>
                 <w:i w:val="0"/>
-                <w:sz w:val="24"/>
+                <w:sz w:val="28"/>
                 <w:color w:val="000000"/>
               </w:rPr>
               <w:t>1.00</w:t>
@@ -11371,7 +11701,7 @@
                 <w:rFonts w:ascii="Times New Roman" w:hAnsi="Times New Roman" w:cs="Times New Roman" w:eastAsia="Times New Roman"/>
                 <w:b w:val="0"/>
                 <w:i w:val="0"/>
-                <w:sz w:val="24"/>
+                <w:sz w:val="28"/>
                 <w:color w:val="000000"/>
               </w:rPr>
               <w:t>1.00</w:t>
@@ -11394,7 +11724,7 @@
                 <w:rFonts w:ascii="Times New Roman" w:hAnsi="Times New Roman" w:cs="Times New Roman" w:eastAsia="Times New Roman"/>
                 <w:b w:val="0"/>
                 <w:i w:val="0"/>
-                <w:sz w:val="24"/>
+                <w:sz w:val="28"/>
                 <w:color w:val="000000"/>
               </w:rPr>
               <w:t>5</w:t>
@@ -11417,7 +11747,7 @@
                 <w:rFonts w:ascii="Times New Roman" w:hAnsi="Times New Roman" w:cs="Times New Roman" w:eastAsia="Times New Roman"/>
                 <w:b w:val="0"/>
                 <w:i w:val="0"/>
-                <w:sz w:val="24"/>
+                <w:sz w:val="28"/>
                 <w:color w:val="000000"/>
               </w:rPr>
               <w:t>0</w:t>
@@ -11440,7 +11770,7 @@
                 <w:rFonts w:ascii="Times New Roman" w:hAnsi="Times New Roman" w:cs="Times New Roman" w:eastAsia="Times New Roman"/>
                 <w:b w:val="0"/>
                 <w:i w:val="0"/>
-                <w:sz w:val="24"/>
+                <w:sz w:val="28"/>
                 <w:color w:val="000000"/>
               </w:rPr>
               <w:t>0</w:t>
@@ -11462,10 +11792,10 @@
             <w:r/>
             <w:r>
               <w:rPr>
-                <w:rFonts w:ascii="Courier New" w:hAnsi="Courier New" w:cs="Times New Roman" w:eastAsia="Times New Roman"/>
+                <w:rFonts w:ascii="Times New Roman" w:hAnsi="Times New Roman" w:cs="Times New Roman" w:eastAsia="Times New Roman"/>
                 <w:b w:val="0"/>
                 <w:i w:val="0"/>
-                <w:sz w:val="22"/>
+                <w:sz w:val="28"/>
                 <w:color w:val="000000"/>
               </w:rPr>
               <w:t>llm_comment</w:t>
@@ -11485,10 +11815,10 @@
             <w:r/>
             <w:r>
               <w:rPr>
-                <w:rFonts w:ascii="Courier New" w:hAnsi="Courier New" w:cs="Times New Roman" w:eastAsia="Times New Roman"/>
+                <w:rFonts w:ascii="Times New Roman" w:hAnsi="Times New Roman" w:cs="Times New Roman" w:eastAsia="Times New Roman"/>
                 <w:b w:val="0"/>
                 <w:i w:val="0"/>
-                <w:sz w:val="22"/>
+                <w:sz w:val="28"/>
                 <w:color w:val="000000"/>
               </w:rPr>
               <w:t>comment.certainly_heres</w:t>
@@ -11511,7 +11841,7 @@
                 <w:rFonts w:ascii="Times New Roman" w:hAnsi="Times New Roman" w:cs="Times New Roman" w:eastAsia="Times New Roman"/>
                 <w:b w:val="0"/>
                 <w:i w:val="0"/>
-                <w:sz w:val="24"/>
+                <w:sz w:val="28"/>
                 <w:color w:val="000000"/>
               </w:rPr>
               <w:t>1.00</w:t>
@@ -11534,7 +11864,7 @@
                 <w:rFonts w:ascii="Times New Roman" w:hAnsi="Times New Roman" w:cs="Times New Roman" w:eastAsia="Times New Roman"/>
                 <w:b w:val="0"/>
                 <w:i w:val="0"/>
-                <w:sz w:val="24"/>
+                <w:sz w:val="28"/>
                 <w:color w:val="000000"/>
               </w:rPr>
               <w:t>1.00</w:t>
@@ -11557,7 +11887,7 @@
                 <w:rFonts w:ascii="Times New Roman" w:hAnsi="Times New Roman" w:cs="Times New Roman" w:eastAsia="Times New Roman"/>
                 <w:b w:val="0"/>
                 <w:i w:val="0"/>
-                <w:sz w:val="24"/>
+                <w:sz w:val="28"/>
                 <w:color w:val="000000"/>
               </w:rPr>
               <w:t>1.00</w:t>
@@ -11580,7 +11910,7 @@
                 <w:rFonts w:ascii="Times New Roman" w:hAnsi="Times New Roman" w:cs="Times New Roman" w:eastAsia="Times New Roman"/>
                 <w:b w:val="0"/>
                 <w:i w:val="0"/>
-                <w:sz w:val="24"/>
+                <w:sz w:val="28"/>
                 <w:color w:val="000000"/>
               </w:rPr>
               <w:t>5</w:t>
@@ -11603,7 +11933,7 @@
                 <w:rFonts w:ascii="Times New Roman" w:hAnsi="Times New Roman" w:cs="Times New Roman" w:eastAsia="Times New Roman"/>
                 <w:b w:val="0"/>
                 <w:i w:val="0"/>
-                <w:sz w:val="24"/>
+                <w:sz w:val="28"/>
                 <w:color w:val="000000"/>
               </w:rPr>
               <w:t>0</w:t>
@@ -11626,7 +11956,7 @@
                 <w:rFonts w:ascii="Times New Roman" w:hAnsi="Times New Roman" w:cs="Times New Roman" w:eastAsia="Times New Roman"/>
                 <w:b w:val="0"/>
                 <w:i w:val="0"/>
-                <w:sz w:val="24"/>
+                <w:sz w:val="28"/>
                 <w:color w:val="000000"/>
               </w:rPr>
               <w:t>0</w:t>
@@ -11648,10 +11978,10 @@
             <w:r/>
             <w:r>
               <w:rPr>
-                <w:rFonts w:ascii="Courier New" w:hAnsi="Courier New" w:cs="Times New Roman" w:eastAsia="Times New Roman"/>
+                <w:rFonts w:ascii="Times New Roman" w:hAnsi="Times New Roman" w:cs="Times New Roman" w:eastAsia="Times New Roman"/>
                 <w:b w:val="0"/>
                 <w:i w:val="0"/>
-                <w:sz w:val="22"/>
+                <w:sz w:val="28"/>
                 <w:color w:val="000000"/>
               </w:rPr>
               <w:t>llm_comment</w:t>
@@ -11671,10 +12001,10 @@
             <w:r/>
             <w:r>
               <w:rPr>
-                <w:rFonts w:ascii="Courier New" w:hAnsi="Courier New" w:cs="Times New Roman" w:eastAsia="Times New Roman"/>
+                <w:rFonts w:ascii="Times New Roman" w:hAnsi="Times New Roman" w:cs="Times New Roman" w:eastAsia="Times New Roman"/>
                 <w:b w:val="0"/>
                 <w:i w:val="0"/>
-                <w:sz w:val="22"/>
+                <w:sz w:val="28"/>
                 <w:color w:val="000000"/>
               </w:rPr>
               <w:t>comment.as_an_ai</w:t>
@@ -11697,7 +12027,7 @@
                 <w:rFonts w:ascii="Times New Roman" w:hAnsi="Times New Roman" w:cs="Times New Roman" w:eastAsia="Times New Roman"/>
                 <w:b w:val="0"/>
                 <w:i w:val="0"/>
-                <w:sz w:val="24"/>
+                <w:sz w:val="28"/>
                 <w:color w:val="000000"/>
               </w:rPr>
               <w:t>1.00</w:t>
@@ -11720,7 +12050,7 @@
                 <w:rFonts w:ascii="Times New Roman" w:hAnsi="Times New Roman" w:cs="Times New Roman" w:eastAsia="Times New Roman"/>
                 <w:b w:val="0"/>
                 <w:i w:val="0"/>
-                <w:sz w:val="24"/>
+                <w:sz w:val="28"/>
                 <w:color w:val="000000"/>
               </w:rPr>
               <w:t>1.00</w:t>
@@ -11743,7 +12073,7 @@
                 <w:rFonts w:ascii="Times New Roman" w:hAnsi="Times New Roman" w:cs="Times New Roman" w:eastAsia="Times New Roman"/>
                 <w:b w:val="0"/>
                 <w:i w:val="0"/>
-                <w:sz w:val="24"/>
+                <w:sz w:val="28"/>
                 <w:color w:val="000000"/>
               </w:rPr>
               <w:t>1.00</w:t>
@@ -11766,7 +12096,7 @@
                 <w:rFonts w:ascii="Times New Roman" w:hAnsi="Times New Roman" w:cs="Times New Roman" w:eastAsia="Times New Roman"/>
                 <w:b w:val="0"/>
                 <w:i w:val="0"/>
-                <w:sz w:val="24"/>
+                <w:sz w:val="28"/>
                 <w:color w:val="000000"/>
               </w:rPr>
               <w:t>5</w:t>
@@ -11789,7 +12119,7 @@
                 <w:rFonts w:ascii="Times New Roman" w:hAnsi="Times New Roman" w:cs="Times New Roman" w:eastAsia="Times New Roman"/>
                 <w:b w:val="0"/>
                 <w:i w:val="0"/>
-                <w:sz w:val="24"/>
+                <w:sz w:val="28"/>
                 <w:color w:val="000000"/>
               </w:rPr>
               <w:t>0</w:t>
@@ -11812,7 +12142,7 @@
                 <w:rFonts w:ascii="Times New Roman" w:hAnsi="Times New Roman" w:cs="Times New Roman" w:eastAsia="Times New Roman"/>
                 <w:b w:val="0"/>
                 <w:i w:val="0"/>
-                <w:sz w:val="24"/>
+                <w:sz w:val="28"/>
                 <w:color w:val="000000"/>
               </w:rPr>
               <w:t>0</w:t>
@@ -11834,10 +12164,10 @@
             <w:r/>
             <w:r>
               <w:rPr>
-                <w:rFonts w:ascii="Courier New" w:hAnsi="Courier New" w:cs="Times New Roman" w:eastAsia="Times New Roman"/>
+                <w:rFonts w:ascii="Times New Roman" w:hAnsi="Times New Roman" w:cs="Times New Roman" w:eastAsia="Times New Roman"/>
                 <w:b w:val="0"/>
                 <w:i w:val="0"/>
-                <w:sz w:val="22"/>
+                <w:sz w:val="28"/>
                 <w:color w:val="000000"/>
               </w:rPr>
               <w:t>llm_comment</w:t>
@@ -11857,10 +12187,10 @@
             <w:r/>
             <w:r>
               <w:rPr>
-                <w:rFonts w:ascii="Courier New" w:hAnsi="Courier New" w:cs="Times New Roman" w:eastAsia="Times New Roman"/>
+                <w:rFonts w:ascii="Times New Roman" w:hAnsi="Times New Roman" w:cs="Times New Roman" w:eastAsia="Times New Roman"/>
                 <w:b w:val="0"/>
                 <w:i w:val="0"/>
-                <w:sz w:val="22"/>
+                <w:sz w:val="28"/>
                 <w:color w:val="000000"/>
               </w:rPr>
               <w:t>comment.i_hope_this_helps</w:t>
@@ -11883,7 +12213,7 @@
                 <w:rFonts w:ascii="Times New Roman" w:hAnsi="Times New Roman" w:cs="Times New Roman" w:eastAsia="Times New Roman"/>
                 <w:b w:val="0"/>
                 <w:i w:val="0"/>
-                <w:sz w:val="24"/>
+                <w:sz w:val="28"/>
                 <w:color w:val="000000"/>
               </w:rPr>
               <w:t>1.00</w:t>
@@ -11906,7 +12236,7 @@
                 <w:rFonts w:ascii="Times New Roman" w:hAnsi="Times New Roman" w:cs="Times New Roman" w:eastAsia="Times New Roman"/>
                 <w:b w:val="0"/>
                 <w:i w:val="0"/>
-                <w:sz w:val="24"/>
+                <w:sz w:val="28"/>
                 <w:color w:val="000000"/>
               </w:rPr>
               <w:t>1.00</w:t>
@@ -11929,7 +12259,7 @@
                 <w:rFonts w:ascii="Times New Roman" w:hAnsi="Times New Roman" w:cs="Times New Roman" w:eastAsia="Times New Roman"/>
                 <w:b w:val="0"/>
                 <w:i w:val="0"/>
-                <w:sz w:val="24"/>
+                <w:sz w:val="28"/>
                 <w:color w:val="000000"/>
               </w:rPr>
               <w:t>1.00</w:t>
@@ -11952,7 +12282,7 @@
                 <w:rFonts w:ascii="Times New Roman" w:hAnsi="Times New Roman" w:cs="Times New Roman" w:eastAsia="Times New Roman"/>
                 <w:b w:val="0"/>
                 <w:i w:val="0"/>
-                <w:sz w:val="24"/>
+                <w:sz w:val="28"/>
                 <w:color w:val="000000"/>
               </w:rPr>
               <w:t>5</w:t>
@@ -11975,7 +12305,7 @@
                 <w:rFonts w:ascii="Times New Roman" w:hAnsi="Times New Roman" w:cs="Times New Roman" w:eastAsia="Times New Roman"/>
                 <w:b w:val="0"/>
                 <w:i w:val="0"/>
-                <w:sz w:val="24"/>
+                <w:sz w:val="28"/>
                 <w:color w:val="000000"/>
               </w:rPr>
               <w:t>0</w:t>
@@ -11998,7 +12328,7 @@
                 <w:rFonts w:ascii="Times New Roman" w:hAnsi="Times New Roman" w:cs="Times New Roman" w:eastAsia="Times New Roman"/>
                 <w:b w:val="0"/>
                 <w:i w:val="0"/>
-                <w:sz w:val="24"/>
+                <w:sz w:val="28"/>
                 <w:color w:val="000000"/>
               </w:rPr>
               <w:t>0</w:t>
@@ -12020,10 +12350,10 @@
             <w:r/>
             <w:r>
               <w:rPr>
-                <w:rFonts w:ascii="Courier New" w:hAnsi="Courier New" w:cs="Times New Roman" w:eastAsia="Times New Roman"/>
+                <w:rFonts w:ascii="Times New Roman" w:hAnsi="Times New Roman" w:cs="Times New Roman" w:eastAsia="Times New Roman"/>
                 <w:b w:val="0"/>
                 <w:i w:val="0"/>
-                <w:sz w:val="22"/>
+                <w:sz w:val="28"/>
                 <w:color w:val="000000"/>
               </w:rPr>
               <w:t>llm_comment</w:t>
@@ -12043,10 +12373,10 @@
             <w:r/>
             <w:r>
               <w:rPr>
-                <w:rFonts w:ascii="Courier New" w:hAnsi="Courier New" w:cs="Times New Roman" w:eastAsia="Times New Roman"/>
+                <w:rFonts w:ascii="Times New Roman" w:hAnsi="Times New Roman" w:cs="Times New Roman" w:eastAsia="Times New Roman"/>
                 <w:b w:val="0"/>
                 <w:i w:val="0"/>
-                <w:sz w:val="22"/>
+                <w:sz w:val="28"/>
                 <w:color w:val="000000"/>
               </w:rPr>
               <w:t>comment.explanation_block</w:t>
@@ -12069,7 +12399,7 @@
                 <w:rFonts w:ascii="Times New Roman" w:hAnsi="Times New Roman" w:cs="Times New Roman" w:eastAsia="Times New Roman"/>
                 <w:b w:val="0"/>
                 <w:i w:val="0"/>
-                <w:sz w:val="24"/>
+                <w:sz w:val="28"/>
                 <w:color w:val="000000"/>
               </w:rPr>
               <w:t>1.00</w:t>
@@ -12092,7 +12422,7 @@
                 <w:rFonts w:ascii="Times New Roman" w:hAnsi="Times New Roman" w:cs="Times New Roman" w:eastAsia="Times New Roman"/>
                 <w:b w:val="0"/>
                 <w:i w:val="0"/>
-                <w:sz w:val="24"/>
+                <w:sz w:val="28"/>
                 <w:color w:val="000000"/>
               </w:rPr>
               <w:t>1.00</w:t>
@@ -12115,7 +12445,7 @@
                 <w:rFonts w:ascii="Times New Roman" w:hAnsi="Times New Roman" w:cs="Times New Roman" w:eastAsia="Times New Roman"/>
                 <w:b w:val="0"/>
                 <w:i w:val="0"/>
-                <w:sz w:val="24"/>
+                <w:sz w:val="28"/>
                 <w:color w:val="000000"/>
               </w:rPr>
               <w:t>1.00</w:t>
@@ -12138,7 +12468,7 @@
                 <w:rFonts w:ascii="Times New Roman" w:hAnsi="Times New Roman" w:cs="Times New Roman" w:eastAsia="Times New Roman"/>
                 <w:b w:val="0"/>
                 <w:i w:val="0"/>
-                <w:sz w:val="24"/>
+                <w:sz w:val="28"/>
                 <w:color w:val="000000"/>
               </w:rPr>
               <w:t>5</w:t>
@@ -12161,7 +12491,7 @@
                 <w:rFonts w:ascii="Times New Roman" w:hAnsi="Times New Roman" w:cs="Times New Roman" w:eastAsia="Times New Roman"/>
                 <w:b w:val="0"/>
                 <w:i w:val="0"/>
-                <w:sz w:val="24"/>
+                <w:sz w:val="28"/>
                 <w:color w:val="000000"/>
               </w:rPr>
               <w:t>0</w:t>
@@ -12184,7 +12514,7 @@
                 <w:rFonts w:ascii="Times New Roman" w:hAnsi="Times New Roman" w:cs="Times New Roman" w:eastAsia="Times New Roman"/>
                 <w:b w:val="0"/>
                 <w:i w:val="0"/>
-                <w:sz w:val="24"/>
+                <w:sz w:val="28"/>
                 <w:color w:val="000000"/>
               </w:rPr>
               <w:t>0</w:t>
@@ -12206,10 +12536,10 @@
             <w:r/>
             <w:r>
               <w:rPr>
-                <w:rFonts w:ascii="Courier New" w:hAnsi="Courier New" w:cs="Times New Roman" w:eastAsia="Times New Roman"/>
+                <w:rFonts w:ascii="Times New Roman" w:hAnsi="Times New Roman" w:cs="Times New Roman" w:eastAsia="Times New Roman"/>
                 <w:b w:val="0"/>
                 <w:i w:val="0"/>
-                <w:sz w:val="22"/>
+                <w:sz w:val="28"/>
                 <w:color w:val="000000"/>
               </w:rPr>
               <w:t>llm_comment</w:t>
@@ -12229,10 +12559,10 @@
             <w:r/>
             <w:r>
               <w:rPr>
-                <w:rFonts w:ascii="Courier New" w:hAnsi="Courier New" w:cs="Times New Roman" w:eastAsia="Times New Roman"/>
+                <w:rFonts w:ascii="Times New Roman" w:hAnsi="Times New Roman" w:cs="Times New Roman" w:eastAsia="Times New Roman"/>
                 <w:b w:val="0"/>
                 <w:i w:val="0"/>
-                <w:sz w:val="22"/>
+                <w:sz w:val="28"/>
                 <w:color w:val="000000"/>
               </w:rPr>
               <w:t>comment.ua_os_funktsiya</w:t>
@@ -12255,7 +12585,7 @@
                 <w:rFonts w:ascii="Times New Roman" w:hAnsi="Times New Roman" w:cs="Times New Roman" w:eastAsia="Times New Roman"/>
                 <w:b w:val="0"/>
                 <w:i w:val="0"/>
-                <w:sz w:val="24"/>
+                <w:sz w:val="28"/>
                 <w:color w:val="000000"/>
               </w:rPr>
               <w:t>1.00</w:t>
@@ -12278,7 +12608,7 @@
                 <w:rFonts w:ascii="Times New Roman" w:hAnsi="Times New Roman" w:cs="Times New Roman" w:eastAsia="Times New Roman"/>
                 <w:b w:val="0"/>
                 <w:i w:val="0"/>
-                <w:sz w:val="24"/>
+                <w:sz w:val="28"/>
                 <w:color w:val="000000"/>
               </w:rPr>
               <w:t>1.00</w:t>
@@ -12301,7 +12631,7 @@
                 <w:rFonts w:ascii="Times New Roman" w:hAnsi="Times New Roman" w:cs="Times New Roman" w:eastAsia="Times New Roman"/>
                 <w:b w:val="0"/>
                 <w:i w:val="0"/>
-                <w:sz w:val="24"/>
+                <w:sz w:val="28"/>
                 <w:color w:val="000000"/>
               </w:rPr>
               <w:t>1.00</w:t>
@@ -12324,7 +12654,7 @@
                 <w:rFonts w:ascii="Times New Roman" w:hAnsi="Times New Roman" w:cs="Times New Roman" w:eastAsia="Times New Roman"/>
                 <w:b w:val="0"/>
                 <w:i w:val="0"/>
-                <w:sz w:val="24"/>
+                <w:sz w:val="28"/>
                 <w:color w:val="000000"/>
               </w:rPr>
               <w:t>5</w:t>
@@ -12347,7 +12677,7 @@
                 <w:rFonts w:ascii="Times New Roman" w:hAnsi="Times New Roman" w:cs="Times New Roman" w:eastAsia="Times New Roman"/>
                 <w:b w:val="0"/>
                 <w:i w:val="0"/>
-                <w:sz w:val="24"/>
+                <w:sz w:val="28"/>
                 <w:color w:val="000000"/>
               </w:rPr>
               <w:t>0</w:t>
@@ -12370,7 +12700,7 @@
                 <w:rFonts w:ascii="Times New Roman" w:hAnsi="Times New Roman" w:cs="Times New Roman" w:eastAsia="Times New Roman"/>
                 <w:b w:val="0"/>
                 <w:i w:val="0"/>
-                <w:sz w:val="24"/>
+                <w:sz w:val="28"/>
                 <w:color w:val="000000"/>
               </w:rPr>
               <w:t>0</w:t>
@@ -12392,10 +12722,10 @@
             <w:r/>
             <w:r>
               <w:rPr>
-                <w:rFonts w:ascii="Courier New" w:hAnsi="Courier New" w:cs="Times New Roman" w:eastAsia="Times New Roman"/>
+                <w:rFonts w:ascii="Times New Roman" w:hAnsi="Times New Roman" w:cs="Times New Roman" w:eastAsia="Times New Roman"/>
                 <w:b w:val="0"/>
                 <w:i w:val="0"/>
-                <w:sz w:val="22"/>
+                <w:sz w:val="28"/>
                 <w:color w:val="000000"/>
               </w:rPr>
               <w:t>llm_comment</w:t>
@@ -12415,10 +12745,10 @@
             <w:r/>
             <w:r>
               <w:rPr>
-                <w:rFonts w:ascii="Courier New" w:hAnsi="Courier New" w:cs="Times New Roman" w:eastAsia="Times New Roman"/>
+                <w:rFonts w:ascii="Times New Roman" w:hAnsi="Times New Roman" w:cs="Times New Roman" w:eastAsia="Times New Roman"/>
                 <w:b w:val="0"/>
                 <w:i w:val="0"/>
-                <w:sz w:val="22"/>
+                <w:sz w:val="28"/>
                 <w:color w:val="000000"/>
               </w:rPr>
               <w:t>comment.ua_zvychaino_in_comment</w:t>
@@ -12441,7 +12771,7 @@
                 <w:rFonts w:ascii="Times New Roman" w:hAnsi="Times New Roman" w:cs="Times New Roman" w:eastAsia="Times New Roman"/>
                 <w:b w:val="0"/>
                 <w:i w:val="0"/>
-                <w:sz w:val="24"/>
+                <w:sz w:val="28"/>
                 <w:color w:val="000000"/>
               </w:rPr>
               <w:t>1.00</w:t>
@@ -12464,7 +12794,7 @@
                 <w:rFonts w:ascii="Times New Roman" w:hAnsi="Times New Roman" w:cs="Times New Roman" w:eastAsia="Times New Roman"/>
                 <w:b w:val="0"/>
                 <w:i w:val="0"/>
-                <w:sz w:val="24"/>
+                <w:sz w:val="28"/>
                 <w:color w:val="000000"/>
               </w:rPr>
               <w:t>1.00</w:t>
@@ -12487,7 +12817,7 @@
                 <w:rFonts w:ascii="Times New Roman" w:hAnsi="Times New Roman" w:cs="Times New Roman" w:eastAsia="Times New Roman"/>
                 <w:b w:val="0"/>
                 <w:i w:val="0"/>
-                <w:sz w:val="24"/>
+                <w:sz w:val="28"/>
                 <w:color w:val="000000"/>
               </w:rPr>
               <w:t>1.00</w:t>
@@ -12510,7 +12840,7 @@
                 <w:rFonts w:ascii="Times New Roman" w:hAnsi="Times New Roman" w:cs="Times New Roman" w:eastAsia="Times New Roman"/>
                 <w:b w:val="0"/>
                 <w:i w:val="0"/>
-                <w:sz w:val="24"/>
+                <w:sz w:val="28"/>
                 <w:color w:val="000000"/>
               </w:rPr>
               <w:t>5</w:t>
@@ -12533,7 +12863,7 @@
                 <w:rFonts w:ascii="Times New Roman" w:hAnsi="Times New Roman" w:cs="Times New Roman" w:eastAsia="Times New Roman"/>
                 <w:b w:val="0"/>
                 <w:i w:val="0"/>
-                <w:sz w:val="24"/>
+                <w:sz w:val="28"/>
                 <w:color w:val="000000"/>
               </w:rPr>
               <w:t>0</w:t>
@@ -12556,7 +12886,7 @@
                 <w:rFonts w:ascii="Times New Roman" w:hAnsi="Times New Roman" w:cs="Times New Roman" w:eastAsia="Times New Roman"/>
                 <w:b w:val="0"/>
                 <w:i w:val="0"/>
-                <w:sz w:val="24"/>
+                <w:sz w:val="28"/>
                 <w:color w:val="000000"/>
               </w:rPr>
               <w:t>0</w:t>
@@ -12578,10 +12908,10 @@
             <w:r/>
             <w:r>
               <w:rPr>
-                <w:rFonts w:ascii="Courier New" w:hAnsi="Courier New" w:cs="Times New Roman" w:eastAsia="Times New Roman"/>
+                <w:rFonts w:ascii="Times New Roman" w:hAnsi="Times New Roman" w:cs="Times New Roman" w:eastAsia="Times New Roman"/>
                 <w:b w:val="0"/>
                 <w:i w:val="0"/>
-                <w:sz w:val="22"/>
+                <w:sz w:val="28"/>
                 <w:color w:val="000000"/>
               </w:rPr>
               <w:t>llm_comment</w:t>
@@ -12601,10 +12931,10 @@
             <w:r/>
             <w:r>
               <w:rPr>
-                <w:rFonts w:ascii="Courier New" w:hAnsi="Courier New" w:cs="Times New Roman" w:eastAsia="Times New Roman"/>
+                <w:rFonts w:ascii="Times New Roman" w:hAnsi="Times New Roman" w:cs="Times New Roman" w:eastAsia="Times New Roman"/>
                 <w:b w:val="0"/>
                 <w:i w:val="0"/>
-                <w:sz w:val="22"/>
+                <w:sz w:val="28"/>
                 <w:color w:val="000000"/>
               </w:rPr>
               <w:t>comment.ua_as_language_model</w:t>
@@ -12627,7 +12957,7 @@
                 <w:rFonts w:ascii="Times New Roman" w:hAnsi="Times New Roman" w:cs="Times New Roman" w:eastAsia="Times New Roman"/>
                 <w:b w:val="0"/>
                 <w:i w:val="0"/>
-                <w:sz w:val="24"/>
+                <w:sz w:val="28"/>
                 <w:color w:val="000000"/>
               </w:rPr>
               <w:t>1.00</w:t>
@@ -12650,7 +12980,7 @@
                 <w:rFonts w:ascii="Times New Roman" w:hAnsi="Times New Roman" w:cs="Times New Roman" w:eastAsia="Times New Roman"/>
                 <w:b w:val="0"/>
                 <w:i w:val="0"/>
-                <w:sz w:val="24"/>
+                <w:sz w:val="28"/>
                 <w:color w:val="000000"/>
               </w:rPr>
               <w:t>1.00</w:t>
@@ -12673,7 +13003,7 @@
                 <w:rFonts w:ascii="Times New Roman" w:hAnsi="Times New Roman" w:cs="Times New Roman" w:eastAsia="Times New Roman"/>
                 <w:b w:val="0"/>
                 <w:i w:val="0"/>
-                <w:sz w:val="24"/>
+                <w:sz w:val="28"/>
                 <w:color w:val="000000"/>
               </w:rPr>
               <w:t>1.00</w:t>
@@ -12696,7 +13026,7 @@
                 <w:rFonts w:ascii="Times New Roman" w:hAnsi="Times New Roman" w:cs="Times New Roman" w:eastAsia="Times New Roman"/>
                 <w:b w:val="0"/>
                 <w:i w:val="0"/>
-                <w:sz w:val="24"/>
+                <w:sz w:val="28"/>
                 <w:color w:val="000000"/>
               </w:rPr>
               <w:t>5</w:t>
@@ -12719,7 +13049,7 @@
                 <w:rFonts w:ascii="Times New Roman" w:hAnsi="Times New Roman" w:cs="Times New Roman" w:eastAsia="Times New Roman"/>
                 <w:b w:val="0"/>
                 <w:i w:val="0"/>
-                <w:sz w:val="24"/>
+                <w:sz w:val="28"/>
                 <w:color w:val="000000"/>
               </w:rPr>
               <w:t>0</w:t>
@@ -12742,7 +13072,7 @@
                 <w:rFonts w:ascii="Times New Roman" w:hAnsi="Times New Roman" w:cs="Times New Roman" w:eastAsia="Times New Roman"/>
                 <w:b w:val="0"/>
                 <w:i w:val="0"/>
-                <w:sz w:val="24"/>
+                <w:sz w:val="28"/>
                 <w:color w:val="000000"/>
               </w:rPr>
               <w:t>0</w:t>
@@ -12764,10 +13094,10 @@
             <w:r/>
             <w:r>
               <w:rPr>
-                <w:rFonts w:ascii="Courier New" w:hAnsi="Courier New" w:cs="Times New Roman" w:eastAsia="Times New Roman"/>
+                <w:rFonts w:ascii="Times New Roman" w:hAnsi="Times New Roman" w:cs="Times New Roman" w:eastAsia="Times New Roman"/>
                 <w:b w:val="0"/>
                 <w:i w:val="0"/>
-                <w:sz w:val="22"/>
+                <w:sz w:val="28"/>
                 <w:color w:val="000000"/>
               </w:rPr>
               <w:t>llm_comment</w:t>
@@ -12787,10 +13117,10 @@
             <w:r/>
             <w:r>
               <w:rPr>
-                <w:rFonts w:ascii="Courier New" w:hAnsi="Courier New" w:cs="Times New Roman" w:eastAsia="Times New Roman"/>
+                <w:rFonts w:ascii="Times New Roman" w:hAnsi="Times New Roman" w:cs="Times New Roman" w:eastAsia="Times New Roman"/>
                 <w:b w:val="0"/>
                 <w:i w:val="0"/>
-                <w:sz w:val="22"/>
+                <w:sz w:val="28"/>
                 <w:color w:val="000000"/>
               </w:rPr>
               <w:t>comment.ua_spodivaius_dopomozhe</w:t>
@@ -12813,7 +13143,7 @@
                 <w:rFonts w:ascii="Times New Roman" w:hAnsi="Times New Roman" w:cs="Times New Roman" w:eastAsia="Times New Roman"/>
                 <w:b w:val="0"/>
                 <w:i w:val="0"/>
-                <w:sz w:val="24"/>
+                <w:sz w:val="28"/>
                 <w:color w:val="000000"/>
               </w:rPr>
               <w:t>1.00</w:t>
@@ -12836,7 +13166,7 @@
                 <w:rFonts w:ascii="Times New Roman" w:hAnsi="Times New Roman" w:cs="Times New Roman" w:eastAsia="Times New Roman"/>
                 <w:b w:val="0"/>
                 <w:i w:val="0"/>
-                <w:sz w:val="24"/>
+                <w:sz w:val="28"/>
                 <w:color w:val="000000"/>
               </w:rPr>
               <w:t>1.00</w:t>
@@ -12859,7 +13189,7 @@
                 <w:rFonts w:ascii="Times New Roman" w:hAnsi="Times New Roman" w:cs="Times New Roman" w:eastAsia="Times New Roman"/>
                 <w:b w:val="0"/>
                 <w:i w:val="0"/>
-                <w:sz w:val="24"/>
+                <w:sz w:val="28"/>
                 <w:color w:val="000000"/>
               </w:rPr>
               <w:t>1.00</w:t>
@@ -12882,7 +13212,7 @@
                 <w:rFonts w:ascii="Times New Roman" w:hAnsi="Times New Roman" w:cs="Times New Roman" w:eastAsia="Times New Roman"/>
                 <w:b w:val="0"/>
                 <w:i w:val="0"/>
-                <w:sz w:val="24"/>
+                <w:sz w:val="28"/>
                 <w:color w:val="000000"/>
               </w:rPr>
               <w:t>5</w:t>
@@ -12905,7 +13235,7 @@
                 <w:rFonts w:ascii="Times New Roman" w:hAnsi="Times New Roman" w:cs="Times New Roman" w:eastAsia="Times New Roman"/>
                 <w:b w:val="0"/>
                 <w:i w:val="0"/>
-                <w:sz w:val="24"/>
+                <w:sz w:val="28"/>
                 <w:color w:val="000000"/>
               </w:rPr>
               <w:t>0</w:t>
@@ -12928,7 +13258,7 @@
                 <w:rFonts w:ascii="Times New Roman" w:hAnsi="Times New Roman" w:cs="Times New Roman" w:eastAsia="Times New Roman"/>
                 <w:b w:val="0"/>
                 <w:i w:val="0"/>
-                <w:sz w:val="24"/>
+                <w:sz w:val="28"/>
                 <w:color w:val="000000"/>
               </w:rPr>
               <w:t>0</w:t>
@@ -12950,10 +13280,10 @@
             <w:r/>
             <w:r>
               <w:rPr>
-                <w:rFonts w:ascii="Courier New" w:hAnsi="Courier New" w:cs="Times New Roman" w:eastAsia="Times New Roman"/>
+                <w:rFonts w:ascii="Times New Roman" w:hAnsi="Times New Roman" w:cs="Times New Roman" w:eastAsia="Times New Roman"/>
                 <w:b w:val="0"/>
                 <w:i w:val="0"/>
-                <w:sz w:val="22"/>
+                <w:sz w:val="28"/>
                 <w:color w:val="000000"/>
               </w:rPr>
               <w:t>markdown_leak</w:t>
@@ -12973,10 +13303,10 @@
             <w:r/>
             <w:r>
               <w:rPr>
-                <w:rFonts w:ascii="Courier New" w:hAnsi="Courier New" w:cs="Times New Roman" w:eastAsia="Times New Roman"/>
+                <w:rFonts w:ascii="Times New Roman" w:hAnsi="Times New Roman" w:cs="Times New Roman" w:eastAsia="Times New Roman"/>
                 <w:b w:val="0"/>
                 <w:i w:val="0"/>
-                <w:sz w:val="22"/>
+                <w:sz w:val="28"/>
                 <w:color w:val="000000"/>
               </w:rPr>
               <w:t>markdown.code_fence_in_source</w:t>
@@ -12999,7 +13329,7 @@
                 <w:rFonts w:ascii="Times New Roman" w:hAnsi="Times New Roman" w:cs="Times New Roman" w:eastAsia="Times New Roman"/>
                 <w:b w:val="0"/>
                 <w:i w:val="0"/>
-                <w:sz w:val="24"/>
+                <w:sz w:val="28"/>
                 <w:color w:val="000000"/>
               </w:rPr>
               <w:t>0.50</w:t>
@@ -13022,7 +13352,7 @@
                 <w:rFonts w:ascii="Times New Roman" w:hAnsi="Times New Roman" w:cs="Times New Roman" w:eastAsia="Times New Roman"/>
                 <w:b w:val="0"/>
                 <w:i w:val="0"/>
-                <w:sz w:val="24"/>
+                <w:sz w:val="28"/>
                 <w:color w:val="000000"/>
               </w:rPr>
               <w:t>1.00</w:t>
@@ -13045,7 +13375,7 @@
                 <w:rFonts w:ascii="Times New Roman" w:hAnsi="Times New Roman" w:cs="Times New Roman" w:eastAsia="Times New Roman"/>
                 <w:b w:val="0"/>
                 <w:i w:val="0"/>
-                <w:sz w:val="24"/>
+                <w:sz w:val="28"/>
                 <w:color w:val="000000"/>
               </w:rPr>
               <w:t>0.67</w:t>
@@ -13068,7 +13398,7 @@
                 <w:rFonts w:ascii="Times New Roman" w:hAnsi="Times New Roman" w:cs="Times New Roman" w:eastAsia="Times New Roman"/>
                 <w:b w:val="0"/>
                 <w:i w:val="0"/>
-                <w:sz w:val="24"/>
+                <w:sz w:val="28"/>
                 <w:color w:val="000000"/>
               </w:rPr>
               <w:t>5</w:t>
@@ -13091,7 +13421,7 @@
                 <w:rFonts w:ascii="Times New Roman" w:hAnsi="Times New Roman" w:cs="Times New Roman" w:eastAsia="Times New Roman"/>
                 <w:b w:val="0"/>
                 <w:i w:val="0"/>
-                <w:sz w:val="24"/>
+                <w:sz w:val="28"/>
                 <w:color w:val="000000"/>
               </w:rPr>
               <w:t>5</w:t>
@@ -13114,7 +13444,7 @@
                 <w:rFonts w:ascii="Times New Roman" w:hAnsi="Times New Roman" w:cs="Times New Roman" w:eastAsia="Times New Roman"/>
                 <w:b w:val="0"/>
                 <w:i w:val="0"/>
-                <w:sz w:val="24"/>
+                <w:sz w:val="28"/>
                 <w:color w:val="000000"/>
               </w:rPr>
               <w:t>0</w:t>
@@ -13136,10 +13466,10 @@
             <w:r/>
             <w:r>
               <w:rPr>
-                <w:rFonts w:ascii="Courier New" w:hAnsi="Courier New" w:cs="Times New Roman" w:eastAsia="Times New Roman"/>
+                <w:rFonts w:ascii="Times New Roman" w:hAnsi="Times New Roman" w:cs="Times New Roman" w:eastAsia="Times New Roman"/>
                 <w:b w:val="0"/>
                 <w:i w:val="0"/>
-                <w:sz w:val="22"/>
+                <w:sz w:val="28"/>
                 <w:color w:val="000000"/>
               </w:rPr>
               <w:t>markdown_leak</w:t>
@@ -13159,10 +13489,10 @@
             <w:r/>
             <w:r>
               <w:rPr>
-                <w:rFonts w:ascii="Courier New" w:hAnsi="Courier New" w:cs="Times New Roman" w:eastAsia="Times New Roman"/>
+                <w:rFonts w:ascii="Times New Roman" w:hAnsi="Times New Roman" w:cs="Times New Roman" w:eastAsia="Times New Roman"/>
                 <w:b w:val="0"/>
                 <w:i w:val="0"/>
-                <w:sz w:val="22"/>
+                <w:sz w:val="28"/>
                 <w:color w:val="000000"/>
               </w:rPr>
               <w:t>markdown.language_fence_in_source</w:t>
@@ -13185,7 +13515,7 @@
                 <w:rFonts w:ascii="Times New Roman" w:hAnsi="Times New Roman" w:cs="Times New Roman" w:eastAsia="Times New Roman"/>
                 <w:b w:val="0"/>
                 <w:i w:val="0"/>
-                <w:sz w:val="24"/>
+                <w:sz w:val="28"/>
                 <w:color w:val="000000"/>
               </w:rPr>
               <w:t>1.00</w:t>
@@ -13208,7 +13538,7 @@
                 <w:rFonts w:ascii="Times New Roman" w:hAnsi="Times New Roman" w:cs="Times New Roman" w:eastAsia="Times New Roman"/>
                 <w:b w:val="0"/>
                 <w:i w:val="0"/>
-                <w:sz w:val="24"/>
+                <w:sz w:val="28"/>
                 <w:color w:val="000000"/>
               </w:rPr>
               <w:t>1.00</w:t>
@@ -13231,7 +13561,7 @@
                 <w:rFonts w:ascii="Times New Roman" w:hAnsi="Times New Roman" w:cs="Times New Roman" w:eastAsia="Times New Roman"/>
                 <w:b w:val="0"/>
                 <w:i w:val="0"/>
-                <w:sz w:val="24"/>
+                <w:sz w:val="28"/>
                 <w:color w:val="000000"/>
               </w:rPr>
               <w:t>1.00</w:t>
@@ -13254,7 +13584,7 @@
                 <w:rFonts w:ascii="Times New Roman" w:hAnsi="Times New Roman" w:cs="Times New Roman" w:eastAsia="Times New Roman"/>
                 <w:b w:val="0"/>
                 <w:i w:val="0"/>
-                <w:sz w:val="24"/>
+                <w:sz w:val="28"/>
                 <w:color w:val="000000"/>
               </w:rPr>
               <w:t>5</w:t>
@@ -13277,7 +13607,7 @@
                 <w:rFonts w:ascii="Times New Roman" w:hAnsi="Times New Roman" w:cs="Times New Roman" w:eastAsia="Times New Roman"/>
                 <w:b w:val="0"/>
                 <w:i w:val="0"/>
-                <w:sz w:val="24"/>
+                <w:sz w:val="28"/>
                 <w:color w:val="000000"/>
               </w:rPr>
               <w:t>0</w:t>
@@ -13300,7 +13630,7 @@
                 <w:rFonts w:ascii="Times New Roman" w:hAnsi="Times New Roman" w:cs="Times New Roman" w:eastAsia="Times New Roman"/>
                 <w:b w:val="0"/>
                 <w:i w:val="0"/>
-                <w:sz w:val="24"/>
+                <w:sz w:val="28"/>
                 <w:color w:val="000000"/>
               </w:rPr>
               <w:t>0</w:t>
@@ -13322,10 +13652,10 @@
             <w:r/>
             <w:r>
               <w:rPr>
-                <w:rFonts w:ascii="Courier New" w:hAnsi="Courier New" w:cs="Times New Roman" w:eastAsia="Times New Roman"/>
+                <w:rFonts w:ascii="Times New Roman" w:hAnsi="Times New Roman" w:cs="Times New Roman" w:eastAsia="Times New Roman"/>
                 <w:b w:val="0"/>
                 <w:i w:val="0"/>
-                <w:sz w:val="22"/>
+                <w:sz w:val="28"/>
                 <w:color w:val="000000"/>
               </w:rPr>
               <w:t>markdown_leak</w:t>
@@ -13345,10 +13675,10 @@
             <w:r/>
             <w:r>
               <w:rPr>
-                <w:rFonts w:ascii="Courier New" w:hAnsi="Courier New" w:cs="Times New Roman" w:eastAsia="Times New Roman"/>
+                <w:rFonts w:ascii="Times New Roman" w:hAnsi="Times New Roman" w:cs="Times New Roman" w:eastAsia="Times New Roman"/>
                 <w:b w:val="0"/>
                 <w:i w:val="0"/>
-                <w:sz w:val="22"/>
+                <w:sz w:val="28"/>
                 <w:color w:val="000000"/>
               </w:rPr>
               <w:t>markdown.bold_in_code</w:t>
@@ -13371,7 +13701,7 @@
                 <w:rFonts w:ascii="Times New Roman" w:hAnsi="Times New Roman" w:cs="Times New Roman" w:eastAsia="Times New Roman"/>
                 <w:b w:val="0"/>
                 <w:i w:val="0"/>
-                <w:sz w:val="24"/>
+                <w:sz w:val="28"/>
                 <w:color w:val="000000"/>
               </w:rPr>
               <w:t>—</w:t>
@@ -13394,7 +13724,7 @@
                 <w:rFonts w:ascii="Times New Roman" w:hAnsi="Times New Roman" w:cs="Times New Roman" w:eastAsia="Times New Roman"/>
                 <w:b w:val="0"/>
                 <w:i w:val="0"/>
-                <w:sz w:val="24"/>
+                <w:sz w:val="28"/>
                 <w:color w:val="000000"/>
               </w:rPr>
               <w:t>—</w:t>
@@ -13417,7 +13747,7 @@
                 <w:rFonts w:ascii="Times New Roman" w:hAnsi="Times New Roman" w:cs="Times New Roman" w:eastAsia="Times New Roman"/>
                 <w:b w:val="0"/>
                 <w:i w:val="0"/>
-                <w:sz w:val="24"/>
+                <w:sz w:val="28"/>
                 <w:color w:val="000000"/>
               </w:rPr>
               <w:t>—</w:t>
@@ -13440,7 +13770,7 @@
                 <w:rFonts w:ascii="Times New Roman" w:hAnsi="Times New Roman" w:cs="Times New Roman" w:eastAsia="Times New Roman"/>
                 <w:b w:val="0"/>
                 <w:i w:val="0"/>
-                <w:sz w:val="24"/>
+                <w:sz w:val="28"/>
                 <w:color w:val="000000"/>
               </w:rPr>
               <w:t>0</w:t>
@@ -13463,7 +13793,7 @@
                 <w:rFonts w:ascii="Times New Roman" w:hAnsi="Times New Roman" w:cs="Times New Roman" w:eastAsia="Times New Roman"/>
                 <w:b w:val="0"/>
                 <w:i w:val="0"/>
-                <w:sz w:val="24"/>
+                <w:sz w:val="28"/>
                 <w:color w:val="000000"/>
               </w:rPr>
               <w:t>0</w:t>
@@ -13486,7 +13816,7 @@
                 <w:rFonts w:ascii="Times New Roman" w:hAnsi="Times New Roman" w:cs="Times New Roman" w:eastAsia="Times New Roman"/>
                 <w:b w:val="0"/>
                 <w:i w:val="0"/>
-                <w:sz w:val="24"/>
+                <w:sz w:val="28"/>
                 <w:color w:val="000000"/>
               </w:rPr>
               <w:t>0</w:t>
@@ -13508,10 +13838,10 @@
             <w:r/>
             <w:r>
               <w:rPr>
-                <w:rFonts w:ascii="Courier New" w:hAnsi="Courier New" w:cs="Times New Roman" w:eastAsia="Times New Roman"/>
+                <w:rFonts w:ascii="Times New Roman" w:hAnsi="Times New Roman" w:cs="Times New Roman" w:eastAsia="Times New Roman"/>
                 <w:b w:val="0"/>
                 <w:i w:val="0"/>
-                <w:sz w:val="22"/>
+                <w:sz w:val="28"/>
                 <w:color w:val="000000"/>
               </w:rPr>
               <w:t>policy</w:t>
@@ -13531,10 +13861,10 @@
             <w:r/>
             <w:r>
               <w:rPr>
-                <w:rFonts w:ascii="Courier New" w:hAnsi="Courier New" w:cs="Times New Roman" w:eastAsia="Times New Roman"/>
+                <w:rFonts w:ascii="Times New Roman" w:hAnsi="Times New Roman" w:cs="Times New Roman" w:eastAsia="Times New Roman"/>
                 <w:b w:val="0"/>
                 <w:i w:val="0"/>
-                <w:sz w:val="22"/>
+                <w:sz w:val="28"/>
                 <w:color w:val="000000"/>
               </w:rPr>
               <w:t>policy.im_sorry_but_in_comment</w:t>
@@ -13557,7 +13887,7 @@
                 <w:rFonts w:ascii="Times New Roman" w:hAnsi="Times New Roman" w:cs="Times New Roman" w:eastAsia="Times New Roman"/>
                 <w:b w:val="0"/>
                 <w:i w:val="0"/>
-                <w:sz w:val="24"/>
+                <w:sz w:val="28"/>
                 <w:color w:val="000000"/>
               </w:rPr>
               <w:t>1.00</w:t>
@@ -13580,7 +13910,7 @@
                 <w:rFonts w:ascii="Times New Roman" w:hAnsi="Times New Roman" w:cs="Times New Roman" w:eastAsia="Times New Roman"/>
                 <w:b w:val="0"/>
                 <w:i w:val="0"/>
-                <w:sz w:val="24"/>
+                <w:sz w:val="28"/>
                 <w:color w:val="000000"/>
               </w:rPr>
               <w:t>1.00</w:t>
@@ -13603,7 +13933,7 @@
                 <w:rFonts w:ascii="Times New Roman" w:hAnsi="Times New Roman" w:cs="Times New Roman" w:eastAsia="Times New Roman"/>
                 <w:b w:val="0"/>
                 <w:i w:val="0"/>
-                <w:sz w:val="24"/>
+                <w:sz w:val="28"/>
                 <w:color w:val="000000"/>
               </w:rPr>
               <w:t>1.00</w:t>
@@ -13626,7 +13956,7 @@
                 <w:rFonts w:ascii="Times New Roman" w:hAnsi="Times New Roman" w:cs="Times New Roman" w:eastAsia="Times New Roman"/>
                 <w:b w:val="0"/>
                 <w:i w:val="0"/>
-                <w:sz w:val="24"/>
+                <w:sz w:val="28"/>
                 <w:color w:val="000000"/>
               </w:rPr>
               <w:t>5</w:t>
@@ -13649,7 +13979,7 @@
                 <w:rFonts w:ascii="Times New Roman" w:hAnsi="Times New Roman" w:cs="Times New Roman" w:eastAsia="Times New Roman"/>
                 <w:b w:val="0"/>
                 <w:i w:val="0"/>
-                <w:sz w:val="24"/>
+                <w:sz w:val="28"/>
                 <w:color w:val="000000"/>
               </w:rPr>
               <w:t>0</w:t>
@@ -13672,7 +14002,7 @@
                 <w:rFonts w:ascii="Times New Roman" w:hAnsi="Times New Roman" w:cs="Times New Roman" w:eastAsia="Times New Roman"/>
                 <w:b w:val="0"/>
                 <w:i w:val="0"/>
-                <w:sz w:val="24"/>
+                <w:sz w:val="28"/>
                 <w:color w:val="000000"/>
               </w:rPr>
               <w:t>0</w:t>
@@ -13694,10 +14024,10 @@
             <w:r/>
             <w:r>
               <w:rPr>
-                <w:rFonts w:ascii="Courier New" w:hAnsi="Courier New" w:cs="Times New Roman" w:eastAsia="Times New Roman"/>
+                <w:rFonts w:ascii="Times New Roman" w:hAnsi="Times New Roman" w:cs="Times New Roman" w:eastAsia="Times New Roman"/>
                 <w:b w:val="0"/>
                 <w:i w:val="0"/>
-                <w:sz w:val="22"/>
+                <w:sz w:val="28"/>
                 <w:color w:val="000000"/>
               </w:rPr>
               <w:t>policy</w:t>
@@ -13717,10 +14047,10 @@
             <w:r/>
             <w:r>
               <w:rPr>
-                <w:rFonts w:ascii="Courier New" w:hAnsi="Courier New" w:cs="Times New Roman" w:eastAsia="Times New Roman"/>
+                <w:rFonts w:ascii="Times New Roman" w:hAnsi="Times New Roman" w:cs="Times New Roman" w:eastAsia="Times New Roman"/>
                 <w:b w:val="0"/>
                 <w:i w:val="0"/>
-                <w:sz w:val="22"/>
+                <w:sz w:val="28"/>
                 <w:color w:val="000000"/>
               </w:rPr>
               <w:t>policy.cannot_provide_in_comment</w:t>
@@ -13743,7 +14073,7 @@
                 <w:rFonts w:ascii="Times New Roman" w:hAnsi="Times New Roman" w:cs="Times New Roman" w:eastAsia="Times New Roman"/>
                 <w:b w:val="0"/>
                 <w:i w:val="0"/>
-                <w:sz w:val="24"/>
+                <w:sz w:val="28"/>
                 <w:color w:val="000000"/>
               </w:rPr>
               <w:t>0.50</w:t>
@@ -13766,7 +14096,7 @@
                 <w:rFonts w:ascii="Times New Roman" w:hAnsi="Times New Roman" w:cs="Times New Roman" w:eastAsia="Times New Roman"/>
                 <w:b w:val="0"/>
                 <w:i w:val="0"/>
-                <w:sz w:val="24"/>
+                <w:sz w:val="28"/>
                 <w:color w:val="000000"/>
               </w:rPr>
               <w:t>1.00</w:t>
@@ -13789,7 +14119,7 @@
                 <w:rFonts w:ascii="Times New Roman" w:hAnsi="Times New Roman" w:cs="Times New Roman" w:eastAsia="Times New Roman"/>
                 <w:b w:val="0"/>
                 <w:i w:val="0"/>
-                <w:sz w:val="24"/>
+                <w:sz w:val="28"/>
                 <w:color w:val="000000"/>
               </w:rPr>
               <w:t>0.67</w:t>
@@ -13812,7 +14142,7 @@
                 <w:rFonts w:ascii="Times New Roman" w:hAnsi="Times New Roman" w:cs="Times New Roman" w:eastAsia="Times New Roman"/>
                 <w:b w:val="0"/>
                 <w:i w:val="0"/>
-                <w:sz w:val="24"/>
+                <w:sz w:val="28"/>
                 <w:color w:val="000000"/>
               </w:rPr>
               <w:t>5</w:t>
@@ -13835,7 +14165,7 @@
                 <w:rFonts w:ascii="Times New Roman" w:hAnsi="Times New Roman" w:cs="Times New Roman" w:eastAsia="Times New Roman"/>
                 <w:b w:val="0"/>
                 <w:i w:val="0"/>
-                <w:sz w:val="24"/>
+                <w:sz w:val="28"/>
                 <w:color w:val="000000"/>
               </w:rPr>
               <w:t>5</w:t>
@@ -13858,7 +14188,7 @@
                 <w:rFonts w:ascii="Times New Roman" w:hAnsi="Times New Roman" w:cs="Times New Roman" w:eastAsia="Times New Roman"/>
                 <w:b w:val="0"/>
                 <w:i w:val="0"/>
-                <w:sz w:val="24"/>
+                <w:sz w:val="28"/>
                 <w:color w:val="000000"/>
               </w:rPr>
               <w:t>0</w:t>
@@ -13880,10 +14210,10 @@
             <w:r/>
             <w:r>
               <w:rPr>
-                <w:rFonts w:ascii="Courier New" w:hAnsi="Courier New" w:cs="Times New Roman" w:eastAsia="Times New Roman"/>
+                <w:rFonts w:ascii="Times New Roman" w:hAnsi="Times New Roman" w:cs="Times New Roman" w:eastAsia="Times New Roman"/>
                 <w:b w:val="0"/>
                 <w:i w:val="0"/>
-                <w:sz w:val="22"/>
+                <w:sz w:val="28"/>
                 <w:color w:val="000000"/>
               </w:rPr>
               <w:t>policy</w:t>
@@ -13903,10 +14233,10 @@
             <w:r/>
             <w:r>
               <w:rPr>
-                <w:rFonts w:ascii="Courier New" w:hAnsi="Courier New" w:cs="Times New Roman" w:eastAsia="Times New Roman"/>
+                <w:rFonts w:ascii="Times New Roman" w:hAnsi="Times New Roman" w:cs="Times New Roman" w:eastAsia="Times New Roman"/>
                 <w:b w:val="0"/>
                 <w:i w:val="0"/>
-                <w:sz w:val="22"/>
+                <w:sz w:val="28"/>
                 <w:color w:val="000000"/>
               </w:rPr>
               <w:t>policy.knowledge_cutoff_in_comment</w:t>
@@ -13929,7 +14259,7 @@
                 <w:rFonts w:ascii="Times New Roman" w:hAnsi="Times New Roman" w:cs="Times New Roman" w:eastAsia="Times New Roman"/>
                 <w:b w:val="0"/>
                 <w:i w:val="0"/>
-                <w:sz w:val="24"/>
+                <w:sz w:val="28"/>
                 <w:color w:val="000000"/>
               </w:rPr>
               <w:t>1.00</w:t>
@@ -13952,7 +14282,7 @@
                 <w:rFonts w:ascii="Times New Roman" w:hAnsi="Times New Roman" w:cs="Times New Roman" w:eastAsia="Times New Roman"/>
                 <w:b w:val="0"/>
                 <w:i w:val="0"/>
-                <w:sz w:val="24"/>
+                <w:sz w:val="28"/>
                 <w:color w:val="000000"/>
               </w:rPr>
               <w:t>1.00</w:t>
@@ -13975,7 +14305,7 @@
                 <w:rFonts w:ascii="Times New Roman" w:hAnsi="Times New Roman" w:cs="Times New Roman" w:eastAsia="Times New Roman"/>
                 <w:b w:val="0"/>
                 <w:i w:val="0"/>
-                <w:sz w:val="24"/>
+                <w:sz w:val="28"/>
                 <w:color w:val="000000"/>
               </w:rPr>
               <w:t>1.00</w:t>
@@ -13998,7 +14328,7 @@
                 <w:rFonts w:ascii="Times New Roman" w:hAnsi="Times New Roman" w:cs="Times New Roman" w:eastAsia="Times New Roman"/>
                 <w:b w:val="0"/>
                 <w:i w:val="0"/>
-                <w:sz w:val="24"/>
+                <w:sz w:val="28"/>
                 <w:color w:val="000000"/>
               </w:rPr>
               <w:t>5</w:t>
@@ -14021,7 +14351,7 @@
                 <w:rFonts w:ascii="Times New Roman" w:hAnsi="Times New Roman" w:cs="Times New Roman" w:eastAsia="Times New Roman"/>
                 <w:b w:val="0"/>
                 <w:i w:val="0"/>
-                <w:sz w:val="24"/>
+                <w:sz w:val="28"/>
                 <w:color w:val="000000"/>
               </w:rPr>
               <w:t>0</w:t>
@@ -14044,7 +14374,7 @@
                 <w:rFonts w:ascii="Times New Roman" w:hAnsi="Times New Roman" w:cs="Times New Roman" w:eastAsia="Times New Roman"/>
                 <w:b w:val="0"/>
                 <w:i w:val="0"/>
-                <w:sz w:val="24"/>
+                <w:sz w:val="28"/>
                 <w:color w:val="000000"/>
               </w:rPr>
               <w:t>0</w:t>
@@ -14066,10 +14396,10 @@
             <w:r/>
             <w:r>
               <w:rPr>
-                <w:rFonts w:ascii="Courier New" w:hAnsi="Courier New" w:cs="Times New Roman" w:eastAsia="Times New Roman"/>
+                <w:rFonts w:ascii="Times New Roman" w:hAnsi="Times New Roman" w:cs="Times New Roman" w:eastAsia="Times New Roman"/>
                 <w:b w:val="0"/>
                 <w:i w:val="0"/>
-                <w:sz w:val="22"/>
+                <w:sz w:val="28"/>
                 <w:color w:val="000000"/>
               </w:rPr>
               <w:t>policy</w:t>
@@ -14089,10 +14419,10 @@
             <w:r/>
             <w:r>
               <w:rPr>
-                <w:rFonts w:ascii="Courier New" w:hAnsi="Courier New" w:cs="Times New Roman" w:eastAsia="Times New Roman"/>
+                <w:rFonts w:ascii="Times New Roman" w:hAnsi="Times New Roman" w:cs="Times New Roman" w:eastAsia="Times New Roman"/>
                 <w:b w:val="0"/>
                 <w:i w:val="0"/>
-                <w:sz w:val="22"/>
+                <w:sz w:val="28"/>
                 <w:color w:val="000000"/>
               </w:rPr>
               <w:t>policy.ua_na_zhal</w:t>
@@ -14115,7 +14445,7 @@
                 <w:rFonts w:ascii="Times New Roman" w:hAnsi="Times New Roman" w:cs="Times New Roman" w:eastAsia="Times New Roman"/>
                 <w:b w:val="0"/>
                 <w:i w:val="0"/>
-                <w:sz w:val="24"/>
+                <w:sz w:val="28"/>
                 <w:color w:val="000000"/>
               </w:rPr>
               <w:t>1.00</w:t>
@@ -14138,7 +14468,7 @@
                 <w:rFonts w:ascii="Times New Roman" w:hAnsi="Times New Roman" w:cs="Times New Roman" w:eastAsia="Times New Roman"/>
                 <w:b w:val="0"/>
                 <w:i w:val="0"/>
-                <w:sz w:val="24"/>
+                <w:sz w:val="28"/>
                 <w:color w:val="000000"/>
               </w:rPr>
               <w:t>1.00</w:t>
@@ -14161,7 +14491,7 @@
                 <w:rFonts w:ascii="Times New Roman" w:hAnsi="Times New Roman" w:cs="Times New Roman" w:eastAsia="Times New Roman"/>
                 <w:b w:val="0"/>
                 <w:i w:val="0"/>
-                <w:sz w:val="24"/>
+                <w:sz w:val="28"/>
                 <w:color w:val="000000"/>
               </w:rPr>
               <w:t>1.00</w:t>
@@ -14184,7 +14514,7 @@
                 <w:rFonts w:ascii="Times New Roman" w:hAnsi="Times New Roman" w:cs="Times New Roman" w:eastAsia="Times New Roman"/>
                 <w:b w:val="0"/>
                 <w:i w:val="0"/>
-                <w:sz w:val="24"/>
+                <w:sz w:val="28"/>
                 <w:color w:val="000000"/>
               </w:rPr>
               <w:t>5</w:t>
@@ -14207,7 +14537,7 @@
                 <w:rFonts w:ascii="Times New Roman" w:hAnsi="Times New Roman" w:cs="Times New Roman" w:eastAsia="Times New Roman"/>
                 <w:b w:val="0"/>
                 <w:i w:val="0"/>
-                <w:sz w:val="24"/>
+                <w:sz w:val="28"/>
                 <w:color w:val="000000"/>
               </w:rPr>
               <w:t>0</w:t>
@@ -14230,7 +14560,7 @@
                 <w:rFonts w:ascii="Times New Roman" w:hAnsi="Times New Roman" w:cs="Times New Roman" w:eastAsia="Times New Roman"/>
                 <w:b w:val="0"/>
                 <w:i w:val="0"/>
-                <w:sz w:val="24"/>
+                <w:sz w:val="28"/>
                 <w:color w:val="000000"/>
               </w:rPr>
               <w:t>0</w:t>
@@ -14255,7 +14585,7 @@
                 <w:rFonts w:ascii="Times New Roman" w:hAnsi="Times New Roman" w:cs="Times New Roman" w:eastAsia="Times New Roman"/>
                 <w:b/>
                 <w:i w:val="0"/>
-                <w:sz w:val="24"/>
+                <w:sz w:val="28"/>
                 <w:color w:val="000000"/>
               </w:rPr>
               <w:t>Загалом</w:t>
@@ -14278,7 +14608,7 @@
                 <w:rFonts w:ascii="Times New Roman" w:hAnsi="Times New Roman" w:cs="Times New Roman" w:eastAsia="Times New Roman"/>
                 <w:b/>
                 <w:i w:val="0"/>
-                <w:sz w:val="24"/>
+                <w:sz w:val="28"/>
                 <w:color w:val="000000"/>
               </w:rPr>
               <w:t>усі правила</w:t>
@@ -14301,7 +14631,7 @@
                 <w:rFonts w:ascii="Times New Roman" w:hAnsi="Times New Roman" w:cs="Times New Roman" w:eastAsia="Times New Roman"/>
                 <w:b/>
                 <w:i w:val="0"/>
-                <w:sz w:val="24"/>
+                <w:sz w:val="28"/>
                 <w:color w:val="000000"/>
               </w:rPr>
               <w:t>1.00</w:t>
@@ -14324,7 +14654,7 @@
                 <w:rFonts w:ascii="Times New Roman" w:hAnsi="Times New Roman" w:cs="Times New Roman" w:eastAsia="Times New Roman"/>
                 <w:b/>
                 <w:i w:val="0"/>
-                <w:sz w:val="24"/>
+                <w:sz w:val="28"/>
                 <w:color w:val="000000"/>
               </w:rPr>
               <w:t>1.00</w:t>
@@ -14347,7 +14677,7 @@
                 <w:rFonts w:ascii="Times New Roman" w:hAnsi="Times New Roman" w:cs="Times New Roman" w:eastAsia="Times New Roman"/>
                 <w:b/>
                 <w:i w:val="0"/>
-                <w:sz w:val="24"/>
+                <w:sz w:val="28"/>
                 <w:color w:val="000000"/>
               </w:rPr>
               <w:t>1.00</w:t>
@@ -14370,7 +14700,7 @@
                 <w:rFonts w:ascii="Times New Roman" w:hAnsi="Times New Roman" w:cs="Times New Roman" w:eastAsia="Times New Roman"/>
                 <w:b/>
                 <w:i w:val="0"/>
-                <w:sz w:val="24"/>
+                <w:sz w:val="28"/>
                 <w:color w:val="000000"/>
               </w:rPr>
               <w:t>90</w:t>
@@ -14393,7 +14723,7 @@
                 <w:rFonts w:ascii="Times New Roman" w:hAnsi="Times New Roman" w:cs="Times New Roman" w:eastAsia="Times New Roman"/>
                 <w:b/>
                 <w:i w:val="0"/>
-                <w:sz w:val="24"/>
+                <w:sz w:val="28"/>
                 <w:color w:val="000000"/>
               </w:rPr>
               <w:t>0</w:t>
@@ -14416,7 +14746,7 @@
                 <w:rFonts w:ascii="Times New Roman" w:hAnsi="Times New Roman" w:cs="Times New Roman" w:eastAsia="Times New Roman"/>
                 <w:b/>
                 <w:i w:val="0"/>
-                <w:sz w:val="24"/>
+                <w:sz w:val="28"/>
                 <w:color w:val="000000"/>
               </w:rPr>
               <w:t>0</w:t>
@@ -14453,8 +14783,10 @@
       </w:r>
       <w:r>
         <w:rPr>
-          <w:rFonts w:ascii="Courier New" w:hAnsi="Courier New" w:cs="Courier New"/>
-          <w:sz w:val="24"/>
+          <w:rFonts w:ascii="Times New Roman" w:hAnsi="Times New Roman" w:cs="Times New Roman" w:eastAsia="Times New Roman"/>
+          <w:b w:val="0"/>
+          <w:i w:val="0"/>
+          <w:sz w:val="28"/>
           <w:color w:val="000000"/>
         </w:rPr>
         <w:t>markdown.code_fence_in_source</w:t>
@@ -14471,8 +14803,10 @@
       </w:r>
       <w:r>
         <w:rPr>
-          <w:rFonts w:ascii="Courier New" w:hAnsi="Courier New" w:cs="Courier New"/>
-          <w:sz w:val="24"/>
+          <w:rFonts w:ascii="Times New Roman" w:hAnsi="Times New Roman" w:cs="Times New Roman" w:eastAsia="Times New Roman"/>
+          <w:b w:val="0"/>
+          <w:i w:val="0"/>
+          <w:sz w:val="28"/>
           <w:color w:val="000000"/>
         </w:rPr>
         <w:t>policy.cannot_provide_in_comment</w:t>
@@ -14506,8 +14840,10 @@
       </w:r>
       <w:r>
         <w:rPr>
-          <w:rFonts w:ascii="Courier New" w:hAnsi="Courier New" w:cs="Courier New"/>
-          <w:sz w:val="24"/>
+          <w:rFonts w:ascii="Times New Roman" w:hAnsi="Times New Roman" w:cs="Times New Roman" w:eastAsia="Times New Roman"/>
+          <w:b w:val="0"/>
+          <w:i w:val="0"/>
+          <w:sz w:val="28"/>
           <w:color w:val="000000"/>
         </w:rPr>
         <w:t>markdown.code_fence_in_source</w:t>
@@ -14524,8 +14860,10 @@
       </w:r>
       <w:r>
         <w:rPr>
-          <w:rFonts w:ascii="Courier New" w:hAnsi="Courier New" w:cs="Courier New"/>
-          <w:sz w:val="24"/>
+          <w:rFonts w:ascii="Times New Roman" w:hAnsi="Times New Roman" w:cs="Times New Roman" w:eastAsia="Times New Roman"/>
+          <w:b w:val="0"/>
+          <w:i w:val="0"/>
+          <w:sz w:val="28"/>
           <w:color w:val="000000"/>
         </w:rPr>
         <w:t>markdown.language_fence_in_source</w:t>
@@ -14542,8 +14880,10 @@
       </w:r>
       <w:r>
         <w:rPr>
-          <w:rFonts w:ascii="Courier New" w:hAnsi="Courier New" w:cs="Courier New"/>
-          <w:sz w:val="24"/>
+          <w:rFonts w:ascii="Times New Roman" w:hAnsi="Times New Roman" w:cs="Times New Roman" w:eastAsia="Times New Roman"/>
+          <w:b w:val="0"/>
+          <w:i w:val="0"/>
+          <w:sz w:val="28"/>
           <w:color w:val="000000"/>
         </w:rPr>
         <w:t>markdown_leak</w:t>
@@ -14577,8 +14917,10 @@
       </w:r>
       <w:r>
         <w:rPr>
-          <w:rFonts w:ascii="Courier New" w:hAnsi="Courier New" w:cs="Courier New"/>
-          <w:sz w:val="24"/>
+          <w:rFonts w:ascii="Times New Roman" w:hAnsi="Times New Roman" w:cs="Times New Roman" w:eastAsia="Times New Roman"/>
+          <w:b w:val="0"/>
+          <w:i w:val="0"/>
+          <w:sz w:val="28"/>
           <w:color w:val="000000"/>
         </w:rPr>
         <w:t>policy.cannot_provide_in_comment</w:t>
@@ -14629,8 +14971,10 @@
       </w:r>
       <w:r>
         <w:rPr>
-          <w:rFonts w:ascii="Courier New" w:hAnsi="Courier New" w:cs="Courier New"/>
-          <w:sz w:val="24"/>
+          <w:rFonts w:ascii="Times New Roman" w:hAnsi="Times New Roman" w:cs="Times New Roman" w:eastAsia="Times New Roman"/>
+          <w:b w:val="0"/>
+          <w:i w:val="0"/>
+          <w:sz w:val="28"/>
           <w:color w:val="000000"/>
         </w:rPr>
         <w:t>markdown.bold_in_code</w:t>
@@ -14726,8 +15070,10 @@
       </w:r>
       <w:r>
         <w:rPr>
-          <w:rFonts w:ascii="Courier New" w:hAnsi="Courier New" w:cs="Courier New"/>
-          <w:sz w:val="24"/>
+          <w:rFonts w:ascii="Times New Roman" w:hAnsi="Times New Roman" w:cs="Times New Roman" w:eastAsia="Times New Roman"/>
+          <w:b w:val="0"/>
+          <w:i w:val="0"/>
+          <w:sz w:val="28"/>
           <w:color w:val="000000"/>
         </w:rPr>
         <w:t>signals.webcheck</w:t>
@@ -14744,8 +15090,10 @@
       </w:r>
       <w:r>
         <w:rPr>
-          <w:rFonts w:ascii="Courier New" w:hAnsi="Courier New" w:cs="Courier New"/>
-          <w:sz w:val="24"/>
+          <w:rFonts w:ascii="Times New Roman" w:hAnsi="Times New Roman" w:cs="Times New Roman" w:eastAsia="Times New Roman"/>
+          <w:b w:val="0"/>
+          <w:i w:val="0"/>
+          <w:sz w:val="28"/>
           <w:color w:val="000000"/>
         </w:rPr>
         <w:t>WebHit</w:t>
@@ -14779,8 +15127,10 @@
       </w:r>
       <w:r>
         <w:rPr>
-          <w:rFonts w:ascii="Courier New" w:hAnsi="Courier New" w:cs="Courier New"/>
-          <w:sz w:val="24"/>
+          <w:rFonts w:ascii="Times New Roman" w:hAnsi="Times New Roman" w:cs="Times New Roman" w:eastAsia="Times New Roman"/>
+          <w:b w:val="0"/>
+          <w:i w:val="0"/>
+          <w:sz w:val="28"/>
           <w:color w:val="000000"/>
         </w:rPr>
         <w:t>check_text(text) -&gt; list[WebHit]</w:t>
@@ -14797,8 +15147,10 @@
       </w:r>
       <w:r>
         <w:rPr>
-          <w:rFonts w:ascii="Courier New" w:hAnsi="Courier New" w:cs="Courier New"/>
-          <w:sz w:val="24"/>
+          <w:rFonts w:ascii="Times New Roman" w:hAnsi="Times New Roman" w:cs="Times New Roman" w:eastAsia="Times New Roman"/>
+          <w:b w:val="0"/>
+          <w:i w:val="0"/>
+          <w:sz w:val="28"/>
           <w:color w:val="000000"/>
         </w:rPr>
         <w:t>url</w:t>
@@ -14815,8 +15167,10 @@
       </w:r>
       <w:r>
         <w:rPr>
-          <w:rFonts w:ascii="Courier New" w:hAnsi="Courier New" w:cs="Courier New"/>
-          <w:sz w:val="24"/>
+          <w:rFonts w:ascii="Times New Roman" w:hAnsi="Times New Roman" w:cs="Times New Roman" w:eastAsia="Times New Roman"/>
+          <w:b w:val="0"/>
+          <w:i w:val="0"/>
+          <w:sz w:val="28"/>
           <w:color w:val="000000"/>
         </w:rPr>
         <w:t>score</w:t>
@@ -14833,8 +15187,10 @@
       </w:r>
       <w:r>
         <w:rPr>
-          <w:rFonts w:ascii="Courier New" w:hAnsi="Courier New" w:cs="Courier New"/>
-          <w:sz w:val="24"/>
+          <w:rFonts w:ascii="Times New Roman" w:hAnsi="Times New Roman" w:cs="Times New Roman" w:eastAsia="Times New Roman"/>
+          <w:b w:val="0"/>
+          <w:i w:val="0"/>
+          <w:sz w:val="28"/>
           <w:color w:val="000000"/>
         </w:rPr>
         <w:t>snippet</w:t>
@@ -14885,8 +15241,10 @@
       </w:r>
       <w:r>
         <w:rPr>
-          <w:rFonts w:ascii="Courier New" w:hAnsi="Courier New" w:cs="Courier New"/>
-          <w:sz w:val="24"/>
+          <w:rFonts w:ascii="Times New Roman" w:hAnsi="Times New Roman" w:cs="Times New Roman" w:eastAsia="Times New Roman"/>
+          <w:b w:val="0"/>
+          <w:i w:val="0"/>
+          <w:sz w:val="28"/>
           <w:color w:val="000000"/>
         </w:rPr>
         <w:t>submission_suspicion</w:t>
@@ -14903,8 +15261,10 @@
       </w:r>
       <w:r>
         <w:rPr>
-          <w:rFonts w:ascii="Courier New" w:hAnsi="Courier New" w:cs="Courier New"/>
-          <w:sz w:val="24"/>
+          <w:rFonts w:ascii="Times New Roman" w:hAnsi="Times New Roman" w:cs="Times New Roman" w:eastAsia="Times New Roman"/>
+          <w:b w:val="0"/>
+          <w:i w:val="0"/>
+          <w:sz w:val="28"/>
           <w:color w:val="000000"/>
         </w:rPr>
         <w:t>app/report/ranker.py</w:t>
@@ -16055,8 +16415,10 @@
       </w:r>
       <w:r>
         <w:rPr>
-          <w:rFonts w:ascii="Courier New" w:hAnsi="Courier New" w:cs="Courier New"/>
-          <w:sz w:val="24"/>
+          <w:rFonts w:ascii="Times New Roman" w:hAnsi="Times New Roman" w:cs="Times New Roman" w:eastAsia="Times New Roman"/>
+          <w:b w:val="0"/>
+          <w:i w:val="0"/>
+          <w:sz w:val="28"/>
           <w:color w:val="000000"/>
         </w:rPr>
         <w:t>[0, 1]</w:t>
@@ -16073,8 +16435,10 @@
       </w:r>
       <w:r>
         <w:rPr>
-          <w:rFonts w:ascii="Courier New" w:hAnsi="Courier New" w:cs="Courier New"/>
-          <w:sz w:val="24"/>
+          <w:rFonts w:ascii="Times New Roman" w:hAnsi="Times New Roman" w:cs="Times New Roman" w:eastAsia="Times New Roman"/>
+          <w:b w:val="0"/>
+          <w:i w:val="0"/>
+          <w:sz w:val="28"/>
           <w:color w:val="000000"/>
         </w:rPr>
         <w:t>submission_suspicion</w:t>
@@ -16491,8 +16855,10 @@
       </w:r>
       <w:r>
         <w:rPr>
-          <w:rFonts w:ascii="Courier New" w:hAnsi="Courier New" w:cs="Courier New"/>
-          <w:sz w:val="24"/>
+          <w:rFonts w:ascii="Times New Roman" w:hAnsi="Times New Roman" w:cs="Times New Roman" w:eastAsia="Times New Roman"/>
+          <w:b w:val="0"/>
+          <w:i w:val="0"/>
+          <w:sz w:val="28"/>
           <w:color w:val="000000"/>
         </w:rPr>
         <w:t>testFiles/</w:t>
@@ -16583,8 +16949,10 @@
       </w:r>
       <w:r>
         <w:rPr>
-          <w:rFonts w:ascii="Courier New" w:hAnsi="Courier New" w:cs="Courier New"/>
-          <w:sz w:val="24"/>
+          <w:rFonts w:ascii="Times New Roman" w:hAnsi="Times New Roman" w:cs="Times New Roman" w:eastAsia="Times New Roman"/>
+          <w:b w:val="0"/>
+          <w:i w:val="0"/>
+          <w:sz w:val="28"/>
           <w:color w:val="000000"/>
         </w:rPr>
         <w:t>comment.explanation_block</w:t>
@@ -16601,8 +16969,10 @@
       </w:r>
       <w:r>
         <w:rPr>
-          <w:rFonts w:ascii="Courier New" w:hAnsi="Courier New" w:cs="Courier New"/>
-          <w:sz w:val="24"/>
+          <w:rFonts w:ascii="Times New Roman" w:hAnsi="Times New Roman" w:cs="Times New Roman" w:eastAsia="Times New Roman"/>
+          <w:b w:val="0"/>
+          <w:i w:val="0"/>
+          <w:sz w:val="28"/>
           <w:color w:val="000000"/>
         </w:rPr>
         <w:t>comment.as_an_ai</w:t>
@@ -16619,8 +16989,10 @@
       </w:r>
       <w:r>
         <w:rPr>
-          <w:rFonts w:ascii="Courier New" w:hAnsi="Courier New" w:cs="Courier New"/>
-          <w:sz w:val="24"/>
+          <w:rFonts w:ascii="Times New Roman" w:hAnsi="Times New Roman" w:cs="Times New Roman" w:eastAsia="Times New Roman"/>
+          <w:b w:val="0"/>
+          <w:i w:val="0"/>
+          <w:sz w:val="28"/>
           <w:color w:val="000000"/>
         </w:rPr>
         <w:t>markdown.code_fence_in_source</w:t>
@@ -16637,8 +17009,10 @@
       </w:r>
       <w:r>
         <w:rPr>
-          <w:rFonts w:ascii="Courier New" w:hAnsi="Courier New" w:cs="Courier New"/>
-          <w:sz w:val="24"/>
+          <w:rFonts w:ascii="Times New Roman" w:hAnsi="Times New Roman" w:cs="Times New Roman" w:eastAsia="Times New Roman"/>
+          <w:b w:val="0"/>
+          <w:i w:val="0"/>
+          <w:sz w:val="28"/>
           <w:color w:val="000000"/>
         </w:rPr>
         <w:t>boilerplate.note_blocks_repeated</w:t>
@@ -16756,7 +17130,7 @@
                 <w:rFonts w:ascii="Times New Roman" w:hAnsi="Times New Roman" w:cs="Times New Roman" w:eastAsia="Times New Roman"/>
                 <w:b/>
                 <w:i w:val="0"/>
-                <w:sz w:val="24"/>
+                <w:sz w:val="28"/>
                 <w:color w:val="000000"/>
               </w:rPr>
               <w:t>Завдання</w:t>
@@ -16779,7 +17153,7 @@
                 <w:rFonts w:ascii="Times New Roman" w:hAnsi="Times New Roman" w:cs="Times New Roman" w:eastAsia="Times New Roman"/>
                 <w:b/>
                 <w:i w:val="0"/>
-                <w:sz w:val="24"/>
+                <w:sz w:val="28"/>
                 <w:color w:val="000000"/>
               </w:rPr>
               <w:t>Сабмішн</w:t>
@@ -16802,7 +17176,7 @@
                 <w:rFonts w:ascii="Times New Roman" w:hAnsi="Times New Roman" w:cs="Times New Roman" w:eastAsia="Times New Roman"/>
                 <w:b/>
                 <w:i w:val="0"/>
-                <w:sz w:val="24"/>
+                <w:sz w:val="28"/>
                 <w:color w:val="000000"/>
               </w:rPr>
               <w:t>Очікувано</w:t>
@@ -16825,7 +17199,7 @@
                 <w:rFonts w:ascii="Times New Roman" w:hAnsi="Times New Roman" w:cs="Times New Roman" w:eastAsia="Times New Roman"/>
                 <w:b/>
                 <w:i w:val="0"/>
-                <w:sz w:val="24"/>
+                <w:sz w:val="28"/>
                 <w:color w:val="000000"/>
               </w:rPr>
               <w:t>Спрацювало</w:t>
@@ -16848,7 +17222,7 @@
                 <w:rFonts w:ascii="Times New Roman" w:hAnsi="Times New Roman" w:cs="Times New Roman" w:eastAsia="Times New Roman"/>
                 <w:b/>
                 <w:i w:val="0"/>
-                <w:sz w:val="24"/>
+                <w:sz w:val="28"/>
                 <w:color w:val="000000"/>
               </w:rPr>
               <w:t>Перевірка</w:t>
@@ -16873,7 +17247,7 @@
                 <w:rFonts w:ascii="Times New Roman" w:hAnsi="Times New Roman" w:cs="Times New Roman" w:eastAsia="Times New Roman"/>
                 <w:b w:val="0"/>
                 <w:i w:val="0"/>
-                <w:sz w:val="24"/>
+                <w:sz w:val="28"/>
                 <w:color w:val="000000"/>
               </w:rPr>
               <w:t>1</w:t>
@@ -16896,7 +17270,7 @@
                 <w:rFonts w:ascii="Times New Roman" w:hAnsi="Times New Roman" w:cs="Times New Roman" w:eastAsia="Times New Roman"/>
                 <w:b w:val="0"/>
                 <w:i w:val="0"/>
-                <w:sz w:val="24"/>
+                <w:sz w:val="28"/>
                 <w:color w:val="000000"/>
               </w:rPr>
               <w:t>account1-original</w:t>
@@ -16919,7 +17293,7 @@
                 <w:rFonts w:ascii="Times New Roman" w:hAnsi="Times New Roman" w:cs="Times New Roman" w:eastAsia="Times New Roman"/>
                 <w:b w:val="0"/>
                 <w:i w:val="0"/>
-                <w:sz w:val="24"/>
+                <w:sz w:val="28"/>
                 <w:color w:val="000000"/>
               </w:rPr>
               <w:t>чисто</w:t>
@@ -16942,7 +17316,7 @@
                 <w:rFonts w:ascii="Times New Roman" w:hAnsi="Times New Roman" w:cs="Times New Roman" w:eastAsia="Times New Roman"/>
                 <w:b w:val="0"/>
                 <w:i w:val="0"/>
-                <w:sz w:val="24"/>
+                <w:sz w:val="28"/>
                 <w:color w:val="000000"/>
               </w:rPr>
               <w:t>leak=0, cohort=3 (як друга сторона пар)</w:t>
@@ -16965,7 +17339,7 @@
                 <w:rFonts w:ascii="Times New Roman" w:hAnsi="Times New Roman" w:cs="Times New Roman" w:eastAsia="Times New Roman"/>
                 <w:b w:val="0"/>
                 <w:i w:val="0"/>
-                <w:sz w:val="24"/>
+                <w:sz w:val="28"/>
                 <w:color w:val="000000"/>
               </w:rPr>
               <w:t>✓</w:t>
@@ -16990,7 +17364,7 @@
                 <w:rFonts w:ascii="Times New Roman" w:hAnsi="Times New Roman" w:cs="Times New Roman" w:eastAsia="Times New Roman"/>
                 <w:b w:val="0"/>
                 <w:i w:val="0"/>
-                <w:sz w:val="24"/>
+                <w:sz w:val="28"/>
                 <w:color w:val="000000"/>
               </w:rPr>
               <w:t>1</w:t>
@@ -17013,7 +17387,7 @@
                 <w:rFonts w:ascii="Times New Roman" w:hAnsi="Times New Roman" w:cs="Times New Roman" w:eastAsia="Times New Roman"/>
                 <w:b w:val="0"/>
                 <w:i w:val="0"/>
-                <w:sz w:val="24"/>
+                <w:sz w:val="28"/>
                 <w:color w:val="000000"/>
               </w:rPr>
               <w:t>account2-web-copy</w:t>
@@ -17036,7 +17410,7 @@
                 <w:rFonts w:ascii="Times New Roman" w:hAnsi="Times New Roman" w:cs="Times New Roman" w:eastAsia="Times New Roman"/>
                 <w:b w:val="0"/>
                 <w:i w:val="0"/>
-                <w:sz w:val="24"/>
+                <w:sz w:val="28"/>
                 <w:color w:val="000000"/>
               </w:rPr>
               <w:t>веб-канал (стуб)</w:t>
@@ -17059,7 +17433,7 @@
                 <w:rFonts w:ascii="Times New Roman" w:hAnsi="Times New Roman" w:cs="Times New Roman" w:eastAsia="Times New Roman"/>
                 <w:b w:val="0"/>
                 <w:i w:val="0"/>
-                <w:sz w:val="24"/>
+                <w:sz w:val="28"/>
                 <w:color w:val="000000"/>
               </w:rPr>
               <w:t>leak=0, cohort=3</w:t>
@@ -17082,7 +17456,7 @@
                 <w:rFonts w:ascii="Times New Roman" w:hAnsi="Times New Roman" w:cs="Times New Roman" w:eastAsia="Times New Roman"/>
                 <w:b w:val="0"/>
                 <w:i w:val="0"/>
-                <w:sz w:val="24"/>
+                <w:sz w:val="28"/>
                 <w:color w:val="000000"/>
               </w:rPr>
               <w:t>очікувано: пас веб</w:t>
@@ -17107,7 +17481,7 @@
                 <w:rFonts w:ascii="Times New Roman" w:hAnsi="Times New Roman" w:cs="Times New Roman" w:eastAsia="Times New Roman"/>
                 <w:b w:val="0"/>
                 <w:i w:val="0"/>
-                <w:sz w:val="24"/>
+                <w:sz w:val="28"/>
                 <w:color w:val="000000"/>
               </w:rPr>
               <w:t>1</w:t>
@@ -17130,7 +17504,7 @@
                 <w:rFonts w:ascii="Times New Roman" w:hAnsi="Times New Roman" w:cs="Times New Roman" w:eastAsia="Times New Roman"/>
                 <w:b w:val="0"/>
                 <w:i w:val="0"/>
-                <w:sz w:val="24"/>
+                <w:sz w:val="28"/>
                 <w:color w:val="000000"/>
               </w:rPr>
               <w:t>account3-ai-pasted</w:t>
@@ -17153,7 +17527,7 @@
                 <w:rFonts w:ascii="Times New Roman" w:hAnsi="Times New Roman" w:cs="Times New Roman" w:eastAsia="Times New Roman"/>
                 <w:b w:val="0"/>
                 <w:i w:val="0"/>
-                <w:sz w:val="24"/>
+                <w:sz w:val="28"/>
                 <w:color w:val="000000"/>
               </w:rPr>
               <w:t>~6 правил</w:t>
@@ -17176,7 +17550,7 @@
                 <w:rFonts w:ascii="Times New Roman" w:hAnsi="Times New Roman" w:cs="Times New Roman" w:eastAsia="Times New Roman"/>
                 <w:b w:val="0"/>
                 <w:i w:val="0"/>
-                <w:sz w:val="24"/>
+                <w:sz w:val="28"/>
                 <w:color w:val="000000"/>
               </w:rPr>
               <w:t>leak=9 (з повторами правил), cohort=0</w:t>
@@ -17199,7 +17573,7 @@
                 <w:rFonts w:ascii="Times New Roman" w:hAnsi="Times New Roman" w:cs="Times New Roman" w:eastAsia="Times New Roman"/>
                 <w:b w:val="0"/>
                 <w:i w:val="0"/>
-                <w:sz w:val="24"/>
+                <w:sz w:val="28"/>
                 <w:color w:val="000000"/>
               </w:rPr>
               <w:t>✓</w:t>
@@ -17224,7 +17598,7 @@
                 <w:rFonts w:ascii="Times New Roman" w:hAnsi="Times New Roman" w:cs="Times New Roman" w:eastAsia="Times New Roman"/>
                 <w:b w:val="0"/>
                 <w:i w:val="0"/>
-                <w:sz w:val="24"/>
+                <w:sz w:val="28"/>
                 <w:color w:val="000000"/>
               </w:rPr>
               <w:t>1</w:t>
@@ -17247,7 +17621,7 @@
                 <w:rFonts w:ascii="Times New Roman" w:hAnsi="Times New Roman" w:cs="Times New Roman" w:eastAsia="Times New Roman"/>
                 <w:b w:val="0"/>
                 <w:i w:val="0"/>
-                <w:sz w:val="24"/>
+                <w:sz w:val="28"/>
                 <w:color w:val="000000"/>
               </w:rPr>
               <w:t>account4-renamed-copy</w:t>
@@ -17270,7 +17644,7 @@
                 <w:rFonts w:ascii="Times New Roman" w:hAnsi="Times New Roman" w:cs="Times New Roman" w:eastAsia="Times New Roman"/>
                 <w:b w:val="0"/>
                 <w:i w:val="0"/>
-                <w:sz w:val="24"/>
+                <w:sz w:val="28"/>
                 <w:color w:val="000000"/>
               </w:rPr>
               <w:t>когорта з account1</w:t>
@@ -17293,7 +17667,7 @@
                 <w:rFonts w:ascii="Times New Roman" w:hAnsi="Times New Roman" w:cs="Times New Roman" w:eastAsia="Times New Roman"/>
                 <w:b w:val="0"/>
                 <w:i w:val="0"/>
-                <w:sz w:val="24"/>
+                <w:sz w:val="28"/>
                 <w:color w:val="000000"/>
               </w:rPr>
               <w:t>leak=0, cohort=3 (Winnowing 0.76, AST 0.61)</w:t>
@@ -17316,7 +17690,7 @@
                 <w:rFonts w:ascii="Times New Roman" w:hAnsi="Times New Roman" w:cs="Times New Roman" w:eastAsia="Times New Roman"/>
                 <w:b w:val="0"/>
                 <w:i w:val="0"/>
-                <w:sz w:val="24"/>
+                <w:sz w:val="28"/>
                 <w:color w:val="000000"/>
               </w:rPr>
               <w:t>✓</w:t>
@@ -17341,7 +17715,7 @@
                 <w:rFonts w:ascii="Times New Roman" w:hAnsi="Times New Roman" w:cs="Times New Roman" w:eastAsia="Times New Roman"/>
                 <w:b w:val="0"/>
                 <w:i w:val="0"/>
-                <w:sz w:val="24"/>
+                <w:sz w:val="28"/>
                 <w:color w:val="000000"/>
               </w:rPr>
               <w:t>2</w:t>
@@ -17364,7 +17738,7 @@
                 <w:rFonts w:ascii="Times New Roman" w:hAnsi="Times New Roman" w:cs="Times New Roman" w:eastAsia="Times New Roman"/>
                 <w:b w:val="0"/>
                 <w:i w:val="0"/>
-                <w:sz w:val="24"/>
+                <w:sz w:val="28"/>
                 <w:color w:val="000000"/>
               </w:rPr>
               <w:t>account1-docs-tutorial</w:t>
@@ -17384,10 +17758,10 @@
             <w:r/>
             <w:r>
               <w:rPr>
-                <w:rFonts w:ascii="Courier New" w:hAnsi="Courier New" w:cs="Times New Roman" w:eastAsia="Times New Roman"/>
+                <w:rFonts w:ascii="Times New Roman" w:hAnsi="Times New Roman" w:cs="Times New Roman" w:eastAsia="Times New Roman"/>
                 <w:b w:val="0"/>
                 <w:i w:val="0"/>
-                <w:sz w:val="22"/>
+                <w:sz w:val="28"/>
                 <w:color w:val="000000"/>
               </w:rPr>
               <w:t>comment.explanation_block</w:t>
@@ -17410,7 +17784,7 @@
                 <w:rFonts w:ascii="Times New Roman" w:hAnsi="Times New Roman" w:cs="Times New Roman" w:eastAsia="Times New Roman"/>
                 <w:b w:val="0"/>
                 <w:i w:val="0"/>
-                <w:sz w:val="24"/>
+                <w:sz w:val="28"/>
                 <w:color w:val="000000"/>
               </w:rPr>
               <w:t>leak=3 (1 для нього, 2 для інших правил-братів)</w:t>
@@ -17433,7 +17807,7 @@
                 <w:rFonts w:ascii="Times New Roman" w:hAnsi="Times New Roman" w:cs="Times New Roman" w:eastAsia="Times New Roman"/>
                 <w:b w:val="0"/>
                 <w:i w:val="0"/>
-                <w:sz w:val="24"/>
+                <w:sz w:val="28"/>
                 <w:color w:val="000000"/>
               </w:rPr>
               <w:t>✓</w:t>
@@ -17458,7 +17832,7 @@
                 <w:rFonts w:ascii="Times New Roman" w:hAnsi="Times New Roman" w:cs="Times New Roman" w:eastAsia="Times New Roman"/>
                 <w:b w:val="0"/>
                 <w:i w:val="0"/>
-                <w:sz w:val="24"/>
+                <w:sz w:val="28"/>
                 <w:color w:val="000000"/>
               </w:rPr>
               <w:t>2</w:t>
@@ -17481,7 +17855,7 @@
                 <w:rFonts w:ascii="Times New Roman" w:hAnsi="Times New Roman" w:cs="Times New Roman" w:eastAsia="Times New Roman"/>
                 <w:b w:val="0"/>
                 <w:i w:val="0"/>
-                <w:sz w:val="24"/>
+                <w:sz w:val="28"/>
                 <w:color w:val="000000"/>
               </w:rPr>
               <w:t>account2-ml-essay</w:t>
@@ -17501,10 +17875,10 @@
             <w:r/>
             <w:r>
               <w:rPr>
-                <w:rFonts w:ascii="Courier New" w:hAnsi="Courier New" w:cs="Times New Roman" w:eastAsia="Times New Roman"/>
+                <w:rFonts w:ascii="Times New Roman" w:hAnsi="Times New Roman" w:cs="Times New Roman" w:eastAsia="Times New Roman"/>
                 <w:b w:val="0"/>
                 <w:i w:val="0"/>
-                <w:sz w:val="22"/>
+                <w:sz w:val="28"/>
                 <w:color w:val="000000"/>
               </w:rPr>
               <w:t>comment.as_an_ai</w:t>
@@ -17527,7 +17901,7 @@
                 <w:rFonts w:ascii="Times New Roman" w:hAnsi="Times New Roman" w:cs="Times New Roman" w:eastAsia="Times New Roman"/>
                 <w:b w:val="0"/>
                 <w:i w:val="0"/>
-                <w:sz w:val="24"/>
+                <w:sz w:val="28"/>
                 <w:color w:val="000000"/>
               </w:rPr>
               <w:t>leak=1 (як цитата, не звинувачення)</w:t>
@@ -17550,7 +17924,7 @@
                 <w:rFonts w:ascii="Times New Roman" w:hAnsi="Times New Roman" w:cs="Times New Roman" w:eastAsia="Times New Roman"/>
                 <w:b w:val="0"/>
                 <w:i w:val="0"/>
-                <w:sz w:val="24"/>
+                <w:sz w:val="28"/>
                 <w:color w:val="000000"/>
               </w:rPr>
               <w:t>✓</w:t>
@@ -17575,7 +17949,7 @@
                 <w:rFonts w:ascii="Times New Roman" w:hAnsi="Times New Roman" w:cs="Times New Roman" w:eastAsia="Times New Roman"/>
                 <w:b w:val="0"/>
                 <w:i w:val="0"/>
-                <w:sz w:val="24"/>
+                <w:sz w:val="28"/>
                 <w:color w:val="000000"/>
               </w:rPr>
               <w:t>2</w:t>
@@ -17598,7 +17972,7 @@
                 <w:rFonts w:ascii="Times New Roman" w:hAnsi="Times New Roman" w:cs="Times New Roman" w:eastAsia="Times New Roman"/>
                 <w:b w:val="0"/>
                 <w:i w:val="0"/>
-                <w:sz w:val="24"/>
+                <w:sz w:val="28"/>
                 <w:color w:val="000000"/>
               </w:rPr>
               <w:t>account3-markdown-parser</w:t>
@@ -17618,10 +17992,10 @@
             <w:r/>
             <w:r>
               <w:rPr>
-                <w:rFonts w:ascii="Courier New" w:hAnsi="Courier New" w:cs="Times New Roman" w:eastAsia="Times New Roman"/>
+                <w:rFonts w:ascii="Times New Roman" w:hAnsi="Times New Roman" w:cs="Times New Roman" w:eastAsia="Times New Roman"/>
                 <w:b w:val="0"/>
                 <w:i w:val="0"/>
-                <w:sz w:val="22"/>
+                <w:sz w:val="28"/>
                 <w:color w:val="000000"/>
               </w:rPr>
               <w:t>markdown.code_fence_in_source</w:t>
@@ -17644,7 +18018,7 @@
                 <w:rFonts w:ascii="Times New Roman" w:hAnsi="Times New Roman" w:cs="Times New Roman" w:eastAsia="Times New Roman"/>
                 <w:b w:val="0"/>
                 <w:i w:val="0"/>
-                <w:sz w:val="24"/>
+                <w:sz w:val="28"/>
                 <w:color w:val="000000"/>
               </w:rPr>
               <w:t>leak=2 (fence + language fence)</w:t>
@@ -17667,7 +18041,7 @@
                 <w:rFonts w:ascii="Times New Roman" w:hAnsi="Times New Roman" w:cs="Times New Roman" w:eastAsia="Times New Roman"/>
                 <w:b w:val="0"/>
                 <w:i w:val="0"/>
-                <w:sz w:val="24"/>
+                <w:sz w:val="28"/>
                 <w:color w:val="000000"/>
               </w:rPr>
               <w:t>✓</w:t>
@@ -17692,7 +18066,7 @@
                 <w:rFonts w:ascii="Times New Roman" w:hAnsi="Times New Roman" w:cs="Times New Roman" w:eastAsia="Times New Roman"/>
                 <w:b w:val="0"/>
                 <w:i w:val="0"/>
-                <w:sz w:val="24"/>
+                <w:sz w:val="28"/>
                 <w:color w:val="000000"/>
               </w:rPr>
               <w:t>2</w:t>
@@ -17715,7 +18089,7 @@
                 <w:rFonts w:ascii="Times New Roman" w:hAnsi="Times New Roman" w:cs="Times New Roman" w:eastAsia="Times New Roman"/>
                 <w:b w:val="0"/>
                 <w:i w:val="0"/>
-                <w:sz w:val="24"/>
+                <w:sz w:val="28"/>
                 <w:color w:val="000000"/>
               </w:rPr>
               <w:t>account4-stats-with-notes</w:t>
@@ -17735,10 +18109,10 @@
             <w:r/>
             <w:r>
               <w:rPr>
-                <w:rFonts w:ascii="Courier New" w:hAnsi="Courier New" w:cs="Times New Roman" w:eastAsia="Times New Roman"/>
+                <w:rFonts w:ascii="Times New Roman" w:hAnsi="Times New Roman" w:cs="Times New Roman" w:eastAsia="Times New Roman"/>
                 <w:b w:val="0"/>
                 <w:i w:val="0"/>
-                <w:sz w:val="22"/>
+                <w:sz w:val="28"/>
                 <w:color w:val="000000"/>
               </w:rPr>
               <w:t>boilerplate.note_blocks_repeated</w:t>
@@ -17761,7 +18135,7 @@
                 <w:rFonts w:ascii="Times New Roman" w:hAnsi="Times New Roman" w:cs="Times New Roman" w:eastAsia="Times New Roman"/>
                 <w:b w:val="0"/>
                 <w:i w:val="0"/>
-                <w:sz w:val="24"/>
+                <w:sz w:val="28"/>
                 <w:color w:val="000000"/>
               </w:rPr>
               <w:t>leak=1</w:t>
@@ -17784,7 +18158,7 @@
                 <w:rFonts w:ascii="Times New Roman" w:hAnsi="Times New Roman" w:cs="Times New Roman" w:eastAsia="Times New Roman"/>
                 <w:b w:val="0"/>
                 <w:i w:val="0"/>
-                <w:sz w:val="24"/>
+                <w:sz w:val="28"/>
                 <w:color w:val="000000"/>
               </w:rPr>
               <w:t>✓</w:t>
@@ -17809,7 +18183,7 @@
                 <w:rFonts w:ascii="Times New Roman" w:hAnsi="Times New Roman" w:cs="Times New Roman" w:eastAsia="Times New Roman"/>
                 <w:b w:val="0"/>
                 <w:i w:val="0"/>
-                <w:sz w:val="24"/>
+                <w:sz w:val="28"/>
                 <w:color w:val="000000"/>
               </w:rPr>
               <w:t>3</w:t>
@@ -17832,7 +18206,7 @@
                 <w:rFonts w:ascii="Times New Roman" w:hAnsi="Times New Roman" w:cs="Times New Roman" w:eastAsia="Times New Roman"/>
                 <w:b w:val="0"/>
                 <w:i w:val="0"/>
-                <w:sz w:val="24"/>
+                <w:sz w:val="28"/>
                 <w:color w:val="000000"/>
               </w:rPr>
               <w:t>account1-iterative</w:t>
@@ -17855,7 +18229,7 @@
                 <w:rFonts w:ascii="Times New Roman" w:hAnsi="Times New Roman" w:cs="Times New Roman" w:eastAsia="Times New Roman"/>
                 <w:b w:val="0"/>
                 <w:i w:val="0"/>
-                <w:sz w:val="24"/>
+                <w:sz w:val="28"/>
                 <w:color w:val="000000"/>
               </w:rPr>
               <w:t>чисто</w:t>
@@ -17878,7 +18252,7 @@
                 <w:rFonts w:ascii="Times New Roman" w:hAnsi="Times New Roman" w:cs="Times New Roman" w:eastAsia="Times New Roman"/>
                 <w:b w:val="0"/>
                 <w:i w:val="0"/>
-                <w:sz w:val="24"/>
+                <w:sz w:val="28"/>
                 <w:color w:val="000000"/>
               </w:rPr>
               <w:t>leak=0, cohort=0</w:t>
@@ -17901,7 +18275,7 @@
                 <w:rFonts w:ascii="Times New Roman" w:hAnsi="Times New Roman" w:cs="Times New Roman" w:eastAsia="Times New Roman"/>
                 <w:b w:val="0"/>
                 <w:i w:val="0"/>
-                <w:sz w:val="24"/>
+                <w:sz w:val="28"/>
                 <w:color w:val="000000"/>
               </w:rPr>
               <w:t>✓</w:t>
@@ -17926,7 +18300,7 @@
                 <w:rFonts w:ascii="Times New Roman" w:hAnsi="Times New Roman" w:cs="Times New Roman" w:eastAsia="Times New Roman"/>
                 <w:b w:val="0"/>
                 <w:i w:val="0"/>
-                <w:sz w:val="24"/>
+                <w:sz w:val="28"/>
                 <w:color w:val="000000"/>
               </w:rPr>
               <w:t>3</w:t>
@@ -17949,7 +18323,7 @@
                 <w:rFonts w:ascii="Times New Roman" w:hAnsi="Times New Roman" w:cs="Times New Roman" w:eastAsia="Times New Roman"/>
                 <w:b w:val="0"/>
                 <w:i w:val="0"/>
-                <w:sz w:val="24"/>
+                <w:sz w:val="28"/>
                 <w:color w:val="000000"/>
               </w:rPr>
               <w:t>account2-recursive</w:t>
@@ -17972,7 +18346,7 @@
                 <w:rFonts w:ascii="Times New Roman" w:hAnsi="Times New Roman" w:cs="Times New Roman" w:eastAsia="Times New Roman"/>
                 <w:b w:val="0"/>
                 <w:i w:val="0"/>
-                <w:sz w:val="24"/>
+                <w:sz w:val="28"/>
                 <w:color w:val="000000"/>
               </w:rPr>
               <w:t>чисто</w:t>
@@ -17995,7 +18369,7 @@
                 <w:rFonts w:ascii="Times New Roman" w:hAnsi="Times New Roman" w:cs="Times New Roman" w:eastAsia="Times New Roman"/>
                 <w:b w:val="0"/>
                 <w:i w:val="0"/>
-                <w:sz w:val="24"/>
+                <w:sz w:val="28"/>
                 <w:color w:val="000000"/>
               </w:rPr>
               <w:t>leak=0, cohort=0</w:t>
@@ -18018,7 +18392,7 @@
                 <w:rFonts w:ascii="Times New Roman" w:hAnsi="Times New Roman" w:cs="Times New Roman" w:eastAsia="Times New Roman"/>
                 <w:b w:val="0"/>
                 <w:i w:val="0"/>
-                <w:sz w:val="24"/>
+                <w:sz w:val="28"/>
                 <w:color w:val="000000"/>
               </w:rPr>
               <w:t>✓</w:t>
@@ -18043,7 +18417,7 @@
                 <w:rFonts w:ascii="Times New Roman" w:hAnsi="Times New Roman" w:cs="Times New Roman" w:eastAsia="Times New Roman"/>
                 <w:b w:val="0"/>
                 <w:i w:val="0"/>
-                <w:sz w:val="24"/>
+                <w:sz w:val="28"/>
                 <w:color w:val="000000"/>
               </w:rPr>
               <w:t>3</w:t>
@@ -18066,7 +18440,7 @@
                 <w:rFonts w:ascii="Times New Roman" w:hAnsi="Times New Roman" w:cs="Times New Roman" w:eastAsia="Times New Roman"/>
                 <w:b w:val="0"/>
                 <w:i w:val="0"/>
-                <w:sz w:val="24"/>
+                <w:sz w:val="28"/>
                 <w:color w:val="000000"/>
               </w:rPr>
               <w:t>account3-memoized</w:t>
@@ -18089,7 +18463,7 @@
                 <w:rFonts w:ascii="Times New Roman" w:hAnsi="Times New Roman" w:cs="Times New Roman" w:eastAsia="Times New Roman"/>
                 <w:b w:val="0"/>
                 <w:i w:val="0"/>
-                <w:sz w:val="24"/>
+                <w:sz w:val="28"/>
                 <w:color w:val="000000"/>
               </w:rPr>
               <w:t>чисто</w:t>
@@ -18112,7 +18486,7 @@
                 <w:rFonts w:ascii="Times New Roman" w:hAnsi="Times New Roman" w:cs="Times New Roman" w:eastAsia="Times New Roman"/>
                 <w:b w:val="0"/>
                 <w:i w:val="0"/>
-                <w:sz w:val="24"/>
+                <w:sz w:val="28"/>
                 <w:color w:val="000000"/>
               </w:rPr>
               <w:t>leak=0, cohort=0</w:t>
@@ -18135,7 +18509,7 @@
                 <w:rFonts w:ascii="Times New Roman" w:hAnsi="Times New Roman" w:cs="Times New Roman" w:eastAsia="Times New Roman"/>
                 <w:b w:val="0"/>
                 <w:i w:val="0"/>
-                <w:sz w:val="24"/>
+                <w:sz w:val="28"/>
                 <w:color w:val="000000"/>
               </w:rPr>
               <w:t>✓</w:t>
@@ -18160,7 +18534,7 @@
                 <w:rFonts w:ascii="Times New Roman" w:hAnsi="Times New Roman" w:cs="Times New Roman" w:eastAsia="Times New Roman"/>
                 <w:b w:val="0"/>
                 <w:i w:val="0"/>
-                <w:sz w:val="24"/>
+                <w:sz w:val="28"/>
                 <w:color w:val="000000"/>
               </w:rPr>
               <w:t>3</w:t>
@@ -18183,7 +18557,7 @@
                 <w:rFonts w:ascii="Times New Roman" w:hAnsi="Times New Roman" w:cs="Times New Roman" w:eastAsia="Times New Roman"/>
                 <w:b w:val="0"/>
                 <w:i w:val="0"/>
-                <w:sz w:val="24"/>
+                <w:sz w:val="28"/>
                 <w:color w:val="000000"/>
               </w:rPr>
               <w:t>account4 (empty)</w:t>
@@ -18206,7 +18580,7 @@
                 <w:rFonts w:ascii="Times New Roman" w:hAnsi="Times New Roman" w:cs="Times New Roman" w:eastAsia="Times New Roman"/>
                 <w:b w:val="0"/>
                 <w:i w:val="0"/>
-                <w:sz w:val="24"/>
+                <w:sz w:val="28"/>
                 <w:color w:val="000000"/>
               </w:rPr>
               <w:t>extraction-error</w:t>
@@ -18229,7 +18603,7 @@
                 <w:rFonts w:ascii="Times New Roman" w:hAnsi="Times New Roman" w:cs="Times New Roman" w:eastAsia="Times New Roman"/>
                 <w:b w:val="0"/>
                 <w:i w:val="0"/>
-                <w:sz w:val="24"/>
+                <w:sz w:val="28"/>
                 <w:color w:val="000000"/>
               </w:rPr>
               <w:t>extract_error повідомлений</w:t>
@@ -18252,7 +18626,7 @@
                 <w:rFonts w:ascii="Times New Roman" w:hAnsi="Times New Roman" w:cs="Times New Roman" w:eastAsia="Times New Roman"/>
                 <w:b w:val="0"/>
                 <w:i w:val="0"/>
-                <w:sz w:val="24"/>
+                <w:sz w:val="28"/>
                 <w:color w:val="000000"/>
               </w:rPr>
               <w:t>✓</w:t>
@@ -18387,8 +18761,10 @@
       </w:r>
       <w:r>
         <w:rPr>
-          <w:rFonts w:ascii="Courier New" w:hAnsi="Courier New" w:cs="Courier New"/>
-          <w:sz w:val="24"/>
+          <w:rFonts w:ascii="Times New Roman" w:hAnsi="Times New Roman" w:cs="Times New Roman" w:eastAsia="Times New Roman"/>
+          <w:b w:val="0"/>
+          <w:i w:val="0"/>
+          <w:sz w:val="28"/>
           <w:color w:val="000000"/>
         </w:rPr>
         <w:t>tokenize</w:t>
@@ -18405,8 +18781,10 @@
       </w:r>
       <w:r>
         <w:rPr>
-          <w:rFonts w:ascii="Courier New" w:hAnsi="Courier New" w:cs="Courier New"/>
-          <w:sz w:val="24"/>
+          <w:rFonts w:ascii="Times New Roman" w:hAnsi="Times New Roman" w:cs="Times New Roman" w:eastAsia="Times New Roman"/>
+          <w:b w:val="0"/>
+          <w:i w:val="0"/>
+          <w:sz w:val="28"/>
           <w:color w:val="000000"/>
         </w:rPr>
         <w:t>ast</w:t>
@@ -18423,8 +18801,10 @@
       </w:r>
       <w:r>
         <w:rPr>
-          <w:rFonts w:ascii="Courier New" w:hAnsi="Courier New" w:cs="Courier New"/>
-          <w:sz w:val="24"/>
+          <w:rFonts w:ascii="Times New Roman" w:hAnsi="Times New Roman" w:cs="Times New Roman" w:eastAsia="Times New Roman"/>
+          <w:b w:val="0"/>
+          <w:i w:val="0"/>
+          <w:sz w:val="28"/>
           <w:color w:val="000000"/>
         </w:rPr>
         <w:t>Tokenizer</w:t>
@@ -18515,8 +18895,10 @@
       </w:r>
       <w:r>
         <w:rPr>
-          <w:rFonts w:ascii="Courier New" w:hAnsi="Courier New" w:cs="Courier New"/>
-          <w:sz w:val="24"/>
+          <w:rFonts w:ascii="Times New Roman" w:hAnsi="Times New Roman" w:cs="Times New Roman" w:eastAsia="Times New Roman"/>
+          <w:b w:val="0"/>
+          <w:i w:val="0"/>
+          <w:sz w:val="28"/>
           <w:color w:val="000000"/>
         </w:rPr>
         <w:t>WebHit</w:t>
@@ -18570,8 +18952,10 @@
       </w:r>
       <w:r>
         <w:rPr>
-          <w:rFonts w:ascii="Courier New" w:hAnsi="Courier New" w:cs="Courier New"/>
-          <w:sz w:val="24"/>
+          <w:rFonts w:ascii="Times New Roman" w:hAnsi="Times New Roman" w:cs="Times New Roman" w:eastAsia="Times New Roman"/>
+          <w:b w:val="0"/>
+          <w:i w:val="0"/>
+          <w:sz w:val="28"/>
           <w:color w:val="000000"/>
         </w:rPr>
         <w:t>classroom</w:t>
@@ -18588,8 +18972,10 @@
       </w:r>
       <w:r>
         <w:rPr>
-          <w:rFonts w:ascii="Courier New" w:hAnsi="Courier New" w:cs="Courier New"/>
-          <w:sz w:val="24"/>
+          <w:rFonts w:ascii="Times New Roman" w:hAnsi="Times New Roman" w:cs="Times New Roman" w:eastAsia="Times New Roman"/>
+          <w:b w:val="0"/>
+          <w:i w:val="0"/>
+          <w:sz w:val="28"/>
           <w:color w:val="000000"/>
         </w:rPr>
         <w:t>ClassroomClient</w:t>
@@ -18817,8 +19203,10 @@
       </w:r>
       <w:r>
         <w:rPr>
-          <w:rFonts w:ascii="Courier New" w:hAnsi="Courier New" w:cs="Courier New"/>
-          <w:sz w:val="24"/>
+          <w:rFonts w:ascii="Times New Roman" w:hAnsi="Times New Roman" w:cs="Times New Roman" w:eastAsia="Times New Roman"/>
+          <w:b w:val="0"/>
+          <w:i w:val="0"/>
+          <w:sz w:val="28"/>
           <w:color w:val="000000"/>
         </w:rPr>
         <w:t>for</w:t>
@@ -18835,8 +19223,10 @@
       </w:r>
       <w:r>
         <w:rPr>
-          <w:rFonts w:ascii="Courier New" w:hAnsi="Courier New" w:cs="Courier New"/>
-          <w:sz w:val="24"/>
+          <w:rFonts w:ascii="Times New Roman" w:hAnsi="Times New Roman" w:cs="Times New Roman" w:eastAsia="Times New Roman"/>
+          <w:b w:val="0"/>
+          <w:i w:val="0"/>
+          <w:sz w:val="28"/>
           <w:color w:val="000000"/>
         </w:rPr>
         <w:t>while</w:t>
@@ -18870,8 +19260,10 @@
       </w:r>
       <w:r>
         <w:rPr>
-          <w:rFonts w:ascii="Courier New" w:hAnsi="Courier New" w:cs="Courier New"/>
-          <w:sz w:val="24"/>
+          <w:rFonts w:ascii="Times New Roman" w:hAnsi="Times New Roman" w:cs="Times New Roman" w:eastAsia="Times New Roman"/>
+          <w:b w:val="0"/>
+          <w:i w:val="0"/>
+          <w:sz w:val="28"/>
           <w:color w:val="000000"/>
         </w:rPr>
         <w:t>llm_comment</w:t>
@@ -18888,8 +19280,10 @@
       </w:r>
       <w:r>
         <w:rPr>
-          <w:rFonts w:ascii="Courier New" w:hAnsi="Courier New" w:cs="Courier New"/>
-          <w:sz w:val="24"/>
+          <w:rFonts w:ascii="Times New Roman" w:hAnsi="Times New Roman" w:cs="Times New Roman" w:eastAsia="Times New Roman"/>
+          <w:b w:val="0"/>
+          <w:i w:val="0"/>
+          <w:sz w:val="28"/>
           <w:color w:val="000000"/>
         </w:rPr>
         <w:t>llm_boilerplate</w:t>
@@ -18906,8 +19300,10 @@
       </w:r>
       <w:r>
         <w:rPr>
-          <w:rFonts w:ascii="Courier New" w:hAnsi="Courier New" w:cs="Courier New"/>
-          <w:sz w:val="24"/>
+          <w:rFonts w:ascii="Times New Roman" w:hAnsi="Times New Roman" w:cs="Times New Roman" w:eastAsia="Times New Roman"/>
+          <w:b w:val="0"/>
+          <w:i w:val="0"/>
+          <w:sz w:val="28"/>
           <w:color w:val="000000"/>
         </w:rPr>
         <w:t>markdown_leak</w:t>
@@ -18924,8 +19320,10 @@
       </w:r>
       <w:r>
         <w:rPr>
-          <w:rFonts w:ascii="Courier New" w:hAnsi="Courier New" w:cs="Courier New"/>
-          <w:sz w:val="24"/>
+          <w:rFonts w:ascii="Times New Roman" w:hAnsi="Times New Roman" w:cs="Times New Roman" w:eastAsia="Times New Roman"/>
+          <w:b w:val="0"/>
+          <w:i w:val="0"/>
+          <w:sz w:val="28"/>
           <w:color w:val="000000"/>
         </w:rPr>
         <w:t>policy</w:t>
@@ -19085,8 +19483,10 @@
       </w:r>
       <w:r>
         <w:rPr>
-          <w:rFonts w:ascii="Courier New" w:hAnsi="Courier New" w:cs="Courier New"/>
-          <w:sz w:val="24"/>
+          <w:rFonts w:ascii="Times New Roman" w:hAnsi="Times New Roman" w:cs="Times New Roman" w:eastAsia="Times New Roman"/>
+          <w:b w:val="0"/>
+          <w:i w:val="0"/>
+          <w:sz w:val="28"/>
           <w:color w:val="000000"/>
         </w:rPr>
         <w:t>testFiles/</w:t>
@@ -19120,8 +19520,10 @@
       </w:r>
       <w:r>
         <w:rPr>
-          <w:rFonts w:ascii="Courier New" w:hAnsi="Courier New" w:cs="Courier New"/>
-          <w:sz w:val="24"/>
+          <w:rFonts w:ascii="Times New Roman" w:hAnsi="Times New Roman" w:cs="Times New Roman" w:eastAsia="Times New Roman"/>
+          <w:b w:val="0"/>
+          <w:i w:val="0"/>
+          <w:sz w:val="28"/>
           <w:color w:val="000000"/>
         </w:rPr>
         <w:t>Tokenizer</w:t>
@@ -19175,8 +19577,10 @@
       </w:r>
       <w:r>
         <w:rPr>
-          <w:rFonts w:ascii="Courier New" w:hAnsi="Courier New" w:cs="Courier New"/>
-          <w:sz w:val="24"/>
+          <w:rFonts w:ascii="Times New Roman" w:hAnsi="Times New Roman" w:cs="Times New Roman" w:eastAsia="Times New Roman"/>
+          <w:b w:val="0"/>
+          <w:i w:val="0"/>
+          <w:sz w:val="28"/>
           <w:color w:val="000000"/>
         </w:rPr>
         <w:t>Tokenizer</w:t>
@@ -20062,8 +20466,10 @@
       </w:r>
       <w:r>
         <w:rPr>
-          <w:rFonts w:ascii="Courier New" w:hAnsi="Courier New" w:cs="Courier New"/>
-          <w:sz w:val="24"/>
+          <w:rFonts w:ascii="Times New Roman" w:hAnsi="Times New Roman" w:cs="Times New Roman" w:eastAsia="Times New Roman"/>
+          <w:b w:val="0"/>
+          <w:i w:val="0"/>
+          <w:sz w:val="28"/>
           <w:color w:val="000000"/>
         </w:rPr>
         <w:t>testFiles/assignment-1-bubble-sort/account3-ai-pasted.py</w:t>
@@ -20107,8 +20513,10 @@
       </w:r>
       <w:r>
         <w:rPr>
-          <w:rFonts w:ascii="Courier New" w:hAnsi="Courier New" w:cs="Courier New"/>
-          <w:sz w:val="24"/>
+          <w:rFonts w:ascii="Times New Roman" w:hAnsi="Times New Roman" w:cs="Times New Roman" w:eastAsia="Times New Roman"/>
+          <w:b w:val="0"/>
+          <w:i w:val="0"/>
+          <w:sz w:val="28"/>
           <w:color w:val="000000"/>
         </w:rPr>
         <w:t>Cg4Ig5rr2-MBEMzV1emeGQ</w:t>
@@ -20176,8 +20584,10 @@
       </w:r>
       <w:r>
         <w:rPr>
-          <w:rFonts w:ascii="Courier New" w:hAnsi="Courier New" w:cs="Courier New"/>
-          <w:sz w:val="24"/>
+          <w:rFonts w:ascii="Times New Roman" w:hAnsi="Times New Roman" w:cs="Times New Roman" w:eastAsia="Times New Roman"/>
+          <w:b w:val="0"/>
+          <w:i w:val="0"/>
+          <w:sz w:val="28"/>
           <w:color w:val="000000"/>
         </w:rPr>
         <w:t>comment.certainly_heres</w:t>
@@ -20211,8 +20621,10 @@
       </w:r>
       <w:r>
         <w:rPr>
-          <w:rFonts w:ascii="Courier New" w:hAnsi="Courier New" w:cs="Courier New"/>
-          <w:sz w:val="24"/>
+          <w:rFonts w:ascii="Times New Roman" w:hAnsi="Times New Roman" w:cs="Times New Roman" w:eastAsia="Times New Roman"/>
+          <w:b w:val="0"/>
+          <w:i w:val="0"/>
+          <w:sz w:val="28"/>
           <w:color w:val="000000"/>
         </w:rPr>
         <w:t>boilerplate.time_complexity_inline</w:t>
@@ -20246,8 +20658,10 @@
       </w:r>
       <w:r>
         <w:rPr>
-          <w:rFonts w:ascii="Courier New" w:hAnsi="Courier New" w:cs="Courier New"/>
-          <w:sz w:val="24"/>
+          <w:rFonts w:ascii="Times New Roman" w:hAnsi="Times New Roman" w:cs="Times New Roman" w:eastAsia="Times New Roman"/>
+          <w:b w:val="0"/>
+          <w:i w:val="0"/>
+          <w:sz w:val="28"/>
           <w:color w:val="000000"/>
         </w:rPr>
         <w:t>comment.explanation_block</w:t>
@@ -20281,8 +20695,10 @@
       </w:r>
       <w:r>
         <w:rPr>
-          <w:rFonts w:ascii="Courier New" w:hAnsi="Courier New" w:cs="Courier New"/>
-          <w:sz w:val="24"/>
+          <w:rFonts w:ascii="Times New Roman" w:hAnsi="Times New Roman" w:cs="Times New Roman" w:eastAsia="Times New Roman"/>
+          <w:b w:val="0"/>
+          <w:i w:val="0"/>
+          <w:sz w:val="28"/>
           <w:color w:val="000000"/>
         </w:rPr>
         <w:t>comment.i_hope_this_helps</w:t>
@@ -20316,8 +20732,10 @@
       </w:r>
       <w:r>
         <w:rPr>
-          <w:rFonts w:ascii="Courier New" w:hAnsi="Courier New" w:cs="Courier New"/>
-          <w:sz w:val="24"/>
+          <w:rFonts w:ascii="Times New Roman" w:hAnsi="Times New Roman" w:cs="Times New Roman" w:eastAsia="Times New Roman"/>
+          <w:b w:val="0"/>
+          <w:i w:val="0"/>
+          <w:sz w:val="28"/>
           <w:color w:val="000000"/>
         </w:rPr>
         <w:t>markdown.code_fence_in_source</w:t>
@@ -20334,8 +20752,10 @@
       </w:r>
       <w:r>
         <w:rPr>
-          <w:rFonts w:ascii="Courier New" w:hAnsi="Courier New" w:cs="Courier New"/>
-          <w:sz w:val="24"/>
+          <w:rFonts w:ascii="Times New Roman" w:hAnsi="Times New Roman" w:cs="Times New Roman" w:eastAsia="Times New Roman"/>
+          <w:b w:val="0"/>
+          <w:i w:val="0"/>
+          <w:sz w:val="28"/>
           <w:color w:val="000000"/>
         </w:rPr>
         <w:t>​</w:t>
@@ -20369,8 +20789,10 @@
       </w:r>
       <w:r>
         <w:rPr>
-          <w:rFonts w:ascii="Courier New" w:hAnsi="Courier New" w:cs="Courier New"/>
-          <w:sz w:val="24"/>
+          <w:rFonts w:ascii="Times New Roman" w:hAnsi="Times New Roman" w:cs="Times New Roman" w:eastAsia="Times New Roman"/>
+          <w:b w:val="0"/>
+          <w:i w:val="0"/>
+          <w:sz w:val="28"/>
           <w:color w:val="000000"/>
         </w:rPr>
         <w:t>markdown.language_fence_in_source</w:t>
@@ -20387,8 +20809,10 @@
       </w:r>
       <w:r>
         <w:rPr>
-          <w:rFonts w:ascii="Courier New" w:hAnsi="Courier New" w:cs="Courier New"/>
-          <w:sz w:val="24"/>
+          <w:rFonts w:ascii="Times New Roman" w:hAnsi="Times New Roman" w:cs="Times New Roman" w:eastAsia="Times New Roman"/>
+          <w:b w:val="0"/>
+          <w:i w:val="0"/>
+          <w:sz w:val="28"/>
           <w:color w:val="000000"/>
         </w:rPr>
         <w:t>​</w:t>
@@ -20405,8 +20829,10 @@
       </w:r>
       <w:r>
         <w:rPr>
-          <w:rFonts w:ascii="Courier New" w:hAnsi="Courier New" w:cs="Courier New"/>
-          <w:sz w:val="24"/>
+          <w:rFonts w:ascii="Times New Roman" w:hAnsi="Times New Roman" w:cs="Times New Roman" w:eastAsia="Times New Roman"/>
+          <w:b w:val="0"/>
+          <w:i w:val="0"/>
+          <w:sz w:val="28"/>
           <w:color w:val="000000"/>
         </w:rPr>
         <w:t>python</w:t>
@@ -20440,8 +20866,10 @@
       </w:r>
       <w:r>
         <w:rPr>
-          <w:rFonts w:ascii="Courier New" w:hAnsi="Courier New" w:cs="Courier New"/>
-          <w:sz w:val="24"/>
+          <w:rFonts w:ascii="Times New Roman" w:hAnsi="Times New Roman" w:cs="Times New Roman" w:eastAsia="Times New Roman"/>
+          <w:b w:val="0"/>
+          <w:i w:val="0"/>
+          <w:sz w:val="28"/>
           <w:color w:val="000000"/>
         </w:rPr>
         <w:t>boilerplate.example_usage_comment</w:t>
@@ -20458,8 +20886,10 @@
       </w:r>
       <w:r>
         <w:rPr>
-          <w:rFonts w:ascii="Courier New" w:hAnsi="Courier New" w:cs="Courier New"/>
-          <w:sz w:val="24"/>
+          <w:rFonts w:ascii="Times New Roman" w:hAnsi="Times New Roman" w:cs="Times New Roman" w:eastAsia="Times New Roman"/>
+          <w:b w:val="0"/>
+          <w:i w:val="0"/>
+          <w:sz w:val="28"/>
           <w:color w:val="000000"/>
         </w:rPr>
         <w:t># Example usage:</w:t>
@@ -20510,8 +20940,10 @@
       </w:r>
       <w:r>
         <w:rPr>
-          <w:rFonts w:ascii="Courier New" w:hAnsi="Courier New" w:cs="Courier New"/>
-          <w:sz w:val="24"/>
+          <w:rFonts w:ascii="Times New Roman" w:hAnsi="Times New Roman" w:cs="Times New Roman" w:eastAsia="Times New Roman"/>
+          <w:b w:val="0"/>
+          <w:i w:val="0"/>
+          <w:sz w:val="28"/>
           <w:color w:val="000000"/>
         </w:rPr>
         <w:t>for j in range</w:t>
@@ -20528,8 +20960,10 @@
       </w:r>
       <w:r>
         <w:rPr>
-          <w:rFonts w:ascii="Courier New" w:hAnsi="Courier New" w:cs="Courier New"/>
-          <w:sz w:val="24"/>
+          <w:rFonts w:ascii="Times New Roman" w:hAnsi="Times New Roman" w:cs="Times New Roman" w:eastAsia="Times New Roman"/>
+          <w:b w:val="0"/>
+          <w:i w:val="0"/>
+          <w:sz w:val="28"/>
           <w:color w:val="000000"/>
         </w:rPr>
         <w:t>lst[j]</w:t>
@@ -20546,8 +20980,10 @@
       </w:r>
       <w:r>
         <w:rPr>
-          <w:rFonts w:ascii="Courier New" w:hAnsi="Courier New" w:cs="Courier New"/>
-          <w:sz w:val="24"/>
+          <w:rFonts w:ascii="Times New Roman" w:hAnsi="Times New Roman" w:cs="Times New Roman" w:eastAsia="Times New Roman"/>
+          <w:b w:val="0"/>
+          <w:i w:val="0"/>
+          <w:sz w:val="28"/>
           <w:color w:val="000000"/>
         </w:rPr>
         <w:t>lst[j+1]</w:t>
@@ -20598,8 +21034,10 @@
       </w:r>
       <w:r>
         <w:rPr>
-          <w:rFonts w:ascii="Courier New" w:hAnsi="Courier New" w:cs="Courier New"/>
-          <w:sz w:val="24"/>
+          <w:rFonts w:ascii="Times New Roman" w:hAnsi="Times New Roman" w:cs="Times New Roman" w:eastAsia="Times New Roman"/>
+          <w:b w:val="0"/>
+          <w:i w:val="0"/>
+          <w:sz w:val="28"/>
           <w:color w:val="000000"/>
         </w:rPr>
         <w:t>lst → nums</w:t>
@@ -20616,8 +21054,10 @@
       </w:r>
       <w:r>
         <w:rPr>
-          <w:rFonts w:ascii="Courier New" w:hAnsi="Courier New" w:cs="Courier New"/>
-          <w:sz w:val="24"/>
+          <w:rFonts w:ascii="Times New Roman" w:hAnsi="Times New Roman" w:cs="Times New Roman" w:eastAsia="Times New Roman"/>
+          <w:b w:val="0"/>
+          <w:i w:val="0"/>
+          <w:sz w:val="28"/>
           <w:color w:val="000000"/>
         </w:rPr>
         <w:t>j → inner</w:t>
@@ -20864,8 +21304,10 @@
       </w:r>
       <w:r>
         <w:rPr>
-          <w:rFonts w:ascii="Courier New" w:hAnsi="Courier New" w:cs="Courier New"/>
-          <w:sz w:val="24"/>
+          <w:rFonts w:ascii="Times New Roman" w:hAnsi="Times New Roman" w:cs="Times New Roman" w:eastAsia="Times New Roman"/>
+          <w:b w:val="0"/>
+          <w:i w:val="0"/>
+          <w:sz w:val="28"/>
           <w:color w:val="000000"/>
         </w:rPr>
         <w:t>app/signals/ai_leakage/taxonomy.md</w:t>
@@ -20882,8 +21324,10 @@
       </w:r>
       <w:r>
         <w:rPr>
-          <w:rFonts w:ascii="Courier New" w:hAnsi="Courier New" w:cs="Courier New"/>
-          <w:sz w:val="24"/>
+          <w:rFonts w:ascii="Times New Roman" w:hAnsi="Times New Roman" w:cs="Times New Roman" w:eastAsia="Times New Roman"/>
+          <w:b w:val="0"/>
+          <w:i w:val="0"/>
+          <w:sz w:val="28"/>
           <w:color w:val="000000"/>
         </w:rPr>
         <w:t>Rule</w:t>
@@ -20928,7 +21372,7 @@
                 <w:rFonts w:ascii="Times New Roman" w:hAnsi="Times New Roman" w:cs="Times New Roman" w:eastAsia="Times New Roman"/>
                 <w:b/>
                 <w:i w:val="0"/>
-                <w:sz w:val="24"/>
+                <w:sz w:val="28"/>
                 <w:color w:val="000000"/>
               </w:rPr>
               <w:t>Ідентифікатор</w:t>
@@ -20951,7 +21395,7 @@
                 <w:rFonts w:ascii="Times New Roman" w:hAnsi="Times New Roman" w:cs="Times New Roman" w:eastAsia="Times New Roman"/>
                 <w:b/>
                 <w:i w:val="0"/>
-                <w:sz w:val="24"/>
+                <w:sz w:val="28"/>
                 <w:color w:val="000000"/>
               </w:rPr>
               <w:t>Сім'я</w:t>
@@ -20974,7 +21418,7 @@
                 <w:rFonts w:ascii="Times New Roman" w:hAnsi="Times New Roman" w:cs="Times New Roman" w:eastAsia="Times New Roman"/>
                 <w:b/>
                 <w:i w:val="0"/>
-                <w:sz w:val="24"/>
+                <w:sz w:val="28"/>
                 <w:color w:val="000000"/>
               </w:rPr>
               <w:t>Стислий опис</w:t>
@@ -20996,10 +21440,10 @@
             <w:r/>
             <w:r>
               <w:rPr>
-                <w:rFonts w:ascii="Courier New" w:hAnsi="Courier New" w:cs="Times New Roman" w:eastAsia="Times New Roman"/>
+                <w:rFonts w:ascii="Times New Roman" w:hAnsi="Times New Roman" w:cs="Times New Roman" w:eastAsia="Times New Roman"/>
                 <w:b w:val="0"/>
                 <w:i w:val="0"/>
-                <w:sz w:val="22"/>
+                <w:sz w:val="28"/>
                 <w:color w:val="000000"/>
               </w:rPr>
               <w:t>comment.certainly_heres</w:t>
@@ -21019,10 +21463,10 @@
             <w:r/>
             <w:r>
               <w:rPr>
-                <w:rFonts w:ascii="Courier New" w:hAnsi="Courier New" w:cs="Times New Roman" w:eastAsia="Times New Roman"/>
+                <w:rFonts w:ascii="Times New Roman" w:hAnsi="Times New Roman" w:cs="Times New Roman" w:eastAsia="Times New Roman"/>
                 <w:b w:val="0"/>
                 <w:i w:val="0"/>
-                <w:sz w:val="22"/>
+                <w:sz w:val="28"/>
                 <w:color w:val="000000"/>
               </w:rPr>
               <w:t>llm_comment</w:t>
@@ -21045,7 +21489,7 @@
                 <w:rFonts w:ascii="Times New Roman" w:hAnsi="Times New Roman" w:cs="Times New Roman" w:eastAsia="Times New Roman"/>
                 <w:b w:val="0"/>
                 <w:i w:val="0"/>
-                <w:sz w:val="24"/>
+                <w:sz w:val="28"/>
                 <w:color w:val="000000"/>
               </w:rPr>
               <w:t>Преамбула «Certainly! Here is…» у коментарі/docstring</w:t>
@@ -21067,10 +21511,10 @@
             <w:r/>
             <w:r>
               <w:rPr>
-                <w:rFonts w:ascii="Courier New" w:hAnsi="Courier New" w:cs="Times New Roman" w:eastAsia="Times New Roman"/>
+                <w:rFonts w:ascii="Times New Roman" w:hAnsi="Times New Roman" w:cs="Times New Roman" w:eastAsia="Times New Roman"/>
                 <w:b w:val="0"/>
                 <w:i w:val="0"/>
-                <w:sz w:val="22"/>
+                <w:sz w:val="28"/>
                 <w:color w:val="000000"/>
               </w:rPr>
               <w:t>comment.heres_the</w:t>
@@ -21090,10 +21534,10 @@
             <w:r/>
             <w:r>
               <w:rPr>
-                <w:rFonts w:ascii="Courier New" w:hAnsi="Courier New" w:cs="Times New Roman" w:eastAsia="Times New Roman"/>
+                <w:rFonts w:ascii="Times New Roman" w:hAnsi="Times New Roman" w:cs="Times New Roman" w:eastAsia="Times New Roman"/>
                 <w:b w:val="0"/>
                 <w:i w:val="0"/>
-                <w:sz w:val="22"/>
+                <w:sz w:val="28"/>
                 <w:color w:val="000000"/>
               </w:rPr>
               <w:t>llm_comment</w:t>
@@ -21116,7 +21560,7 @@
                 <w:rFonts w:ascii="Times New Roman" w:hAnsi="Times New Roman" w:cs="Times New Roman" w:eastAsia="Times New Roman"/>
                 <w:b w:val="0"/>
                 <w:i w:val="0"/>
-                <w:sz w:val="24"/>
+                <w:sz w:val="28"/>
                 <w:color w:val="000000"/>
               </w:rPr>
               <w:t>Сервісна репліка «Here's the function/code/solution…»</w:t>
@@ -21138,10 +21582,10 @@
             <w:r/>
             <w:r>
               <w:rPr>
-                <w:rFonts w:ascii="Courier New" w:hAnsi="Courier New" w:cs="Times New Roman" w:eastAsia="Times New Roman"/>
+                <w:rFonts w:ascii="Times New Roman" w:hAnsi="Times New Roman" w:cs="Times New Roman" w:eastAsia="Times New Roman"/>
                 <w:b w:val="0"/>
                 <w:i w:val="0"/>
-                <w:sz w:val="22"/>
+                <w:sz w:val="28"/>
                 <w:color w:val="000000"/>
               </w:rPr>
               <w:t>comment.as_an_ai</w:t>
@@ -21161,10 +21605,10 @@
             <w:r/>
             <w:r>
               <w:rPr>
-                <w:rFonts w:ascii="Courier New" w:hAnsi="Courier New" w:cs="Times New Roman" w:eastAsia="Times New Roman"/>
+                <w:rFonts w:ascii="Times New Roman" w:hAnsi="Times New Roman" w:cs="Times New Roman" w:eastAsia="Times New Roman"/>
                 <w:b w:val="0"/>
                 <w:i w:val="0"/>
-                <w:sz w:val="22"/>
+                <w:sz w:val="28"/>
                 <w:color w:val="000000"/>
               </w:rPr>
               <w:t>llm_comment</w:t>
@@ -21187,7 +21631,7 @@
                 <w:rFonts w:ascii="Times New Roman" w:hAnsi="Times New Roman" w:cs="Times New Roman" w:eastAsia="Times New Roman"/>
                 <w:b w:val="0"/>
                 <w:i w:val="0"/>
-                <w:sz w:val="24"/>
+                <w:sz w:val="28"/>
                 <w:color w:val="000000"/>
               </w:rPr>
               <w:t>Самоідентифікація моделі «As an AI language model…»</w:t>
@@ -21209,10 +21653,10 @@
             <w:r/>
             <w:r>
               <w:rPr>
-                <w:rFonts w:ascii="Courier New" w:hAnsi="Courier New" w:cs="Times New Roman" w:eastAsia="Times New Roman"/>
+                <w:rFonts w:ascii="Times New Roman" w:hAnsi="Times New Roman" w:cs="Times New Roman" w:eastAsia="Times New Roman"/>
                 <w:b w:val="0"/>
                 <w:i w:val="0"/>
-                <w:sz w:val="22"/>
+                <w:sz w:val="28"/>
                 <w:color w:val="000000"/>
               </w:rPr>
               <w:t>comment.explanation_block</w:t>
@@ -21232,10 +21676,10 @@
             <w:r/>
             <w:r>
               <w:rPr>
-                <w:rFonts w:ascii="Courier New" w:hAnsi="Courier New" w:cs="Times New Roman" w:eastAsia="Times New Roman"/>
+                <w:rFonts w:ascii="Times New Roman" w:hAnsi="Times New Roman" w:cs="Times New Roman" w:eastAsia="Times New Roman"/>
                 <w:b w:val="0"/>
                 <w:i w:val="0"/>
-                <w:sz w:val="22"/>
+                <w:sz w:val="28"/>
                 <w:color w:val="000000"/>
               </w:rPr>
               <w:t>llm_comment</w:t>
@@ -21258,7 +21702,7 @@
                 <w:rFonts w:ascii="Times New Roman" w:hAnsi="Times New Roman" w:cs="Times New Roman" w:eastAsia="Times New Roman"/>
                 <w:b w:val="0"/>
                 <w:i w:val="0"/>
-                <w:sz w:val="24"/>
+                <w:sz w:val="28"/>
                 <w:color w:val="000000"/>
               </w:rPr>
               <w:t>Натуральномовна преамбула «This function takes X…»</w:t>
@@ -21280,10 +21724,10 @@
             <w:r/>
             <w:r>
               <w:rPr>
-                <w:rFonts w:ascii="Courier New" w:hAnsi="Courier New" w:cs="Times New Roman" w:eastAsia="Times New Roman"/>
+                <w:rFonts w:ascii="Times New Roman" w:hAnsi="Times New Roman" w:cs="Times New Roman" w:eastAsia="Times New Roman"/>
                 <w:b w:val="0"/>
                 <w:i w:val="0"/>
-                <w:sz w:val="22"/>
+                <w:sz w:val="28"/>
                 <w:color w:val="000000"/>
               </w:rPr>
               <w:t>comment.i_hope_this_helps</w:t>
@@ -21303,10 +21747,10 @@
             <w:r/>
             <w:r>
               <w:rPr>
-                <w:rFonts w:ascii="Courier New" w:hAnsi="Courier New" w:cs="Times New Roman" w:eastAsia="Times New Roman"/>
+                <w:rFonts w:ascii="Times New Roman" w:hAnsi="Times New Roman" w:cs="Times New Roman" w:eastAsia="Times New Roman"/>
                 <w:b w:val="0"/>
                 <w:i w:val="0"/>
-                <w:sz w:val="22"/>
+                <w:sz w:val="28"/>
                 <w:color w:val="000000"/>
               </w:rPr>
               <w:t>llm_comment</w:t>
@@ -21329,7 +21773,7 @@
                 <w:rFonts w:ascii="Times New Roman" w:hAnsi="Times New Roman" w:cs="Times New Roman" w:eastAsia="Times New Roman"/>
                 <w:b w:val="0"/>
                 <w:i w:val="0"/>
-                <w:sz w:val="24"/>
+                <w:sz w:val="28"/>
                 <w:color w:val="000000"/>
               </w:rPr>
               <w:t>Підпис «I hope this helps» / «Let me know if…»</w:t>
@@ -21351,10 +21795,10 @@
             <w:r/>
             <w:r>
               <w:rPr>
-                <w:rFonts w:ascii="Courier New" w:hAnsi="Courier New" w:cs="Times New Roman" w:eastAsia="Times New Roman"/>
+                <w:rFonts w:ascii="Times New Roman" w:hAnsi="Times New Roman" w:cs="Times New Roman" w:eastAsia="Times New Roman"/>
                 <w:b w:val="0"/>
                 <w:i w:val="0"/>
-                <w:sz w:val="22"/>
+                <w:sz w:val="28"/>
                 <w:color w:val="000000"/>
               </w:rPr>
               <w:t>comment.ua_zvychaino_in_comment</w:t>
@@ -21374,10 +21818,10 @@
             <w:r/>
             <w:r>
               <w:rPr>
-                <w:rFonts w:ascii="Courier New" w:hAnsi="Courier New" w:cs="Times New Roman" w:eastAsia="Times New Roman"/>
+                <w:rFonts w:ascii="Times New Roman" w:hAnsi="Times New Roman" w:cs="Times New Roman" w:eastAsia="Times New Roman"/>
                 <w:b w:val="0"/>
                 <w:i w:val="0"/>
-                <w:sz w:val="22"/>
+                <w:sz w:val="28"/>
                 <w:color w:val="000000"/>
               </w:rPr>
               <w:t>llm_comment</w:t>
@@ -21400,7 +21844,7 @@
                 <w:rFonts w:ascii="Times New Roman" w:hAnsi="Times New Roman" w:cs="Times New Roman" w:eastAsia="Times New Roman"/>
                 <w:b w:val="0"/>
                 <w:i w:val="0"/>
-                <w:sz w:val="24"/>
+                <w:sz w:val="28"/>
                 <w:color w:val="000000"/>
               </w:rPr>
               <w:t>«Звичайно! Ось…», «Звісно, ось код…»</w:t>
@@ -21422,10 +21866,10 @@
             <w:r/>
             <w:r>
               <w:rPr>
-                <w:rFonts w:ascii="Courier New" w:hAnsi="Courier New" w:cs="Times New Roman" w:eastAsia="Times New Roman"/>
+                <w:rFonts w:ascii="Times New Roman" w:hAnsi="Times New Roman" w:cs="Times New Roman" w:eastAsia="Times New Roman"/>
                 <w:b w:val="0"/>
                 <w:i w:val="0"/>
-                <w:sz w:val="22"/>
+                <w:sz w:val="28"/>
                 <w:color w:val="000000"/>
               </w:rPr>
               <w:t>comment.ua_os_funktsiya</w:t>
@@ -21445,10 +21889,10 @@
             <w:r/>
             <w:r>
               <w:rPr>
-                <w:rFonts w:ascii="Courier New" w:hAnsi="Courier New" w:cs="Times New Roman" w:eastAsia="Times New Roman"/>
+                <w:rFonts w:ascii="Times New Roman" w:hAnsi="Times New Roman" w:cs="Times New Roman" w:eastAsia="Times New Roman"/>
                 <w:b w:val="0"/>
                 <w:i w:val="0"/>
-                <w:sz w:val="22"/>
+                <w:sz w:val="28"/>
                 <w:color w:val="000000"/>
               </w:rPr>
               <w:t>llm_comment</w:t>
@@ -21471,7 +21915,7 @@
                 <w:rFonts w:ascii="Times New Roman" w:hAnsi="Times New Roman" w:cs="Times New Roman" w:eastAsia="Times New Roman"/>
                 <w:b w:val="0"/>
                 <w:i w:val="0"/>
-                <w:sz w:val="24"/>
+                <w:sz w:val="28"/>
                 <w:color w:val="000000"/>
               </w:rPr>
               <w:t>«Ось функція», «Ось розв'язок»</w:t>
@@ -21493,10 +21937,10 @@
             <w:r/>
             <w:r>
               <w:rPr>
-                <w:rFonts w:ascii="Courier New" w:hAnsi="Courier New" w:cs="Times New Roman" w:eastAsia="Times New Roman"/>
+                <w:rFonts w:ascii="Times New Roman" w:hAnsi="Times New Roman" w:cs="Times New Roman" w:eastAsia="Times New Roman"/>
                 <w:b w:val="0"/>
                 <w:i w:val="0"/>
-                <w:sz w:val="22"/>
+                <w:sz w:val="28"/>
                 <w:color w:val="000000"/>
               </w:rPr>
               <w:t>comment.ua_as_language_model</w:t>
@@ -21516,10 +21960,10 @@
             <w:r/>
             <w:r>
               <w:rPr>
-                <w:rFonts w:ascii="Courier New" w:hAnsi="Courier New" w:cs="Times New Roman" w:eastAsia="Times New Roman"/>
+                <w:rFonts w:ascii="Times New Roman" w:hAnsi="Times New Roman" w:cs="Times New Roman" w:eastAsia="Times New Roman"/>
                 <w:b w:val="0"/>
                 <w:i w:val="0"/>
-                <w:sz w:val="22"/>
+                <w:sz w:val="28"/>
                 <w:color w:val="000000"/>
               </w:rPr>
               <w:t>llm_comment</w:t>
@@ -21542,7 +21986,7 @@
                 <w:rFonts w:ascii="Times New Roman" w:hAnsi="Times New Roman" w:cs="Times New Roman" w:eastAsia="Times New Roman"/>
                 <w:b w:val="0"/>
                 <w:i w:val="0"/>
-                <w:sz w:val="24"/>
+                <w:sz w:val="28"/>
                 <w:color w:val="000000"/>
               </w:rPr>
               <w:t>«Як мовна модель», «Як ШІ», «Як штучний інтелект»</w:t>
@@ -21564,10 +22008,10 @@
             <w:r/>
             <w:r>
               <w:rPr>
-                <w:rFonts w:ascii="Courier New" w:hAnsi="Courier New" w:cs="Times New Roman" w:eastAsia="Times New Roman"/>
+                <w:rFonts w:ascii="Times New Roman" w:hAnsi="Times New Roman" w:cs="Times New Roman" w:eastAsia="Times New Roman"/>
                 <w:b w:val="0"/>
                 <w:i w:val="0"/>
-                <w:sz w:val="22"/>
+                <w:sz w:val="28"/>
                 <w:color w:val="000000"/>
               </w:rPr>
               <w:t>comment.ua_spodivaius_dopomozhe</w:t>
@@ -21587,10 +22031,10 @@
             <w:r/>
             <w:r>
               <w:rPr>
-                <w:rFonts w:ascii="Courier New" w:hAnsi="Courier New" w:cs="Times New Roman" w:eastAsia="Times New Roman"/>
+                <w:rFonts w:ascii="Times New Roman" w:hAnsi="Times New Roman" w:cs="Times New Roman" w:eastAsia="Times New Roman"/>
                 <w:b w:val="0"/>
                 <w:i w:val="0"/>
-                <w:sz w:val="22"/>
+                <w:sz w:val="28"/>
                 <w:color w:val="000000"/>
               </w:rPr>
               <w:t>llm_comment</w:t>
@@ -21613,7 +22057,7 @@
                 <w:rFonts w:ascii="Times New Roman" w:hAnsi="Times New Roman" w:cs="Times New Roman" w:eastAsia="Times New Roman"/>
                 <w:b w:val="0"/>
                 <w:i w:val="0"/>
-                <w:sz w:val="24"/>
+                <w:sz w:val="28"/>
                 <w:color w:val="000000"/>
               </w:rPr>
               <w:t>«Сподіваюся, це допоможе!», «Якщо є питання — звертайтеся»</w:t>
@@ -21635,10 +22079,10 @@
             <w:r/>
             <w:r>
               <w:rPr>
-                <w:rFonts w:ascii="Courier New" w:hAnsi="Courier New" w:cs="Times New Roman" w:eastAsia="Times New Roman"/>
+                <w:rFonts w:ascii="Times New Roman" w:hAnsi="Times New Roman" w:cs="Times New Roman" w:eastAsia="Times New Roman"/>
                 <w:b w:val="0"/>
                 <w:i w:val="0"/>
-                <w:sz w:val="22"/>
+                <w:sz w:val="28"/>
                 <w:color w:val="000000"/>
               </w:rPr>
               <w:t>boilerplate.example_usage_comment</w:t>
@@ -21658,10 +22102,10 @@
             <w:r/>
             <w:r>
               <w:rPr>
-                <w:rFonts w:ascii="Courier New" w:hAnsi="Courier New" w:cs="Times New Roman" w:eastAsia="Times New Roman"/>
+                <w:rFonts w:ascii="Times New Roman" w:hAnsi="Times New Roman" w:cs="Times New Roman" w:eastAsia="Times New Roman"/>
                 <w:b w:val="0"/>
                 <w:i w:val="0"/>
-                <w:sz w:val="22"/>
+                <w:sz w:val="28"/>
                 <w:color w:val="000000"/>
               </w:rPr>
               <w:t>llm_boilerplate</w:t>
@@ -21684,17 +22128,17 @@
                 <w:rFonts w:ascii="Times New Roman" w:hAnsi="Times New Roman" w:cs="Times New Roman" w:eastAsia="Times New Roman"/>
                 <w:b w:val="0"/>
                 <w:i w:val="0"/>
-                <w:sz w:val="24"/>
+                <w:sz w:val="28"/>
                 <w:color w:val="000000"/>
               </w:rPr>
               <w:t xml:space="preserve">Секція </w:t>
             </w:r>
             <w:r>
               <w:rPr>
-                <w:rFonts w:ascii="Courier New" w:hAnsi="Courier New" w:cs="Times New Roman" w:eastAsia="Times New Roman"/>
+                <w:rFonts w:ascii="Times New Roman" w:hAnsi="Times New Roman" w:cs="Times New Roman" w:eastAsia="Times New Roman"/>
                 <w:b w:val="0"/>
                 <w:i w:val="0"/>
-                <w:sz w:val="22"/>
+                <w:sz w:val="28"/>
                 <w:color w:val="000000"/>
               </w:rPr>
               <w:t># Example usage:</w:t>
@@ -21716,10 +22160,10 @@
             <w:r/>
             <w:r>
               <w:rPr>
-                <w:rFonts w:ascii="Courier New" w:hAnsi="Courier New" w:cs="Times New Roman" w:eastAsia="Times New Roman"/>
+                <w:rFonts w:ascii="Times New Roman" w:hAnsi="Times New Roman" w:cs="Times New Roman" w:eastAsia="Times New Roman"/>
                 <w:b w:val="0"/>
                 <w:i w:val="0"/>
-                <w:sz w:val="22"/>
+                <w:sz w:val="28"/>
                 <w:color w:val="000000"/>
               </w:rPr>
               <w:t>boilerplate.time_complexity_inline</w:t>
@@ -21739,10 +22183,10 @@
             <w:r/>
             <w:r>
               <w:rPr>
-                <w:rFonts w:ascii="Courier New" w:hAnsi="Courier New" w:cs="Times New Roman" w:eastAsia="Times New Roman"/>
+                <w:rFonts w:ascii="Times New Roman" w:hAnsi="Times New Roman" w:cs="Times New Roman" w:eastAsia="Times New Roman"/>
                 <w:b w:val="0"/>
                 <w:i w:val="0"/>
-                <w:sz w:val="22"/>
+                <w:sz w:val="28"/>
                 <w:color w:val="000000"/>
               </w:rPr>
               <w:t>llm_boilerplate</w:t>
@@ -21765,17 +22209,17 @@
                 <w:rFonts w:ascii="Times New Roman" w:hAnsi="Times New Roman" w:cs="Times New Roman" w:eastAsia="Times New Roman"/>
                 <w:b w:val="0"/>
                 <w:i w:val="0"/>
-                <w:sz w:val="24"/>
+                <w:sz w:val="28"/>
                 <w:color w:val="000000"/>
               </w:rPr>
               <w:t xml:space="preserve">Інлайн </w:t>
             </w:r>
             <w:r>
               <w:rPr>
-                <w:rFonts w:ascii="Courier New" w:hAnsi="Courier New" w:cs="Times New Roman" w:eastAsia="Times New Roman"/>
+                <w:rFonts w:ascii="Times New Roman" w:hAnsi="Times New Roman" w:cs="Times New Roman" w:eastAsia="Times New Roman"/>
                 <w:b w:val="0"/>
                 <w:i w:val="0"/>
-                <w:sz w:val="22"/>
+                <w:sz w:val="28"/>
                 <w:color w:val="000000"/>
               </w:rPr>
               <w:t># Time complexity: O(n^2)</w:t>
@@ -21797,10 +22241,10 @@
             <w:r/>
             <w:r>
               <w:rPr>
-                <w:rFonts w:ascii="Courier New" w:hAnsi="Courier New" w:cs="Times New Roman" w:eastAsia="Times New Roman"/>
+                <w:rFonts w:ascii="Times New Roman" w:hAnsi="Times New Roman" w:cs="Times New Roman" w:eastAsia="Times New Roman"/>
                 <w:b w:val="0"/>
                 <w:i w:val="0"/>
-                <w:sz w:val="22"/>
+                <w:sz w:val="28"/>
                 <w:color w:val="000000"/>
               </w:rPr>
               <w:t>boilerplate.note_blocks_repeated</w:t>
@@ -21820,10 +22264,10 @@
             <w:r/>
             <w:r>
               <w:rPr>
-                <w:rFonts w:ascii="Courier New" w:hAnsi="Courier New" w:cs="Times New Roman" w:eastAsia="Times New Roman"/>
+                <w:rFonts w:ascii="Times New Roman" w:hAnsi="Times New Roman" w:cs="Times New Roman" w:eastAsia="Times New Roman"/>
                 <w:b w:val="0"/>
                 <w:i w:val="0"/>
-                <w:sz w:val="22"/>
+                <w:sz w:val="28"/>
                 <w:color w:val="000000"/>
               </w:rPr>
               <w:t>llm_boilerplate</w:t>
@@ -21846,17 +22290,17 @@
                 <w:rFonts w:ascii="Times New Roman" w:hAnsi="Times New Roman" w:cs="Times New Roman" w:eastAsia="Times New Roman"/>
                 <w:b w:val="0"/>
                 <w:i w:val="0"/>
-                <w:sz w:val="24"/>
+                <w:sz w:val="28"/>
                 <w:color w:val="000000"/>
               </w:rPr>
               <w:t xml:space="preserve">≥2 блоків </w:t>
             </w:r>
             <w:r>
               <w:rPr>
-                <w:rFonts w:ascii="Courier New" w:hAnsi="Courier New" w:cs="Times New Roman" w:eastAsia="Times New Roman"/>
+                <w:rFonts w:ascii="Times New Roman" w:hAnsi="Times New Roman" w:cs="Times New Roman" w:eastAsia="Times New Roman"/>
                 <w:b w:val="0"/>
                 <w:i w:val="0"/>
-                <w:sz w:val="22"/>
+                <w:sz w:val="28"/>
                 <w:color w:val="000000"/>
               </w:rPr>
               <w:t># Note:</w:t>
@@ -21866,7 +22310,7 @@
                 <w:rFonts w:ascii="Times New Roman" w:hAnsi="Times New Roman" w:cs="Times New Roman" w:eastAsia="Times New Roman"/>
                 <w:b w:val="0"/>
                 <w:i w:val="0"/>
-                <w:sz w:val="24"/>
+                <w:sz w:val="28"/>
                 <w:color w:val="000000"/>
               </w:rPr>
               <w:t xml:space="preserve"> у файлі</w:t>
@@ -21888,10 +22332,10 @@
             <w:r/>
             <w:r>
               <w:rPr>
-                <w:rFonts w:ascii="Courier New" w:hAnsi="Courier New" w:cs="Times New Roman" w:eastAsia="Times New Roman"/>
+                <w:rFonts w:ascii="Times New Roman" w:hAnsi="Times New Roman" w:cs="Times New Roman" w:eastAsia="Times New Roman"/>
                 <w:b w:val="0"/>
                 <w:i w:val="0"/>
-                <w:sz w:val="22"/>
+                <w:sz w:val="28"/>
                 <w:color w:val="000000"/>
               </w:rPr>
               <w:t>markdown.code_fence_in_source</w:t>
@@ -21911,10 +22355,10 @@
             <w:r/>
             <w:r>
               <w:rPr>
-                <w:rFonts w:ascii="Courier New" w:hAnsi="Courier New" w:cs="Times New Roman" w:eastAsia="Times New Roman"/>
+                <w:rFonts w:ascii="Times New Roman" w:hAnsi="Times New Roman" w:cs="Times New Roman" w:eastAsia="Times New Roman"/>
                 <w:b w:val="0"/>
                 <w:i w:val="0"/>
-                <w:sz w:val="22"/>
+                <w:sz w:val="28"/>
                 <w:color w:val="000000"/>
               </w:rPr>
               <w:t>markdown_leak</w:t>
@@ -21937,17 +22381,17 @@
                 <w:rFonts w:ascii="Times New Roman" w:hAnsi="Times New Roman" w:cs="Times New Roman" w:eastAsia="Times New Roman"/>
                 <w:b w:val="0"/>
                 <w:i w:val="0"/>
-                <w:sz w:val="24"/>
+                <w:sz w:val="28"/>
                 <w:color w:val="000000"/>
               </w:rPr>
               <w:t xml:space="preserve">Потрійні backticks </w:t>
             </w:r>
             <w:r>
               <w:rPr>
-                <w:rFonts w:ascii="Courier New" w:hAnsi="Courier New" w:cs="Times New Roman" w:eastAsia="Times New Roman"/>
+                <w:rFonts w:ascii="Times New Roman" w:hAnsi="Times New Roman" w:cs="Times New Roman" w:eastAsia="Times New Roman"/>
                 <w:b w:val="0"/>
                 <w:i w:val="0"/>
-                <w:sz w:val="22"/>
+                <w:sz w:val="28"/>
                 <w:color w:val="000000"/>
               </w:rPr>
               <w:t>​</w:t>
@@ -21957,17 +22401,17 @@
                 <w:rFonts w:ascii="Times New Roman" w:hAnsi="Times New Roman" w:cs="Times New Roman" w:eastAsia="Times New Roman"/>
                 <w:b w:val="0"/>
                 <w:i w:val="0"/>
-                <w:sz w:val="24"/>
+                <w:sz w:val="28"/>
                 <w:color w:val="000000"/>
               </w:rPr>
               <w:t>``</w:t>
             </w:r>
             <w:r>
               <w:rPr>
-                <w:rFonts w:ascii="Courier New" w:hAnsi="Courier New" w:cs="Times New Roman" w:eastAsia="Times New Roman"/>
+                <w:rFonts w:ascii="Times New Roman" w:hAnsi="Times New Roman" w:cs="Times New Roman" w:eastAsia="Times New Roman"/>
                 <w:b w:val="0"/>
                 <w:i w:val="0"/>
-                <w:sz w:val="22"/>
+                <w:sz w:val="28"/>
                 <w:color w:val="000000"/>
               </w:rPr>
               <w:t xml:space="preserve"> у </w:t>
@@ -21977,17 +22421,17 @@
                 <w:rFonts w:ascii="Times New Roman" w:hAnsi="Times New Roman" w:cs="Times New Roman" w:eastAsia="Times New Roman"/>
                 <w:b w:val="0"/>
                 <w:i w:val="0"/>
-                <w:sz w:val="24"/>
+                <w:sz w:val="28"/>
                 <w:color w:val="000000"/>
               </w:rPr>
               <w:t>.py</w:t>
             </w:r>
             <w:r>
               <w:rPr>
-                <w:rFonts w:ascii="Courier New" w:hAnsi="Courier New" w:cs="Times New Roman" w:eastAsia="Times New Roman"/>
+                <w:rFonts w:ascii="Times New Roman" w:hAnsi="Times New Roman" w:cs="Times New Roman" w:eastAsia="Times New Roman"/>
                 <w:b w:val="0"/>
                 <w:i w:val="0"/>
-                <w:sz w:val="22"/>
+                <w:sz w:val="28"/>
                 <w:color w:val="000000"/>
               </w:rPr>
               <w:t>/</w:t>
@@ -21997,17 +22441,17 @@
                 <w:rFonts w:ascii="Times New Roman" w:hAnsi="Times New Roman" w:cs="Times New Roman" w:eastAsia="Times New Roman"/>
                 <w:b w:val="0"/>
                 <w:i w:val="0"/>
-                <w:sz w:val="24"/>
+                <w:sz w:val="28"/>
                 <w:color w:val="000000"/>
               </w:rPr>
               <w:t>.cpp</w:t>
             </w:r>
             <w:r>
               <w:rPr>
-                <w:rFonts w:ascii="Courier New" w:hAnsi="Courier New" w:cs="Times New Roman" w:eastAsia="Times New Roman"/>
+                <w:rFonts w:ascii="Times New Roman" w:hAnsi="Times New Roman" w:cs="Times New Roman" w:eastAsia="Times New Roman"/>
                 <w:b w:val="0"/>
                 <w:i w:val="0"/>
-                <w:sz w:val="22"/>
+                <w:sz w:val="28"/>
                 <w:color w:val="000000"/>
               </w:rPr>
               <w:t>/</w:t>
@@ -22017,7 +22461,7 @@
                 <w:rFonts w:ascii="Times New Roman" w:hAnsi="Times New Roman" w:cs="Times New Roman" w:eastAsia="Times New Roman"/>
                 <w:b w:val="0"/>
                 <w:i w:val="0"/>
-                <w:sz w:val="24"/>
+                <w:sz w:val="28"/>
                 <w:color w:val="000000"/>
               </w:rPr>
               <w:t>.java` файлі</w:t>
@@ -22039,10 +22483,10 @@
             <w:r/>
             <w:r>
               <w:rPr>
-                <w:rFonts w:ascii="Courier New" w:hAnsi="Courier New" w:cs="Times New Roman" w:eastAsia="Times New Roman"/>
+                <w:rFonts w:ascii="Times New Roman" w:hAnsi="Times New Roman" w:cs="Times New Roman" w:eastAsia="Times New Roman"/>
                 <w:b w:val="0"/>
                 <w:i w:val="0"/>
-                <w:sz w:val="22"/>
+                <w:sz w:val="28"/>
                 <w:color w:val="000000"/>
               </w:rPr>
               <w:t>markdown.language_fence_in_source</w:t>
@@ -22062,10 +22506,10 @@
             <w:r/>
             <w:r>
               <w:rPr>
-                <w:rFonts w:ascii="Courier New" w:hAnsi="Courier New" w:cs="Times New Roman" w:eastAsia="Times New Roman"/>
+                <w:rFonts w:ascii="Times New Roman" w:hAnsi="Times New Roman" w:cs="Times New Roman" w:eastAsia="Times New Roman"/>
                 <w:b w:val="0"/>
                 <w:i w:val="0"/>
-                <w:sz w:val="22"/>
+                <w:sz w:val="28"/>
                 <w:color w:val="000000"/>
               </w:rPr>
               <w:t>markdown_leak</w:t>
@@ -22088,17 +22532,17 @@
                 <w:rFonts w:ascii="Times New Roman" w:hAnsi="Times New Roman" w:cs="Times New Roman" w:eastAsia="Times New Roman"/>
                 <w:b w:val="0"/>
                 <w:i w:val="0"/>
-                <w:sz w:val="24"/>
+                <w:sz w:val="28"/>
                 <w:color w:val="000000"/>
               </w:rPr>
               <w:t>Мовно-маркований fence (</w:t>
             </w:r>
             <w:r>
               <w:rPr>
-                <w:rFonts w:ascii="Courier New" w:hAnsi="Courier New" w:cs="Times New Roman" w:eastAsia="Times New Roman"/>
+                <w:rFonts w:ascii="Times New Roman" w:hAnsi="Times New Roman" w:cs="Times New Roman" w:eastAsia="Times New Roman"/>
                 <w:b w:val="0"/>
                 <w:i w:val="0"/>
-                <w:sz w:val="22"/>
+                <w:sz w:val="28"/>
                 <w:color w:val="000000"/>
               </w:rPr>
               <w:t>​</w:t>
@@ -22108,17 +22552,17 @@
                 <w:rFonts w:ascii="Times New Roman" w:hAnsi="Times New Roman" w:cs="Times New Roman" w:eastAsia="Times New Roman"/>
                 <w:b w:val="0"/>
                 <w:i w:val="0"/>
-                <w:sz w:val="24"/>
+                <w:sz w:val="28"/>
                 <w:color w:val="000000"/>
               </w:rPr>
               <w:t>`</w:t>
             </w:r>
             <w:r>
               <w:rPr>
-                <w:rFonts w:ascii="Courier New" w:hAnsi="Courier New" w:cs="Times New Roman" w:eastAsia="Times New Roman"/>
+                <w:rFonts w:ascii="Times New Roman" w:hAnsi="Times New Roman" w:cs="Times New Roman" w:eastAsia="Times New Roman"/>
                 <w:b w:val="0"/>
                 <w:i w:val="0"/>
-                <w:sz w:val="22"/>
+                <w:sz w:val="28"/>
                 <w:color w:val="000000"/>
               </w:rPr>
               <w:t>python</w:t>
@@ -22128,17 +22572,17 @@
                 <w:rFonts w:ascii="Times New Roman" w:hAnsi="Times New Roman" w:cs="Times New Roman" w:eastAsia="Times New Roman"/>
                 <w:b w:val="0"/>
                 <w:i w:val="0"/>
-                <w:sz w:val="24"/>
+                <w:sz w:val="28"/>
                 <w:color w:val="000000"/>
               </w:rPr>
               <w:t xml:space="preserve">, </w:t>
             </w:r>
             <w:r>
               <w:rPr>
-                <w:rFonts w:ascii="Courier New" w:hAnsi="Courier New" w:cs="Times New Roman" w:eastAsia="Times New Roman"/>
+                <w:rFonts w:ascii="Times New Roman" w:hAnsi="Times New Roman" w:cs="Times New Roman" w:eastAsia="Times New Roman"/>
                 <w:b w:val="0"/>
                 <w:i w:val="0"/>
-                <w:sz w:val="22"/>
+                <w:sz w:val="28"/>
                 <w:color w:val="000000"/>
               </w:rPr>
               <w:t>​</w:t>
@@ -22148,17 +22592,17 @@
                 <w:rFonts w:ascii="Times New Roman" w:hAnsi="Times New Roman" w:cs="Times New Roman" w:eastAsia="Times New Roman"/>
                 <w:b w:val="0"/>
                 <w:i w:val="0"/>
-                <w:sz w:val="24"/>
+                <w:sz w:val="28"/>
                 <w:color w:val="000000"/>
               </w:rPr>
               <w:t>`</w:t>
             </w:r>
             <w:r>
               <w:rPr>
-                <w:rFonts w:ascii="Courier New" w:hAnsi="Courier New" w:cs="Times New Roman" w:eastAsia="Times New Roman"/>
+                <w:rFonts w:ascii="Times New Roman" w:hAnsi="Times New Roman" w:cs="Times New Roman" w:eastAsia="Times New Roman"/>
                 <w:b w:val="0"/>
                 <w:i w:val="0"/>
-                <w:sz w:val="22"/>
+                <w:sz w:val="28"/>
                 <w:color w:val="000000"/>
               </w:rPr>
               <w:t>cpp</w:t>
@@ -22168,7 +22612,7 @@
                 <w:rFonts w:ascii="Times New Roman" w:hAnsi="Times New Roman" w:cs="Times New Roman" w:eastAsia="Times New Roman"/>
                 <w:b w:val="0"/>
                 <w:i w:val="0"/>
-                <w:sz w:val="24"/>
+                <w:sz w:val="28"/>
                 <w:color w:val="000000"/>
               </w:rPr>
               <w:t>)</w:t>
@@ -22190,10 +22634,10 @@
             <w:r/>
             <w:r>
               <w:rPr>
-                <w:rFonts w:ascii="Courier New" w:hAnsi="Courier New" w:cs="Times New Roman" w:eastAsia="Times New Roman"/>
+                <w:rFonts w:ascii="Times New Roman" w:hAnsi="Times New Roman" w:cs="Times New Roman" w:eastAsia="Times New Roman"/>
                 <w:b w:val="0"/>
                 <w:i w:val="0"/>
-                <w:sz w:val="22"/>
+                <w:sz w:val="28"/>
                 <w:color w:val="000000"/>
               </w:rPr>
               <w:t>markdown.bold_in_code</w:t>
@@ -22213,10 +22657,10 @@
             <w:r/>
             <w:r>
               <w:rPr>
-                <w:rFonts w:ascii="Courier New" w:hAnsi="Courier New" w:cs="Times New Roman" w:eastAsia="Times New Roman"/>
+                <w:rFonts w:ascii="Times New Roman" w:hAnsi="Times New Roman" w:cs="Times New Roman" w:eastAsia="Times New Roman"/>
                 <w:b w:val="0"/>
                 <w:i w:val="0"/>
-                <w:sz w:val="22"/>
+                <w:sz w:val="28"/>
                 <w:color w:val="000000"/>
               </w:rPr>
               <w:t>markdown_leak</w:t>
@@ -22239,17 +22683,17 @@
                 <w:rFonts w:ascii="Times New Roman" w:hAnsi="Times New Roman" w:cs="Times New Roman" w:eastAsia="Times New Roman"/>
                 <w:b w:val="0"/>
                 <w:i w:val="0"/>
-                <w:sz w:val="24"/>
+                <w:sz w:val="28"/>
                 <w:color w:val="000000"/>
               </w:rPr>
               <w:t xml:space="preserve">Markdown-болд </w:t>
             </w:r>
             <w:r>
               <w:rPr>
-                <w:rFonts w:ascii="Courier New" w:hAnsi="Courier New" w:cs="Times New Roman" w:eastAsia="Times New Roman"/>
+                <w:rFonts w:ascii="Times New Roman" w:hAnsi="Times New Roman" w:cs="Times New Roman" w:eastAsia="Times New Roman"/>
                 <w:b w:val="0"/>
                 <w:i w:val="0"/>
-                <w:sz w:val="22"/>
+                <w:sz w:val="28"/>
                 <w:color w:val="000000"/>
               </w:rPr>
               <w:t>**слова**</w:t>
@@ -22259,7 +22703,7 @@
                 <w:rFonts w:ascii="Times New Roman" w:hAnsi="Times New Roman" w:cs="Times New Roman" w:eastAsia="Times New Roman"/>
                 <w:b w:val="0"/>
                 <w:i w:val="0"/>
-                <w:sz w:val="24"/>
+                <w:sz w:val="28"/>
                 <w:color w:val="000000"/>
               </w:rPr>
               <w:t xml:space="preserve"> у двох і більше місцях</w:t>
@@ -22281,10 +22725,10 @@
             <w:r/>
             <w:r>
               <w:rPr>
-                <w:rFonts w:ascii="Courier New" w:hAnsi="Courier New" w:cs="Times New Roman" w:eastAsia="Times New Roman"/>
+                <w:rFonts w:ascii="Times New Roman" w:hAnsi="Times New Roman" w:cs="Times New Roman" w:eastAsia="Times New Roman"/>
                 <w:b w:val="0"/>
                 <w:i w:val="0"/>
-                <w:sz w:val="22"/>
+                <w:sz w:val="28"/>
                 <w:color w:val="000000"/>
               </w:rPr>
               <w:t>policy.im_sorry_but_in_comment</w:t>
@@ -22304,10 +22748,10 @@
             <w:r/>
             <w:r>
               <w:rPr>
-                <w:rFonts w:ascii="Courier New" w:hAnsi="Courier New" w:cs="Times New Roman" w:eastAsia="Times New Roman"/>
+                <w:rFonts w:ascii="Times New Roman" w:hAnsi="Times New Roman" w:cs="Times New Roman" w:eastAsia="Times New Roman"/>
                 <w:b w:val="0"/>
                 <w:i w:val="0"/>
-                <w:sz w:val="22"/>
+                <w:sz w:val="28"/>
                 <w:color w:val="000000"/>
               </w:rPr>
               <w:t>policy</w:t>
@@ -22330,7 +22774,7 @@
                 <w:rFonts w:ascii="Times New Roman" w:hAnsi="Times New Roman" w:cs="Times New Roman" w:eastAsia="Times New Roman"/>
                 <w:b w:val="0"/>
                 <w:i w:val="0"/>
-                <w:sz w:val="24"/>
+                <w:sz w:val="28"/>
                 <w:color w:val="000000"/>
               </w:rPr>
               <w:t>Відмовний лід «I'm sorry, but I cannot…»</w:t>
@@ -22352,10 +22796,10 @@
             <w:r/>
             <w:r>
               <w:rPr>
-                <w:rFonts w:ascii="Courier New" w:hAnsi="Courier New" w:cs="Times New Roman" w:eastAsia="Times New Roman"/>
+                <w:rFonts w:ascii="Times New Roman" w:hAnsi="Times New Roman" w:cs="Times New Roman" w:eastAsia="Times New Roman"/>
                 <w:b w:val="0"/>
                 <w:i w:val="0"/>
-                <w:sz w:val="22"/>
+                <w:sz w:val="28"/>
                 <w:color w:val="000000"/>
               </w:rPr>
               <w:t>policy.cannot_provide_in_comment</w:t>
@@ -22375,10 +22819,10 @@
             <w:r/>
             <w:r>
               <w:rPr>
-                <w:rFonts w:ascii="Courier New" w:hAnsi="Courier New" w:cs="Times New Roman" w:eastAsia="Times New Roman"/>
+                <w:rFonts w:ascii="Times New Roman" w:hAnsi="Times New Roman" w:cs="Times New Roman" w:eastAsia="Times New Roman"/>
                 <w:b w:val="0"/>
                 <w:i w:val="0"/>
-                <w:sz w:val="22"/>
+                <w:sz w:val="28"/>
                 <w:color w:val="000000"/>
               </w:rPr>
               <w:t>policy</w:t>
@@ -22401,7 +22845,7 @@
                 <w:rFonts w:ascii="Times New Roman" w:hAnsi="Times New Roman" w:cs="Times New Roman" w:eastAsia="Times New Roman"/>
                 <w:b w:val="0"/>
                 <w:i w:val="0"/>
-                <w:sz w:val="24"/>
+                <w:sz w:val="28"/>
                 <w:color w:val="000000"/>
               </w:rPr>
               <w:t>Формула «I cannot provide implementation/code…»</w:t>
@@ -22423,10 +22867,10 @@
             <w:r/>
             <w:r>
               <w:rPr>
-                <w:rFonts w:ascii="Courier New" w:hAnsi="Courier New" w:cs="Times New Roman" w:eastAsia="Times New Roman"/>
+                <w:rFonts w:ascii="Times New Roman" w:hAnsi="Times New Roman" w:cs="Times New Roman" w:eastAsia="Times New Roman"/>
                 <w:b w:val="0"/>
                 <w:i w:val="0"/>
-                <w:sz w:val="22"/>
+                <w:sz w:val="28"/>
                 <w:color w:val="000000"/>
               </w:rPr>
               <w:t>policy.knowledge_cutoff_in_comment</w:t>
@@ -22446,10 +22890,10 @@
             <w:r/>
             <w:r>
               <w:rPr>
-                <w:rFonts w:ascii="Courier New" w:hAnsi="Courier New" w:cs="Times New Roman" w:eastAsia="Times New Roman"/>
+                <w:rFonts w:ascii="Times New Roman" w:hAnsi="Times New Roman" w:cs="Times New Roman" w:eastAsia="Times New Roman"/>
                 <w:b w:val="0"/>
                 <w:i w:val="0"/>
-                <w:sz w:val="22"/>
+                <w:sz w:val="28"/>
                 <w:color w:val="000000"/>
               </w:rPr>
               <w:t>policy</w:t>
@@ -22472,7 +22916,7 @@
                 <w:rFonts w:ascii="Times New Roman" w:hAnsi="Times New Roman" w:cs="Times New Roman" w:eastAsia="Times New Roman"/>
                 <w:b w:val="0"/>
                 <w:i w:val="0"/>
-                <w:sz w:val="24"/>
+                <w:sz w:val="28"/>
                 <w:color w:val="000000"/>
               </w:rPr>
               <w:t>«My knowledge cutoff is…», «as of my last update»</w:t>
@@ -22494,10 +22938,10 @@
             <w:r/>
             <w:r>
               <w:rPr>
-                <w:rFonts w:ascii="Courier New" w:hAnsi="Courier New" w:cs="Times New Roman" w:eastAsia="Times New Roman"/>
+                <w:rFonts w:ascii="Times New Roman" w:hAnsi="Times New Roman" w:cs="Times New Roman" w:eastAsia="Times New Roman"/>
                 <w:b w:val="0"/>
                 <w:i w:val="0"/>
-                <w:sz w:val="22"/>
+                <w:sz w:val="28"/>
                 <w:color w:val="000000"/>
               </w:rPr>
               <w:t>policy.ua_na_zhal</w:t>
@@ -22517,10 +22961,10 @@
             <w:r/>
             <w:r>
               <w:rPr>
-                <w:rFonts w:ascii="Courier New" w:hAnsi="Courier New" w:cs="Times New Roman" w:eastAsia="Times New Roman"/>
+                <w:rFonts w:ascii="Times New Roman" w:hAnsi="Times New Roman" w:cs="Times New Roman" w:eastAsia="Times New Roman"/>
                 <w:b w:val="0"/>
                 <w:i w:val="0"/>
-                <w:sz w:val="22"/>
+                <w:sz w:val="28"/>
                 <w:color w:val="000000"/>
               </w:rPr>
               <w:t>policy</w:t>
@@ -22543,7 +22987,7 @@
                 <w:rFonts w:ascii="Times New Roman" w:hAnsi="Times New Roman" w:cs="Times New Roman" w:eastAsia="Times New Roman"/>
                 <w:b w:val="0"/>
                 <w:i w:val="0"/>
-                <w:sz w:val="24"/>
+                <w:sz w:val="28"/>
                 <w:color w:val="000000"/>
               </w:rPr>
               <w:t>«На жаль, я не можу надати…»</w:t>
@@ -22605,8 +23049,10 @@
       </w:r>
       <w:r>
         <w:rPr>
-          <w:rFonts w:ascii="Courier New" w:hAnsi="Courier New" w:cs="Courier New"/>
-          <w:sz w:val="24"/>
+          <w:rFonts w:ascii="Times New Roman" w:hAnsi="Times New Roman" w:cs="Times New Roman" w:eastAsia="Times New Roman"/>
+          <w:b w:val="0"/>
+          <w:i w:val="0"/>
+          <w:sz w:val="28"/>
           <w:color w:val="000000"/>
         </w:rPr>
         <w:t>eval/run_eval.py</w:t>
@@ -22641,182 +23087,221 @@
     </w:p>
     <w:p>
       <w:pPr>
-        <w:spacing w:before="0" w:after="0" w:line="240" w:lineRule="auto"/>
+        <w:spacing w:before="0" w:after="0" w:line="360" w:lineRule="auto"/>
         <w:ind w:firstLine="0" w:left="0" w:right="0"/>
         <w:jc w:val="left"/>
       </w:pPr>
       <w:r>
         <w:rPr>
-          <w:rFonts w:ascii="Courier New" w:hAnsi="Courier New"/>
-          <w:sz w:val="22"/>
+          <w:rFonts w:ascii="Times New Roman" w:hAnsi="Times New Roman" w:cs="Times New Roman" w:eastAsia="Times New Roman"/>
+          <w:b w:val="0"/>
+          <w:i w:val="0"/>
+          <w:sz w:val="28"/>
+          <w:color w:val="000000"/>
         </w:rPr>
         <w:t># Оцінка таксономії правил на синтетичному корпусі (130 прикладів,</w:t>
       </w:r>
     </w:p>
     <w:p>
       <w:pPr>
-        <w:spacing w:before="0" w:after="0" w:line="240" w:lineRule="auto"/>
+        <w:spacing w:before="0" w:after="0" w:line="360" w:lineRule="auto"/>
         <w:ind w:firstLine="0" w:left="0" w:right="0"/>
         <w:jc w:val="left"/>
       </w:pPr>
       <w:r>
         <w:rPr>
-          <w:rFonts w:ascii="Courier New" w:hAnsi="Courier New"/>
-          <w:sz w:val="22"/>
+          <w:rFonts w:ascii="Times New Roman" w:hAnsi="Times New Roman" w:cs="Times New Roman" w:eastAsia="Times New Roman"/>
+          <w:b w:val="0"/>
+          <w:i w:val="0"/>
+          <w:sz w:val="28"/>
+          <w:color w:val="000000"/>
         </w:rPr>
         <w:t># 19 правил, фіксований seed). Виводить per-rule precision/recall/F1</w:t>
       </w:r>
     </w:p>
     <w:p>
       <w:pPr>
-        <w:spacing w:before="0" w:after="0" w:line="240" w:lineRule="auto"/>
+        <w:spacing w:before="0" w:after="0" w:line="360" w:lineRule="auto"/>
         <w:ind w:firstLine="0" w:left="0" w:right="0"/>
         <w:jc w:val="left"/>
       </w:pPr>
       <w:r>
         <w:rPr>
-          <w:rFonts w:ascii="Courier New" w:hAnsi="Courier New"/>
-          <w:sz w:val="22"/>
+          <w:rFonts w:ascii="Times New Roman" w:hAnsi="Times New Roman" w:cs="Times New Roman" w:eastAsia="Times New Roman"/>
+          <w:b w:val="0"/>
+          <w:i w:val="0"/>
+          <w:sz w:val="28"/>
+          <w:color w:val="000000"/>
         </w:rPr>
         <w:t># та зведену оцінку.</w:t>
       </w:r>
     </w:p>
     <w:p>
       <w:pPr>
-        <w:spacing w:before="0" w:after="0" w:line="240" w:lineRule="auto"/>
+        <w:spacing w:before="0" w:after="0" w:line="360" w:lineRule="auto"/>
         <w:ind w:firstLine="0" w:left="0" w:right="0"/>
         <w:jc w:val="left"/>
       </w:pPr>
       <w:r>
         <w:rPr>
-          <w:rFonts w:ascii="Courier New" w:hAnsi="Courier New"/>
-          <w:sz w:val="22"/>
+          <w:rFonts w:ascii="Times New Roman" w:hAnsi="Times New Roman" w:cs="Times New Roman" w:eastAsia="Times New Roman"/>
+          <w:b w:val="0"/>
+          <w:i w:val="0"/>
+          <w:sz w:val="28"/>
+          <w:color w:val="000000"/>
         </w:rPr>
         <w:t>python -m eval.run_eval --signal ai_leakage --synthetic</w:t>
       </w:r>
     </w:p>
     <w:p>
       <w:pPr>
-        <w:spacing w:before="0" w:after="0" w:line="240" w:lineRule="auto"/>
+        <w:spacing w:before="0" w:after="0" w:line="360" w:lineRule="auto"/>
         <w:ind w:firstLine="0" w:left="0" w:right="0"/>
         <w:jc w:val="left"/>
       </w:pPr>
       <w:r>
         <w:rPr>
-          <w:rFonts w:ascii="Courier New" w:hAnsi="Courier New"/>
-          <w:sz w:val="22"/>
+          <w:rFonts w:ascii="Times New Roman" w:hAnsi="Times New Roman" w:cs="Times New Roman" w:eastAsia="Times New Roman"/>
+          <w:b w:val="0"/>
+          <w:i w:val="0"/>
+          <w:sz w:val="28"/>
+          <w:color w:val="000000"/>
         </w:rPr>
         <w:t xml:space="preserve"> </w:t>
       </w:r>
     </w:p>
     <w:p>
       <w:pPr>
-        <w:spacing w:before="0" w:after="0" w:line="240" w:lineRule="auto"/>
+        <w:spacing w:before="0" w:after="0" w:line="360" w:lineRule="auto"/>
         <w:ind w:firstLine="0" w:left="0" w:right="0"/>
         <w:jc w:val="left"/>
       </w:pPr>
       <w:r>
         <w:rPr>
-          <w:rFonts w:ascii="Courier New" w:hAnsi="Courier New"/>
-          <w:sz w:val="22"/>
+          <w:rFonts w:ascii="Times New Roman" w:hAnsi="Times New Roman" w:cs="Times New Roman" w:eastAsia="Times New Roman"/>
+          <w:b w:val="0"/>
+          <w:i w:val="0"/>
+          <w:sz w:val="28"/>
+          <w:color w:val="000000"/>
         </w:rPr>
         <w:t># Оцінка каналів когортного порівняння на синтетичному корпусі</w:t>
       </w:r>
     </w:p>
     <w:p>
       <w:pPr>
-        <w:spacing w:before="0" w:after="0" w:line="240" w:lineRule="auto"/>
+        <w:spacing w:before="0" w:after="0" w:line="360" w:lineRule="auto"/>
         <w:ind w:firstLine="0" w:left="0" w:right="0"/>
         <w:jc w:val="left"/>
       </w:pPr>
       <w:r>
         <w:rPr>
-          <w:rFonts w:ascii="Courier New" w:hAnsi="Courier New"/>
-          <w:sz w:val="22"/>
+          <w:rFonts w:ascii="Times New Roman" w:hAnsi="Times New Roman" w:cs="Times New Roman" w:eastAsia="Times New Roman"/>
+          <w:b w:val="0"/>
+          <w:i w:val="0"/>
+          <w:sz w:val="28"/>
+          <w:color w:val="000000"/>
         </w:rPr>
         <w:t># (100 пар: 60 unrelated, 15 exact, 10 reordered, 15 renamed).</w:t>
       </w:r>
     </w:p>
     <w:p>
       <w:pPr>
-        <w:spacing w:before="0" w:after="0" w:line="240" w:lineRule="auto"/>
+        <w:spacing w:before="0" w:after="0" w:line="360" w:lineRule="auto"/>
         <w:ind w:firstLine="0" w:left="0" w:right="0"/>
         <w:jc w:val="left"/>
       </w:pPr>
       <w:r>
         <w:rPr>
-          <w:rFonts w:ascii="Courier New" w:hAnsi="Courier New"/>
-          <w:sz w:val="22"/>
+          <w:rFonts w:ascii="Times New Roman" w:hAnsi="Times New Roman" w:cs="Times New Roman" w:eastAsia="Times New Roman"/>
+          <w:b w:val="0"/>
+          <w:i w:val="0"/>
+          <w:sz w:val="28"/>
+          <w:color w:val="000000"/>
         </w:rPr>
         <w:t># Виводить таблицю «частка виявлень за порога 0.30» по категоріях</w:t>
       </w:r>
     </w:p>
     <w:p>
       <w:pPr>
-        <w:spacing w:before="0" w:after="0" w:line="240" w:lineRule="auto"/>
+        <w:spacing w:before="0" w:after="0" w:line="360" w:lineRule="auto"/>
         <w:ind w:firstLine="0" w:left="0" w:right="0"/>
         <w:jc w:val="left"/>
       </w:pPr>
       <w:r>
         <w:rPr>
-          <w:rFonts w:ascii="Courier New" w:hAnsi="Courier New"/>
-          <w:sz w:val="22"/>
+          <w:rFonts w:ascii="Times New Roman" w:hAnsi="Times New Roman" w:cs="Times New Roman" w:eastAsia="Times New Roman"/>
+          <w:b w:val="0"/>
+          <w:i w:val="0"/>
+          <w:sz w:val="28"/>
+          <w:color w:val="000000"/>
         </w:rPr>
         <w:t># і ROC-AUC для трьох класифікаторів (winnow, ast, combined).</w:t>
       </w:r>
     </w:p>
     <w:p>
       <w:pPr>
-        <w:spacing w:before="0" w:after="0" w:line="240" w:lineRule="auto"/>
+        <w:spacing w:before="0" w:after="0" w:line="360" w:lineRule="auto"/>
         <w:ind w:firstLine="0" w:left="0" w:right="0"/>
         <w:jc w:val="left"/>
       </w:pPr>
       <w:r>
         <w:rPr>
-          <w:rFonts w:ascii="Courier New" w:hAnsi="Courier New"/>
-          <w:sz w:val="22"/>
+          <w:rFonts w:ascii="Times New Roman" w:hAnsi="Times New Roman" w:cs="Times New Roman" w:eastAsia="Times New Roman"/>
+          <w:b w:val="0"/>
+          <w:i w:val="0"/>
+          <w:sz w:val="28"/>
+          <w:color w:val="000000"/>
         </w:rPr>
         <w:t>python -m eval.run_eval --signal cohort --synthetic</w:t>
       </w:r>
     </w:p>
     <w:p>
       <w:pPr>
-        <w:spacing w:before="0" w:after="0" w:line="240" w:lineRule="auto"/>
+        <w:spacing w:before="0" w:after="0" w:line="360" w:lineRule="auto"/>
         <w:ind w:firstLine="0" w:left="0" w:right="0"/>
         <w:jc w:val="left"/>
       </w:pPr>
       <w:r>
         <w:rPr>
-          <w:rFonts w:ascii="Courier New" w:hAnsi="Courier New"/>
-          <w:sz w:val="22"/>
+          <w:rFonts w:ascii="Times New Roman" w:hAnsi="Times New Roman" w:cs="Times New Roman" w:eastAsia="Times New Roman"/>
+          <w:b w:val="0"/>
+          <w:i w:val="0"/>
+          <w:sz w:val="28"/>
+          <w:color w:val="000000"/>
         </w:rPr>
         <w:t xml:space="preserve"> </w:t>
       </w:r>
     </w:p>
     <w:p>
       <w:pPr>
-        <w:spacing w:before="0" w:after="0" w:line="240" w:lineRule="auto"/>
+        <w:spacing w:before="0" w:after="0" w:line="360" w:lineRule="auto"/>
         <w:ind w:firstLine="0" w:left="0" w:right="0"/>
         <w:jc w:val="left"/>
       </w:pPr>
       <w:r>
         <w:rPr>
-          <w:rFonts w:ascii="Courier New" w:hAnsi="Courier New"/>
-          <w:sz w:val="22"/>
+          <w:rFonts w:ascii="Times New Roman" w:hAnsi="Times New Roman" w:cs="Times New Roman" w:eastAsia="Times New Roman"/>
+          <w:b w:val="0"/>
+          <w:i w:val="0"/>
+          <w:sz w:val="28"/>
+          <w:color w:val="000000"/>
         </w:rPr>
         <w:t># Зведений системний прогін — обидва канали плюс ранжувальник.</w:t>
       </w:r>
     </w:p>
     <w:p>
       <w:pPr>
-        <w:spacing w:before="0" w:after="0" w:line="240" w:lineRule="auto"/>
+        <w:spacing w:before="0" w:after="0" w:line="360" w:lineRule="auto"/>
         <w:ind w:firstLine="0" w:left="0" w:right="0"/>
         <w:jc w:val="left"/>
       </w:pPr>
       <w:r>
         <w:rPr>
-          <w:rFonts w:ascii="Courier New" w:hAnsi="Courier New"/>
-          <w:sz w:val="22"/>
+          <w:rFonts w:ascii="Times New Roman" w:hAnsi="Times New Roman" w:cs="Times New Roman" w:eastAsia="Times New Roman"/>
+          <w:b w:val="0"/>
+          <w:i w:val="0"/>
+          <w:sz w:val="28"/>
+          <w:color w:val="000000"/>
         </w:rPr>
         <w:t>python -m eval.run_eval --system mixed --synthetic</w:t>
       </w:r>
@@ -22840,238 +23325,289 @@
     </w:p>
     <w:p>
       <w:pPr>
-        <w:spacing w:before="0" w:after="0" w:line="240" w:lineRule="auto"/>
+        <w:spacing w:before="0" w:after="0" w:line="360" w:lineRule="auto"/>
         <w:ind w:firstLine="0" w:left="0" w:right="0"/>
         <w:jc w:val="left"/>
       </w:pPr>
       <w:r>
         <w:rPr>
-          <w:rFonts w:ascii="Courier New" w:hAnsi="Courier New"/>
-          <w:sz w:val="22"/>
+          <w:rFonts w:ascii="Times New Roman" w:hAnsi="Times New Roman" w:cs="Times New Roman" w:eastAsia="Times New Roman"/>
+          <w:b w:val="0"/>
+          <w:i w:val="0"/>
+          <w:sz w:val="28"/>
+          <w:color w:val="000000"/>
         </w:rPr>
         <w:t># app/signals/cohort/compare.py</w:t>
       </w:r>
     </w:p>
     <w:p>
       <w:pPr>
-        <w:spacing w:before="0" w:after="0" w:line="240" w:lineRule="auto"/>
+        <w:spacing w:before="0" w:after="0" w:line="360" w:lineRule="auto"/>
         <w:ind w:firstLine="0" w:left="0" w:right="0"/>
         <w:jc w:val="left"/>
       </w:pPr>
       <w:r>
         <w:rPr>
-          <w:rFonts w:ascii="Courier New" w:hAnsi="Courier New"/>
-          <w:sz w:val="22"/>
+          <w:rFonts w:ascii="Times New Roman" w:hAnsi="Times New Roman" w:cs="Times New Roman" w:eastAsia="Times New Roman"/>
+          <w:b w:val="0"/>
+          <w:i w:val="0"/>
+          <w:sz w:val="28"/>
+          <w:color w:val="000000"/>
         </w:rPr>
         <w:t>WINNOW_K = 5         # довжина k-грами токенів</w:t>
       </w:r>
     </w:p>
     <w:p>
       <w:pPr>
-        <w:spacing w:before="0" w:after="0" w:line="240" w:lineRule="auto"/>
+        <w:spacing w:before="0" w:after="0" w:line="360" w:lineRule="auto"/>
         <w:ind w:firstLine="0" w:left="0" w:right="0"/>
         <w:jc w:val="left"/>
       </w:pPr>
       <w:r>
         <w:rPr>
-          <w:rFonts w:ascii="Courier New" w:hAnsi="Courier New"/>
-          <w:sz w:val="22"/>
+          <w:rFonts w:ascii="Times New Roman" w:hAnsi="Times New Roman" w:cs="Times New Roman" w:eastAsia="Times New Roman"/>
+          <w:b w:val="0"/>
+          <w:i w:val="0"/>
+          <w:sz w:val="28"/>
+          <w:color w:val="000000"/>
         </w:rPr>
         <w:t>WINNOW_W = 4         # ширина вікна</w:t>
       </w:r>
     </w:p>
     <w:p>
       <w:pPr>
-        <w:spacing w:before="0" w:after="0" w:line="240" w:lineRule="auto"/>
+        <w:spacing w:before="0" w:after="0" w:line="360" w:lineRule="auto"/>
         <w:ind w:firstLine="0" w:left="0" w:right="0"/>
         <w:jc w:val="left"/>
       </w:pPr>
       <w:r>
         <w:rPr>
-          <w:rFonts w:ascii="Courier New" w:hAnsi="Courier New"/>
-          <w:sz w:val="22"/>
+          <w:rFonts w:ascii="Times New Roman" w:hAnsi="Times New Roman" w:cs="Times New Roman" w:eastAsia="Times New Roman"/>
+          <w:b w:val="0"/>
+          <w:i w:val="0"/>
+          <w:sz w:val="28"/>
+          <w:color w:val="000000"/>
         </w:rPr>
         <w:t>WINNOW_MIN_SCORE = 0.40</w:t>
       </w:r>
     </w:p>
     <w:p>
       <w:pPr>
-        <w:spacing w:before="0" w:after="0" w:line="240" w:lineRule="auto"/>
+        <w:spacing w:before="0" w:after="0" w:line="360" w:lineRule="auto"/>
         <w:ind w:firstLine="0" w:left="0" w:right="0"/>
         <w:jc w:val="left"/>
       </w:pPr>
       <w:r>
         <w:rPr>
-          <w:rFonts w:ascii="Courier New" w:hAnsi="Courier New"/>
-          <w:sz w:val="22"/>
+          <w:rFonts w:ascii="Times New Roman" w:hAnsi="Times New Roman" w:cs="Times New Roman" w:eastAsia="Times New Roman"/>
+          <w:b w:val="0"/>
+          <w:i w:val="0"/>
+          <w:sz w:val="28"/>
+          <w:color w:val="000000"/>
         </w:rPr>
         <w:t>AST_MIN_SCORE = 0.45</w:t>
       </w:r>
     </w:p>
     <w:p>
       <w:pPr>
-        <w:spacing w:before="0" w:after="0" w:line="240" w:lineRule="auto"/>
+        <w:spacing w:before="0" w:after="0" w:line="360" w:lineRule="auto"/>
         <w:ind w:firstLine="0" w:left="0" w:right="0"/>
         <w:jc w:val="left"/>
       </w:pPr>
       <w:r>
         <w:rPr>
-          <w:rFonts w:ascii="Courier New" w:hAnsi="Courier New"/>
-          <w:sz w:val="22"/>
+          <w:rFonts w:ascii="Times New Roman" w:hAnsi="Times New Roman" w:cs="Times New Roman" w:eastAsia="Times New Roman"/>
+          <w:b w:val="0"/>
+          <w:i w:val="0"/>
+          <w:sz w:val="28"/>
+          <w:color w:val="000000"/>
         </w:rPr>
         <w:t>MAX_SPANS_PER_MATCH = 4</w:t>
       </w:r>
     </w:p>
     <w:p>
       <w:pPr>
-        <w:spacing w:before="0" w:after="0" w:line="240" w:lineRule="auto"/>
+        <w:spacing w:before="0" w:after="0" w:line="360" w:lineRule="auto"/>
         <w:ind w:firstLine="0" w:left="0" w:right="0"/>
         <w:jc w:val="left"/>
       </w:pPr>
       <w:r>
         <w:rPr>
-          <w:rFonts w:ascii="Courier New" w:hAnsi="Courier New"/>
-          <w:sz w:val="22"/>
+          <w:rFonts w:ascii="Times New Roman" w:hAnsi="Times New Roman" w:cs="Times New Roman" w:eastAsia="Times New Roman"/>
+          <w:b w:val="0"/>
+          <w:i w:val="0"/>
+          <w:sz w:val="28"/>
+          <w:color w:val="000000"/>
         </w:rPr>
         <w:t xml:space="preserve"> </w:t>
       </w:r>
     </w:p>
     <w:p>
       <w:pPr>
-        <w:spacing w:before="0" w:after="0" w:line="240" w:lineRule="auto"/>
+        <w:spacing w:before="0" w:after="0" w:line="360" w:lineRule="auto"/>
         <w:ind w:firstLine="0" w:left="0" w:right="0"/>
         <w:jc w:val="left"/>
       </w:pPr>
       <w:r>
         <w:rPr>
-          <w:rFonts w:ascii="Courier New" w:hAnsi="Courier New"/>
-          <w:sz w:val="22"/>
+          <w:rFonts w:ascii="Times New Roman" w:hAnsi="Times New Roman" w:cs="Times New Roman" w:eastAsia="Times New Roman"/>
+          <w:b w:val="0"/>
+          <w:i w:val="0"/>
+          <w:sz w:val="28"/>
+          <w:color w:val="000000"/>
         </w:rPr>
         <w:t># app/signals/cohort/ast_hash.py</w:t>
       </w:r>
     </w:p>
     <w:p>
       <w:pPr>
-        <w:spacing w:before="0" w:after="0" w:line="240" w:lineRule="auto"/>
+        <w:spacing w:before="0" w:after="0" w:line="360" w:lineRule="auto"/>
         <w:ind w:firstLine="0" w:left="0" w:right="0"/>
         <w:jc w:val="left"/>
       </w:pPr>
       <w:r>
         <w:rPr>
-          <w:rFonts w:ascii="Courier New" w:hAnsi="Courier New"/>
-          <w:sz w:val="22"/>
+          <w:rFonts w:ascii="Times New Roman" w:hAnsi="Times New Roman" w:cs="Times New Roman" w:eastAsia="Times New Roman"/>
+          <w:b w:val="0"/>
+          <w:i w:val="0"/>
+          <w:sz w:val="28"/>
+          <w:color w:val="000000"/>
         </w:rPr>
         <w:t>MIN_SUBTREE_SIZE = 6  # піддерева меншого розміру ігноруються</w:t>
       </w:r>
     </w:p>
     <w:p>
       <w:pPr>
-        <w:spacing w:before="0" w:after="0" w:line="240" w:lineRule="auto"/>
+        <w:spacing w:before="0" w:after="0" w:line="360" w:lineRule="auto"/>
         <w:ind w:firstLine="0" w:left="0" w:right="0"/>
         <w:jc w:val="left"/>
       </w:pPr>
       <w:r>
         <w:rPr>
-          <w:rFonts w:ascii="Courier New" w:hAnsi="Courier New"/>
-          <w:sz w:val="22"/>
+          <w:rFonts w:ascii="Times New Roman" w:hAnsi="Times New Roman" w:cs="Times New Roman" w:eastAsia="Times New Roman"/>
+          <w:b w:val="0"/>
+          <w:i w:val="0"/>
+          <w:sz w:val="28"/>
+          <w:color w:val="000000"/>
         </w:rPr>
         <w:t xml:space="preserve"> </w:t>
       </w:r>
     </w:p>
     <w:p>
       <w:pPr>
-        <w:spacing w:before="0" w:after="0" w:line="240" w:lineRule="auto"/>
+        <w:spacing w:before="0" w:after="0" w:line="360" w:lineRule="auto"/>
         <w:ind w:firstLine="0" w:left="0" w:right="0"/>
         <w:jc w:val="left"/>
       </w:pPr>
       <w:r>
         <w:rPr>
-          <w:rFonts w:ascii="Courier New" w:hAnsi="Courier New"/>
-          <w:sz w:val="22"/>
+          <w:rFonts w:ascii="Times New Roman" w:hAnsi="Times New Roman" w:cs="Times New Roman" w:eastAsia="Times New Roman"/>
+          <w:b w:val="0"/>
+          <w:i w:val="0"/>
+          <w:sz w:val="28"/>
+          <w:color w:val="000000"/>
         </w:rPr>
         <w:t># app/report/ranker.py</w:t>
       </w:r>
     </w:p>
     <w:p>
       <w:pPr>
-        <w:spacing w:before="0" w:after="0" w:line="240" w:lineRule="auto"/>
+        <w:spacing w:before="0" w:after="0" w:line="360" w:lineRule="auto"/>
         <w:ind w:firstLine="0" w:left="0" w:right="0"/>
         <w:jc w:val="left"/>
       </w:pPr>
       <w:r>
         <w:rPr>
-          <w:rFonts w:ascii="Courier New" w:hAnsi="Courier New"/>
-          <w:sz w:val="22"/>
+          <w:rFonts w:ascii="Times New Roman" w:hAnsi="Times New Roman" w:cs="Times New Roman" w:eastAsia="Times New Roman"/>
+          <w:b w:val="0"/>
+          <w:i w:val="0"/>
+          <w:sz w:val="28"/>
+          <w:color w:val="000000"/>
         </w:rPr>
         <w:t>WEIGHTS = {</w:t>
       </w:r>
     </w:p>
     <w:p>
       <w:pPr>
-        <w:spacing w:before="0" w:after="0" w:line="240" w:lineRule="auto"/>
+        <w:spacing w:before="0" w:after="0" w:line="360" w:lineRule="auto"/>
         <w:ind w:firstLine="0" w:left="0" w:right="0"/>
         <w:jc w:val="left"/>
       </w:pPr>
       <w:r>
         <w:rPr>
-          <w:rFonts w:ascii="Courier New" w:hAnsi="Courier New"/>
-          <w:sz w:val="22"/>
+          <w:rFonts w:ascii="Times New Roman" w:hAnsi="Times New Roman" w:cs="Times New Roman" w:eastAsia="Times New Roman"/>
+          <w:b w:val="0"/>
+          <w:i w:val="0"/>
+          <w:sz w:val="28"/>
+          <w:color w:val="000000"/>
         </w:rPr>
         <w:t xml:space="preserve">    "leakage": 3.0,</w:t>
       </w:r>
     </w:p>
     <w:p>
       <w:pPr>
-        <w:spacing w:before="0" w:after="0" w:line="240" w:lineRule="auto"/>
+        <w:spacing w:before="0" w:after="0" w:line="360" w:lineRule="auto"/>
         <w:ind w:firstLine="0" w:left="0" w:right="0"/>
         <w:jc w:val="left"/>
       </w:pPr>
       <w:r>
         <w:rPr>
-          <w:rFonts w:ascii="Courier New" w:hAnsi="Courier New"/>
-          <w:sz w:val="22"/>
+          <w:rFonts w:ascii="Times New Roman" w:hAnsi="Times New Roman" w:cs="Times New Roman" w:eastAsia="Times New Roman"/>
+          <w:b w:val="0"/>
+          <w:i w:val="0"/>
+          <w:sz w:val="28"/>
+          <w:color w:val="000000"/>
         </w:rPr>
         <w:t xml:space="preserve">    "cohort_winnowing": 5.0,</w:t>
       </w:r>
     </w:p>
     <w:p>
       <w:pPr>
-        <w:spacing w:before="0" w:after="0" w:line="240" w:lineRule="auto"/>
+        <w:spacing w:before="0" w:after="0" w:line="360" w:lineRule="auto"/>
         <w:ind w:firstLine="0" w:left="0" w:right="0"/>
         <w:jc w:val="left"/>
       </w:pPr>
       <w:r>
         <w:rPr>
-          <w:rFonts w:ascii="Courier New" w:hAnsi="Courier New"/>
-          <w:sz w:val="22"/>
+          <w:rFonts w:ascii="Times New Roman" w:hAnsi="Times New Roman" w:cs="Times New Roman" w:eastAsia="Times New Roman"/>
+          <w:b w:val="0"/>
+          <w:i w:val="0"/>
+          <w:sz w:val="28"/>
+          <w:color w:val="000000"/>
         </w:rPr>
         <w:t xml:space="preserve">    "cohort_ast": 3.0,</w:t>
       </w:r>
     </w:p>
     <w:p>
       <w:pPr>
-        <w:spacing w:before="0" w:after="0" w:line="240" w:lineRule="auto"/>
+        <w:spacing w:before="0" w:after="0" w:line="360" w:lineRule="auto"/>
         <w:ind w:firstLine="0" w:left="0" w:right="0"/>
         <w:jc w:val="left"/>
       </w:pPr>
       <w:r>
         <w:rPr>
-          <w:rFonts w:ascii="Courier New" w:hAnsi="Courier New"/>
-          <w:sz w:val="22"/>
+          <w:rFonts w:ascii="Times New Roman" w:hAnsi="Times New Roman" w:cs="Times New Roman" w:eastAsia="Times New Roman"/>
+          <w:b w:val="0"/>
+          <w:i w:val="0"/>
+          <w:sz w:val="28"/>
+          <w:color w:val="000000"/>
         </w:rPr>
         <w:t xml:space="preserve">    "web": 3.0,</w:t>
       </w:r>
     </w:p>
     <w:p>
       <w:pPr>
-        <w:spacing w:before="0" w:after="0" w:line="240" w:lineRule="auto"/>
+        <w:spacing w:before="0" w:after="0" w:line="360" w:lineRule="auto"/>
         <w:ind w:firstLine="0" w:left="0" w:right="0"/>
         <w:jc w:val="left"/>
       </w:pPr>
       <w:r>
         <w:rPr>
-          <w:rFonts w:ascii="Courier New" w:hAnsi="Courier New"/>
-          <w:sz w:val="22"/>
+          <w:rFonts w:ascii="Times New Roman" w:hAnsi="Times New Roman" w:cs="Times New Roman" w:eastAsia="Times New Roman"/>
+          <w:b w:val="0"/>
+          <w:i w:val="0"/>
+          <w:sz w:val="28"/>
+          <w:color w:val="000000"/>
         </w:rPr>
         <w:t>}</w:t>
       </w:r>
@@ -23094,8 +23630,10 @@
       </w:r>
       <w:r>
         <w:rPr>
-          <w:rFonts w:ascii="Courier New" w:hAnsi="Courier New" w:cs="Courier New"/>
-          <w:sz w:val="24"/>
+          <w:rFonts w:ascii="Times New Roman" w:hAnsi="Times New Roman" w:cs="Times New Roman" w:eastAsia="Times New Roman"/>
+          <w:b w:val="0"/>
+          <w:i w:val="0"/>
+          <w:sz w:val="28"/>
           <w:color w:val="000000"/>
         </w:rPr>
         <w:t>eval/reports/&lt;signal&gt;-&lt;dataset&gt;-&lt;timestamp&gt;.json</w:t>

--- a/thesis/diploma.docx
+++ b/thesis/diploma.docx
@@ -494,6 +494,7 @@
         <w:pageBreakBefore/>
         <w:ind w:firstLine="0"/>
         <w:jc w:val="center"/>
+        <w:spacing w:before="0" w:after="840" w:line="360" w:lineRule="auto"/>
       </w:pPr>
       <w:r>
         <w:rPr>
@@ -732,6 +733,7 @@
         <w:pageBreakBefore/>
         <w:ind w:firstLine="0"/>
         <w:jc w:val="center"/>
+        <w:spacing w:before="0" w:after="840" w:line="360" w:lineRule="auto"/>
       </w:pPr>
       <w:r>
         <w:rPr>
@@ -771,6 +773,7 @@
         <w:pageBreakBefore/>
         <w:ind w:firstLine="0"/>
         <w:jc w:val="center"/>
+        <w:spacing w:before="0" w:after="840" w:line="360" w:lineRule="auto"/>
       </w:pPr>
       <w:r>
         <w:rPr>
@@ -1078,6 +1081,7 @@
         <w:pageBreakBefore/>
         <w:ind w:firstLine="0"/>
         <w:jc w:val="center"/>
+        <w:spacing w:before="0" w:after="840" w:line="360" w:lineRule="auto"/>
       </w:pPr>
       <w:r>
         <w:rPr>
@@ -1468,6 +1472,7 @@
         <w:pageBreakBefore/>
         <w:ind w:firstLine="0"/>
         <w:jc w:val="center"/>
+        <w:spacing w:before="0" w:after="840" w:line="360" w:lineRule="auto"/>
       </w:pPr>
       <w:r>
         <w:rPr>
@@ -1485,6 +1490,7 @@
         <w:pStyle w:val="21"/>
         <w:ind w:firstLine="720"/>
         <w:jc w:val="left"/>
+        <w:spacing w:before="840" w:after="840" w:line="360" w:lineRule="auto"/>
       </w:pPr>
       <w:r>
         <w:rPr>
@@ -1553,6 +1559,7 @@
         <w:pStyle w:val="21"/>
         <w:ind w:firstLine="720"/>
         <w:jc w:val="left"/>
+        <w:spacing w:before="840" w:after="840" w:line="360" w:lineRule="auto"/>
       </w:pPr>
       <w:r>
         <w:rPr>
@@ -1587,6 +1594,7 @@
         <w:pStyle w:val="21"/>
         <w:ind w:firstLine="720"/>
         <w:jc w:val="left"/>
+        <w:spacing w:before="840" w:after="840" w:line="360" w:lineRule="auto"/>
       </w:pPr>
       <w:r>
         <w:rPr>
@@ -1638,6 +1646,7 @@
         <w:pStyle w:val="21"/>
         <w:ind w:firstLine="720"/>
         <w:jc w:val="left"/>
+        <w:spacing w:before="840" w:after="840" w:line="360" w:lineRule="auto"/>
       </w:pPr>
       <w:r>
         <w:rPr>
@@ -1672,6 +1681,7 @@
         <w:pStyle w:val="21"/>
         <w:ind w:firstLine="720"/>
         <w:jc w:val="left"/>
+        <w:spacing w:before="840" w:after="840" w:line="360" w:lineRule="auto"/>
       </w:pPr>
       <w:r>
         <w:rPr>
@@ -1871,6 +1881,7 @@
         <w:pStyle w:val="21"/>
         <w:ind w:firstLine="720"/>
         <w:jc w:val="left"/>
+        <w:spacing w:before="840" w:after="840" w:line="360" w:lineRule="auto"/>
       </w:pPr>
       <w:r>
         <w:rPr>
@@ -1925,6 +1936,7 @@
         <w:pStyle w:val="21"/>
         <w:ind w:firstLine="720"/>
         <w:jc w:val="left"/>
+        <w:spacing w:before="840" w:after="840" w:line="360" w:lineRule="auto"/>
       </w:pPr>
       <w:r>
         <w:rPr>
@@ -2010,6 +2022,7 @@
         <w:pStyle w:val="21"/>
         <w:ind w:firstLine="720"/>
         <w:jc w:val="left"/>
+        <w:spacing w:before="840" w:after="840" w:line="360" w:lineRule="auto"/>
       </w:pPr>
       <w:r>
         <w:rPr>
@@ -2095,6 +2108,7 @@
         <w:pStyle w:val="21"/>
         <w:ind w:firstLine="720"/>
         <w:jc w:val="left"/>
+        <w:spacing w:before="840" w:after="840" w:line="360" w:lineRule="auto"/>
       </w:pPr>
       <w:r>
         <w:rPr>
@@ -2349,6 +2363,7 @@
         <w:pageBreakBefore/>
         <w:ind w:firstLine="0"/>
         <w:jc w:val="center"/>
+        <w:spacing w:before="0" w:after="840" w:line="360" w:lineRule="auto"/>
       </w:pPr>
       <w:r>
         <w:rPr>
@@ -2366,6 +2381,7 @@
         <w:pStyle w:val="21"/>
         <w:ind w:firstLine="720"/>
         <w:jc w:val="left"/>
+        <w:spacing w:before="840" w:after="840" w:line="360" w:lineRule="auto"/>
       </w:pPr>
       <w:r>
         <w:rPr>
@@ -2757,6 +2773,7 @@
         <w:pStyle w:val="21"/>
         <w:ind w:firstLine="720"/>
         <w:jc w:val="left"/>
+        <w:spacing w:before="840" w:after="840" w:line="360" w:lineRule="auto"/>
       </w:pPr>
       <w:r>
         <w:rPr>
@@ -3173,6 +3190,7 @@
         <w:pStyle w:val="21"/>
         <w:ind w:firstLine="720"/>
         <w:jc w:val="left"/>
+        <w:spacing w:before="840" w:after="840" w:line="360" w:lineRule="auto"/>
       </w:pPr>
       <w:r>
         <w:rPr>
@@ -3961,6 +3979,7 @@
         <w:pStyle w:val="21"/>
         <w:ind w:firstLine="720"/>
         <w:jc w:val="left"/>
+        <w:spacing w:before="840" w:after="840" w:line="360" w:lineRule="auto"/>
       </w:pPr>
       <w:r>
         <w:rPr>
@@ -4081,6 +4100,7 @@
         <w:pageBreakBefore/>
         <w:ind w:firstLine="0"/>
         <w:jc w:val="center"/>
+        <w:spacing w:before="0" w:after="840" w:line="360" w:lineRule="auto"/>
       </w:pPr>
       <w:r>
         <w:rPr>
@@ -4303,6 +4323,7 @@
         <w:pStyle w:val="21"/>
         <w:ind w:firstLine="720"/>
         <w:jc w:val="left"/>
+        <w:spacing w:before="840" w:after="840" w:line="360" w:lineRule="auto"/>
       </w:pPr>
       <w:r>
         <w:rPr>
@@ -4702,6 +4723,7 @@
         <w:pStyle w:val="21"/>
         <w:ind w:firstLine="720"/>
         <w:jc w:val="left"/>
+        <w:spacing w:before="840" w:after="840" w:line="360" w:lineRule="auto"/>
       </w:pPr>
       <w:r>
         <w:rPr>
@@ -6017,6 +6039,7 @@
         <w:pStyle w:val="21"/>
         <w:ind w:firstLine="720"/>
         <w:jc w:val="left"/>
+        <w:spacing w:before="840" w:after="840" w:line="360" w:lineRule="auto"/>
       </w:pPr>
       <w:r>
         <w:rPr>
@@ -6747,6 +6770,7 @@
         <w:pStyle w:val="21"/>
         <w:ind w:firstLine="720"/>
         <w:jc w:val="left"/>
+        <w:spacing w:before="840" w:after="840" w:line="360" w:lineRule="auto"/>
       </w:pPr>
       <w:r>
         <w:rPr>
@@ -7006,6 +7030,7 @@
         <w:pStyle w:val="21"/>
         <w:ind w:firstLine="720"/>
         <w:jc w:val="left"/>
+        <w:spacing w:before="840" w:after="840" w:line="360" w:lineRule="auto"/>
       </w:pPr>
       <w:r>
         <w:rPr>
@@ -7388,6 +7413,7 @@
         <w:pStyle w:val="21"/>
         <w:ind w:firstLine="720"/>
         <w:jc w:val="left"/>
+        <w:spacing w:before="840" w:after="840" w:line="360" w:lineRule="auto"/>
       </w:pPr>
       <w:r>
         <w:rPr>
@@ -8393,6 +8419,7 @@
         <w:pageBreakBefore/>
         <w:ind w:firstLine="0"/>
         <w:jc w:val="center"/>
+        <w:spacing w:before="0" w:after="840" w:line="360" w:lineRule="auto"/>
       </w:pPr>
       <w:r>
         <w:rPr>
@@ -8410,6 +8437,7 @@
         <w:pStyle w:val="21"/>
         <w:ind w:firstLine="720"/>
         <w:jc w:val="left"/>
+        <w:spacing w:before="840" w:after="840" w:line="360" w:lineRule="auto"/>
       </w:pPr>
       <w:r>
         <w:rPr>
@@ -8609,6 +8637,7 @@
         <w:pStyle w:val="21"/>
         <w:ind w:firstLine="720"/>
         <w:jc w:val="left"/>
+        <w:spacing w:before="840" w:after="840" w:line="360" w:lineRule="auto"/>
       </w:pPr>
       <w:r>
         <w:rPr>
@@ -9894,6 +9923,7 @@
         <w:pStyle w:val="21"/>
         <w:ind w:firstLine="720"/>
         <w:jc w:val="left"/>
+        <w:spacing w:before="840" w:after="840" w:line="360" w:lineRule="auto"/>
       </w:pPr>
       <w:r>
         <w:rPr>
@@ -10444,6 +10474,7 @@
         <w:pStyle w:val="21"/>
         <w:ind w:firstLine="720"/>
         <w:jc w:val="left"/>
+        <w:spacing w:before="840" w:after="840" w:line="360" w:lineRule="auto"/>
       </w:pPr>
       <w:r>
         <w:rPr>
@@ -10691,6 +10722,7 @@
         <w:pStyle w:val="21"/>
         <w:ind w:firstLine="720"/>
         <w:jc w:val="left"/>
+        <w:spacing w:before="840" w:after="840" w:line="360" w:lineRule="auto"/>
       </w:pPr>
       <w:r>
         <w:rPr>
@@ -15023,6 +15055,7 @@
         <w:pageBreakBefore/>
         <w:ind w:firstLine="0"/>
         <w:jc w:val="center"/>
+        <w:spacing w:before="0" w:after="840" w:line="360" w:lineRule="auto"/>
       </w:pPr>
       <w:r>
         <w:rPr>
@@ -15040,6 +15073,7 @@
         <w:pStyle w:val="21"/>
         <w:ind w:firstLine="720"/>
         <w:jc w:val="left"/>
+        <w:spacing w:before="840" w:after="840" w:line="360" w:lineRule="auto"/>
       </w:pPr>
       <w:r>
         <w:rPr>
@@ -15211,6 +15245,7 @@
         <w:pStyle w:val="21"/>
         <w:ind w:firstLine="720"/>
         <w:jc w:val="left"/>
+        <w:spacing w:before="840" w:after="840" w:line="360" w:lineRule="auto"/>
       </w:pPr>
       <w:r>
         <w:rPr>
@@ -16493,6 +16528,7 @@
         <w:pStyle w:val="21"/>
         <w:ind w:firstLine="720"/>
         <w:jc w:val="left"/>
+        <w:spacing w:before="840" w:after="840" w:line="360" w:lineRule="auto"/>
       </w:pPr>
       <w:r>
         <w:rPr>
@@ -16825,6 +16861,7 @@
         <w:pStyle w:val="21"/>
         <w:ind w:firstLine="720"/>
         <w:jc w:val="left"/>
+        <w:spacing w:before="840" w:after="840" w:line="360" w:lineRule="auto"/>
       </w:pPr>
       <w:r>
         <w:rPr>
@@ -18694,6 +18731,7 @@
         <w:pStyle w:val="21"/>
         <w:ind w:firstLine="720"/>
         <w:jc w:val="left"/>
+        <w:spacing w:before="840" w:after="840" w:line="360" w:lineRule="auto"/>
       </w:pPr>
       <w:r>
         <w:rPr>
@@ -19139,6 +19177,7 @@
         <w:pageBreakBefore/>
         <w:ind w:firstLine="0"/>
         <w:jc w:val="center"/>
+        <w:spacing w:before="0" w:after="840" w:line="360" w:lineRule="auto"/>
       </w:pPr>
       <w:r>
         <w:rPr>
@@ -19602,6 +19641,7 @@
         <w:pageBreakBefore/>
         <w:ind w:firstLine="0"/>
         <w:jc w:val="center"/>
+        <w:spacing w:before="0" w:after="840" w:line="360" w:lineRule="auto"/>
       </w:pPr>
       <w:r>
         <w:rPr>
@@ -20419,6 +20459,7 @@
         <w:pageBreakBefore/>
         <w:ind w:firstLine="0"/>
         <w:jc w:val="center"/>
+        <w:spacing w:before="0" w:after="0" w:line="360" w:lineRule="auto"/>
       </w:pPr>
       <w:r>
         <w:rPr>
@@ -20435,7 +20476,7 @@
       <w:pPr>
         <w:ind w:firstLine="0"/>
         <w:jc w:val="center"/>
-        <w:spacing w:after="360" w:line="360" w:lineRule="auto"/>
+        <w:spacing w:before="0" w:after="840" w:line="360" w:lineRule="auto"/>
       </w:pPr>
       <w:r>
         <w:rPr>
@@ -21257,6 +21298,7 @@
         <w:pageBreakBefore/>
         <w:ind w:firstLine="0"/>
         <w:jc w:val="center"/>
+        <w:spacing w:before="0" w:after="0" w:line="360" w:lineRule="auto"/>
       </w:pPr>
       <w:r>
         <w:rPr>
@@ -21273,7 +21315,7 @@
       <w:pPr>
         <w:ind w:firstLine="0"/>
         <w:jc w:val="center"/>
-        <w:spacing w:after="360" w:line="360" w:lineRule="auto"/>
+        <w:spacing w:before="0" w:after="840" w:line="360" w:lineRule="auto"/>
       </w:pPr>
       <w:r>
         <w:rPr>
@@ -23002,6 +23044,7 @@
         <w:pageBreakBefore/>
         <w:ind w:firstLine="0"/>
         <w:jc w:val="center"/>
+        <w:spacing w:before="0" w:after="0" w:line="360" w:lineRule="auto"/>
       </w:pPr>
       <w:r>
         <w:rPr>
@@ -23018,7 +23061,7 @@
       <w:pPr>
         <w:ind w:firstLine="0"/>
         <w:jc w:val="center"/>
-        <w:spacing w:after="360" w:line="360" w:lineRule="auto"/>
+        <w:spacing w:before="0" w:after="840" w:line="360" w:lineRule="auto"/>
       </w:pPr>
       <w:r>
         <w:rPr>

--- a/thesis/diploma.docx
+++ b/thesis/diploma.docx
@@ -494,7 +494,7 @@
         <w:pageBreakBefore/>
         <w:ind w:firstLine="0"/>
         <w:jc w:val="center"/>
-        <w:spacing w:before="0" w:after="840" w:line="360" w:lineRule="auto"/>
+        <w:spacing w:before="0" w:after="160" w:line="360" w:lineRule="auto"/>
       </w:pPr>
       <w:r>
         <w:rPr>
@@ -545,7 +545,7 @@
           <w:sz w:val="28"/>
           <w:color w:val="000000"/>
         </w:rPr>
-        <w:t xml:space="preserve"> сторінок, 6 ілюстрацій, 8 таблиць, 27 джерел посилань, 3 додатки.</w:t>
+        <w:t xml:space="preserve"> сторінок, 6 ілюстрацій, 4 таблиці, 27 джерел посилань, 3 додатки.</w:t>
       </w:r>
     </w:p>
     <w:p>
@@ -596,7 +596,7 @@
           <w:sz w:val="28"/>
           <w:color w:val="000000"/>
         </w:rPr>
-        <w:t>Предметом дослідження є методи та програмні засоби виявлення трьох типів ознак запозичення в таких сабмішнах: збіги з відкритими веб-ресурсами, парафразо-стійка подібність між сабмішнами в межах когорти та між когортами, а також виявлення характерних артефактів, що супроводжують недбале копіювання з результатів роботи мовних моделей.</w:t>
+        <w:t>Предметом дослідження є методи та програмні засоби виявлення трьох типів ознак запозичення у вихідному коді сабмішнів: внутрішньокогортна подібність, стійка до перейменування ідентифікаторів і структурних еквівалентних змін; характерні артефакти недбалого копіювання з результатів роботи мовних моделей у коментарях і docstring'ах; зовнішні веб-збіги (компонент у поточній ітерації стубовано).</w:t>
       </w:r>
     </w:p>
     <w:p>
@@ -733,7 +733,7 @@
         <w:pageBreakBefore/>
         <w:ind w:firstLine="0"/>
         <w:jc w:val="center"/>
-        <w:spacing w:before="0" w:after="840" w:line="360" w:lineRule="auto"/>
+        <w:spacing w:before="0" w:after="160" w:line="360" w:lineRule="auto"/>
       </w:pPr>
       <w:r>
         <w:rPr>
@@ -773,7 +773,7 @@
         <w:pageBreakBefore/>
         <w:ind w:firstLine="0"/>
         <w:jc w:val="center"/>
-        <w:spacing w:before="0" w:after="840" w:line="360" w:lineRule="auto"/>
+        <w:spacing w:before="0" w:after="160" w:line="360" w:lineRule="auto"/>
       </w:pPr>
       <w:r>
         <w:rPr>
@@ -1081,7 +1081,7 @@
         <w:pageBreakBefore/>
         <w:ind w:firstLine="0"/>
         <w:jc w:val="center"/>
-        <w:spacing w:before="0" w:after="840" w:line="360" w:lineRule="auto"/>
+        <w:spacing w:before="0" w:after="160" w:line="360" w:lineRule="auto"/>
       </w:pPr>
       <w:r>
         <w:rPr>
@@ -1196,7 +1196,7 @@
           <w:sz w:val="28"/>
           <w:color w:val="000000"/>
         </w:rPr>
-        <w:t>Актуальність роботи зумовлена сполученням чотирьох чинників: (1) вартісним бар'єром перед українськими вишами на доступ до повного функціонала комерційних систем перевірки; (2) недостатнім покриттям україномовних сабмішнів англомовно орієнтованими сервісами, особливо в частині парафразу й машинної генерації; (3) задокументованими обмеженнями ML-класифікаторів машинно-згенерованого тексту, що робить їх непридатними до прямого академічного провадження; (4) потребою у локальному розгортанні, що зберігає сабмішни в межах інфраструктури навчального закладу. Жоден окремий компонент роботи не є технічно новим; внесок полягає в інтеграції наявних методів у самодостатній відкритий інструмент, придатний до експлуатації у вищезгаданих умовах без платних залежностей.</w:t>
+        <w:t>Актуальність роботи зумовлена сполученням чотирьох чинників: (1) відсутністю інтегрованого з Google Classroom детектора слідів недбалого використання мовних моделей у вихідному коді — наявні академічні засоби перевірки сорсів (Moss, JPlag, Dolos) виявляють текстову подібність між сорсами, але не покривають артефакти LLM-копіювання в коментарях і docstring'ах; (2) вартісним бар'єром перед українськими вишами на доступ до повного функціонала комерційних систем перевірки; (3) задокументованими обмеженнями ML-класифікаторів машинно-згенерованого тексту, що робить їх непридатними до прямого академічного провадження; (4) потребою у локальному розгортанні, що зберігає сабмішни в межах інфраструктури навчального закладу. Жоден окремий компонент роботи не є технічно новим; внесок полягає в інтеграції наявних методів у самодостатній відкритий інструмент, придатний до експлуатації у вищезгаданих умовах без платних залежностей.</w:t>
       </w:r>
     </w:p>
     <w:p>
@@ -1472,7 +1472,7 @@
         <w:pageBreakBefore/>
         <w:ind w:firstLine="0"/>
         <w:jc w:val="center"/>
-        <w:spacing w:before="0" w:after="840" w:line="360" w:lineRule="auto"/>
+        <w:spacing w:before="0" w:after="160" w:line="360" w:lineRule="auto"/>
       </w:pPr>
       <w:r>
         <w:rPr>
@@ -1490,7 +1490,7 @@
         <w:pStyle w:val="21"/>
         <w:ind w:firstLine="720"/>
         <w:jc w:val="left"/>
-        <w:spacing w:before="840" w:after="840" w:line="360" w:lineRule="auto"/>
+        <w:spacing w:before="160" w:after="160" w:line="360" w:lineRule="auto"/>
       </w:pPr>
       <w:r>
         <w:rPr>
@@ -1517,7 +1517,7 @@
           <w:sz w:val="28"/>
           <w:color w:val="000000"/>
         </w:rPr>
-        <w:t>Поняття академічної доброчесності в українському законодавстві закріплене у статті 42 Закону України «Про освіту» [2]. Серед перелічених у цій статті порушень академічний плагіат визначений як оприлюднення чужих здобутків (повністю або частково) під своїм іменем без посилання на справжніх авторів. У Законі України «Про вищу освіту» [1] перевірка кваліфікаційних робіт на плагіат прямо визначена як обов'язкова частина атестації. У Київському національному університеті імені Тараса Шевченка відповідні процедури деталізовані окремим положенням [5] та закріплені в методичних вказівках факультету комп'ютерних наук та кібернетики [4].</w:t>
+        <w:t>Поняття академічної доброчесності в українському законодавстві закріплене у статті 42 Закону України «Про освіту» [2]. Серед перелічених у цій статті порушень академічний плагіат визначений як оприлюднення чужих здобутків (повністю або частково) під своїм іменем без посилання на справжніх авторів. У Законі України «Про вищу освіту» [1] перевірка кваліфікаційних робіт на плагіат прямо визначена як обов'язкова частина атестації. У Київському національному університеті імені Тараса Шевченка відповідні процедури деталізовані окремим положенням [5] та закріплені в методичних вказівках факультету комп'ютерних наук та кібернетики [4]; формат бібліографічних посилань цієї роботи відповідає ДСТУ 8302:2015 [3].</w:t>
       </w:r>
     </w:p>
     <w:p>
@@ -1559,7 +1559,7 @@
         <w:pStyle w:val="21"/>
         <w:ind w:firstLine="720"/>
         <w:jc w:val="left"/>
-        <w:spacing w:before="840" w:after="840" w:line="360" w:lineRule="auto"/>
+        <w:spacing w:before="160" w:after="160" w:line="360" w:lineRule="auto"/>
       </w:pPr>
       <w:r>
         <w:rPr>
@@ -1594,7 +1594,7 @@
         <w:pStyle w:val="21"/>
         <w:ind w:firstLine="720"/>
         <w:jc w:val="left"/>
-        <w:spacing w:before="840" w:after="840" w:line="360" w:lineRule="auto"/>
+        <w:spacing w:before="160" w:after="160" w:line="360" w:lineRule="auto"/>
       </w:pPr>
       <w:r>
         <w:rPr>
@@ -1646,7 +1646,7 @@
         <w:pStyle w:val="21"/>
         <w:ind w:firstLine="720"/>
         <w:jc w:val="left"/>
-        <w:spacing w:before="840" w:after="840" w:line="360" w:lineRule="auto"/>
+        <w:spacing w:before="160" w:after="160" w:line="360" w:lineRule="auto"/>
       </w:pPr>
       <w:r>
         <w:rPr>
@@ -1681,7 +1681,7 @@
         <w:pStyle w:val="21"/>
         <w:ind w:firstLine="720"/>
         <w:jc w:val="left"/>
-        <w:spacing w:before="840" w:after="840" w:line="360" w:lineRule="auto"/>
+        <w:spacing w:before="160" w:after="160" w:line="360" w:lineRule="auto"/>
       </w:pPr>
       <w:r>
         <w:rPr>
@@ -1881,7 +1881,7 @@
         <w:pStyle w:val="21"/>
         <w:ind w:firstLine="720"/>
         <w:jc w:val="left"/>
-        <w:spacing w:before="840" w:after="840" w:line="360" w:lineRule="auto"/>
+        <w:spacing w:before="160" w:after="160" w:line="360" w:lineRule="auto"/>
       </w:pPr>
       <w:r>
         <w:rPr>
@@ -1936,7 +1936,7 @@
         <w:pStyle w:val="21"/>
         <w:ind w:firstLine="720"/>
         <w:jc w:val="left"/>
-        <w:spacing w:before="840" w:after="840" w:line="360" w:lineRule="auto"/>
+        <w:spacing w:before="160" w:after="160" w:line="360" w:lineRule="auto"/>
       </w:pPr>
       <w:r>
         <w:rPr>
@@ -2022,7 +2022,7 @@
         <w:pStyle w:val="21"/>
         <w:ind w:firstLine="720"/>
         <w:jc w:val="left"/>
-        <w:spacing w:before="840" w:after="840" w:line="360" w:lineRule="auto"/>
+        <w:spacing w:before="160" w:after="160" w:line="360" w:lineRule="auto"/>
       </w:pPr>
       <w:r>
         <w:rPr>
@@ -2108,7 +2108,7 @@
         <w:pStyle w:val="21"/>
         <w:ind w:firstLine="720"/>
         <w:jc w:val="left"/>
-        <w:spacing w:before="840" w:after="840" w:line="360" w:lineRule="auto"/>
+        <w:spacing w:before="160" w:after="160" w:line="360" w:lineRule="auto"/>
       </w:pPr>
       <w:r>
         <w:rPr>
@@ -2363,7 +2363,7 @@
         <w:pageBreakBefore/>
         <w:ind w:firstLine="0"/>
         <w:jc w:val="center"/>
-        <w:spacing w:before="0" w:after="840" w:line="360" w:lineRule="auto"/>
+        <w:spacing w:before="0" w:after="160" w:line="360" w:lineRule="auto"/>
       </w:pPr>
       <w:r>
         <w:rPr>
@@ -2381,7 +2381,7 @@
         <w:pStyle w:val="21"/>
         <w:ind w:firstLine="720"/>
         <w:jc w:val="left"/>
-        <w:spacing w:before="840" w:after="840" w:line="360" w:lineRule="auto"/>
+        <w:spacing w:before="160" w:after="160" w:line="360" w:lineRule="auto"/>
       </w:pPr>
       <w:r>
         <w:rPr>
@@ -2773,7 +2773,7 @@
         <w:pStyle w:val="21"/>
         <w:ind w:firstLine="720"/>
         <w:jc w:val="left"/>
-        <w:spacing w:before="840" w:after="840" w:line="360" w:lineRule="auto"/>
+        <w:spacing w:before="160" w:after="160" w:line="360" w:lineRule="auto"/>
       </w:pPr>
       <w:r>
         <w:rPr>
@@ -2820,7 +2820,7 @@
           <w:sz w:val="28"/>
           <w:color w:val="000000"/>
         </w:rPr>
-        <w:t>. Викладач під час першого запуску проходить процедуру OAuth у локальному браузері; отриманий токен оновлення зберігається в зашифрованому файлі поряд з робочою базою інструменту. Скоупи запитуються мінімальні — лише читання курсів, завдань і сабмішнів, а також скачування файлів-вкладень.</w:t>
+        <w:t>, що реалізує описаний у документації REST-інтерфейс сервісу [17]. Викладач під час першого запуску проходить процедуру OAuth у локальному браузері; отриманий токен оновлення зберігається в зашифрованому файлі поряд з робочою базою інструменту. Скоупи запитуються мінімальні — лише читання курсів, завдань і сабмішнів, а також скачування файлів-вкладень.</w:t>
       </w:r>
     </w:p>
     <w:p>
@@ -3190,7 +3190,7 @@
         <w:pStyle w:val="21"/>
         <w:ind w:firstLine="720"/>
         <w:jc w:val="left"/>
-        <w:spacing w:before="840" w:after="840" w:line="360" w:lineRule="auto"/>
+        <w:spacing w:before="160" w:after="160" w:line="360" w:lineRule="auto"/>
       </w:pPr>
       <w:r>
         <w:rPr>
@@ -3979,7 +3979,7 @@
         <w:pStyle w:val="21"/>
         <w:ind w:firstLine="720"/>
         <w:jc w:val="left"/>
-        <w:spacing w:before="840" w:after="840" w:line="360" w:lineRule="auto"/>
+        <w:spacing w:before="160" w:after="160" w:line="360" w:lineRule="auto"/>
       </w:pPr>
       <w:r>
         <w:rPr>
@@ -4100,7 +4100,7 @@
         <w:pageBreakBefore/>
         <w:ind w:firstLine="0"/>
         <w:jc w:val="center"/>
-        <w:spacing w:before="0" w:after="840" w:line="360" w:lineRule="auto"/>
+        <w:spacing w:before="0" w:after="160" w:line="360" w:lineRule="auto"/>
       </w:pPr>
       <w:r>
         <w:rPr>
@@ -4323,7 +4323,7 @@
         <w:pStyle w:val="21"/>
         <w:ind w:firstLine="720"/>
         <w:jc w:val="left"/>
-        <w:spacing w:before="840" w:after="840" w:line="360" w:lineRule="auto"/>
+        <w:spacing w:before="160" w:after="160" w:line="360" w:lineRule="auto"/>
       </w:pPr>
       <w:r>
         <w:rPr>
@@ -4723,7 +4723,7 @@
         <w:pStyle w:val="21"/>
         <w:ind w:firstLine="720"/>
         <w:jc w:val="left"/>
-        <w:spacing w:before="840" w:after="840" w:line="360" w:lineRule="auto"/>
+        <w:spacing w:before="160" w:after="160" w:line="360" w:lineRule="auto"/>
       </w:pPr>
       <w:r>
         <w:rPr>
@@ -6039,7 +6039,7 @@
         <w:pStyle w:val="21"/>
         <w:ind w:firstLine="720"/>
         <w:jc w:val="left"/>
-        <w:spacing w:before="840" w:after="840" w:line="360" w:lineRule="auto"/>
+        <w:spacing w:before="160" w:after="160" w:line="360" w:lineRule="auto"/>
       </w:pPr>
       <w:r>
         <w:rPr>
@@ -6770,7 +6770,7 @@
         <w:pStyle w:val="21"/>
         <w:ind w:firstLine="720"/>
         <w:jc w:val="left"/>
-        <w:spacing w:before="840" w:after="840" w:line="360" w:lineRule="auto"/>
+        <w:spacing w:before="160" w:after="160" w:line="360" w:lineRule="auto"/>
       </w:pPr>
       <w:r>
         <w:rPr>
@@ -7030,7 +7030,7 @@
         <w:pStyle w:val="21"/>
         <w:ind w:firstLine="720"/>
         <w:jc w:val="left"/>
-        <w:spacing w:before="840" w:after="840" w:line="360" w:lineRule="auto"/>
+        <w:spacing w:before="160" w:after="160" w:line="360" w:lineRule="auto"/>
       </w:pPr>
       <w:r>
         <w:rPr>
@@ -7413,7 +7413,7 @@
         <w:pStyle w:val="21"/>
         <w:ind w:firstLine="720"/>
         <w:jc w:val="left"/>
-        <w:spacing w:before="840" w:after="840" w:line="360" w:lineRule="auto"/>
+        <w:spacing w:before="160" w:after="160" w:line="360" w:lineRule="auto"/>
       </w:pPr>
       <w:r>
         <w:rPr>
@@ -8419,7 +8419,7 @@
         <w:pageBreakBefore/>
         <w:ind w:firstLine="0"/>
         <w:jc w:val="center"/>
-        <w:spacing w:before="0" w:after="840" w:line="360" w:lineRule="auto"/>
+        <w:spacing w:before="0" w:after="160" w:line="360" w:lineRule="auto"/>
       </w:pPr>
       <w:r>
         <w:rPr>
@@ -8437,7 +8437,7 @@
         <w:pStyle w:val="21"/>
         <w:ind w:firstLine="720"/>
         <w:jc w:val="left"/>
-        <w:spacing w:before="840" w:after="840" w:line="360" w:lineRule="auto"/>
+        <w:spacing w:before="160" w:after="160" w:line="360" w:lineRule="auto"/>
       </w:pPr>
       <w:r>
         <w:rPr>
@@ -8637,7 +8637,7 @@
         <w:pStyle w:val="21"/>
         <w:ind w:firstLine="720"/>
         <w:jc w:val="left"/>
-        <w:spacing w:before="840" w:after="840" w:line="360" w:lineRule="auto"/>
+        <w:spacing w:before="160" w:after="160" w:line="360" w:lineRule="auto"/>
       </w:pPr>
       <w:r>
         <w:rPr>
@@ -9923,7 +9923,7 @@
         <w:pStyle w:val="21"/>
         <w:ind w:firstLine="720"/>
         <w:jc w:val="left"/>
-        <w:spacing w:before="840" w:after="840" w:line="360" w:lineRule="auto"/>
+        <w:spacing w:before="160" w:after="160" w:line="360" w:lineRule="auto"/>
       </w:pPr>
       <w:r>
         <w:rPr>
@@ -10474,7 +10474,7 @@
         <w:pStyle w:val="21"/>
         <w:ind w:firstLine="720"/>
         <w:jc w:val="left"/>
-        <w:spacing w:before="840" w:after="840" w:line="360" w:lineRule="auto"/>
+        <w:spacing w:before="160" w:after="160" w:line="360" w:lineRule="auto"/>
       </w:pPr>
       <w:r>
         <w:rPr>
@@ -10722,7 +10722,7 @@
         <w:pStyle w:val="21"/>
         <w:ind w:firstLine="720"/>
         <w:jc w:val="left"/>
-        <w:spacing w:before="840" w:after="840" w:line="360" w:lineRule="auto"/>
+        <w:spacing w:before="160" w:after="160" w:line="360" w:lineRule="auto"/>
       </w:pPr>
       <w:r>
         <w:rPr>
@@ -15055,7 +15055,7 @@
         <w:pageBreakBefore/>
         <w:ind w:firstLine="0"/>
         <w:jc w:val="center"/>
-        <w:spacing w:before="0" w:after="840" w:line="360" w:lineRule="auto"/>
+        <w:spacing w:before="0" w:after="160" w:line="360" w:lineRule="auto"/>
       </w:pPr>
       <w:r>
         <w:rPr>
@@ -15073,7 +15073,7 @@
         <w:pStyle w:val="21"/>
         <w:ind w:firstLine="720"/>
         <w:jc w:val="left"/>
-        <w:spacing w:before="840" w:after="840" w:line="360" w:lineRule="auto"/>
+        <w:spacing w:before="160" w:after="160" w:line="360" w:lineRule="auto"/>
       </w:pPr>
       <w:r>
         <w:rPr>
@@ -15245,7 +15245,7 @@
         <w:pStyle w:val="21"/>
         <w:ind w:firstLine="720"/>
         <w:jc w:val="left"/>
-        <w:spacing w:before="840" w:after="840" w:line="360" w:lineRule="auto"/>
+        <w:spacing w:before="160" w:after="160" w:line="360" w:lineRule="auto"/>
       </w:pPr>
       <w:r>
         <w:rPr>
@@ -16528,7 +16528,7 @@
         <w:pStyle w:val="21"/>
         <w:ind w:firstLine="720"/>
         <w:jc w:val="left"/>
-        <w:spacing w:before="840" w:after="840" w:line="360" w:lineRule="auto"/>
+        <w:spacing w:before="160" w:after="160" w:line="360" w:lineRule="auto"/>
       </w:pPr>
       <w:r>
         <w:rPr>
@@ -16861,7 +16861,7 @@
         <w:pStyle w:val="21"/>
         <w:ind w:firstLine="720"/>
         <w:jc w:val="left"/>
-        <w:spacing w:before="840" w:after="840" w:line="360" w:lineRule="auto"/>
+        <w:spacing w:before="160" w:after="160" w:line="360" w:lineRule="auto"/>
       </w:pPr>
       <w:r>
         <w:rPr>
@@ -17116,7 +17116,7 @@
           <w:sz w:val="28"/>
           <w:color w:val="000000"/>
         </w:rPr>
-        <w:t>Результати ручного прогону відтворюють очікувану картину з документації тестових файлів і збігаються зі скріншотами дашборда (рис. 5.1–5.3). Зведення в таблиці 5.2.</w:t>
+        <w:t>Результати ручного прогону відтворюють очікувану картину з документації тестових файлів і збігаються зі скріншотами дашборда (рис. 5.1–5.3). Зведення в таблиці 5.1.</w:t>
       </w:r>
     </w:p>
     <w:p>
@@ -17133,7 +17133,7 @@
           <w:sz w:val="28"/>
           <w:color w:val="000000"/>
         </w:rPr>
-        <w:t>Таблиця 5.2 — Результати системного прогону на тестових сабмішнах</w:t>
+        <w:t>Таблиця 5.1 — Результати системного прогону на тестових сабмішнах</w:t>
       </w:r>
     </w:p>
     <w:tbl>
@@ -18731,7 +18731,7 @@
         <w:pStyle w:val="21"/>
         <w:ind w:firstLine="720"/>
         <w:jc w:val="left"/>
-        <w:spacing w:before="840" w:after="840" w:line="360" w:lineRule="auto"/>
+        <w:spacing w:before="160" w:after="160" w:line="360" w:lineRule="auto"/>
       </w:pPr>
       <w:r>
         <w:rPr>
@@ -19177,7 +19177,7 @@
         <w:pageBreakBefore/>
         <w:ind w:firstLine="0"/>
         <w:jc w:val="center"/>
-        <w:spacing w:before="0" w:after="840" w:line="360" w:lineRule="auto"/>
+        <w:spacing w:before="0" w:after="160" w:line="360" w:lineRule="auto"/>
       </w:pPr>
       <w:r>
         <w:rPr>
@@ -19641,7 +19641,7 @@
         <w:pageBreakBefore/>
         <w:ind w:firstLine="0"/>
         <w:jc w:val="center"/>
-        <w:spacing w:before="0" w:after="840" w:line="360" w:lineRule="auto"/>
+        <w:spacing w:before="0" w:after="160" w:line="360" w:lineRule="auto"/>
       </w:pPr>
       <w:r>
         <w:rPr>
@@ -20476,7 +20476,7 @@
       <w:pPr>
         <w:ind w:firstLine="0"/>
         <w:jc w:val="center"/>
-        <w:spacing w:before="0" w:after="840" w:line="360" w:lineRule="auto"/>
+        <w:spacing w:before="0" w:after="160" w:line="360" w:lineRule="auto"/>
       </w:pPr>
       <w:r>
         <w:rPr>
@@ -20523,7 +20523,7 @@
           <w:sz w:val="28"/>
           <w:color w:val="000000"/>
         </w:rPr>
-        <w:t>. Сабмішн імітує копіювання відповіді мовної моделі без редагування; повний вигляд у дашборді показано на рис. 5.2.</w:t>
+        <w:t>. Сабмішн імітує копіювання відповіді мовної моделі без редагування; повний вигляд у дашборді показано на рис. 5.4–5.5.</w:t>
       </w:r>
     </w:p>
     <w:p>
@@ -21315,7 +21315,7 @@
       <w:pPr>
         <w:ind w:firstLine="0"/>
         <w:jc w:val="center"/>
-        <w:spacing w:before="0" w:after="840" w:line="360" w:lineRule="auto"/>
+        <w:spacing w:before="0" w:after="160" w:line="360" w:lineRule="auto"/>
       </w:pPr>
       <w:r>
         <w:rPr>
@@ -23061,7 +23061,7 @@
       <w:pPr>
         <w:ind w:firstLine="0"/>
         <w:jc w:val="center"/>
-        <w:spacing w:before="0" w:after="840" w:line="360" w:lineRule="auto"/>
+        <w:spacing w:before="0" w:after="160" w:line="360" w:lineRule="auto"/>
       </w:pPr>
       <w:r>
         <w:rPr>

--- a/thesis/diploma.docx
+++ b/thesis/diploma.docx
@@ -545,7 +545,7 @@
           <w:sz w:val="28"/>
           <w:color w:val="000000"/>
         </w:rPr>
-        <w:t xml:space="preserve"> сторінок, 6 ілюстрацій, 4 таблиці, 27 джерел посилань, 3 додатки.</w:t>
+        <w:t xml:space="preserve"> сторінок, 6 ілюстрацій, 4 таблиці, 26 джерел посилань, 3 додатки.</w:t>
       </w:r>
     </w:p>
     <w:p>
@@ -1145,7 +1145,7 @@
           <w:sz w:val="28"/>
           <w:color w:val="000000"/>
         </w:rPr>
-        <w:t>Окремою віссю проблеми стало масове використання великих мовних моделей у виконанні навчальних завдань з програмування. Існуючі ML-класифікатори типу CopyLeaks AI Detector чи Turnitin AI Writing Detection [24; 26] орієнтовані на природномовний текст, є чорними скриньками з відомими систематичними зміщеннями [15], непридатними до прямого цитування у звітах перед академічною комісією. Літературний фронт у відповідь розробляє таксономії підказок, які людина може застосувати самостійно [27].</w:t>
+        <w:t>Окремою віссю проблеми стало масове використання великих мовних моделей у виконанні навчальних завдань з програмування. Існуючі ML-класифікатори типу CopyLeaks AI Detector чи Turnitin AI Writing Detection [23; 25] орієнтовані на природномовний текст, є чорними скриньками з відомими систематичними зміщеннями [15], непридатними до прямого цитування у звітах перед академічною комісією. Літературний фронт у відповідь розробляє таксономії підказок, які людина може застосувати самостійно [26].</w:t>
       </w:r>
     </w:p>
     <w:p>
@@ -1673,7 +1673,7 @@
           <w:sz w:val="28"/>
           <w:color w:val="000000"/>
         </w:rPr>
-        <w:t>Поряд із сорсами програм у студентських сабмішнах часто присутні супровідні пояснювальні тексти — звіти про лабораторні, README, обґрунтування архітектурних рішень. Цю частину сабмішну покривають загальні системи перевірки текстів, найвідоміші з яких — Turnitin, Google Classroom Originality Reports, CopyLeaks та Unicheck (з 2020 року — частина Turnitin під брендом Turnitin Similarity). Їхні базові алгоритми спираються на n-грамне фінгерпринтування й пошук у внутрішніх індексах: вхідний документ розбивається на шинглі, для кожного шингля виконується пошук у мільярдах веб-сторінок і раніше переданих документів [19; 22]. У межах одного завдання Turnitin виконує процедуру виявлення співпраці (collusion check); Google Classroom Originality Reports для ліцензій Workspace for Education Plus підтримує School Matches з приватним репозиторієм школи [20; 21]; CopyLeaks надає Shared Data Hub з опцією Internal Protection [22]. Документація Google Originality Reports прямо констатує, що інструмент налаштований передусім на дослівні збіги з індексованим вебом і пропускає суттєво перефразований матеріал [23]; Turnitin AI Paraphrase Detection підтримує лише англійську [24; 25]; інституційні підписки Turnitin і CopyLeaks створюють вартісний бар'єр для українських вишів. Запропонований засіб не дублює функціональності цих систем у частині перевірки текстів: він орієнтований на сорси й залишає прозовий шар сабмішну поза основним пайплайном, делегуючи його будь-якій із перелічених систем як комплементарний канал на розсуд викладача.</w:t>
+        <w:t>Поряд із сорсами програм у студентських сабмішнах часто присутні супровідні пояснювальні тексти — звіти про лабораторні, README, обґрунтування архітектурних рішень. Цю частину сабмішну покривають загальні системи перевірки текстів, найвідоміші з яких — Turnitin, Google Classroom Originality Reports, CopyLeaks та Unicheck (придбаний Turnitin у 2020 році й припинений як окремий сервіс з 1 січня 2025 року). Їхні базові алгоритми спираються на n-грамне фінгерпринтування й пошук у внутрішніх індексах: вхідний документ розбивається на шинглі, для кожного шингля виконується пошук у мільярдах веб-сторінок і раніше переданих документів [19; 22]. У межах одного завдання Turnitin виконує процедуру виявлення співпраці (collusion check) між сабмішнами, де описує підсвічування взаємних збігів окремо від веб-перевірки [19]; Google Classroom Originality Reports для облікових записів Workspace for Education Plus або Teaching and Learning Upgrade підтримує функцію School Matches з приватним репозиторієм школи [20; 21]; CopyLeaks надає Shared Data Hub з опцією Internal Protection [22]. Turnitin AI Paraphrase Detection підтримує лише англійську [23; 24]; інституційні підписки Turnitin і CopyLeaks створюють вартісний бар'єр для українських вишів. Запропонований засіб не дублює функціональності цих систем у частині перевірки текстів: він орієнтований на сорси й залишає прозовий шар сабмішну поза основним пайплайном, делегуючи його будь-якій із перелічених систем як комплементарний канал на розсуд викладача.</w:t>
       </w:r>
     </w:p>
     <w:p>
@@ -1708,7 +1708,7 @@
           <w:sz w:val="28"/>
           <w:color w:val="000000"/>
         </w:rPr>
-        <w:t>З кінця 2022 року з'явилися окремі інструменти на кшталт GPTZero, OpenAI Text Classifier (припинений у 2023 році) та академічного DetectGPT [14]. Комерційні системи перевірки додали власні класифікатори: CopyLeaks AI Detector з функцією AI Phrases, що підсвічує речення з рівнем впевненості [22; 26]; Turnitin AI Writing Detection (липень 2023) і Turnitin AI Bypasser Detection (2025) для виявлення тексту, перепарафразованого спеціалізованими сервісами [25]. Усі вони орієнтовані на природномовний текст; за відомими автору джерелами, інтегрованого детектора недбалого LLM-використання саме в сорсах програм у промисловому користуванні немає.</w:t>
+        <w:t>З кінця 2022 року з'явилися окремі інструменти на кшталт GPTZero, OpenAI Text Classifier (припинений у 2023 році) та академічного DetectGPT [14]. Комерційні системи перевірки додали власні класифікатори: CopyLeaks AI Detector з функцією AI Phrases, що підсвічує речення з рівнем впевненості [22; 25]; Turnitin AI Writing Detection (липень 2023) і Turnitin AI Bypasser Detection (2025) для виявлення тексту, перепарафразованого спеціалізованими сервісами [24]. Усі вони орієнтовані на природномовний текст; за відомими автору джерелами, інтегрованого детектора недбалого LLM-використання саме в сорсах програм у промисловому користуванні немає.</w:t>
       </w:r>
     </w:p>
     <w:p>
@@ -1873,7 +1873,7 @@
           <w:sz w:val="28"/>
           <w:color w:val="000000"/>
         </w:rPr>
-        <w:t xml:space="preserve"> Прозорість оцінок AI Phrases чи Turnitin AI Writing Score обмежена візуальним підсвічуванням; обґрунтувати оцінку перед академічною комісією як докази порушення доброчесності утруднено. Літературний фронт у відповідь розробляє таксономії ознак, які людина може застосувати самостійно [27]; такі роботи опосередковано підтверджують потребу в детермінованих, а не статистичних інструментах для academic-integrity-сценаріїв.</w:t>
+        <w:t xml:space="preserve"> Прозорість оцінок AI Phrases чи Turnitin AI Writing Score обмежена візуальним підсвічуванням; обґрунтувати оцінку перед академічною комісією як докази порушення доброчесності утруднено. Літературний фронт у відповідь розробляє таксономії ознак, які людина може застосувати самостійно [26]; такі роботи опосередковано підтверджують потребу в детермінованих, а не статистичних інструментах для academic-integrity-сценаріїв.</w:t>
       </w:r>
     </w:p>
     <w:p>
@@ -1963,7 +1963,7 @@
           <w:sz w:val="28"/>
           <w:color w:val="000000"/>
         </w:rPr>
-        <w:t>Google Classroom широко використовується у вищій школі України як засіб роздачі завдань, збору сабмішнів і ведення оцінювань. У безкоштовній конфігурації Education Fundamentals, яка є типовою для українських вишів, викладач отримує доступ до файлів сабмішнів кожного студента, але не має доступу до основних механізмів виявлення співпраці комерційних систем: School Matches в Originality Reports потребує платної ліцензії Workspace for Education Plus або Teaching and Learning [20; 21], повноцінний доступ до Turnitin або CopyLeaks вимагає корпоративної підписки [19; 22]. Через це найвразливіший канал плагіату в навчальному процесі — переписування у товаришів — у багатьох українських курсах залишається без автоматизованої перевірки.</w:t>
+        <w:t>Google Classroom широко використовується у вищій школі України як засіб роздачі завдань, збору сабмішнів і ведення оцінювань. У безкоштовній конфігурації Education Fundamentals, яка є типовою для українських вишів, викладач отримує доступ до файлів сабмішнів кожного студента, але не має доступу до основних механізмів виявлення співпраці комерційних систем: на цьому рівні документація Google обмежує безкоштовний обсяг п'ятьма звітами оригінальності на клас, а функція School Matches з приватним репозиторієм школи доступна лише для облікових записів Workspace for Education Plus або Teaching and Learning Upgrade [20; 21]; повноцінний доступ до Turnitin або CopyLeaks вимагає корпоративної підписки [19; 22]. Через це найвразливіший канал плагіату в навчальному процесі — переписування у товаришів — у багатьох українських курсах залишається без автоматизованої перевірки.</w:t>
       </w:r>
     </w:p>
     <w:p>
@@ -1980,7 +1980,7 @@
           <w:sz w:val="28"/>
           <w:color w:val="000000"/>
         </w:rPr>
-        <w:t>До цього додається мовне обмеження. Turnitin AI Paraphrase Detection обслуговує лише англомовні сабмішни [25]. CopyLeaks AI Detector найкраще працює з англійською; для україномовних текстів якість моделей машинно-згенерованого тексту не задокументована. Google Originality Reports, за документацією, пропускає суттєво перефразований матеріал навіть для англійської [23]. Україномовні сабмішни в курсах із програмування поширені, але систематично не покриваються комерційними сервісами на рівні парафразу й артефактів машинної генерації.</w:t>
+        <w:t>До цього додається мовне обмеження. Turnitin AI Paraphrase Detection обслуговує лише англомовні сабмішни [24]. CopyLeaks AI Detector публічно не задокументував якість на україномовних сабмішнах [22]. Україномовні сабмішни в курсах із програмування поширені, але рівень підтримки комерційними сервісами в частині детекції артефактів машинної генерації українською мовою лишається непрозорим.</w:t>
       </w:r>
     </w:p>
     <w:p>
@@ -2243,7 +2243,47 @@
           <w:sz w:val="28"/>
           <w:color w:val="000000"/>
         </w:rPr>
-        <w:t>г) надає інтерфейс для опційного зовнішнього веб-плагіату через обгортку над публічним API (CopyLeaks-сумісним); компонент необов'язковий — поведінка інструменту в режимі без зовнішнього сервісу повністю визначена;</w:t>
+        <w:t xml:space="preserve">г) надає інтерфейс для опційного зовнішнього веб-плагіату — модуль </w:t>
+      </w:r>
+      <w:r>
+        <w:rPr>
+          <w:rFonts w:ascii="Times New Roman" w:hAnsi="Times New Roman" w:cs="Times New Roman" w:eastAsia="Times New Roman"/>
+          <w:b w:val="0"/>
+          <w:i w:val="0"/>
+          <w:sz w:val="28"/>
+          <w:color w:val="000000"/>
+        </w:rPr>
+        <w:t>signals.webcheck</w:t>
+      </w:r>
+      <w:r>
+        <w:rPr>
+          <w:rFonts w:ascii="Times New Roman" w:hAnsi="Times New Roman" w:cs="Times New Roman" w:eastAsia="Times New Roman"/>
+          <w:b w:val="0"/>
+          <w:i w:val="0"/>
+          <w:sz w:val="28"/>
+          <w:color w:val="000000"/>
+        </w:rPr>
+        <w:t xml:space="preserve"> зберігає стабільну сигнатуру </w:t>
+      </w:r>
+      <w:r>
+        <w:rPr>
+          <w:rFonts w:ascii="Times New Roman" w:hAnsi="Times New Roman" w:cs="Times New Roman" w:eastAsia="Times New Roman"/>
+          <w:b w:val="0"/>
+          <w:i w:val="0"/>
+          <w:sz w:val="28"/>
+          <w:color w:val="000000"/>
+        </w:rPr>
+        <w:t>check_text(text) -&gt; list[WebHit]</w:t>
+      </w:r>
+      <w:r>
+        <w:rPr>
+          <w:rFonts w:ascii="Times New Roman" w:hAnsi="Times New Roman" w:cs="Times New Roman" w:eastAsia="Times New Roman"/>
+          <w:b w:val="0"/>
+          <w:i w:val="0"/>
+          <w:sz w:val="28"/>
+          <w:color w:val="000000"/>
+        </w:rPr>
+        <w:t xml:space="preserve"> для майбутньої інтеграції з Moss або JPlag (CLI-сервіси без REST-API, тому повноцінне підключення винесене за межі основного пайплайна); поточна реалізація повертає порожній перелік, поведінка інструменту в режимі без зовнішнього сервісу повністю визначена;</w:t>
       </w:r>
     </w:p>
     <w:p>
@@ -2820,7 +2860,107 @@
           <w:sz w:val="28"/>
           <w:color w:val="000000"/>
         </w:rPr>
-        <w:t>, що реалізує описаний у документації REST-інтерфейс сервісу [17]. Викладач під час першого запуску проходить процедуру OAuth у локальному браузері; отриманий токен оновлення зберігається в зашифрованому файлі поряд з робочою базою інструменту. Скоупи запитуються мінімальні — лише читання курсів, завдань і сабмішнів, а також скачування файлів-вкладень.</w:t>
+        <w:t xml:space="preserve">, що реалізує описаний у документації REST-інтерфейс сервісу [17]. Викладач під час першого запуску проходить процедуру OAuth у локальному браузері (схема Installed Application); отриманий токен оновлення зберігається у JSON-файлі поряд із робочою базою інструменту. Поточна реалізація не шифрує токен — контроль доступу до файлу делегований правам файлової системи робочої станції викладача; шифрування на рівні застосунку розглядається як необхідний крок при переході на серверне розгортання. Запитуються мінімальні скоупи: </w:t>
+      </w:r>
+      <w:r>
+        <w:rPr>
+          <w:rFonts w:ascii="Times New Roman" w:hAnsi="Times New Roman" w:cs="Times New Roman" w:eastAsia="Times New Roman"/>
+          <w:b w:val="0"/>
+          <w:i w:val="0"/>
+          <w:sz w:val="28"/>
+          <w:color w:val="000000"/>
+        </w:rPr>
+        <w:t>classroom.courses.readonly</w:t>
+      </w:r>
+      <w:r>
+        <w:rPr>
+          <w:rFonts w:ascii="Times New Roman" w:hAnsi="Times New Roman" w:cs="Times New Roman" w:eastAsia="Times New Roman"/>
+          <w:b w:val="0"/>
+          <w:i w:val="0"/>
+          <w:sz w:val="28"/>
+          <w:color w:val="000000"/>
+        </w:rPr>
+        <w:t xml:space="preserve">, </w:t>
+      </w:r>
+      <w:r>
+        <w:rPr>
+          <w:rFonts w:ascii="Times New Roman" w:hAnsi="Times New Roman" w:cs="Times New Roman" w:eastAsia="Times New Roman"/>
+          <w:b w:val="0"/>
+          <w:i w:val="0"/>
+          <w:sz w:val="28"/>
+          <w:color w:val="000000"/>
+        </w:rPr>
+        <w:t>classroom.coursework.students.readonly</w:t>
+      </w:r>
+      <w:r>
+        <w:rPr>
+          <w:rFonts w:ascii="Times New Roman" w:hAnsi="Times New Roman" w:cs="Times New Roman" w:eastAsia="Times New Roman"/>
+          <w:b w:val="0"/>
+          <w:i w:val="0"/>
+          <w:sz w:val="28"/>
+          <w:color w:val="000000"/>
+        </w:rPr>
+        <w:t xml:space="preserve">, </w:t>
+      </w:r>
+      <w:r>
+        <w:rPr>
+          <w:rFonts w:ascii="Times New Roman" w:hAnsi="Times New Roman" w:cs="Times New Roman" w:eastAsia="Times New Roman"/>
+          <w:b w:val="0"/>
+          <w:i w:val="0"/>
+          <w:sz w:val="28"/>
+          <w:color w:val="000000"/>
+        </w:rPr>
+        <w:t>classroom.rosters.readonly</w:t>
+      </w:r>
+      <w:r>
+        <w:rPr>
+          <w:rFonts w:ascii="Times New Roman" w:hAnsi="Times New Roman" w:cs="Times New Roman" w:eastAsia="Times New Roman"/>
+          <w:b w:val="0"/>
+          <w:i w:val="0"/>
+          <w:sz w:val="28"/>
+          <w:color w:val="000000"/>
+        </w:rPr>
+        <w:t xml:space="preserve">, </w:t>
+      </w:r>
+      <w:r>
+        <w:rPr>
+          <w:rFonts w:ascii="Times New Roman" w:hAnsi="Times New Roman" w:cs="Times New Roman" w:eastAsia="Times New Roman"/>
+          <w:b w:val="0"/>
+          <w:i w:val="0"/>
+          <w:sz w:val="28"/>
+          <w:color w:val="000000"/>
+        </w:rPr>
+        <w:t>classroom.profile.emails</w:t>
+      </w:r>
+      <w:r>
+        <w:rPr>
+          <w:rFonts w:ascii="Times New Roman" w:hAnsi="Times New Roman" w:cs="Times New Roman" w:eastAsia="Times New Roman"/>
+          <w:b w:val="0"/>
+          <w:i w:val="0"/>
+          <w:sz w:val="28"/>
+          <w:color w:val="000000"/>
+        </w:rPr>
+        <w:t xml:space="preserve">, </w:t>
+      </w:r>
+      <w:r>
+        <w:rPr>
+          <w:rFonts w:ascii="Times New Roman" w:hAnsi="Times New Roman" w:cs="Times New Roman" w:eastAsia="Times New Roman"/>
+          <w:b w:val="0"/>
+          <w:i w:val="0"/>
+          <w:sz w:val="28"/>
+          <w:color w:val="000000"/>
+        </w:rPr>
+        <w:t>drive.readonly</w:t>
+      </w:r>
+      <w:r>
+        <w:rPr>
+          <w:rFonts w:ascii="Times New Roman" w:hAnsi="Times New Roman" w:cs="Times New Roman" w:eastAsia="Times New Roman"/>
+          <w:b w:val="0"/>
+          <w:i w:val="0"/>
+          <w:sz w:val="28"/>
+          <w:color w:val="000000"/>
+        </w:rPr>
+        <w:t>.</w:t>
       </w:r>
     </w:p>
     <w:p>
@@ -3217,7 +3357,27 @@
           <w:sz w:val="28"/>
           <w:color w:val="000000"/>
         </w:rPr>
-        <w:t>Локальна база даних побудована на SQLite. Цей вибір зроблено через простоту розгортання й брак потреби в багатокористувацькому доступі на цьому етапі. Перехід на PostgreSQL обговорено як перспективу (розділ 5.5).</w:t>
+        <w:t xml:space="preserve">Локальна база даних побудована на SQLite (стандартний модуль </w:t>
+      </w:r>
+      <w:r>
+        <w:rPr>
+          <w:rFonts w:ascii="Times New Roman" w:hAnsi="Times New Roman" w:cs="Times New Roman" w:eastAsia="Times New Roman"/>
+          <w:b w:val="0"/>
+          <w:i w:val="0"/>
+          <w:sz w:val="28"/>
+          <w:color w:val="000000"/>
+        </w:rPr>
+        <w:t>sqlite3</w:t>
+      </w:r>
+      <w:r>
+        <w:rPr>
+          <w:rFonts w:ascii="Times New Roman" w:hAnsi="Times New Roman" w:cs="Times New Roman" w:eastAsia="Times New Roman"/>
+          <w:b w:val="0"/>
+          <w:i w:val="0"/>
+          <w:sz w:val="28"/>
+          <w:color w:val="000000"/>
+        </w:rPr>
+        <w:t>). Цей вибір зроблено через простоту розгортання й брак потреби в багатокористувацькому доступі на цьому етапі. Перехід на PostgreSQL обговорено як перспективу (розділ 5.5).</w:t>
       </w:r>
     </w:p>
     <w:p>
@@ -3234,7 +3394,47 @@
           <w:sz w:val="28"/>
           <w:color w:val="000000"/>
         </w:rPr>
-        <w:t>Основні таблиці моделі даних:</w:t>
+        <w:t xml:space="preserve">Поточна реалізація навмисно тримає схему мінімальною: одна таблиця </w:t>
+      </w:r>
+      <w:r>
+        <w:rPr>
+          <w:rFonts w:ascii="Times New Roman" w:hAnsi="Times New Roman" w:cs="Times New Roman" w:eastAsia="Times New Roman"/>
+          <w:b w:val="0"/>
+          <w:i w:val="0"/>
+          <w:sz w:val="28"/>
+          <w:color w:val="000000"/>
+        </w:rPr>
+        <w:t>scans</w:t>
+      </w:r>
+      <w:r>
+        <w:rPr>
+          <w:rFonts w:ascii="Times New Roman" w:hAnsi="Times New Roman" w:cs="Times New Roman" w:eastAsia="Times New Roman"/>
+          <w:b w:val="0"/>
+          <w:i w:val="0"/>
+          <w:sz w:val="28"/>
+          <w:color w:val="000000"/>
+        </w:rPr>
+        <w:t xml:space="preserve"> зберігає кожен запуск перевірки разом із повним результатом, серіалізованим у поле </w:t>
+      </w:r>
+      <w:r>
+        <w:rPr>
+          <w:rFonts w:ascii="Times New Roman" w:hAnsi="Times New Roman" w:cs="Times New Roman" w:eastAsia="Times New Roman"/>
+          <w:b w:val="0"/>
+          <w:i w:val="0"/>
+          <w:sz w:val="28"/>
+          <w:color w:val="000000"/>
+        </w:rPr>
+        <w:t>report_json</w:t>
+      </w:r>
+      <w:r>
+        <w:rPr>
+          <w:rFonts w:ascii="Times New Roman" w:hAnsi="Times New Roman" w:cs="Times New Roman" w:eastAsia="Times New Roman"/>
+          <w:b w:val="0"/>
+          <w:i w:val="0"/>
+          <w:sz w:val="28"/>
+          <w:color w:val="000000"/>
+        </w:rPr>
+        <w:t>. Структура запису:</w:t>
       </w:r>
     </w:p>
     <w:p>
@@ -3261,17 +3461,17 @@
           <w:sz w:val="28"/>
           <w:color w:val="000000"/>
         </w:rPr>
-        <w:t>courses(course_id, name, last_synced)</w:t>
-      </w:r>
-      <w:r>
-        <w:rPr>
-          <w:rFonts w:ascii="Times New Roman" w:hAnsi="Times New Roman" w:cs="Times New Roman" w:eastAsia="Times New Roman"/>
-          <w:b w:val="0"/>
-          <w:i w:val="0"/>
-          <w:sz w:val="28"/>
-          <w:color w:val="000000"/>
-        </w:rPr>
-        <w:t xml:space="preserve"> — кешований перелік курсів;</w:t>
+        <w:t>scan_id TEXT PRIMARY KEY</w:t>
+      </w:r>
+      <w:r>
+        <w:rPr>
+          <w:rFonts w:ascii="Times New Roman" w:hAnsi="Times New Roman" w:cs="Times New Roman" w:eastAsia="Times New Roman"/>
+          <w:b w:val="0"/>
+          <w:i w:val="0"/>
+          <w:sz w:val="28"/>
+          <w:color w:val="000000"/>
+        </w:rPr>
+        <w:t xml:space="preserve"> — унікальний ідентифікатор запуску (UUID);</w:t>
       </w:r>
     </w:p>
     <w:p>
@@ -3298,17 +3498,17 @@
           <w:sz w:val="28"/>
           <w:color w:val="000000"/>
         </w:rPr>
-        <w:t>assignments(assignment_id, course_id, title, due_at)</w:t>
-      </w:r>
-      <w:r>
-        <w:rPr>
-          <w:rFonts w:ascii="Times New Roman" w:hAnsi="Times New Roman" w:cs="Times New Roman" w:eastAsia="Times New Roman"/>
-          <w:b w:val="0"/>
-          <w:i w:val="0"/>
-          <w:sz w:val="28"/>
-          <w:color w:val="000000"/>
-        </w:rPr>
-        <w:t xml:space="preserve"> — перелік завдань;</w:t>
+        <w:t>course_id TEXT</w:t>
+      </w:r>
+      <w:r>
+        <w:rPr>
+          <w:rFonts w:ascii="Times New Roman" w:hAnsi="Times New Roman" w:cs="Times New Roman" w:eastAsia="Times New Roman"/>
+          <w:b w:val="0"/>
+          <w:i w:val="0"/>
+          <w:sz w:val="28"/>
+          <w:color w:val="000000"/>
+        </w:rPr>
+        <w:t xml:space="preserve"> — ідентифікатор курсу в Google Classroom;</w:t>
       </w:r>
     </w:p>
     <w:p>
@@ -3335,17 +3535,17 @@
           <w:sz w:val="28"/>
           <w:color w:val="000000"/>
         </w:rPr>
-        <w:t>submissions(submission_id, assignment_id, student_pseudonym, normalized_text, raw_text, ingested_at)</w:t>
-      </w:r>
-      <w:r>
-        <w:rPr>
-          <w:rFonts w:ascii="Times New Roman" w:hAnsi="Times New Roman" w:cs="Times New Roman" w:eastAsia="Times New Roman"/>
-          <w:b w:val="0"/>
-          <w:i w:val="0"/>
-          <w:sz w:val="28"/>
-          <w:color w:val="000000"/>
-        </w:rPr>
-        <w:t xml:space="preserve"> — сабмішни. Імена студентів зберігаються в псевдонімізованому вигляді (стійкий геш від ідентифікатора Classroom), щоб мінімізувати ризик при випадковому витоку бази; справжнє ім'я підтягується з API лише на час відображення;</w:t>
+        <w:t>assignment_id TEXT</w:t>
+      </w:r>
+      <w:r>
+        <w:rPr>
+          <w:rFonts w:ascii="Times New Roman" w:hAnsi="Times New Roman" w:cs="Times New Roman" w:eastAsia="Times New Roman"/>
+          <w:b w:val="0"/>
+          <w:i w:val="0"/>
+          <w:sz w:val="28"/>
+          <w:color w:val="000000"/>
+        </w:rPr>
+        <w:t xml:space="preserve"> — ідентифікатор завдання;</w:t>
       </w:r>
     </w:p>
     <w:p>
@@ -3372,17 +3572,17 @@
           <w:sz w:val="28"/>
           <w:color w:val="000000"/>
         </w:rPr>
-        <w:t>scans(scan_id, assignment_id, started_at, finished_at, config_json)</w:t>
-      </w:r>
-      <w:r>
-        <w:rPr>
-          <w:rFonts w:ascii="Times New Roman" w:hAnsi="Times New Roman" w:cs="Times New Roman" w:eastAsia="Times New Roman"/>
-          <w:b w:val="0"/>
-          <w:i w:val="0"/>
-          <w:sz w:val="28"/>
-          <w:color w:val="000000"/>
-        </w:rPr>
-        <w:t xml:space="preserve"> — запуски перевірки;</w:t>
+        <w:t>assignment_title TEXT</w:t>
+      </w:r>
+      <w:r>
+        <w:rPr>
+          <w:rFonts w:ascii="Times New Roman" w:hAnsi="Times New Roman" w:cs="Times New Roman" w:eastAsia="Times New Roman"/>
+          <w:b w:val="0"/>
+          <w:i w:val="0"/>
+          <w:sz w:val="28"/>
+          <w:color w:val="000000"/>
+        </w:rPr>
+        <w:t xml:space="preserve"> — назва завдання, кешована на момент запуску;</w:t>
       </w:r>
     </w:p>
     <w:p>
@@ -3409,17 +3609,17 @@
           <w:sz w:val="28"/>
           <w:color w:val="000000"/>
         </w:rPr>
-        <w:t>hits(hit_id, scan_id, submission_id, signal, channel, span_start, span_end, evidence_json, confidence)</w:t>
-      </w:r>
-      <w:r>
-        <w:rPr>
-          <w:rFonts w:ascii="Times New Roman" w:hAnsi="Times New Roman" w:cs="Times New Roman" w:eastAsia="Times New Roman"/>
-          <w:b w:val="0"/>
-          <w:i w:val="0"/>
-          <w:sz w:val="28"/>
-          <w:color w:val="000000"/>
-        </w:rPr>
-        <w:t xml:space="preserve"> — знахідки;</w:t>
+        <w:t>created_at TEXT</w:t>
+      </w:r>
+      <w:r>
+        <w:rPr>
+          <w:rFonts w:ascii="Times New Roman" w:hAnsi="Times New Roman" w:cs="Times New Roman" w:eastAsia="Times New Roman"/>
+          <w:b w:val="0"/>
+          <w:i w:val="0"/>
+          <w:sz w:val="28"/>
+          <w:color w:val="000000"/>
+        </w:rPr>
+        <w:t xml:space="preserve"> — час запуску в ISO-форматі;</w:t>
       </w:r>
     </w:p>
     <w:p>
@@ -3446,54 +3646,57 @@
           <w:sz w:val="28"/>
           <w:color w:val="000000"/>
         </w:rPr>
-        <w:t>pair_hits(pair_hit_id, scan_id, submission_a, submission_b, channel, score, evidence_json)</w:t>
-      </w:r>
-      <w:r>
-        <w:rPr>
-          <w:rFonts w:ascii="Times New Roman" w:hAnsi="Times New Roman" w:cs="Times New Roman" w:eastAsia="Times New Roman"/>
-          <w:b w:val="0"/>
-          <w:i w:val="0"/>
-          <w:sz w:val="28"/>
-          <w:color w:val="000000"/>
-        </w:rPr>
-        <w:t xml:space="preserve"> — окремо зберігаються спрацювання внутрішньокогортного каналу між парами сабмішнів;</w:t>
-      </w:r>
-    </w:p>
-    <w:p>
-      <w:pPr>
-        <w:spacing w:before="0" w:after="0" w:line="360" w:lineRule="auto"/>
-        <w:ind w:left="0" w:right="0" w:firstLine="720"/>
-        <w:jc w:val="both"/>
-      </w:pPr>
-      <w:r>
-        <w:rPr>
-          <w:rFonts w:ascii="Times New Roman" w:hAnsi="Times New Roman" w:cs="Times New Roman" w:eastAsia="Times New Roman"/>
-          <w:b w:val="0"/>
-          <w:i w:val="0"/>
-          <w:sz w:val="28"/>
-          <w:color w:val="000000"/>
-        </w:rPr>
-        <w:t xml:space="preserve">— </w:t>
-      </w:r>
-      <w:r>
-        <w:rPr>
-          <w:rFonts w:ascii="Times New Roman" w:hAnsi="Times New Roman" w:cs="Times New Roman" w:eastAsia="Times New Roman"/>
-          <w:b w:val="0"/>
-          <w:i w:val="0"/>
-          <w:sz w:val="28"/>
-          <w:color w:val="000000"/>
-        </w:rPr>
-        <w:t>rule_metrics(rule_id, dataset, precision, recall, evaluated_at)</w:t>
-      </w:r>
-      <w:r>
-        <w:rPr>
-          <w:rFonts w:ascii="Times New Roman" w:hAnsi="Times New Roman" w:cs="Times New Roman" w:eastAsia="Times New Roman"/>
-          <w:b w:val="0"/>
-          <w:i w:val="0"/>
-          <w:sz w:val="28"/>
-          <w:color w:val="000000"/>
-        </w:rPr>
-        <w:t xml:space="preserve"> — кешовані метрики правил таксономії, що відображаються у звіті разом зі спрацюванням.</w:t>
+        <w:t>report_json TEXT</w:t>
+      </w:r>
+      <w:r>
+        <w:rPr>
+          <w:rFonts w:ascii="Times New Roman" w:hAnsi="Times New Roman" w:cs="Times New Roman" w:eastAsia="Times New Roman"/>
+          <w:b w:val="0"/>
+          <w:i w:val="0"/>
+          <w:sz w:val="28"/>
+          <w:color w:val="000000"/>
+        </w:rPr>
+        <w:t xml:space="preserve"> — повний об'єкт </w:t>
+      </w:r>
+      <w:r>
+        <w:rPr>
+          <w:rFonts w:ascii="Times New Roman" w:hAnsi="Times New Roman" w:cs="Times New Roman" w:eastAsia="Times New Roman"/>
+          <w:b w:val="0"/>
+          <w:i w:val="0"/>
+          <w:sz w:val="28"/>
+          <w:color w:val="000000"/>
+        </w:rPr>
+        <w:t>ScanReport</w:t>
+      </w:r>
+      <w:r>
+        <w:rPr>
+          <w:rFonts w:ascii="Times New Roman" w:hAnsi="Times New Roman" w:cs="Times New Roman" w:eastAsia="Times New Roman"/>
+          <w:b w:val="0"/>
+          <w:i w:val="0"/>
+          <w:sz w:val="28"/>
+          <w:color w:val="000000"/>
+        </w:rPr>
+        <w:t xml:space="preserve">, серіалізований через </w:t>
+      </w:r>
+      <w:r>
+        <w:rPr>
+          <w:rFonts w:ascii="Times New Roman" w:hAnsi="Times New Roman" w:cs="Times New Roman" w:eastAsia="Times New Roman"/>
+          <w:b w:val="0"/>
+          <w:i w:val="0"/>
+          <w:sz w:val="28"/>
+          <w:color w:val="000000"/>
+        </w:rPr>
+        <w:t>model_dump_json()</w:t>
+      </w:r>
+      <w:r>
+        <w:rPr>
+          <w:rFonts w:ascii="Times New Roman" w:hAnsi="Times New Roman" w:cs="Times New Roman" w:eastAsia="Times New Roman"/>
+          <w:b w:val="0"/>
+          <w:i w:val="0"/>
+          <w:sz w:val="28"/>
+          <w:color w:val="000000"/>
+        </w:rPr>
+        <w:t xml:space="preserve"> Pydantic.</w:t>
       </w:r>
     </w:p>
     <w:p>
@@ -3510,7 +3713,161 @@
           <w:sz w:val="28"/>
           <w:color w:val="000000"/>
         </w:rPr>
-        <w:t>Усі довгі поля містять JSON-серіалізовану структуру, що сериалізується/десериалізується через моделі Pydantic у Python-коді. Цей варіант знайдено компромісом між простотою початкової реалізації (схема живе в JSON) та контрольованістю розширень (зміна структури не вимагає міграції бази даних).</w:t>
+        <w:t xml:space="preserve">Додатковий індекс </w:t>
+      </w:r>
+      <w:r>
+        <w:rPr>
+          <w:rFonts w:ascii="Times New Roman" w:hAnsi="Times New Roman" w:cs="Times New Roman" w:eastAsia="Times New Roman"/>
+          <w:b w:val="0"/>
+          <w:i w:val="0"/>
+          <w:sz w:val="28"/>
+          <w:color w:val="000000"/>
+        </w:rPr>
+        <w:t>idx_scans_assignment(assignment_id, created_at DESC)</w:t>
+      </w:r>
+      <w:r>
+        <w:rPr>
+          <w:rFonts w:ascii="Times New Roman" w:hAnsi="Times New Roman" w:cs="Times New Roman" w:eastAsia="Times New Roman"/>
+          <w:b w:val="0"/>
+          <w:i w:val="0"/>
+          <w:sz w:val="28"/>
+          <w:color w:val="000000"/>
+        </w:rPr>
+        <w:t xml:space="preserve"> пришвидшує запит «останні скани конкретного завдання», який використовує дашборд при відкритті курсу.</w:t>
+      </w:r>
+    </w:p>
+    <w:p>
+      <w:pPr>
+        <w:spacing w:before="0" w:after="0" w:line="360" w:lineRule="auto"/>
+        <w:ind w:firstLine="720" w:left="0" w:right="0"/>
+        <w:jc w:val="both"/>
+      </w:pPr>
+      <w:r>
+        <w:rPr>
+          <w:rFonts w:ascii="Times New Roman" w:hAnsi="Times New Roman" w:cs="Times New Roman" w:eastAsia="Times New Roman"/>
+          <w:b w:val="0"/>
+          <w:i w:val="0"/>
+          <w:sz w:val="28"/>
+          <w:color w:val="000000"/>
+        </w:rPr>
+        <w:t xml:space="preserve">Серіалізація у JSON, а не нормалізована схема, обрана свідомо. По-перше, на цьому етапі немає запитів за окремими спрацюваннями правил чи парами когортних збігів — викладач читає повний звіт по сабмішну, а не виконує крос-запити. По-друге, структура </w:t>
+      </w:r>
+      <w:r>
+        <w:rPr>
+          <w:rFonts w:ascii="Times New Roman" w:hAnsi="Times New Roman" w:cs="Times New Roman" w:eastAsia="Times New Roman"/>
+          <w:b w:val="0"/>
+          <w:i w:val="0"/>
+          <w:sz w:val="28"/>
+          <w:color w:val="000000"/>
+        </w:rPr>
+        <w:t>ScanReport</w:t>
+      </w:r>
+      <w:r>
+        <w:rPr>
+          <w:rFonts w:ascii="Times New Roman" w:hAnsi="Times New Roman" w:cs="Times New Roman" w:eastAsia="Times New Roman"/>
+          <w:b w:val="0"/>
+          <w:i w:val="0"/>
+          <w:sz w:val="28"/>
+          <w:color w:val="000000"/>
+        </w:rPr>
+        <w:t xml:space="preserve">, </w:t>
+      </w:r>
+      <w:r>
+        <w:rPr>
+          <w:rFonts w:ascii="Times New Roman" w:hAnsi="Times New Roman" w:cs="Times New Roman" w:eastAsia="Times New Roman"/>
+          <w:b w:val="0"/>
+          <w:i w:val="0"/>
+          <w:sz w:val="28"/>
+          <w:color w:val="000000"/>
+        </w:rPr>
+        <w:t>SubmissionReport</w:t>
+      </w:r>
+      <w:r>
+        <w:rPr>
+          <w:rFonts w:ascii="Times New Roman" w:hAnsi="Times New Roman" w:cs="Times New Roman" w:eastAsia="Times New Roman"/>
+          <w:b w:val="0"/>
+          <w:i w:val="0"/>
+          <w:sz w:val="28"/>
+          <w:color w:val="000000"/>
+        </w:rPr>
+        <w:t xml:space="preserve">, </w:t>
+      </w:r>
+      <w:r>
+        <w:rPr>
+          <w:rFonts w:ascii="Times New Roman" w:hAnsi="Times New Roman" w:cs="Times New Roman" w:eastAsia="Times New Roman"/>
+          <w:b w:val="0"/>
+          <w:i w:val="0"/>
+          <w:sz w:val="28"/>
+          <w:color w:val="000000"/>
+        </w:rPr>
+        <w:t>LeakageHit</w:t>
+      </w:r>
+      <w:r>
+        <w:rPr>
+          <w:rFonts w:ascii="Times New Roman" w:hAnsi="Times New Roman" w:cs="Times New Roman" w:eastAsia="Times New Roman"/>
+          <w:b w:val="0"/>
+          <w:i w:val="0"/>
+          <w:sz w:val="28"/>
+          <w:color w:val="000000"/>
+        </w:rPr>
+        <w:t xml:space="preserve">, </w:t>
+      </w:r>
+      <w:r>
+        <w:rPr>
+          <w:rFonts w:ascii="Times New Roman" w:hAnsi="Times New Roman" w:cs="Times New Roman" w:eastAsia="Times New Roman"/>
+          <w:b w:val="0"/>
+          <w:i w:val="0"/>
+          <w:sz w:val="28"/>
+          <w:color w:val="000000"/>
+        </w:rPr>
+        <w:t>CohortMatch</w:t>
+      </w:r>
+      <w:r>
+        <w:rPr>
+          <w:rFonts w:ascii="Times New Roman" w:hAnsi="Times New Roman" w:cs="Times New Roman" w:eastAsia="Times New Roman"/>
+          <w:b w:val="0"/>
+          <w:i w:val="0"/>
+          <w:sz w:val="28"/>
+          <w:color w:val="000000"/>
+        </w:rPr>
+        <w:t xml:space="preserve">, </w:t>
+      </w:r>
+      <w:r>
+        <w:rPr>
+          <w:rFonts w:ascii="Times New Roman" w:hAnsi="Times New Roman" w:cs="Times New Roman" w:eastAsia="Times New Roman"/>
+          <w:b w:val="0"/>
+          <w:i w:val="0"/>
+          <w:sz w:val="28"/>
+          <w:color w:val="000000"/>
+        </w:rPr>
+        <w:t>WebHit</w:t>
+      </w:r>
+      <w:r>
+        <w:rPr>
+          <w:rFonts w:ascii="Times New Roman" w:hAnsi="Times New Roman" w:cs="Times New Roman" w:eastAsia="Times New Roman"/>
+          <w:b w:val="0"/>
+          <w:i w:val="0"/>
+          <w:sz w:val="28"/>
+          <w:color w:val="000000"/>
+        </w:rPr>
+        <w:t xml:space="preserve"> ще змінюється в міру розширення таксономії правил і додавання нових каналів; перенесення структури в реляційну схему вимагало б міграцій бази при кожній такій зміні. Pydantic-моделі забезпечують схемну валідацію при десеріалізації; зміни структури автоматично відображаються в коді без зміни SQL.</w:t>
+      </w:r>
+    </w:p>
+    <w:p>
+      <w:pPr>
+        <w:spacing w:before="0" w:after="0" w:line="360" w:lineRule="auto"/>
+        <w:ind w:firstLine="720" w:left="0" w:right="0"/>
+        <w:jc w:val="both"/>
+      </w:pPr>
+      <w:r>
+        <w:rPr>
+          <w:rFonts w:ascii="Times New Roman" w:hAnsi="Times New Roman" w:cs="Times New Roman" w:eastAsia="Times New Roman"/>
+          <w:b w:val="0"/>
+          <w:i w:val="0"/>
+          <w:sz w:val="28"/>
+          <w:color w:val="000000"/>
+        </w:rPr>
+        <w:t>Імена та електронні адреси студентів зберігаються в звіті в незмінному вигляді — поточна реалізація не псевдонімізує ідентифікатори; додавання псевдонімізації перед збереженням розглядається як перспектива при переході до серверного розгортання, де базою даних користуватиметься більше однієї особи.</w:t>
       </w:r>
     </w:p>
     <w:p>
@@ -3527,7 +3884,7 @@
           <w:sz w:val="28"/>
           <w:color w:val="000000"/>
         </w:rPr>
-        <w:t>Таблиця 2.1 — Приклад набору доказів для одного спрацювання</w:t>
+        <w:t>Таблиця 2.1 — Структура поля `report_json` (фрагмент Pydantic-моделі `SubmissionReport`)</w:t>
       </w:r>
     </w:p>
     <w:tbl>
@@ -3538,13 +3895,14 @@
         <w:tblLook w:firstColumn="1" w:firstRow="1" w:lastColumn="0" w:lastRow="0" w:noHBand="0" w:noVBand="1" w:val="04A0"/>
       </w:tblPr>
       <w:tblGrid>
-        <w:gridCol w:w="4961"/>
-        <w:gridCol w:w="4961"/>
+        <w:gridCol w:w="3307"/>
+        <w:gridCol w:w="3307"/>
+        <w:gridCol w:w="3307"/>
       </w:tblGrid>
       <w:tr>
         <w:tc>
           <w:tcPr>
-            <w:tcW w:type="dxa" w:w="4961"/>
+            <w:tcW w:type="dxa" w:w="3307"/>
           </w:tcPr>
           <w:p>
             <w:pPr>
@@ -3567,7 +3925,7 @@
         </w:tc>
         <w:tc>
           <w:tcPr>
-            <w:tcW w:type="dxa" w:w="4961"/>
+            <w:tcW w:type="dxa" w:w="3307"/>
           </w:tcPr>
           <w:p>
             <w:pPr>
@@ -3584,7 +3942,30 @@
                 <w:sz w:val="28"/>
                 <w:color w:val="000000"/>
               </w:rPr>
-              <w:t>Зразок значення</w:t>
+              <w:t>Тип</w:t>
+            </w:r>
+          </w:p>
+        </w:tc>
+        <w:tc>
+          <w:tcPr>
+            <w:tcW w:type="dxa" w:w="3307"/>
+          </w:tcPr>
+          <w:p>
+            <w:pPr>
+              <w:spacing w:before="0" w:after="0" w:line="240" w:lineRule="auto"/>
+              <w:ind w:firstLine="0" w:left="0" w:right="0"/>
+              <w:jc w:val="center"/>
+            </w:pPr>
+            <w:r/>
+            <w:r>
+              <w:rPr>
+                <w:rFonts w:ascii="Times New Roman" w:hAnsi="Times New Roman" w:cs="Times New Roman" w:eastAsia="Times New Roman"/>
+                <w:b/>
+                <w:i w:val="0"/>
+                <w:sz w:val="28"/>
+                <w:color w:val="000000"/>
+              </w:rPr>
+              <w:t>Опис</w:t>
             </w:r>
           </w:p>
         </w:tc>
@@ -3592,7 +3973,7 @@
       <w:tr>
         <w:tc>
           <w:tcPr>
-            <w:tcW w:type="dxa" w:w="4961"/>
+            <w:tcW w:type="dxa" w:w="3307"/>
           </w:tcPr>
           <w:p>
             <w:pPr>
@@ -3609,13 +3990,13 @@
                 <w:sz w:val="28"/>
                 <w:color w:val="000000"/>
               </w:rPr>
-              <w:t>hit_id</w:t>
+              <w:t>submission_id</w:t>
             </w:r>
           </w:p>
         </w:tc>
         <w:tc>
           <w:tcPr>
-            <w:tcW w:type="dxa" w:w="4961"/>
+            <w:tcW w:type="dxa" w:w="3307"/>
           </w:tcPr>
           <w:p>
             <w:pPr>
@@ -3632,15 +4013,13 @@
                 <w:sz w:val="28"/>
                 <w:color w:val="000000"/>
               </w:rPr>
-              <w:t>8742</w:t>
+              <w:t>str</w:t>
             </w:r>
           </w:p>
         </w:tc>
-      </w:tr>
-      <w:tr>
         <w:tc>
           <w:tcPr>
-            <w:tcW w:type="dxa" w:w="4961"/>
+            <w:tcW w:type="dxa" w:w="3307"/>
           </w:tcPr>
           <w:p>
             <w:pPr>
@@ -3657,13 +4036,15 @@
                 <w:sz w:val="28"/>
                 <w:color w:val="000000"/>
               </w:rPr>
-              <w:t>submission_id</w:t>
+              <w:t>Ідентифікатор сабмішну в Classroom</w:t>
             </w:r>
           </w:p>
         </w:tc>
+      </w:tr>
+      <w:tr>
         <w:tc>
           <w:tcPr>
-            <w:tcW w:type="dxa" w:w="4961"/>
+            <w:tcW w:type="dxa" w:w="3307"/>
           </w:tcPr>
           <w:p>
             <w:pPr>
@@ -3680,15 +4061,13 @@
                 <w:sz w:val="28"/>
                 <w:color w:val="000000"/>
               </w:rPr>
-              <w:t>Cg4Ig5rr2-MBEMzV1emeGQ</w:t>
+              <w:t>student_name</w:t>
             </w:r>
           </w:p>
         </w:tc>
-      </w:tr>
-      <w:tr>
         <w:tc>
           <w:tcPr>
-            <w:tcW w:type="dxa" w:w="4961"/>
+            <w:tcW w:type="dxa" w:w="3307"/>
           </w:tcPr>
           <w:p>
             <w:pPr>
@@ -3705,13 +4084,13 @@
                 <w:sz w:val="28"/>
                 <w:color w:val="000000"/>
               </w:rPr>
-              <w:t>signal</w:t>
+              <w:t>str</w:t>
             </w:r>
           </w:p>
         </w:tc>
         <w:tc>
           <w:tcPr>
-            <w:tcW w:type="dxa" w:w="4961"/>
+            <w:tcW w:type="dxa" w:w="3307"/>
           </w:tcPr>
           <w:p>
             <w:pPr>
@@ -3728,7 +4107,7 @@
                 <w:sz w:val="28"/>
                 <w:color w:val="000000"/>
               </w:rPr>
-              <w:t>ai_leakage</w:t>
+              <w:t>Ім'я студента (з API)</w:t>
             </w:r>
           </w:p>
         </w:tc>
@@ -3736,7 +4115,7 @@
       <w:tr>
         <w:tc>
           <w:tcPr>
-            <w:tcW w:type="dxa" w:w="4961"/>
+            <w:tcW w:type="dxa" w:w="3307"/>
           </w:tcPr>
           <w:p>
             <w:pPr>
@@ -3753,13 +4132,13 @@
                 <w:sz w:val="28"/>
                 <w:color w:val="000000"/>
               </w:rPr>
-              <w:t>channel</w:t>
+              <w:t>text</w:t>
             </w:r>
           </w:p>
         </w:tc>
         <w:tc>
           <w:tcPr>
-            <w:tcW w:type="dxa" w:w="4961"/>
+            <w:tcW w:type="dxa" w:w="3307"/>
           </w:tcPr>
           <w:p>
             <w:pPr>
@@ -3776,15 +4155,13 @@
                 <w:sz w:val="28"/>
                 <w:color w:val="000000"/>
               </w:rPr>
-              <w:t>comment.certainly_heres</w:t>
+              <w:t>str</w:t>
             </w:r>
           </w:p>
         </w:tc>
-      </w:tr>
-      <w:tr>
         <w:tc>
           <w:tcPr>
-            <w:tcW w:type="dxa" w:w="4961"/>
+            <w:tcW w:type="dxa" w:w="3307"/>
           </w:tcPr>
           <w:p>
             <w:pPr>
@@ -3801,13 +4178,15 @@
                 <w:sz w:val="28"/>
                 <w:color w:val="000000"/>
               </w:rPr>
-              <w:t>family</w:t>
+              <w:t>Витягнутий текст сорсу</w:t>
             </w:r>
           </w:p>
         </w:tc>
+      </w:tr>
+      <w:tr>
         <w:tc>
           <w:tcPr>
-            <w:tcW w:type="dxa" w:w="4961"/>
+            <w:tcW w:type="dxa" w:w="3307"/>
           </w:tcPr>
           <w:p>
             <w:pPr>
@@ -3824,15 +4203,13 @@
                 <w:sz w:val="28"/>
                 <w:color w:val="000000"/>
               </w:rPr>
-              <w:t>llm_comment</w:t>
+              <w:t>leakage_hits</w:t>
             </w:r>
           </w:p>
         </w:tc>
-      </w:tr>
-      <w:tr>
         <w:tc>
           <w:tcPr>
-            <w:tcW w:type="dxa" w:w="4961"/>
+            <w:tcW w:type="dxa" w:w="3307"/>
           </w:tcPr>
           <w:p>
             <w:pPr>
@@ -3849,13 +4226,13 @@
                 <w:sz w:val="28"/>
                 <w:color w:val="000000"/>
               </w:rPr>
-              <w:t>span_start</w:t>
+              <w:t>list[LeakageHit]</w:t>
             </w:r>
           </w:p>
         </w:tc>
         <w:tc>
           <w:tcPr>
-            <w:tcW w:type="dxa" w:w="4961"/>
+            <w:tcW w:type="dxa" w:w="3307"/>
           </w:tcPr>
           <w:p>
             <w:pPr>
@@ -3872,7 +4249,7 @@
                 <w:sz w:val="28"/>
                 <w:color w:val="000000"/>
               </w:rPr>
-              <w:t>2</w:t>
+              <w:t>Перелік спрацювань правил таксономії</w:t>
             </w:r>
           </w:p>
         </w:tc>
@@ -3880,7 +4257,7 @@
       <w:tr>
         <w:tc>
           <w:tcPr>
-            <w:tcW w:type="dxa" w:w="4961"/>
+            <w:tcW w:type="dxa" w:w="3307"/>
           </w:tcPr>
           <w:p>
             <w:pPr>
@@ -3897,13 +4274,13 @@
                 <w:sz w:val="28"/>
                 <w:color w:val="000000"/>
               </w:rPr>
-              <w:t>span_end</w:t>
+              <w:t>cohort_matches</w:t>
             </w:r>
           </w:p>
         </w:tc>
         <w:tc>
           <w:tcPr>
-            <w:tcW w:type="dxa" w:w="4961"/>
+            <w:tcW w:type="dxa" w:w="3307"/>
           </w:tcPr>
           <w:p>
             <w:pPr>
@@ -3920,15 +4297,13 @@
                 <w:sz w:val="28"/>
                 <w:color w:val="000000"/>
               </w:rPr>
-              <w:t>17</w:t>
+              <w:t>list[CohortMatch]</w:t>
             </w:r>
           </w:p>
         </w:tc>
-      </w:tr>
-      <w:tr>
         <w:tc>
           <w:tcPr>
-            <w:tcW w:type="dxa" w:w="4961"/>
+            <w:tcW w:type="dxa" w:w="3307"/>
           </w:tcPr>
           <w:p>
             <w:pPr>
@@ -3945,13 +4320,15 @@
                 <w:sz w:val="28"/>
                 <w:color w:val="000000"/>
               </w:rPr>
-              <w:t>evidence_json</w:t>
+              <w:t>Перелік когортних збігів з іншими сабмішнами</w:t>
             </w:r>
           </w:p>
         </w:tc>
+      </w:tr>
+      <w:tr>
         <w:tc>
           <w:tcPr>
-            <w:tcW w:type="dxa" w:w="4961"/>
+            <w:tcW w:type="dxa" w:w="3307"/>
           </w:tcPr>
           <w:p>
             <w:pPr>
@@ -3968,12 +4345,446 @@
                 <w:sz w:val="28"/>
                 <w:color w:val="000000"/>
               </w:rPr>
-              <w:t>{"matched_phrase": "Certainly! Here", "rule_family": "llm_comment", "rule_precision_on_synth": 1.00}</w:t>
+              <w:t>web_hits</w:t>
+            </w:r>
+          </w:p>
+        </w:tc>
+        <w:tc>
+          <w:tcPr>
+            <w:tcW w:type="dxa" w:w="3307"/>
+          </w:tcPr>
+          <w:p>
+            <w:pPr>
+              <w:spacing w:before="0" w:after="0" w:line="240" w:lineRule="auto"/>
+              <w:ind w:firstLine="0" w:left="0" w:right="0"/>
+              <w:jc w:val="left"/>
+            </w:pPr>
+            <w:r/>
+            <w:r>
+              <w:rPr>
+                <w:rFonts w:ascii="Times New Roman" w:hAnsi="Times New Roman" w:cs="Times New Roman" w:eastAsia="Times New Roman"/>
+                <w:b w:val="0"/>
+                <w:i w:val="0"/>
+                <w:sz w:val="28"/>
+                <w:color w:val="000000"/>
+              </w:rPr>
+              <w:t>list[WebHit]</w:t>
+            </w:r>
+          </w:p>
+        </w:tc>
+        <w:tc>
+          <w:tcPr>
+            <w:tcW w:type="dxa" w:w="3307"/>
+          </w:tcPr>
+          <w:p>
+            <w:pPr>
+              <w:spacing w:before="0" w:after="0" w:line="240" w:lineRule="auto"/>
+              <w:ind w:firstLine="0" w:left="0" w:right="0"/>
+              <w:jc w:val="left"/>
+            </w:pPr>
+            <w:r/>
+            <w:r>
+              <w:rPr>
+                <w:rFonts w:ascii="Times New Roman" w:hAnsi="Times New Roman" w:cs="Times New Roman" w:eastAsia="Times New Roman"/>
+                <w:b w:val="0"/>
+                <w:i w:val="0"/>
+                <w:sz w:val="28"/>
+                <w:color w:val="000000"/>
+              </w:rPr>
+              <w:t>Зовнішні веб-збіги (наразі завжди порожній)</w:t>
+            </w:r>
+          </w:p>
+        </w:tc>
+      </w:tr>
+      <w:tr>
+        <w:tc>
+          <w:tcPr>
+            <w:tcW w:type="dxa" w:w="3307"/>
+          </w:tcPr>
+          <w:p>
+            <w:pPr>
+              <w:spacing w:before="0" w:after="0" w:line="240" w:lineRule="auto"/>
+              <w:ind w:firstLine="0" w:left="0" w:right="0"/>
+              <w:jc w:val="left"/>
+            </w:pPr>
+            <w:r/>
+            <w:r>
+              <w:rPr>
+                <w:rFonts w:ascii="Times New Roman" w:hAnsi="Times New Roman" w:cs="Times New Roman" w:eastAsia="Times New Roman"/>
+                <w:b w:val="0"/>
+                <w:i w:val="0"/>
+                <w:sz w:val="28"/>
+                <w:color w:val="000000"/>
+              </w:rPr>
+              <w:t>extraction_error</w:t>
+            </w:r>
+          </w:p>
+        </w:tc>
+        <w:tc>
+          <w:tcPr>
+            <w:tcW w:type="dxa" w:w="3307"/>
+          </w:tcPr>
+          <w:p>
+            <w:pPr>
+              <w:spacing w:before="0" w:after="0" w:line="240" w:lineRule="auto"/>
+              <w:ind w:firstLine="0" w:left="0" w:right="0"/>
+              <w:jc w:val="left"/>
+            </w:pPr>
+            <w:r/>
+            <w:r>
+              <w:rPr>
+                <w:rFonts w:ascii="Times New Roman" w:hAnsi="Times New Roman" w:cs="Times New Roman" w:eastAsia="Times New Roman"/>
+                <w:b w:val="0"/>
+                <w:i w:val="0"/>
+                <w:sz w:val="28"/>
+                <w:color w:val="000000"/>
+              </w:rPr>
+              <w:t>Optional[str]</w:t>
+            </w:r>
+          </w:p>
+        </w:tc>
+        <w:tc>
+          <w:tcPr>
+            <w:tcW w:type="dxa" w:w="3307"/>
+          </w:tcPr>
+          <w:p>
+            <w:pPr>
+              <w:spacing w:before="0" w:after="0" w:line="240" w:lineRule="auto"/>
+              <w:ind w:firstLine="0" w:left="0" w:right="0"/>
+              <w:jc w:val="left"/>
+            </w:pPr>
+            <w:r/>
+            <w:r>
+              <w:rPr>
+                <w:rFonts w:ascii="Times New Roman" w:hAnsi="Times New Roman" w:cs="Times New Roman" w:eastAsia="Times New Roman"/>
+                <w:b w:val="0"/>
+                <w:i w:val="0"/>
+                <w:sz w:val="28"/>
+                <w:color w:val="000000"/>
+              </w:rPr>
+              <w:t>Повідомлення про помилку витягу, якщо вкладення не вдалося обробити</w:t>
             </w:r>
           </w:p>
         </w:tc>
       </w:tr>
     </w:tbl>
+    <w:p>
+      <w:pPr>
+        <w:spacing w:before="0" w:after="0" w:line="360" w:lineRule="auto"/>
+        <w:ind w:firstLine="720" w:left="0" w:right="0"/>
+        <w:jc w:val="both"/>
+      </w:pPr>
+      <w:r>
+        <w:rPr>
+          <w:rFonts w:ascii="Times New Roman" w:hAnsi="Times New Roman" w:cs="Times New Roman" w:eastAsia="Times New Roman"/>
+          <w:b w:val="0"/>
+          <w:i w:val="0"/>
+          <w:sz w:val="28"/>
+          <w:color w:val="000000"/>
+        </w:rPr>
+        <w:t xml:space="preserve">Кожен об'єкт </w:t>
+      </w:r>
+      <w:r>
+        <w:rPr>
+          <w:rFonts w:ascii="Times New Roman" w:hAnsi="Times New Roman" w:cs="Times New Roman" w:eastAsia="Times New Roman"/>
+          <w:b w:val="0"/>
+          <w:i w:val="0"/>
+          <w:sz w:val="28"/>
+          <w:color w:val="000000"/>
+        </w:rPr>
+        <w:t>LeakageHit</w:t>
+      </w:r>
+      <w:r>
+        <w:rPr>
+          <w:rFonts w:ascii="Times New Roman" w:hAnsi="Times New Roman" w:cs="Times New Roman" w:eastAsia="Times New Roman"/>
+          <w:b w:val="0"/>
+          <w:i w:val="0"/>
+          <w:sz w:val="28"/>
+          <w:color w:val="000000"/>
+        </w:rPr>
+        <w:t xml:space="preserve"> містить </w:t>
+      </w:r>
+      <w:r>
+        <w:rPr>
+          <w:rFonts w:ascii="Times New Roman" w:hAnsi="Times New Roman" w:cs="Times New Roman" w:eastAsia="Times New Roman"/>
+          <w:b w:val="0"/>
+          <w:i w:val="0"/>
+          <w:sz w:val="28"/>
+          <w:color w:val="000000"/>
+        </w:rPr>
+        <w:t>rule_id</w:t>
+      </w:r>
+      <w:r>
+        <w:rPr>
+          <w:rFonts w:ascii="Times New Roman" w:hAnsi="Times New Roman" w:cs="Times New Roman" w:eastAsia="Times New Roman"/>
+          <w:b w:val="0"/>
+          <w:i w:val="0"/>
+          <w:sz w:val="28"/>
+          <w:color w:val="000000"/>
+        </w:rPr>
+        <w:t xml:space="preserve">, </w:t>
+      </w:r>
+      <w:r>
+        <w:rPr>
+          <w:rFonts w:ascii="Times New Roman" w:hAnsi="Times New Roman" w:cs="Times New Roman" w:eastAsia="Times New Roman"/>
+          <w:b w:val="0"/>
+          <w:i w:val="0"/>
+          <w:sz w:val="28"/>
+          <w:color w:val="000000"/>
+        </w:rPr>
+        <w:t>rule_family</w:t>
+      </w:r>
+      <w:r>
+        <w:rPr>
+          <w:rFonts w:ascii="Times New Roman" w:hAnsi="Times New Roman" w:cs="Times New Roman" w:eastAsia="Times New Roman"/>
+          <w:b w:val="0"/>
+          <w:i w:val="0"/>
+          <w:sz w:val="28"/>
+          <w:color w:val="000000"/>
+        </w:rPr>
+        <w:t xml:space="preserve">, </w:t>
+      </w:r>
+      <w:r>
+        <w:rPr>
+          <w:rFonts w:ascii="Times New Roman" w:hAnsi="Times New Roman" w:cs="Times New Roman" w:eastAsia="Times New Roman"/>
+          <w:b w:val="0"/>
+          <w:i w:val="0"/>
+          <w:sz w:val="28"/>
+          <w:color w:val="000000"/>
+        </w:rPr>
+        <w:t>description</w:t>
+      </w:r>
+      <w:r>
+        <w:rPr>
+          <w:rFonts w:ascii="Times New Roman" w:hAnsi="Times New Roman" w:cs="Times New Roman" w:eastAsia="Times New Roman"/>
+          <w:b w:val="0"/>
+          <w:i w:val="0"/>
+          <w:sz w:val="28"/>
+          <w:color w:val="000000"/>
+        </w:rPr>
+        <w:t xml:space="preserve">, </w:t>
+      </w:r>
+      <w:r>
+        <w:rPr>
+          <w:rFonts w:ascii="Times New Roman" w:hAnsi="Times New Roman" w:cs="Times New Roman" w:eastAsia="Times New Roman"/>
+          <w:b w:val="0"/>
+          <w:i w:val="0"/>
+          <w:sz w:val="28"/>
+          <w:color w:val="000000"/>
+        </w:rPr>
+        <w:t>start</w:t>
+      </w:r>
+      <w:r>
+        <w:rPr>
+          <w:rFonts w:ascii="Times New Roman" w:hAnsi="Times New Roman" w:cs="Times New Roman" w:eastAsia="Times New Roman"/>
+          <w:b w:val="0"/>
+          <w:i w:val="0"/>
+          <w:sz w:val="28"/>
+          <w:color w:val="000000"/>
+        </w:rPr>
+        <w:t xml:space="preserve">, </w:t>
+      </w:r>
+      <w:r>
+        <w:rPr>
+          <w:rFonts w:ascii="Times New Roman" w:hAnsi="Times New Roman" w:cs="Times New Roman" w:eastAsia="Times New Roman"/>
+          <w:b w:val="0"/>
+          <w:i w:val="0"/>
+          <w:sz w:val="28"/>
+          <w:color w:val="000000"/>
+        </w:rPr>
+        <w:t>end</w:t>
+      </w:r>
+      <w:r>
+        <w:rPr>
+          <w:rFonts w:ascii="Times New Roman" w:hAnsi="Times New Roman" w:cs="Times New Roman" w:eastAsia="Times New Roman"/>
+          <w:b w:val="0"/>
+          <w:i w:val="0"/>
+          <w:sz w:val="28"/>
+          <w:color w:val="000000"/>
+        </w:rPr>
+        <w:t xml:space="preserve">, </w:t>
+      </w:r>
+      <w:r>
+        <w:rPr>
+          <w:rFonts w:ascii="Times New Roman" w:hAnsi="Times New Roman" w:cs="Times New Roman" w:eastAsia="Times New Roman"/>
+          <w:b w:val="0"/>
+          <w:i w:val="0"/>
+          <w:sz w:val="28"/>
+          <w:color w:val="000000"/>
+        </w:rPr>
+        <w:t>evidence</w:t>
+      </w:r>
+      <w:r>
+        <w:rPr>
+          <w:rFonts w:ascii="Times New Roman" w:hAnsi="Times New Roman" w:cs="Times New Roman" w:eastAsia="Times New Roman"/>
+          <w:b w:val="0"/>
+          <w:i w:val="0"/>
+          <w:sz w:val="28"/>
+          <w:color w:val="000000"/>
+        </w:rPr>
+        <w:t xml:space="preserve">; кожен </w:t>
+      </w:r>
+      <w:r>
+        <w:rPr>
+          <w:rFonts w:ascii="Times New Roman" w:hAnsi="Times New Roman" w:cs="Times New Roman" w:eastAsia="Times New Roman"/>
+          <w:b w:val="0"/>
+          <w:i w:val="0"/>
+          <w:sz w:val="28"/>
+          <w:color w:val="000000"/>
+        </w:rPr>
+        <w:t>CohortMatch</w:t>
+      </w:r>
+      <w:r>
+        <w:rPr>
+          <w:rFonts w:ascii="Times New Roman" w:hAnsi="Times New Roman" w:cs="Times New Roman" w:eastAsia="Times New Roman"/>
+          <w:b w:val="0"/>
+          <w:i w:val="0"/>
+          <w:sz w:val="28"/>
+          <w:color w:val="000000"/>
+        </w:rPr>
+        <w:t xml:space="preserve"> — </w:t>
+      </w:r>
+      <w:r>
+        <w:rPr>
+          <w:rFonts w:ascii="Times New Roman" w:hAnsi="Times New Roman" w:cs="Times New Roman" w:eastAsia="Times New Roman"/>
+          <w:b w:val="0"/>
+          <w:i w:val="0"/>
+          <w:sz w:val="28"/>
+          <w:color w:val="000000"/>
+        </w:rPr>
+        <w:t>other_submission_id</w:t>
+      </w:r>
+      <w:r>
+        <w:rPr>
+          <w:rFonts w:ascii="Times New Roman" w:hAnsi="Times New Roman" w:cs="Times New Roman" w:eastAsia="Times New Roman"/>
+          <w:b w:val="0"/>
+          <w:i w:val="0"/>
+          <w:sz w:val="28"/>
+          <w:color w:val="000000"/>
+        </w:rPr>
+        <w:t xml:space="preserve">, </w:t>
+      </w:r>
+      <w:r>
+        <w:rPr>
+          <w:rFonts w:ascii="Times New Roman" w:hAnsi="Times New Roman" w:cs="Times New Roman" w:eastAsia="Times New Roman"/>
+          <w:b w:val="0"/>
+          <w:i w:val="0"/>
+          <w:sz w:val="28"/>
+          <w:color w:val="000000"/>
+        </w:rPr>
+        <w:t>other_student_name</w:t>
+      </w:r>
+      <w:r>
+        <w:rPr>
+          <w:rFonts w:ascii="Times New Roman" w:hAnsi="Times New Roman" w:cs="Times New Roman" w:eastAsia="Times New Roman"/>
+          <w:b w:val="0"/>
+          <w:i w:val="0"/>
+          <w:sz w:val="28"/>
+          <w:color w:val="000000"/>
+        </w:rPr>
+        <w:t xml:space="preserve">, </w:t>
+      </w:r>
+      <w:r>
+        <w:rPr>
+          <w:rFonts w:ascii="Times New Roman" w:hAnsi="Times New Roman" w:cs="Times New Roman" w:eastAsia="Times New Roman"/>
+          <w:b w:val="0"/>
+          <w:i w:val="0"/>
+          <w:sz w:val="28"/>
+          <w:color w:val="000000"/>
+        </w:rPr>
+        <w:t>channel</w:t>
+      </w:r>
+      <w:r>
+        <w:rPr>
+          <w:rFonts w:ascii="Times New Roman" w:hAnsi="Times New Roman" w:cs="Times New Roman" w:eastAsia="Times New Roman"/>
+          <w:b w:val="0"/>
+          <w:i w:val="0"/>
+          <w:sz w:val="28"/>
+          <w:color w:val="000000"/>
+        </w:rPr>
+        <w:t xml:space="preserve"> (</w:t>
+      </w:r>
+      <w:r>
+        <w:rPr>
+          <w:rFonts w:ascii="Times New Roman" w:hAnsi="Times New Roman" w:cs="Times New Roman" w:eastAsia="Times New Roman"/>
+          <w:b w:val="0"/>
+          <w:i w:val="0"/>
+          <w:sz w:val="28"/>
+          <w:color w:val="000000"/>
+        </w:rPr>
+        <w:t>"winnowing"</w:t>
+      </w:r>
+      <w:r>
+        <w:rPr>
+          <w:rFonts w:ascii="Times New Roman" w:hAnsi="Times New Roman" w:cs="Times New Roman" w:eastAsia="Times New Roman"/>
+          <w:b w:val="0"/>
+          <w:i w:val="0"/>
+          <w:sz w:val="28"/>
+          <w:color w:val="000000"/>
+        </w:rPr>
+        <w:t xml:space="preserve"> або </w:t>
+      </w:r>
+      <w:r>
+        <w:rPr>
+          <w:rFonts w:ascii="Times New Roman" w:hAnsi="Times New Roman" w:cs="Times New Roman" w:eastAsia="Times New Roman"/>
+          <w:b w:val="0"/>
+          <w:i w:val="0"/>
+          <w:sz w:val="28"/>
+          <w:color w:val="000000"/>
+        </w:rPr>
+        <w:t>"ast"</w:t>
+      </w:r>
+      <w:r>
+        <w:rPr>
+          <w:rFonts w:ascii="Times New Roman" w:hAnsi="Times New Roman" w:cs="Times New Roman" w:eastAsia="Times New Roman"/>
+          <w:b w:val="0"/>
+          <w:i w:val="0"/>
+          <w:sz w:val="28"/>
+          <w:color w:val="000000"/>
+        </w:rPr>
+        <w:t xml:space="preserve">), </w:t>
+      </w:r>
+      <w:r>
+        <w:rPr>
+          <w:rFonts w:ascii="Times New Roman" w:hAnsi="Times New Roman" w:cs="Times New Roman" w:eastAsia="Times New Roman"/>
+          <w:b w:val="0"/>
+          <w:i w:val="0"/>
+          <w:sz w:val="28"/>
+          <w:color w:val="000000"/>
+        </w:rPr>
+        <w:t>score</w:t>
+      </w:r>
+      <w:r>
+        <w:rPr>
+          <w:rFonts w:ascii="Times New Roman" w:hAnsi="Times New Roman" w:cs="Times New Roman" w:eastAsia="Times New Roman"/>
+          <w:b w:val="0"/>
+          <w:i w:val="0"/>
+          <w:sz w:val="28"/>
+          <w:color w:val="000000"/>
+        </w:rPr>
+        <w:t xml:space="preserve">, перелік </w:t>
+      </w:r>
+      <w:r>
+        <w:rPr>
+          <w:rFonts w:ascii="Times New Roman" w:hAnsi="Times New Roman" w:cs="Times New Roman" w:eastAsia="Times New Roman"/>
+          <w:b w:val="0"/>
+          <w:i w:val="0"/>
+          <w:sz w:val="28"/>
+          <w:color w:val="000000"/>
+        </w:rPr>
+        <w:t>CohortSpan</w:t>
+      </w:r>
+      <w:r>
+        <w:rPr>
+          <w:rFonts w:ascii="Times New Roman" w:hAnsi="Times New Roman" w:cs="Times New Roman" w:eastAsia="Times New Roman"/>
+          <w:b w:val="0"/>
+          <w:i w:val="0"/>
+          <w:sz w:val="28"/>
+          <w:color w:val="000000"/>
+        </w:rPr>
+        <w:t>.</w:t>
+      </w:r>
+    </w:p>
     <w:p>
       <w:pPr>
         <w:pStyle w:val="21"/>
@@ -10501,7 +11312,7 @@
           <w:sz w:val="28"/>
           <w:color w:val="000000"/>
         </w:rPr>
-        <w:t>У комерційному сегменті задача підсвічування фрагментів, схожих на машинно-згенерований текст, останніми роками розв'язується через ML-класифікатори. CopyLeaks AI Detector у режимі AI Phrases оцінює речення за моделлю, тренованою на статистичних патернах [22; 26]. Turnitin AI Writing Detection поєднує власну модель з окремим компонентом AI Paraphrase Detection [24; 25]. Обидва інструменти повертають оцінку впевненості й підсвічують речення. Запропонований у роботі засіб свідомо відмовляється від цього підходу. Підстав три.</w:t>
+        <w:t>У комерційному сегменті задача підсвічування фрагментів, схожих на машинно-згенерований текст, останніми роками розв'язується через ML-класифікатори. CopyLeaks AI Detector у режимі AI Phrases оцінює речення за моделлю, тренованою на статистичних патернах [22; 25]. Turnitin AI Writing Detection поєднує власну модель з окремим компонентом AI Paraphrase Detection [23; 24]. Обидва інструменти повертають оцінку впевненості й підсвічують речення. Запропонований у роботі засіб свідомо відмовляється від цього підходу. Підстав три.</w:t>
       </w:r>
     </w:p>
     <w:p>
@@ -10629,7 +11440,7 @@
           <w:sz w:val="28"/>
           <w:color w:val="000000"/>
         </w:rPr>
-        <w:t>Літературний фронт у відповідь розробляє таксономії ознак, які людина може застосувати самостійно. У [27] Расселл, Карпінська й Іяр емпірично показали, що систематизовані пояснення досвідчених користувачів ChatGPT використовують стійкі типи підказок (вокабулярні, структурні, дискурсивні) і дозволяють людині-розмітнику переважати найкращі автоматичні детектори. Запропонований у роботі засіб реалізує цю саму ідейну лінію в прикладному форматі — як набір правил-даних з виміряною точністю, придатних до прямого використання у звіті для викладача.</w:t>
+        <w:t>Літературний фронт у відповідь розробляє таксономії ознак, які людина може застосувати самостійно. У [26] Расселл, Карпінська й Іяр емпірично показали, що систематизовані пояснення досвідчених користувачів ChatGPT використовують стійкі типи підказок (вокабулярні, структурні, дискурсивні) і дозволяють людині-розмітнику переважати найкращі автоматичні детектори. Запропонований у роботі засіб реалізує цю саму ідейну лінію в прикладному форматі — як набір правил-даних з виміряною точністю, придатних до прямого використання у звіті для викладача.</w:t>
       </w:r>
     </w:p>
     <w:p>
@@ -15157,7 +15968,7 @@
           <w:sz w:val="28"/>
           <w:color w:val="000000"/>
         </w:rPr>
-        <w:t xml:space="preserve">Інтерфейс модуля побудований під майбутній виклик зовнішнього API CopyLeaks-сумісного типу: метод </w:t>
+        <w:t xml:space="preserve">Інтерфейс модуля побудований як прямий метод </w:t>
       </w:r>
       <w:r>
         <w:rPr>
@@ -15177,7 +15988,7 @@
           <w:sz w:val="28"/>
           <w:color w:val="000000"/>
         </w:rPr>
-        <w:t xml:space="preserve"> повертає перелік об'єктів з полями </w:t>
+        <w:t xml:space="preserve">, що повертає перелік об'єктів з полями </w:t>
       </w:r>
       <w:r>
         <w:rPr>
@@ -15237,7 +16048,7 @@
           <w:sz w:val="28"/>
           <w:color w:val="000000"/>
         </w:rPr>
-        <w:t>. У звіті по сабмішну окремо позначено, що цей сигнал — зовнішній: викладач має знати, чий індекс «бачить» спрацювання і яке обмеження на доменне покриття існує.</w:t>
+        <w:t>. Для прози такий інтерфейс пасує CopyLeaks-, Turnitin-подібним REST-API; для сорсів програм прямими аналогами є Moss [6] і JPlag [7], але обидва — CLI-сервіси, що завантажують код у власну чергу обробки, а не REST. Тому реальна інтеграція винесена за межі цієї ітерації як деплоймент-задача; інтерфейс модуля сумісний з тим самим контрактом і допускає прикручування Moss-клієнта без зміни решти пайплайну.</w:t>
       </w:r>
     </w:p>
     <w:p>
@@ -16629,7 +17440,7 @@
           <w:sz w:val="28"/>
           <w:color w:val="000000"/>
         </w:rPr>
-        <w:t xml:space="preserve"> містить ранжовану таблицю сабмішнів і панель фільтрів. Кожний рядок таблиці показує псевдонім студента, ранг, окремі оцінки сигналів і кнопку «Відкрити». Користувач може пересортувати таблицю за окремою колонкою або відфільтрувати сабмішни лише з певним типом спрацювання.</w:t>
+        <w:t xml:space="preserve"> містить ранжовану таблицю сабмішнів. Кожний рядок таблиці показує ім'я студента, кількість спрацювань правил таксономії, кількість когортних збігів, кількість веб-збігів та зведений бал підозри (формула 5.1). Користувач може пересортувати таблицю за окремою колонкою (значення для скріншотів — 36,8 / 15,8 / 15,8 / 8,7 на завданні Task1 — відтворені формулою з вагами 3,0 / 5,0 / 3,0 / 3,0).</w:t>
       </w:r>
     </w:p>
     <w:p>
@@ -19221,7 +20032,7 @@
           <w:sz w:val="28"/>
           <w:color w:val="000000"/>
         </w:rPr>
-        <w:t>Спроєктовано архітектуру інструменту, що складається з п'яти верств: інтерфейсу викладача, оркестрації, інтеграцій з Google Classroom, сигналів і звіту. Описано модель даних, що зберігає сабмішни, перевірки й знахідки в локальній базі SQLite з псевдонімізацією ідентифікаторів студентів. Сформульовано принцип посигнальних доказів, який свідомо відмовляється від єдиного підсумкового балу й подає викладачеві перелік окремо інтерпретованих ознак.</w:t>
+        <w:t>Спроєктовано архітектуру інструменту, що складається з п'яти верств: інтерфейсу викладача, оркестрації, інтеграцій з Google Classroom, сигналів і звіту. Описано модель даних, що зберігає кожен запуск перевірки в локальній базі SQLite як один запис із серіалізованим Pydantic-звітом. Сформульовано принцип посигнальних доказів, який свідомо відмовляється від єдиного підсумкового балу й подає викладачеві перелік окремо інтерпретованих ознак.</w:t>
       </w:r>
     </w:p>
     <w:p>
@@ -20322,7 +21133,7 @@
           <w:sz w:val="28"/>
           <w:color w:val="000000"/>
         </w:rPr>
-        <w:t xml:space="preserve">23. Google LLC. Run an originality report on your work. </w:t>
+        <w:t xml:space="preserve">23. Turnitin LLC. Turnitin Helps Educators and Publishers Advance Critical Thinking with New AI Paraphrasing Detection Feature. </w:t>
       </w:r>
       <w:r>
         <w:rPr>
@@ -20332,17 +21143,17 @@
           <w:sz w:val="28"/>
           <w:color w:val="000000"/>
         </w:rPr>
-        <w:t>Classroom Help</w:t>
-      </w:r>
-      <w:r>
-        <w:rPr>
-          <w:rFonts w:ascii="Times New Roman" w:hAnsi="Times New Roman" w:cs="Times New Roman" w:eastAsia="Times New Roman"/>
-          <w:b w:val="0"/>
-          <w:i w:val="0"/>
-          <w:sz w:val="28"/>
-          <w:color w:val="000000"/>
-        </w:rPr>
-        <w:t>. URL: https://support.google.com/edu/classroom/answer/9335819 (дата звернення: 06.06.2026).</w:t>
+        <w:t>Press Release</w:t>
+      </w:r>
+      <w:r>
+        <w:rPr>
+          <w:rFonts w:ascii="Times New Roman" w:hAnsi="Times New Roman" w:cs="Times New Roman" w:eastAsia="Times New Roman"/>
+          <w:b w:val="0"/>
+          <w:i w:val="0"/>
+          <w:sz w:val="28"/>
+          <w:color w:val="000000"/>
+        </w:rPr>
+        <w:t>. URL: https://www.turnitin.com/press/turnitin-new-ai-paraphrasing-detection-feature (дата звернення: 06.06.2026).</w:t>
       </w:r>
     </w:p>
     <w:p>
@@ -20359,27 +21170,7 @@
           <w:sz w:val="28"/>
           <w:color w:val="000000"/>
         </w:rPr>
-        <w:t xml:space="preserve">24. Turnitin LLC. Turnitin Helps Educators and Publishers Advance Critical Thinking with New AI Paraphrasing Detection Feature. </w:t>
-      </w:r>
-      <w:r>
-        <w:rPr>
-          <w:rFonts w:ascii="Times New Roman" w:hAnsi="Times New Roman" w:cs="Times New Roman" w:eastAsia="Times New Roman"/>
-          <w:b w:val="0"/>
-          <w:i/>
-          <w:sz w:val="28"/>
-          <w:color w:val="000000"/>
-        </w:rPr>
-        <w:t>Press Release</w:t>
-      </w:r>
-      <w:r>
-        <w:rPr>
-          <w:rFonts w:ascii="Times New Roman" w:hAnsi="Times New Roman" w:cs="Times New Roman" w:eastAsia="Times New Roman"/>
-          <w:b w:val="0"/>
-          <w:i w:val="0"/>
-          <w:sz w:val="28"/>
-          <w:color w:val="000000"/>
-        </w:rPr>
-        <w:t>. URL: https://www.turnitin.com/press/turnitin-new-ai-paraphrasing-detection-feature (дата звернення: 06.06.2026).</w:t>
+        <w:t>24. Turnitin LLC. AI writing detection capabilities — FAQs. URL: https://guides.turnitin.com/hc/en-us/articles/28477544839821 (дата звернення: 06.06.2026).</w:t>
       </w:r>
     </w:p>
     <w:p>
@@ -20396,7 +21187,7 @@
           <w:sz w:val="28"/>
           <w:color w:val="000000"/>
         </w:rPr>
-        <w:t>25. Turnitin LLC. AI writing detection capabilities — FAQs. URL: https://guides.turnitin.com/hc/en-us/articles/28477544839821 (дата звернення: 06.06.2026).</w:t>
+        <w:t>25. Copyleaks Ltd. How does Copyleaks AI Detection work? URL: https://help.copyleaks.com/hc/en-us/articles/33816916374285 (дата звернення: 06.06.2026).</w:t>
       </w:r>
     </w:p>
     <w:p>
@@ -20413,24 +21204,7 @@
           <w:sz w:val="28"/>
           <w:color w:val="000000"/>
         </w:rPr>
-        <w:t>26. Copyleaks Ltd. How does Copyleaks AI Detection work? URL: https://help.copyleaks.com/hc/en-us/articles/33816916374285 (дата звернення: 06.06.2026).</w:t>
-      </w:r>
-    </w:p>
-    <w:p>
-      <w:pPr>
-        <w:spacing w:before="0" w:after="0" w:line="360" w:lineRule="auto"/>
-        <w:ind w:firstLine="720" w:left="0" w:right="0"/>
-        <w:jc w:val="both"/>
-      </w:pPr>
-      <w:r>
-        <w:rPr>
-          <w:rFonts w:ascii="Times New Roman" w:hAnsi="Times New Roman" w:cs="Times New Roman" w:eastAsia="Times New Roman"/>
-          <w:b w:val="0"/>
-          <w:i w:val="0"/>
-          <w:sz w:val="28"/>
-          <w:color w:val="000000"/>
-        </w:rPr>
-        <w:t xml:space="preserve">27. Russell J., Karpinska M., Iyyer M. People who frequently use ChatGPT for writing tasks are accurate and robust detectors of AI-generated text. </w:t>
+        <w:t xml:space="preserve">26. Russell J., Karpinska M., Iyyer M. People who frequently use ChatGPT for writing tasks are accurate and robust detectors of AI-generated text. </w:t>
       </w:r>
       <w:r>
         <w:rPr>

--- a/thesis/diploma.docx
+++ b/thesis/diploma.docx
@@ -66,7 +66,7 @@
       <w:r>
         <w:rPr>
           <w:rFonts w:ascii="Times New Roman" w:hAnsi="Times New Roman" w:cs="Times New Roman" w:eastAsia="Times New Roman"/>
-          <w:b w:val="0"/>
+          <w:b/>
           <w:i w:val="0"/>
           <w:sz w:val="28"/>
           <w:color w:val="000000"/>
@@ -480,7 +480,7 @@
       <w:r>
         <w:rPr>
           <w:rFonts w:ascii="Times New Roman" w:hAnsi="Times New Roman" w:cs="Times New Roman" w:eastAsia="Times New Roman"/>
-          <w:b w:val="0"/>
+          <w:b/>
           <w:i w:val="0"/>
           <w:sz w:val="28"/>
           <w:color w:val="000000"/>
@@ -20479,27 +20479,7 @@
           <w:sz w:val="28"/>
           <w:color w:val="000000"/>
         </w:rPr>
-        <w:t xml:space="preserve">1. Про вищу освіту: Закон України від 01.07.2014 № 1556-VII. </w:t>
-      </w:r>
-      <w:r>
-        <w:rPr>
-          <w:rFonts w:ascii="Times New Roman" w:hAnsi="Times New Roman" w:cs="Times New Roman" w:eastAsia="Times New Roman"/>
-          <w:b w:val="0"/>
-          <w:i/>
-          <w:sz w:val="28"/>
-          <w:color w:val="000000"/>
-        </w:rPr>
-        <w:t>Відомості Верховної Ради України</w:t>
-      </w:r>
-      <w:r>
-        <w:rPr>
-          <w:rFonts w:ascii="Times New Roman" w:hAnsi="Times New Roman" w:cs="Times New Roman" w:eastAsia="Times New Roman"/>
-          <w:b w:val="0"/>
-          <w:i w:val="0"/>
-          <w:sz w:val="28"/>
-          <w:color w:val="000000"/>
-        </w:rPr>
-        <w:t>. 2014. № 37–38. Ст. 2004.</w:t>
+        <w:t>1. Про вищу освіту : Закон України від 01.07.2014 № 1556-VII // Відомості Верховної Ради України. 2014. № 37–38. Ст. 2004.</w:t>
       </w:r>
     </w:p>
     <w:p>
@@ -20516,27 +20496,7 @@
           <w:sz w:val="28"/>
           <w:color w:val="000000"/>
         </w:rPr>
-        <w:t xml:space="preserve">2. Про освіту: Закон України від 05.09.2017 № 2145-VIII. </w:t>
-      </w:r>
-      <w:r>
-        <w:rPr>
-          <w:rFonts w:ascii="Times New Roman" w:hAnsi="Times New Roman" w:cs="Times New Roman" w:eastAsia="Times New Roman"/>
-          <w:b w:val="0"/>
-          <w:i/>
-          <w:sz w:val="28"/>
-          <w:color w:val="000000"/>
-        </w:rPr>
-        <w:t>Відомості Верховної Ради України</w:t>
-      </w:r>
-      <w:r>
-        <w:rPr>
-          <w:rFonts w:ascii="Times New Roman" w:hAnsi="Times New Roman" w:cs="Times New Roman" w:eastAsia="Times New Roman"/>
-          <w:b w:val="0"/>
-          <w:i w:val="0"/>
-          <w:sz w:val="28"/>
-          <w:color w:val="000000"/>
-        </w:rPr>
-        <w:t>. 2017. № 38–39. Ст. 380.</w:t>
+        <w:t>2. Про освіту : Закон України від 05.09.2017 № 2145-VIII // Відомості Верховної Ради України. 2017. № 38–39. Ст. 380.</w:t>
       </w:r>
     </w:p>
     <w:p>
@@ -20553,7 +20513,7 @@
           <w:sz w:val="28"/>
           <w:color w:val="000000"/>
         </w:rPr>
-        <w:t>3. ДСТУ 8302:2015. Інформація та документація. Бібліографічне посилання. Загальні положення та правила складання. Київ: ДП «УкрНДНЦ», 2016. 17 с.</w:t>
+        <w:t>3. Інформація та документація. Бібліографічне посилання. Загальні положення та правила складання : ДСТУ 8302:2015. Київ : ДП «УкрНДНЦ», 2016. 17 с.</w:t>
       </w:r>
     </w:p>
     <w:p>
@@ -20570,7 +20530,7 @@
           <w:sz w:val="28"/>
           <w:color w:val="000000"/>
         </w:rPr>
-        <w:t>4. Карнаух Т. О., Омельчук Л. Л., Ставровський А. Б. Методичні вказівки з підготовки та оформлення кваліфікаційних та курсових робіт для студентів факультету комп'ютерних наук та кібернетики. Київ: Київський національний університет імені Тараса Шевченка, 2025. 58 с.</w:t>
+        <w:t>4. Карнаух Т. О., Омельчук Л. Л., Ставровський А. Б. Методичні вказівки з підготовки та оформлення кваліфікаційних та курсових робіт для студентів факультету комп'ютерних наук та кібернетики. Київ : Київський національний університет імені Тараса Шевченка, 2025. 58 с.</w:t>
       </w:r>
     </w:p>
     <w:p>
@@ -20587,7 +20547,7 @@
           <w:sz w:val="28"/>
           <w:color w:val="000000"/>
         </w:rPr>
-        <w:t>5. Положення про систему запобігання та виявлення академічного плагіату в роботах здобувачів вищої освіти Київського національного університету імені Тараса Шевченка. Київ: Київський національний університет імені Тараса Шевченка, 2020.</w:t>
+        <w:t>5. Положення про систему запобігання та виявлення академічного плагіату в роботах здобувачів вищої освіти Київського національного університету імені Тараса Шевченка. Київ : Київський національний університет імені Тараса Шевченка, 2020.</w:t>
       </w:r>
     </w:p>
     <w:p>
@@ -20604,27 +20564,7 @@
           <w:sz w:val="28"/>
           <w:color w:val="000000"/>
         </w:rPr>
-        <w:t xml:space="preserve">6. Schleimer S., Wilkerson D. S., Aiken A. Winnowing: local algorithms for document fingerprinting. </w:t>
-      </w:r>
-      <w:r>
-        <w:rPr>
-          <w:rFonts w:ascii="Times New Roman" w:hAnsi="Times New Roman" w:cs="Times New Roman" w:eastAsia="Times New Roman"/>
-          <w:b w:val="0"/>
-          <w:i/>
-          <w:sz w:val="28"/>
-          <w:color w:val="000000"/>
-        </w:rPr>
-        <w:t>Proceedings of the 2003 ACM SIGMOD International Conference on Management of Data</w:t>
-      </w:r>
-      <w:r>
-        <w:rPr>
-          <w:rFonts w:ascii="Times New Roman" w:hAnsi="Times New Roman" w:cs="Times New Roman" w:eastAsia="Times New Roman"/>
-          <w:b w:val="0"/>
-          <w:i w:val="0"/>
-          <w:sz w:val="28"/>
-          <w:color w:val="000000"/>
-        </w:rPr>
-        <w:t>. ACM, 2003. P. 76–85.</w:t>
+        <w:t>6. Schleimer S., Wilkerson D. S., Aiken A. Winnowing: local algorithms for document fingerprinting // Proceedings of the 2003 ACM SIGMOD International Conference on Management of Data. New York : ACM, 2003. P. 76–85.</w:t>
       </w:r>
     </w:p>
     <w:p>
@@ -20641,27 +20581,7 @@
           <w:sz w:val="28"/>
           <w:color w:val="000000"/>
         </w:rPr>
-        <w:t xml:space="preserve">7. Prechelt L., Malpohl G., Philippsen M. Finding Plagiarisms among a Set of Programs with JPlag. </w:t>
-      </w:r>
-      <w:r>
-        <w:rPr>
-          <w:rFonts w:ascii="Times New Roman" w:hAnsi="Times New Roman" w:cs="Times New Roman" w:eastAsia="Times New Roman"/>
-          <w:b w:val="0"/>
-          <w:i/>
-          <w:sz w:val="28"/>
-          <w:color w:val="000000"/>
-        </w:rPr>
-        <w:t>Journal of Universal Computer Science</w:t>
-      </w:r>
-      <w:r>
-        <w:rPr>
-          <w:rFonts w:ascii="Times New Roman" w:hAnsi="Times New Roman" w:cs="Times New Roman" w:eastAsia="Times New Roman"/>
-          <w:b w:val="0"/>
-          <w:i w:val="0"/>
-          <w:sz w:val="28"/>
-          <w:color w:val="000000"/>
-        </w:rPr>
-        <w:t>. 2002. Vol. 8, № 11. P. 1016–1038.</w:t>
+        <w:t>7. Prechelt L., Malpohl G., Philippsen M. Finding Plagiarisms among a Set of Programs with JPlag // Journal of Universal Computer Science. 2002. Vol. 8, № 11. P. 1016–1038.</w:t>
       </w:r>
     </w:p>
     <w:p>
@@ -20678,27 +20598,7 @@
           <w:sz w:val="28"/>
           <w:color w:val="000000"/>
         </w:rPr>
-        <w:t xml:space="preserve">8. Maertens R., Van Petegem C., Strijbol N., Baeyens T., Jacobs A. C., Dawyndt P., Mesuere B. Dolos: Language-agnostic plagiarism detection in source code. </w:t>
-      </w:r>
-      <w:r>
-        <w:rPr>
-          <w:rFonts w:ascii="Times New Roman" w:hAnsi="Times New Roman" w:cs="Times New Roman" w:eastAsia="Times New Roman"/>
-          <w:b w:val="0"/>
-          <w:i/>
-          <w:sz w:val="28"/>
-          <w:color w:val="000000"/>
-        </w:rPr>
-        <w:t>Journal of Computer Assisted Learning</w:t>
-      </w:r>
-      <w:r>
-        <w:rPr>
-          <w:rFonts w:ascii="Times New Roman" w:hAnsi="Times New Roman" w:cs="Times New Roman" w:eastAsia="Times New Roman"/>
-          <w:b w:val="0"/>
-          <w:i w:val="0"/>
-          <w:sz w:val="28"/>
-          <w:color w:val="000000"/>
-        </w:rPr>
-        <w:t>. 2022. Vol. 38, № 4. P. 1046–1061.</w:t>
+        <w:t>8. Maertens R., Van Petegem C., Strijbol N., Baeyens T., Jacobs A. C., Dawyndt P., Mesuere B. Dolos: Language-agnostic plagiarism detection in source code // Journal of Computer Assisted Learning. 2022. Vol. 38, № 4. P. 1046–1061.</w:t>
       </w:r>
     </w:p>
     <w:p>
@@ -20715,27 +20615,7 @@
           <w:sz w:val="28"/>
           <w:color w:val="000000"/>
         </w:rPr>
-        <w:t xml:space="preserve">9. Maurer H., Kappe F., Zaka B. Plagiarism — A Survey. </w:t>
-      </w:r>
-      <w:r>
-        <w:rPr>
-          <w:rFonts w:ascii="Times New Roman" w:hAnsi="Times New Roman" w:cs="Times New Roman" w:eastAsia="Times New Roman"/>
-          <w:b w:val="0"/>
-          <w:i/>
-          <w:sz w:val="28"/>
-          <w:color w:val="000000"/>
-        </w:rPr>
-        <w:t>Journal of Universal Computer Science</w:t>
-      </w:r>
-      <w:r>
-        <w:rPr>
-          <w:rFonts w:ascii="Times New Roman" w:hAnsi="Times New Roman" w:cs="Times New Roman" w:eastAsia="Times New Roman"/>
-          <w:b w:val="0"/>
-          <w:i w:val="0"/>
-          <w:sz w:val="28"/>
-          <w:color w:val="000000"/>
-        </w:rPr>
-        <w:t>. 2006. Vol. 12, № 8. P. 1050–1084.</w:t>
+        <w:t>9. Maurer H., Kappe F., Zaka B. Plagiarism — A Survey // Journal of Universal Computer Science. 2006. Vol. 12, № 8. P. 1050–1084.</w:t>
       </w:r>
     </w:p>
     <w:p>
@@ -20752,27 +20632,7 @@
           <w:sz w:val="28"/>
           <w:color w:val="000000"/>
         </w:rPr>
-        <w:t xml:space="preserve">10. Hoad T. C., Zobel J. Methods for identifying versioned and plagiarised documents. </w:t>
-      </w:r>
-      <w:r>
-        <w:rPr>
-          <w:rFonts w:ascii="Times New Roman" w:hAnsi="Times New Roman" w:cs="Times New Roman" w:eastAsia="Times New Roman"/>
-          <w:b w:val="0"/>
-          <w:i/>
-          <w:sz w:val="28"/>
-          <w:color w:val="000000"/>
-        </w:rPr>
-        <w:t>Journal of the American Society for Information Science and Technology</w:t>
-      </w:r>
-      <w:r>
-        <w:rPr>
-          <w:rFonts w:ascii="Times New Roman" w:hAnsi="Times New Roman" w:cs="Times New Roman" w:eastAsia="Times New Roman"/>
-          <w:b w:val="0"/>
-          <w:i w:val="0"/>
-          <w:sz w:val="28"/>
-          <w:color w:val="000000"/>
-        </w:rPr>
-        <w:t>. 2003. Vol. 54, № 3. P. 203–215.</w:t>
+        <w:t>10. Hoad T. C., Zobel J. Methods for identifying versioned and plagiarised documents // Journal of the American Society for Information Science and Technology. 2003. Vol. 54, № 3. P. 203–215.</w:t>
       </w:r>
     </w:p>
     <w:p>
@@ -20789,27 +20649,7 @@
           <w:sz w:val="28"/>
           <w:color w:val="000000"/>
         </w:rPr>
-        <w:t xml:space="preserve">11. Guo B., Zhang X., Wang Z., Jiang M., Nie J., Ding Y., Yue J., Wu Y. How Close is ChatGPT to Human Experts? Comparison Corpus, Evaluation, and Detection. </w:t>
-      </w:r>
-      <w:r>
-        <w:rPr>
-          <w:rFonts w:ascii="Times New Roman" w:hAnsi="Times New Roman" w:cs="Times New Roman" w:eastAsia="Times New Roman"/>
-          <w:b w:val="0"/>
-          <w:i/>
-          <w:sz w:val="28"/>
-          <w:color w:val="000000"/>
-        </w:rPr>
-        <w:t>arXiv preprint arXiv:2301.07597</w:t>
-      </w:r>
-      <w:r>
-        <w:rPr>
-          <w:rFonts w:ascii="Times New Roman" w:hAnsi="Times New Roman" w:cs="Times New Roman" w:eastAsia="Times New Roman"/>
-          <w:b w:val="0"/>
-          <w:i w:val="0"/>
-          <w:sz w:val="28"/>
-          <w:color w:val="000000"/>
-        </w:rPr>
-        <w:t>. 2023.</w:t>
+        <w:t>11. Guo B., Zhang X., Wang Z., Jiang M., Nie J., Ding Y., Yue J., Wu Y. How Close is ChatGPT to Human Experts? Comparison Corpus, Evaluation, and Detection. arXiv preprint arXiv:2301.07597. 2023.</w:t>
       </w:r>
     </w:p>
     <w:p>
@@ -20826,27 +20666,7 @@
           <w:sz w:val="28"/>
           <w:color w:val="000000"/>
         </w:rPr>
-        <w:t xml:space="preserve">12. Wang Y., Mansurov J., Ivanov P., Su J., Shelmanov A., Tsvigun A., Whitehouse C., Afzal O. M., Mahmoud T., Aji A. F., Habash N., Gurevych I., Nakov P. M4: Multi-generator, Multi-domain, and Multi-lingual Black-Box Machine-Generated Text Detection. </w:t>
-      </w:r>
-      <w:r>
-        <w:rPr>
-          <w:rFonts w:ascii="Times New Roman" w:hAnsi="Times New Roman" w:cs="Times New Roman" w:eastAsia="Times New Roman"/>
-          <w:b w:val="0"/>
-          <w:i/>
-          <w:sz w:val="28"/>
-          <w:color w:val="000000"/>
-        </w:rPr>
-        <w:t>Proceedings of EACL 2024</w:t>
-      </w:r>
-      <w:r>
-        <w:rPr>
-          <w:rFonts w:ascii="Times New Roman" w:hAnsi="Times New Roman" w:cs="Times New Roman" w:eastAsia="Times New Roman"/>
-          <w:b w:val="0"/>
-          <w:i w:val="0"/>
-          <w:sz w:val="28"/>
-          <w:color w:val="000000"/>
-        </w:rPr>
-        <w:t>. ACL, 2024. P. 1369–1407.</w:t>
+        <w:t>12. Wang Y., Mansurov J., Ivanov P., Su J., Shelmanov A., Tsvigun A., Whitehouse C., Afzal O. M., Mahmoud T., Aji A. F., Habash N., Gurevych I., Nakov P. M4: Multi-generator, Multi-domain, and Multi-lingual Black-Box Machine-Generated Text Detection // Proceedings of the 18th Conference of the European Chapter of the Association for Computational Linguistics (EACL 2024). Stroudsburg : ACL, 2024. P. 1369–1407.</w:t>
       </w:r>
     </w:p>
     <w:p>
@@ -20863,27 +20683,7 @@
           <w:sz w:val="28"/>
           <w:color w:val="000000"/>
         </w:rPr>
-        <w:t xml:space="preserve">13. Sadasivan V. S., Kumar A., Balasubramanian S., Wang W., Feizi S. Can AI-Generated Text be Reliably Detected? </w:t>
-      </w:r>
-      <w:r>
-        <w:rPr>
-          <w:rFonts w:ascii="Times New Roman" w:hAnsi="Times New Roman" w:cs="Times New Roman" w:eastAsia="Times New Roman"/>
-          <w:b w:val="0"/>
-          <w:i/>
-          <w:sz w:val="28"/>
-          <w:color w:val="000000"/>
-        </w:rPr>
-        <w:t>arXiv preprint arXiv:2303.11156</w:t>
-      </w:r>
-      <w:r>
-        <w:rPr>
-          <w:rFonts w:ascii="Times New Roman" w:hAnsi="Times New Roman" w:cs="Times New Roman" w:eastAsia="Times New Roman"/>
-          <w:b w:val="0"/>
-          <w:i w:val="0"/>
-          <w:sz w:val="28"/>
-          <w:color w:val="000000"/>
-        </w:rPr>
-        <w:t>. 2023.</w:t>
+        <w:t>13. Sadasivan V. S., Kumar A., Balasubramanian S., Wang W., Feizi S. Can AI-Generated Text be Reliably Detected? arXiv preprint arXiv:2303.11156. 2023.</w:t>
       </w:r>
     </w:p>
     <w:p>
@@ -20900,27 +20700,7 @@
           <w:sz w:val="28"/>
           <w:color w:val="000000"/>
         </w:rPr>
-        <w:t xml:space="preserve">14. Mitchell E., Lee Y., Khazatsky A., Manning C. D., Finn C. DetectGPT: Zero-Shot Machine-Generated Text Detection using Probability Curvature. </w:t>
-      </w:r>
-      <w:r>
-        <w:rPr>
-          <w:rFonts w:ascii="Times New Roman" w:hAnsi="Times New Roman" w:cs="Times New Roman" w:eastAsia="Times New Roman"/>
-          <w:b w:val="0"/>
-          <w:i/>
-          <w:sz w:val="28"/>
-          <w:color w:val="000000"/>
-        </w:rPr>
-        <w:t>Proceedings of ICML 2023</w:t>
-      </w:r>
-      <w:r>
-        <w:rPr>
-          <w:rFonts w:ascii="Times New Roman" w:hAnsi="Times New Roman" w:cs="Times New Roman" w:eastAsia="Times New Roman"/>
-          <w:b w:val="0"/>
-          <w:i w:val="0"/>
-          <w:sz w:val="28"/>
-          <w:color w:val="000000"/>
-        </w:rPr>
-        <w:t>. PMLR, 2023. Vol. 202. P. 24950–24962.</w:t>
+        <w:t>14. Mitchell E., Lee Y., Khazatsky A., Manning C. D., Finn C. DetectGPT: Zero-Shot Machine-Generated Text Detection using Probability Curvature // Proceedings of the 40th International Conference on Machine Learning (ICML 2023). PMLR, 2023. Vol. 202. P. 24950–24962.</w:t>
       </w:r>
     </w:p>
     <w:p>
@@ -20937,27 +20717,7 @@
           <w:sz w:val="28"/>
           <w:color w:val="000000"/>
         </w:rPr>
-        <w:t xml:space="preserve">15. Liang W., Yuksekgonul M., Mao Y., Wu E., Zou J. GPT detectors are biased against non-native English writers. </w:t>
-      </w:r>
-      <w:r>
-        <w:rPr>
-          <w:rFonts w:ascii="Times New Roman" w:hAnsi="Times New Roman" w:cs="Times New Roman" w:eastAsia="Times New Roman"/>
-          <w:b w:val="0"/>
-          <w:i/>
-          <w:sz w:val="28"/>
-          <w:color w:val="000000"/>
-        </w:rPr>
-        <w:t>Patterns</w:t>
-      </w:r>
-      <w:r>
-        <w:rPr>
-          <w:rFonts w:ascii="Times New Roman" w:hAnsi="Times New Roman" w:cs="Times New Roman" w:eastAsia="Times New Roman"/>
-          <w:b w:val="0"/>
-          <w:i w:val="0"/>
-          <w:sz w:val="28"/>
-          <w:color w:val="000000"/>
-        </w:rPr>
-        <w:t>. 2023. Vol. 4, № 7. Article 100779.</w:t>
+        <w:t>15. Liang W., Yuksekgonul M., Mao Y., Wu E., Zou J. GPT detectors are biased against non-native English writers // Patterns. 2023. Vol. 4, № 7. Article 100779.</w:t>
       </w:r>
     </w:p>
     <w:p>
@@ -20974,27 +20734,7 @@
           <w:sz w:val="28"/>
           <w:color w:val="000000"/>
         </w:rPr>
-        <w:t xml:space="preserve">16. He X., Shen X., Chen Z., Backes M., Zhang Y. MGTBench: Benchmarking Machine-Generated Text Detection. </w:t>
-      </w:r>
-      <w:r>
-        <w:rPr>
-          <w:rFonts w:ascii="Times New Roman" w:hAnsi="Times New Roman" w:cs="Times New Roman" w:eastAsia="Times New Roman"/>
-          <w:b w:val="0"/>
-          <w:i/>
-          <w:sz w:val="28"/>
-          <w:color w:val="000000"/>
-        </w:rPr>
-        <w:t>Proceedings of the 2024 ACM SIGSAC Conference on Computer and Communications Security (CCS '24)</w:t>
-      </w:r>
-      <w:r>
-        <w:rPr>
-          <w:rFonts w:ascii="Times New Roman" w:hAnsi="Times New Roman" w:cs="Times New Roman" w:eastAsia="Times New Roman"/>
-          <w:b w:val="0"/>
-          <w:i w:val="0"/>
-          <w:sz w:val="28"/>
-          <w:color w:val="000000"/>
-        </w:rPr>
-        <w:t>. ACM, 2024.</w:t>
+        <w:t>16. He X., Shen X., Chen Z., Backes M., Zhang Y. MGTBench: Benchmarking Machine-Generated Text Detection // Proceedings of the 2024 ACM SIGSAC Conference on Computer and Communications Security (CCS '24). New York : ACM, 2024.</w:t>
       </w:r>
     </w:p>
     <w:p>
@@ -21062,7 +20802,7 @@
           <w:sz w:val="28"/>
           <w:color w:val="000000"/>
         </w:rPr>
-        <w:t>20. Google LLC. Turn on school matches for originality reports in Classroom. URL: https://support.google.com/edu/classroom/answer/10039349 (дата звернення: 06.06.2026).</w:t>
+        <w:t>20. Google LLC. Turn on school matches for originality reports in Classroom : Classroom Help. URL: https://support.google.com/edu/classroom/answer/10039349 (дата звернення: 06.06.2026).</w:t>
       </w:r>
     </w:p>
     <w:p>
@@ -21079,27 +20819,7 @@
           <w:sz w:val="28"/>
           <w:color w:val="000000"/>
         </w:rPr>
-        <w:t xml:space="preserve">21. Google LLC. School matches are available in originality reports for Education customers. </w:t>
-      </w:r>
-      <w:r>
-        <w:rPr>
-          <w:rFonts w:ascii="Times New Roman" w:hAnsi="Times New Roman" w:cs="Times New Roman" w:eastAsia="Times New Roman"/>
-          <w:b w:val="0"/>
-          <w:i/>
-          <w:sz w:val="28"/>
-          <w:color w:val="000000"/>
-        </w:rPr>
-        <w:t>Google Workspace Updates Blog</w:t>
-      </w:r>
-      <w:r>
-        <w:rPr>
-          <w:rFonts w:ascii="Times New Roman" w:hAnsi="Times New Roman" w:cs="Times New Roman" w:eastAsia="Times New Roman"/>
-          <w:b w:val="0"/>
-          <w:i w:val="0"/>
-          <w:sz w:val="28"/>
-          <w:color w:val="000000"/>
-        </w:rPr>
-        <w:t>. April 2021. URL: https://workspaceupdates.googleblog.com/2021/04/school-matches-in-originality-reports-for-education-customers.html (дата звернення: 06.06.2026).</w:t>
+        <w:t>21. Google LLC. School matches are available in originality reports for Education customers // Google Workspace Updates Blog. April 2021. URL: https://workspaceupdates.googleblog.com/2021/04/school-matches-in-originality-reports-for-education-customers.html (дата звернення: 06.06.2026).</w:t>
       </w:r>
     </w:p>
     <w:p>
@@ -21133,27 +20853,7 @@
           <w:sz w:val="28"/>
           <w:color w:val="000000"/>
         </w:rPr>
-        <w:t xml:space="preserve">23. Turnitin LLC. Turnitin Helps Educators and Publishers Advance Critical Thinking with New AI Paraphrasing Detection Feature. </w:t>
-      </w:r>
-      <w:r>
-        <w:rPr>
-          <w:rFonts w:ascii="Times New Roman" w:hAnsi="Times New Roman" w:cs="Times New Roman" w:eastAsia="Times New Roman"/>
-          <w:b w:val="0"/>
-          <w:i/>
-          <w:sz w:val="28"/>
-          <w:color w:val="000000"/>
-        </w:rPr>
-        <w:t>Press Release</w:t>
-      </w:r>
-      <w:r>
-        <w:rPr>
-          <w:rFonts w:ascii="Times New Roman" w:hAnsi="Times New Roman" w:cs="Times New Roman" w:eastAsia="Times New Roman"/>
-          <w:b w:val="0"/>
-          <w:i w:val="0"/>
-          <w:sz w:val="28"/>
-          <w:color w:val="000000"/>
-        </w:rPr>
-        <w:t>. URL: https://www.turnitin.com/press/turnitin-new-ai-paraphrasing-detection-feature (дата звернення: 06.06.2026).</w:t>
+        <w:t>23. Turnitin LLC. Turnitin Helps Educators and Publishers Advance Critical Thinking with New AI Paraphrasing Detection Feature : Press Release. URL: https://www.turnitin.com/press/turnitin-new-ai-paraphrasing-detection-feature (дата звернення: 06.06.2026).</w:t>
       </w:r>
     </w:p>
     <w:p>
@@ -21170,7 +20870,7 @@
           <w:sz w:val="28"/>
           <w:color w:val="000000"/>
         </w:rPr>
-        <w:t>24. Turnitin LLC. AI writing detection capabilities — FAQs. URL: https://guides.turnitin.com/hc/en-us/articles/28477544839821 (дата звернення: 06.06.2026).</w:t>
+        <w:t>24. Turnitin LLC. AI writing detection capabilities : FAQs. URL: https://guides.turnitin.com/hc/en-us/articles/28477544839821 (дата звернення: 06.06.2026).</w:t>
       </w:r>
     </w:p>
     <w:p>
@@ -21204,27 +20904,7 @@
           <w:sz w:val="28"/>
           <w:color w:val="000000"/>
         </w:rPr>
-        <w:t xml:space="preserve">26. Russell J., Karpinska M., Iyyer M. People who frequently use ChatGPT for writing tasks are accurate and robust detectors of AI-generated text. </w:t>
-      </w:r>
-      <w:r>
-        <w:rPr>
-          <w:rFonts w:ascii="Times New Roman" w:hAnsi="Times New Roman" w:cs="Times New Roman" w:eastAsia="Times New Roman"/>
-          <w:b w:val="0"/>
-          <w:i/>
-          <w:sz w:val="28"/>
-          <w:color w:val="000000"/>
-        </w:rPr>
-        <w:t>arXiv preprint arXiv:2501.15654</w:t>
-      </w:r>
-      <w:r>
-        <w:rPr>
-          <w:rFonts w:ascii="Times New Roman" w:hAnsi="Times New Roman" w:cs="Times New Roman" w:eastAsia="Times New Roman"/>
-          <w:b w:val="0"/>
-          <w:i w:val="0"/>
-          <w:sz w:val="28"/>
-          <w:color w:val="000000"/>
-        </w:rPr>
-        <w:t>. 2025.</w:t>
+        <w:t>26. Russell J., Karpinska M., Iyyer M. People who frequently use ChatGPT for writing tasks are accurate and robust detectors of AI-generated text. arXiv preprint arXiv:2501.15654. 2025.</w:t>
       </w:r>
     </w:p>
     <w:p>

--- a/thesis/diploma.docx
+++ b/thesis/diploma.docx
@@ -521,31 +521,7 @@
           <w:sz w:val="28"/>
           <w:color w:val="000000"/>
         </w:rPr>
-        <w:t xml:space="preserve">Обсяг роботи — </w:t>
-      </w:r>
-      <w:r>
-        <w:rPr>
-          <w:rFonts w:ascii="Times New Roman" w:hAnsi="Times New Roman" w:cs="Times New Roman" w:eastAsia="Times New Roman"/>
-          <w:b w:val="0"/>
-          <w:i w:val="0"/>
-          <w:sz w:val="28"/>
-          <w:color w:val="000000"/>
-        </w:rPr>
-        <w:fldChar w:fldCharType="begin" w:dirty="true"/>
-        <w:instrText xml:space="preserve"> NUMPAGES \* MERGEFORMAT </w:instrText>
-        <w:fldChar w:fldCharType="separate"/>
-        <w:t xml:space="preserve">56</w:t>
-        <w:fldChar w:fldCharType="end"/>
-      </w:r>
-      <w:r>
-        <w:rPr>
-          <w:rFonts w:ascii="Times New Roman" w:hAnsi="Times New Roman" w:cs="Times New Roman" w:eastAsia="Times New Roman"/>
-          <w:b w:val="0"/>
-          <w:i w:val="0"/>
-          <w:sz w:val="28"/>
-          <w:color w:val="000000"/>
-        </w:rPr>
-        <w:t xml:space="preserve"> сторінок, 6 ілюстрацій, 4 таблиці, 26 джерел посилань, 3 додатки.</w:t>
+        <w:t>Обсяг роботи 56 сторінок, 6 ілюстрацій, 4 таблиці, 26 джерел посилань, 3 додатки.</w:t>
       </w:r>
     </w:p>
     <w:p>
@@ -562,7 +538,7 @@
           <w:sz w:val="28"/>
           <w:color w:val="000000"/>
         </w:rPr>
-        <w:t>ВИЯВЛЕННЯ ПЛАГІАТУ В КОДІ, АКАДЕМІЧНА ДОБРОЧЕСНІСТЬ, GOOGLE CLASSROOM, WINNOWING, АНАЛІЗ СИНТАКСИЧНОГО ДЕРЕВА, ВЕЛИКА МОВНА МОДЕЛЬ, ПРАВИЛОВА ТАКСОНОМІЯ, ПОЯСНЮВАНІСТЬ, РАНЖУВАННЯ, ОЦІНЮВАННЯ.</w:t>
+        <w:t>АКАДЕМІЧНА ДОБРОЧЕСНІСТЬ, АНАЛІЗ СИНТАКСИЧНОГО ДЕРЕВА, ВЕЛИКА МОВНА МОДЕЛЬ, ВИЯВЛЕННЯ ПЛАГІАТУ В КОДІ, ОЦІНЮВАННЯ, ПОЯСНЮВАНІСТЬ, ПРАВИЛОВА ТАКСОНОМІЯ, РАНЖУВАННЯ, GOOGLE CLASSROOM, WINNOWING.</w:t>
       </w:r>
     </w:p>
     <w:p>
@@ -579,7 +555,7 @@
           <w:sz w:val="28"/>
           <w:color w:val="000000"/>
         </w:rPr>
-        <w:t>Об'єктом дослідження є процес перевірки на ознаки плагіату й недбалого використання великих мовних моделей у письмових сабмішнах студентів, поданих у середовищі Google Classroom у межах курсів із програмування.</w:t>
+        <w:t>Об'єктом дослідження є процес перевірки на ознаки плагіату й недбалого використання великих мовних моделей у сабмішнах вихідного коду, поданих студентами через Google Classroom у межах курсів із програмування.</w:t>
       </w:r>
     </w:p>
     <w:p>
